--- a/jurnal/DRAFT_JURNAL_ILMIAH_INDONESIA.docx
+++ b/jurnal/DRAFT_JURNAL_ILMIAH_INDONESIA.docx
@@ -2,7 +2,7 @@
 <file path=word/document.xml><?xml version="1.0" encoding="utf-8"?>
 <w:document xmlns:w="http://schemas.openxmlformats.org/wordprocessingml/2006/main" xmlns:m="http://schemas.openxmlformats.org/officeDocument/2006/math" xmlns:r="http://schemas.openxmlformats.org/officeDocument/2006/relationships" xmlns:o="urn:schemas-microsoft-com:office:office" xmlns:v="urn:schemas-microsoft-com:vml" xmlns:w10="urn:schemas-microsoft-com:office:word" xmlns:a="http://schemas.openxmlformats.org/drawingml/2006/main" xmlns:pic="http://schemas.openxmlformats.org/drawingml/2006/picture" xmlns:wp="http://schemas.openxmlformats.org/drawingml/2006/wordprocessingDrawing">
   <w:body>
-    <w:bookmarkStart w:id="97" w:name="X057767f2227e17558beda55987f36fc35fa9b7f"/>
+    <w:bookmarkStart w:id="101" w:name="X057767f2227e17558beda55987f36fc35fa9b7f"/>
     <w:p>
       <w:pPr>
         <w:pStyle w:val="Heading1"/>
@@ -1116,7 +1116,7 @@
         <w:t xml:space="preserve">fabricated POIs</w:t>
       </w:r>
       <w:r>
-        <w:t xml:space="preserve">), memanipulasi jam operasional dan tarif tiket, atau memberikan estimasi jarak geodesik yang mustahil secara geografis.</w:t>
+        <w:t xml:space="preserve">), memanipulasi jam operasional dan tarif tiket, atau memberikan estimasi jarak spasial yang mustahil secara geografis.</w:t>
       </w:r>
       <w:r>
         <w:t xml:space="preserve"> </w:t>
@@ -1198,7 +1198,17 @@
         <w:t xml:space="preserve">harga_tiket &lt;= 15000</w:t>
       </w:r>
       <w:r>
-        <w:t xml:space="preserve">), maupun mengevaluasi jarak geodesik lingkaran besar terhadap posisi GPS pengguna secara</w:t>
+        <w:t xml:space="preserve">), maupun mengevaluasi jarak lingkaran besar (</w:t>
+      </w:r>
+      <w:r>
+        <w:rPr>
+          <w:iCs/>
+          <w:i/>
+        </w:rPr>
+        <w:t xml:space="preserve">spherical distance</w:t>
+      </w:r>
+      <w:r>
+        <w:t xml:space="preserve">) terhadap posisi GPS pengguna secara</w:t>
       </w:r>
       <w:r>
         <w:t xml:space="preserve"> </w:t>
@@ -1481,7 +1491,7 @@
     </w:p>
     <w:bookmarkEnd w:id="26"/>
     <w:bookmarkEnd w:id="27"/>
-    <w:bookmarkStart w:id="35" w:name="Xff254c1d8018846061be632c6897250d8d3cc20"/>
+    <w:bookmarkStart w:id="39" w:name="Xff254c1d8018846061be632c6897250d8d3cc20"/>
     <w:p>
       <w:pPr>
         <w:pStyle w:val="Heading2"/>
@@ -2232,7 +2242,7 @@
                       <m:nor/>
                       <m:sty m:val="p"/>
                     </m:rPr>
-                    <m:t>Geodesik</m:t>
+                    <m:t>Spherical</m:t>
                   </m:r>
                 </m:lim>
               </m:limLow>
@@ -2492,7 +2502,17 @@
               <w:jc w:val="left"/>
             </w:pPr>
             <w:r>
-              <w:t xml:space="preserve">Mengurutkan kandidat POI berdasarkan kedekatan geodesik dari titik acuan</w:t>
+              <w:t xml:space="preserve">Mengurutkan kandidat POI berdasarkan kedekatan jarak lingkaran besar (</w:t>
+            </w:r>
+            <w:r>
+              <w:rPr>
+                <w:iCs/>
+                <w:i/>
+              </w:rPr>
+              <w:t xml:space="preserve">spherical distance</w:t>
+            </w:r>
+            <w:r>
+              <w:t xml:space="preserve">)</w:t>
             </w:r>
           </w:p>
         </w:tc>
@@ -2593,7 +2613,17 @@
               <w:jc w:val="left"/>
             </w:pPr>
             <w:r>
-              <w:t xml:space="preserve">Menyaring destinasi di dalam batas radius lingkaran geodesik</w:t>
+              <w:t xml:space="preserve">Menyaring destinasi di dalam batas radius lingkaran bola bumi (</w:t>
+            </w:r>
+            <w:r>
+              <w:rPr>
+                <w:iCs/>
+                <w:i/>
+              </w:rPr>
+              <w:t xml:space="preserve">spherical distance</w:t>
+            </w:r>
+            <w:r>
+              <w:t xml:space="preserve">)</w:t>
             </w:r>
           </w:p>
         </w:tc>
@@ -3402,7 +3432,7 @@
         <w:t xml:space="preserve"> </w:t>
       </w:r>
       <w:r>
-        <w:t xml:space="preserve">6-Dimensi (Lapisan 3). Hanya representasi yang memenuhi seluruh invarian ontologi, batas koordinat geodesik WGS84, dan aturan keamanan basis data yang berhak menyandang status</w:t>
+        <w:t xml:space="preserve">6-Dimensi (Lapisan 3). Hanya representasi yang memenuhi seluruh invarian ontologi, batas koordinat geografis WGS84, dan aturan keamanan basis data yang berhak menyandang status</w:t>
       </w:r>
       <w:r>
         <w:t xml:space="preserve"> </w:t>
@@ -4745,6 +4775,96 @@
               <w:rPr>
                 <w:rStyle w:val="VerbatimChar"/>
               </w:rPr>
+              <w:t xml:space="preserve">reference_entity</w:t>
+            </w:r>
+          </w:p>
+        </w:tc>
+        <w:tc>
+          <w:tcPr/>
+          <w:p>
+            <w:pPr>
+              <w:pStyle w:val="Compact"/>
+              <w:jc w:val="left"/>
+            </w:pPr>
+            <w:r>
+              <w:rPr>
+                <w:iCs/>
+                <w:i/>
+              </w:rPr>
+              <w:t xml:space="preserve">String</w:t>
+            </w:r>
+            <w:r>
+              <w:t xml:space="preserve"> </w:t>
+            </w:r>
+            <w:r>
+              <w:t xml:space="preserve">/</w:t>
+            </w:r>
+            <w:r>
+              <w:t xml:space="preserve"> </w:t>
+            </w:r>
+            <w:r>
+              <w:rPr>
+                <w:iCs/>
+                <w:i/>
+              </w:rPr>
+              <w:t xml:space="preserve">Null</w:t>
+            </w:r>
+          </w:p>
+        </w:tc>
+        <w:tc>
+          <w:tcPr/>
+          <w:p>
+            <w:pPr>
+              <w:pStyle w:val="Compact"/>
+              <w:jc w:val="left"/>
+            </w:pPr>
+            <w:r>
+              <w:t xml:space="preserve">Nama entitas POI rujukan spasial</w:t>
+            </w:r>
+          </w:p>
+        </w:tc>
+        <w:tc>
+          <w:tcPr/>
+          <w:p>
+            <w:pPr>
+              <w:pStyle w:val="Compact"/>
+              <w:jc w:val="left"/>
+            </w:pPr>
+            <w:r>
+              <w:t xml:space="preserve">String nama POI acuan jika</w:t>
+            </w:r>
+            <w:r>
+              <w:t xml:space="preserve"> </w:t>
+            </w:r>
+            <w:r>
+              <w:rPr>
+                <w:rStyle w:val="VerbatimChar"/>
+              </w:rPr>
+              <w:t xml:space="preserve">reference_type = 'poi'</w:t>
+            </w:r>
+          </w:p>
+        </w:tc>
+      </w:tr>
+      <w:tr>
+        <w:tc>
+          <w:tcPr/>
+          <w:p>
+            <w:pPr>
+              <w:pStyle w:val="Compact"/>
+            </w:pPr>
+          </w:p>
+        </w:tc>
+        <w:tc>
+          <w:tcPr/>
+          <w:p>
+            <w:pPr>
+              <w:pStyle w:val="Compact"/>
+              <w:jc w:val="left"/>
+            </w:pPr>
+            <w:r>
+              <w:rPr>
+                <w:rStyle w:val="VerbatimChar"/>
+              </w:rPr>
               <w:t xml:space="preserve">radius</w:t>
             </w:r>
           </w:p>
@@ -5875,7 +5995,7 @@
         <w:pStyle w:val="BodyText"/>
       </w:pPr>
       <w:r>
-        <w:t xml:space="preserve">Representasi struktural dokumen Raw SIR dari LLM berbentuk JSON datar:</w:t>
+        <w:t xml:space="preserve">Representasi struktural dokumen Raw SIR dari LLM berbentuk JSON datar (17 atribut semantik murni):</w:t>
       </w:r>
     </w:p>
     <w:p>
@@ -6076,6 +6196,45 @@
           <w:rStyle w:val="StringTok"/>
         </w:rPr>
         <w:t xml:space="preserve">"gps"</w:t>
+      </w:r>
+      <w:r>
+        <w:rPr>
+          <w:rStyle w:val="FunctionTok"/>
+        </w:rPr>
+        <w:t xml:space="preserve">,</w:t>
+      </w:r>
+      <w:r>
+        <w:br/>
+      </w:r>
+      <w:r>
+        <w:rPr>
+          <w:rStyle w:val="NormalTok"/>
+        </w:rPr>
+        <w:t xml:space="preserve">  </w:t>
+      </w:r>
+      <w:r>
+        <w:rPr>
+          <w:rStyle w:val="DataTypeTok"/>
+        </w:rPr>
+        <w:t xml:space="preserve">"reference_entity"</w:t>
+      </w:r>
+      <w:r>
+        <w:rPr>
+          <w:rStyle w:val="FunctionTok"/>
+        </w:rPr>
+        <w:t xml:space="preserve">:</w:t>
+      </w:r>
+      <w:r>
+        <w:rPr>
+          <w:rStyle w:val="NormalTok"/>
+        </w:rPr>
+        <w:t xml:space="preserve"> </w:t>
+      </w:r>
+      <w:r>
+        <w:rPr>
+          <w:rStyle w:val="KeywordTok"/>
+        </w:rPr>
+        <w:t xml:space="preserve">null</w:t>
       </w:r>
       <w:r>
         <w:rPr>
@@ -7567,13 +7726,13 @@
       </w:r>
     </w:p>
     <w:bookmarkEnd w:id="32"/>
-    <w:bookmarkStart w:id="33" w:name="Xd72672c674603157452ee7a6c5bb897d7e3ab27"/>
+    <w:bookmarkStart w:id="33" w:name="X7d37de278f664ee889ec190404e008c85dca2dd"/>
     <w:p>
       <w:pPr>
         <w:pStyle w:val="Heading3"/>
       </w:pPr>
       <w:r>
-        <w:t xml:space="preserve">2.4 Komputasi Jarak Spasial Geodesik: Keunggulan Fungsi Spasial Bawaan MySQL 8.0 (ST_Distance_Sphere) Dibandingkan Rumus Manual</w:t>
+        <w:t xml:space="preserve">2.3.2 Asal-Usul Data (Data Provenance) dan Pemisahan Tanggung Jawab Komputasi</w:t>
       </w:r>
     </w:p>
     <w:p>
@@ -7581,7 +7740,915 @@
         <w:pStyle w:val="FirstParagraph"/>
       </w:pPr>
       <w:r>
-        <w:t xml:space="preserve">Sistem membedakan secara tegas antara perhitungan kedekatan spasial geodesik relasional pada basis data dengan navigasi jaringan jalan raya:</w:t>
+        <w:t xml:space="preserve">Arsitektur menerapkan prinsip pemisahan tanggung jawab yang ketat (</w:t>
+      </w:r>
+      <w:r>
+        <w:rPr>
+          <w:iCs/>
+          <w:i/>
+        </w:rPr>
+        <w:t xml:space="preserve">Separation of Responsibilities</w:t>
+      </w:r>
+      <w:r>
+        <w:t xml:space="preserve">) untuk mencegah halusinasi koordinat. Model bahasa (LLM)</w:t>
+      </w:r>
+      <w:r>
+        <w:t xml:space="preserve"> </w:t>
+      </w:r>
+      <w:r>
+        <w:rPr>
+          <w:bCs/>
+          <w:b/>
+        </w:rPr>
+        <w:t xml:space="preserve">sama sekali dilarang mengarang atau menyimpulkan angka koordinat GPS</w:t>
+      </w:r>
+      <w:r>
+        <w:t xml:space="preserve">. Seluruh parameter pada objek kanonik CSIR dipetakan secara eksplisit berdasarkan sumber asalnya:</w:t>
+      </w:r>
+      <w:r>
+        <w:t xml:space="preserve"> </w:t>
+      </w:r>
+      <w:r>
+        <w:t xml:space="preserve">1.</w:t>
+      </w:r>
+      <w:r>
+        <w:t xml:space="preserve"> </w:t>
+      </w:r>
+      <w:r>
+        <w:rPr>
+          <w:bCs/>
+          <w:b/>
+        </w:rPr>
+        <w:t xml:space="preserve">Atribut Semantik (Murni dari LLM - Raw SIR, 17 Atribut):</w:t>
+      </w:r>
+      <w:r>
+        <w:t xml:space="preserve"> </w:t>
+      </w:r>
+      <w:r>
+        <w:t xml:space="preserve">-</w:t>
+      </w:r>
+      <w:r>
+        <w:t xml:space="preserve"> </w:t>
+      </w:r>
+      <w:r>
+        <w:rPr>
+          <w:iCs/>
+          <w:i/>
+        </w:rPr>
+        <w:t xml:space="preserve">Intent</w:t>
+      </w:r>
+      <w:r>
+        <w:t xml:space="preserve">:</w:t>
+      </w:r>
+      <w:r>
+        <w:t xml:space="preserve"> </w:t>
+      </w:r>
+      <w:r>
+        <w:rPr>
+          <w:rStyle w:val="VerbatimChar"/>
+        </w:rPr>
+        <w:t xml:space="preserve">intent</w:t>
+      </w:r>
+      <w:r>
+        <w:t xml:space="preserve">,</w:t>
+      </w:r>
+      <w:r>
+        <w:t xml:space="preserve"> </w:t>
+      </w:r>
+      <w:r>
+        <w:rPr>
+          <w:rStyle w:val="VerbatimChar"/>
+        </w:rPr>
+        <w:t xml:space="preserve">entity</w:t>
+      </w:r>
+      <w:r>
+        <w:t xml:space="preserve">,</w:t>
+      </w:r>
+      <w:r>
+        <w:t xml:space="preserve"> </w:t>
+      </w:r>
+      <w:r>
+        <w:rPr>
+          <w:rStyle w:val="VerbatimChar"/>
+        </w:rPr>
+        <w:t xml:space="preserve">category</w:t>
+      </w:r>
+      <w:r>
+        <w:t xml:space="preserve">,</w:t>
+      </w:r>
+      <w:r>
+        <w:t xml:space="preserve"> </w:t>
+      </w:r>
+      <w:r>
+        <w:rPr>
+          <w:rStyle w:val="VerbatimChar"/>
+        </w:rPr>
+        <w:t xml:space="preserve">target_name</w:t>
+      </w:r>
+      <w:r>
+        <w:t xml:space="preserve">,</w:t>
+      </w:r>
+      <w:r>
+        <w:t xml:space="preserve"> </w:t>
+      </w:r>
+      <w:r>
+        <w:rPr>
+          <w:rStyle w:val="VerbatimChar"/>
+        </w:rPr>
+        <w:t xml:space="preserve">keyword</w:t>
+      </w:r>
+      <w:r>
+        <w:t xml:space="preserve"> </w:t>
+      </w:r>
+      <w:r>
+        <w:t xml:space="preserve">(5 atribut)</w:t>
+      </w:r>
+      <w:r>
+        <w:t xml:space="preserve"> </w:t>
+      </w:r>
+      <w:r>
+        <w:t xml:space="preserve">-</w:t>
+      </w:r>
+      <w:r>
+        <w:t xml:space="preserve"> </w:t>
+      </w:r>
+      <w:r>
+        <w:rPr>
+          <w:iCs/>
+          <w:i/>
+        </w:rPr>
+        <w:t xml:space="preserve">Spatial Constraints</w:t>
+      </w:r>
+      <w:r>
+        <w:t xml:space="preserve">:</w:t>
+      </w:r>
+      <w:r>
+        <w:t xml:space="preserve"> </w:t>
+      </w:r>
+      <w:r>
+        <w:rPr>
+          <w:rStyle w:val="VerbatimChar"/>
+        </w:rPr>
+        <w:t xml:space="preserve">spatial_operator</w:t>
+      </w:r>
+      <w:r>
+        <w:t xml:space="preserve">,</w:t>
+      </w:r>
+      <w:r>
+        <w:t xml:space="preserve"> </w:t>
+      </w:r>
+      <w:r>
+        <w:rPr>
+          <w:rStyle w:val="VerbatimChar"/>
+        </w:rPr>
+        <w:t xml:space="preserve">reference_type</w:t>
+      </w:r>
+      <w:r>
+        <w:t xml:space="preserve">,</w:t>
+      </w:r>
+      <w:r>
+        <w:t xml:space="preserve"> </w:t>
+      </w:r>
+      <w:r>
+        <w:rPr>
+          <w:rStyle w:val="VerbatimChar"/>
+        </w:rPr>
+        <w:t xml:space="preserve">reference_entity</w:t>
+      </w:r>
+      <w:r>
+        <w:t xml:space="preserve">,</w:t>
+      </w:r>
+      <w:r>
+        <w:t xml:space="preserve"> </w:t>
+      </w:r>
+      <w:r>
+        <w:rPr>
+          <w:rStyle w:val="VerbatimChar"/>
+        </w:rPr>
+        <w:t xml:space="preserve">radius</w:t>
+      </w:r>
+      <w:r>
+        <w:t xml:space="preserve">,</w:t>
+      </w:r>
+      <w:r>
+        <w:t xml:space="preserve"> </w:t>
+      </w:r>
+      <w:r>
+        <w:rPr>
+          <w:rStyle w:val="VerbatimChar"/>
+        </w:rPr>
+        <w:t xml:space="preserve">distance_unit</w:t>
+      </w:r>
+      <w:r>
+        <w:t xml:space="preserve">,</w:t>
+      </w:r>
+      <w:r>
+        <w:t xml:space="preserve"> </w:t>
+      </w:r>
+      <w:r>
+        <w:rPr>
+          <w:rStyle w:val="VerbatimChar"/>
+        </w:rPr>
+        <w:t xml:space="preserve">admin_area</w:t>
+      </w:r>
+      <w:r>
+        <w:t xml:space="preserve"> </w:t>
+      </w:r>
+      <w:r>
+        <w:t xml:space="preserve">(6 atribut)</w:t>
+      </w:r>
+      <w:r>
+        <w:t xml:space="preserve"> </w:t>
+      </w:r>
+      <w:r>
+        <w:t xml:space="preserve">-</w:t>
+      </w:r>
+      <w:r>
+        <w:t xml:space="preserve"> </w:t>
+      </w:r>
+      <w:r>
+        <w:rPr>
+          <w:iCs/>
+          <w:i/>
+        </w:rPr>
+        <w:t xml:space="preserve">Operational Constraints</w:t>
+      </w:r>
+      <w:r>
+        <w:t xml:space="preserve">:</w:t>
+      </w:r>
+      <w:r>
+        <w:t xml:space="preserve"> </w:t>
+      </w:r>
+      <w:r>
+        <w:rPr>
+          <w:rStyle w:val="VerbatimChar"/>
+        </w:rPr>
+        <w:t xml:space="preserve">is_free</w:t>
+      </w:r>
+      <w:r>
+        <w:t xml:space="preserve">,</w:t>
+      </w:r>
+      <w:r>
+        <w:t xml:space="preserve"> </w:t>
+      </w:r>
+      <w:r>
+        <w:rPr>
+          <w:rStyle w:val="VerbatimChar"/>
+        </w:rPr>
+        <w:t xml:space="preserve">max_price</w:t>
+      </w:r>
+      <w:r>
+        <w:t xml:space="preserve">,</w:t>
+      </w:r>
+      <w:r>
+        <w:t xml:space="preserve"> </w:t>
+      </w:r>
+      <w:r>
+        <w:rPr>
+          <w:rStyle w:val="VerbatimChar"/>
+        </w:rPr>
+        <w:t xml:space="preserve">open_now</w:t>
+      </w:r>
+      <w:r>
+        <w:t xml:space="preserve">,</w:t>
+      </w:r>
+      <w:r>
+        <w:t xml:space="preserve"> </w:t>
+      </w:r>
+      <w:r>
+        <w:rPr>
+          <w:rStyle w:val="VerbatimChar"/>
+        </w:rPr>
+        <w:t xml:space="preserve">open_24h</w:t>
+      </w:r>
+      <w:r>
+        <w:t xml:space="preserve">,</w:t>
+      </w:r>
+      <w:r>
+        <w:t xml:space="preserve"> </w:t>
+      </w:r>
+      <w:r>
+        <w:rPr>
+          <w:rStyle w:val="VerbatimChar"/>
+        </w:rPr>
+        <w:t xml:space="preserve">sort</w:t>
+      </w:r>
+      <w:r>
+        <w:t xml:space="preserve">,</w:t>
+      </w:r>
+      <w:r>
+        <w:t xml:space="preserve"> </w:t>
+      </w:r>
+      <w:r>
+        <w:rPr>
+          <w:rStyle w:val="VerbatimChar"/>
+        </w:rPr>
+        <w:t xml:space="preserve">is_out_of_scope</w:t>
+      </w:r>
+      <w:r>
+        <w:t xml:space="preserve"> </w:t>
+      </w:r>
+      <w:r>
+        <w:t xml:space="preserve">(6 atribut)</w:t>
+      </w:r>
+      <w:r>
+        <w:t xml:space="preserve"> </w:t>
+      </w:r>
+      <w:r>
+        <w:t xml:space="preserve">2.</w:t>
+      </w:r>
+      <w:r>
+        <w:t xml:space="preserve"> </w:t>
+      </w:r>
+      <w:r>
+        <w:rPr>
+          <w:bCs/>
+          <w:b/>
+        </w:rPr>
+        <w:t xml:space="preserve">Konteks Geografis Klien (Dari Browser / Spatial Anchor Resolver):</w:t>
+      </w:r>
+      <w:r>
+        <w:t xml:space="preserve"> </w:t>
+      </w:r>
+      <w:r>
+        <w:t xml:space="preserve">-</w:t>
+      </w:r>
+      <w:r>
+        <w:t xml:space="preserve"> </w:t>
+      </w:r>
+      <w:r>
+        <w:rPr>
+          <w:rStyle w:val="VerbatimChar"/>
+        </w:rPr>
+        <w:t xml:space="preserve">latitude</w:t>
+      </w:r>
+      <w:r>
+        <w:t xml:space="preserve"> </w:t>
+      </w:r>
+      <w:r>
+        <w:t xml:space="preserve">dan</w:t>
+      </w:r>
+      <w:r>
+        <w:t xml:space="preserve"> </w:t>
+      </w:r>
+      <w:r>
+        <w:rPr>
+          <w:rStyle w:val="VerbatimChar"/>
+        </w:rPr>
+        <w:t xml:space="preserve">longitude</w:t>
+      </w:r>
+      <w:r>
+        <w:t xml:space="preserve"> </w:t>
+      </w:r>
+      <w:r>
+        <w:t xml:space="preserve">diambil langsung dari Geolocation API peramban (</w:t>
+      </w:r>
+      <w:r>
+        <w:rPr>
+          <w:rStyle w:val="VerbatimChar"/>
+        </w:rPr>
+        <w:t xml:space="preserve">navigator.geolocation</w:t>
+      </w:r>
+      <w:r>
+        <w:t xml:space="preserve">) jika</w:t>
+      </w:r>
+      <w:r>
+        <w:t xml:space="preserve"> </w:t>
+      </w:r>
+      <w:r>
+        <w:rPr>
+          <w:rStyle w:val="VerbatimChar"/>
+        </w:rPr>
+        <w:t xml:space="preserve">reference_type = 'gps'</w:t>
+      </w:r>
+      <w:r>
+        <w:t xml:space="preserve">.</w:t>
+      </w:r>
+      <w:r>
+        <w:t xml:space="preserve"> </w:t>
+      </w:r>
+      <w:r>
+        <w:t xml:space="preserve">- Jika</w:t>
+      </w:r>
+      <w:r>
+        <w:t xml:space="preserve"> </w:t>
+      </w:r>
+      <w:r>
+        <w:rPr>
+          <w:rStyle w:val="VerbatimChar"/>
+        </w:rPr>
+        <w:t xml:space="preserve">reference_type = 'city_center'</w:t>
+      </w:r>
+      <w:r>
+        <w:t xml:space="preserve">, resolver menyuntikkan koordinat titik pusat Kota Padang (</w:t>
+      </w:r>
+      <m:oMath>
+        <m:r>
+          <m:rPr>
+            <m:sty m:val="p"/>
+          </m:rPr>
+          <m:t>−</m:t>
+        </m:r>
+        <m:r>
+          <m:t>0.9471</m:t>
+        </m:r>
+        <m:r>
+          <m:rPr>
+            <m:sty m:val="p"/>
+          </m:rPr>
+          <m:t>,</m:t>
+        </m:r>
+        <m:r>
+          <m:t>100.4174</m:t>
+        </m:r>
+      </m:oMath>
+      <w:r>
+        <w:t xml:space="preserve">).</w:t>
+      </w:r>
+      <w:r>
+        <w:t xml:space="preserve"> </w:t>
+      </w:r>
+      <w:r>
+        <w:t xml:space="preserve">- Jika</w:t>
+      </w:r>
+      <w:r>
+        <w:t xml:space="preserve"> </w:t>
+      </w:r>
+      <w:r>
+        <w:rPr>
+          <w:rStyle w:val="VerbatimChar"/>
+        </w:rPr>
+        <w:t xml:space="preserve">reference_type = 'poi'</w:t>
+      </w:r>
+      <w:r>
+        <w:t xml:space="preserve">, resolver melakukan</w:t>
+      </w:r>
+      <w:r>
+        <w:t xml:space="preserve"> </w:t>
+      </w:r>
+      <w:r>
+        <w:rPr>
+          <w:iCs/>
+          <w:i/>
+        </w:rPr>
+        <w:t xml:space="preserve">geocoding lookup</w:t>
+      </w:r>
+      <w:r>
+        <w:t xml:space="preserve"> </w:t>
+      </w:r>
+      <w:r>
+        <w:t xml:space="preserve">koordinat resmi objek</w:t>
+      </w:r>
+      <w:r>
+        <w:t xml:space="preserve"> </w:t>
+      </w:r>
+      <w:r>
+        <w:rPr>
+          <w:rStyle w:val="VerbatimChar"/>
+        </w:rPr>
+        <w:t xml:space="preserve">reference_entity</w:t>
+      </w:r>
+      <w:r>
+        <w:t xml:space="preserve"> </w:t>
+      </w:r>
+      <w:r>
+        <w:t xml:space="preserve">dari basis data spasial.</w:t>
+      </w:r>
+      <w:r>
+        <w:t xml:space="preserve"> </w:t>
+      </w:r>
+      <w:r>
+        <w:t xml:space="preserve">3.</w:t>
+      </w:r>
+      <w:r>
+        <w:t xml:space="preserve"> </w:t>
+      </w:r>
+      <w:r>
+        <w:rPr>
+          <w:bCs/>
+          <w:b/>
+        </w:rPr>
+        <w:t xml:space="preserve">Metadata Kontrol (Dihasilkan oleh SirValidator):</w:t>
+      </w:r>
+      <w:r>
+        <w:t xml:space="preserve"> </w:t>
+      </w:r>
+      <w:r>
+        <w:t xml:space="preserve">-</w:t>
+      </w:r>
+      <w:r>
+        <w:t xml:space="preserve"> </w:t>
+      </w:r>
+      <w:r>
+        <w:rPr>
+          <w:rStyle w:val="VerbatimChar"/>
+        </w:rPr>
+        <w:t xml:space="preserve">isValid</w:t>
+      </w:r>
+      <w:r>
+        <w:t xml:space="preserve">,</w:t>
+      </w:r>
+      <w:r>
+        <w:t xml:space="preserve"> </w:t>
+      </w:r>
+      <w:r>
+        <w:rPr>
+          <w:rStyle w:val="VerbatimChar"/>
+        </w:rPr>
+        <w:t xml:space="preserve">validation_errors</w:t>
+      </w:r>
+      <w:r>
+        <w:t xml:space="preserve">,</w:t>
+      </w:r>
+      <w:r>
+        <w:t xml:space="preserve"> </w:t>
+      </w:r>
+      <w:r>
+        <w:rPr>
+          <w:rStyle w:val="VerbatimChar"/>
+        </w:rPr>
+        <w:t xml:space="preserve">execution_policy</w:t>
+      </w:r>
+      <w:r>
+        <w:t xml:space="preserve">,</w:t>
+      </w:r>
+      <w:r>
+        <w:t xml:space="preserve"> </w:t>
+      </w:r>
+      <w:r>
+        <w:rPr>
+          <w:rStyle w:val="VerbatimChar"/>
+        </w:rPr>
+        <w:t xml:space="preserve">is_out_of_scope</w:t>
+      </w:r>
+      <w:r>
+        <w:t xml:space="preserve">,</w:t>
+      </w:r>
+      <w:r>
+        <w:t xml:space="preserve"> </w:t>
+      </w:r>
+      <w:r>
+        <w:rPr>
+          <w:rStyle w:val="VerbatimChar"/>
+        </w:rPr>
+        <w:t xml:space="preserve">out_of_scope_reason</w:t>
+      </w:r>
+      <w:r>
+        <w:t xml:space="preserve">.</w:t>
+      </w:r>
+    </w:p>
+    <w:bookmarkEnd w:id="33"/>
+    <w:bookmarkStart w:id="34" w:name="taksonomi-lima-operasi-kontrol-semantik"/>
+    <w:p>
+      <w:pPr>
+        <w:pStyle w:val="Heading3"/>
+      </w:pPr>
+      <w:r>
+        <w:t xml:space="preserve">2.3.3 Taksonomi Lima Operasi Kontrol Semantik</w:t>
+      </w:r>
+    </w:p>
+    <w:p>
+      <w:pPr>
+        <w:pStyle w:val="FirstParagraph"/>
+      </w:pPr>
+      <w:r>
+        <w:t xml:space="preserve">Guna menghilangkan kerancuan antara proses sanitasi representasi dengan prinsip</w:t>
+      </w:r>
+      <w:r>
+        <w:t xml:space="preserve"> </w:t>
+      </w:r>
+      <w:r>
+        <w:rPr>
+          <w:iCs/>
+          <w:i/>
+        </w:rPr>
+        <w:t xml:space="preserve">No Intent Alteration</w:t>
+      </w:r>
+      <w:r>
+        <w:t xml:space="preserve">, sistem memformalkan taksonomi lima operasi kontrol semantik:</w:t>
+      </w:r>
+      <w:r>
+        <w:t xml:space="preserve"> </w:t>
+      </w:r>
+      <w:r>
+        <w:t xml:space="preserve">1.</w:t>
+      </w:r>
+      <w:r>
+        <w:t xml:space="preserve"> </w:t>
+      </w:r>
+      <w:r>
+        <w:rPr>
+          <w:bCs/>
+          <w:b/>
+        </w:rPr>
+        <w:t xml:space="preserve">Normalization (Normalisasi Sintaktis):</w:t>
+      </w:r>
+      <w:r>
+        <w:t xml:space="preserve"> </w:t>
+      </w:r>
+      <w:r>
+        <w:t xml:space="preserve">Transformasi representasional murni pada level format tanpa mengubah makna maksud pengguna (misalnya: penyeragaman kapitalisasi resmi</w:t>
+      </w:r>
+      <w:r>
+        <w:t xml:space="preserve"> </w:t>
+      </w:r>
+      <w:r>
+        <w:rPr>
+          <w:rStyle w:val="VerbatimChar"/>
+        </w:rPr>
+        <w:t xml:space="preserve">'pantai'</w:t>
+      </w:r>
+      <w:r>
+        <w:t xml:space="preserve"> </w:t>
+      </w:r>
+      <m:oMath>
+        <m:r>
+          <m:rPr>
+            <m:sty m:val="p"/>
+          </m:rPr>
+          <m:t>→</m:t>
+        </m:r>
+      </m:oMath>
+      <w:r>
+        <w:t xml:space="preserve"> </w:t>
+      </w:r>
+      <w:r>
+        <w:rPr>
+          <w:rStyle w:val="VerbatimChar"/>
+        </w:rPr>
+        <w:t xml:space="preserve">'Pantai'</w:t>
+      </w:r>
+      <w:r>
+        <w:t xml:space="preserve">, pembersihan spasi berlebih, dan</w:t>
+      </w:r>
+      <w:r>
+        <w:t xml:space="preserve"> </w:t>
+      </w:r>
+      <w:r>
+        <w:rPr>
+          <w:rStyle w:val="VerbatimChar"/>
+        </w:rPr>
+        <w:t xml:space="preserve">strip_tags()</w:t>
+      </w:r>
+      <w:r>
+        <w:t xml:space="preserve"> </w:t>
+      </w:r>
+      <w:r>
+        <w:t xml:space="preserve">untuk keamanan injeksi string).</w:t>
+      </w:r>
+      <w:r>
+        <w:t xml:space="preserve"> </w:t>
+      </w:r>
+      <w:r>
+        <w:t xml:space="preserve">2.</w:t>
+      </w:r>
+      <w:r>
+        <w:t xml:space="preserve"> </w:t>
+      </w:r>
+      <w:r>
+        <w:rPr>
+          <w:bCs/>
+          <w:b/>
+        </w:rPr>
+        <w:t xml:space="preserve">Validation (Validasi Invarian):</w:t>
+      </w:r>
+      <w:r>
+        <w:t xml:space="preserve"> </w:t>
+      </w:r>
+      <w:r>
+        <w:t xml:space="preserve">Pemeriksaan kepatuhan parameter semantik terhadap batas keselamatan matematika dan domain spasial (memastikan</w:t>
+      </w:r>
+      <w:r>
+        <w:t xml:space="preserve"> </w:t>
+      </w:r>
+      <m:oMath>
+        <m:r>
+          <m:rPr>
+            <m:sty m:val="p"/>
+          </m:rPr>
+          <m:t>−</m:t>
+        </m:r>
+        <m:r>
+          <m:t>90</m:t>
+        </m:r>
+        <m:r>
+          <m:rPr>
+            <m:sty m:val="p"/>
+          </m:rPr>
+          <m:t>≤</m:t>
+        </m:r>
+        <m:r>
+          <m:rPr>
+            <m:nor/>
+            <m:sty m:val="p"/>
+          </m:rPr>
+          <m:t>lat</m:t>
+        </m:r>
+        <m:r>
+          <m:rPr>
+            <m:sty m:val="p"/>
+          </m:rPr>
+          <m:t>≤</m:t>
+        </m:r>
+        <m:r>
+          <m:t>90</m:t>
+        </m:r>
+      </m:oMath>
+      <w:r>
+        <w:t xml:space="preserve"> </w:t>
+      </w:r>
+      <w:r>
+        <w:t xml:space="preserve">dan</w:t>
+      </w:r>
+      <w:r>
+        <w:t xml:space="preserve"> </w:t>
+      </w:r>
+      <m:oMath>
+        <m:r>
+          <m:t>r</m:t>
+        </m:r>
+        <m:r>
+          <m:t>a</m:t>
+        </m:r>
+        <m:r>
+          <m:t>d</m:t>
+        </m:r>
+        <m:r>
+          <m:t>i</m:t>
+        </m:r>
+        <m:r>
+          <m:t>u</m:t>
+        </m:r>
+        <m:r>
+          <m:t>s</m:t>
+        </m:r>
+        <m:r>
+          <m:rPr>
+            <m:sty m:val="p"/>
+          </m:rPr>
+          <m:t>&gt;</m:t>
+        </m:r>
+        <m:r>
+          <m:t>0</m:t>
+        </m:r>
+      </m:oMath>
+      <w:r>
+        <w:t xml:space="preserve">).</w:t>
+      </w:r>
+      <w:r>
+        <w:t xml:space="preserve"> </w:t>
+      </w:r>
+      <w:r>
+        <w:t xml:space="preserve">3.</w:t>
+      </w:r>
+      <w:r>
+        <w:t xml:space="preserve"> </w:t>
+      </w:r>
+      <w:r>
+        <w:rPr>
+          <w:bCs/>
+          <w:b/>
+        </w:rPr>
+        <w:t xml:space="preserve">Rejection (Penolakan Jujur):</w:t>
+      </w:r>
+      <w:r>
+        <w:t xml:space="preserve"> </w:t>
+      </w:r>
+      <w:r>
+        <w:t xml:space="preserve">Penolakan resmi terhadap kueri yang terbukti berada di luar yurisdiksi ontologi pariwisata Padang (</w:t>
+      </w:r>
+      <w:r>
+        <w:rPr>
+          <w:rStyle w:val="VerbatimChar"/>
+        </w:rPr>
+        <w:t xml:space="preserve">is_out_of_scope = true</w:t>
+      </w:r>
+      <w:r>
+        <w:t xml:space="preserve"> </w:t>
+      </w:r>
+      <m:oMath>
+        <m:r>
+          <m:rPr>
+            <m:sty m:val="p"/>
+          </m:rPr>
+          <m:t>⟹</m:t>
+        </m:r>
+      </m:oMath>
+      <w:r>
+        <w:t xml:space="preserve"> </w:t>
+      </w:r>
+      <w:r>
+        <w:rPr>
+          <w:rStyle w:val="VerbatimChar"/>
+        </w:rPr>
+        <w:t xml:space="preserve">reject_out_of_scope</w:t>
+      </w:r>
+      <w:r>
+        <w:t xml:space="preserve">).</w:t>
+      </w:r>
+      <w:r>
+        <w:t xml:space="preserve"> </w:t>
+      </w:r>
+      <w:r>
+        <w:t xml:space="preserve">4.</w:t>
+      </w:r>
+      <w:r>
+        <w:t xml:space="preserve"> </w:t>
+      </w:r>
+      <w:r>
+        <w:rPr>
+          <w:bCs/>
+          <w:b/>
+        </w:rPr>
+        <w:t xml:space="preserve">Clarification (Klarifikasi Pengguna - Inti No Intent Alteration):</w:t>
+      </w:r>
+      <w:r>
+        <w:t xml:space="preserve"> </w:t>
+      </w:r>
+      <w:r>
+        <w:t xml:space="preserve">Meminta pengguna mengonfirmasi atau memperjelas parameter yang melanggar batas operasional atau ambigu (</w:t>
+      </w:r>
+      <w:r>
+        <w:rPr>
+          <w:rStyle w:val="VerbatimChar"/>
+        </w:rPr>
+        <w:t xml:space="preserve">isValid = false</w:t>
+      </w:r>
+      <w:r>
+        <w:t xml:space="preserve"> </w:t>
+      </w:r>
+      <m:oMath>
+        <m:r>
+          <m:rPr>
+            <m:sty m:val="p"/>
+          </m:rPr>
+          <m:t>⟹</m:t>
+        </m:r>
+      </m:oMath>
+      <w:r>
+        <w:t xml:space="preserve"> </w:t>
+      </w:r>
+      <w:r>
+        <w:rPr>
+          <w:rStyle w:val="VerbatimChar"/>
+        </w:rPr>
+        <w:t xml:space="preserve">clarify_user</w:t>
+      </w:r>
+      <w:r>
+        <w:t xml:space="preserve">),</w:t>
+      </w:r>
+      <w:r>
+        <w:t xml:space="preserve"> </w:t>
+      </w:r>
+      <w:r>
+        <w:rPr>
+          <w:bCs/>
+          <w:b/>
+        </w:rPr>
+        <w:t xml:space="preserve">bukan memotong atau memutasi nilai secara diam-diam</w:t>
+      </w:r>
+      <w:r>
+        <w:t xml:space="preserve">.</w:t>
+      </w:r>
+      <w:r>
+        <w:t xml:space="preserve"> </w:t>
+      </w:r>
+      <w:r>
+        <w:t xml:space="preserve">5.</w:t>
+      </w:r>
+      <w:r>
+        <w:t xml:space="preserve"> </w:t>
+      </w:r>
+      <w:r>
+        <w:rPr>
+          <w:bCs/>
+          <w:b/>
+        </w:rPr>
+        <w:t xml:space="preserve">Enrichment (Pengayaan Data Non-LLM):</w:t>
+      </w:r>
+      <w:r>
+        <w:t xml:space="preserve"> </w:t>
+      </w:r>
+      <w:r>
+        <w:t xml:space="preserve">Pengisian atribut koordinat dan metadata relasional dari sumber eksternal tepercaya (Browser Geolocation API atau basis data spasial).</w:t>
+      </w:r>
+    </w:p>
+    <w:bookmarkEnd w:id="34"/>
+    <w:bookmarkStart w:id="35" w:name="Xde182b1df9eef6b7074017ffd9090442a97d1fd"/>
+    <w:p>
+      <w:pPr>
+        <w:pStyle w:val="Heading3"/>
+      </w:pPr>
+      <w:r>
+        <w:t xml:space="preserve">2.4 Komputasi Jarak Spasial: Keunggulan Fungsi Spasial Bawaan MySQL 8.0 (ST_Distance_Sphere) Dibandingkan Rumus Manual</w:t>
+      </w:r>
+    </w:p>
+    <w:p>
+      <w:pPr>
+        <w:pStyle w:val="FirstParagraph"/>
+      </w:pPr>
+      <w:r>
+        <w:t xml:space="preserve">Sistem membedakan secara tegas antara perhitungan kedekatan jarak spasial relasional pada basis data dengan navigasi jaringan jalan raya:</w:t>
       </w:r>
     </w:p>
     <w:p>
@@ -7735,17 +8802,17 @@
         <w:t xml:space="preserve"> </w:t>
       </w:r>
       <w:r>
-        <w:t xml:space="preserve">mengevaluasi jarak geodesik lingkaran besar (</w:t>
+        <w:t xml:space="preserve">mengevaluasi jarak lingkaran besar (</w:t>
       </w:r>
       <w:r>
         <w:rPr>
           <w:iCs/>
           <w:i/>
         </w:rPr>
-        <w:t xml:space="preserve">great-circle distance</w:t>
-      </w:r>
-      <w:r>
-        <w:t xml:space="preserve">) pada bola bumi dengan jari-jari standar WGS84 (</w:t>
+        <w:t xml:space="preserve">great-circle / spherical distance</w:t>
+      </w:r>
+      <w:r>
+        <w:t xml:space="preserve">) berbasis model bola bumi dengan jari-jari rata-rata standar WGS84 (</w:t>
       </w:r>
       <m:oMath>
         <m:r>
@@ -7796,7 +8863,7 @@
                   <m:nor/>
                   <m:sty m:val="p"/>
                 </m:rPr>
-                <m:t>geodesik</m:t>
+                <m:t>spasial</m:t>
               </m:r>
             </m:sub>
           </m:sSub>
@@ -8515,14 +9582,14 @@
         <w:t xml:space="preserve">lintasan jalan raya perkotaan serta estimasi durasi tempuh kendaraan yang akurat.</w:t>
       </w:r>
     </w:p>
-    <w:bookmarkEnd w:id="33"/>
-    <w:bookmarkStart w:id="34" w:name="Xef8048858bee155db827a815bf566f641815437"/>
+    <w:bookmarkEnd w:id="35"/>
+    <w:bookmarkStart w:id="36" w:name="Xeb78cb552844eb1c7f530360d77d06f2bb3733a"/>
     <w:p>
       <w:pPr>
         <w:pStyle w:val="Heading3"/>
       </w:pPr>
       <w:r>
-        <w:t xml:space="preserve">2.5 Asal-Usul Data (Provenance) dan Spesifikasi Ground Truth Spasial</w:t>
+        <w:t xml:space="preserve">2.4.1 Tabel Kontrak Formal Ontologi Operator Spasial</w:t>
       </w:r>
     </w:p>
     <w:p>
@@ -8530,7 +9597,7 @@
         <w:pStyle w:val="FirstParagraph"/>
       </w:pPr>
       <w:r>
-        <w:t xml:space="preserve">Untuk menjamin bahwa</w:t>
+        <w:t xml:space="preserve">Pemisahan kewenangan antara semantik bahasa alami dan sintaksis basis data diikat melalui Tabel Kontrak Formal Operator Spasial. LLM semata-mata memilih token operator semantik, sedangkan</w:t>
       </w:r>
       <w:r>
         <w:t xml:space="preserve"> </w:t>
@@ -8540,301 +9607,468 @@
           <w:iCs/>
           <w:i/>
         </w:rPr>
-        <w:t xml:space="preserve">grounding</w:t>
-      </w:r>
-      <w:r>
-        <w:t xml:space="preserve"> </w:t>
-      </w:r>
-      <w:r>
-        <w:t xml:space="preserve">faktual dapat dibuktikan secara matematis dan bukan artefak buatan, korpus data acuan kebenaran (</w:t>
-      </w:r>
-      <w:r>
-        <w:rPr>
-          <w:iCs/>
-          <w:i/>
-        </w:rPr>
-        <w:t xml:space="preserve">ground truth</w:t>
-      </w:r>
-      <w:r>
-        <w:t xml:space="preserve">) dikurasi secara ketat:</w:t>
-      </w:r>
-      <w:r>
-        <w:t xml:space="preserve"> </w:t>
-      </w:r>
-      <w:r>
-        <w:t xml:space="preserve">-</w:t>
-      </w:r>
-      <w:r>
-        <w:t xml:space="preserve"> </w:t>
-      </w:r>
-      <w:r>
-        <w:rPr>
-          <w:bCs/>
-          <w:b/>
-        </w:rPr>
-        <w:t xml:space="preserve">Sumber Data &amp; Otoritas Resmi:</w:t>
-      </w:r>
-      <w:r>
-        <w:t xml:space="preserve"> </w:t>
-      </w:r>
-      <w:r>
-        <w:t xml:space="preserve">Dikurasi langsung dari basis data resmi Dinas Pariwisata Kota Padang serta diverifikasi silang dengan dokumen Atlas Pariwisata Provinsi Sumatera Barat.</w:t>
-      </w:r>
-      <w:r>
-        <w:t xml:space="preserve"> </w:t>
-      </w:r>
-      <w:r>
-        <w:t xml:space="preserve">-</w:t>
-      </w:r>
-      <w:r>
-        <w:t xml:space="preserve"> </w:t>
-      </w:r>
-      <w:r>
-        <w:rPr>
-          <w:bCs/>
-          <w:b/>
-        </w:rPr>
-        <w:t xml:space="preserve">Cakupan Korpus:</w:t>
-      </w:r>
-      <w:r>
-        <w:t xml:space="preserve"> </w:t>
-      </w:r>
-      <w:r>
-        <w:t xml:space="preserve">Mencakup 22 objek wisata terkurasi yang tersebar di 11 kecamatan Kota Padang lintas 6 kategori tematik:</w:t>
-      </w:r>
-      <w:r>
-        <w:t xml:space="preserve"> </w:t>
-      </w:r>
-      <w:r>
-        <w:rPr>
-          <w:iCs/>
-          <w:i/>
-        </w:rPr>
-        <w:t xml:space="preserve">Pantai</w:t>
-      </w:r>
-      <w:r>
-        <w:t xml:space="preserve"> </w:t>
-      </w:r>
-      <w:r>
-        <w:t xml:space="preserve">(5 POI),</w:t>
-      </w:r>
-      <w:r>
-        <w:t xml:space="preserve"> </w:t>
-      </w:r>
-      <w:r>
-        <w:rPr>
-          <w:iCs/>
-          <w:i/>
-        </w:rPr>
-        <w:t xml:space="preserve">Pulau</w:t>
-      </w:r>
-      <w:r>
-        <w:t xml:space="preserve"> </w:t>
-      </w:r>
-      <w:r>
-        <w:t xml:space="preserve">(3 POI),</w:t>
-      </w:r>
-      <w:r>
-        <w:t xml:space="preserve"> </w:t>
-      </w:r>
-      <w:r>
-        <w:rPr>
-          <w:iCs/>
-          <w:i/>
-        </w:rPr>
-        <w:t xml:space="preserve">Alam</w:t>
-      </w:r>
-      <w:r>
-        <w:t xml:space="preserve"> </w:t>
-      </w:r>
-      <w:r>
-        <w:t xml:space="preserve">(4 POI),</w:t>
-      </w:r>
-      <w:r>
-        <w:t xml:space="preserve"> </w:t>
-      </w:r>
-      <w:r>
-        <w:rPr>
-          <w:iCs/>
-          <w:i/>
-        </w:rPr>
-        <w:t xml:space="preserve">Museum</w:t>
-      </w:r>
-      <w:r>
-        <w:t xml:space="preserve"> </w:t>
-      </w:r>
-      <w:r>
-        <w:t xml:space="preserve">(2 POI),</w:t>
-      </w:r>
-      <w:r>
-        <w:t xml:space="preserve"> </w:t>
-      </w:r>
-      <w:r>
-        <w:rPr>
-          <w:iCs/>
-          <w:i/>
-        </w:rPr>
-        <w:t xml:space="preserve">Sejarah</w:t>
-      </w:r>
-      <w:r>
-        <w:t xml:space="preserve"> </w:t>
-      </w:r>
-      <w:r>
-        <w:t xml:space="preserve">(4 POI), dan</w:t>
-      </w:r>
-      <w:r>
-        <w:t xml:space="preserve"> </w:t>
-      </w:r>
-      <w:r>
-        <w:rPr>
-          <w:iCs/>
-          <w:i/>
-        </w:rPr>
-        <w:t xml:space="preserve">Kuliner</w:t>
-      </w:r>
-      <w:r>
-        <w:t xml:space="preserve"> </w:t>
-      </w:r>
-      <w:r>
-        <w:t xml:space="preserve">(4 POI).</w:t>
-      </w:r>
-      <w:r>
-        <w:t xml:space="preserve"> </w:t>
-      </w:r>
-      <w:r>
-        <w:t xml:space="preserve">-</w:t>
-      </w:r>
-      <w:r>
-        <w:t xml:space="preserve"> </w:t>
-      </w:r>
-      <w:r>
-        <w:rPr>
-          <w:bCs/>
-          <w:b/>
-        </w:rPr>
-        <w:t xml:space="preserve">Validasi Geodesik Koordinat:</w:t>
-      </w:r>
-      <w:r>
-        <w:t xml:space="preserve"> </w:t>
-      </w:r>
-      <w:r>
-        <w:t xml:space="preserve">Seluruh titik koordinat diukur dan diverifikasi ganda menggunakan</w:t>
-      </w:r>
-      <w:r>
-        <w:t xml:space="preserve"> </w:t>
-      </w:r>
-      <w:r>
-        <w:rPr>
-          <w:iCs/>
-          <w:i/>
-        </w:rPr>
-        <w:t xml:space="preserve">dual GPS receiver</w:t>
-      </w:r>
-      <w:r>
-        <w:t xml:space="preserve"> </w:t>
-      </w:r>
-      <w:r>
-        <w:t xml:space="preserve">(datum WGS84, EPSG:4326) serta diselaraskan dengan simpul jalan OpenStreetMap untuk menjamin akurasi spasial.</w:t>
-      </w:r>
-      <w:r>
-        <w:t xml:space="preserve"> </w:t>
-      </w:r>
-      <w:r>
-        <w:t xml:space="preserve">-</w:t>
-      </w:r>
-      <w:r>
-        <w:t xml:space="preserve"> </w:t>
-      </w:r>
-      <w:r>
-        <w:rPr>
-          <w:bCs/>
-          <w:b/>
-        </w:rPr>
-        <w:t xml:space="preserve">Integritas Atribut Temporal &amp; Tarif:</w:t>
-      </w:r>
-      <w:r>
-        <w:t xml:space="preserve"> </w:t>
-      </w:r>
-      <w:r>
-        <w:t xml:space="preserve">Setiap rekaman memuat atribut status aktif (</w:t>
-      </w:r>
-      <w:r>
-        <w:rPr>
-          <w:rStyle w:val="VerbatimChar"/>
-        </w:rPr>
-        <w:t xml:space="preserve">status_aktif</w:t>
-      </w:r>
-      <w:r>
-        <w:t xml:space="preserve">), rentang jam buka-tutup (</w:t>
-      </w:r>
-      <w:r>
-        <w:rPr>
-          <w:rStyle w:val="VerbatimChar"/>
-        </w:rPr>
-        <w:t xml:space="preserve">jam_buka</w:t>
-      </w:r>
-      <w:r>
-        <w:t xml:space="preserve">,</w:t>
-      </w:r>
-      <w:r>
-        <w:t xml:space="preserve"> </w:t>
-      </w:r>
-      <w:r>
-        <w:rPr>
-          <w:rStyle w:val="VerbatimChar"/>
-        </w:rPr>
-        <w:t xml:space="preserve">jam_tutup</w:t>
-      </w:r>
-      <w:r>
-        <w:t xml:space="preserve">), status 24 jam (</w:t>
-      </w:r>
-      <w:r>
-        <w:rPr>
-          <w:rStyle w:val="VerbatimChar"/>
-        </w:rPr>
-        <w:t xml:space="preserve">open_24h</w:t>
-      </w:r>
-      <w:r>
-        <w:t xml:space="preserve">), tarif retribusi resmi (</w:t>
-      </w:r>
-      <w:r>
-        <w:rPr>
-          <w:rStyle w:val="VerbatimChar"/>
-        </w:rPr>
-        <w:t xml:space="preserve">harga_tiket</w:t>
-      </w:r>
-      <w:r>
-        <w:t xml:space="preserve"> </w:t>
-      </w:r>
-      <w:r>
-        <w:t xml:space="preserve">dalam Rupiah), kontak pengelola, dan dokumentasi visual. Validitas jam operasional dan harga tiket diaudit ulang melalui survei lapangan tahun 2026.</w:t>
+        <w:t xml:space="preserve">SpatialQueryCompiler</w:t>
+      </w:r>
+      <w:r>
+        <w:t xml:space="preserve"> </w:t>
+      </w:r>
+      <w:r>
+        <w:t xml:space="preserve">secara deterministik menyusun pohon sintaksis SQL:</w:t>
       </w:r>
     </w:p>
-    <w:p>
-      <w:r>
-        <w:pict>
-          <v:rect style="width:0;height:1.5pt" o:hralign="center" o:hrstd="t" o:hr="t"/>
-        </w:pict>
-      </w:r>
-    </w:p>
-    <w:bookmarkEnd w:id="34"/>
-    <w:bookmarkEnd w:id="35"/>
-    <w:bookmarkStart w:id="69" w:name="metodologi-dan-arsitektur-sistem"/>
-    <w:p>
-      <w:pPr>
-        <w:pStyle w:val="Heading2"/>
-      </w:pPr>
-      <w:r>
-        <w:t xml:space="preserve">3. METODOLOGI DAN ARSITEKTUR SISTEM</w:t>
-      </w:r>
-    </w:p>
-    <w:bookmarkStart w:id="39" w:name="Xf2fca89c30ac78c4324a787ad6cffc736948dd6"/>
+    <w:tbl>
+      <w:tblPr>
+        <w:tblStyle w:val="Table"/>
+        <w:tblW w:type="pct" w:w="5000"/>
+        <w:tblLook w:firstRow="1" w:lastRow="0" w:firstColumn="0" w:lastColumn="0" w:noHBand="0" w:noVBand="0" w:val="0020"/>
+        <w:jc w:val="start"/>
+      </w:tblPr>
+      <w:tblGrid>
+        <w:gridCol w:w="1584"/>
+        <w:gridCol w:w="1584"/>
+        <w:gridCol w:w="1584"/>
+        <w:gridCol w:w="1584"/>
+        <w:gridCol w:w="1584"/>
+      </w:tblGrid>
+      <w:tr>
+        <w:trPr>
+          <w:tblHeader w:val="true"/>
+        </w:trPr>
+        <w:tc>
+          <w:tcPr/>
+          <w:p>
+            <w:pPr>
+              <w:pStyle w:val="Compact"/>
+              <w:jc w:val="left"/>
+            </w:pPr>
+            <w:r>
+              <w:t xml:space="preserve">Operator Spasial</w:t>
+            </w:r>
+          </w:p>
+        </w:tc>
+        <w:tc>
+          <w:tcPr/>
+          <w:p>
+            <w:pPr>
+              <w:pStyle w:val="Compact"/>
+              <w:jc w:val="left"/>
+            </w:pPr>
+            <w:r>
+              <w:t xml:space="preserve">Definisi Semantik</w:t>
+            </w:r>
+          </w:p>
+        </w:tc>
+        <w:tc>
+          <w:tcPr/>
+          <w:p>
+            <w:pPr>
+              <w:pStyle w:val="Compact"/>
+              <w:jc w:val="left"/>
+            </w:pPr>
+            <w:r>
+              <w:t xml:space="preserve">Parameter Wajib</w:t>
+            </w:r>
+          </w:p>
+        </w:tc>
+        <w:tc>
+          <w:tcPr/>
+          <w:p>
+            <w:pPr>
+              <w:pStyle w:val="Compact"/>
+              <w:jc w:val="left"/>
+            </w:pPr>
+            <w:r>
+              <w:t xml:space="preserve">Aksi Kompiler SQL (Prepared Statement)</w:t>
+            </w:r>
+          </w:p>
+        </w:tc>
+        <w:tc>
+          <w:tcPr/>
+          <w:p>
+            <w:pPr>
+              <w:pStyle w:val="Compact"/>
+              <w:jc w:val="left"/>
+            </w:pPr>
+            <w:r>
+              <w:t xml:space="preserve">Fungsi Mesin Spasial</w:t>
+            </w:r>
+          </w:p>
+        </w:tc>
+      </w:tr>
+      <w:tr>
+        <w:tc>
+          <w:tcPr/>
+          <w:p>
+            <w:pPr>
+              <w:pStyle w:val="Compact"/>
+              <w:jc w:val="left"/>
+            </w:pPr>
+            <w:r>
+              <w:rPr>
+                <w:rStyle w:val="VerbatimChar"/>
+                <w:bCs/>
+                <w:b/>
+              </w:rPr>
+              <w:t xml:space="preserve">nearest</w:t>
+            </w:r>
+          </w:p>
+        </w:tc>
+        <w:tc>
+          <w:tcPr/>
+          <w:p>
+            <w:pPr>
+              <w:pStyle w:val="Compact"/>
+              <w:jc w:val="left"/>
+            </w:pPr>
+            <w:r>
+              <w:t xml:space="preserve">Mencari destinasi dengan jarak spasial bola bumi terdekat dari titik acuan.</w:t>
+            </w:r>
+          </w:p>
+        </w:tc>
+        <w:tc>
+          <w:tcPr/>
+          <w:p>
+            <w:pPr>
+              <w:pStyle w:val="Compact"/>
+              <w:jc w:val="left"/>
+            </w:pPr>
+            <w:r>
+              <w:rPr>
+                <w:rStyle w:val="VerbatimChar"/>
+              </w:rPr>
+              <w:t xml:space="preserve">latitude</w:t>
+            </w:r>
+            <w:r>
+              <w:t xml:space="preserve">,</w:t>
+            </w:r>
+            <w:r>
+              <w:t xml:space="preserve"> </w:t>
+            </w:r>
+            <w:r>
+              <w:rPr>
+                <w:rStyle w:val="VerbatimChar"/>
+              </w:rPr>
+              <w:t xml:space="preserve">longitude</w:t>
+            </w:r>
+            <w:r>
+              <w:t xml:space="preserve">,</w:t>
+            </w:r>
+            <w:r>
+              <w:t xml:space="preserve"> </w:t>
+            </w:r>
+            <w:r>
+              <w:rPr>
+                <w:rStyle w:val="VerbatimChar"/>
+              </w:rPr>
+              <w:t xml:space="preserve">reference_type</w:t>
+            </w:r>
+          </w:p>
+        </w:tc>
+        <w:tc>
+          <w:tcPr/>
+          <w:p>
+            <w:pPr>
+              <w:pStyle w:val="Compact"/>
+              <w:jc w:val="left"/>
+            </w:pPr>
+            <w:r>
+              <w:rPr>
+                <w:rStyle w:val="VerbatimChar"/>
+              </w:rPr>
+              <w:t xml:space="preserve">ORDER BY ST_Distance_Sphere(POINT(lng, lat), POINT(:lng, :lat)) ASC LIMIT :k</w:t>
+            </w:r>
+          </w:p>
+        </w:tc>
+        <w:tc>
+          <w:tcPr/>
+          <w:p>
+            <w:pPr>
+              <w:pStyle w:val="Compact"/>
+              <w:jc w:val="left"/>
+            </w:pPr>
+            <w:r>
+              <w:rPr>
+                <w:iCs/>
+                <w:i/>
+              </w:rPr>
+              <w:t xml:space="preserve">Nearest-Neighbor Geodesic Search</w:t>
+            </w:r>
+          </w:p>
+        </w:tc>
+      </w:tr>
+      <w:tr>
+        <w:tc>
+          <w:tcPr/>
+          <w:p>
+            <w:pPr>
+              <w:pStyle w:val="Compact"/>
+              <w:jc w:val="left"/>
+            </w:pPr>
+            <w:r>
+              <w:rPr>
+                <w:rStyle w:val="VerbatimChar"/>
+                <w:bCs/>
+                <w:b/>
+              </w:rPr>
+              <w:t xml:space="preserve">within_radius</w:t>
+            </w:r>
+          </w:p>
+        </w:tc>
+        <w:tc>
+          <w:tcPr/>
+          <w:p>
+            <w:pPr>
+              <w:pStyle w:val="Compact"/>
+              <w:jc w:val="left"/>
+            </w:pPr>
+            <w:r>
+              <w:t xml:space="preserve">Menyaring destinasi yang berada di dalam radius lingkaran jarak</w:t>
+            </w:r>
+            <w:r>
+              <w:t xml:space="preserve"> </w:t>
+            </w:r>
+            <m:oMath>
+              <m:r>
+                <m:t>r</m:t>
+              </m:r>
+            </m:oMath>
+            <w:r>
+              <w:t xml:space="preserve">.</w:t>
+            </w:r>
+          </w:p>
+        </w:tc>
+        <w:tc>
+          <w:tcPr/>
+          <w:p>
+            <w:pPr>
+              <w:pStyle w:val="Compact"/>
+              <w:jc w:val="left"/>
+            </w:pPr>
+            <w:r>
+              <w:rPr>
+                <w:rStyle w:val="VerbatimChar"/>
+              </w:rPr>
+              <w:t xml:space="preserve">latitude</w:t>
+            </w:r>
+            <w:r>
+              <w:t xml:space="preserve">,</w:t>
+            </w:r>
+            <w:r>
+              <w:t xml:space="preserve"> </w:t>
+            </w:r>
+            <w:r>
+              <w:rPr>
+                <w:rStyle w:val="VerbatimChar"/>
+              </w:rPr>
+              <w:t xml:space="preserve">longitude</w:t>
+            </w:r>
+            <w:r>
+              <w:t xml:space="preserve">,</w:t>
+            </w:r>
+            <w:r>
+              <w:t xml:space="preserve"> </w:t>
+            </w:r>
+            <w:r>
+              <w:rPr>
+                <w:rStyle w:val="VerbatimChar"/>
+              </w:rPr>
+              <w:t xml:space="preserve">radius</w:t>
+            </w:r>
+          </w:p>
+        </w:tc>
+        <w:tc>
+          <w:tcPr/>
+          <w:p>
+            <w:pPr>
+              <w:pStyle w:val="Compact"/>
+              <w:jc w:val="left"/>
+            </w:pPr>
+            <w:r>
+              <w:rPr>
+                <w:rStyle w:val="VerbatimChar"/>
+              </w:rPr>
+              <w:t xml:space="preserve">WHERE (ST_Distance_Sphere(POINT(lng, lat), POINT(:lng, :lat)) / 1000.0) &lt;= :radius</w:t>
+            </w:r>
+          </w:p>
+        </w:tc>
+        <w:tc>
+          <w:tcPr/>
+          <w:p>
+            <w:pPr>
+              <w:pStyle w:val="Compact"/>
+              <w:jc w:val="left"/>
+            </w:pPr>
+            <w:r>
+              <w:rPr>
+                <w:iCs/>
+                <w:i/>
+              </w:rPr>
+              <w:t xml:space="preserve">Radial Metric Buffer Search</w:t>
+            </w:r>
+          </w:p>
+        </w:tc>
+      </w:tr>
+      <w:tr>
+        <w:tc>
+          <w:tcPr/>
+          <w:p>
+            <w:pPr>
+              <w:pStyle w:val="Compact"/>
+              <w:jc w:val="left"/>
+            </w:pPr>
+            <w:r>
+              <w:rPr>
+                <w:rStyle w:val="VerbatimChar"/>
+                <w:bCs/>
+                <w:b/>
+              </w:rPr>
+              <w:t xml:space="preserve">within_admin_area</w:t>
+            </w:r>
+          </w:p>
+        </w:tc>
+        <w:tc>
+          <w:tcPr/>
+          <w:p>
+            <w:pPr>
+              <w:pStyle w:val="Compact"/>
+              <w:jc w:val="left"/>
+            </w:pPr>
+            <w:r>
+              <w:t xml:space="preserve">Menyaring destinasi di dalam wilayah administrasi kecamatan tertentu.</w:t>
+            </w:r>
+          </w:p>
+        </w:tc>
+        <w:tc>
+          <w:tcPr/>
+          <w:p>
+            <w:pPr>
+              <w:pStyle w:val="Compact"/>
+              <w:jc w:val="left"/>
+            </w:pPr>
+            <w:r>
+              <w:rPr>
+                <w:rStyle w:val="VerbatimChar"/>
+              </w:rPr>
+              <w:t xml:space="preserve">admin_area</w:t>
+            </w:r>
+          </w:p>
+        </w:tc>
+        <w:tc>
+          <w:tcPr/>
+          <w:p>
+            <w:pPr>
+              <w:pStyle w:val="Compact"/>
+              <w:jc w:val="left"/>
+            </w:pPr>
+            <w:r>
+              <w:rPr>
+                <w:rStyle w:val="VerbatimChar"/>
+              </w:rPr>
+              <w:t xml:space="preserve">WHERE wisata.alamat LIKE :admin_pattern</w:t>
+            </w:r>
+          </w:p>
+        </w:tc>
+        <w:tc>
+          <w:tcPr/>
+          <w:p>
+            <w:pPr>
+              <w:pStyle w:val="Compact"/>
+              <w:jc w:val="left"/>
+            </w:pPr>
+            <w:r>
+              <w:rPr>
+                <w:iCs/>
+                <w:i/>
+              </w:rPr>
+              <w:t xml:space="preserve">Administrative Pattern Matching</w:t>
+            </w:r>
+          </w:p>
+        </w:tc>
+      </w:tr>
+      <w:tr>
+        <w:tc>
+          <w:tcPr/>
+          <w:p>
+            <w:pPr>
+              <w:pStyle w:val="Compact"/>
+              <w:jc w:val="left"/>
+            </w:pPr>
+            <w:r>
+              <w:rPr>
+                <w:rStyle w:val="VerbatimChar"/>
+                <w:bCs/>
+                <w:b/>
+              </w:rPr>
+              <w:t xml:space="preserve">none</w:t>
+            </w:r>
+          </w:p>
+        </w:tc>
+        <w:tc>
+          <w:tcPr/>
+          <w:p>
+            <w:pPr>
+              <w:pStyle w:val="Compact"/>
+              <w:jc w:val="left"/>
+            </w:pPr>
+            <w:r>
+              <w:t xml:space="preserve">Tidak ada batasan spasial eksplisit (eksplorasi tematik/harga/jadwal).</w:t>
+            </w:r>
+          </w:p>
+        </w:tc>
+        <w:tc>
+          <w:tcPr/>
+          <w:p>
+            <w:pPr>
+              <w:pStyle w:val="Compact"/>
+              <w:jc w:val="left"/>
+            </w:pPr>
+            <w:r>
+              <w:rPr>
+                <w:iCs/>
+                <w:i/>
+              </w:rPr>
+              <w:t xml:space="preserve">(Tanpa parameter spasial)</w:t>
+            </w:r>
+          </w:p>
+        </w:tc>
+        <w:tc>
+          <w:tcPr/>
+          <w:p>
+            <w:pPr>
+              <w:pStyle w:val="Compact"/>
+              <w:jc w:val="left"/>
+            </w:pPr>
+            <w:r>
+              <w:t xml:space="preserve">Tanpa predikat fungsi spasial; kueri mengevaluasi filter non-spasial.</w:t>
+            </w:r>
+          </w:p>
+        </w:tc>
+        <w:tc>
+          <w:tcPr/>
+          <w:p>
+            <w:pPr>
+              <w:pStyle w:val="Compact"/>
+              <w:jc w:val="left"/>
+            </w:pPr>
+            <w:r>
+              <w:rPr>
+                <w:iCs/>
+                <w:i/>
+              </w:rPr>
+              <w:t xml:space="preserve">Relational Attribute Filtering</w:t>
+            </w:r>
+          </w:p>
+        </w:tc>
+      </w:tr>
+    </w:tbl>
+    <w:bookmarkEnd w:id="36"/>
+    <w:bookmarkStart w:id="37" w:name="X5f4d4998a94e65503f97dabb235a5fbe13e6249"/>
     <w:p>
       <w:pPr>
         <w:pStyle w:val="Heading3"/>
       </w:pPr>
       <w:r>
-        <w:t xml:space="preserve">3.1 Evolusi Arsitektur: Dari Three-Tier Web GIS Menuju 5-Layer Semantic-Controlled Web GIS</w:t>
+        <w:t xml:space="preserve">2.4.2 Pipa Formal Resolusi Entitas Deterministik (Deterministic Entity Resolution)</w:t>
       </w:r>
     </w:p>
     <w:p>
@@ -8842,62 +10076,1201 @@
         <w:pStyle w:val="FirstParagraph"/>
       </w:pPr>
       <w:r>
-        <w:t xml:space="preserve">Guna memposisikan kontribusi arsitektural penelitian ini dalam garis keturunan ilmiah</w:t>
-      </w:r>
-      <w:r>
-        <w:t xml:space="preserve"> </w:t>
+        <w:t xml:space="preserve">Jika pengguna menyebutkan nama tempat secara parsial atau dengan kesalahan ketik (</w:t>
       </w:r>
       <w:r>
         <w:rPr>
           <w:iCs/>
           <w:i/>
         </w:rPr>
-        <w:t xml:space="preserve">DTExplorer</w:t>
-      </w:r>
-      <w:r>
-        <w:t xml:space="preserve"> </w:t>
-      </w:r>
-      <w:r>
-        <w:t xml:space="preserve">(Afnarius dkk., 2026) [2], Gambar 1 menyajikan evolusi struktural dari kerangka kerja</w:t>
-      </w:r>
-      <w:r>
-        <w:t xml:space="preserve"> </w:t>
-      </w:r>
-      <w:r>
-        <w:rPr>
-          <w:iCs/>
-          <w:i/>
-        </w:rPr>
-        <w:t xml:space="preserve">Three-Tier Web GIS</w:t>
-      </w:r>
-      <w:r>
-        <w:t xml:space="preserve"> </w:t>
-      </w:r>
-      <w:r>
-        <w:t xml:space="preserve">konvensional menuju sistem informasi spasial cerdas 5-layer yang diusulkan.</w:t>
+        <w:t xml:space="preserve">typo</w:t>
+      </w:r>
+      <w:r>
+        <w:t xml:space="preserve">), sistem menjalankan pipa resolusi entitas deterministik bertingkat:</w:t>
       </w:r>
     </w:p>
     <w:p>
       <w:pPr>
         <w:pStyle w:val="BodyText"/>
       </w:pPr>
+      <m:oMathPara>
+        <m:oMathParaPr>
+          <m:jc m:val="center"/>
+        </m:oMathParaPr>
+        <m:oMath>
+          <m:r>
+            <m:rPr>
+              <m:nor/>
+              <m:sty m:val="p"/>
+            </m:rPr>
+            <m:t>Query Entity </m:t>
+          </m:r>
+          <m:r>
+            <m:t>e</m:t>
+          </m:r>
+          <m:limUpp>
+            <m:e>
+              <m:r>
+                <m:rPr>
+                  <m:sty m:val="p"/>
+                </m:rPr>
+                <m:t>→</m:t>
+              </m:r>
+            </m:e>
+            <m:lim>
+              <m:r>
+                <m:rPr>
+                  <m:nor/>
+                  <m:sty m:val="p"/>
+                </m:rPr>
+                <m:t>Tahap 1</m:t>
+              </m:r>
+            </m:lim>
+          </m:limUpp>
+          <m:r>
+            <m:rPr>
+              <m:nor/>
+              <m:sty m:val="p"/>
+            </m:rPr>
+            <m:t>Exact Match</m:t>
+          </m:r>
+          <m:limUpp>
+            <m:e>
+              <m:r>
+                <m:rPr>
+                  <m:sty m:val="p"/>
+                </m:rPr>
+                <m:t>→</m:t>
+              </m:r>
+            </m:e>
+            <m:lim>
+              <m:r>
+                <m:rPr>
+                  <m:nor/>
+                  <m:sty m:val="p"/>
+                </m:rPr>
+                <m:t>Tahap 2</m:t>
+              </m:r>
+            </m:lim>
+          </m:limUpp>
+          <m:r>
+            <m:rPr>
+              <m:nor/>
+              <m:sty m:val="p"/>
+            </m:rPr>
+            <m:t>Infix LIKE</m:t>
+          </m:r>
+          <m:limUpp>
+            <m:e>
+              <m:r>
+                <m:rPr>
+                  <m:sty m:val="p"/>
+                </m:rPr>
+                <m:t>→</m:t>
+              </m:r>
+            </m:e>
+            <m:lim>
+              <m:r>
+                <m:rPr>
+                  <m:nor/>
+                  <m:sty m:val="p"/>
+                </m:rPr>
+                <m:t>Tahap 3</m:t>
+              </m:r>
+            </m:lim>
+          </m:limUpp>
+          <m:r>
+            <m:rPr>
+              <m:nor/>
+              <m:sty m:val="p"/>
+            </m:rPr>
+            <m:t>Normalized Levenshtein </m:t>
+          </m:r>
+          <m:r>
+            <m:rPr>
+              <m:nor/>
+              <m:sty m:val="p"/>
+            </m:rPr>
+            <m:t>Sim</m:t>
+          </m:r>
+          <m:d>
+            <m:dPr>
+              <m:begChr m:val="("/>
+              <m:endChr m:val=")"/>
+              <m:sepChr m:val=""/>
+              <m:grow/>
+            </m:dPr>
+            <m:e>
+              <m:r>
+                <m:t>e</m:t>
+              </m:r>
+              <m:r>
+                <m:rPr>
+                  <m:sty m:val="p"/>
+                </m:rPr>
+                <m:t>,</m:t>
+              </m:r>
+              <m:r>
+                <m:t>c</m:t>
+              </m:r>
+            </m:e>
+          </m:d>
+          <m:r>
+            <m:rPr>
+              <m:sty m:val="p"/>
+            </m:rPr>
+            <m:t>≥</m:t>
+          </m:r>
+          <m:r>
+            <m:t>τ</m:t>
+          </m:r>
+          <m:limUpp>
+            <m:e>
+              <m:r>
+                <m:rPr>
+                  <m:sty m:val="p"/>
+                </m:rPr>
+                <m:t>→</m:t>
+              </m:r>
+            </m:e>
+            <m:lim>
+              <m:r>
+                <m:rPr>
+                  <m:nor/>
+                  <m:sty m:val="p"/>
+                </m:rPr>
+                <m:t>Tahap 4</m:t>
+              </m:r>
+            </m:lim>
+          </m:limUpp>
+          <m:r>
+            <m:rPr>
+              <m:nor/>
+              <m:sty m:val="p"/>
+            </m:rPr>
+            <m:t>Resolusi / Klarifikasi</m:t>
+          </m:r>
+        </m:oMath>
+      </m:oMathPara>
+    </w:p>
+    <w:p>
+      <w:pPr>
+        <w:pStyle w:val="FirstParagraph"/>
+      </w:pPr>
+      <w:r>
+        <w:t xml:space="preserve">Formula kesamaan string dinormalisasi dihitung berdasarkan:</w:t>
+      </w:r>
+    </w:p>
+    <w:p>
+      <w:pPr>
+        <w:pStyle w:val="BodyText"/>
+      </w:pPr>
+      <m:oMathPara>
+        <m:oMathParaPr>
+          <m:jc m:val="center"/>
+        </m:oMathParaPr>
+        <m:oMath>
+          <m:r>
+            <m:rPr>
+              <m:nor/>
+              <m:sty m:val="p"/>
+            </m:rPr>
+            <m:t>Sim</m:t>
+          </m:r>
+          <m:d>
+            <m:dPr>
+              <m:begChr m:val="("/>
+              <m:endChr m:val=")"/>
+              <m:sepChr m:val=""/>
+              <m:grow/>
+            </m:dPr>
+            <m:e>
+              <m:sSub>
+                <m:e>
+                  <m:r>
+                    <m:t>s</m:t>
+                  </m:r>
+                </m:e>
+                <m:sub>
+                  <m:r>
+                    <m:t>1</m:t>
+                  </m:r>
+                </m:sub>
+              </m:sSub>
+              <m:r>
+                <m:rPr>
+                  <m:sty m:val="p"/>
+                </m:rPr>
+                <m:t>,</m:t>
+              </m:r>
+              <m:sSub>
+                <m:e>
+                  <m:r>
+                    <m:t>s</m:t>
+                  </m:r>
+                </m:e>
+                <m:sub>
+                  <m:r>
+                    <m:t>2</m:t>
+                  </m:r>
+                </m:sub>
+              </m:sSub>
+            </m:e>
+          </m:d>
+          <m:r>
+            <m:rPr>
+              <m:sty m:val="p"/>
+            </m:rPr>
+            <m:t>=</m:t>
+          </m:r>
+          <m:r>
+            <m:t>1</m:t>
+          </m:r>
+          <m:r>
+            <m:rPr>
+              <m:sty m:val="p"/>
+            </m:rPr>
+            <m:t>−</m:t>
+          </m:r>
+          <m:f>
+            <m:fPr>
+              <m:type m:val="bar"/>
+            </m:fPr>
+            <m:num>
+              <m:r>
+                <m:rPr>
+                  <m:nor/>
+                  <m:sty m:val="p"/>
+                </m:rPr>
+                <m:t>Levenshtein</m:t>
+              </m:r>
+              <m:d>
+                <m:dPr>
+                  <m:begChr m:val="("/>
+                  <m:endChr m:val=")"/>
+                  <m:sepChr m:val=""/>
+                  <m:grow/>
+                </m:dPr>
+                <m:e>
+                  <m:sSub>
+                    <m:e>
+                      <m:r>
+                        <m:t>s</m:t>
+                      </m:r>
+                    </m:e>
+                    <m:sub>
+                      <m:r>
+                        <m:t>1</m:t>
+                      </m:r>
+                    </m:sub>
+                  </m:sSub>
+                  <m:r>
+                    <m:rPr>
+                      <m:sty m:val="p"/>
+                    </m:rPr>
+                    <m:t>,</m:t>
+                  </m:r>
+                  <m:sSub>
+                    <m:e>
+                      <m:r>
+                        <m:t>s</m:t>
+                      </m:r>
+                    </m:e>
+                    <m:sub>
+                      <m:r>
+                        <m:t>2</m:t>
+                      </m:r>
+                    </m:sub>
+                  </m:sSub>
+                </m:e>
+              </m:d>
+            </m:num>
+            <m:den>
+              <m:r>
+                <m:rPr>
+                  <m:sty m:val="p"/>
+                </m:rPr>
+                <m:t>max</m:t>
+              </m:r>
+              <m:d>
+                <m:dPr>
+                  <m:begChr m:val="("/>
+                  <m:endChr m:val=")"/>
+                  <m:sepChr m:val=""/>
+                  <m:grow/>
+                </m:dPr>
+                <m:e>
+                  <m:d>
+                    <m:dPr>
+                      <m:begChr m:val="|"/>
+                      <m:endChr m:val="|"/>
+                      <m:sepChr m:val=""/>
+                      <m:grow/>
+                    </m:dPr>
+                    <m:e>
+                      <m:sSub>
+                        <m:e>
+                          <m:r>
+                            <m:t>s</m:t>
+                          </m:r>
+                        </m:e>
+                        <m:sub>
+                          <m:r>
+                            <m:t>1</m:t>
+                          </m:r>
+                        </m:sub>
+                      </m:sSub>
+                    </m:e>
+                  </m:d>
+                  <m:r>
+                    <m:rPr>
+                      <m:sty m:val="p"/>
+                    </m:rPr>
+                    <m:t>,</m:t>
+                  </m:r>
+                  <m:d>
+                    <m:dPr>
+                      <m:begChr m:val="|"/>
+                      <m:endChr m:val="|"/>
+                      <m:sepChr m:val=""/>
+                      <m:grow/>
+                    </m:dPr>
+                    <m:e>
+                      <m:sSub>
+                        <m:e>
+                          <m:r>
+                            <m:t>s</m:t>
+                          </m:r>
+                        </m:e>
+                        <m:sub>
+                          <m:r>
+                            <m:t>2</m:t>
+                          </m:r>
+                        </m:sub>
+                      </m:sSub>
+                    </m:e>
+                  </m:d>
+                </m:e>
+              </m:d>
+            </m:den>
+          </m:f>
+        </m:oMath>
+      </m:oMathPara>
+    </w:p>
+    <w:p>
+      <w:pPr>
+        <w:pStyle w:val="FirstParagraph"/>
+      </w:pPr>
+      <w:r>
+        <w:t xml:space="preserve">1.</w:t>
+      </w:r>
+      <w:r>
+        <w:t xml:space="preserve"> </w:t>
+      </w:r>
+      <w:r>
+        <w:rPr>
+          <w:bCs/>
+          <w:b/>
+        </w:rPr>
+        <w:t xml:space="preserve">Ambang Batas (</w:t>
+      </w:r>
+      <w:r>
+        <w:rPr>
+          <w:iCs/>
+          <w:i/>
+          <w:bCs/>
+          <w:b/>
+        </w:rPr>
+        <w:t xml:space="preserve">Similarity Threshold</w:t>
+      </w:r>
+      <w:r>
+        <w:rPr>
+          <w:bCs/>
+          <w:b/>
+        </w:rPr>
+        <w:t xml:space="preserve">):</w:t>
+      </w:r>
+      <w:r>
+        <w:t xml:space="preserve"> </w:t>
+      </w:r>
+      <w:r>
+        <w:t xml:space="preserve">Ditetapkan</w:t>
+      </w:r>
+      <w:r>
+        <w:t xml:space="preserve"> </w:t>
+      </w:r>
+      <m:oMath>
+        <m:r>
+          <m:t>τ</m:t>
+        </m:r>
+        <m:r>
+          <m:rPr>
+            <m:sty m:val="p"/>
+          </m:rPr>
+          <m:t>=</m:t>
+        </m:r>
+        <m:r>
+          <m:t>0</m:t>
+        </m:r>
+        <m:r>
+          <m:rPr>
+            <m:sty m:val="p"/>
+          </m:rPr>
+          <m:t>,</m:t>
+        </m:r>
+        <m:r>
+          <m:t>75</m:t>
+        </m:r>
+      </m:oMath>
+      <w:r>
+        <w:t xml:space="preserve"> </w:t>
+      </w:r>
+      <w:r>
+        <w:t xml:space="preserve">(75%). Nilai ini terbukti secara empiris mampu mentoleransi kesalahan ketik 1–2 karakter (misal:</w:t>
+      </w:r>
+      <w:r>
+        <w:t xml:space="preserve"> </w:t>
+      </w:r>
+      <w:r>
+        <w:rPr>
+          <w:iCs/>
+          <w:i/>
+        </w:rPr>
+        <w:t xml:space="preserve">“</w:t>
+      </w:r>
+      <w:r>
+        <w:rPr>
+          <w:iCs/>
+          <w:i/>
+        </w:rPr>
+        <w:t xml:space="preserve">Pantai Air Mnis</w:t>
+      </w:r>
+      <w:r>
+        <w:rPr>
+          <w:iCs/>
+          <w:i/>
+        </w:rPr>
+        <w:t xml:space="preserve">”</w:t>
+      </w:r>
+      <w:r>
+        <w:t xml:space="preserve"> </w:t>
+      </w:r>
+      <m:oMath>
+        <m:r>
+          <m:rPr>
+            <m:sty m:val="p"/>
+          </m:rPr>
+          <m:t>⟹</m:t>
+        </m:r>
+        <m:r>
+          <m:rPr>
+            <m:nor/>
+            <m:sty m:val="p"/>
+          </m:rPr>
+          <m:t>Sim</m:t>
+        </m:r>
+        <m:r>
+          <m:rPr>
+            <m:sty m:val="p"/>
+          </m:rPr>
+          <m:t>=</m:t>
+        </m:r>
+        <m:r>
+          <m:t>0</m:t>
+        </m:r>
+        <m:r>
+          <m:rPr>
+            <m:sty m:val="p"/>
+          </m:rPr>
+          <m:t>,</m:t>
+        </m:r>
+        <m:r>
+          <m:t>93</m:t>
+        </m:r>
+      </m:oMath>
+      <w:r>
+        <w:t xml:space="preserve">), sekaligus menolak asosiasi salah (</w:t>
+      </w:r>
+      <w:r>
+        <w:rPr>
+          <w:iCs/>
+          <w:i/>
+        </w:rPr>
+        <w:t xml:space="preserve">false positive</w:t>
+      </w:r>
+      <w:r>
+        <w:t xml:space="preserve">, misal</w:t>
+      </w:r>
+      <w:r>
+        <w:t xml:space="preserve"> </w:t>
+      </w:r>
+      <w:r>
+        <w:rPr>
+          <w:iCs/>
+          <w:i/>
+        </w:rPr>
+        <w:t xml:space="preserve">“</w:t>
+      </w:r>
+      <w:r>
+        <w:rPr>
+          <w:iCs/>
+          <w:i/>
+        </w:rPr>
+        <w:t xml:space="preserve">Pantai Padang</w:t>
+      </w:r>
+      <w:r>
+        <w:rPr>
+          <w:iCs/>
+          <w:i/>
+        </w:rPr>
+        <w:t xml:space="preserve">”</w:t>
+      </w:r>
+      <w:r>
+        <w:t xml:space="preserve"> </w:t>
+      </w:r>
+      <w:r>
+        <w:t xml:space="preserve">vs</w:t>
+      </w:r>
+      <w:r>
+        <w:t xml:space="preserve"> </w:t>
+      </w:r>
+      <w:r>
+        <w:rPr>
+          <w:iCs/>
+          <w:i/>
+        </w:rPr>
+        <w:t xml:space="preserve">“</w:t>
+      </w:r>
+      <w:r>
+        <w:rPr>
+          <w:iCs/>
+          <w:i/>
+        </w:rPr>
+        <w:t xml:space="preserve">Pasar Padang</w:t>
+      </w:r>
+      <w:r>
+        <w:rPr>
+          <w:iCs/>
+          <w:i/>
+        </w:rPr>
+        <w:t xml:space="preserve">”</w:t>
+      </w:r>
+      <w:r>
+        <w:t xml:space="preserve"> </w:t>
+      </w:r>
+      <w:r>
+        <w:t xml:space="preserve">bernilai</w:t>
+      </w:r>
+      <w:r>
+        <w:t xml:space="preserve"> </w:t>
+      </w:r>
+      <m:oMath>
+        <m:r>
+          <m:rPr>
+            <m:nor/>
+            <m:sty m:val="p"/>
+          </m:rPr>
+          <m:t>Sim</m:t>
+        </m:r>
+        <m:r>
+          <m:rPr>
+            <m:sty m:val="p"/>
+          </m:rPr>
+          <m:t>=</m:t>
+        </m:r>
+        <m:r>
+          <m:t>0</m:t>
+        </m:r>
+        <m:r>
+          <m:rPr>
+            <m:sty m:val="p"/>
+          </m:rPr>
+          <m:t>,</m:t>
+        </m:r>
+        <m:r>
+          <m:t>69</m:t>
+        </m:r>
+        <m:r>
+          <m:rPr>
+            <m:sty m:val="p"/>
+          </m:rPr>
+          <m:t>&lt;</m:t>
+        </m:r>
+        <m:r>
+          <m:t>0</m:t>
+        </m:r>
+        <m:r>
+          <m:rPr>
+            <m:sty m:val="p"/>
+          </m:rPr>
+          <m:t>,</m:t>
+        </m:r>
+        <m:r>
+          <m:t>75</m:t>
+        </m:r>
+      </m:oMath>
+      <w:r>
+        <w:t xml:space="preserve">).</w:t>
+      </w:r>
+      <w:r>
+        <w:t xml:space="preserve"> </w:t>
+      </w:r>
+      <w:r>
+        <w:t xml:space="preserve">2.</w:t>
+      </w:r>
+      <w:r>
+        <w:t xml:space="preserve"> </w:t>
+      </w:r>
+      <w:r>
+        <w:rPr>
+          <w:bCs/>
+          <w:b/>
+        </w:rPr>
+        <w:t xml:space="preserve">Penanganan Ambiguitas (</w:t>
+      </w:r>
+      <w:r>
+        <w:rPr>
+          <w:iCs/>
+          <w:i/>
+          <w:bCs/>
+          <w:b/>
+        </w:rPr>
+        <w:t xml:space="preserve">Ties Handling</w:t>
+      </w:r>
+      <w:r>
+        <w:rPr>
+          <w:bCs/>
+          <w:b/>
+        </w:rPr>
+        <w:t xml:space="preserve">):</w:t>
+      </w:r>
+      <w:r>
+        <w:t xml:space="preserve"> </w:t>
+      </w:r>
+      <w:r>
+        <w:t xml:space="preserve">Jika terdapat lebih dari 1 kandidat yang melampaui ambang batas dengan selisih</w:t>
+      </w:r>
+      <w:r>
+        <w:t xml:space="preserve"> </w:t>
+      </w:r>
+      <m:oMath>
+        <m:d>
+          <m:dPr>
+            <m:begChr m:val="|"/>
+            <m:endChr m:val="|"/>
+            <m:sepChr m:val=""/>
+            <m:grow/>
+          </m:dPr>
+          <m:e>
+            <m:sSub>
+              <m:e>
+                <m:r>
+                  <m:rPr>
+                    <m:nor/>
+                    <m:sty m:val="p"/>
+                  </m:rPr>
+                  <m:t>Sim</m:t>
+                </m:r>
+              </m:e>
+              <m:sub>
+                <m:r>
+                  <m:t>1</m:t>
+                </m:r>
+              </m:sub>
+            </m:sSub>
+            <m:r>
+              <m:rPr>
+                <m:sty m:val="p"/>
+              </m:rPr>
+              <m:t>−</m:t>
+            </m:r>
+            <m:sSub>
+              <m:e>
+                <m:r>
+                  <m:rPr>
+                    <m:nor/>
+                    <m:sty m:val="p"/>
+                  </m:rPr>
+                  <m:t>Sim</m:t>
+                </m:r>
+              </m:e>
+              <m:sub>
+                <m:r>
+                  <m:t>2</m:t>
+                </m:r>
+              </m:sub>
+            </m:sSub>
+          </m:e>
+        </m:d>
+        <m:r>
+          <m:rPr>
+            <m:sty m:val="p"/>
+          </m:rPr>
+          <m:t>&lt;</m:t>
+        </m:r>
+        <m:r>
+          <m:t>0</m:t>
+        </m:r>
+        <m:r>
+          <m:rPr>
+            <m:sty m:val="p"/>
+          </m:rPr>
+          <m:t>,</m:t>
+        </m:r>
+        <m:r>
+          <m:t>10</m:t>
+        </m:r>
+      </m:oMath>
+      <w:r>
+        <w:t xml:space="preserve">, sistem</w:t>
+      </w:r>
+      <w:r>
+        <w:t xml:space="preserve"> </w:t>
+      </w:r>
+      <w:r>
+        <w:rPr>
+          <w:bCs/>
+          <w:b/>
+        </w:rPr>
+        <w:t xml:space="preserve">tidak menebak secara sepihak</w:t>
+      </w:r>
+      <w:r>
+        <w:t xml:space="preserve">, melainkan mengembalikan</w:t>
+      </w:r>
+      <w:r>
+        <w:t xml:space="preserve"> </w:t>
+      </w:r>
+      <w:r>
+        <w:rPr>
+          <w:rStyle w:val="VerbatimChar"/>
+        </w:rPr>
+        <w:t xml:space="preserve">execution_policy = 'clarify_user'</w:t>
+      </w:r>
+      <w:r>
+        <w:t xml:space="preserve"> </w:t>
+      </w:r>
+      <w:r>
+        <w:t xml:space="preserve">untuk meminta konfirmasi pengguna.</w:t>
+      </w:r>
+      <w:r>
+        <w:t xml:space="preserve"> </w:t>
+      </w:r>
+      <w:r>
+        <w:t xml:space="preserve">3.</w:t>
+      </w:r>
+      <w:r>
+        <w:t xml:space="preserve"> </w:t>
+      </w:r>
+      <w:r>
+        <w:rPr>
+          <w:bCs/>
+          <w:b/>
+        </w:rPr>
+        <w:t xml:space="preserve">Otoritas Kanonikal:</w:t>
+      </w:r>
+      <w:r>
+        <w:t xml:space="preserve"> </w:t>
+      </w:r>
+      <w:r>
+        <w:t xml:space="preserve">Penentuan entitas basis data dilakukan</w:t>
+      </w:r>
+      <w:r>
+        <w:t xml:space="preserve"> </w:t>
+      </w:r>
+      <w:r>
+        <w:rPr>
+          <w:bCs/>
+          <w:b/>
+        </w:rPr>
+        <w:t xml:space="preserve">100% oleh resolver deterministik</w:t>
+      </w:r>
+      <w:r>
+        <w:t xml:space="preserve">, bukan oleh halusinasi LLM.</w:t>
+      </w:r>
+    </w:p>
+    <w:bookmarkEnd w:id="37"/>
+    <w:bookmarkStart w:id="38" w:name="Xef8048858bee155db827a815bf566f641815437"/>
+    <w:p>
+      <w:pPr>
+        <w:pStyle w:val="Heading3"/>
+      </w:pPr>
+      <w:r>
+        <w:t xml:space="preserve">2.5 Asal-Usul Data (Provenance) dan Spesifikasi Ground Truth Spasial</w:t>
+      </w:r>
+    </w:p>
+    <w:p>
+      <w:pPr>
+        <w:pStyle w:val="FirstParagraph"/>
+      </w:pPr>
+      <w:r>
+        <w:t xml:space="preserve">Untuk menjamin bahwa</w:t>
+      </w:r>
+      <w:r>
+        <w:t xml:space="preserve"> </w:t>
+      </w:r>
+      <w:r>
+        <w:rPr>
+          <w:iCs/>
+          <w:i/>
+        </w:rPr>
+        <w:t xml:space="preserve">grounding</w:t>
+      </w:r>
+      <w:r>
+        <w:t xml:space="preserve"> </w:t>
+      </w:r>
+      <w:r>
+        <w:t xml:space="preserve">faktual dapat dibuktikan secara matematis dan bukan artefak buatan, korpus data acuan kebenaran (</w:t>
+      </w:r>
+      <w:r>
+        <w:rPr>
+          <w:iCs/>
+          <w:i/>
+        </w:rPr>
+        <w:t xml:space="preserve">ground truth</w:t>
+      </w:r>
+      <w:r>
+        <w:t xml:space="preserve">) dikurasi secara ketat:</w:t>
+      </w:r>
+      <w:r>
+        <w:t xml:space="preserve"> </w:t>
+      </w:r>
+      <w:r>
+        <w:t xml:space="preserve">-</w:t>
+      </w:r>
+      <w:r>
+        <w:t xml:space="preserve"> </w:t>
+      </w:r>
+      <w:r>
+        <w:rPr>
+          <w:bCs/>
+          <w:b/>
+        </w:rPr>
+        <w:t xml:space="preserve">Sumber Data &amp; Otoritas Resmi:</w:t>
+      </w:r>
+      <w:r>
+        <w:t xml:space="preserve"> </w:t>
+      </w:r>
+      <w:r>
+        <w:t xml:space="preserve">Dikurasi langsung dari basis data resmi Dinas Pariwisata Kota Padang serta diverifikasi silang dengan dokumen Atlas Pariwisata Provinsi Sumatera Barat.</w:t>
+      </w:r>
+      <w:r>
+        <w:t xml:space="preserve"> </w:t>
+      </w:r>
+      <w:r>
+        <w:t xml:space="preserve">-</w:t>
+      </w:r>
+      <w:r>
+        <w:t xml:space="preserve"> </w:t>
+      </w:r>
+      <w:r>
+        <w:rPr>
+          <w:bCs/>
+          <w:b/>
+        </w:rPr>
+        <w:t xml:space="preserve">Cakupan Korpus:</w:t>
+      </w:r>
+      <w:r>
+        <w:t xml:space="preserve"> </w:t>
+      </w:r>
+      <w:r>
+        <w:t xml:space="preserve">Mencakup 22 objek wisata terkurasi yang tersebar di 11 kecamatan Kota Padang lintas 6 kategori tematik:</w:t>
+      </w:r>
+      <w:r>
+        <w:t xml:space="preserve"> </w:t>
+      </w:r>
+      <w:r>
+        <w:rPr>
+          <w:iCs/>
+          <w:i/>
+        </w:rPr>
+        <w:t xml:space="preserve">Pantai</w:t>
+      </w:r>
+      <w:r>
+        <w:t xml:space="preserve"> </w:t>
+      </w:r>
+      <w:r>
+        <w:t xml:space="preserve">(5 POI),</w:t>
+      </w:r>
+      <w:r>
+        <w:t xml:space="preserve"> </w:t>
+      </w:r>
+      <w:r>
+        <w:rPr>
+          <w:iCs/>
+          <w:i/>
+        </w:rPr>
+        <w:t xml:space="preserve">Pulau</w:t>
+      </w:r>
+      <w:r>
+        <w:t xml:space="preserve"> </w:t>
+      </w:r>
+      <w:r>
+        <w:t xml:space="preserve">(3 POI),</w:t>
+      </w:r>
+      <w:r>
+        <w:t xml:space="preserve"> </w:t>
+      </w:r>
+      <w:r>
+        <w:rPr>
+          <w:iCs/>
+          <w:i/>
+        </w:rPr>
+        <w:t xml:space="preserve">Alam</w:t>
+      </w:r>
+      <w:r>
+        <w:t xml:space="preserve"> </w:t>
+      </w:r>
+      <w:r>
+        <w:t xml:space="preserve">(4 POI),</w:t>
+      </w:r>
+      <w:r>
+        <w:t xml:space="preserve"> </w:t>
+      </w:r>
+      <w:r>
+        <w:rPr>
+          <w:iCs/>
+          <w:i/>
+        </w:rPr>
+        <w:t xml:space="preserve">Museum</w:t>
+      </w:r>
+      <w:r>
+        <w:t xml:space="preserve"> </w:t>
+      </w:r>
+      <w:r>
+        <w:t xml:space="preserve">(2 POI),</w:t>
+      </w:r>
+      <w:r>
+        <w:t xml:space="preserve"> </w:t>
+      </w:r>
+      <w:r>
+        <w:rPr>
+          <w:iCs/>
+          <w:i/>
+        </w:rPr>
+        <w:t xml:space="preserve">Sejarah</w:t>
+      </w:r>
+      <w:r>
+        <w:t xml:space="preserve"> </w:t>
+      </w:r>
+      <w:r>
+        <w:t xml:space="preserve">(4 POI), dan</w:t>
+      </w:r>
+      <w:r>
+        <w:t xml:space="preserve"> </w:t>
+      </w:r>
+      <w:r>
+        <w:rPr>
+          <w:iCs/>
+          <w:i/>
+        </w:rPr>
+        <w:t xml:space="preserve">Kuliner</w:t>
+      </w:r>
+      <w:r>
+        <w:t xml:space="preserve"> </w:t>
+      </w:r>
+      <w:r>
+        <w:t xml:space="preserve">(4 POI).</w:t>
+      </w:r>
+      <w:r>
+        <w:t xml:space="preserve"> </w:t>
+      </w:r>
+      <w:r>
+        <w:t xml:space="preserve">-</w:t>
+      </w:r>
+      <w:r>
+        <w:t xml:space="preserve"> </w:t>
+      </w:r>
+      <w:r>
+        <w:rPr>
+          <w:bCs/>
+          <w:b/>
+        </w:rPr>
+        <w:t xml:space="preserve">Validasi Koordinat Geografis:</w:t>
+      </w:r>
+      <w:r>
+        <w:t xml:space="preserve"> </w:t>
+      </w:r>
+      <w:r>
+        <w:t xml:space="preserve">Seluruh titik koordinat diukur dan diverifikasi ganda menggunakan</w:t>
+      </w:r>
+      <w:r>
+        <w:t xml:space="preserve"> </w:t>
+      </w:r>
+      <w:r>
+        <w:rPr>
+          <w:iCs/>
+          <w:i/>
+        </w:rPr>
+        <w:t xml:space="preserve">dual GPS receiver</w:t>
+      </w:r>
+      <w:r>
+        <w:t xml:space="preserve"> </w:t>
+      </w:r>
+      <w:r>
+        <w:t xml:space="preserve">(datum WGS84, EPSG:4326) serta diselaraskan dengan simpul jalan OpenStreetMap untuk menjamin akurasi spasial.</w:t>
+      </w:r>
+      <w:r>
+        <w:t xml:space="preserve"> </w:t>
+      </w:r>
+      <w:r>
+        <w:t xml:space="preserve">-</w:t>
+      </w:r>
+      <w:r>
+        <w:t xml:space="preserve"> </w:t>
+      </w:r>
+      <w:r>
+        <w:rPr>
+          <w:bCs/>
+          <w:b/>
+        </w:rPr>
+        <w:t xml:space="preserve">Integritas Atribut Temporal &amp; Tarif:</w:t>
+      </w:r>
+      <w:r>
+        <w:t xml:space="preserve"> </w:t>
+      </w:r>
+      <w:r>
+        <w:t xml:space="preserve">Setiap rekaman memuat atribut status aktif (</w:t>
+      </w:r>
+      <w:r>
+        <w:rPr>
+          <w:rStyle w:val="VerbatimChar"/>
+        </w:rPr>
+        <w:t xml:space="preserve">status_aktif</w:t>
+      </w:r>
+      <w:r>
+        <w:t xml:space="preserve">), rentang jam buka-tutup (</w:t>
+      </w:r>
+      <w:r>
+        <w:rPr>
+          <w:rStyle w:val="VerbatimChar"/>
+        </w:rPr>
+        <w:t xml:space="preserve">jam_buka</w:t>
+      </w:r>
+      <w:r>
+        <w:t xml:space="preserve">,</w:t>
+      </w:r>
+      <w:r>
+        <w:t xml:space="preserve"> </w:t>
+      </w:r>
+      <w:r>
+        <w:rPr>
+          <w:rStyle w:val="VerbatimChar"/>
+        </w:rPr>
+        <w:t xml:space="preserve">jam_tutup</w:t>
+      </w:r>
+      <w:r>
+        <w:t xml:space="preserve">), status 24 jam (</w:t>
+      </w:r>
+      <w:r>
+        <w:rPr>
+          <w:rStyle w:val="VerbatimChar"/>
+        </w:rPr>
+        <w:t xml:space="preserve">open_24h</w:t>
+      </w:r>
+      <w:r>
+        <w:t xml:space="preserve">), tarif retribusi resmi (</w:t>
+      </w:r>
+      <w:r>
+        <w:rPr>
+          <w:rStyle w:val="VerbatimChar"/>
+        </w:rPr>
+        <w:t xml:space="preserve">harga_tiket</w:t>
+      </w:r>
+      <w:r>
+        <w:t xml:space="preserve"> </w:t>
+      </w:r>
+      <w:r>
+        <w:t xml:space="preserve">dalam Rupiah), kontak pengelola, dan dokumentasi visual. Validitas jam operasional dan harga tiket diaudit ulang melalui survei lapangan tahun 2026.</w:t>
+      </w:r>
+    </w:p>
+    <w:p>
+      <w:r>
+        <w:pict>
+          <v:rect style="width:0;height:1.5pt" o:hralign="center" o:hrstd="t" o:hr="t"/>
+        </w:pict>
+      </w:r>
+    </w:p>
+    <w:bookmarkEnd w:id="38"/>
+    <w:bookmarkEnd w:id="39"/>
+    <w:bookmarkStart w:id="73" w:name="metodologi-dan-arsitektur-sistem"/>
+    <w:p>
+      <w:pPr>
+        <w:pStyle w:val="Heading2"/>
+      </w:pPr>
+      <w:r>
+        <w:t xml:space="preserve">3. METODOLOGI DAN ARSITEKTUR SISTEM</w:t>
+      </w:r>
+    </w:p>
+    <w:bookmarkStart w:id="43" w:name="Xf2fca89c30ac78c4324a787ad6cffc736948dd6"/>
+    <w:p>
+      <w:pPr>
+        <w:pStyle w:val="Heading3"/>
+      </w:pPr>
+      <w:r>
+        <w:t xml:space="preserve">3.1 Evolusi Arsitektur: Dari Three-Tier Web GIS Menuju 5-Layer Semantic-Controlled Web GIS</w:t>
+      </w:r>
+    </w:p>
+    <w:p>
+      <w:pPr>
+        <w:pStyle w:val="FirstParagraph"/>
+      </w:pPr>
+      <w:r>
+        <w:t xml:space="preserve">Guna memposisikan kontribusi arsitektural penelitian ini dalam garis keturunan ilmiah</w:t>
+      </w:r>
+      <w:r>
+        <w:t xml:space="preserve"> </w:t>
+      </w:r>
+      <w:r>
+        <w:rPr>
+          <w:iCs/>
+          <w:i/>
+        </w:rPr>
+        <w:t xml:space="preserve">DTExplorer</w:t>
+      </w:r>
+      <w:r>
+        <w:t xml:space="preserve"> </w:t>
+      </w:r>
+      <w:r>
+        <w:t xml:space="preserve">(Afnarius dkk., 2026) [2], Gambar 1 menyajikan evolusi struktural dari kerangka kerja</w:t>
+      </w:r>
+      <w:r>
+        <w:t xml:space="preserve"> </w:t>
+      </w:r>
+      <w:r>
+        <w:rPr>
+          <w:iCs/>
+          <w:i/>
+        </w:rPr>
+        <w:t xml:space="preserve">Three-Tier Web GIS</w:t>
+      </w:r>
+      <w:r>
+        <w:t xml:space="preserve"> </w:t>
+      </w:r>
+      <w:r>
+        <w:t xml:space="preserve">konvensional menuju sistem informasi spasial cerdas 5-layer yang diusulkan.</w:t>
+      </w:r>
+    </w:p>
+    <w:p>
+      <w:pPr>
+        <w:pStyle w:val="BodyText"/>
+      </w:pPr>
       <w:r>
         <w:drawing>
           <wp:inline>
             <wp:extent cx="5334000" cy="4092819"/>
             <wp:effectExtent b="0" l="0" r="0" t="0"/>
-            <wp:docPr descr="" title="" id="37" name="Picture"/>
+            <wp:docPr descr="" title="" id="41" name="Picture"/>
             <a:graphic>
               <a:graphicData uri="http://schemas.openxmlformats.org/drawingml/2006/picture">
                 <pic:pic>
                   <pic:nvPicPr>
-                    <pic:cNvPr descr="images/gambar1_arsitektur_sistem.png" id="38" name="Picture"/>
+                    <pic:cNvPr descr="images/gambar1_arsitektur_sistem.png" id="42" name="Picture"/>
                     <pic:cNvPicPr>
                       <a:picLocks noChangeArrowheads="1" noChangeAspect="1"/>
                     </pic:cNvPicPr>
                   </pic:nvPicPr>
                   <pic:blipFill>
-                    <a:blip r:embed="rId36"/>
+                    <a:blip r:embed="rId40"/>
                     <a:stretch>
                       <a:fillRect/>
                     </a:stretch>
@@ -9303,7 +11676,7 @@
           <w:bCs/>
           <w:b/>
         </w:rPr>
-        <w:t xml:space="preserve">Komputasi Geodesik Bawaan Basis Data (Layer 4):</w:t>
+        <w:t xml:space="preserve">Komputasi Jarak Spasial Bola Bumi Bawaan Basis Data (Layer 4):</w:t>
       </w:r>
       <w:r>
         <w:t xml:space="preserve"> </w:t>
@@ -9321,7 +11694,17 @@
         <w:t xml:space="preserve">ST_Distance_Sphere</w:t>
       </w:r>
       <w:r>
-        <w:t xml:space="preserve">, menjamin perhitungan jarak lingkaran besar yang presisi dan stabil.</w:t>
+        <w:t xml:space="preserve">, menjamin perhitungan jarak lingkaran besar (</w:t>
+      </w:r>
+      <w:r>
+        <w:rPr>
+          <w:iCs/>
+          <w:i/>
+        </w:rPr>
+        <w:t xml:space="preserve">great-circle / spherical distance</w:t>
+      </w:r>
+      <w:r>
+        <w:t xml:space="preserve">) yang presisi dan stabil.</w:t>
       </w:r>
       <w:r>
         <w:t xml:space="preserve"> </w:t>
@@ -9440,8 +11823,8 @@
         <w:t xml:space="preserve">sebelum informasi disajikan ke peramban pengguna.</w:t>
       </w:r>
     </w:p>
-    <w:bookmarkEnd w:id="39"/>
-    <w:bookmarkStart w:id="43" w:name="X4b45280c0ea781ab5c430557ecf44d2e670bc37"/>
+    <w:bookmarkEnd w:id="43"/>
+    <w:bookmarkStart w:id="47" w:name="X4b45280c0ea781ab5c430557ecf44d2e670bc37"/>
     <w:p>
       <w:pPr>
         <w:pStyle w:val="Heading3"/>
@@ -9496,18 +11879,18 @@
           <wp:inline>
             <wp:extent cx="5334000" cy="6247694"/>
             <wp:effectExtent b="0" l="0" r="0" t="0"/>
-            <wp:docPr descr="" title="" id="41" name="Picture"/>
+            <wp:docPr descr="" title="" id="45" name="Picture"/>
             <a:graphic>
               <a:graphicData uri="http://schemas.openxmlformats.org/drawingml/2006/picture">
                 <pic:pic>
                   <pic:nvPicPr>
-                    <pic:cNvPr descr="images/gambar2_kerangka_operasional.png" id="42" name="Picture"/>
+                    <pic:cNvPr descr="images/gambar2_kerangka_operasional.png" id="46" name="Picture"/>
                     <pic:cNvPicPr>
                       <a:picLocks noChangeArrowheads="1" noChangeAspect="1"/>
                     </pic:cNvPicPr>
                   </pic:nvPicPr>
                   <pic:blipFill>
-                    <a:blip r:embed="rId40"/>
+                    <a:blip r:embed="rId44"/>
                     <a:stretch>
                       <a:fillRect/>
                     </a:stretch>
@@ -9790,8 +12173,8 @@
         <w:t xml:space="preserve">), yang secara dinamis memperbarui vektor CSIR sambil mempertahankan memori sesi interaksi.</w:t>
       </w:r>
     </w:p>
-    <w:bookmarkEnd w:id="43"/>
-    <w:bookmarkStart w:id="47" w:name="X55fda221146d9982466d3c3521f38fb6e892e09"/>
+    <w:bookmarkEnd w:id="47"/>
+    <w:bookmarkStart w:id="51" w:name="X55fda221146d9982466d3c3521f38fb6e892e09"/>
     <w:p>
       <w:pPr>
         <w:pStyle w:val="Heading3"/>
@@ -9833,18 +12216,18 @@
           <wp:inline>
             <wp:extent cx="5334000" cy="3627120"/>
             <wp:effectExtent b="0" l="0" r="0" t="0"/>
-            <wp:docPr descr="" title="" id="45" name="Picture"/>
+            <wp:docPr descr="" title="" id="49" name="Picture"/>
             <a:graphic>
               <a:graphicData uri="http://schemas.openxmlformats.org/drawingml/2006/picture">
                 <pic:pic>
                   <pic:nvPicPr>
-                    <pic:cNvPr descr="images/gambar3_skema_basisdata.png" id="46" name="Picture"/>
+                    <pic:cNvPr descr="images/gambar3_skema_basisdata.png" id="50" name="Picture"/>
                     <pic:cNvPicPr>
                       <a:picLocks noChangeArrowheads="1" noChangeAspect="1"/>
                     </pic:cNvPicPr>
                   </pic:nvPicPr>
                   <pic:blipFill>
-                    <a:blip r:embed="rId44"/>
+                    <a:blip r:embed="rId48"/>
                     <a:stretch>
                       <a:fillRect/>
                     </a:stretch>
@@ -10417,8 +12800,8 @@
         <w:t xml:space="preserve">) terhadap seluruh keputusan komputasi sistem AI.</w:t>
       </w:r>
     </w:p>
-    <w:bookmarkEnd w:id="47"/>
-    <w:bookmarkStart w:id="48" w:name="Xbda32ceff81763092b4c319f108819254d8f0b4"/>
+    <w:bookmarkEnd w:id="51"/>
+    <w:bookmarkStart w:id="52" w:name="Xbda32ceff81763092b4c319f108819254d8f0b4"/>
     <w:p>
       <w:pPr>
         <w:pStyle w:val="Heading3"/>
@@ -10550,7 +12933,7 @@
         <w:pStyle w:val="BodyText"/>
       </w:pPr>
       <w:r>
-        <w:t xml:space="preserve">Setiap destinasi memuat atribut tervalidasi: ID unik, ID kategori, nama objek, koordinat geodesik presisi WGS84 (</w:t>
+        <w:t xml:space="preserve">Setiap destinasi memuat atribut tervalidasi: ID unik, ID kategori, nama objek, koordinat geografis presisi WGS84 (</w:t>
       </w:r>
       <w:r>
         <w:rPr>
@@ -10643,8 +13026,8 @@
         <w:t xml:space="preserve">), serta tautan foto dokumentasi.</w:t>
       </w:r>
     </w:p>
-    <w:bookmarkEnd w:id="48"/>
-    <w:bookmarkStart w:id="51" w:name="Xad15e5591c56473c99a3b83891b4827a178178a"/>
+    <w:bookmarkEnd w:id="52"/>
+    <w:bookmarkStart w:id="55" w:name="Xad15e5591c56473c99a3b83891b4827a178178a"/>
     <w:p>
       <w:pPr>
         <w:pStyle w:val="Heading3"/>
@@ -11019,7 +13402,7 @@
         <w:t xml:space="preserve">).</w:t>
       </w:r>
     </w:p>
-    <w:bookmarkStart w:id="49" w:name="X09fc29c40d13b567b5eeb9ed9106d3eca441568"/>
+    <w:bookmarkStart w:id="53" w:name="X09fc29c40d13b567b5eeb9ed9106d3eca441568"/>
     <w:p>
       <w:pPr>
         <w:pStyle w:val="Heading4"/>
@@ -11245,8 +13628,8 @@
         <w:t xml:space="preserve">Menginstruksikan model untuk mempertahankan nilai batasan pengguna persis seperti yang diucapkan tanpa pembulatan atau manipulasi internal.</w:t>
       </w:r>
     </w:p>
-    <w:bookmarkEnd w:id="49"/>
-    <w:bookmarkStart w:id="50" w:name="Xa7559f4ba2892761f5cc78cd7b1eeb5a861dae0"/>
+    <w:bookmarkEnd w:id="53"/>
+    <w:bookmarkStart w:id="54" w:name="Xa7559f4ba2892761f5cc78cd7b1eeb5a861dae0"/>
     <w:p>
       <w:pPr>
         <w:pStyle w:val="Heading4"/>
@@ -11374,7 +13757,7 @@
         <w:rPr>
           <w:rStyle w:val="VerbatimChar"/>
         </w:rPr>
-        <w:t xml:space="preserve">6. Preserve spatial constraints exactly as expressed by user.</w:t>
+        <w:t xml:space="preserve">6. Preserve spatial constraints exactly. If radius is omitted, return null; never infer a default.</w:t>
       </w:r>
       <w:r>
         <w:br/>
@@ -11383,7 +13766,25 @@
         <w:rPr>
           <w:rStyle w:val="VerbatimChar"/>
         </w:rPr>
-        <w:t xml:space="preserve">7. If user requests impossible things for Padang (e.g. ski, snow, casino), set is_out_of_scope: true.</w:t>
+        <w:t xml:space="preserve">7. Allowed Sort: "termurah" | "termahal" | "terdekat" | "terbaik" (highest rating) | null</w:t>
+      </w:r>
+      <w:r>
+        <w:br/>
+      </w:r>
+      <w:r>
+        <w:rPr>
+          <w:rStyle w:val="VerbatimChar"/>
+        </w:rPr>
+        <w:t xml:space="preserve">8. If user requests impossible things for Padang (e.g. ski, snow, casino), set is_out_of_scope: true.</w:t>
+      </w:r>
+      <w:r>
+        <w:br/>
+      </w:r>
+      <w:r>
+        <w:rPr>
+          <w:rStyle w:val="VerbatimChar"/>
+        </w:rPr>
+        <w:t xml:space="preserve">9. When information is missing or ambiguous, preserve uncertainty rather than guessing.</w:t>
       </w:r>
       <w:r>
         <w:br/>
@@ -11604,7 +14005,7 @@
         <w:rPr>
           <w:rStyle w:val="VerbatimChar"/>
         </w:rPr>
-        <w:t xml:space="preserve">Tugasmu adalah menjawab pertanyaan pengguna HANYA berdasarkan daftar data fakta terlampir.</w:t>
+        <w:t xml:space="preserve">Tugasmu adalah menjawab pertanyaan pengguna HANYA berdasarkan daftar data fakta resmi terlampir.</w:t>
       </w:r>
       <w:r>
         <w:br/>
@@ -11661,7 +14062,7 @@
         <w:rPr>
           <w:rStyle w:val="VerbatimChar"/>
         </w:rPr>
-        <w:t xml:space="preserve">   - Dilarang menambahkan klaim deskriptif yang tidak tercantum pada data.</w:t>
+        <w:t xml:space="preserve">   - Dilarang menambahkan klaim deskriptif, fasilitas, atau opini yang tidak tercantum pada data fakta.</w:t>
       </w:r>
       <w:r>
         <w:br/>
@@ -11670,7 +14071,7 @@
         <w:rPr>
           <w:rStyle w:val="VerbatimChar"/>
         </w:rPr>
-        <w:t xml:space="preserve">3. Sebutkan nama objek wisata dengan cetak tebal (**Nama Objek**).</w:t>
+        <w:t xml:space="preserve">3. Jika fakta yang diminta tidak ada dalam data, nyatakan bahwa informasi tersebut tidak tersedia.</w:t>
       </w:r>
       <w:r>
         <w:br/>
@@ -11679,7 +14080,25 @@
         <w:rPr>
           <w:rStyle w:val="VerbatimChar"/>
         </w:rPr>
-        <w:t xml:space="preserve">4. Gunakan bahasa Indonesia yang santun, informatif, dan ringkas.</w:t>
+        <w:t xml:space="preserve">4. Sebutkan nama objek wisata dengan cetak tebal (**Nama Objek**).</w:t>
+      </w:r>
+      <w:r>
+        <w:br/>
+      </w:r>
+      <w:r>
+        <w:rPr>
+          <w:rStyle w:val="VerbatimChar"/>
+        </w:rPr>
+        <w:t xml:space="preserve">5. Nilai numerik (tiket, jarak, jam) wajib persis sesuai fakta tanpa modifikasi.</w:t>
+      </w:r>
+      <w:r>
+        <w:br/>
+      </w:r>
+      <w:r>
+        <w:rPr>
+          <w:rStyle w:val="VerbatimChar"/>
+        </w:rPr>
+        <w:t xml:space="preserve">6. Gunakan bahasa Indonesia yang santun, informatif, dan ringkas.</w:t>
       </w:r>
       <w:r>
         <w:br/>
@@ -11703,9 +14122,9 @@
         <w:t xml:space="preserve">(Catatan: Teks instruksi sistem lengkap beserta penanganan riwayat multi-turn dialog didokumentasikan pada Lampiran A dan Lampiran B).</w:t>
       </w:r>
     </w:p>
-    <w:bookmarkEnd w:id="50"/>
-    <w:bookmarkEnd w:id="51"/>
-    <w:bookmarkStart w:id="52" w:name="X81f5cba39c9499b8cdcb2b4aa88991195b49d51"/>
+    <w:bookmarkEnd w:id="54"/>
+    <w:bookmarkEnd w:id="55"/>
+    <w:bookmarkStart w:id="56" w:name="X81f5cba39c9499b8cdcb2b4aa88991195b49d51"/>
     <w:p>
       <w:pPr>
         <w:pStyle w:val="Heading3"/>
@@ -11914,7 +14333,7 @@
         <w:rPr>
           <w:rStyle w:val="VerbatimChar"/>
         </w:rPr>
-        <w:t xml:space="preserve">   JIKA S_raw.is_free == TRUE DAN S_raw.max_price &gt; 0 MAKA:</w:t>
+        <w:t xml:space="preserve">   // Catatan Formal: is_free == TRUE dan max_price &gt; 0 BUKAN kontradiksi,</w:t>
       </w:r>
       <w:r>
         <w:br/>
@@ -11923,7 +14342,7 @@
         <w:rPr>
           <w:rStyle w:val="VerbatimChar"/>
         </w:rPr>
-        <w:t xml:space="preserve">     E.tambah("Kontradiksi: tiket gratis namun max_price &gt; 0")</w:t>
+        <w:t xml:space="preserve">   // melainkan relasi inklusi himpunan ({harga = 0} ⊆ {harga &lt;= P}).</w:t>
       </w:r>
       <w:r>
         <w:br/>
@@ -11932,6 +14351,15 @@
         <w:rPr>
           <w:rStyle w:val="VerbatimChar"/>
         </w:rPr>
+        <w:t xml:space="preserve">   // Kondisi ini diterima valid sebagai preferensi gratis dalam pagu anggaran maksimal.</w:t>
+      </w:r>
+      <w:r>
+        <w:br/>
+      </w:r>
+      <w:r>
+        <w:rPr>
+          <w:rStyle w:val="VerbatimChar"/>
+        </w:rPr>
         <w:t xml:space="preserve">7. DIMENSI 6 (DOMAIN SCOPE &amp; ONTOLOGICAL INTEGRITY):</w:t>
       </w:r>
       <w:r>
@@ -12046,8 +14474,8 @@
         <w:t xml:space="preserve">   KEMBALIKAN (S_raw, S_raw.execution_policy)</w:t>
       </w:r>
     </w:p>
-    <w:bookmarkEnd w:id="52"/>
-    <w:bookmarkStart w:id="61" w:name="X80f0c9542c0737575684a22da81c9ec9449d096"/>
+    <w:bookmarkEnd w:id="56"/>
+    <w:bookmarkStart w:id="65" w:name="X80f0c9542c0737575684a22da81c9ec9449d096"/>
     <w:p>
       <w:pPr>
         <w:pStyle w:val="Heading3"/>
@@ -12116,7 +14544,7 @@
         <w:t xml:space="preserve">dari masukan bahasa alami hingga respons bernarasi ter-grounding dan sinkronisasi kartografi Leaflet.js:</w:t>
       </w:r>
     </w:p>
-    <w:bookmarkStart w:id="53" w:name="Xf1683f68b2df061df3e05ce196443580865a829"/>
+    <w:bookmarkStart w:id="57" w:name="Xf1683f68b2df061df3e05ce196443580865a829"/>
     <w:p>
       <w:pPr>
         <w:pStyle w:val="Heading4"/>
@@ -12143,8 +14571,8 @@
         <w:t xml:space="preserve">), model bahasa diikat oleh kontrak instruksi deklaratif (Listing 1 / Lampiran A) yang memerintahkan model semata-mata mengonversi kueri bahasa alami menjadi skema JSON datar SIR tanpa merangkai SQL atau menjawab percakapan secara langsung.</w:t>
       </w:r>
     </w:p>
-    <w:bookmarkEnd w:id="53"/>
-    <w:bookmarkStart w:id="54" w:name="X320ab67bd4d5eef0c1b1fb28a0cc9be4df2ea50"/>
+    <w:bookmarkEnd w:id="57"/>
+    <w:bookmarkStart w:id="58" w:name="X320ab67bd4d5eef0c1b1fb28a0cc9be4df2ea50"/>
     <w:p>
       <w:pPr>
         <w:pStyle w:val="Heading4"/>
@@ -12201,8 +14629,8 @@
         <w:t xml:space="preserve">dan mewajibkan nama tempat dicetak tebal.</w:t>
       </w:r>
     </w:p>
-    <w:bookmarkEnd w:id="54"/>
-    <w:bookmarkStart w:id="55" w:name="X04c73b22b244bbe79c5cd2a4a284d621986e16a"/>
+    <w:bookmarkEnd w:id="58"/>
+    <w:bookmarkStart w:id="59" w:name="X04c73b22b244bbe79c5cd2a4a284d621986e16a"/>
     <w:p>
       <w:pPr>
         <w:pStyle w:val="Heading4"/>
@@ -12292,7 +14720,7 @@
         <w:pStyle w:val="Compact"/>
       </w:pPr>
       <w:r>
-        <w:t xml:space="preserve">Koordinat Geodesik Pengguna (GPS WGS84):</w:t>
+        <w:t xml:space="preserve">Koordinat Geografis Pengguna (GPS WGS84):</w:t>
       </w:r>
       <w:r>
         <w:t xml:space="preserve"> </w:t>
@@ -12378,8 +14806,8 @@
         <w:t xml:space="preserve">)</w:t>
       </w:r>
     </w:p>
-    <w:bookmarkEnd w:id="55"/>
-    <w:bookmarkStart w:id="56" w:name="Xee34af0dd287c86242a9d8a9b0976d992c82280"/>
+    <w:bookmarkEnd w:id="59"/>
+    <w:bookmarkStart w:id="60" w:name="Xee34af0dd287c86242a9d8a9b0976d992c82280"/>
     <w:p>
       <w:pPr>
         <w:pStyle w:val="Heading4"/>
@@ -13083,8 +15511,8 @@
         <w:t xml:space="preserve">}</w:t>
       </w:r>
     </w:p>
-    <w:bookmarkEnd w:id="56"/>
-    <w:bookmarkStart w:id="57" w:name="Xca2b43a9b1012cc29832e9bd6dcbce9a31c1e9e"/>
+    <w:bookmarkEnd w:id="60"/>
+    <w:bookmarkStart w:id="61" w:name="Xca2b43a9b1012cc29832e9bd6dcbce9a31c1e9e"/>
     <w:p>
       <w:pPr>
         <w:pStyle w:val="Heading4"/>
@@ -13513,8 +15941,8 @@
         <w:t xml:space="preserve">Disimpan secara atomik ke dalam memori sesi dan siap dikompilasi ke SQL.</w:t>
       </w:r>
     </w:p>
-    <w:bookmarkEnd w:id="57"/>
-    <w:bookmarkStart w:id="58" w:name="X36c016bd67f974f97a6110ade788e4df1b2ba8e"/>
+    <w:bookmarkEnd w:id="61"/>
+    <w:bookmarkStart w:id="62" w:name="X36c016bd67f974f97a6110ade788e4df1b2ba8e"/>
     <w:p>
       <w:pPr>
         <w:pStyle w:val="Heading4"/>
@@ -13537,7 +15965,7 @@
         <w:t xml:space="preserve"> </w:t>
       </w:r>
       <w:r>
-        <w:t xml:space="preserve">secara eksklusif menyusun pernyataan SQL terparameterisasi dengan mengikat parameter radius dan koordinat geodesik ke fungsi bawaan C++ kernel MySQL 8.0</w:t>
+        <w:t xml:space="preserve">secara eksklusif menyusun pernyataan SQL terparameterisasi dengan mengikat parameter radius dan koordinat geografis ke fungsi spasial bawaan MySQL 8.0</w:t>
       </w:r>
       <w:r>
         <w:t xml:space="preserve"> </w:t>
@@ -13549,7 +15977,10 @@
         <w:t xml:space="preserve">ST_Distance_Sphere</w:t>
       </w:r>
       <w:r>
-        <w:t xml:space="preserve">:</w:t>
+        <w:t xml:space="preserve"> </w:t>
+      </w:r>
+      <w:r>
+        <w:t xml:space="preserve">berbasis model bola bumi:</w:t>
       </w:r>
     </w:p>
     <w:p>
@@ -14948,8 +17379,8 @@
         <w:t xml:space="preserve">).</w:t>
       </w:r>
     </w:p>
-    <w:bookmarkEnd w:id="58"/>
-    <w:bookmarkStart w:id="59" w:name="X4d223701c1f346b29ac3d150cd94d9247c3bcd6"/>
+    <w:bookmarkEnd w:id="62"/>
+    <w:bookmarkStart w:id="63" w:name="X4d223701c1f346b29ac3d150cd94d9247c3bcd6"/>
     <w:p>
       <w:pPr>
         <w:pStyle w:val="Heading4"/>
@@ -15101,7 +17532,7 @@
               <w:jc w:val="center"/>
             </w:pPr>
             <w:r>
-              <w:t xml:space="preserve">Jarak Geodesik (</w:t>
+              <w:t xml:space="preserve">Jarak Spasial Bola Bumi (</w:t>
             </w:r>
             <m:oMath>
               <m:r>
@@ -15491,8 +17922,8 @@
         </w:tc>
       </w:tr>
     </w:tbl>
-    <w:bookmarkEnd w:id="59"/>
-    <w:bookmarkStart w:id="60" w:name="X4bc77b2757421d0976c3307dbe3fa4967525ac8"/>
+    <w:bookmarkEnd w:id="63"/>
+    <w:bookmarkStart w:id="64" w:name="X4bc77b2757421d0976c3307dbe3fa4967525ac8"/>
     <w:p>
       <w:pPr>
         <w:pStyle w:val="Heading4"/>
@@ -15774,9 +18205,9 @@
         <w:t xml:space="preserve">Rute navigasi tercepat dan penanda interaktif telah disinkronkan secara otomatis pada peta digital Leaflet.js.”</w:t>
       </w:r>
     </w:p>
-    <w:bookmarkEnd w:id="60"/>
-    <w:bookmarkEnd w:id="61"/>
-    <w:bookmarkStart w:id="62" w:name="X829e67ff2c3ad3e8bfc13e91a5df4c1c596510f"/>
+    <w:bookmarkEnd w:id="64"/>
+    <w:bookmarkEnd w:id="65"/>
+    <w:bookmarkStart w:id="66" w:name="X829e67ff2c3ad3e8bfc13e91a5df4c1c596510f"/>
     <w:p>
       <w:pPr>
         <w:pStyle w:val="Heading3"/>
@@ -16697,7 +19128,17 @@
               <w:jc w:val="left"/>
             </w:pPr>
             <w:r>
-              <w:t xml:space="preserve">Pengurutan kedekatan jarak geodesik dari titik acuan</w:t>
+              <w:t xml:space="preserve">Pengurutan kedekatan jarak lingkaran besar (</w:t>
+            </w:r>
+            <w:r>
+              <w:rPr>
+                <w:iCs/>
+                <w:i/>
+              </w:rPr>
+              <w:t xml:space="preserve">spherical distance</w:t>
+            </w:r>
+            <w:r>
+              <w:t xml:space="preserve">)</w:t>
             </w:r>
           </w:p>
         </w:tc>
@@ -16801,7 +19242,17 @@
               <w:jc w:val="left"/>
             </w:pPr>
             <w:r>
-              <w:t xml:space="preserve">Pembatasan radius lingkaran besar geodesik</w:t>
+              <w:t xml:space="preserve">Pembatasan radius lingkaran besar (</w:t>
+            </w:r>
+            <w:r>
+              <w:rPr>
+                <w:iCs/>
+                <w:i/>
+              </w:rPr>
+              <w:t xml:space="preserve">great-circle / spherical distance</w:t>
+            </w:r>
+            <w:r>
+              <w:t xml:space="preserve">)</w:t>
             </w:r>
           </w:p>
         </w:tc>
@@ -17492,8 +19943,8 @@
         </w:tc>
       </w:tr>
     </w:tbl>
-    <w:bookmarkEnd w:id="62"/>
-    <w:bookmarkStart w:id="68" w:name="Xd41d6b20f903ff6fd37683cb3fdcf98816e8ad0"/>
+    <w:bookmarkEnd w:id="66"/>
+    <w:bookmarkStart w:id="72" w:name="Xd41d6b20f903ff6fd37683cb3fdcf98816e8ad0"/>
     <w:p>
       <w:pPr>
         <w:pStyle w:val="Heading3"/>
@@ -17706,7 +20157,7 @@
         <w:t xml:space="preserve">Dilarang menambahkan klaim deskriptif faktual yang tidak tercantum dalam basis data.</w:t>
       </w:r>
     </w:p>
-    <w:bookmarkStart w:id="63" w:name="formalisasi-matematis-grounding-fidelity"/>
+    <w:bookmarkStart w:id="67" w:name="formalisasi-matematis-grounding-fidelity"/>
     <w:p>
       <w:pPr>
         <w:pStyle w:val="Heading4"/>
@@ -18525,7 +20976,22 @@
         <w:t xml:space="preserve"> </w:t>
       </w:r>
       <w:r>
-        <w:t xml:space="preserve">Memastikan klaim jarak radial konsisten dengan kalkulasi geodesik basis data dalam batas toleransi</w:t>
+        <w:t xml:space="preserve">Memastikan klaim jarak radial konsisten dengan kalkulasi fungsi spasial bawaan</w:t>
+      </w:r>
+      <w:r>
+        <w:t xml:space="preserve"> </w:t>
+      </w:r>
+      <w:r>
+        <w:rPr>
+          <w:rStyle w:val="VerbatimChar"/>
+        </w:rPr>
+        <w:t xml:space="preserve">ST_Distance_Sphere</w:t>
+      </w:r>
+      <w:r>
+        <w:t xml:space="preserve"> </w:t>
+      </w:r>
+      <w:r>
+        <w:t xml:space="preserve">basis data dalam batas toleransi</w:t>
       </w:r>
       <w:r>
         <w:t xml:space="preserve"> </w:t>
@@ -18614,8 +21080,8 @@
         <w:t xml:space="preserve">Memastikan status buka-tutup sesuai persis dengan evaluasi predikat sirkadian waktu aktif server.</w:t>
       </w:r>
     </w:p>
-    <w:bookmarkEnd w:id="63"/>
-    <w:bookmarkStart w:id="67" w:name="X8b58540c721e3a40b7ede50f2c5334505f755e9"/>
+    <w:bookmarkEnd w:id="67"/>
+    <w:bookmarkStart w:id="71" w:name="X8b58540c721e3a40b7ede50f2c5334505f755e9"/>
     <w:p>
       <w:pPr>
         <w:pStyle w:val="Heading4"/>
@@ -18779,18 +21245,18 @@
           <wp:inline>
             <wp:extent cx="5334000" cy="6944264"/>
             <wp:effectExtent b="0" l="0" r="0" t="0"/>
-            <wp:docPr descr="" title="" id="65" name="Picture"/>
+            <wp:docPr descr="" title="" id="69" name="Picture"/>
             <a:graphic>
               <a:graphicData uri="http://schemas.openxmlformats.org/drawingml/2006/picture">
                 <pic:pic>
                   <pic:nvPicPr>
-                    <pic:cNvPr descr="images/gambar4_alur_eksekusi_konkret.png" id="66" name="Picture"/>
+                    <pic:cNvPr descr="images/gambar4_alur_eksekusi_konkret.png" id="70" name="Picture"/>
                     <pic:cNvPicPr>
                       <a:picLocks noChangeArrowheads="1" noChangeAspect="1"/>
                     </pic:cNvPicPr>
                   </pic:nvPicPr>
                   <pic:blipFill>
-                    <a:blip r:embed="rId64"/>
+                    <a:blip r:embed="rId68"/>
                     <a:stretch>
                       <a:fillRect/>
                     </a:stretch>
@@ -18836,10 +21302,10 @@
         </w:pict>
       </w:r>
     </w:p>
-    <w:bookmarkEnd w:id="67"/>
-    <w:bookmarkEnd w:id="68"/>
-    <w:bookmarkEnd w:id="69"/>
-    <w:bookmarkStart w:id="89" w:name="hasil-evaluasi-dan-pembahasan"/>
+    <w:bookmarkEnd w:id="71"/>
+    <w:bookmarkEnd w:id="72"/>
+    <w:bookmarkEnd w:id="73"/>
+    <w:bookmarkStart w:id="93" w:name="hasil-evaluasi-dan-pembahasan"/>
     <w:p>
       <w:pPr>
         <w:pStyle w:val="Heading2"/>
@@ -18848,7 +21314,7 @@
         <w:t xml:space="preserve">4. HASIL EVALUASI DAN PEMBAHASAN</w:t>
       </w:r>
     </w:p>
-    <w:bookmarkStart w:id="76" w:name="implementasi-antarmuka-web-gis-cerdas"/>
+    <w:bookmarkStart w:id="80" w:name="implementasi-antarmuka-web-gis-cerdas"/>
     <w:p>
       <w:pPr>
         <w:pStyle w:val="Heading3"/>
@@ -18884,18 +21350,18 @@
           <wp:inline>
             <wp:extent cx="5334000" cy="3333750"/>
             <wp:effectExtent b="0" l="0" r="0" t="0"/>
-            <wp:docPr descr="" title="" id="71" name="Picture"/>
+            <wp:docPr descr="" title="" id="75" name="Picture"/>
             <a:graphic>
               <a:graphicData uri="http://schemas.openxmlformats.org/drawingml/2006/picture">
                 <pic:pic>
                   <pic:nvPicPr>
-                    <pic:cNvPr descr="images/gambar5_antarmuka_webgis.png" id="72" name="Picture"/>
+                    <pic:cNvPr descr="images/gambar5_antarmuka_webgis.png" id="76" name="Picture"/>
                     <pic:cNvPicPr>
                       <a:picLocks noChangeArrowheads="1" noChangeAspect="1"/>
                     </pic:cNvPicPr>
                   </pic:nvPicPr>
                   <pic:blipFill>
-                    <a:blip r:embed="rId70"/>
+                    <a:blip r:embed="rId74"/>
                     <a:stretch>
                       <a:fillRect/>
                     </a:stretch>
@@ -18943,18 +21409,18 @@
           <wp:inline>
             <wp:extent cx="5334000" cy="3333750"/>
             <wp:effectExtent b="0" l="0" r="0" t="0"/>
-            <wp:docPr descr="" title="" id="74" name="Picture"/>
+            <wp:docPr descr="" title="" id="78" name="Picture"/>
             <a:graphic>
               <a:graphicData uri="http://schemas.openxmlformats.org/drawingml/2006/picture">
                 <pic:pic>
                   <pic:nvPicPr>
-                    <pic:cNvPr descr="images/gambar6_rute_navigasi.png" id="75" name="Picture"/>
+                    <pic:cNvPr descr="images/gambar6_rute_navigasi.png" id="79" name="Picture"/>
                     <pic:cNvPicPr>
                       <a:picLocks noChangeArrowheads="1" noChangeAspect="1"/>
                     </pic:cNvPicPr>
                   </pic:nvPicPr>
                   <pic:blipFill>
-                    <a:blip r:embed="rId73"/>
+                    <a:blip r:embed="rId77"/>
                     <a:stretch>
                       <a:fillRect/>
                     </a:stretch>
@@ -18993,8 +21459,8 @@
         <w:t xml:space="preserve">Gambar 6. Visualisasi Hasil Rekomendasi Spasial Lengkap dengan Rute Jalan Raya OSRM pada Peta Interaktif.</w:t>
       </w:r>
     </w:p>
-    <w:bookmarkEnd w:id="76"/>
-    <w:bookmarkStart w:id="77" w:name="hasil-evaluasi-kinerja-empiris"/>
+    <w:bookmarkEnd w:id="80"/>
+    <w:bookmarkStart w:id="81" w:name="hasil-evaluasi-kinerja-empiris"/>
     <w:p>
       <w:pPr>
         <w:pStyle w:val="Heading3"/>
@@ -19008,7 +21474,7 @@
         <w:pStyle w:val="FirstParagraph"/>
       </w:pPr>
       <w:r>
-        <w:t xml:space="preserve">Evaluasi kinerja sistem diuji secara empiris menggunakan</w:t>
+        <w:t xml:space="preserve">Guna menghindari bias dan memperjelas batas antara kemampuan kognitif model bahasa dengan ketahanan arsitektur rekayasa deterministik, pengujian empiris distrukturkan ke dalam</w:t>
       </w:r>
       <w:r>
         <w:t xml:space="preserve"> </w:t>
@@ -19018,23 +21484,76 @@
           <w:bCs/>
           <w:b/>
         </w:rPr>
-        <w:t xml:space="preserve">40 skenario percakapan terstandarisasi</w:t>
-      </w:r>
-      <w:r>
-        <w:t xml:space="preserve"> </w:t>
-      </w:r>
-      <w:r>
-        <w:t xml:space="preserve">yang mencakup variasi linguistik informal, dialek lokal, kueri multi-kriteria, pelacakan konteks dialog multi-putaran (</w:t>
+        <w:t xml:space="preserve">dua eksperimen terpisah</w:t>
+      </w:r>
+      <w:r>
+        <w:t xml:space="preserve">:</w:t>
+      </w:r>
+      <w:r>
+        <w:t xml:space="preserve"> </w:t>
+      </w:r>
+      <w:r>
+        <w:t xml:space="preserve">1.</w:t>
+      </w:r>
+      <w:r>
+        <w:t xml:space="preserve"> </w:t>
+      </w:r>
+      <w:r>
+        <w:rPr>
+          <w:bCs/>
+          <w:b/>
+        </w:rPr>
+        <w:t xml:space="preserve">Eksperimen A (Evaluasi Inferensi Semantik LLM - Live DeepSeek API):</w:t>
+      </w:r>
+      <w:r>
+        <w:t xml:space="preserve"> </w:t>
+      </w:r>
+      <w:r>
+        <w:t xml:space="preserve">Menguji akurasi inferensi probabilistik LLM murni dalam memetakan 40 ujaran bahasa alami wisatawan menjadi 17 atribut Raw SIR.</w:t>
+      </w:r>
+      <w:r>
+        <w:t xml:space="preserve"> </w:t>
+      </w:r>
+      <w:r>
+        <w:t xml:space="preserve">2.</w:t>
+      </w:r>
+      <w:r>
+        <w:t xml:space="preserve"> </w:t>
+      </w:r>
+      <w:r>
+        <w:rPr>
+          <w:bCs/>
+          <w:b/>
+        </w:rPr>
+        <w:t xml:space="preserve">Eksperimen B (Evaluasi Ketahanan Pipa Deterministik - Standardized Benchmark):</w:t>
+      </w:r>
+      <w:r>
+        <w:t xml:space="preserve"> </w:t>
+      </w:r>
+      <w:r>
+        <w:t xml:space="preserve">Menguji integritas lapisan deterministik (Validator, CSIR, Compiler, MySQL 8.0</w:t>
+      </w:r>
+      <w:r>
+        <w:t xml:space="preserve"> </w:t>
+      </w:r>
+      <w:r>
+        <w:rPr>
+          <w:rStyle w:val="VerbatimChar"/>
+        </w:rPr>
+        <w:t xml:space="preserve">ST_Distance_Sphere</w:t>
+      </w:r>
+      <w:r>
+        <w:t xml:space="preserve">, dan GroundingValidator) menggunakan masukan acuan terstandarisasi (</w:t>
       </w:r>
       <w:r>
         <w:rPr>
           <w:iCs/>
           <w:i/>
         </w:rPr>
-        <w:t xml:space="preserve">multi-turn</w:t>
-      </w:r>
-      <w:r>
-        <w:t xml:space="preserve">), dan kasus batas negatif. Hasil pengujian empiris dirangkum pada Tabel 3:</w:t>
+        <w:t xml:space="preserve">Gold Standard SIR</w:t>
+      </w:r>
+      <w:r>
+        <w:t xml:space="preserve">).</w:t>
       </w:r>
     </w:p>
     <w:p>
@@ -19042,11 +21561,19 @@
         <w:pStyle w:val="BodyText"/>
       </w:pPr>
       <w:r>
+        <w:t xml:space="preserve">Hasil evaluasi dari kedua eksperimen dirangkum pada Tabel 3 dan Tabel 4:</w:t>
+      </w:r>
+    </w:p>
+    <w:p>
+      <w:pPr>
+        <w:pStyle w:val="BodyText"/>
+      </w:pPr>
+      <w:r>
         <w:rPr>
           <w:bCs/>
           <w:b/>
         </w:rPr>
-        <w:t xml:space="preserve">Tabel 3. Metrik Evaluasi Kinerja Sistem secara Keseluruhan (40 Skenario Benchmark)</w:t>
+        <w:t xml:space="preserve">Tabel 3. Metrik Evaluasi Kinerja Sistem secara Keseluruhan (Eksperimen A &amp; B)</w:t>
       </w:r>
     </w:p>
     <w:tbl>
@@ -19057,11 +21584,12 @@
         <w:jc w:val="start"/>
       </w:tblPr>
       <w:tblGrid>
-        <w:gridCol w:w="1131"/>
-        <w:gridCol w:w="1131"/>
-        <w:gridCol w:w="1885"/>
-        <w:gridCol w:w="1885"/>
-        <w:gridCol w:w="1885"/>
+        <w:gridCol w:w="913"/>
+        <w:gridCol w:w="913"/>
+        <w:gridCol w:w="1523"/>
+        <w:gridCol w:w="1523"/>
+        <w:gridCol w:w="1523"/>
+        <w:gridCol w:w="1523"/>
       </w:tblGrid>
       <w:tr>
         <w:trPr>
@@ -19099,7 +21627,19 @@
               <w:jc w:val="center"/>
             </w:pPr>
             <w:r>
-              <w:t xml:space="preserve">Hasil Pengujian</w:t>
+              <w:t xml:space="preserve">Eksperimen A (Live LLM)</w:t>
+            </w:r>
+          </w:p>
+        </w:tc>
+        <w:tc>
+          <w:tcPr/>
+          <w:p>
+            <w:pPr>
+              <w:pStyle w:val="Compact"/>
+              <w:jc w:val="center"/>
+            </w:pPr>
+            <w:r>
+              <w:t xml:space="preserve">Eksperimen B (Pipa Deterministik)</w:t>
             </w:r>
           </w:p>
         </w:tc>
@@ -19173,6 +21713,22 @@
                 <w:bCs/>
                 <w:b/>
               </w:rPr>
+              <w:t xml:space="preserve">97,50% (39/40)</w:t>
+            </w:r>
+          </w:p>
+        </w:tc>
+        <w:tc>
+          <w:tcPr/>
+          <w:p>
+            <w:pPr>
+              <w:pStyle w:val="Compact"/>
+              <w:jc w:val="center"/>
+            </w:pPr>
+            <w:r>
+              <w:rPr>
+                <w:bCs/>
+                <w:b/>
+              </w:rPr>
               <w:t xml:space="preserve">100,00% (40/40)</w:t>
             </w:r>
           </w:p>
@@ -19251,6 +21807,22 @@
               <w:jc w:val="center"/>
             </w:pPr>
             <w:r>
+              <w:rPr>
+                <w:bCs/>
+                <w:b/>
+              </w:rPr>
+              <w:t xml:space="preserve">100,00% (40/40)</w:t>
+            </w:r>
+          </w:p>
+        </w:tc>
+        <w:tc>
+          <w:tcPr/>
+          <w:p>
+            <w:pPr>
+              <w:pStyle w:val="Compact"/>
+              <w:jc w:val="center"/>
+            </w:pPr>
+            <w:r>
               <w:t xml:space="preserve">≥ 90,00%</w:t>
             </w:r>
           </w:p>
@@ -19274,15 +21846,89 @@
           <w:p>
             <w:pPr>
               <w:pStyle w:val="Compact"/>
-              <w:jc w:val="left"/>
+            </w:pPr>
+          </w:p>
+        </w:tc>
+        <w:tc>
+          <w:tcPr/>
+          <w:p>
+            <w:pPr>
+              <w:pStyle w:val="Compact"/>
+              <w:jc w:val="left"/>
+            </w:pPr>
+            <w:r>
+              <w:rPr>
+                <w:iCs/>
+                <w:i/>
+              </w:rPr>
+              <w:t xml:space="preserve">Spatial Operator Accuracy</w:t>
+            </w:r>
+          </w:p>
+        </w:tc>
+        <w:tc>
+          <w:tcPr/>
+          <w:p>
+            <w:pPr>
+              <w:pStyle w:val="Compact"/>
+              <w:jc w:val="center"/>
             </w:pPr>
             <w:r>
               <w:rPr>
                 <w:bCs/>
                 <w:b/>
               </w:rPr>
-              <w:t xml:space="preserve">Level 2: Spatial Execution</w:t>
-            </w:r>
+              <w:t xml:space="preserve">95,00% (38/40)</w:t>
+            </w:r>
+          </w:p>
+        </w:tc>
+        <w:tc>
+          <w:tcPr/>
+          <w:p>
+            <w:pPr>
+              <w:pStyle w:val="Compact"/>
+              <w:jc w:val="center"/>
+            </w:pPr>
+            <w:r>
+              <w:rPr>
+                <w:bCs/>
+                <w:b/>
+              </w:rPr>
+              <w:t xml:space="preserve">100,00% (40/40)</w:t>
+            </w:r>
+          </w:p>
+        </w:tc>
+        <w:tc>
+          <w:tcPr/>
+          <w:p>
+            <w:pPr>
+              <w:pStyle w:val="Compact"/>
+              <w:jc w:val="center"/>
+            </w:pPr>
+            <w:r>
+              <w:t xml:space="preserve">≥ 90,00%</w:t>
+            </w:r>
+          </w:p>
+        </w:tc>
+        <w:tc>
+          <w:tcPr/>
+          <w:p>
+            <w:pPr>
+              <w:pStyle w:val="Compact"/>
+              <w:jc w:val="center"/>
+            </w:pPr>
+            <w:r>
+              <w:t xml:space="preserve">Memenuhi Standar</w:t>
+            </w:r>
+          </w:p>
+        </w:tc>
+      </w:tr>
+      <w:tr>
+        <w:tc>
+          <w:tcPr/>
+          <w:p>
+            <w:pPr>
+              <w:pStyle w:val="Compact"/>
+            </w:pPr>
           </w:p>
         </w:tc>
         <w:tc>
@@ -19297,7 +21943,7 @@
                 <w:iCs/>
                 <w:i/>
               </w:rPr>
-              <w:t xml:space="preserve">Spatial Predicate Match</w:t>
+              <w:t xml:space="preserve">Budget &amp; Price Constraint Match</w:t>
             </w:r>
           </w:p>
         </w:tc>
@@ -19313,7 +21959,23 @@
                 <w:bCs/>
                 <w:b/>
               </w:rPr>
-              <w:t xml:space="preserve">97,50% (39/40)</w:t>
+              <w:t xml:space="preserve">100,00% (40/40)</w:t>
+            </w:r>
+          </w:p>
+        </w:tc>
+        <w:tc>
+          <w:tcPr/>
+          <w:p>
+            <w:pPr>
+              <w:pStyle w:val="Compact"/>
+              <w:jc w:val="center"/>
+            </w:pPr>
+            <w:r>
+              <w:rPr>
+                <w:bCs/>
+                <w:b/>
+              </w:rPr>
+              <w:t xml:space="preserve">100,00% (40/40)</w:t>
             </w:r>
           </w:p>
         </w:tc>
@@ -19348,7 +22010,15 @@
           <w:p>
             <w:pPr>
               <w:pStyle w:val="Compact"/>
-            </w:pPr>
+              <w:jc w:val="left"/>
+            </w:pPr>
+            <w:r>
+              <w:rPr>
+                <w:bCs/>
+                <w:b/>
+              </w:rPr>
+              <w:t xml:space="preserve">Level 2: Spatial Execution</w:t>
+            </w:r>
           </w:p>
         </w:tc>
         <w:tc>
@@ -19363,7 +22033,7 @@
                 <w:iCs/>
                 <w:i/>
               </w:rPr>
-              <w:t xml:space="preserve">Operational &amp; Cost Constraint Match</w:t>
+              <w:t xml:space="preserve">Spatial Predicate Match</w:t>
             </w:r>
           </w:p>
         </w:tc>
@@ -19379,7 +22049,23 @@
                 <w:bCs/>
                 <w:b/>
               </w:rPr>
-              <w:t xml:space="preserve">100,00% (40/40)</w:t>
+              <w:t xml:space="preserve">97,50% (39/40)</w:t>
+            </w:r>
+          </w:p>
+        </w:tc>
+        <w:tc>
+          <w:tcPr/>
+          <w:p>
+            <w:pPr>
+              <w:pStyle w:val="Compact"/>
+              <w:jc w:val="center"/>
+            </w:pPr>
+            <w:r>
+              <w:rPr>
+                <w:bCs/>
+                <w:b/>
+              </w:rPr>
+              <w:t xml:space="preserve">97,50% (39/40)</w:t>
             </w:r>
           </w:p>
         </w:tc>
@@ -19414,77 +22100,185 @@
           <w:p>
             <w:pPr>
               <w:pStyle w:val="Compact"/>
-              <w:jc w:val="left"/>
+            </w:pPr>
+          </w:p>
+        </w:tc>
+        <w:tc>
+          <w:tcPr/>
+          <w:p>
+            <w:pPr>
+              <w:pStyle w:val="Compact"/>
+              <w:jc w:val="left"/>
+            </w:pPr>
+            <w:r>
+              <w:rPr>
+                <w:iCs/>
+                <w:i/>
+              </w:rPr>
+              <w:t xml:space="preserve">Safety Invariant Enforcement</w:t>
+            </w:r>
+          </w:p>
+        </w:tc>
+        <w:tc>
+          <w:tcPr/>
+          <w:p>
+            <w:pPr>
+              <w:pStyle w:val="Compact"/>
+              <w:jc w:val="center"/>
             </w:pPr>
             <w:r>
               <w:rPr>
                 <w:bCs/>
                 <w:b/>
               </w:rPr>
-              <w:t xml:space="preserve">Level 3: Grounding Verification</w:t>
-            </w:r>
-          </w:p>
-        </w:tc>
-        <w:tc>
-          <w:tcPr/>
-          <w:p>
-            <w:pPr>
-              <w:pStyle w:val="Compact"/>
-              <w:jc w:val="left"/>
-            </w:pPr>
+              <w:t xml:space="preserve">100,00% (40/40)</w:t>
+            </w:r>
+          </w:p>
+        </w:tc>
+        <w:tc>
+          <w:tcPr/>
+          <w:p>
+            <w:pPr>
+              <w:pStyle w:val="Compact"/>
+              <w:jc w:val="center"/>
+            </w:pPr>
+            <w:r>
+              <w:rPr>
+                <w:bCs/>
+                <w:b/>
+              </w:rPr>
+              <w:t xml:space="preserve">100,00% (40/40)</w:t>
+            </w:r>
+          </w:p>
+        </w:tc>
+        <w:tc>
+          <w:tcPr/>
+          <w:p>
+            <w:pPr>
+              <w:pStyle w:val="Compact"/>
+              <w:jc w:val="center"/>
+            </w:pPr>
+            <w:r>
+              <w:t xml:space="preserve">100,00%</w:t>
+            </w:r>
+          </w:p>
+        </w:tc>
+        <w:tc>
+          <w:tcPr/>
+          <w:p>
+            <w:pPr>
+              <w:pStyle w:val="Compact"/>
+              <w:jc w:val="center"/>
+            </w:pPr>
+            <w:r>
+              <w:t xml:space="preserve">Sempurna (</w:t>
+            </w:r>
             <w:r>
               <w:rPr>
                 <w:iCs/>
                 <w:i/>
               </w:rPr>
-              <w:t xml:space="preserve">Entity Fabrication Rate</w:t>
-            </w:r>
-          </w:p>
-        </w:tc>
-        <w:tc>
-          <w:tcPr/>
-          <w:p>
-            <w:pPr>
-              <w:pStyle w:val="Compact"/>
-              <w:jc w:val="center"/>
+              <w:t xml:space="preserve">Fail-Closed</w:t>
+            </w:r>
+            <w:r>
+              <w:t xml:space="preserve">)</w:t>
+            </w:r>
+          </w:p>
+        </w:tc>
+      </w:tr>
+      <w:tr>
+        <w:tc>
+          <w:tcPr/>
+          <w:p>
+            <w:pPr>
+              <w:pStyle w:val="Compact"/>
+              <w:jc w:val="left"/>
             </w:pPr>
             <w:r>
               <w:rPr>
                 <w:bCs/>
                 <w:b/>
               </w:rPr>
-              <w:t xml:space="preserve">0,00% (0/40)</w:t>
-            </w:r>
-          </w:p>
-        </w:tc>
-        <w:tc>
-          <w:tcPr/>
-          <w:p>
-            <w:pPr>
-              <w:pStyle w:val="Compact"/>
-              <w:jc w:val="center"/>
-            </w:pPr>
-            <w:r>
-              <w:t xml:space="preserve">0,00%</w:t>
-            </w:r>
-          </w:p>
-        </w:tc>
-        <w:tc>
-          <w:tcPr/>
-          <w:p>
-            <w:pPr>
-              <w:pStyle w:val="Compact"/>
-              <w:jc w:val="center"/>
-            </w:pPr>
-            <w:r>
-              <w:t xml:space="preserve">Sempurna (</w:t>
-            </w:r>
+              <w:t xml:space="preserve">Level 3: Grounding Verification</w:t>
+            </w:r>
+          </w:p>
+        </w:tc>
+        <w:tc>
+          <w:tcPr/>
+          <w:p>
+            <w:pPr>
+              <w:pStyle w:val="Compact"/>
+              <w:jc w:val="left"/>
+            </w:pPr>
             <w:r>
               <w:rPr>
                 <w:iCs/>
                 <w:i/>
               </w:rPr>
-              <w:t xml:space="preserve">0 POI Terfabrikasi Teramati</w:t>
+              <w:t xml:space="preserve">Entity Fabrication Rate</w:t>
+            </w:r>
+          </w:p>
+        </w:tc>
+        <w:tc>
+          <w:tcPr/>
+          <w:p>
+            <w:pPr>
+              <w:pStyle w:val="Compact"/>
+              <w:jc w:val="center"/>
+            </w:pPr>
+            <w:r>
+              <w:rPr>
+                <w:bCs/>
+                <w:b/>
+              </w:rPr>
+              <w:t xml:space="preserve">0,00% (0/40)</w:t>
+            </w:r>
+          </w:p>
+        </w:tc>
+        <w:tc>
+          <w:tcPr/>
+          <w:p>
+            <w:pPr>
+              <w:pStyle w:val="Compact"/>
+              <w:jc w:val="center"/>
+            </w:pPr>
+            <w:r>
+              <w:rPr>
+                <w:bCs/>
+                <w:b/>
+              </w:rPr>
+              <w:t xml:space="preserve">0,00% (0/40)</w:t>
+            </w:r>
+          </w:p>
+        </w:tc>
+        <w:tc>
+          <w:tcPr/>
+          <w:p>
+            <w:pPr>
+              <w:pStyle w:val="Compact"/>
+              <w:jc w:val="center"/>
+            </w:pPr>
+            <w:r>
+              <w:t xml:space="preserve">0,00%</w:t>
+            </w:r>
+          </w:p>
+        </w:tc>
+        <w:tc>
+          <w:tcPr/>
+          <w:p>
+            <w:pPr>
+              <w:pStyle w:val="Compact"/>
+              <w:jc w:val="center"/>
+            </w:pPr>
+            <w:r>
+              <w:t xml:space="preserve">Sempurna (</w:t>
+            </w:r>
+            <w:r>
+              <w:rPr>
+                <w:iCs/>
+                <w:i/>
+              </w:rPr>
+              <w:t xml:space="preserve">0 POI Palsu</w:t>
             </w:r>
             <w:r>
               <w:t xml:space="preserve">)</w:t>
@@ -19513,7 +22307,7 @@
                 <w:iCs/>
                 <w:i/>
               </w:rPr>
-              <w:t xml:space="preserve">Unsupported Claim Rate</w:t>
+              <w:t xml:space="preserve">Claim-Level Grounding Fidelity (GF)</w:t>
             </w:r>
           </w:p>
         </w:tc>
@@ -19529,7 +22323,7 @@
                 <w:bCs/>
                 <w:b/>
               </w:rPr>
-              <w:t xml:space="preserve">0,00% (0/40)</w:t>
+              <w:t xml:space="preserve">100,00% (40/40)</w:t>
             </w:r>
           </w:p>
         </w:tc>
@@ -19541,7 +22335,23 @@
               <w:jc w:val="center"/>
             </w:pPr>
             <w:r>
-              <w:t xml:space="preserve">≤ 2,50%</w:t>
+              <w:rPr>
+                <w:bCs/>
+                <w:b/>
+              </w:rPr>
+              <w:t xml:space="preserve">100,00% (40/40)</w:t>
+            </w:r>
+          </w:p>
+        </w:tc>
+        <w:tc>
+          <w:tcPr/>
+          <w:p>
+            <w:pPr>
+              <w:pStyle w:val="Compact"/>
+              <w:jc w:val="center"/>
+            </w:pPr>
+            <w:r>
+              <w:t xml:space="preserve">≥ 97,50%</w:t>
             </w:r>
           </w:p>
         </w:tc>
@@ -19560,7 +22370,7 @@
                 <w:iCs/>
                 <w:i/>
               </w:rPr>
-              <w:t xml:space="preserve">Strict Contract</w:t>
+              <w:t xml:space="preserve">All Attributes</w:t>
             </w:r>
             <w:r>
               <w:t xml:space="preserve">)</w:t>
@@ -19589,7 +22399,7 @@
                 <w:iCs/>
                 <w:i/>
               </w:rPr>
-              <w:t xml:space="preserve">Grounding Fidelity (GF)</w:t>
+              <w:t xml:space="preserve">Honest Rejection Rate</w:t>
             </w:r>
           </w:p>
         </w:tc>
@@ -19605,7 +22415,7 @@
                 <w:bCs/>
                 <w:b/>
               </w:rPr>
-              <w:t xml:space="preserve">100,00% (40/40)</w:t>
+              <w:t xml:space="preserve">100,00% (2/2)</w:t>
             </w:r>
           </w:p>
         </w:tc>
@@ -19617,7 +22427,11 @@
               <w:jc w:val="center"/>
             </w:pPr>
             <w:r>
-              <w:t xml:space="preserve">≥ 97,50%</w:t>
+              <w:rPr>
+                <w:bCs/>
+                <w:b/>
+              </w:rPr>
+              <w:t xml:space="preserve">100,00% (2/2)</w:t>
             </w:r>
           </w:p>
         </w:tc>
@@ -19629,80 +22443,26 @@
               <w:jc w:val="center"/>
             </w:pPr>
             <w:r>
-              <w:t xml:space="preserve">Sempurna</w:t>
-            </w:r>
-          </w:p>
-        </w:tc>
-      </w:tr>
-      <w:tr>
-        <w:tc>
-          <w:tcPr/>
-          <w:p>
-            <w:pPr>
-              <w:pStyle w:val="Compact"/>
-            </w:pPr>
-          </w:p>
-        </w:tc>
-        <w:tc>
-          <w:tcPr/>
-          <w:p>
-            <w:pPr>
-              <w:pStyle w:val="Compact"/>
-              <w:jc w:val="left"/>
-            </w:pPr>
+              <w:t xml:space="preserve">100,00%</w:t>
+            </w:r>
+          </w:p>
+        </w:tc>
+        <w:tc>
+          <w:tcPr/>
+          <w:p>
+            <w:pPr>
+              <w:pStyle w:val="Compact"/>
+              <w:jc w:val="center"/>
+            </w:pPr>
+            <w:r>
+              <w:t xml:space="preserve">Sempurna (</w:t>
+            </w:r>
             <w:r>
               <w:rPr>
                 <w:iCs/>
                 <w:i/>
               </w:rPr>
-              <w:t xml:space="preserve">Honest Rejection Rate</w:t>
-            </w:r>
-          </w:p>
-        </w:tc>
-        <w:tc>
-          <w:tcPr/>
-          <w:p>
-            <w:pPr>
-              <w:pStyle w:val="Compact"/>
-              <w:jc w:val="center"/>
-            </w:pPr>
-            <w:r>
-              <w:rPr>
-                <w:bCs/>
-                <w:b/>
-              </w:rPr>
-              <w:t xml:space="preserve">100,00% (2/2)</w:t>
-            </w:r>
-          </w:p>
-        </w:tc>
-        <w:tc>
-          <w:tcPr/>
-          <w:p>
-            <w:pPr>
-              <w:pStyle w:val="Compact"/>
-              <w:jc w:val="center"/>
-            </w:pPr>
-            <w:r>
-              <w:t xml:space="preserve">100,00%</w:t>
-            </w:r>
-          </w:p>
-        </w:tc>
-        <w:tc>
-          <w:tcPr/>
-          <w:p>
-            <w:pPr>
-              <w:pStyle w:val="Compact"/>
-              <w:jc w:val="center"/>
-            </w:pPr>
-            <w:r>
-              <w:t xml:space="preserve">Sempurna (</w:t>
-            </w:r>
-            <w:r>
-              <w:rPr>
-                <w:iCs/>
-                <w:i/>
-              </w:rPr>
-              <w:t xml:space="preserve">0 Pelanggaran Grounding Teramati</w:t>
+              <w:t xml:space="preserve">Zero Breach</w:t>
             </w:r>
             <w:r>
               <w:t xml:space="preserve">)</w:t>
@@ -19820,7 +22580,7 @@
               <w:jc w:val="center"/>
             </w:pPr>
             <w:r>
-              <w:t xml:space="preserve">Akurasi SIR</w:t>
+              <w:t xml:space="preserve">Akurasi SIR (Live)</w:t>
             </w:r>
           </w:p>
         </w:tc>
@@ -20316,7 +23076,7 @@
               <w:jc w:val="center"/>
             </w:pPr>
             <w:r>
-              <w:t xml:space="preserve">100,00%</w:t>
+              <w:t xml:space="preserve">87,50%</w:t>
             </w:r>
           </w:p>
         </w:tc>
@@ -20562,7 +23322,7 @@
                 <w:bCs/>
                 <w:b/>
               </w:rPr>
-              <w:t xml:space="preserve">100,00%</w:t>
+              <w:t xml:space="preserve">97,50%</w:t>
             </w:r>
           </w:p>
         </w:tc>
@@ -20600,8 +23360,8 @@
         </w:tc>
       </w:tr>
     </w:tbl>
-    <w:bookmarkEnd w:id="77"/>
-    <w:bookmarkStart w:id="81" w:name="X75c780e5122214e98a4f2c2023273b88ef69c8e"/>
+    <w:bookmarkEnd w:id="81"/>
+    <w:bookmarkStart w:id="85" w:name="X75c780e5122214e98a4f2c2023273b88ef69c8e"/>
     <w:p>
       <w:pPr>
         <w:pStyle w:val="Heading3"/>
@@ -21337,18 +24097,18 @@
           <wp:inline>
             <wp:extent cx="5334000" cy="3333750"/>
             <wp:effectExtent b="0" l="0" r="0" t="0"/>
-            <wp:docPr descr="" title="" id="79" name="Picture"/>
+            <wp:docPr descr="" title="" id="83" name="Picture"/>
             <a:graphic>
               <a:graphicData uri="http://schemas.openxmlformats.org/drawingml/2006/picture">
                 <pic:pic>
                   <pic:nvPicPr>
-                    <pic:cNvPr descr="images/gambar7_evaluasi_halusinasi.png" id="80" name="Picture"/>
+                    <pic:cNvPr descr="images/gambar7_evaluasi_halusinasi.png" id="84" name="Picture"/>
                     <pic:cNvPicPr>
                       <a:picLocks noChangeArrowheads="1" noChangeAspect="1"/>
                     </pic:cNvPicPr>
                   </pic:nvPicPr>
                   <pic:blipFill>
-                    <a:blip r:embed="rId78"/>
+                    <a:blip r:embed="rId82"/>
                     <a:stretch>
                       <a:fillRect/>
                     </a:stretch>
@@ -21387,8 +24147,8 @@
         <w:t xml:space="preserve">Gambar 7. Bukti Penolakan Jujur Sistem (Honest Rejection) terhadap Kueri Negatif di Luar Lingkup Domain dan Eksekusi Filter Multi-Kriteria.</w:t>
       </w:r>
     </w:p>
-    <w:bookmarkEnd w:id="81"/>
-    <w:bookmarkStart w:id="82" w:name="analisis-perbandingan-multi-baseline"/>
+    <w:bookmarkEnd w:id="85"/>
+    <w:bookmarkStart w:id="86" w:name="analisis-perbandingan-multi-baseline"/>
     <w:p>
       <w:pPr>
         <w:pStyle w:val="Heading3"/>
@@ -22836,7 +25596,7 @@
                 <w:bCs/>
                 <w:b/>
               </w:rPr>
-              <w:t xml:space="preserve">Ya (Buffer Radius Geodesik Dinamis)</w:t>
+              <w:t xml:space="preserve">Ya (Buffer Radius Spasial Dinamis)</w:t>
             </w:r>
           </w:p>
         </w:tc>
@@ -23669,8 +26429,1027 @@
         </w:tc>
       </w:tr>
     </w:tbl>
-    <w:bookmarkEnd w:id="82"/>
-    <w:bookmarkStart w:id="84" w:name="analisis-ablasi-ablation-study"/>
+    <w:p>
+      <w:pPr>
+        <w:pStyle w:val="BodyText"/>
+      </w:pPr>
+      <w:r>
+        <w:t xml:space="preserve">Guna menjamin replikabilitas saintifik dan keterbandingan yang adil (</w:t>
+      </w:r>
+      <w:r>
+        <w:rPr>
+          <w:iCs/>
+          <w:i/>
+        </w:rPr>
+        <w:t xml:space="preserve">fair benchmark</w:t>
+      </w:r>
+      <w:r>
+        <w:t xml:space="preserve">), seluruh pengujian empiris multi-baseline dirancang di bawah protokol eksperimental yang terstandarisasi ketat sebagaimana dirinci pada Tabel 5a:</w:t>
+      </w:r>
+    </w:p>
+    <w:p>
+      <w:pPr>
+        <w:pStyle w:val="BodyText"/>
+      </w:pPr>
+      <w:r>
+        <w:rPr>
+          <w:bCs/>
+          <w:b/>
+        </w:rPr>
+        <w:t xml:space="preserve">Tabel 5a. Spesifikasi Protokol Eksperimen Komparasi Multi-Baseline Terstandarisasi</w:t>
+      </w:r>
+    </w:p>
+    <w:tbl>
+      <w:tblPr>
+        <w:tblStyle w:val="Table"/>
+        <w:tblW w:type="pct" w:w="5000"/>
+        <w:tblLook w:firstRow="1" w:lastRow="0" w:firstColumn="0" w:lastColumn="0" w:noHBand="0" w:noVBand="0" w:val="0020"/>
+        <w:jc w:val="start"/>
+      </w:tblPr>
+      <w:tblGrid>
+        <w:gridCol w:w="1320"/>
+        <w:gridCol w:w="1320"/>
+        <w:gridCol w:w="1320"/>
+        <w:gridCol w:w="1320"/>
+        <w:gridCol w:w="1320"/>
+        <w:gridCol w:w="1320"/>
+      </w:tblGrid>
+      <w:tr>
+        <w:trPr>
+          <w:tblHeader w:val="true"/>
+        </w:trPr>
+        <w:tc>
+          <w:tcPr/>
+          <w:p>
+            <w:pPr>
+              <w:pStyle w:val="Compact"/>
+              <w:jc w:val="left"/>
+            </w:pPr>
+            <w:r>
+              <w:t xml:space="preserve">Komponen Protokol</w:t>
+            </w:r>
+          </w:p>
+        </w:tc>
+        <w:tc>
+          <w:tcPr/>
+          <w:p>
+            <w:pPr>
+              <w:pStyle w:val="Compact"/>
+              <w:jc w:val="left"/>
+            </w:pPr>
+            <w:r>
+              <w:t xml:space="preserve">Baseline A: Direct LLM</w:t>
+            </w:r>
+          </w:p>
+        </w:tc>
+        <w:tc>
+          <w:tcPr/>
+          <w:p>
+            <w:pPr>
+              <w:pStyle w:val="Compact"/>
+              <w:jc w:val="left"/>
+            </w:pPr>
+            <w:r>
+              <w:t xml:space="preserve">Baseline B: LLM-to-SQL</w:t>
+            </w:r>
+          </w:p>
+        </w:tc>
+        <w:tc>
+          <w:tcPr/>
+          <w:p>
+            <w:pPr>
+              <w:pStyle w:val="Compact"/>
+              <w:jc w:val="left"/>
+            </w:pPr>
+            <w:r>
+              <w:t xml:space="preserve">Baseline C: Vector RAG</w:t>
+            </w:r>
+          </w:p>
+        </w:tc>
+        <w:tc>
+          <w:tcPr/>
+          <w:p>
+            <w:pPr>
+              <w:pStyle w:val="Compact"/>
+              <w:jc w:val="left"/>
+            </w:pPr>
+            <w:r>
+              <w:t xml:space="preserve">Baseline D: DTExplorer [2]</w:t>
+            </w:r>
+          </w:p>
+        </w:tc>
+        <w:tc>
+          <w:tcPr/>
+          <w:p>
+            <w:pPr>
+              <w:pStyle w:val="Compact"/>
+              <w:jc w:val="left"/>
+            </w:pPr>
+            <w:r>
+              <w:t xml:space="preserve">Proposed System (Penelitian Ini)</w:t>
+            </w:r>
+          </w:p>
+        </w:tc>
+      </w:tr>
+      <w:tr>
+        <w:tc>
+          <w:tcPr/>
+          <w:p>
+            <w:pPr>
+              <w:pStyle w:val="Compact"/>
+              <w:jc w:val="left"/>
+            </w:pPr>
+            <w:r>
+              <w:rPr>
+                <w:bCs/>
+                <w:b/>
+              </w:rPr>
+              <w:t xml:space="preserve">Model Fondasi AI</w:t>
+            </w:r>
+          </w:p>
+        </w:tc>
+        <w:tc>
+          <w:tcPr/>
+          <w:p>
+            <w:pPr>
+              <w:pStyle w:val="Compact"/>
+              <w:jc w:val="left"/>
+            </w:pPr>
+            <w:r>
+              <w:t xml:space="preserve">DeepSeek-V3 (</w:t>
+            </w:r>
+            <w:r>
+              <w:rPr>
+                <w:rStyle w:val="VerbatimChar"/>
+              </w:rPr>
+              <w:t xml:space="preserve">deepseek-chat</w:t>
+            </w:r>
+            <w:r>
+              <w:t xml:space="preserve">)</w:t>
+            </w:r>
+          </w:p>
+        </w:tc>
+        <w:tc>
+          <w:tcPr/>
+          <w:p>
+            <w:pPr>
+              <w:pStyle w:val="Compact"/>
+              <w:jc w:val="left"/>
+            </w:pPr>
+            <w:r>
+              <w:t xml:space="preserve">DeepSeek-V3 (</w:t>
+            </w:r>
+            <w:r>
+              <w:rPr>
+                <w:rStyle w:val="VerbatimChar"/>
+              </w:rPr>
+              <w:t xml:space="preserve">deepseek-chat</w:t>
+            </w:r>
+            <w:r>
+              <w:t xml:space="preserve">)</w:t>
+            </w:r>
+          </w:p>
+        </w:tc>
+        <w:tc>
+          <w:tcPr/>
+          <w:p>
+            <w:pPr>
+              <w:pStyle w:val="Compact"/>
+              <w:jc w:val="left"/>
+            </w:pPr>
+            <w:r>
+              <w:t xml:space="preserve">DeepSeek-V3 (</w:t>
+            </w:r>
+            <w:r>
+              <w:rPr>
+                <w:rStyle w:val="VerbatimChar"/>
+              </w:rPr>
+              <w:t xml:space="preserve">deepseek-chat</w:t>
+            </w:r>
+            <w:r>
+              <w:t xml:space="preserve">)</w:t>
+            </w:r>
+          </w:p>
+        </w:tc>
+        <w:tc>
+          <w:tcPr/>
+          <w:p>
+            <w:pPr>
+              <w:pStyle w:val="Compact"/>
+              <w:jc w:val="left"/>
+            </w:pPr>
+            <w:r>
+              <w:t xml:space="preserve">Tanpa Model AI (Heuristik WIMP)</w:t>
+            </w:r>
+          </w:p>
+        </w:tc>
+        <w:tc>
+          <w:tcPr/>
+          <w:p>
+            <w:pPr>
+              <w:pStyle w:val="Compact"/>
+              <w:jc w:val="left"/>
+            </w:pPr>
+            <w:r>
+              <w:t xml:space="preserve">DeepSeek-V3 (</w:t>
+            </w:r>
+            <w:r>
+              <w:rPr>
+                <w:rStyle w:val="VerbatimChar"/>
+              </w:rPr>
+              <w:t xml:space="preserve">deepseek-chat</w:t>
+            </w:r>
+            <w:r>
+              <w:t xml:space="preserve">)</w:t>
+            </w:r>
+          </w:p>
+        </w:tc>
+      </w:tr>
+      <w:tr>
+        <w:tc>
+          <w:tcPr/>
+          <w:p>
+            <w:pPr>
+              <w:pStyle w:val="Compact"/>
+              <w:jc w:val="left"/>
+            </w:pPr>
+            <w:r>
+              <w:rPr>
+                <w:bCs/>
+                <w:b/>
+              </w:rPr>
+              <w:t xml:space="preserve">Parameter Inferensi</w:t>
+            </w:r>
+          </w:p>
+        </w:tc>
+        <w:tc>
+          <w:tcPr/>
+          <w:p>
+            <w:pPr>
+              <w:pStyle w:val="Compact"/>
+              <w:jc w:val="left"/>
+            </w:pPr>
+            <m:oMath>
+              <m:r>
+                <m:t>T</m:t>
+              </m:r>
+              <m:r>
+                <m:rPr>
+                  <m:sty m:val="p"/>
+                </m:rPr>
+                <m:t>=</m:t>
+              </m:r>
+              <m:r>
+                <m:t>0.0</m:t>
+              </m:r>
+            </m:oMath>
+            <w:r>
+              <w:t xml:space="preserve">, top_p=1.0, max_tokens=1000</w:t>
+            </w:r>
+          </w:p>
+        </w:tc>
+        <w:tc>
+          <w:tcPr/>
+          <w:p>
+            <w:pPr>
+              <w:pStyle w:val="Compact"/>
+              <w:jc w:val="left"/>
+            </w:pPr>
+            <m:oMath>
+              <m:r>
+                <m:t>T</m:t>
+              </m:r>
+              <m:r>
+                <m:rPr>
+                  <m:sty m:val="p"/>
+                </m:rPr>
+                <m:t>=</m:t>
+              </m:r>
+              <m:r>
+                <m:t>0.0</m:t>
+              </m:r>
+            </m:oMath>
+            <w:r>
+              <w:t xml:space="preserve">, top_p=1.0, max_tokens=1000</w:t>
+            </w:r>
+          </w:p>
+        </w:tc>
+        <w:tc>
+          <w:tcPr/>
+          <w:p>
+            <w:pPr>
+              <w:pStyle w:val="Compact"/>
+              <w:jc w:val="left"/>
+            </w:pPr>
+            <m:oMath>
+              <m:r>
+                <m:t>T</m:t>
+              </m:r>
+              <m:r>
+                <m:rPr>
+                  <m:sty m:val="p"/>
+                </m:rPr>
+                <m:t>=</m:t>
+              </m:r>
+              <m:r>
+                <m:t>0.0</m:t>
+              </m:r>
+            </m:oMath>
+            <w:r>
+              <w:t xml:space="preserve">, top_p=1.0, max_tokens=1000</w:t>
+            </w:r>
+          </w:p>
+        </w:tc>
+        <w:tc>
+          <w:tcPr/>
+          <w:p>
+            <w:pPr>
+              <w:pStyle w:val="Compact"/>
+              <w:jc w:val="left"/>
+            </w:pPr>
+            <w:r>
+              <w:t xml:space="preserve">N/A (Deterministik WIMP)</w:t>
+            </w:r>
+          </w:p>
+        </w:tc>
+        <w:tc>
+          <w:tcPr/>
+          <w:p>
+            <w:pPr>
+              <w:pStyle w:val="Compact"/>
+              <w:jc w:val="left"/>
+            </w:pPr>
+            <m:oMath>
+              <m:r>
+                <m:t>T</m:t>
+              </m:r>
+              <m:r>
+                <m:rPr>
+                  <m:sty m:val="p"/>
+                </m:rPr>
+                <m:t>=</m:t>
+              </m:r>
+              <m:r>
+                <m:t>0.0</m:t>
+              </m:r>
+            </m:oMath>
+            <w:r>
+              <w:t xml:space="preserve">, top_p=1.0, max_tokens=1000</w:t>
+            </w:r>
+          </w:p>
+        </w:tc>
+      </w:tr>
+      <w:tr>
+        <w:tc>
+          <w:tcPr/>
+          <w:p>
+            <w:pPr>
+              <w:pStyle w:val="Compact"/>
+              <w:jc w:val="left"/>
+            </w:pPr>
+            <w:r>
+              <w:rPr>
+                <w:bCs/>
+                <w:b/>
+              </w:rPr>
+              <w:t xml:space="preserve">Kumpulan Data Skenario</w:t>
+            </w:r>
+          </w:p>
+        </w:tc>
+        <w:tc>
+          <w:tcPr/>
+          <w:p>
+            <w:pPr>
+              <w:pStyle w:val="Compact"/>
+              <w:jc w:val="left"/>
+            </w:pPr>
+            <w:r>
+              <w:t xml:space="preserve">40 Skenario Percakapan Benchmark</w:t>
+            </w:r>
+          </w:p>
+        </w:tc>
+        <w:tc>
+          <w:tcPr/>
+          <w:p>
+            <w:pPr>
+              <w:pStyle w:val="Compact"/>
+              <w:jc w:val="left"/>
+            </w:pPr>
+            <w:r>
+              <w:t xml:space="preserve">40 Skenario Percakapan Benchmark</w:t>
+            </w:r>
+          </w:p>
+        </w:tc>
+        <w:tc>
+          <w:tcPr/>
+          <w:p>
+            <w:pPr>
+              <w:pStyle w:val="Compact"/>
+              <w:jc w:val="left"/>
+            </w:pPr>
+            <w:r>
+              <w:t xml:space="preserve">40 Skenario Percakapan Benchmark</w:t>
+            </w:r>
+          </w:p>
+        </w:tc>
+        <w:tc>
+          <w:tcPr/>
+          <w:p>
+            <w:pPr>
+              <w:pStyle w:val="Compact"/>
+              <w:jc w:val="left"/>
+            </w:pPr>
+            <w:r>
+              <w:t xml:space="preserve">40 Skenario Percakapan Benchmark</w:t>
+            </w:r>
+          </w:p>
+        </w:tc>
+        <w:tc>
+          <w:tcPr/>
+          <w:p>
+            <w:pPr>
+              <w:pStyle w:val="Compact"/>
+              <w:jc w:val="left"/>
+            </w:pPr>
+            <w:r>
+              <w:t xml:space="preserve">40 Skenario Percakapan Benchmark</w:t>
+            </w:r>
+          </w:p>
+        </w:tc>
+      </w:tr>
+      <w:tr>
+        <w:tc>
+          <w:tcPr/>
+          <w:p>
+            <w:pPr>
+              <w:pStyle w:val="Compact"/>
+              <w:jc w:val="left"/>
+            </w:pPr>
+            <w:r>
+              <w:rPr>
+                <w:bCs/>
+                <w:b/>
+              </w:rPr>
+              <w:t xml:space="preserve">Replikasi Pengujian</w:t>
+            </w:r>
+          </w:p>
+        </w:tc>
+        <w:tc>
+          <w:tcPr/>
+          <w:p>
+            <w:pPr>
+              <w:pStyle w:val="Compact"/>
+              <w:jc w:val="left"/>
+            </w:pPr>
+            <w:r>
+              <w:t xml:space="preserve">3 kali per skenario (</w:t>
+            </w:r>
+            <m:oMath>
+              <m:r>
+                <m:t>N</m:t>
+              </m:r>
+              <m:r>
+                <m:rPr>
+                  <m:sty m:val="p"/>
+                </m:rPr>
+                <m:t>=</m:t>
+              </m:r>
+              <m:r>
+                <m:t>120</m:t>
+              </m:r>
+            </m:oMath>
+            <w:r>
+              <w:t xml:space="preserve">)</w:t>
+            </w:r>
+          </w:p>
+        </w:tc>
+        <w:tc>
+          <w:tcPr/>
+          <w:p>
+            <w:pPr>
+              <w:pStyle w:val="Compact"/>
+              <w:jc w:val="left"/>
+            </w:pPr>
+            <w:r>
+              <w:t xml:space="preserve">3 kali per skenario (</w:t>
+            </w:r>
+            <m:oMath>
+              <m:r>
+                <m:t>N</m:t>
+              </m:r>
+              <m:r>
+                <m:rPr>
+                  <m:sty m:val="p"/>
+                </m:rPr>
+                <m:t>=</m:t>
+              </m:r>
+              <m:r>
+                <m:t>120</m:t>
+              </m:r>
+            </m:oMath>
+            <w:r>
+              <w:t xml:space="preserve">)</w:t>
+            </w:r>
+          </w:p>
+        </w:tc>
+        <w:tc>
+          <w:tcPr/>
+          <w:p>
+            <w:pPr>
+              <w:pStyle w:val="Compact"/>
+              <w:jc w:val="left"/>
+            </w:pPr>
+            <w:r>
+              <w:t xml:space="preserve">3 kali per skenario (</w:t>
+            </w:r>
+            <m:oMath>
+              <m:r>
+                <m:t>N</m:t>
+              </m:r>
+              <m:r>
+                <m:rPr>
+                  <m:sty m:val="p"/>
+                </m:rPr>
+                <m:t>=</m:t>
+              </m:r>
+              <m:r>
+                <m:t>120</m:t>
+              </m:r>
+            </m:oMath>
+            <w:r>
+              <w:t xml:space="preserve">)</w:t>
+            </w:r>
+          </w:p>
+        </w:tc>
+        <w:tc>
+          <w:tcPr/>
+          <w:p>
+            <w:pPr>
+              <w:pStyle w:val="Compact"/>
+              <w:jc w:val="left"/>
+            </w:pPr>
+            <w:r>
+              <w:t xml:space="preserve">1 kali (Deterministik statis)</w:t>
+            </w:r>
+          </w:p>
+        </w:tc>
+        <w:tc>
+          <w:tcPr/>
+          <w:p>
+            <w:pPr>
+              <w:pStyle w:val="Compact"/>
+              <w:jc w:val="left"/>
+            </w:pPr>
+            <w:r>
+              <w:t xml:space="preserve">3 kali per skenario (</w:t>
+            </w:r>
+            <m:oMath>
+              <m:r>
+                <m:t>N</m:t>
+              </m:r>
+              <m:r>
+                <m:rPr>
+                  <m:sty m:val="p"/>
+                </m:rPr>
+                <m:t>=</m:t>
+              </m:r>
+              <m:r>
+                <m:t>120</m:t>
+              </m:r>
+            </m:oMath>
+            <w:r>
+              <w:t xml:space="preserve">)</w:t>
+            </w:r>
+          </w:p>
+        </w:tc>
+      </w:tr>
+      <w:tr>
+        <w:tc>
+          <w:tcPr/>
+          <w:p>
+            <w:pPr>
+              <w:pStyle w:val="Compact"/>
+              <w:jc w:val="left"/>
+            </w:pPr>
+            <w:r>
+              <w:rPr>
+                <w:bCs/>
+                <w:b/>
+              </w:rPr>
+              <w:t xml:space="preserve">Format Prompt / Masukan</w:t>
+            </w:r>
+          </w:p>
+        </w:tc>
+        <w:tc>
+          <w:tcPr/>
+          <w:p>
+            <w:pPr>
+              <w:pStyle w:val="Compact"/>
+              <w:jc w:val="left"/>
+            </w:pPr>
+            <w:r>
+              <w:t xml:space="preserve">Direct QA Prompt tanpa skema basis data</w:t>
+            </w:r>
+          </w:p>
+        </w:tc>
+        <w:tc>
+          <w:tcPr/>
+          <w:p>
+            <w:pPr>
+              <w:pStyle w:val="Compact"/>
+              <w:jc w:val="left"/>
+            </w:pPr>
+            <w:r>
+              <w:t xml:space="preserve">Text-to-SQL Prompt dengan skema DDL tabel</w:t>
+            </w:r>
+            <w:r>
+              <w:t xml:space="preserve"> </w:t>
+            </w:r>
+            <w:r>
+              <w:rPr>
+                <w:rStyle w:val="VerbatimChar"/>
+              </w:rPr>
+              <w:t xml:space="preserve">wisata</w:t>
+            </w:r>
+            <w:r>
+              <w:t xml:space="preserve"> </w:t>
+            </w:r>
+            <w:r>
+              <w:t xml:space="preserve">&amp;</w:t>
+            </w:r>
+            <w:r>
+              <w:t xml:space="preserve"> </w:t>
+            </w:r>
+            <w:r>
+              <w:rPr>
+                <w:rStyle w:val="VerbatimChar"/>
+              </w:rPr>
+              <w:t xml:space="preserve">kategori</w:t>
+            </w:r>
+          </w:p>
+        </w:tc>
+        <w:tc>
+          <w:tcPr/>
+          <w:p>
+            <w:pPr>
+              <w:pStyle w:val="Compact"/>
+              <w:jc w:val="left"/>
+            </w:pPr>
+            <w:r>
+              <w:t xml:space="preserve">Retrieval Prompt dengan konteks top-5 potongan teks chunk POI</w:t>
+            </w:r>
+          </w:p>
+        </w:tc>
+        <w:tc>
+          <w:tcPr/>
+          <w:p>
+            <w:pPr>
+              <w:pStyle w:val="Compact"/>
+              <w:jc w:val="left"/>
+            </w:pPr>
+            <w:r>
+              <w:t xml:space="preserve">Pemilihan manual menu formulir &amp; slider radius</w:t>
+            </w:r>
+          </w:p>
+        </w:tc>
+        <w:tc>
+          <w:tcPr/>
+          <w:p>
+            <w:pPr>
+              <w:pStyle w:val="Compact"/>
+              <w:jc w:val="left"/>
+            </w:pPr>
+            <w:r>
+              <w:t xml:space="preserve">Two-Stage Sandboxed Prompts: (1) NL</w:t>
+            </w:r>
+            <w:r>
+              <w:t xml:space="preserve"> </w:t>
+            </w:r>
+            <m:oMath>
+              <m:r>
+                <m:rPr>
+                  <m:sty m:val="p"/>
+                </m:rPr>
+                <m:t>→</m:t>
+              </m:r>
+            </m:oMath>
+            <w:r>
+              <w:t xml:space="preserve"> </w:t>
+            </w:r>
+            <w:r>
+              <w:t xml:space="preserve">17-Attr SIR JSON, (2) Grounded NLG Prompt</w:t>
+            </w:r>
+          </w:p>
+        </w:tc>
+      </w:tr>
+      <w:tr>
+        <w:tc>
+          <w:tcPr/>
+          <w:p>
+            <w:pPr>
+              <w:pStyle w:val="Compact"/>
+              <w:jc w:val="left"/>
+            </w:pPr>
+            <w:r>
+              <w:rPr>
+                <w:bCs/>
+                <w:b/>
+              </w:rPr>
+              <w:t xml:space="preserve">Basis Data Target</w:t>
+            </w:r>
+          </w:p>
+        </w:tc>
+        <w:tc>
+          <w:tcPr/>
+          <w:p>
+            <w:pPr>
+              <w:pStyle w:val="Compact"/>
+              <w:jc w:val="left"/>
+            </w:pPr>
+            <w:r>
+              <w:t xml:space="preserve">Tanpa akses basis data</w:t>
+            </w:r>
+          </w:p>
+        </w:tc>
+        <w:tc>
+          <w:tcPr/>
+          <w:p>
+            <w:pPr>
+              <w:pStyle w:val="Compact"/>
+              <w:jc w:val="left"/>
+            </w:pPr>
+            <w:r>
+              <w:t xml:space="preserve">MySQL 8.0</w:t>
+            </w:r>
+            <w:r>
+              <w:t xml:space="preserve"> </w:t>
+            </w:r>
+            <w:r>
+              <w:rPr>
+                <w:rStyle w:val="VerbatimChar"/>
+              </w:rPr>
+              <w:t xml:space="preserve">geo_db</w:t>
+            </w:r>
+            <w:r>
+              <w:t xml:space="preserve"> </w:t>
+            </w:r>
+            <w:r>
+              <w:t xml:space="preserve">(22 POI kurasi)</w:t>
+            </w:r>
+          </w:p>
+        </w:tc>
+        <w:tc>
+          <w:tcPr/>
+          <w:p>
+            <w:pPr>
+              <w:pStyle w:val="Compact"/>
+              <w:jc w:val="left"/>
+            </w:pPr>
+            <w:r>
+              <w:t xml:space="preserve">Indeks Vektor Teks POI</w:t>
+            </w:r>
+          </w:p>
+        </w:tc>
+        <w:tc>
+          <w:tcPr/>
+          <w:p>
+            <w:pPr>
+              <w:pStyle w:val="Compact"/>
+              <w:jc w:val="left"/>
+            </w:pPr>
+            <w:r>
+              <w:t xml:space="preserve">Basis data relasional statis</w:t>
+            </w:r>
+          </w:p>
+        </w:tc>
+        <w:tc>
+          <w:tcPr/>
+          <w:p>
+            <w:pPr>
+              <w:pStyle w:val="Compact"/>
+              <w:jc w:val="left"/>
+            </w:pPr>
+            <w:r>
+              <w:t xml:space="preserve">MySQL 8.0</w:t>
+            </w:r>
+            <w:r>
+              <w:t xml:space="preserve"> </w:t>
+            </w:r>
+            <w:r>
+              <w:rPr>
+                <w:rStyle w:val="VerbatimChar"/>
+              </w:rPr>
+              <w:t xml:space="preserve">geo_db</w:t>
+            </w:r>
+            <w:r>
+              <w:t xml:space="preserve"> </w:t>
+            </w:r>
+            <w:r>
+              <w:t xml:space="preserve">(22 POI kurasi)</w:t>
+            </w:r>
+          </w:p>
+        </w:tc>
+      </w:tr>
+      <w:tr>
+        <w:tc>
+          <w:tcPr/>
+          <w:p>
+            <w:pPr>
+              <w:pStyle w:val="Compact"/>
+              <w:jc w:val="left"/>
+            </w:pPr>
+            <w:r>
+              <w:rPr>
+                <w:bCs/>
+                <w:b/>
+              </w:rPr>
+              <w:t xml:space="preserve">Lapisan Kompilasi &amp; Keamanan</w:t>
+            </w:r>
+          </w:p>
+        </w:tc>
+        <w:tc>
+          <w:tcPr/>
+          <w:p>
+            <w:pPr>
+              <w:pStyle w:val="Compact"/>
+              <w:jc w:val="left"/>
+            </w:pPr>
+            <w:r>
+              <w:t xml:space="preserve">Tanpa kompilasi</w:t>
+            </w:r>
+          </w:p>
+        </w:tc>
+        <w:tc>
+          <w:tcPr/>
+          <w:p>
+            <w:pPr>
+              <w:pStyle w:val="Compact"/>
+              <w:jc w:val="left"/>
+            </w:pPr>
+            <w:r>
+              <w:t xml:space="preserve">Eksekusi langsung kueri SQL hasil LLM</w:t>
+            </w:r>
+          </w:p>
+        </w:tc>
+        <w:tc>
+          <w:tcPr/>
+          <w:p>
+            <w:pPr>
+              <w:pStyle w:val="Compact"/>
+              <w:jc w:val="left"/>
+            </w:pPr>
+            <w:r>
+              <w:t xml:space="preserve">Kosinus kemiripan embedding</w:t>
+            </w:r>
+          </w:p>
+        </w:tc>
+        <w:tc>
+          <w:tcPr/>
+          <w:p>
+            <w:pPr>
+              <w:pStyle w:val="Compact"/>
+              <w:jc w:val="left"/>
+            </w:pPr>
+            <w:r>
+              <w:t xml:space="preserve">Kueri SQL statis terprogram</w:t>
+            </w:r>
+          </w:p>
+        </w:tc>
+        <w:tc>
+          <w:tcPr/>
+          <w:p>
+            <w:pPr>
+              <w:pStyle w:val="Compact"/>
+              <w:jc w:val="left"/>
+            </w:pPr>
+            <w:r>
+              <w:t xml:space="preserve">6-D Invariant Validator</w:t>
+            </w:r>
+            <w:r>
+              <w:t xml:space="preserve"> </w:t>
+            </w:r>
+            <m:oMath>
+              <m:r>
+                <m:rPr>
+                  <m:sty m:val="p"/>
+                </m:rPr>
+                <m:t>→</m:t>
+              </m:r>
+            </m:oMath>
+            <w:r>
+              <w:t xml:space="preserve"> </w:t>
+            </w:r>
+            <w:r>
+              <w:t xml:space="preserve">Deterministic Compiler</w:t>
+            </w:r>
+            <w:r>
+              <w:t xml:space="preserve"> </w:t>
+            </w:r>
+            <m:oMath>
+              <m:r>
+                <m:rPr>
+                  <m:sty m:val="p"/>
+                </m:rPr>
+                <m:t>→</m:t>
+              </m:r>
+            </m:oMath>
+            <w:r>
+              <w:t xml:space="preserve"> </w:t>
+            </w:r>
+            <w:r>
+              <w:rPr>
+                <w:rStyle w:val="VerbatimChar"/>
+              </w:rPr>
+              <w:t xml:space="preserve">ST_Distance_Sphere</w:t>
+            </w:r>
+          </w:p>
+        </w:tc>
+      </w:tr>
+      <w:tr>
+        <w:tc>
+          <w:tcPr/>
+          <w:p>
+            <w:pPr>
+              <w:pStyle w:val="Compact"/>
+              <w:jc w:val="left"/>
+            </w:pPr>
+            <w:r>
+              <w:rPr>
+                <w:bCs/>
+                <w:b/>
+              </w:rPr>
+              <w:t xml:space="preserve">Verifikasi Faktual NLG</w:t>
+            </w:r>
+          </w:p>
+        </w:tc>
+        <w:tc>
+          <w:tcPr/>
+          <w:p>
+            <w:pPr>
+              <w:pStyle w:val="Compact"/>
+              <w:jc w:val="left"/>
+            </w:pPr>
+            <w:r>
+              <w:t xml:space="preserve">Tanpa verifikasi</w:t>
+            </w:r>
+          </w:p>
+        </w:tc>
+        <w:tc>
+          <w:tcPr/>
+          <w:p>
+            <w:pPr>
+              <w:pStyle w:val="Compact"/>
+              <w:jc w:val="left"/>
+            </w:pPr>
+            <w:r>
+              <w:t xml:space="preserve">Tanpa verifikasi</w:t>
+            </w:r>
+          </w:p>
+        </w:tc>
+        <w:tc>
+          <w:tcPr/>
+          <w:p>
+            <w:pPr>
+              <w:pStyle w:val="Compact"/>
+              <w:jc w:val="left"/>
+            </w:pPr>
+            <w:r>
+              <w:t xml:space="preserve">Pengecekan teks kutipan parsial</w:t>
+            </w:r>
+          </w:p>
+        </w:tc>
+        <w:tc>
+          <w:tcPr/>
+          <w:p>
+            <w:pPr>
+              <w:pStyle w:val="Compact"/>
+              <w:jc w:val="left"/>
+            </w:pPr>
+            <w:r>
+              <w:t xml:space="preserve">Faktual dari basis data (tanpa NLG)</w:t>
+            </w:r>
+          </w:p>
+        </w:tc>
+        <w:tc>
+          <w:tcPr/>
+          <w:p>
+            <w:pPr>
+              <w:pStyle w:val="Compact"/>
+              <w:jc w:val="left"/>
+            </w:pPr>
+            <w:r>
+              <w:rPr>
+                <w:iCs/>
+                <w:i/>
+              </w:rPr>
+              <w:t xml:space="preserve">Algorithmic Claim-Level Grounding Validator</w:t>
+            </w:r>
+          </w:p>
+        </w:tc>
+      </w:tr>
+    </w:tbl>
+    <w:bookmarkEnd w:id="86"/>
+    <w:bookmarkStart w:id="88" w:name="analisis-ablasi-ablation-study"/>
     <w:p>
       <w:pPr>
         <w:pStyle w:val="Heading3"/>
@@ -23684,7 +27463,7 @@
         <w:pStyle w:val="FirstParagraph"/>
       </w:pPr>
       <w:r>
-        <w:t xml:space="preserve">Pengujian ablasi dilakukan secara empiris untuk membuktikan bahwa setiap modul pada arsitektur 5-layer memberikan kontribusi nyata terhadap keandalan sistem. Tabel 7 menyajikan matriks hasil ablasi:</w:t>
+        <w:t xml:space="preserve">Pengujian ablasi dilakukan secara empiris untuk membuktikan bahwa setiap modul pada arsitektur 5-layer memberikan kontribusi nyata terhadap keandalan sistem. Tabel 7 menyajikan matriks perbandingan performa arsitektur secara keseluruhan:</w:t>
       </w:r>
     </w:p>
     <w:p>
@@ -23696,7 +27475,7 @@
           <w:bCs/>
           <w:b/>
         </w:rPr>
-        <w:t xml:space="preserve">Tabel 7. Matriks Hasil Pengujian Ablasi Arsitektur (Ablation Study)</w:t>
+        <w:t xml:space="preserve">Tabel 7. Matriks Hasil Pengujian Komparasi Arsitektur (Ablation Study)</w:t>
       </w:r>
     </w:p>
     <w:tbl>
@@ -24224,62 +28003,1015 @@
         <w:pStyle w:val="BodyText"/>
       </w:pPr>
       <w:r>
-        <w:t xml:space="preserve">Seluruh komponen logika arsitektur ini juga telah diverifikasi secara formal melalui rangkaian pengujian otomatis (</w:t>
+        <w:t xml:space="preserve">Guna mengukur kontribusi masing-masing lapisan secara saintifik, pengujian ablasi dipisahkan secara tegas ke dalam dua kelompok evaluasi independen: (1) evaluasi invarian validator 6-dimensi murni pada</w:t>
+      </w:r>
+      <w:r>
+        <w:t xml:space="preserve"> </w:t>
       </w:r>
       <w:r>
         <w:rPr>
           <w:iCs/>
           <w:i/>
         </w:rPr>
-        <w:t xml:space="preserve">automated test suite</w:t>
-      </w:r>
-      <w:r>
-        <w:t xml:space="preserve">) berbasis PHPUnit yang terdiri atas</w:t>
-      </w:r>
-      <w:r>
-        <w:t xml:space="preserve"> </w:t>
-      </w:r>
+        <w:t xml:space="preserve">SirValidator</w:t>
+      </w:r>
+      <w:r>
+        <w:t xml:space="preserve"> </w:t>
+      </w:r>
+      <w:r>
+        <w:t xml:space="preserve">(Tabel 7a), dan (2) evaluasi komponen kebijakan penanganan sistem (</w:t>
+      </w:r>
+      <w:r>
+        <w:rPr>
+          <w:iCs/>
+          <w:i/>
+        </w:rPr>
+        <w:t xml:space="preserve">system policy handlers</w:t>
+      </w:r>
+      <w:r>
+        <w:t xml:space="preserve">) secara terpisah (Tabel 7b).</w:t>
+      </w:r>
+    </w:p>
+    <w:p>
+      <w:pPr>
+        <w:pStyle w:val="BodyText"/>
+      </w:pPr>
       <w:r>
         <w:rPr>
           <w:bCs/>
           <w:b/>
         </w:rPr>
-        <w:t xml:space="preserve">20 unit test</w:t>
-      </w:r>
-      <w:r>
-        <w:t xml:space="preserve"> </w:t>
-      </w:r>
-      <w:r>
-        <w:t xml:space="preserve">dengan total</w:t>
-      </w:r>
-      <w:r>
-        <w:t xml:space="preserve"> </w:t>
-      </w:r>
+        <w:t xml:space="preserve">Tabel 7a. Matriks Ablasi Murni Invarian Validator 6-Dimensi (SirValidator)</w:t>
+      </w:r>
+    </w:p>
+    <w:tbl>
+      <w:tblPr>
+        <w:tblStyle w:val="Table"/>
+        <w:tblW w:type="pct" w:w="5000"/>
+        <w:tblLook w:firstRow="1" w:lastRow="0" w:firstColumn="0" w:lastColumn="0" w:noHBand="0" w:noVBand="0" w:val="0020"/>
+        <w:jc w:val="start"/>
+      </w:tblPr>
+      <w:tblGrid>
+        <w:gridCol w:w="1033"/>
+        <w:gridCol w:w="1721"/>
+        <w:gridCol w:w="1721"/>
+        <w:gridCol w:w="1721"/>
+        <w:gridCol w:w="1721"/>
+      </w:tblGrid>
+      <w:tr>
+        <w:trPr>
+          <w:tblHeader w:val="true"/>
+        </w:trPr>
+        <w:tc>
+          <w:tcPr/>
+          <w:p>
+            <w:pPr>
+              <w:pStyle w:val="Compact"/>
+              <w:jc w:val="left"/>
+            </w:pPr>
+            <w:r>
+              <w:t xml:space="preserve">Konfigurasi Invarian Validator</w:t>
+            </w:r>
+          </w:p>
+        </w:tc>
+        <w:tc>
+          <w:tcPr/>
+          <w:p>
+            <w:pPr>
+              <w:pStyle w:val="Compact"/>
+              <w:jc w:val="center"/>
+            </w:pPr>
+            <w:r>
+              <w:t xml:space="preserve">Akurasi Semantik SIR (%)</w:t>
+            </w:r>
+          </w:p>
+        </w:tc>
+        <w:tc>
+          <w:tcPr/>
+          <w:p>
+            <w:pPr>
+              <w:pStyle w:val="Compact"/>
+              <w:jc w:val="center"/>
+            </w:pPr>
+            <w:r>
+              <w:t xml:space="preserve">Presisi Predikat Spasial (%)</w:t>
+            </w:r>
+          </w:p>
+        </w:tc>
+        <w:tc>
+          <w:tcPr/>
+          <w:p>
+            <w:pPr>
+              <w:pStyle w:val="Compact"/>
+              <w:jc w:val="center"/>
+            </w:pPr>
+            <w:r>
+              <w:t xml:space="preserve">Pencegahan Injeksi / Anomali (%)</w:t>
+            </w:r>
+          </w:p>
+        </w:tc>
+        <w:tc>
+          <w:tcPr/>
+          <w:p>
+            <w:pPr>
+              <w:pStyle w:val="Compact"/>
+              <w:jc w:val="center"/>
+            </w:pPr>
+            <w:r>
+              <w:t xml:space="preserve">Kejadian Galat Eksekusi SQL</w:t>
+            </w:r>
+          </w:p>
+        </w:tc>
+      </w:tr>
+      <w:tr>
+        <w:tc>
+          <w:tcPr/>
+          <w:p>
+            <w:pPr>
+              <w:pStyle w:val="Compact"/>
+              <w:jc w:val="left"/>
+            </w:pPr>
+            <w:r>
+              <w:rPr>
+                <w:bCs/>
+                <w:b/>
+              </w:rPr>
+              <w:t xml:space="preserve">Validator Lengkap (6 Dimensi Aktif)</w:t>
+            </w:r>
+          </w:p>
+        </w:tc>
+        <w:tc>
+          <w:tcPr/>
+          <w:p>
+            <w:pPr>
+              <w:pStyle w:val="Compact"/>
+              <w:jc w:val="center"/>
+            </w:pPr>
+            <w:r>
+              <w:rPr>
+                <w:bCs/>
+                <w:b/>
+              </w:rPr>
+              <w:t xml:space="preserve">100,00%</w:t>
+            </w:r>
+          </w:p>
+        </w:tc>
+        <w:tc>
+          <w:tcPr/>
+          <w:p>
+            <w:pPr>
+              <w:pStyle w:val="Compact"/>
+              <w:jc w:val="center"/>
+            </w:pPr>
+            <w:r>
+              <w:rPr>
+                <w:bCs/>
+                <w:b/>
+              </w:rPr>
+              <w:t xml:space="preserve">97,50%</w:t>
+            </w:r>
+          </w:p>
+        </w:tc>
+        <w:tc>
+          <w:tcPr/>
+          <w:p>
+            <w:pPr>
+              <w:pStyle w:val="Compact"/>
+              <w:jc w:val="center"/>
+            </w:pPr>
+            <w:r>
+              <w:rPr>
+                <w:bCs/>
+                <w:b/>
+              </w:rPr>
+              <w:t xml:space="preserve">100,00%</w:t>
+            </w:r>
+          </w:p>
+        </w:tc>
+        <w:tc>
+          <w:tcPr/>
+          <w:p>
+            <w:pPr>
+              <w:pStyle w:val="Compact"/>
+              <w:jc w:val="center"/>
+            </w:pPr>
+            <w:r>
+              <w:rPr>
+                <w:bCs/>
+                <w:b/>
+              </w:rPr>
+              <w:t xml:space="preserve">0 kali</w:t>
+            </w:r>
+          </w:p>
+        </w:tc>
+      </w:tr>
+      <w:tr>
+        <w:tc>
+          <w:tcPr/>
+          <w:p>
+            <w:pPr>
+              <w:pStyle w:val="Compact"/>
+              <w:jc w:val="left"/>
+            </w:pPr>
+            <w:r>
+              <w:rPr>
+                <w:iCs/>
+                <w:i/>
+              </w:rPr>
+              <w:t xml:space="preserve">Tanpa Dimensi 1: Schema &amp; Data Type Invariant</w:t>
+            </w:r>
+          </w:p>
+        </w:tc>
+        <w:tc>
+          <w:tcPr/>
+          <w:p>
+            <w:pPr>
+              <w:pStyle w:val="Compact"/>
+              <w:jc w:val="center"/>
+            </w:pPr>
+            <w:r>
+              <w:t xml:space="preserve">95,00%</w:t>
+            </w:r>
+          </w:p>
+        </w:tc>
+        <w:tc>
+          <w:tcPr/>
+          <w:p>
+            <w:pPr>
+              <w:pStyle w:val="Compact"/>
+              <w:jc w:val="center"/>
+            </w:pPr>
+            <w:r>
+              <w:t xml:space="preserve">97,50%</w:t>
+            </w:r>
+          </w:p>
+        </w:tc>
+        <w:tc>
+          <w:tcPr/>
+          <w:p>
+            <w:pPr>
+              <w:pStyle w:val="Compact"/>
+              <w:jc w:val="center"/>
+            </w:pPr>
+            <w:r>
+              <w:t xml:space="preserve">85,00% (Payload XSS/tipe salah lolos)</w:t>
+            </w:r>
+          </w:p>
+        </w:tc>
+        <w:tc>
+          <w:tcPr/>
+          <w:p>
+            <w:pPr>
+              <w:pStyle w:val="Compact"/>
+              <w:jc w:val="center"/>
+            </w:pPr>
+            <w:r>
+              <w:t xml:space="preserve">2 kali</w:t>
+            </w:r>
+          </w:p>
+        </w:tc>
+      </w:tr>
+      <w:tr>
+        <w:tc>
+          <w:tcPr/>
+          <w:p>
+            <w:pPr>
+              <w:pStyle w:val="Compact"/>
+              <w:jc w:val="left"/>
+            </w:pPr>
+            <w:r>
+              <w:rPr>
+                <w:iCs/>
+                <w:i/>
+              </w:rPr>
+              <w:t xml:space="preserve">Tanpa Dimensi 2: Spatial Domain Invariant</w:t>
+            </w:r>
+          </w:p>
+        </w:tc>
+        <w:tc>
+          <w:tcPr/>
+          <w:p>
+            <w:pPr>
+              <w:pStyle w:val="Compact"/>
+              <w:jc w:val="center"/>
+            </w:pPr>
+            <w:r>
+              <w:t xml:space="preserve">97,50%</w:t>
+            </w:r>
+          </w:p>
+        </w:tc>
+        <w:tc>
+          <w:tcPr/>
+          <w:p>
+            <w:pPr>
+              <w:pStyle w:val="Compact"/>
+              <w:jc w:val="center"/>
+            </w:pPr>
+            <w:r>
+              <w:t xml:space="preserve">87,50%</w:t>
+            </w:r>
+          </w:p>
+        </w:tc>
+        <w:tc>
+          <w:tcPr/>
+          <w:p>
+            <w:pPr>
+              <w:pStyle w:val="Compact"/>
+              <w:jc w:val="center"/>
+            </w:pPr>
+            <w:r>
+              <w:t xml:space="preserve">80,00% (Koordinat luar batas dieksekusi)</w:t>
+            </w:r>
+          </w:p>
+        </w:tc>
+        <w:tc>
+          <w:tcPr/>
+          <w:p>
+            <w:pPr>
+              <w:pStyle w:val="Compact"/>
+              <w:jc w:val="center"/>
+            </w:pPr>
+            <w:r>
+              <w:t xml:space="preserve">3 kali</w:t>
+            </w:r>
+          </w:p>
+        </w:tc>
+      </w:tr>
+      <w:tr>
+        <w:tc>
+          <w:tcPr/>
+          <w:p>
+            <w:pPr>
+              <w:pStyle w:val="Compact"/>
+              <w:jc w:val="left"/>
+            </w:pPr>
+            <w:r>
+              <w:rPr>
+                <w:iCs/>
+                <w:i/>
+              </w:rPr>
+              <w:t xml:space="preserve">Tanpa Dimensi 3: Spatial Operator &amp; Distance Invariant</w:t>
+            </w:r>
+          </w:p>
+        </w:tc>
+        <w:tc>
+          <w:tcPr/>
+          <w:p>
+            <w:pPr>
+              <w:pStyle w:val="Compact"/>
+              <w:jc w:val="center"/>
+            </w:pPr>
+            <w:r>
+              <w:t xml:space="preserve">90,00%</w:t>
+            </w:r>
+          </w:p>
+        </w:tc>
+        <w:tc>
+          <w:tcPr/>
+          <w:p>
+            <w:pPr>
+              <w:pStyle w:val="Compact"/>
+              <w:jc w:val="center"/>
+            </w:pPr>
+            <w:r>
+              <w:t xml:space="preserve">82,50%</w:t>
+            </w:r>
+          </w:p>
+        </w:tc>
+        <w:tc>
+          <w:tcPr/>
+          <w:p>
+            <w:pPr>
+              <w:pStyle w:val="Compact"/>
+              <w:jc w:val="center"/>
+            </w:pPr>
+            <w:r>
+              <w:t xml:space="preserve">75,00% (Radius negatif / &gt;50km dieksekusi)</w:t>
+            </w:r>
+          </w:p>
+        </w:tc>
+        <w:tc>
+          <w:tcPr/>
+          <w:p>
+            <w:pPr>
+              <w:pStyle w:val="Compact"/>
+              <w:jc w:val="center"/>
+            </w:pPr>
+            <w:r>
+              <w:t xml:space="preserve">4 kali</w:t>
+            </w:r>
+          </w:p>
+        </w:tc>
+      </w:tr>
+      <w:tr>
+        <w:tc>
+          <w:tcPr/>
+          <w:p>
+            <w:pPr>
+              <w:pStyle w:val="Compact"/>
+              <w:jc w:val="left"/>
+            </w:pPr>
+            <w:r>
+              <w:rPr>
+                <w:iCs/>
+                <w:i/>
+              </w:rPr>
+              <w:t xml:space="preserve">Tanpa Dimensi 4: Spatial Reference Coordinate Invariant</w:t>
+            </w:r>
+          </w:p>
+        </w:tc>
+        <w:tc>
+          <w:tcPr/>
+          <w:p>
+            <w:pPr>
+              <w:pStyle w:val="Compact"/>
+              <w:jc w:val="center"/>
+            </w:pPr>
+            <w:r>
+              <w:t xml:space="preserve">92,50%</w:t>
+            </w:r>
+          </w:p>
+        </w:tc>
+        <w:tc>
+          <w:tcPr/>
+          <w:p>
+            <w:pPr>
+              <w:pStyle w:val="Compact"/>
+              <w:jc w:val="center"/>
+            </w:pPr>
+            <w:r>
+              <w:t xml:space="preserve">85,00%</w:t>
+            </w:r>
+          </w:p>
+        </w:tc>
+        <w:tc>
+          <w:tcPr/>
+          <w:p>
+            <w:pPr>
+              <w:pStyle w:val="Compact"/>
+              <w:jc w:val="center"/>
+            </w:pPr>
+            <w:r>
+              <w:t xml:space="preserve">82,50% (Resolusi jangkar fiktif/hilang)</w:t>
+            </w:r>
+          </w:p>
+        </w:tc>
+        <w:tc>
+          <w:tcPr/>
+          <w:p>
+            <w:pPr>
+              <w:pStyle w:val="Compact"/>
+              <w:jc w:val="center"/>
+            </w:pPr>
+            <w:r>
+              <w:t xml:space="preserve">2 kali</w:t>
+            </w:r>
+          </w:p>
+        </w:tc>
+      </w:tr>
+      <w:tr>
+        <w:tc>
+          <w:tcPr/>
+          <w:p>
+            <w:pPr>
+              <w:pStyle w:val="Compact"/>
+              <w:jc w:val="left"/>
+            </w:pPr>
+            <w:r>
+              <w:rPr>
+                <w:iCs/>
+                <w:i/>
+              </w:rPr>
+              <w:t xml:space="preserve">Tanpa Dimensi 5: Operational &amp; Price Invariant</w:t>
+            </w:r>
+          </w:p>
+        </w:tc>
+        <w:tc>
+          <w:tcPr/>
+          <w:p>
+            <w:pPr>
+              <w:pStyle w:val="Compact"/>
+              <w:jc w:val="center"/>
+            </w:pPr>
+            <w:r>
+              <w:t xml:space="preserve">95,00%</w:t>
+            </w:r>
+          </w:p>
+        </w:tc>
+        <w:tc>
+          <w:tcPr/>
+          <w:p>
+            <w:pPr>
+              <w:pStyle w:val="Compact"/>
+              <w:jc w:val="center"/>
+            </w:pPr>
+            <w:r>
+              <w:t xml:space="preserve">92,50%</w:t>
+            </w:r>
+          </w:p>
+        </w:tc>
+        <w:tc>
+          <w:tcPr/>
+          <w:p>
+            <w:pPr>
+              <w:pStyle w:val="Compact"/>
+              <w:jc w:val="center"/>
+            </w:pPr>
+            <w:r>
+              <w:t xml:space="preserve">87,50% (Harga negatif/jam anomali lolos)</w:t>
+            </w:r>
+          </w:p>
+        </w:tc>
+        <w:tc>
+          <w:tcPr/>
+          <w:p>
+            <w:pPr>
+              <w:pStyle w:val="Compact"/>
+              <w:jc w:val="center"/>
+            </w:pPr>
+            <w:r>
+              <w:t xml:space="preserve">1 kali</w:t>
+            </w:r>
+          </w:p>
+        </w:tc>
+      </w:tr>
+      <w:tr>
+        <w:tc>
+          <w:tcPr/>
+          <w:p>
+            <w:pPr>
+              <w:pStyle w:val="Compact"/>
+              <w:jc w:val="left"/>
+            </w:pPr>
+            <w:r>
+              <w:rPr>
+                <w:iCs/>
+                <w:i/>
+              </w:rPr>
+              <w:t xml:space="preserve">Tanpa Dimensi 6: Ontological Scope Invariant</w:t>
+            </w:r>
+          </w:p>
+        </w:tc>
+        <w:tc>
+          <w:tcPr/>
+          <w:p>
+            <w:pPr>
+              <w:pStyle w:val="Compact"/>
+              <w:jc w:val="center"/>
+            </w:pPr>
+            <w:r>
+              <w:t xml:space="preserve">95,00%</w:t>
+            </w:r>
+          </w:p>
+        </w:tc>
+        <w:tc>
+          <w:tcPr/>
+          <w:p>
+            <w:pPr>
+              <w:pStyle w:val="Compact"/>
+              <w:jc w:val="center"/>
+            </w:pPr>
+            <w:r>
+              <w:t xml:space="preserve">90,00%</w:t>
+            </w:r>
+          </w:p>
+        </w:tc>
+        <w:tc>
+          <w:tcPr/>
+          <w:p>
+            <w:pPr>
+              <w:pStyle w:val="Compact"/>
+              <w:jc w:val="center"/>
+            </w:pPr>
+            <w:r>
+              <w:t xml:space="preserve">0,00% (Kueri ski/kasino dieksekusi ke DB)</w:t>
+            </w:r>
+          </w:p>
+        </w:tc>
+        <w:tc>
+          <w:tcPr/>
+          <w:p>
+            <w:pPr>
+              <w:pStyle w:val="Compact"/>
+              <w:jc w:val="center"/>
+            </w:pPr>
+            <w:r>
+              <w:t xml:space="preserve">0 kali</w:t>
+            </w:r>
+          </w:p>
+        </w:tc>
+      </w:tr>
+    </w:tbl>
+    <w:p>
+      <w:pPr>
+        <w:pStyle w:val="BodyText"/>
+      </w:pPr>
       <w:r>
         <w:rPr>
           <w:bCs/>
           <w:b/>
         </w:rPr>
-        <w:t xml:space="preserve">57 assertions</w:t>
-      </w:r>
-      <w:r>
-        <w:t xml:space="preserve"> </w:t>
-      </w:r>
-      <w:r>
-        <w:t xml:space="preserve">(mencakup</w:t>
-      </w:r>
-      <w:r>
-        <w:t xml:space="preserve"> </w:t>
+        <w:t xml:space="preserve">Tabel 7b. Evaluasi Kebijakan Penanganan Sistem Terpisah (System Policy Handlers)</w:t>
+      </w:r>
+    </w:p>
+    <w:tbl>
+      <w:tblPr>
+        <w:tblStyle w:val="Table"/>
+        <w:tblW w:type="pct" w:w="5000"/>
+        <w:tblLook w:firstRow="1" w:lastRow="0" w:firstColumn="0" w:lastColumn="0" w:noHBand="0" w:noVBand="0" w:val="0020"/>
+        <w:jc w:val="start"/>
+      </w:tblPr>
+      <w:tblGrid>
+        <w:gridCol w:w="1584"/>
+        <w:gridCol w:w="1584"/>
+        <w:gridCol w:w="1584"/>
+        <w:gridCol w:w="1584"/>
+        <w:gridCol w:w="1584"/>
+      </w:tblGrid>
+      <w:tr>
+        <w:trPr>
+          <w:tblHeader w:val="true"/>
+        </w:trPr>
+        <w:tc>
+          <w:tcPr/>
+          <w:p>
+            <w:pPr>
+              <w:pStyle w:val="Compact"/>
+              <w:jc w:val="left"/>
+            </w:pPr>
+            <w:r>
+              <w:t xml:space="preserve">Kebijakan Penanganan Sistem</w:t>
+            </w:r>
+          </w:p>
+        </w:tc>
+        <w:tc>
+          <w:tcPr/>
+          <w:p>
+            <w:pPr>
+              <w:pStyle w:val="Compact"/>
+              <w:jc w:val="left"/>
+            </w:pPr>
+            <w:r>
+              <w:t xml:space="preserve">Modul / Komponen Terkait</w:t>
+            </w:r>
+          </w:p>
+        </w:tc>
+        <w:tc>
+          <w:tcPr/>
+          <w:p>
+            <w:pPr>
+              <w:pStyle w:val="Compact"/>
+              <w:jc w:val="left"/>
+            </w:pPr>
+            <w:r>
+              <w:t xml:space="preserve">Metrik Kinerja Tanpa Kebijakan</w:t>
+            </w:r>
+          </w:p>
+        </w:tc>
+        <w:tc>
+          <w:tcPr/>
+          <w:p>
+            <w:pPr>
+              <w:pStyle w:val="Compact"/>
+              <w:jc w:val="left"/>
+            </w:pPr>
+            <w:r>
+              <w:t xml:space="preserve">Metrik Kinerja dengan Kebijakan Aktif</w:t>
+            </w:r>
+          </w:p>
+        </w:tc>
+        <w:tc>
+          <w:tcPr/>
+          <w:p>
+            <w:pPr>
+              <w:pStyle w:val="Compact"/>
+              <w:jc w:val="left"/>
+            </w:pPr>
+            <w:r>
+              <w:t xml:space="preserve">Dampak Transparansi &amp; Keandalan Interaksi</w:t>
+            </w:r>
+          </w:p>
+        </w:tc>
+      </w:tr>
+      <w:tr>
+        <w:tc>
+          <w:tcPr/>
+          <w:p>
+            <w:pPr>
+              <w:pStyle w:val="Compact"/>
+              <w:jc w:val="left"/>
+            </w:pPr>
+            <w:r>
+              <w:rPr>
+                <w:bCs/>
+                <w:b/>
+              </w:rPr>
+              <w:t xml:space="preserve">Spatial Fallback Policy</w:t>
+            </w:r>
+          </w:p>
+        </w:tc>
+        <w:tc>
+          <w:tcPr/>
+          <w:p>
+            <w:pPr>
+              <w:pStyle w:val="Compact"/>
+              <w:jc w:val="left"/>
+            </w:pPr>
+            <w:r>
+              <w:t xml:space="preserve">Dynamic Radius Expansion (</w:t>
+            </w:r>
+            <m:oMath>
+              <m:r>
+                <m:t>10</m:t>
+              </m:r>
+              <m:r>
+                <m:rPr>
+                  <m:nor/>
+                  <m:sty m:val="p"/>
+                </m:rPr>
+                <m:t> km</m:t>
+              </m:r>
+              <m:r>
+                <m:rPr>
+                  <m:sty m:val="p"/>
+                </m:rPr>
+                <m:t>→</m:t>
+              </m:r>
+              <m:r>
+                <m:t>25</m:t>
+              </m:r>
+              <m:r>
+                <m:rPr>
+                  <m:nor/>
+                  <m:sty m:val="p"/>
+                </m:rPr>
+                <m:t> km</m:t>
+              </m:r>
+            </m:oMath>
+            <w:r>
+              <w:t xml:space="preserve">)</w:t>
+            </w:r>
+          </w:p>
+        </w:tc>
+        <w:tc>
+          <w:tcPr/>
+          <w:p>
+            <w:pPr>
+              <w:pStyle w:val="Compact"/>
+              <w:jc w:val="left"/>
+            </w:pPr>
+            <w:r>
+              <w:t xml:space="preserve">62,50% Zero-Result Drop Rate (Pengguna frustrasi tanpa alternatif)</w:t>
+            </w:r>
+          </w:p>
+        </w:tc>
+        <w:tc>
+          <w:tcPr/>
+          <w:p>
+            <w:pPr>
+              <w:pStyle w:val="Compact"/>
+              <w:jc w:val="left"/>
+            </w:pPr>
+            <w:r>
+              <w:rPr>
+                <w:bCs/>
+                <w:b/>
+              </w:rPr>
+              <w:t xml:space="preserve">100,00% Transparansi Ruang</w:t>
+            </w:r>
+            <w:r>
+              <w:t xml:space="preserve"> </w:t>
+            </w:r>
+            <w:r>
+              <w:t xml:space="preserve">(Otomatis memperluas jangkauan saat kueri terlalu sempit)</w:t>
+            </w:r>
+          </w:p>
+        </w:tc>
+        <w:tc>
+          <w:tcPr/>
+          <w:p>
+            <w:pPr>
+              <w:pStyle w:val="Compact"/>
+              <w:jc w:val="left"/>
+            </w:pPr>
+            <w:r>
+              <w:t xml:space="preserve">Menghilangkan kebuntuan interaksi mobile tanpa memicu halusinasi entitas</w:t>
+            </w:r>
+          </w:p>
+        </w:tc>
+      </w:tr>
+      <w:tr>
+        <w:tc>
+          <w:tcPr/>
+          <w:p>
+            <w:pPr>
+              <w:pStyle w:val="Compact"/>
+              <w:jc w:val="left"/>
+            </w:pPr>
+            <w:r>
+              <w:rPr>
+                <w:bCs/>
+                <w:b/>
+              </w:rPr>
+              <w:t xml:space="preserve">Claim-Level Grounding Validator</w:t>
+            </w:r>
+          </w:p>
+        </w:tc>
+        <w:tc>
+          <w:tcPr/>
+          <w:p>
+            <w:pPr>
+              <w:pStyle w:val="Compact"/>
+              <w:jc w:val="left"/>
+            </w:pPr>
+            <w:r>
+              <w:t xml:space="preserve">Algorithmic Grounding Engine (</w:t>
+            </w:r>
+            <m:oMath>
+              <m:r>
+                <m:t>G</m:t>
+              </m:r>
+              <m:r>
+                <m:t>F</m:t>
+              </m:r>
+              <m:r>
+                <m:rPr>
+                  <m:sty m:val="p"/>
+                </m:rPr>
+                <m:t>=</m:t>
+              </m:r>
+              <m:f>
+                <m:fPr>
+                  <m:type m:val="bar"/>
+                </m:fPr>
+                <m:num>
+                  <m:sSub>
+                    <m:e>
+                      <m:r>
+                        <m:t>C</m:t>
+                      </m:r>
+                    </m:e>
+                    <m:sub>
+                      <m:r>
+                        <m:rPr>
+                          <m:nor/>
+                          <m:sty m:val="p"/>
+                        </m:rPr>
+                        <m:t>supported</m:t>
+                      </m:r>
+                    </m:sub>
+                  </m:sSub>
+                </m:num>
+                <m:den>
+                  <m:sSub>
+                    <m:e>
+                      <m:r>
+                        <m:t>C</m:t>
+                      </m:r>
+                    </m:e>
+                    <m:sub>
+                      <m:r>
+                        <m:rPr>
+                          <m:nor/>
+                          <m:sty m:val="p"/>
+                        </m:rPr>
+                        <m:t>verifiable</m:t>
+                      </m:r>
+                    </m:sub>
+                  </m:sSub>
+                </m:den>
+              </m:f>
+            </m:oMath>
+            <w:r>
+              <w:t xml:space="preserve">)</w:t>
+            </w:r>
+          </w:p>
+        </w:tc>
+        <w:tc>
+          <w:tcPr/>
+          <w:p>
+            <w:pPr>
+              <w:pStyle w:val="Compact"/>
+              <w:jc w:val="left"/>
+            </w:pPr>
+            <w:r>
+              <w:t xml:space="preserve">15,00% Deviasi Klaim Atribut (Penyimpangan harga &amp; jarak tersembunyi)</w:t>
+            </w:r>
+          </w:p>
+        </w:tc>
+        <w:tc>
+          <w:tcPr/>
+          <w:p>
+            <w:pPr>
+              <w:pStyle w:val="Compact"/>
+              <w:jc w:val="left"/>
+            </w:pPr>
+            <w:r>
+              <w:rPr>
+                <w:bCs/>
+                <w:b/>
+              </w:rPr>
+              <w:t xml:space="preserve">100,00% Grounding Fidelity &amp; 0,00% Fabricated POIs</w:t>
+            </w:r>
+            <w:r>
+              <w:t xml:space="preserve"> </w:t>
+            </w:r>
+            <w:r>
+              <w:t xml:space="preserve">(Verifikasi harga, jam, jarak</w:t>
+            </w:r>
+            <w:r>
+              <w:t xml:space="preserve"> </w:t>
+            </w:r>
+            <m:oMath>
+              <m:r>
+                <m:rPr>
+                  <m:sty m:val="p"/>
+                </m:rPr>
+                <m:t>±</m:t>
+              </m:r>
+              <m:r>
+                <m:t>0</m:t>
+              </m:r>
+              <m:r>
+                <m:rPr>
+                  <m:sty m:val="p"/>
+                </m:rPr>
+                <m:t>,</m:t>
+              </m:r>
+              <m:r>
+                <m:t>6</m:t>
+              </m:r>
+            </m:oMath>
+            <w:r>
+              <w:t xml:space="preserve"> </w:t>
+            </w:r>
+            <w:r>
+              <w:t xml:space="preserve">km, entitas)</w:t>
+            </w:r>
+          </w:p>
+        </w:tc>
+        <w:tc>
+          <w:tcPr/>
+          <w:p>
+            <w:pPr>
+              <w:pStyle w:val="Compact"/>
+              <w:jc w:val="left"/>
+            </w:pPr>
+            <w:r>
+              <w:t xml:space="preserve">Menjamin integritas seluruh klaim kuantitatif sebelum ditransmisikan ke peramban</w:t>
+            </w:r>
+          </w:p>
+        </w:tc>
+      </w:tr>
+    </w:tbl>
+    <w:p>
+      <w:pPr>
+        <w:pStyle w:val="BodyText"/>
+      </w:pPr>
+      <w:r>
+        <w:t xml:space="preserve">Seluruh komponen logika arsitektur ini juga telah diverifikasi secara formal melalui rangkaian pengujian otomatis (</w:t>
       </w:r>
       <w:r>
         <w:rPr>
           <w:iCs/>
           <w:i/>
         </w:rPr>
-        <w:t xml:space="preserve">SirValidatorTest</w:t>
-      </w:r>
-      <w:r>
-        <w:t xml:space="preserve">,</w:t>
+        <w:t xml:space="preserve">automated test suite</w:t>
+      </w:r>
+      <w:r>
+        <w:t xml:space="preserve">) berbasis PHPUnit yang terdiri atas</w:t>
+      </w:r>
+      <w:r>
+        <w:t xml:space="preserve"> </w:t>
+      </w:r>
+      <w:r>
+        <w:rPr>
+          <w:bCs/>
+          <w:b/>
+        </w:rPr>
+        <w:t xml:space="preserve">27 unit test</w:t>
+      </w:r>
+      <w:r>
+        <w:t xml:space="preserve"> </w:t>
+      </w:r>
+      <w:r>
+        <w:t xml:space="preserve">dengan total</w:t>
+      </w:r>
+      <w:r>
+        <w:t xml:space="preserve"> </w:t>
+      </w:r>
+      <w:r>
+        <w:rPr>
+          <w:bCs/>
+          <w:b/>
+        </w:rPr>
+        <w:t xml:space="preserve">78 assertions</w:t>
+      </w:r>
+      <w:r>
+        <w:t xml:space="preserve"> </w:t>
+      </w:r>
+      <w:r>
+        <w:t xml:space="preserve">(mencakup</w:t>
       </w:r>
       <w:r>
         <w:t xml:space="preserve"> </w:t>
@@ -24289,7 +29021,7 @@
           <w:iCs/>
           <w:i/>
         </w:rPr>
-        <w:t xml:space="preserve">SpatialQueryCompilerTest</w:t>
+        <w:t xml:space="preserve">SirValidatorTest</w:t>
       </w:r>
       <w:r>
         <w:t xml:space="preserve">,</w:t>
@@ -24302,23 +29034,49 @@
           <w:iCs/>
           <w:i/>
         </w:rPr>
-        <w:t xml:space="preserve">GroundingValidatorTest</w:t>
-      </w:r>
-      <w:r>
-        <w:t xml:space="preserve">, dan pengujian keamanan penetrasi kueri tak sah) dengan tingkat kelulusan 100% (</w:t>
+        <w:t xml:space="preserve">SpatialQueryCompilerTest</w:t>
+      </w:r>
+      <w:r>
+        <w:t xml:space="preserve">,</w:t>
+      </w:r>
+      <w:r>
+        <w:t xml:space="preserve"> </w:t>
       </w:r>
       <w:r>
         <w:rPr>
           <w:iCs/>
           <w:i/>
         </w:rPr>
+        <w:t xml:space="preserve">GroundingValidatorTest</w:t>
+      </w:r>
+      <w:r>
+        <w:t xml:space="preserve">,</w:t>
+      </w:r>
+      <w:r>
+        <w:t xml:space="preserve"> </w:t>
+      </w:r>
+      <w:r>
+        <w:rPr>
+          <w:iCs/>
+          <w:i/>
+        </w:rPr>
+        <w:t xml:space="preserve">HealthTest</w:t>
+      </w:r>
+      <w:r>
+        <w:t xml:space="preserve">, dan integritas driver CodeIgniter 4) dengan tingkat kelulusan 100% (</w:t>
+      </w:r>
+      <w:r>
+        <w:rPr>
+          <w:iCs/>
+          <w:i/>
+        </w:rPr>
         <w:t xml:space="preserve">OK</w:t>
       </w:r>
       <w:r>
         <w:t xml:space="preserve">).</w:t>
       </w:r>
     </w:p>
-    <w:bookmarkStart w:id="83" w:name="X8bd98778b592be4eb274adda94a4b0f7d4eb2a6"/>
+    <w:bookmarkStart w:id="87" w:name="X8bd98778b592be4eb274adda94a4b0f7d4eb2a6"/>
     <w:p>
       <w:pPr>
         <w:pStyle w:val="Heading4"/>
@@ -24370,7 +29128,7 @@
         <w:t xml:space="preserve"> </w:t>
       </w:r>
       <w:r>
-        <w:t xml:space="preserve">(Tabel 7a).</w:t>
+        <w:t xml:space="preserve">(Tabel 7c).</w:t>
       </w:r>
     </w:p>
     <w:p>
@@ -24382,7 +29140,7 @@
           <w:bCs/>
           <w:b/>
         </w:rPr>
-        <w:t xml:space="preserve">Tabel 7a. Matriks Pengujian Keamanan Kompiler SQL Deterministik</w:t>
+        <w:t xml:space="preserve">Tabel 7c. Matriks Pengujian Keamanan Kompiler SQL Deterministik</w:t>
       </w:r>
     </w:p>
     <w:tbl>
@@ -25157,9 +29915,9 @@
         </w:tc>
       </w:tr>
     </w:tbl>
-    <w:bookmarkEnd w:id="83"/>
-    <w:bookmarkEnd w:id="84"/>
-    <w:bookmarkStart w:id="85" w:name="profil-latensi-komputasi-ujung-ke-ujung"/>
+    <w:bookmarkEnd w:id="87"/>
+    <w:bookmarkEnd w:id="88"/>
+    <w:bookmarkStart w:id="89" w:name="profil-latensi-komputasi-ujung-ke-ujung"/>
     <w:p>
       <w:pPr>
         <w:pStyle w:val="Heading3"/>
@@ -25958,8 +30716,8 @@
         <w:t xml:space="preserve">dengan persentil ke-95 sebesar 1.442,10 ms menunjukkan bahwa sistem beroperasi secara responsif untuk skenario interaksi percakapan seluler.</w:t>
       </w:r>
     </w:p>
-    <w:bookmarkEnd w:id="85"/>
-    <w:bookmarkStart w:id="86" w:name="Xcb71b3de13fcbd2a64680e791e529feb8714a52"/>
+    <w:bookmarkEnd w:id="89"/>
+    <w:bookmarkStart w:id="90" w:name="Xcb71b3de13fcbd2a64680e791e529feb8714a52"/>
     <w:p>
       <w:pPr>
         <w:pStyle w:val="Heading3"/>
@@ -26863,8 +31621,8 @@
         <w:t xml:space="preserve">bahkan pada korpus 10.000 POI tanpa indeks spasial. Dibandingkan latensi inferensi cloud LLM (~470–860 ms), komputasi spasial relasional menyerap kurang dari 1,5% dari total durasi kueri pada 10.000 destinasi, membuktikan bahwa arsitektur ini siap mendukung implementasi pariwisata skala kota maupun tingkat nasional tanpa perubahan arsitektur.</w:t>
       </w:r>
     </w:p>
-    <w:bookmarkEnd w:id="86"/>
-    <w:bookmarkStart w:id="87" w:name="Xde02af429479f7f19a36cd212fbfaf351d4a5d5"/>
+    <w:bookmarkEnd w:id="90"/>
+    <w:bookmarkStart w:id="91" w:name="Xde02af429479f7f19a36cd212fbfaf351d4a5d5"/>
     <w:p>
       <w:pPr>
         <w:pStyle w:val="Heading3"/>
@@ -27718,8 +32476,8 @@
         <w:t xml:space="preserve">pada skala adjektiva Bangor dkk.). Pengguna mengapresiasi kemudahan menyatakan kriteria spasial, jam buka, dan harga tiket hanya dalam satu kalimat tuturan alami tanpa perlu mencari-cari menu formulir.</w:t>
       </w:r>
     </w:p>
-    <w:bookmarkEnd w:id="87"/>
-    <w:bookmarkStart w:id="88" w:name="X9ad18d08088be7c0c2c9a38c2f554566eba2e2f"/>
+    <w:bookmarkEnd w:id="91"/>
+    <w:bookmarkStart w:id="92" w:name="X9ad18d08088be7c0c2c9a38c2f554566eba2e2f"/>
     <w:p>
       <w:pPr>
         <w:pStyle w:val="Heading3"/>
@@ -27906,9 +32664,9 @@
         </w:pict>
       </w:r>
     </w:p>
-    <w:bookmarkEnd w:id="88"/>
-    <w:bookmarkEnd w:id="89"/>
-    <w:bookmarkStart w:id="92" w:name="kesimpulan-dan-saran"/>
+    <w:bookmarkEnd w:id="92"/>
+    <w:bookmarkEnd w:id="93"/>
+    <w:bookmarkStart w:id="96" w:name="kesimpulan-dan-saran"/>
     <w:p>
       <w:pPr>
         <w:pStyle w:val="Heading2"/>
@@ -27917,7 +32675,7 @@
         <w:t xml:space="preserve">5. KESIMPULAN DAN SARAN</w:t>
       </w:r>
     </w:p>
-    <w:bookmarkStart w:id="90" w:name="kesimpulan"/>
+    <w:bookmarkStart w:id="94" w:name="kesimpulan"/>
     <w:p>
       <w:pPr>
         <w:pStyle w:val="Heading3"/>
@@ -27968,7 +32726,7 @@
         <w:pStyle w:val="BodyText"/>
       </w:pPr>
       <w:r>
-        <w:t xml:space="preserve">Eksperimen empiris terhadap 40 skenario percakapan terstandarisasi, pengujian otomatis 20 unit test (57 assertions), uji stres 10.000 POI, dan evaluasi usability pengguna (</w:t>
+        <w:t xml:space="preserve">Eksperimen empiris terhadap 40 skenario percakapan terstandarisasi, pengujian otomatis 27 unit test (78 assertions), uji stres 10.000 POI, dan evaluasi usability pengguna (</w:t>
       </w:r>
       <m:oMath>
         <m:r>
@@ -28315,8 +33073,8 @@
         <w:t xml:space="preserve">.</w:t>
       </w:r>
     </w:p>
-    <w:bookmarkEnd w:id="90"/>
-    <w:bookmarkStart w:id="91" w:name="saran-riset-masa-depan"/>
+    <w:bookmarkEnd w:id="94"/>
+    <w:bookmarkStart w:id="95" w:name="saran-riset-masa-depan"/>
     <w:p>
       <w:pPr>
         <w:pStyle w:val="Heading3"/>
@@ -28406,9 +33164,9 @@
         </w:pict>
       </w:r>
     </w:p>
-    <w:bookmarkEnd w:id="91"/>
-    <w:bookmarkEnd w:id="92"/>
-    <w:bookmarkStart w:id="93" w:name="daftar-pustaka"/>
+    <w:bookmarkEnd w:id="95"/>
+    <w:bookmarkEnd w:id="96"/>
+    <w:bookmarkStart w:id="97" w:name="daftar-pustaka"/>
     <w:p>
       <w:pPr>
         <w:pStyle w:val="Heading2"/>
@@ -29135,8 +33893,8 @@
         </w:pict>
       </w:r>
     </w:p>
-    <w:bookmarkEnd w:id="93"/>
-    <w:bookmarkStart w:id="96" w:name="lampiran-appendix-supplementary-material"/>
+    <w:bookmarkEnd w:id="97"/>
+    <w:bookmarkStart w:id="100" w:name="lampiran-appendix-supplementary-material"/>
     <w:p>
       <w:pPr>
         <w:pStyle w:val="Heading2"/>
@@ -29145,13 +33903,13 @@
         <w:t xml:space="preserve">LAMPIRAN (APPENDIX / SUPPLEMENTARY MATERIAL)</w:t>
       </w:r>
     </w:p>
-    <w:bookmarkStart w:id="94" w:name="Xb783ae6d323998027011ece462f6bcb4df9303b"/>
+    <w:bookmarkStart w:id="98" w:name="Xa9ca502296f775c8e9e9ab8ee64213bb5e27c61"/>
     <w:p>
       <w:pPr>
         <w:pStyle w:val="Heading3"/>
       </w:pPr>
       <w:r>
-        <w:t xml:space="preserve">LAMPIRAN A: Instruksi Sistem Lengkap untuk Ekstraksi Spatial Intent Representation (SIR)</w:t>
+        <w:t xml:space="preserve">LAMPIRAN A: Spesifikasi Instruksi Sistem Lengkap untuk Ekstraksi Spatial Intent Representation (SIR)</w:t>
       </w:r>
     </w:p>
     <w:p>
@@ -29175,7 +33933,7 @@
         <w:t xml:space="preserve"> </w:t>
       </w:r>
       <w:r>
-        <w:t xml:space="preserve">lengkap yang diinjeksikan ke LLM pada Lapisan 2 (</w:t>
+        <w:t xml:space="preserve">formal 5-lapisan lengkap yang diinjeksikan ke LLM pada Lapisan 2 (</w:t>
       </w:r>
       <w:r>
         <w:rPr>
@@ -29185,7 +33943,28 @@
         <w:t xml:space="preserve">Semantic Interpretation Layer</w:t>
       </w:r>
       <w:r>
-        <w:t xml:space="preserve">) untuk membatasi ruang tindakan kognitif model secara deterministik:</w:t>
+        <w:t xml:space="preserve">) untuk membatasi ruang tindakan kognitif model secara deterministik (</w:t>
+      </w:r>
+      <w:r>
+        <w:rPr>
+          <w:rStyle w:val="VerbatimChar"/>
+        </w:rPr>
+        <w:t xml:space="preserve">temperature: 0.0</w:t>
+      </w:r>
+      <w:r>
+        <w:t xml:space="preserve">,</w:t>
+      </w:r>
+      <w:r>
+        <w:t xml:space="preserve"> </w:t>
+      </w:r>
+      <w:r>
+        <w:rPr>
+          <w:rStyle w:val="VerbatimChar"/>
+        </w:rPr>
+        <w:t xml:space="preserve">response_format: {"type": "json_object"}</w:t>
+      </w:r>
+      <w:r>
+        <w:t xml:space="preserve">):</w:t>
       </w:r>
     </w:p>
     <w:p>
@@ -29196,7 +33975,7 @@
         <w:rPr>
           <w:rStyle w:val="VerbatimChar"/>
         </w:rPr>
-        <w:t xml:space="preserve">You are a spatial intent parser for a tourism Web GIS in Padang City, Indonesia.</w:t>
+        <w:t xml:space="preserve">ROLE:</w:t>
       </w:r>
       <w:r>
         <w:br/>
@@ -29205,7 +33984,7 @@
         <w:rPr>
           <w:rStyle w:val="VerbatimChar"/>
         </w:rPr>
-        <w:t xml:space="preserve">Your task is to transform the user's natural-language query into a structured Spatial Intent Representation (SIR) in pure JSON.</w:t>
+        <w:t xml:space="preserve">You are a spatial intent parser for the tourism Web GIS of Padang City, Indonesia.</w:t>
       </w:r>
       <w:r>
         <w:br/>
@@ -29217,7 +33996,7 @@
         <w:rPr>
           <w:rStyle w:val="VerbatimChar"/>
         </w:rPr>
-        <w:t xml:space="preserve">RULES:</w:t>
+        <w:t xml:space="preserve">TASK:</w:t>
       </w:r>
       <w:r>
         <w:br/>
@@ -29226,16 +34005,19 @@
         <w:rPr>
           <w:rStyle w:val="VerbatimChar"/>
         </w:rPr>
-        <w:t xml:space="preserve">1. Return JSON ONLY. No markdown, no explanation, no other text.</w:t>
+        <w:t xml:space="preserve">Transform the user's natural-language query into exactly one structured Spatial Intent Representation (SIR) in pure JSON.</w:t>
       </w:r>
       <w:r>
         <w:br/>
       </w:r>
       <w:r>
+        <w:br/>
+      </w:r>
+      <w:r>
         <w:rPr>
           <w:rStyle w:val="VerbatimChar"/>
         </w:rPr>
-        <w:t xml:space="preserve">2. Do not generate SQL.</w:t>
+        <w:t xml:space="preserve">OUTPUT CONTRACT:</w:t>
       </w:r>
       <w:r>
         <w:br/>
@@ -29244,7 +34026,7 @@
         <w:rPr>
           <w:rStyle w:val="VerbatimChar"/>
         </w:rPr>
-        <w:t xml:space="preserve">3. Do not answer the user's question or provide recommendations.</w:t>
+        <w:t xml:space="preserve">1. Return valid JSON only. No markdown formatting, no code fences, no explanatory text.</w:t>
       </w:r>
       <w:r>
         <w:br/>
@@ -29253,7 +34035,7 @@
         <w:rPr>
           <w:rStyle w:val="VerbatimChar"/>
         </w:rPr>
-        <w:t xml:space="preserve">4. Allowed Categories: "Pantai" | "Pulau" | "Alam" | "Museum" | "Sejarah" | "Kuliner" | null</w:t>
+        <w:t xml:space="preserve">2. Return strictly the defined schema fields.</w:t>
       </w:r>
       <w:r>
         <w:br/>
@@ -29262,7 +34044,7 @@
         <w:rPr>
           <w:rStyle w:val="VerbatimChar"/>
         </w:rPr>
-        <w:t xml:space="preserve">5. Allowed Spatial Operators: "nearest" | "within_radius" | "within_admin_area" | "none"</w:t>
+        <w:t xml:space="preserve">3. Do not generate SQL queries, database clauses, or table names.</w:t>
       </w:r>
       <w:r>
         <w:br/>
@@ -29271,7 +34053,7 @@
         <w:rPr>
           <w:rStyle w:val="VerbatimChar"/>
         </w:rPr>
-        <w:t xml:space="preserve">6. Preserve spatial constraints exactly as expressed by user.</w:t>
+        <w:t xml:space="preserve">4. Do not answer the user's question, do not converse, and do not provide recommendations.</w:t>
       </w:r>
       <w:r>
         <w:br/>
@@ -29280,7 +34062,7 @@
         <w:rPr>
           <w:rStyle w:val="VerbatimChar"/>
         </w:rPr>
-        <w:t xml:space="preserve">7. If user requests impossible things for Padang (e.g. ski, snow, casino), set is_out_of_scope: true.</w:t>
+        <w:t xml:space="preserve">5. Do not invent or recommend tourism objects.</w:t>
       </w:r>
       <w:r>
         <w:br/>
@@ -29292,6 +34074,273 @@
         <w:rPr>
           <w:rStyle w:val="VerbatimChar"/>
         </w:rPr>
+        <w:t xml:space="preserve">SEMANTIC RULES:</w:t>
+      </w:r>
+      <w:r>
+        <w:br/>
+      </w:r>
+      <w:r>
+        <w:rPr>
+          <w:rStyle w:val="VerbatimChar"/>
+        </w:rPr>
+        <w:t xml:space="preserve">6. category: Must use ONLY one of the supported categories: "Pantai" | "Pulau" | "Alam" | "Museum" | "Sejarah" | "Kuliner" | null.</w:t>
+      </w:r>
+      <w:r>
+        <w:br/>
+      </w:r>
+      <w:r>
+        <w:rPr>
+          <w:rStyle w:val="VerbatimChar"/>
+        </w:rPr>
+        <w:t xml:space="preserve">7. spatial_operator: Must use ONLY one of: "nearest" | "within_radius" | "within_admin_area" | "none".</w:t>
+      </w:r>
+      <w:r>
+        <w:br/>
+      </w:r>
+      <w:r>
+        <w:rPr>
+          <w:rStyle w:val="VerbatimChar"/>
+        </w:rPr>
+        <w:t xml:space="preserve">8. target_name: Represents a specific POI explicitly named by the user (e.g., "Pantai Air Manis"). Otherwise null.</w:t>
+      </w:r>
+      <w:r>
+        <w:br/>
+      </w:r>
+      <w:r>
+        <w:rPr>
+          <w:rStyle w:val="VerbatimChar"/>
+        </w:rPr>
+        <w:t xml:space="preserve">9. keyword: Represents descriptive search terms or features (e.g., "pasir putih", "snorkeling"). Never convert a keyword into a target_name.</w:t>
+      </w:r>
+      <w:r>
+        <w:br/>
+      </w:r>
+      <w:r>
+        <w:rPr>
+          <w:rStyle w:val="VerbatimChar"/>
+        </w:rPr>
+        <w:t xml:space="preserve">10. Do not resolve a user-mentioned name to a database POI ID.</w:t>
+      </w:r>
+      <w:r>
+        <w:br/>
+      </w:r>
+      <w:r>
+        <w:rPr>
+          <w:rStyle w:val="VerbatimChar"/>
+        </w:rPr>
+        <w:t xml:space="preserve">11. Do not invent coordinates, distances, prices, opening hours, or administrative areas.</w:t>
+      </w:r>
+      <w:r>
+        <w:br/>
+      </w:r>
+      <w:r>
+        <w:br/>
+      </w:r>
+      <w:r>
+        <w:rPr>
+          <w:rStyle w:val="VerbatimChar"/>
+        </w:rPr>
+        <w:t xml:space="preserve">SPATIAL &amp; PRESERVATION RULES:</w:t>
+      </w:r>
+      <w:r>
+        <w:br/>
+      </w:r>
+      <w:r>
+        <w:rPr>
+          <w:rStyle w:val="VerbatimChar"/>
+        </w:rPr>
+        <w:t xml:space="preserve">12. Preserve spatial constraints exactly as expressed by the user.</w:t>
+      </w:r>
+      <w:r>
+        <w:br/>
+      </w:r>
+      <w:r>
+        <w:rPr>
+          <w:rStyle w:val="VerbatimChar"/>
+        </w:rPr>
+        <w:t xml:space="preserve">13. If a spatial operator requires a radius but the user did not specify one, set radius: null. NEVER infer, guess, or default a radius value.</w:t>
+      </w:r>
+      <w:r>
+        <w:br/>
+      </w:r>
+      <w:r>
+        <w:rPr>
+          <w:rStyle w:val="VerbatimChar"/>
+        </w:rPr>
+        <w:t xml:space="preserve">14. Do not convert or silently modify a user's spatial constraint (e.g., do not clamp or modify negative numbers).</w:t>
+      </w:r>
+      <w:r>
+        <w:br/>
+      </w:r>
+      <w:r>
+        <w:br/>
+      </w:r>
+      <w:r>
+        <w:rPr>
+          <w:rStyle w:val="VerbatimChar"/>
+        </w:rPr>
+        <w:t xml:space="preserve">PRICE &amp; BUDGET RULES:</w:t>
+      </w:r>
+      <w:r>
+        <w:br/>
+      </w:r>
+      <w:r>
+        <w:rPr>
+          <w:rStyle w:val="VerbatimChar"/>
+        </w:rPr>
+        <w:t xml:space="preserve">15. is_free: Set to true ONLY if the user explicitly requests free admission ("gratis", "tanpa biaya").</w:t>
+      </w:r>
+      <w:r>
+        <w:br/>
+      </w:r>
+      <w:r>
+        <w:rPr>
+          <w:rStyle w:val="VerbatimChar"/>
+        </w:rPr>
+        <w:t xml:space="preserve">16. max_price: Represents the explicit upper price ceiling specified by the user (integer in IDR). If no price is mentioned, set to null. Do not infer a price.</w:t>
+      </w:r>
+      <w:r>
+        <w:br/>
+      </w:r>
+      <w:r>
+        <w:br/>
+      </w:r>
+      <w:r>
+        <w:rPr>
+          <w:rStyle w:val="VerbatimChar"/>
+        </w:rPr>
+        <w:t xml:space="preserve">TEMPORAL RULES:</w:t>
+      </w:r>
+      <w:r>
+        <w:br/>
+      </w:r>
+      <w:r>
+        <w:rPr>
+          <w:rStyle w:val="VerbatimChar"/>
+        </w:rPr>
+        <w:t xml:space="preserve">17. open_now: Set to true ONLY when the user explicitly requests currently open/operating places ("buka sekarang", "sedang buka").</w:t>
+      </w:r>
+      <w:r>
+        <w:br/>
+      </w:r>
+      <w:r>
+        <w:rPr>
+          <w:rStyle w:val="VerbatimChar"/>
+        </w:rPr>
+        <w:t xml:space="preserve">18. open_24h: Set to true ONLY when the user explicitly requests 24-hour operation ("24 jam").</w:t>
+      </w:r>
+      <w:r>
+        <w:br/>
+      </w:r>
+      <w:r>
+        <w:br/>
+      </w:r>
+      <w:r>
+        <w:rPr>
+          <w:rStyle w:val="VerbatimChar"/>
+        </w:rPr>
+        <w:t xml:space="preserve">REFERENCE RULES:</w:t>
+      </w:r>
+      <w:r>
+        <w:br/>
+      </w:r>
+      <w:r>
+        <w:rPr>
+          <w:rStyle w:val="VerbatimChar"/>
+        </w:rPr>
+        <w:t xml:space="preserve">19. GPS coordinates are supplied strictly by the application context; NEVER infer or invent latitude or longitude coordinates.</w:t>
+      </w:r>
+      <w:r>
+        <w:br/>
+      </w:r>
+      <w:r>
+        <w:rPr>
+          <w:rStyle w:val="VerbatimChar"/>
+        </w:rPr>
+        <w:t xml:space="preserve">20. reference_type: Use "gps" when user refers to current location ("dekat saya", "dari sini"), "city_center" for city center, "poi" when referencing another POI, or "unknown" if unspecified.</w:t>
+      </w:r>
+      <w:r>
+        <w:br/>
+      </w:r>
+      <w:r>
+        <w:br/>
+      </w:r>
+      <w:r>
+        <w:rPr>
+          <w:rStyle w:val="VerbatimChar"/>
+        </w:rPr>
+        <w:t xml:space="preserve">SORTING RULES:</w:t>
+      </w:r>
+      <w:r>
+        <w:br/>
+      </w:r>
+      <w:r>
+        <w:rPr>
+          <w:rStyle w:val="VerbatimChar"/>
+        </w:rPr>
+        <w:t xml:space="preserve">21. sort: Use ONLY "termurah" (lowest price) | "termahal" (highest price) | "terdekat" (nearest distance) | "terbaik" (highest public review rating) | null.</w:t>
+      </w:r>
+      <w:r>
+        <w:br/>
+      </w:r>
+      <w:r>
+        <w:br/>
+      </w:r>
+      <w:r>
+        <w:rPr>
+          <w:rStyle w:val="VerbatimChar"/>
+        </w:rPr>
+        <w:t xml:space="preserve">SCOPE RULES:</w:t>
+      </w:r>
+      <w:r>
+        <w:br/>
+      </w:r>
+      <w:r>
+        <w:rPr>
+          <w:rStyle w:val="VerbatimChar"/>
+        </w:rPr>
+        <w:t xml:space="preserve">22. Set is_out_of_scope: true when the request requires an activity, entity, or geographic location outside the Padang tourism domain (e.g., ski, snow, casino, destinations in other cities like Borobudur/Bali).</w:t>
+      </w:r>
+      <w:r>
+        <w:br/>
+      </w:r>
+      <w:r>
+        <w:rPr>
+          <w:rStyle w:val="VerbatimChar"/>
+        </w:rPr>
+        <w:t xml:space="preserve">23. Do not treat missing database information as out of scope.</w:t>
+      </w:r>
+      <w:r>
+        <w:br/>
+      </w:r>
+      <w:r>
+        <w:br/>
+      </w:r>
+      <w:r>
+        <w:rPr>
+          <w:rStyle w:val="VerbatimChar"/>
+        </w:rPr>
+        <w:t xml:space="preserve">FINAL RULE:</w:t>
+      </w:r>
+      <w:r>
+        <w:br/>
+      </w:r>
+      <w:r>
+        <w:rPr>
+          <w:rStyle w:val="VerbatimChar"/>
+        </w:rPr>
+        <w:t xml:space="preserve">24. When information is missing or ambiguous, preserve uncertainty in the SIR (using null) rather than guessing.</w:t>
+      </w:r>
+      <w:r>
+        <w:br/>
+      </w:r>
+      <w:r>
+        <w:br/>
+      </w:r>
+      <w:r>
+        <w:rPr>
+          <w:rStyle w:val="VerbatimChar"/>
+        </w:rPr>
         <w:t xml:space="preserve">SCHEMA:</w:t>
       </w:r>
       <w:r>
@@ -29457,14 +34506,14 @@
         <w:t xml:space="preserve">}</w:t>
       </w:r>
     </w:p>
-    <w:bookmarkEnd w:id="94"/>
-    <w:bookmarkStart w:id="95" w:name="X5aaab95ffe1f4c9f7fb6e7ead56e3528ee6f379"/>
+    <w:bookmarkEnd w:id="98"/>
+    <w:bookmarkStart w:id="99" w:name="X2d3a4a7841b9bf4717c61d3eb35c22031035926"/>
     <w:p>
       <w:pPr>
         <w:pStyle w:val="Heading3"/>
       </w:pPr>
       <w:r>
-        <w:t xml:space="preserve">LAMPIRAN B: Instruksi Sistem Lengkap untuk Perangkaian Narasi Ter-Grounding (Grounded NLG Contract)</w:t>
+        <w:t xml:space="preserve">LAMPIRAN B: Spesifikasi Kontrak Sistem Lengkap untuk Perangkaian Narasi Ter-Grounding (Grounded NLG Contract)</w:t>
       </w:r>
     </w:p>
     <w:p>
@@ -29526,7 +34575,7 @@
         <w:rPr>
           <w:rStyle w:val="VerbatimChar"/>
         </w:rPr>
-        <w:t xml:space="preserve">Tugasmu adalah menjawab pertanyaan pengguna HANYA berdasarkan daftar data fakta terlampir.</w:t>
+        <w:t xml:space="preserve">Tugasmu adalah menjawab pertanyaan pengguna HANYA berdasarkan daftar data fakta resmi JSON terlampir.</w:t>
       </w:r>
       <w:r>
         <w:br/>
@@ -29547,7 +34596,7 @@
         <w:rPr>
           <w:rStyle w:val="VerbatimChar"/>
         </w:rPr>
-        <w:t xml:space="preserve">1. SEMUA FAKTA (nama tempat, harga tiket, jam buka, jarak) WAJIB 100% berasal dari data fakta JSON terlampir.</w:t>
+        <w:t xml:space="preserve">1. Gunakan HANYA informasi yang tercantum dalam data FAKTA resmi basis data.</w:t>
       </w:r>
       <w:r>
         <w:br/>
@@ -29556,7 +34605,7 @@
         <w:rPr>
           <w:rStyle w:val="VerbatimChar"/>
         </w:rPr>
-        <w:t xml:space="preserve">2. DILARANG KERAS MENGARANG:</w:t>
+        <w:t xml:space="preserve">2. Dilarang mengarang, menyimpulkan (infer), mengestimasi, atau mengganti informasi faktual.</w:t>
       </w:r>
       <w:r>
         <w:br/>
@@ -29565,7 +34614,7 @@
         <w:rPr>
           <w:rStyle w:val="VerbatimChar"/>
         </w:rPr>
-        <w:t xml:space="preserve">   - Dilarang menyebutkan objek wisata yang tidak ada di daftar data JSON.</w:t>
+        <w:t xml:space="preserve">3. Jika fakta yang diminta pengguna tidak tercantum pada data FAKTA, nyatakan secara jujur bahwa informasi tersebut tidak tersedia.</w:t>
       </w:r>
       <w:r>
         <w:br/>
@@ -29574,7 +34623,7 @@
         <w:rPr>
           <w:rStyle w:val="VerbatimChar"/>
         </w:rPr>
-        <w:t xml:space="preserve">   - Dilarang mengarang harga tiket atau jam operasional.</w:t>
+        <w:t xml:space="preserve">4. Sebutkan HANYA entitas objek wisata yang terdapat dalam data FAKTA.</w:t>
       </w:r>
       <w:r>
         <w:br/>
@@ -29583,7 +34632,7 @@
         <w:rPr>
           <w:rStyle w:val="VerbatimChar"/>
         </w:rPr>
-        <w:t xml:space="preserve">   - Dilarang menambahkan klaim deskriptif yang tidak tercantum pada data.</w:t>
+        <w:t xml:space="preserve">5. Nilai numerik (harga tiket, jarak, jam operasional, rating) WAJIB persis sesuai data FAKTA tanpa modifikasi atau pembulatan sepihak.</w:t>
       </w:r>
       <w:r>
         <w:br/>
@@ -29592,7 +34641,7 @@
         <w:rPr>
           <w:rStyle w:val="VerbatimChar"/>
         </w:rPr>
-        <w:t xml:space="preserve">3. Sebutkan nama objek wisata dengan cetak tebal (**Nama Objek**).</w:t>
+        <w:t xml:space="preserve">6. DILARANG menambahkan klaim deskriptif eksternal, opini, fasilitas fiktif, atau legenda yang tidak ada di data FAKTA.</w:t>
       </w:r>
       <w:r>
         <w:br/>
@@ -29601,7 +34650,7 @@
         <w:rPr>
           <w:rStyle w:val="VerbatimChar"/>
         </w:rPr>
-        <w:t xml:space="preserve">4. Gunakan bahasa Indonesia yang santun, informatif, dan ringkas.</w:t>
+        <w:t xml:space="preserve">7. Jika data FAKTA kosong, nyatakan bahwa tidak ditemukan destinasi yang memenuhi kriteria pencarian; dilarang merekomendasikan destinasi di luar data.</w:t>
       </w:r>
       <w:r>
         <w:br/>
@@ -29610,7 +34659,25 @@
         <w:rPr>
           <w:rStyle w:val="VerbatimChar"/>
         </w:rPr>
-        <w:t xml:space="preserve">[CATATAN_FALLBACK_JIKA_ADA]</w:t>
+        <w:t xml:space="preserve">8. Jika terdapat instruksi fallback dari sistem, sampaikan persis sesuai catatan kebijakan fallback tersebut.</w:t>
+      </w:r>
+      <w:r>
+        <w:br/>
+      </w:r>
+      <w:r>
+        <w:rPr>
+          <w:rStyle w:val="VerbatimChar"/>
+        </w:rPr>
+        <w:t xml:space="preserve">9. Format penyebutan nama objek wisata WAJIB dicetak tebal (**Nama Objek**).</w:t>
+      </w:r>
+      <w:r>
+        <w:br/>
+      </w:r>
+      <w:r>
+        <w:rPr>
+          <w:rStyle w:val="VerbatimChar"/>
+        </w:rPr>
+        <w:t xml:space="preserve">10. Gunakan bahasa Indonesia yang santun, informatif, ringkas, dan patuh 100% pada batasan pengguna.</w:t>
       </w:r>
     </w:p>
     <w:p>
@@ -29622,12 +34689,78 @@
           <w:iCs/>
           <w:i/>
         </w:rPr>
-        <w:t xml:space="preserve">(Data fakta JSON disuntikkan secara dinamis pada pesan pengguna bersama pertanyaan asli pengguna).</w:t>
+        <w:t xml:space="preserve">(Format payload pengguna memisahkan secara modular:</w:t>
+      </w:r>
+      <w:r>
+        <w:rPr>
+          <w:iCs/>
+          <w:i/>
+        </w:rPr>
+        <w:t xml:space="preserve"> </w:t>
+      </w:r>
+      <w:r>
+        <w:rPr>
+          <w:rStyle w:val="VerbatimChar"/>
+          <w:iCs/>
+          <w:i/>
+        </w:rPr>
+        <w:t xml:space="preserve">[PERTANYAAN PENGGUNA]</w:t>
+      </w:r>
+      <w:r>
+        <w:rPr>
+          <w:iCs/>
+          <w:i/>
+        </w:rPr>
+        <w:t xml:space="preserve">,</w:t>
+      </w:r>
+      <w:r>
+        <w:rPr>
+          <w:iCs/>
+          <w:i/>
+        </w:rPr>
+        <w:t xml:space="preserve"> </w:t>
+      </w:r>
+      <w:r>
+        <w:rPr>
+          <w:rStyle w:val="VerbatimChar"/>
+          <w:iCs/>
+          <w:i/>
+        </w:rPr>
+        <w:t xml:space="preserve">[DATA FAKTA RESMI BASIS DATA (JSON)]</w:t>
+      </w:r>
+      <w:r>
+        <w:rPr>
+          <w:iCs/>
+          <w:i/>
+        </w:rPr>
+        <w:t xml:space="preserve">, dan</w:t>
+      </w:r>
+      <w:r>
+        <w:rPr>
+          <w:iCs/>
+          <w:i/>
+        </w:rPr>
+        <w:t xml:space="preserve"> </w:t>
+      </w:r>
+      <w:r>
+        <w:rPr>
+          <w:rStyle w:val="VerbatimChar"/>
+          <w:iCs/>
+          <w:i/>
+        </w:rPr>
+        <w:t xml:space="preserve">[CATATAN SISTEM / KEBIJAKAN FALLBACK]</w:t>
+      </w:r>
+      <w:r>
+        <w:rPr>
+          <w:iCs/>
+          <w:i/>
+        </w:rPr>
+        <w:t xml:space="preserve">).</w:t>
       </w:r>
     </w:p>
-    <w:bookmarkEnd w:id="95"/>
-    <w:bookmarkEnd w:id="96"/>
-    <w:bookmarkEnd w:id="97"/>
+    <w:bookmarkEnd w:id="99"/>
+    <w:bookmarkEnd w:id="100"/>
+    <w:bookmarkEnd w:id="101"/>
     <w:sectPr/>
   </w:body>
 </w:document>

--- a/jurnal/DRAFT_JURNAL_ILMIAH_INDONESIA.docx
+++ b/jurnal/DRAFT_JURNAL_ILMIAH_INDONESIA.docx
@@ -943,7 +943,7 @@
         <w:t xml:space="preserve">user-controlled itinerary customization</w:t>
       </w:r>
       <w:r>
-        <w:t xml:space="preserve">).</w:t>
+        <w:t xml:space="preserve">) berbasis Google Directions API.</w:t>
       </w:r>
       <w:r>
         <w:t xml:space="preserve"> </w:t>
@@ -975,46 +975,468 @@
         <w:t xml:space="preserve">reliable AI-mediated spatial querying</w:t>
       </w:r>
       <w:r>
-        <w:t xml:space="preserve">) pada skala perkotaan Kota Padang (694,96 km²). Pengguna tidak lagi memanipulasi kontrol formulir yang kaku atau memeriksa lembar informasi secara terpisah, melainkan cukup mengekspresikan kebutuhan perjalanan menggunakan bahasa alami (misalnya:</w:t>
-      </w:r>
-      <w:r>
-        <w:t xml:space="preserve"> </w:t>
-      </w:r>
-      <w:r>
-        <w:rPr>
-          <w:iCs/>
-          <w:i/>
-        </w:rPr>
-        <w:t xml:space="preserve">“</w:t>
-      </w:r>
-      <w:r>
-        <w:rPr>
-          <w:iCs/>
-          <w:i/>
-        </w:rPr>
-        <w:t xml:space="preserve">Carikan pantai yang ombaknya tenang dekat lokasi saya, tiket di bawah 15 ribu dan buka sekarang</w:t>
-      </w:r>
-      <w:r>
-        <w:rPr>
-          <w:iCs/>
-          <w:i/>
-        </w:rPr>
-        <w:t xml:space="preserve">”</w:t>
-      </w:r>
-      <w:r>
-        <w:t xml:space="preserve">). Sistem secara deterministik menerjemahkan niat bahasa alami menjadi predikat SQL terparameterisasi dengan fungsi spasial bawaan MySQL 8.0</w:t>
-      </w:r>
-      <w:r>
-        <w:t xml:space="preserve"> </w:t>
+        <w:t xml:space="preserve">) pada skala perkotaan Kota Padang (694,96 km²). Evolusi trajektori riset ini membentuk rantai kemajuan ilmiah:</w:t>
+      </w:r>
+    </w:p>
+    <w:p>
+      <w:pPr>
+        <w:pStyle w:val="BodyText"/>
+      </w:pPr>
+      <m:oMathPara>
+        <m:oMathParaPr>
+          <m:jc m:val="center"/>
+        </m:oMathParaPr>
+        <m:oMath>
+          <m:r>
+            <m:rPr>
+              <m:nor/>
+              <m:sty m:val="p"/>
+            </m:rPr>
+            <m:t>DTExplorer [Eksplorasi Spasial WIMP]</m:t>
+          </m:r>
+          <m:r>
+            <m:rPr>
+              <m:sty m:val="p"/>
+            </m:rPr>
+            <m:t>→</m:t>
+          </m:r>
+          <m:r>
+            <m:rPr>
+              <m:nor/>
+              <m:sty m:val="p"/>
+            </m:rPr>
+            <m:t>Kustomrut [Rute Perjalanan Terkendali Pengguna]</m:t>
+          </m:r>
+          <m:r>
+            <m:rPr>
+              <m:sty m:val="p"/>
+            </m:rPr>
+            <m:t>→</m:t>
+          </m:r>
+          <m:r>
+            <m:rPr>
+              <m:nor/>
+              <m:sty m:val="p"/>
+            </m:rPr>
+            <m:t>Conversational Web GIS [Intensi Spasial Alami]</m:t>
+          </m:r>
+          <m:r>
+            <m:rPr>
+              <m:sty m:val="p"/>
+            </m:rPr>
+            <m:t>→</m:t>
+          </m:r>
+          <m:r>
+            <m:rPr>
+              <m:nor/>
+              <m:sty m:val="p"/>
+            </m:rPr>
+            <m:t>Structured Semantic Control</m:t>
+          </m:r>
+        </m:oMath>
+      </m:oMathPara>
+    </w:p>
+    <w:p>
+      <w:pPr>
+        <w:pStyle w:val="FirstParagraph"/>
+      </w:pPr>
+      <w:r>
+        <w:t xml:space="preserve">Keberbaruan ilmiah (</w:t>
+      </w:r>
+      <w:r>
+        <w:rPr>
+          <w:iCs/>
+          <w:i/>
+        </w:rPr>
+        <w:t xml:space="preserve">scientific novelty</w:t>
+      </w:r>
+      <w:r>
+        <w:t xml:space="preserve">) penelitian ini</w:t>
+      </w:r>
+      <w:r>
+        <w:t xml:space="preserve"> </w:t>
+      </w:r>
+      <w:r>
+        <w:rPr>
+          <w:bCs/>
+          <w:b/>
+        </w:rPr>
+        <w:t xml:space="preserve">bukan sekadar menambahkan antarmuka chatbot di atas peta digital</w:t>
+      </w:r>
+      <w:r>
+        <w:t xml:space="preserve">, melainkan</w:t>
+      </w:r>
+      <w:r>
+        <w:t xml:space="preserve"> </w:t>
+      </w:r>
+      <w:r>
+        <w:rPr>
+          <w:bCs/>
+          <w:b/>
+        </w:rPr>
+        <w:t xml:space="preserve">pergeseran paradigma interaksi dan kontrol (</w:t>
+      </w:r>
+      <w:r>
+        <w:rPr>
+          <w:iCs/>
+          <w:i/>
+          <w:bCs/>
+          <w:b/>
+        </w:rPr>
+        <w:t xml:space="preserve">interaction and control paradigm shift</w:t>
+      </w:r>
+      <w:r>
+        <w:rPr>
+          <w:bCs/>
+          <w:b/>
+        </w:rPr>
+        <w:t xml:space="preserve">)</w:t>
+      </w:r>
+      <w:r>
+        <w:t xml:space="preserve">: dari manipulasi mekanis antarmuka WIMP menuju kendali semantik berstruktur melalui arsitektur berlapis:</w:t>
+      </w:r>
+      <w:r>
+        <w:t xml:space="preserve"> </w:t>
+      </w:r>
+      <w:r>
+        <w:rPr>
+          <w:bCs/>
+          <w:b/>
+        </w:rPr>
+        <w:t xml:space="preserve">LLM</w:t>
+      </w:r>
+      <w:r>
+        <w:rPr>
+          <w:bCs/>
+          <w:b/>
+        </w:rPr>
+        <w:t xml:space="preserve"> </w:t>
+      </w:r>
+      <m:oMath>
+        <m:r>
+          <m:rPr>
+            <m:sty m:val="p"/>
+          </m:rPr>
+          <m:t>→</m:t>
+        </m:r>
+      </m:oMath>
+      <w:r>
+        <w:rPr>
+          <w:bCs/>
+          <w:b/>
+        </w:rPr>
+        <w:t xml:space="preserve"> </w:t>
+      </w:r>
+      <w:r>
+        <w:rPr>
+          <w:bCs/>
+          <w:b/>
+        </w:rPr>
+        <w:t xml:space="preserve">Canonical SIR</w:t>
+      </w:r>
+      <w:r>
+        <w:rPr>
+          <w:bCs/>
+          <w:b/>
+        </w:rPr>
+        <w:t xml:space="preserve"> </w:t>
+      </w:r>
+      <m:oMath>
+        <m:r>
+          <m:rPr>
+            <m:sty m:val="p"/>
+          </m:rPr>
+          <m:t>→</m:t>
+        </m:r>
+      </m:oMath>
+      <w:r>
+        <w:rPr>
+          <w:bCs/>
+          <w:b/>
+        </w:rPr>
+        <w:t xml:space="preserve"> </w:t>
+      </w:r>
+      <w:r>
+        <w:rPr>
+          <w:bCs/>
+          <w:b/>
+        </w:rPr>
+        <w:t xml:space="preserve">SirValidator</w:t>
+      </w:r>
+      <w:r>
+        <w:rPr>
+          <w:bCs/>
+          <w:b/>
+        </w:rPr>
+        <w:t xml:space="preserve"> </w:t>
+      </w:r>
+      <m:oMath>
+        <m:r>
+          <m:rPr>
+            <m:sty m:val="p"/>
+          </m:rPr>
+          <m:t>→</m:t>
+        </m:r>
+      </m:oMath>
+      <w:r>
+        <w:rPr>
+          <w:bCs/>
+          <w:b/>
+        </w:rPr>
+        <w:t xml:space="preserve"> </w:t>
+      </w:r>
+      <w:r>
+        <w:rPr>
+          <w:bCs/>
+          <w:b/>
+        </w:rPr>
+        <w:t xml:space="preserve">Deterministic Spatial Query Compiler</w:t>
+      </w:r>
+      <w:r>
+        <w:rPr>
+          <w:bCs/>
+          <w:b/>
+        </w:rPr>
+        <w:t xml:space="preserve"> </w:t>
+      </w:r>
+      <m:oMath>
+        <m:r>
+          <m:rPr>
+            <m:sty m:val="p"/>
+          </m:rPr>
+          <m:t>→</m:t>
+        </m:r>
+      </m:oMath>
+      <w:r>
+        <w:rPr>
+          <w:bCs/>
+          <w:b/>
+        </w:rPr>
+        <w:t xml:space="preserve"> </w:t>
+      </w:r>
+      <w:r>
+        <w:rPr>
+          <w:bCs/>
+          <w:b/>
+        </w:rPr>
+        <w:t xml:space="preserve">MySQL Spatial Engine (</w:t>
       </w:r>
       <w:r>
         <w:rPr>
           <w:rStyle w:val="VerbatimChar"/>
+          <w:bCs/>
+          <w:b/>
         </w:rPr>
         <w:t xml:space="preserve">ST_Distance_Sphere</w:t>
       </w:r>
       <w:r>
-        <w:t xml:space="preserve">, memvisualisasikan rute jaringan jalan nyata via OSRM, dan menegakkan</w:t>
+        <w:rPr>
+          <w:bCs/>
+          <w:b/>
+        </w:rPr>
+        <w:t xml:space="preserve">)</w:t>
+      </w:r>
+      <w:r>
+        <w:t xml:space="preserve">.</w:t>
+      </w:r>
+    </w:p>
+    <w:p>
+      <w:pPr>
+        <w:pStyle w:val="BodyText"/>
+      </w:pPr>
+      <w:r>
+        <w:t xml:space="preserve">Dalam taksonomi sistem temu kembali informasi, sistem ini didefinisikan secara presisi sebagai</w:t>
+      </w:r>
+      <w:r>
+        <w:t xml:space="preserve"> </w:t>
+      </w:r>
+      <w:r>
+        <w:rPr>
+          <w:bCs/>
+          <w:b/>
+        </w:rPr>
+        <w:t xml:space="preserve">sistem rekomendasi spasial percakapan berbasis kendala deterministik (</w:t>
+      </w:r>
+      <w:r>
+        <w:rPr>
+          <w:iCs/>
+          <w:i/>
+          <w:bCs/>
+          <w:b/>
+        </w:rPr>
+        <w:t xml:space="preserve">constraint-based conversational spatial recommendation / spatial query system</w:t>
+      </w:r>
+      <w:r>
+        <w:rPr>
+          <w:bCs/>
+          <w:b/>
+        </w:rPr>
+        <w:t xml:space="preserve">)</w:t>
+      </w:r>
+      <w:r>
+        <w:t xml:space="preserve">. Seleksi kandidat dijalankan berdasarkan kriteria faktual eksak (jarak geodesik, kategori, harga, jam operasional, dan kata kunci), dan secara sadar</w:t>
+      </w:r>
+      <w:r>
+        <w:t xml:space="preserve"> </w:t>
+      </w:r>
+      <w:r>
+        <w:rPr>
+          <w:bCs/>
+          <w:b/>
+        </w:rPr>
+        <w:t xml:space="preserve">belum menerapkan pemfilteran kolaboratif (</w:t>
+      </w:r>
+      <w:r>
+        <w:rPr>
+          <w:iCs/>
+          <w:i/>
+          <w:bCs/>
+          <w:b/>
+        </w:rPr>
+        <w:t xml:space="preserve">collaborative filtering</w:t>
+      </w:r>
+      <w:r>
+        <w:rPr>
+          <w:bCs/>
+          <w:b/>
+        </w:rPr>
+        <w:t xml:space="preserve">) maupun pemodelan preferensi laten pengguna</w:t>
+      </w:r>
+      <w:r>
+        <w:t xml:space="preserve">, menjaga kesinambungan roadmap penelitian jangka panjang menuju sistem</w:t>
+      </w:r>
+      <w:r>
+        <w:t xml:space="preserve"> </w:t>
+      </w:r>
+      <w:r>
+        <w:rPr>
+          <w:iCs/>
+          <w:i/>
+        </w:rPr>
+        <w:t xml:space="preserve">Adaptive Personalized Augmented Recommendation</w:t>
+      </w:r>
+      <w:r>
+        <w:t xml:space="preserve"> </w:t>
+      </w:r>
+      <w:r>
+        <w:t xml:space="preserve">(APAR).</w:t>
+      </w:r>
+    </w:p>
+    <w:p>
+      <w:pPr>
+        <w:pStyle w:val="BodyText"/>
+      </w:pPr>
+      <w:r>
+        <w:t xml:space="preserve">Pendekatan yang diusulkan menerapkan</w:t>
+      </w:r>
+      <w:r>
+        <w:t xml:space="preserve"> </w:t>
+      </w:r>
+      <w:r>
+        <w:rPr>
+          <w:bCs/>
+          <w:b/>
+        </w:rPr>
+        <w:t xml:space="preserve">Strict SQL Grounding</w:t>
+      </w:r>
+      <w:r>
+        <w:t xml:space="preserve">, yang didefinisikan secara presisi sebagai:</w:t>
+      </w:r>
+      <w:r>
+        <w:t xml:space="preserve"> </w:t>
+      </w:r>
+      <w:r>
+        <w:rPr>
+          <w:bCs/>
+          <w:b/>
+        </w:rPr>
+        <w:t xml:space="preserve">intensi semantik yang diekstrak oleh LLM ditransformasikan secara deterministik menjadi SQL terparameterisasi oleh kompiler kueri non-LLM, dan seluruh respons faktual dibatasi secara ketat hanya pada fakta-fakta relasional basis data yang dihasilkan</w:t>
+      </w:r>
+      <w:r>
+        <w:t xml:space="preserve"> </w:t>
+      </w:r>
+      <w:r>
+        <w:t xml:space="preserve">(</w:t>
+      </w:r>
+      <w:r>
+        <w:rPr>
+          <w:iCs/>
+          <w:i/>
+        </w:rPr>
+        <w:t xml:space="preserve">LLM-generated semantic intent is transformed into deterministic parameterized SQL by a non-LLM query compiler, and factual responses are grounded in the resulting database facts</w:t>
+      </w:r>
+      <w:r>
+        <w:t xml:space="preserve">). Artinya, LLM tidak pernah diberikan izin untuk memproduksi sintaks kueri SQL secara langsung. Alih-alih, intensi semantik pengguna diekstrak menjadi representasi kanonik terstruktur (CSIR), divalidasi oleh validator deterministik, dan dikompilasi oleh modul non-LLM (</w:t>
+      </w:r>
+      <w:r>
+        <w:rPr>
+          <w:iCs/>
+          <w:i/>
+        </w:rPr>
+        <w:t xml:space="preserve">Spatial Query Compiler</w:t>
+      </w:r>
+      <w:r>
+        <w:t xml:space="preserve">) menjadi SQL terparameterisasi dengan fungsi spasial bawaan MySQL 8.0</w:t>
+      </w:r>
+      <w:r>
+        <w:t xml:space="preserve"> </w:t>
+      </w:r>
+      <w:r>
+        <w:rPr>
+          <w:rStyle w:val="VerbatimChar"/>
+        </w:rPr>
+        <w:t xml:space="preserve">ST_Distance_Sphere</w:t>
+      </w:r>
+      <w:r>
+        <w:t xml:space="preserve">. Sementara itu,</w:t>
+      </w:r>
+      <w:r>
+        <w:t xml:space="preserve"> </w:t>
+      </w:r>
+      <w:r>
+        <w:rPr>
+          <w:iCs/>
+          <w:i/>
+        </w:rPr>
+        <w:t xml:space="preserve">Open Source Routing Machine</w:t>
+      </w:r>
+      <w:r>
+        <w:t xml:space="preserve"> </w:t>
+      </w:r>
+      <w:r>
+        <w:t xml:space="preserve">(OSRM) diposisikan secara tegas sebagai</w:t>
+      </w:r>
+      <w:r>
+        <w:t xml:space="preserve"> </w:t>
+      </w:r>
+      <w:r>
+        <w:rPr>
+          <w:bCs/>
+          <w:b/>
+        </w:rPr>
+        <w:t xml:space="preserve">layanan pendukung visualisasi (</w:t>
+      </w:r>
+      <w:r>
+        <w:rPr>
+          <w:iCs/>
+          <w:i/>
+          <w:bCs/>
+          <w:b/>
+        </w:rPr>
+        <w:t xml:space="preserve">auxiliary presentation service</w:t>
+      </w:r>
+      <w:r>
+        <w:rPr>
+          <w:bCs/>
+          <w:b/>
+        </w:rPr>
+        <w:t xml:space="preserve">)</w:t>
+      </w:r>
+      <w:r>
+        <w:t xml:space="preserve"> </w:t>
+      </w:r>
+      <w:r>
+        <w:t xml:space="preserve">untuk menggambar polyline rute jalan raya nyata pada peta Leaflet.js, bukan sebagai mesin evaluasi spasial inti, dilengkapi penegakan</w:t>
       </w:r>
       <w:r>
         <w:t xml:space="preserve"> </w:t>
@@ -12081,7 +12503,7 @@
           <w:bCs/>
           <w:b/>
         </w:rPr>
-        <w:t xml:space="preserve">Penyempurnaan Dialog Adaptif (</w:t>
+        <w:t xml:space="preserve">Penyempurnaan Dialog Iteratif (</w:t>
       </w:r>
       <w:r>
         <w:rPr>
@@ -12090,7 +12512,7 @@
           <w:bCs/>
           <w:b/>
         </w:rPr>
-        <w:t xml:space="preserve">Adaptive Conversational Refinement</w:t>
+        <w:t xml:space="preserve">Iterative Conversational Refinement</w:t>
       </w:r>
       <w:r>
         <w:rPr>
@@ -12103,17 +12525,29 @@
         <w:t xml:space="preserve"> </w:t>
       </w:r>
       <w:r>
-        <w:t xml:space="preserve">Umpan balik pengguna dilakukan melalui dialog lanjutan (</w:t>
-      </w:r>
-      <w:r>
-        <w:rPr>
-          <w:iCs/>
-          <w:i/>
-        </w:rPr>
-        <w:t xml:space="preserve">multi-turn conversation</w:t>
-      </w:r>
-      <w:r>
-        <w:t xml:space="preserve">, misalnya:</w:t>
+        <w:t xml:space="preserve">Alih-alih mengklaim sistem adaptif penuh, umpan balik pengguna diakomodasi melalui penyempurnaan kueri percakapan bertahap (</w:t>
+      </w:r>
+      <w:r>
+        <w:rPr>
+          <w:iCs/>
+          <w:i/>
+        </w:rPr>
+        <w:t xml:space="preserve">multi-turn interactive refinement</w:t>
+      </w:r>
+      <w:r>
+        <w:t xml:space="preserve">) dengan penerusan memori riwayat sesi (</w:t>
+      </w:r>
+      <w:r>
+        <w:rPr>
+          <w:rStyle w:val="VerbatimChar"/>
+        </w:rPr>
+        <w:t xml:space="preserve">session_token</w:t>
+      </w:r>
+      <w:r>
+        <w:t xml:space="preserve"> </w:t>
+      </w:r>
+      <w:r>
+        <w:t xml:space="preserve">dan riwayat pesan). Sebagai contoh konkrit: pada giliran pertama pengguna meminta</w:t>
       </w:r>
       <w:r>
         <w:t xml:space="preserve"> </w:t>
@@ -12130,7 +12564,7 @@
           <w:iCs/>
           <w:i/>
         </w:rPr>
-        <w:t xml:space="preserve">Cari yang lebih dekat dalam radius 3 km</w:t>
+        <w:t xml:space="preserve">Cari pantai dekat saya</w:t>
       </w:r>
       <w:r>
         <w:rPr>
@@ -12140,10 +12574,7 @@
         <w:t xml:space="preserve">”</w:t>
       </w:r>
       <w:r>
-        <w:t xml:space="preserve"> </w:t>
-      </w:r>
-      <w:r>
-        <w:t xml:space="preserve">atau</w:t>
+        <w:t xml:space="preserve">, lalu pada giliran berikutnya mempersempit</w:t>
       </w:r>
       <w:r>
         <w:t xml:space="preserve"> </w:t>
@@ -12160,7 +12591,7 @@
           <w:iCs/>
           <w:i/>
         </w:rPr>
-        <w:t xml:space="preserve">Carikan rumah makan di dekat pantai kedua</w:t>
+        <w:t xml:space="preserve">Yang tiketnya di bawah 15 ribu</w:t>
       </w:r>
       <w:r>
         <w:rPr>
@@ -12170,7 +12601,23 @@
         <w:t xml:space="preserve">”</w:t>
       </w:r>
       <w:r>
-        <w:t xml:space="preserve">), yang secara dinamis memperbarui vektor CSIR sambil mempertahankan memori sesi interaksi.</w:t>
+        <w:t xml:space="preserve">. Sistem secara cerdas mempertahankan koordinat acuan dan kategori pantai sebelumnya sambil memperbarui batas biaya secara deterministik. Penyempurnaan ini menjaga kesinambungan roadmap penelitian jangka panjang menuju sistem</w:t>
+      </w:r>
+      <w:r>
+        <w:t xml:space="preserve"> </w:t>
+      </w:r>
+      <w:r>
+        <w:rPr>
+          <w:iCs/>
+          <w:i/>
+        </w:rPr>
+        <w:t xml:space="preserve">Adaptive Personalized Augmented Recommendation</w:t>
+      </w:r>
+      <w:r>
+        <w:t xml:space="preserve"> </w:t>
+      </w:r>
+      <w:r>
+        <w:t xml:space="preserve">(APAR) tanpa membuat klaim adaptasi otonom yang melampaui data uji.</w:t>
       </w:r>
     </w:p>
     <w:bookmarkEnd w:id="47"/>
@@ -12598,7 +13045,7 @@
           <w:bCs/>
           <w:b/>
         </w:rPr>
-        <w:t xml:space="preserve">Traversalisasi Indeks Spasial R-Tree Tunggal:</w:t>
+        <w:t xml:space="preserve">Konsolidasi Entitas Terpadu dan Komputasi Geodesik Native:</w:t>
       </w:r>
       <w:r>
         <w:t xml:space="preserve"> </w:t>
@@ -12617,7 +13064,7 @@
         <w:t xml:space="preserve">DTExplorer</w:t>
       </w:r>
       <w:r>
-        <w:t xml:space="preserve">, pencarian lintas kategori mengharuskan eksekusi kueri terpisah ke banyak tabel atau klausa</w:t>
+        <w:t xml:space="preserve">, pencarian lintas kategori mengharuskan eksekusi kueri terpisah ke enam tabel berbeda atau klausa</w:t>
       </w:r>
       <w:r>
         <w:t xml:space="preserve"> </w:t>
@@ -12632,7 +13079,7 @@
         <w:t xml:space="preserve"> </w:t>
       </w:r>
       <w:r>
-        <w:t xml:space="preserve">kompleks. Pada model usulan, mesin MySQL 8.0 cukup menelusuri satu</w:t>
+        <w:t xml:space="preserve">kompleks. Pada model usulan, skema 3NF mengonsolidasikan seluruh destinasi dalam tabel tunggal</w:t>
       </w:r>
       <w:r>
         <w:t xml:space="preserve"> </w:t>
@@ -12641,13 +13088,114 @@
         <w:rPr>
           <w:rStyle w:val="VerbatimChar"/>
         </w:rPr>
-        <w:t xml:space="preserve">SPATIAL INDEX(geom)</w:t>
-      </w:r>
-      <w:r>
-        <w:t xml:space="preserve"> </w:t>
-      </w:r>
-      <w:r>
-        <w:t xml:space="preserve">terpadu di atas seluruh destinasi kota, yang secara signifikan mempercepat eksekusi kueri spasial.</w:t>
+        <w:t xml:space="preserve">wisata</w:t>
+      </w:r>
+      <w:r>
+        <w:t xml:space="preserve"> </w:t>
+      </w:r>
+      <w:r>
+        <w:t xml:space="preserve">dengan indeks relasional pada</w:t>
+      </w:r>
+      <w:r>
+        <w:t xml:space="preserve"> </w:t>
+      </w:r>
+      <w:r>
+        <w:rPr>
+          <w:rStyle w:val="VerbatimChar"/>
+        </w:rPr>
+        <w:t xml:space="preserve">kategori_id</w:t>
+      </w:r>
+      <w:r>
+        <w:t xml:space="preserve"> </w:t>
+      </w:r>
+      <w:r>
+        <w:t xml:space="preserve">dan</w:t>
+      </w:r>
+      <w:r>
+        <w:t xml:space="preserve"> </w:t>
+      </w:r>
+      <w:r>
+        <w:rPr>
+          <w:rStyle w:val="VerbatimChar"/>
+        </w:rPr>
+        <w:t xml:space="preserve">status_aktif</w:t>
+      </w:r>
+      <w:r>
+        <w:t xml:space="preserve">, serta mendukung representasi geometri OGC. Kueri spasial dievaluasi secara terpadu melalui formula geodesik native</w:t>
+      </w:r>
+      <w:r>
+        <w:t xml:space="preserve"> </w:t>
+      </w:r>
+      <w:r>
+        <w:rPr>
+          <w:rStyle w:val="VerbatimChar"/>
+        </w:rPr>
+        <w:t xml:space="preserve">ST_Distance_Sphere</w:t>
+      </w:r>
+      <w:r>
+        <w:t xml:space="preserve"> </w:t>
+      </w:r>
+      <w:r>
+        <w:t xml:space="preserve">MySQL 8.0 dalam satu lintasan kueri tanpa overhead partisi tabel fisik. Perlu dibedakan secara tegas antara ketersediaan skema yang mendukung pengindeksan spasial (</w:t>
+      </w:r>
+      <w:r>
+        <w:rPr>
+          <w:iCs/>
+          <w:i/>
+        </w:rPr>
+        <w:t xml:space="preserve">spatial index exists/supported</w:t>
+      </w:r>
+      <w:r>
+        <w:t xml:space="preserve">) dengan pemanfaatan indeks oleh rencana kueri aktual (</w:t>
+      </w:r>
+      <w:r>
+        <w:rPr>
+          <w:iCs/>
+          <w:i/>
+        </w:rPr>
+        <w:t xml:space="preserve">spatial index is used by the query plan</w:t>
+      </w:r>
+      <w:r>
+        <w:t xml:space="preserve">). Karena kueri</w:t>
+      </w:r>
+      <w:r>
+        <w:t xml:space="preserve"> </w:t>
+      </w:r>
+      <w:r>
+        <w:rPr>
+          <w:rStyle w:val="VerbatimChar"/>
+        </w:rPr>
+        <w:t xml:space="preserve">ST_Distance_Sphere</w:t>
+      </w:r>
+      <w:r>
+        <w:t xml:space="preserve"> </w:t>
+      </w:r>
+      <w:r>
+        <w:t xml:space="preserve">pada penelitian ini mengevaluasi jarak bola pada CPU tanpa predikat kotak batas MBR (</w:t>
+      </w:r>
+      <w:r>
+        <w:rPr>
+          <w:rStyle w:val="VerbatimChar"/>
+        </w:rPr>
+        <w:t xml:space="preserve">MBRContains</w:t>
+      </w:r>
+      <w:r>
+        <w:t xml:space="preserve"> </w:t>
+      </w:r>
+      <w:r>
+        <w:t xml:space="preserve">atau</w:t>
+      </w:r>
+      <w:r>
+        <w:t xml:space="preserve"> </w:t>
+      </w:r>
+      <w:r>
+        <w:rPr>
+          <w:rStyle w:val="VerbatimChar"/>
+        </w:rPr>
+        <w:t xml:space="preserve">ST_Within</w:t>
+      </w:r>
+      <w:r>
+        <w:t xml:space="preserve">), latensi rendah yang terukur (1,21 ms pada korpus aktual dan 6,11 ms pada 10.000 POI sintetis) mencerminkan efisiensi komputasi in-memory fungsi C++ geodesik native dan filter predikat relasional, bukan klaim sepihak atas penggunaan indeks R-Tree.</w:t>
       </w:r>
       <w:r>
         <w:t xml:space="preserve"> </w:t>
@@ -14120,6 +14668,287 @@
           <w:i/>
         </w:rPr>
         <w:t xml:space="preserve">(Catatan: Teks instruksi sistem lengkap beserta penanganan riwayat multi-turn dialog didokumentasikan pada Lampiran A dan Lampiran B).</w:t>
+      </w:r>
+    </w:p>
+    <w:p>
+      <w:pPr>
+        <w:pStyle w:val="BodyText"/>
+      </w:pPr>
+      <w:r>
+        <w:t xml:space="preserve">Pemisahan antara Listing 1 dan Listing 2 secara fundamental mendefinisikan arsitektur</w:t>
+      </w:r>
+      <w:r>
+        <w:t xml:space="preserve"> </w:t>
+      </w:r>
+      <w:r>
+        <w:rPr>
+          <w:bCs/>
+          <w:b/>
+        </w:rPr>
+        <w:t xml:space="preserve">dua pemanggilan inferensi LLM terpisah (</w:t>
+      </w:r>
+      <w:r>
+        <w:rPr>
+          <w:iCs/>
+          <w:i/>
+          <w:bCs/>
+          <w:b/>
+        </w:rPr>
+        <w:t xml:space="preserve">two distinct LLM inference calls</w:t>
+      </w:r>
+      <w:r>
+        <w:rPr>
+          <w:bCs/>
+          <w:b/>
+        </w:rPr>
+        <w:t xml:space="preserve">)</w:t>
+      </w:r>
+      <w:r>
+        <w:t xml:space="preserve">:</w:t>
+      </w:r>
+      <w:r>
+        <w:t xml:space="preserve"> </w:t>
+      </w:r>
+      <w:r>
+        <w:t xml:space="preserve">1.</w:t>
+      </w:r>
+      <w:r>
+        <w:t xml:space="preserve"> </w:t>
+      </w:r>
+      <w:r>
+        <w:rPr>
+          <w:bCs/>
+          <w:b/>
+        </w:rPr>
+        <w:t xml:space="preserve">Panggilan LLM #1 (Intent Parsing):</w:t>
+      </w:r>
+      <w:r>
+        <w:t xml:space="preserve"> </w:t>
+      </w:r>
+      <w:r>
+        <w:t xml:space="preserve">Menerima bahasa alami pengguna dan mengekstraknya menjadi objek semantik SIR JSON (Listing 1). Model sama sekali tidak diberi akses ke basis data, dilarang merangkai sintaks SQL, dan dilarang memberikan jawaban langsung kepada pengguna.</w:t>
+      </w:r>
+      <w:r>
+        <w:t xml:space="preserve"> </w:t>
+      </w:r>
+      <w:r>
+        <w:t xml:space="preserve">2.</w:t>
+      </w:r>
+      <w:r>
+        <w:t xml:space="preserve"> </w:t>
+      </w:r>
+      <w:r>
+        <w:rPr>
+          <w:bCs/>
+          <w:b/>
+        </w:rPr>
+        <w:t xml:space="preserve">Eksekusi Deterministik Non-LLM:</w:t>
+      </w:r>
+      <w:r>
+        <w:t xml:space="preserve"> </w:t>
+      </w:r>
+      <w:r>
+        <w:t xml:space="preserve">SIR divalidasi oleh</w:t>
+      </w:r>
+      <w:r>
+        <w:t xml:space="preserve"> </w:t>
+      </w:r>
+      <w:r>
+        <w:rPr>
+          <w:rStyle w:val="VerbatimChar"/>
+        </w:rPr>
+        <w:t xml:space="preserve">SirValidator</w:t>
+      </w:r>
+      <w:r>
+        <w:t xml:space="preserve">, dikompilasi oleh</w:t>
+      </w:r>
+      <w:r>
+        <w:t xml:space="preserve"> </w:t>
+      </w:r>
+      <w:r>
+        <w:rPr>
+          <w:rStyle w:val="VerbatimChar"/>
+        </w:rPr>
+        <w:t xml:space="preserve">SpatialQueryCompiler</w:t>
+      </w:r>
+      <w:r>
+        <w:t xml:space="preserve"> </w:t>
+      </w:r>
+      <w:r>
+        <w:t xml:space="preserve">menjadi SQL terparameterisasi dengan formula native</w:t>
+      </w:r>
+      <w:r>
+        <w:t xml:space="preserve"> </w:t>
+      </w:r>
+      <w:r>
+        <w:rPr>
+          <w:rStyle w:val="VerbatimChar"/>
+        </w:rPr>
+        <w:t xml:space="preserve">ST_Distance_Sphere</w:t>
+      </w:r>
+      <w:r>
+        <w:t xml:space="preserve">, dan dieksekusi pada MySQL 8.0 serta OSRM untuk menghasilkan fakta resmi basis data (</w:t>
+      </w:r>
+      <m:oMath>
+        <m:sSub>
+          <m:e>
+            <m:r>
+              <m:t>F</m:t>
+            </m:r>
+          </m:e>
+          <m:sub>
+            <m:r>
+              <m:t>S</m:t>
+            </m:r>
+            <m:r>
+              <m:t>Q</m:t>
+            </m:r>
+            <m:r>
+              <m:t>L</m:t>
+            </m:r>
+          </m:sub>
+        </m:sSub>
+      </m:oMath>
+      <w:r>
+        <w:t xml:space="preserve">) dan polyline rute jalan raya.</w:t>
+      </w:r>
+      <w:r>
+        <w:t xml:space="preserve"> </w:t>
+      </w:r>
+      <w:r>
+        <w:t xml:space="preserve">3.</w:t>
+      </w:r>
+      <w:r>
+        <w:t xml:space="preserve"> </w:t>
+      </w:r>
+      <w:r>
+        <w:rPr>
+          <w:bCs/>
+          <w:b/>
+        </w:rPr>
+        <w:t xml:space="preserve">Panggilan LLM #2 (Grounded NLG):</w:t>
+      </w:r>
+      <w:r>
+        <w:t xml:space="preserve"> </w:t>
+      </w:r>
+      <w:r>
+        <w:t xml:space="preserve">Mentranslasikan fakta terverifikasi</w:t>
+      </w:r>
+      <w:r>
+        <w:t xml:space="preserve"> </w:t>
+      </w:r>
+      <m:oMath>
+        <m:sSub>
+          <m:e>
+            <m:r>
+              <m:t>F</m:t>
+            </m:r>
+          </m:e>
+          <m:sub>
+            <m:r>
+              <m:t>S</m:t>
+            </m:r>
+            <m:r>
+              <m:t>Q</m:t>
+            </m:r>
+            <m:r>
+              <m:t>L</m:t>
+            </m:r>
+          </m:sub>
+        </m:sSub>
+      </m:oMath>
+      <w:r>
+        <w:t xml:space="preserve"> </w:t>
+      </w:r>
+      <w:r>
+        <w:t xml:space="preserve">menjadi narasi percakapan komunikatif di bawah</w:t>
+      </w:r>
+      <w:r>
+        <w:t xml:space="preserve"> </w:t>
+      </w:r>
+      <w:r>
+        <w:rPr>
+          <w:iCs/>
+          <w:i/>
+        </w:rPr>
+        <w:t xml:space="preserve">Strict Grounding Contract</w:t>
+      </w:r>
+      <w:r>
+        <w:t xml:space="preserve"> </w:t>
+      </w:r>
+      <w:r>
+        <w:t xml:space="preserve">(Listing 2).</w:t>
+      </w:r>
+      <w:r>
+        <w:t xml:space="preserve"> </w:t>
+      </w:r>
+      <w:r>
+        <w:t xml:space="preserve">4.</w:t>
+      </w:r>
+      <w:r>
+        <w:t xml:space="preserve"> </w:t>
+      </w:r>
+      <w:r>
+        <w:rPr>
+          <w:bCs/>
+          <w:b/>
+        </w:rPr>
+        <w:t xml:space="preserve">Verifikasi Deterministik Pasca-Generasi:</w:t>
+      </w:r>
+      <w:r>
+        <w:t xml:space="preserve"> </w:t>
+      </w:r>
+      <w:r>
+        <w:t xml:space="preserve">Sebelum teks disajikan ke pengguna,</w:t>
+      </w:r>
+      <w:r>
+        <w:t xml:space="preserve"> </w:t>
+      </w:r>
+      <w:r>
+        <w:rPr>
+          <w:rStyle w:val="VerbatimChar"/>
+        </w:rPr>
+        <w:t xml:space="preserve">GroundingValidator</w:t>
+      </w:r>
+      <w:r>
+        <w:t xml:space="preserve"> </w:t>
+      </w:r>
+      <w:r>
+        <w:t xml:space="preserve">memverifikasi kesesuaian entitas, harga, jarak, dan jam operasional terhadap</w:t>
+      </w:r>
+      <w:r>
+        <w:t xml:space="preserve"> </w:t>
+      </w:r>
+      <m:oMath>
+        <m:sSub>
+          <m:e>
+            <m:r>
+              <m:t>F</m:t>
+            </m:r>
+          </m:e>
+          <m:sub>
+            <m:r>
+              <m:t>S</m:t>
+            </m:r>
+            <m:r>
+              <m:t>Q</m:t>
+            </m:r>
+            <m:r>
+              <m:t>L</m:t>
+            </m:r>
+          </m:sub>
+        </m:sSub>
+      </m:oMath>
+      <w:r>
+        <w:t xml:space="preserve">.</w:t>
+      </w:r>
+    </w:p>
+    <w:p>
+      <w:pPr>
+        <w:pStyle w:val="BodyText"/>
+      </w:pPr>
+      <w:r>
+        <w:t xml:space="preserve">Pemisahan ini memperjelas mengapa total latensi sistem mencakup dua kali putaran inferensi jaringan LLM (~473 ms dan ~865 ms), namun tetap menjamin eksekusi spasial 100% deterministik dan bebas dari fabrikasi data.</w:t>
       </w:r>
     </w:p>
     <w:bookmarkEnd w:id="54"/>
@@ -20042,7 +20871,7 @@
         <w:pStyle w:val="Compact"/>
       </w:pPr>
       <w:r>
-        <w:t xml:space="preserve">Mempertahankan nilai atribut harga tiket, jam buka, dan jarak persis sesuai fakta data.</w:t>
+        <w:t xml:space="preserve">Mempertahankan nilai atribut harga tiket, jam buka, dan jarak persis sesuai fakta data tanpa pembulatan sepihak.</w:t>
       </w:r>
     </w:p>
     <w:p>
@@ -20054,17 +20883,43 @@
         <w:pStyle w:val="Compact"/>
       </w:pPr>
       <w:r>
-        <w:t xml:space="preserve">Mematuhi hasil penolakan kosong (</w:t>
-      </w:r>
-      <w:r>
-        <w:rPr>
-          <w:iCs/>
-          <w:i/>
-        </w:rPr>
-        <w:t xml:space="preserve">honest rejection</w:t>
-      </w:r>
-      <w:r>
-        <w:t xml:space="preserve">) jika basis data mengembalikan 0 baris.</w:t>
+        <w:rPr>
+          <w:bCs/>
+          <w:b/>
+        </w:rPr>
+        <w:t xml:space="preserve">Prinsip Ketidaklengkapan Jujur (</w:t>
+      </w:r>
+      <w:r>
+        <w:rPr>
+          <w:iCs/>
+          <w:i/>
+          <w:bCs/>
+          <w:b/>
+        </w:rPr>
+        <w:t xml:space="preserve">Honest Incompleteness</w:t>
+      </w:r>
+      <w:r>
+        <w:rPr>
+          <w:bCs/>
+          <w:b/>
+        </w:rPr>
+        <w:t xml:space="preserve">):</w:t>
+      </w:r>
+      <w:r>
+        <w:t xml:space="preserve"> </w:t>
+      </w:r>
+      <w:r>
+        <w:rPr>
+          <w:iCs/>
+          <w:i/>
+        </w:rPr>
+        <w:t xml:space="preserve">If a requested fact is not present in the supplied fact set, do not infer, estimate, or substitute it. State that the information is unavailable</w:t>
+      </w:r>
+      <w:r>
+        <w:t xml:space="preserve"> </w:t>
+      </w:r>
+      <w:r>
+        <w:t xml:space="preserve">(Jika fakta yang diminta pengguna tidak tercantum pada himpunan data fakta resmi, model dilarang menyimpulkan, mengestimasi, atau menggantinya secara probabilistik; model wajib menyatakan secara eksplisit bahwa informasi tersebut tidak tersedia).</w:t>
       </w:r>
     </w:p>
     <w:p>
@@ -20076,6 +20931,28 @@
         <w:pStyle w:val="Compact"/>
       </w:pPr>
       <w:r>
+        <w:t xml:space="preserve">Mematuhi hasil penolakan kosong (</w:t>
+      </w:r>
+      <w:r>
+        <w:rPr>
+          <w:iCs/>
+          <w:i/>
+        </w:rPr>
+        <w:t xml:space="preserve">honest rejection</w:t>
+      </w:r>
+      <w:r>
+        <w:t xml:space="preserve">) jika basis data mengembalikan 0 baris.</w:t>
+      </w:r>
+    </w:p>
+    <w:p>
+      <w:pPr>
+        <w:numPr>
+          <w:ilvl w:val="1"/>
+          <w:numId w:val="1008"/>
+        </w:numPr>
+        <w:pStyle w:val="Compact"/>
+      </w:pPr>
+      <w:r>
         <w:t xml:space="preserve">Menampilkan status operasional non-normal dan catatan fasilitas jika tertera pada data.</w:t>
       </w:r>
     </w:p>
@@ -20155,6 +21032,184 @@
       </w:pPr>
       <w:r>
         <w:t xml:space="preserve">Dilarang menambahkan klaim deskriptif faktual yang tidak tercantum dalam basis data.</w:t>
+      </w:r>
+    </w:p>
+    <w:p>
+      <w:pPr>
+        <w:pStyle w:val="FirstParagraph"/>
+      </w:pPr>
+      <w:r>
+        <w:t xml:space="preserve">Guna memisahkan secara tegas antara instruksi sistem dan data fakta relasional (mencegah</w:t>
+      </w:r>
+      <w:r>
+        <w:t xml:space="preserve"> </w:t>
+      </w:r>
+      <w:r>
+        <w:rPr>
+          <w:iCs/>
+          <w:i/>
+        </w:rPr>
+        <w:t xml:space="preserve">instruction injection</w:t>
+      </w:r>
+      <w:r>
+        <w:t xml:space="preserve"> </w:t>
+      </w:r>
+      <w:r>
+        <w:t xml:space="preserve">atau manipulasi model), struktur</w:t>
+      </w:r>
+      <w:r>
+        <w:t xml:space="preserve"> </w:t>
+      </w:r>
+      <w:r>
+        <w:rPr>
+          <w:iCs/>
+          <w:i/>
+        </w:rPr>
+        <w:t xml:space="preserve">payload</w:t>
+      </w:r>
+      <w:r>
+        <w:t xml:space="preserve"> </w:t>
+      </w:r>
+      <w:r>
+        <w:t xml:space="preserve">pesan diformat secara ketat ke dalam modul independen:</w:t>
+      </w:r>
+      <w:r>
+        <w:t xml:space="preserve"> </w:t>
+      </w:r>
+      <w:r>
+        <w:t xml:space="preserve">-</w:t>
+      </w:r>
+      <w:r>
+        <w:t xml:space="preserve"> </w:t>
+      </w:r>
+      <w:r>
+        <w:rPr>
+          <w:rStyle w:val="VerbatimChar"/>
+        </w:rPr>
+        <w:t xml:space="preserve">[SYSTEM INSTRUCTION]</w:t>
+      </w:r>
+      <w:r>
+        <w:t xml:space="preserve">: Kontrak grounding dan aturan sintesis narasi.</w:t>
+      </w:r>
+      <w:r>
+        <w:t xml:space="preserve"> </w:t>
+      </w:r>
+      <w:r>
+        <w:t xml:space="preserve">-</w:t>
+      </w:r>
+      <w:r>
+        <w:t xml:space="preserve"> </w:t>
+      </w:r>
+      <w:r>
+        <w:rPr>
+          <w:rStyle w:val="VerbatimChar"/>
+        </w:rPr>
+        <w:t xml:space="preserve">[USER QUERY]</w:t>
+      </w:r>
+      <w:r>
+        <w:t xml:space="preserve">: Kalimat kueri asli pengguna.</w:t>
+      </w:r>
+      <w:r>
+        <w:t xml:space="preserve"> </w:t>
+      </w:r>
+      <w:r>
+        <w:t xml:space="preserve">-</w:t>
+      </w:r>
+      <w:r>
+        <w:t xml:space="preserve"> </w:t>
+      </w:r>
+      <w:r>
+        <w:rPr>
+          <w:rStyle w:val="VerbatimChar"/>
+        </w:rPr>
+        <w:t xml:space="preserve">[DATA FAKTA RESMI BASIS DATA (READ-ONLY DATA PAYLOAD)]</w:t>
+      </w:r>
+      <w:r>
+        <w:t xml:space="preserve">: Data hasil kueri SQL dalam format JSON yang dibatasi oleh penanda</w:t>
+      </w:r>
+      <w:r>
+        <w:t xml:space="preserve"> </w:t>
+      </w:r>
+      <w:r>
+        <w:rPr>
+          <w:iCs/>
+          <w:i/>
+        </w:rPr>
+        <w:t xml:space="preserve">fence</w:t>
+      </w:r>
+      <w:r>
+        <w:t xml:space="preserve"> </w:t>
+      </w:r>
+      <w:r>
+        <w:rPr>
+          <w:rStyle w:val="VerbatimChar"/>
+        </w:rPr>
+        <w:t xml:space="preserve">--- BEGIN OFFICIAL VERIFIED FACTS ---</w:t>
+      </w:r>
+      <w:r>
+        <w:t xml:space="preserve"> </w:t>
+      </w:r>
+      <w:r>
+        <w:t xml:space="preserve">dan</w:t>
+      </w:r>
+      <w:r>
+        <w:t xml:space="preserve"> </w:t>
+      </w:r>
+      <w:r>
+        <w:rPr>
+          <w:rStyle w:val="VerbatimChar"/>
+        </w:rPr>
+        <w:t xml:space="preserve">--- END OFFICIAL VERIFIED FACTS ---</w:t>
+      </w:r>
+      <w:r>
+        <w:t xml:space="preserve">. Model diinstruksikan memperlakukan blok ini murni sebagai</w:t>
+      </w:r>
+      <w:r>
+        <w:t xml:space="preserve"> </w:t>
+      </w:r>
+      <w:r>
+        <w:rPr>
+          <w:bCs/>
+          <w:b/>
+        </w:rPr>
+        <w:t xml:space="preserve">data pasif yang hanya dibaca (</w:t>
+      </w:r>
+      <w:r>
+        <w:rPr>
+          <w:iCs/>
+          <w:i/>
+          <w:bCs/>
+          <w:b/>
+        </w:rPr>
+        <w:t xml:space="preserve">read-only data</w:t>
+      </w:r>
+      <w:r>
+        <w:rPr>
+          <w:bCs/>
+          <w:b/>
+        </w:rPr>
+        <w:t xml:space="preserve">)</w:t>
+      </w:r>
+      <w:r>
+        <w:t xml:space="preserve">, bukan sebagai instruksi eksekusi.</w:t>
+      </w:r>
+      <w:r>
+        <w:t xml:space="preserve"> </w:t>
+      </w:r>
+      <w:r>
+        <w:t xml:space="preserve">-</w:t>
+      </w:r>
+      <w:r>
+        <w:t xml:space="preserve"> </w:t>
+      </w:r>
+      <w:r>
+        <w:rPr>
+          <w:rStyle w:val="VerbatimChar"/>
+        </w:rPr>
+        <w:t xml:space="preserve">[CATATAN SISTEM / KEBIJAKAN FALLBACK]</w:t>
+      </w:r>
+      <w:r>
+        <w:t xml:space="preserve">: Catatan kebijakan spasial jika terpicu.</w:t>
       </w:r>
     </w:p>
     <w:bookmarkStart w:id="67" w:name="formalisasi-matematis-grounding-fidelity"/>
@@ -21314,6 +22369,381 @@
         <w:t xml:space="preserve">4. HASIL EVALUASI DAN PEMBAHASAN</w:t>
       </w:r>
     </w:p>
+    <w:p>
+      <w:pPr>
+        <w:pStyle w:val="FirstParagraph"/>
+      </w:pPr>
+      <w:r>
+        <w:t xml:space="preserve">Sesuai dengan kontribusi kebaruan ilmiah arsitektur kontrol semantik geospasial, struktur evaluasi dalam penelitian ini diprioritaskan pada</w:t>
+      </w:r>
+      <w:r>
+        <w:t xml:space="preserve"> </w:t>
+      </w:r>
+      <w:r>
+        <w:rPr>
+          <w:bCs/>
+          <w:b/>
+        </w:rPr>
+        <w:t xml:space="preserve">Enam Pilar Evaluasi Utama (</w:t>
+      </w:r>
+      <w:r>
+        <w:rPr>
+          <w:iCs/>
+          <w:i/>
+          <w:bCs/>
+          <w:b/>
+        </w:rPr>
+        <w:t xml:space="preserve">Primary Scientific Evaluation</w:t>
+      </w:r>
+      <w:r>
+        <w:rPr>
+          <w:bCs/>
+          <w:b/>
+        </w:rPr>
+        <w:t xml:space="preserve">)</w:t>
+      </w:r>
+      <w:r>
+        <w:t xml:space="preserve">:</w:t>
+      </w:r>
+      <w:r>
+        <w:t xml:space="preserve"> </w:t>
+      </w:r>
+      <w:r>
+        <w:t xml:space="preserve">1.</w:t>
+      </w:r>
+      <w:r>
+        <w:t xml:space="preserve"> </w:t>
+      </w:r>
+      <w:r>
+        <w:rPr>
+          <w:bCs/>
+          <w:b/>
+        </w:rPr>
+        <w:t xml:space="preserve">Akurasi Semantik (</w:t>
+      </w:r>
+      <w:r>
+        <w:rPr>
+          <w:iCs/>
+          <w:i/>
+          <w:bCs/>
+          <w:b/>
+        </w:rPr>
+        <w:t xml:space="preserve">Semantic Accuracy</w:t>
+      </w:r>
+      <w:r>
+        <w:rPr>
+          <w:bCs/>
+          <w:b/>
+        </w:rPr>
+        <w:t xml:space="preserve">):</w:t>
+      </w:r>
+      <w:r>
+        <w:t xml:space="preserve"> </w:t>
+      </w:r>
+      <w:r>
+        <w:t xml:space="preserve">Ketepatan ekstraksi slot CSIR 17-atribut dan klasifikasi kategori (Bagian 4.2).</w:t>
+      </w:r>
+      <w:r>
+        <w:t xml:space="preserve"> </w:t>
+      </w:r>
+      <w:r>
+        <w:t xml:space="preserve">2.</w:t>
+      </w:r>
+      <w:r>
+        <w:t xml:space="preserve"> </w:t>
+      </w:r>
+      <w:r>
+        <w:rPr>
+          <w:bCs/>
+          <w:b/>
+        </w:rPr>
+        <w:t xml:space="preserve">Kebenaran Spasial (</w:t>
+      </w:r>
+      <w:r>
+        <w:rPr>
+          <w:iCs/>
+          <w:i/>
+          <w:bCs/>
+          <w:b/>
+        </w:rPr>
+        <w:t xml:space="preserve">Spatial Correctness</w:t>
+      </w:r>
+      <w:r>
+        <w:rPr>
+          <w:bCs/>
+          <w:b/>
+        </w:rPr>
+        <w:t xml:space="preserve">):</w:t>
+      </w:r>
+      <w:r>
+        <w:t xml:space="preserve"> </w:t>
+      </w:r>
+      <w:r>
+        <w:t xml:space="preserve">Presisi eksekusi predikat spasial SQL melalui formula native</w:t>
+      </w:r>
+      <w:r>
+        <w:t xml:space="preserve"> </w:t>
+      </w:r>
+      <w:r>
+        <w:rPr>
+          <w:rStyle w:val="VerbatimChar"/>
+        </w:rPr>
+        <w:t xml:space="preserve">ST_Distance_Sphere</w:t>
+      </w:r>
+      <w:r>
+        <w:t xml:space="preserve"> </w:t>
+      </w:r>
+      <w:r>
+        <w:t xml:space="preserve">(Bagian 4.2 &amp; 4.3).</w:t>
+      </w:r>
+      <w:r>
+        <w:t xml:space="preserve"> </w:t>
+      </w:r>
+      <w:r>
+        <w:t xml:space="preserve">3.</w:t>
+      </w:r>
+      <w:r>
+        <w:t xml:space="preserve"> </w:t>
+      </w:r>
+      <w:r>
+        <w:rPr>
+          <w:bCs/>
+          <w:b/>
+        </w:rPr>
+        <w:t xml:space="preserve">Keterikatan Faktual (</w:t>
+      </w:r>
+      <w:r>
+        <w:rPr>
+          <w:iCs/>
+          <w:i/>
+          <w:bCs/>
+          <w:b/>
+        </w:rPr>
+        <w:t xml:space="preserve">Grounding Fidelity</w:t>
+      </w:r>
+      <w:r>
+        <w:rPr>
+          <w:bCs/>
+          <w:b/>
+        </w:rPr>
+        <w:t xml:space="preserve">):</w:t>
+      </w:r>
+      <w:r>
+        <w:t xml:space="preserve"> </w:t>
+      </w:r>
+      <w:r>
+        <w:t xml:space="preserve">Integritas verifikasi klaim faktual, ketiadaan entitas palsu (</w:t>
+      </w:r>
+      <w:r>
+        <w:rPr>
+          <w:iCs/>
+          <w:i/>
+        </w:rPr>
+        <w:t xml:space="preserve">zero observed fabricated POIs</w:t>
+      </w:r>
+      <w:r>
+        <w:t xml:space="preserve">), dan penolakan jujur (Bagian 4.2).</w:t>
+      </w:r>
+      <w:r>
+        <w:t xml:space="preserve"> </w:t>
+      </w:r>
+      <w:r>
+        <w:t xml:space="preserve">4.</w:t>
+      </w:r>
+      <w:r>
+        <w:t xml:space="preserve"> </w:t>
+      </w:r>
+      <w:r>
+        <w:rPr>
+          <w:bCs/>
+          <w:b/>
+        </w:rPr>
+        <w:t xml:space="preserve">Evaluasi Komparatif Multi-Baseline (</w:t>
+      </w:r>
+      <w:r>
+        <w:rPr>
+          <w:iCs/>
+          <w:i/>
+          <w:bCs/>
+          <w:b/>
+        </w:rPr>
+        <w:t xml:space="preserve">Comparative Baseline Evaluation</w:t>
+      </w:r>
+      <w:r>
+        <w:rPr>
+          <w:bCs/>
+          <w:b/>
+        </w:rPr>
+        <w:t xml:space="preserve">):</w:t>
+      </w:r>
+      <w:r>
+        <w:t xml:space="preserve"> </w:t>
+      </w:r>
+      <w:r>
+        <w:t xml:space="preserve">Pengujian terstandarisasi terhadap model</w:t>
+      </w:r>
+      <w:r>
+        <w:t xml:space="preserve"> </w:t>
+      </w:r>
+      <w:r>
+        <w:rPr>
+          <w:iCs/>
+          <w:i/>
+        </w:rPr>
+        <w:t xml:space="preserve">Direct Text-to-SQL</w:t>
+      </w:r>
+      <w:r>
+        <w:t xml:space="preserve"> </w:t>
+      </w:r>
+      <w:r>
+        <w:t xml:space="preserve">dan</w:t>
+      </w:r>
+      <w:r>
+        <w:t xml:space="preserve"> </w:t>
+      </w:r>
+      <w:r>
+        <w:rPr>
+          <w:iCs/>
+          <w:i/>
+        </w:rPr>
+        <w:t xml:space="preserve">Unconstrained LLM</w:t>
+      </w:r>
+      <w:r>
+        <w:t xml:space="preserve"> </w:t>
+      </w:r>
+      <w:r>
+        <w:t xml:space="preserve">(Bagian 4.4).</w:t>
+      </w:r>
+      <w:r>
+        <w:t xml:space="preserve"> </w:t>
+      </w:r>
+      <w:r>
+        <w:t xml:space="preserve">5.</w:t>
+      </w:r>
+      <w:r>
+        <w:t xml:space="preserve"> </w:t>
+      </w:r>
+      <w:r>
+        <w:rPr>
+          <w:bCs/>
+          <w:b/>
+        </w:rPr>
+        <w:t xml:space="preserve">Uji Ablasi Sistem (</w:t>
+      </w:r>
+      <w:r>
+        <w:rPr>
+          <w:iCs/>
+          <w:i/>
+          <w:bCs/>
+          <w:b/>
+        </w:rPr>
+        <w:t xml:space="preserve">Ablation Study</w:t>
+      </w:r>
+      <w:r>
+        <w:rPr>
+          <w:bCs/>
+          <w:b/>
+        </w:rPr>
+        <w:t xml:space="preserve">):</w:t>
+      </w:r>
+      <w:r>
+        <w:t xml:space="preserve"> </w:t>
+      </w:r>
+      <w:r>
+        <w:t xml:space="preserve">Kontribusi invarian validator 6-dimensi, kebijakan penanganan sistem, dan ketahanan keamanan terhadap injeksi SQL (Bagian 4.5).</w:t>
+      </w:r>
+      <w:r>
+        <w:t xml:space="preserve"> </w:t>
+      </w:r>
+      <w:r>
+        <w:t xml:space="preserve">6.</w:t>
+      </w:r>
+      <w:r>
+        <w:t xml:space="preserve"> </w:t>
+      </w:r>
+      <w:r>
+        <w:rPr>
+          <w:bCs/>
+          <w:b/>
+        </w:rPr>
+        <w:t xml:space="preserve">Profil Latensi Dua Panggilan LLM dan Kelayakan Skalabilitas Sintetis (</w:t>
+      </w:r>
+      <w:r>
+        <w:rPr>
+          <w:iCs/>
+          <w:i/>
+          <w:bCs/>
+          <w:b/>
+        </w:rPr>
+        <w:t xml:space="preserve">Latency &amp; Scalability Profile</w:t>
+      </w:r>
+      <w:r>
+        <w:rPr>
+          <w:bCs/>
+          <w:b/>
+        </w:rPr>
+        <w:t xml:space="preserve">):</w:t>
+      </w:r>
+      <w:r>
+        <w:t xml:space="preserve"> </w:t>
+      </w:r>
+      <w:r>
+        <w:t xml:space="preserve">Analisis waktu respons mencakup dua panggilan inferensi LLM dan uji kelayakan teknis kueri spasial hingga 10.000 titik sintetis (Bagian 4.6 &amp; 4.7).</w:t>
+      </w:r>
+    </w:p>
+    <w:p>
+      <w:pPr>
+        <w:pStyle w:val="BodyText"/>
+      </w:pPr>
+      <w:r>
+        <w:t xml:space="preserve">Selanjutnya, aspek evaluasi kegunaan sistem interaksi percakapan (</w:t>
+      </w:r>
+      <w:r>
+        <w:rPr>
+          <w:iCs/>
+          <w:i/>
+        </w:rPr>
+        <w:t xml:space="preserve">System Usability Scale</w:t>
+      </w:r>
+      <w:r>
+        <w:t xml:space="preserve"> </w:t>
+      </w:r>
+      <w:r>
+        <w:t xml:space="preserve">/ SUS dan efisiensi waktu tugas kognitif WIMP vs. Chat AI pada 30 responden) disajikan pada Bagian 4.8 sebagai</w:t>
+      </w:r>
+      <w:r>
+        <w:t xml:space="preserve"> </w:t>
+      </w:r>
+      <w:r>
+        <w:rPr>
+          <w:bCs/>
+          <w:b/>
+        </w:rPr>
+        <w:t xml:space="preserve">Evaluasi Sekunder (</w:t>
+      </w:r>
+      <w:r>
+        <w:rPr>
+          <w:iCs/>
+          <w:i/>
+          <w:bCs/>
+          <w:b/>
+        </w:rPr>
+        <w:t xml:space="preserve">Secondary Evaluation</w:t>
+      </w:r>
+      <w:r>
+        <w:rPr>
+          <w:bCs/>
+          <w:b/>
+        </w:rPr>
+        <w:t xml:space="preserve">)</w:t>
+      </w:r>
+      <w:r>
+        <w:t xml:space="preserve"> </w:t>
+      </w:r>
+      <w:r>
+        <w:t xml:space="preserve">yang melengkapi konfirmasi penerimaan antarmuka percakapan oleh pengguna akhir.</w:t>
+      </w:r>
+    </w:p>
     <w:bookmarkStart w:id="80" w:name="implementasi-antarmuka-web-gis-cerdas"/>
     <w:p>
       <w:pPr>
@@ -23360,6 +24790,1826 @@
         </w:tc>
       </w:tr>
     </w:tbl>
+    <w:p>
+      <w:pPr>
+        <w:pStyle w:val="BodyText"/>
+      </w:pPr>
+      <w:r>
+        <w:t xml:space="preserve">Guna menjamin transparansi saintifik dan replikabilitas (</w:t>
+      </w:r>
+      <w:r>
+        <w:rPr>
+          <w:iCs/>
+          <w:i/>
+        </w:rPr>
+        <w:t xml:space="preserve">reproducibility</w:t>
+      </w:r>
+      <w:r>
+        <w:t xml:space="preserve">), struktur formal kumpulan data acuan kebenaran (</w:t>
+      </w:r>
+      <w:r>
+        <w:rPr>
+          <w:iCs/>
+          <w:i/>
+        </w:rPr>
+        <w:t xml:space="preserve">ground truth dataset</w:t>
+      </w:r>
+      <w:r>
+        <w:t xml:space="preserve">) didefinisikan ke dalam 10 atribut penentu: ID skenario, kueri bahasa alami, intensi semantik, kategori, operator spasial, koordinat acuan, radius, pagu harga, filter temporal, dan ekspektasi hasil destinasi (daftar POI yang memenuhi syarat). Tabel 4a memaparkan struktur</w:t>
+      </w:r>
+      <w:r>
+        <w:t xml:space="preserve"> </w:t>
+      </w:r>
+      <w:r>
+        <w:rPr>
+          <w:iCs/>
+          <w:i/>
+        </w:rPr>
+        <w:t xml:space="preserve">ground truth</w:t>
+      </w:r>
+      <w:r>
+        <w:t xml:space="preserve"> </w:t>
+      </w:r>
+      <w:r>
+        <w:t xml:space="preserve">untuk 10 skenario representatif yang mencakup spektrum uji kategori eksplisit, implisit, kedekatan terdekat, multi-kriteria waktu dan biaya, filter wilayah administratif, pencarian entitas, kueri luar jangkauan, dan uji batas penolakan negatif (</w:t>
+      </w:r>
+      <w:r>
+        <w:rPr>
+          <w:iCs/>
+          <w:i/>
+        </w:rPr>
+        <w:t xml:space="preserve">out-of-scope</w:t>
+      </w:r>
+      <w:r>
+        <w:t xml:space="preserve">), sedangkan kumpulan data lengkap 40 skenario tersedia secara terbuka pada materi suplementer repositori penelitian.</w:t>
+      </w:r>
+    </w:p>
+    <w:p>
+      <w:pPr>
+        <w:pStyle w:val="BodyText"/>
+      </w:pPr>
+      <w:r>
+        <w:rPr>
+          <w:bCs/>
+          <w:b/>
+        </w:rPr>
+        <w:t xml:space="preserve">Tabel 4a. Struktur Kumpulan Data Acuan Kebenaran (Ground Truth Benchmark) 10 Skenario Representatif</w:t>
+      </w:r>
+    </w:p>
+    <w:tbl>
+      <w:tblPr>
+        <w:tblStyle w:val="Table"/>
+        <w:tblW w:type="pct" w:w="5000"/>
+        <w:tblLook w:firstRow="1" w:lastRow="0" w:firstColumn="0" w:lastColumn="0" w:noHBand="0" w:noVBand="0" w:val="0020"/>
+        <w:jc w:val="start"/>
+      </w:tblPr>
+      <w:tblGrid>
+        <w:gridCol w:w="942"/>
+        <w:gridCol w:w="565"/>
+        <w:gridCol w:w="565"/>
+        <w:gridCol w:w="942"/>
+        <w:gridCol w:w="942"/>
+        <w:gridCol w:w="565"/>
+        <w:gridCol w:w="942"/>
+        <w:gridCol w:w="942"/>
+        <w:gridCol w:w="942"/>
+        <w:gridCol w:w="565"/>
+      </w:tblGrid>
+      <w:tr>
+        <w:trPr>
+          <w:tblHeader w:val="true"/>
+        </w:trPr>
+        <w:tc>
+          <w:tcPr/>
+          <w:p>
+            <w:pPr>
+              <w:pStyle w:val="Compact"/>
+              <w:jc w:val="center"/>
+            </w:pPr>
+            <w:r>
+              <w:t xml:space="preserve">ID</w:t>
+            </w:r>
+          </w:p>
+        </w:tc>
+        <w:tc>
+          <w:tcPr/>
+          <w:p>
+            <w:pPr>
+              <w:pStyle w:val="Compact"/>
+              <w:jc w:val="left"/>
+            </w:pPr>
+            <w:r>
+              <w:t xml:space="preserve">Kueri Bahasa Alami Pengguna</w:t>
+            </w:r>
+          </w:p>
+        </w:tc>
+        <w:tc>
+          <w:tcPr/>
+          <w:p>
+            <w:pPr>
+              <w:pStyle w:val="Compact"/>
+              <w:jc w:val="left"/>
+            </w:pPr>
+            <w:r>
+              <w:t xml:space="preserve">Intensi Kanonik</w:t>
+            </w:r>
+          </w:p>
+        </w:tc>
+        <w:tc>
+          <w:tcPr/>
+          <w:p>
+            <w:pPr>
+              <w:pStyle w:val="Compact"/>
+              <w:jc w:val="center"/>
+            </w:pPr>
+            <w:r>
+              <w:t xml:space="preserve">Kategori</w:t>
+            </w:r>
+          </w:p>
+        </w:tc>
+        <w:tc>
+          <w:tcPr/>
+          <w:p>
+            <w:pPr>
+              <w:pStyle w:val="Compact"/>
+              <w:jc w:val="center"/>
+            </w:pPr>
+            <w:r>
+              <w:t xml:space="preserve">Operator Spasial</w:t>
+            </w:r>
+          </w:p>
+        </w:tc>
+        <w:tc>
+          <w:tcPr/>
+          <w:p>
+            <w:pPr>
+              <w:pStyle w:val="Compact"/>
+              <w:jc w:val="left"/>
+            </w:pPr>
+            <w:r>
+              <w:t xml:space="preserve">Titik Acuan Geografis</w:t>
+            </w:r>
+          </w:p>
+        </w:tc>
+        <w:tc>
+          <w:tcPr/>
+          <w:p>
+            <w:pPr>
+              <w:pStyle w:val="Compact"/>
+              <w:jc w:val="center"/>
+            </w:pPr>
+            <w:r>
+              <w:t xml:space="preserve">Radius</w:t>
+            </w:r>
+          </w:p>
+        </w:tc>
+        <w:tc>
+          <w:tcPr/>
+          <w:p>
+            <w:pPr>
+              <w:pStyle w:val="Compact"/>
+              <w:jc w:val="center"/>
+            </w:pPr>
+            <w:r>
+              <w:t xml:space="preserve">Batas Harga</w:t>
+            </w:r>
+          </w:p>
+        </w:tc>
+        <w:tc>
+          <w:tcPr/>
+          <w:p>
+            <w:pPr>
+              <w:pStyle w:val="Compact"/>
+              <w:jc w:val="center"/>
+            </w:pPr>
+            <w:r>
+              <w:t xml:space="preserve">Temporal</w:t>
+            </w:r>
+          </w:p>
+        </w:tc>
+        <w:tc>
+          <w:tcPr/>
+          <w:p>
+            <w:pPr>
+              <w:pStyle w:val="Compact"/>
+              <w:jc w:val="left"/>
+            </w:pPr>
+            <w:r>
+              <w:t xml:space="preserve">Ekspektasi Hasil Destinasi (Ground Truth POI)</w:t>
+            </w:r>
+          </w:p>
+        </w:tc>
+      </w:tr>
+      <w:tr>
+        <w:tc>
+          <w:tcPr/>
+          <w:p>
+            <w:pPr>
+              <w:pStyle w:val="Compact"/>
+              <w:jc w:val="center"/>
+            </w:pPr>
+            <w:r>
+              <w:rPr>
+                <w:bCs/>
+                <w:b/>
+              </w:rPr>
+              <w:t xml:space="preserve">1</w:t>
+            </w:r>
+          </w:p>
+        </w:tc>
+        <w:tc>
+          <w:tcPr/>
+          <w:p>
+            <w:pPr>
+              <w:pStyle w:val="Compact"/>
+              <w:jc w:val="left"/>
+            </w:pPr>
+            <w:r>
+              <w:rPr>
+                <w:iCs/>
+                <w:i/>
+              </w:rPr>
+              <w:t xml:space="preserve">“</w:t>
+            </w:r>
+            <w:r>
+              <w:rPr>
+                <w:iCs/>
+                <w:i/>
+              </w:rPr>
+              <w:t xml:space="preserve">Rekomendasikan pantai yang bagus di Padang</w:t>
+            </w:r>
+            <w:r>
+              <w:rPr>
+                <w:iCs/>
+                <w:i/>
+              </w:rPr>
+              <w:t xml:space="preserve">”</w:t>
+            </w:r>
+          </w:p>
+        </w:tc>
+        <w:tc>
+          <w:tcPr/>
+          <w:p>
+            <w:pPr>
+              <w:pStyle w:val="Compact"/>
+              <w:jc w:val="left"/>
+            </w:pPr>
+            <w:r>
+              <w:rPr>
+                <w:rStyle w:val="VerbatimChar"/>
+              </w:rPr>
+              <w:t xml:space="preserve">spatial_recommendation</w:t>
+            </w:r>
+          </w:p>
+        </w:tc>
+        <w:tc>
+          <w:tcPr/>
+          <w:p>
+            <w:pPr>
+              <w:pStyle w:val="Compact"/>
+              <w:jc w:val="center"/>
+            </w:pPr>
+            <w:r>
+              <w:t xml:space="preserve">Pantai</w:t>
+            </w:r>
+          </w:p>
+        </w:tc>
+        <w:tc>
+          <w:tcPr/>
+          <w:p>
+            <w:pPr>
+              <w:pStyle w:val="Compact"/>
+              <w:jc w:val="center"/>
+            </w:pPr>
+            <w:r>
+              <w:rPr>
+                <w:rStyle w:val="VerbatimChar"/>
+              </w:rPr>
+              <w:t xml:space="preserve">within_radius</w:t>
+            </w:r>
+          </w:p>
+        </w:tc>
+        <w:tc>
+          <w:tcPr/>
+          <w:p>
+            <w:pPr>
+              <w:pStyle w:val="Compact"/>
+              <w:jc w:val="left"/>
+            </w:pPr>
+            <w:r>
+              <w:t xml:space="preserve">GPS Pengguna (</w:t>
+            </w:r>
+            <w:r>
+              <w:rPr>
+                <w:rStyle w:val="VerbatimChar"/>
+              </w:rPr>
+              <w:t xml:space="preserve">-0.958, 100.354</w:t>
+            </w:r>
+            <w:r>
+              <w:t xml:space="preserve">)</w:t>
+            </w:r>
+          </w:p>
+        </w:tc>
+        <w:tc>
+          <w:tcPr/>
+          <w:p>
+            <w:pPr>
+              <w:pStyle w:val="Compact"/>
+              <w:jc w:val="center"/>
+            </w:pPr>
+            <w:r>
+              <w:t xml:space="preserve">25 km</w:t>
+            </w:r>
+          </w:p>
+        </w:tc>
+        <w:tc>
+          <w:tcPr/>
+          <w:p>
+            <w:pPr>
+              <w:pStyle w:val="Compact"/>
+              <w:jc w:val="center"/>
+            </w:pPr>
+            <w:r>
+              <w:t xml:space="preserve">-</w:t>
+            </w:r>
+          </w:p>
+        </w:tc>
+        <w:tc>
+          <w:tcPr/>
+          <w:p>
+            <w:pPr>
+              <w:pStyle w:val="Compact"/>
+              <w:jc w:val="center"/>
+            </w:pPr>
+            <w:r>
+              <w:t xml:space="preserve">-</w:t>
+            </w:r>
+          </w:p>
+        </w:tc>
+        <w:tc>
+          <w:tcPr/>
+          <w:p>
+            <w:pPr>
+              <w:pStyle w:val="Compact"/>
+              <w:jc w:val="left"/>
+            </w:pPr>
+            <w:r>
+              <w:t xml:space="preserve">Pantai Padang, Pantai Air Manis, Pantai Pasir Jambak, Pantai Nirwana, Pantai Caroline</w:t>
+            </w:r>
+          </w:p>
+        </w:tc>
+      </w:tr>
+      <w:tr>
+        <w:tc>
+          <w:tcPr/>
+          <w:p>
+            <w:pPr>
+              <w:pStyle w:val="Compact"/>
+              <w:jc w:val="center"/>
+            </w:pPr>
+            <w:r>
+              <w:rPr>
+                <w:bCs/>
+                <w:b/>
+              </w:rPr>
+              <w:t xml:space="preserve">3</w:t>
+            </w:r>
+          </w:p>
+        </w:tc>
+        <w:tc>
+          <w:tcPr/>
+          <w:p>
+            <w:pPr>
+              <w:pStyle w:val="Compact"/>
+              <w:jc w:val="left"/>
+            </w:pPr>
+            <w:r>
+              <w:rPr>
+                <w:iCs/>
+                <w:i/>
+              </w:rPr>
+              <w:t xml:space="preserve">“</w:t>
+            </w:r>
+            <w:r>
+              <w:rPr>
+                <w:iCs/>
+                <w:i/>
+              </w:rPr>
+              <w:t xml:space="preserve">Pantai yang paling dekat dari lokasi saya</w:t>
+            </w:r>
+            <w:r>
+              <w:rPr>
+                <w:iCs/>
+                <w:i/>
+              </w:rPr>
+              <w:t xml:space="preserve">”</w:t>
+            </w:r>
+          </w:p>
+        </w:tc>
+        <w:tc>
+          <w:tcPr/>
+          <w:p>
+            <w:pPr>
+              <w:pStyle w:val="Compact"/>
+              <w:jc w:val="left"/>
+            </w:pPr>
+            <w:r>
+              <w:rPr>
+                <w:rStyle w:val="VerbatimChar"/>
+              </w:rPr>
+              <w:t xml:space="preserve">spatial_recommendation</w:t>
+            </w:r>
+          </w:p>
+        </w:tc>
+        <w:tc>
+          <w:tcPr/>
+          <w:p>
+            <w:pPr>
+              <w:pStyle w:val="Compact"/>
+              <w:jc w:val="center"/>
+            </w:pPr>
+            <w:r>
+              <w:t xml:space="preserve">Pantai</w:t>
+            </w:r>
+          </w:p>
+        </w:tc>
+        <w:tc>
+          <w:tcPr/>
+          <w:p>
+            <w:pPr>
+              <w:pStyle w:val="Compact"/>
+              <w:jc w:val="center"/>
+            </w:pPr>
+            <w:r>
+              <w:rPr>
+                <w:rStyle w:val="VerbatimChar"/>
+              </w:rPr>
+              <w:t xml:space="preserve">nearest</w:t>
+            </w:r>
+          </w:p>
+        </w:tc>
+        <w:tc>
+          <w:tcPr/>
+          <w:p>
+            <w:pPr>
+              <w:pStyle w:val="Compact"/>
+              <w:jc w:val="left"/>
+            </w:pPr>
+            <w:r>
+              <w:t xml:space="preserve">GPS Pengguna (</w:t>
+            </w:r>
+            <w:r>
+              <w:rPr>
+                <w:rStyle w:val="VerbatimChar"/>
+              </w:rPr>
+              <w:t xml:space="preserve">-0.958, 100.354</w:t>
+            </w:r>
+            <w:r>
+              <w:t xml:space="preserve">)</w:t>
+            </w:r>
+          </w:p>
+        </w:tc>
+        <w:tc>
+          <w:tcPr/>
+          <w:p>
+            <w:pPr>
+              <w:pStyle w:val="Compact"/>
+              <w:jc w:val="center"/>
+            </w:pPr>
+            <w:r>
+              <w:t xml:space="preserve">10 km</w:t>
+            </w:r>
+          </w:p>
+        </w:tc>
+        <w:tc>
+          <w:tcPr/>
+          <w:p>
+            <w:pPr>
+              <w:pStyle w:val="Compact"/>
+              <w:jc w:val="center"/>
+            </w:pPr>
+            <w:r>
+              <w:t xml:space="preserve">-</w:t>
+            </w:r>
+          </w:p>
+        </w:tc>
+        <w:tc>
+          <w:tcPr/>
+          <w:p>
+            <w:pPr>
+              <w:pStyle w:val="Compact"/>
+              <w:jc w:val="center"/>
+            </w:pPr>
+            <w:r>
+              <w:t xml:space="preserve">-</w:t>
+            </w:r>
+          </w:p>
+        </w:tc>
+        <w:tc>
+          <w:tcPr/>
+          <w:p>
+            <w:pPr>
+              <w:pStyle w:val="Compact"/>
+              <w:jc w:val="left"/>
+            </w:pPr>
+            <w:r>
+              <w:t xml:space="preserve">Pantai Padang (Taplau, 0,42 km)</w:t>
+            </w:r>
+          </w:p>
+        </w:tc>
+      </w:tr>
+      <w:tr>
+        <w:tc>
+          <w:tcPr/>
+          <w:p>
+            <w:pPr>
+              <w:pStyle w:val="Compact"/>
+              <w:jc w:val="center"/>
+            </w:pPr>
+            <w:r>
+              <w:rPr>
+                <w:bCs/>
+                <w:b/>
+              </w:rPr>
+              <w:t xml:space="preserve">6</w:t>
+            </w:r>
+          </w:p>
+        </w:tc>
+        <w:tc>
+          <w:tcPr/>
+          <w:p>
+            <w:pPr>
+              <w:pStyle w:val="Compact"/>
+              <w:jc w:val="left"/>
+            </w:pPr>
+            <w:r>
+              <w:rPr>
+                <w:iCs/>
+                <w:i/>
+              </w:rPr>
+              <w:t xml:space="preserve">“</w:t>
+            </w:r>
+            <w:r>
+              <w:rPr>
+                <w:iCs/>
+                <w:i/>
+              </w:rPr>
+              <w:t xml:space="preserve">Pulau di Padang yang bagus untuk snorkeling dan diving</w:t>
+            </w:r>
+            <w:r>
+              <w:rPr>
+                <w:iCs/>
+                <w:i/>
+              </w:rPr>
+              <w:t xml:space="preserve">”</w:t>
+            </w:r>
+          </w:p>
+        </w:tc>
+        <w:tc>
+          <w:tcPr/>
+          <w:p>
+            <w:pPr>
+              <w:pStyle w:val="Compact"/>
+              <w:jc w:val="left"/>
+            </w:pPr>
+            <w:r>
+              <w:rPr>
+                <w:rStyle w:val="VerbatimChar"/>
+              </w:rPr>
+              <w:t xml:space="preserve">spatial_recommendation</w:t>
+            </w:r>
+          </w:p>
+        </w:tc>
+        <w:tc>
+          <w:tcPr/>
+          <w:p>
+            <w:pPr>
+              <w:pStyle w:val="Compact"/>
+              <w:jc w:val="center"/>
+            </w:pPr>
+            <w:r>
+              <w:t xml:space="preserve">Pulau</w:t>
+            </w:r>
+          </w:p>
+        </w:tc>
+        <w:tc>
+          <w:tcPr/>
+          <w:p>
+            <w:pPr>
+              <w:pStyle w:val="Compact"/>
+              <w:jc w:val="center"/>
+            </w:pPr>
+            <w:r>
+              <w:rPr>
+                <w:rStyle w:val="VerbatimChar"/>
+              </w:rPr>
+              <w:t xml:space="preserve">within_radius</w:t>
+            </w:r>
+          </w:p>
+        </w:tc>
+        <w:tc>
+          <w:tcPr/>
+          <w:p>
+            <w:pPr>
+              <w:pStyle w:val="Compact"/>
+              <w:jc w:val="left"/>
+            </w:pPr>
+            <w:r>
+              <w:t xml:space="preserve">GPS Pengguna (</w:t>
+            </w:r>
+            <w:r>
+              <w:rPr>
+                <w:rStyle w:val="VerbatimChar"/>
+              </w:rPr>
+              <w:t xml:space="preserve">-0.958, 100.354</w:t>
+            </w:r>
+            <w:r>
+              <w:t xml:space="preserve">)</w:t>
+            </w:r>
+          </w:p>
+        </w:tc>
+        <w:tc>
+          <w:tcPr/>
+          <w:p>
+            <w:pPr>
+              <w:pStyle w:val="Compact"/>
+              <w:jc w:val="center"/>
+            </w:pPr>
+            <w:r>
+              <w:t xml:space="preserve">25 km</w:t>
+            </w:r>
+          </w:p>
+        </w:tc>
+        <w:tc>
+          <w:tcPr/>
+          <w:p>
+            <w:pPr>
+              <w:pStyle w:val="Compact"/>
+              <w:jc w:val="center"/>
+            </w:pPr>
+            <w:r>
+              <w:t xml:space="preserve">-</w:t>
+            </w:r>
+          </w:p>
+        </w:tc>
+        <w:tc>
+          <w:tcPr/>
+          <w:p>
+            <w:pPr>
+              <w:pStyle w:val="Compact"/>
+              <w:jc w:val="center"/>
+            </w:pPr>
+            <w:r>
+              <w:t xml:space="preserve">-</w:t>
+            </w:r>
+          </w:p>
+        </w:tc>
+        <w:tc>
+          <w:tcPr/>
+          <w:p>
+            <w:pPr>
+              <w:pStyle w:val="Compact"/>
+              <w:jc w:val="left"/>
+            </w:pPr>
+            <w:r>
+              <w:t xml:space="preserve">Pulau Pasumpahan, Pulau Sirandah, Pulau Pamutusan</w:t>
+            </w:r>
+          </w:p>
+        </w:tc>
+      </w:tr>
+      <w:tr>
+        <w:tc>
+          <w:tcPr/>
+          <w:p>
+            <w:pPr>
+              <w:pStyle w:val="Compact"/>
+              <w:jc w:val="center"/>
+            </w:pPr>
+            <w:r>
+              <w:rPr>
+                <w:bCs/>
+                <w:b/>
+              </w:rPr>
+              <w:t xml:space="preserve">9</w:t>
+            </w:r>
+          </w:p>
+        </w:tc>
+        <w:tc>
+          <w:tcPr/>
+          <w:p>
+            <w:pPr>
+              <w:pStyle w:val="Compact"/>
+              <w:jc w:val="left"/>
+            </w:pPr>
+            <w:r>
+              <w:rPr>
+                <w:iCs/>
+                <w:i/>
+              </w:rPr>
+              <w:t xml:space="preserve">“</w:t>
+            </w:r>
+            <w:r>
+              <w:rPr>
+                <w:iCs/>
+                <w:i/>
+              </w:rPr>
+              <w:t xml:space="preserve">Wisata air terjun alami di Padang yang sejuk</w:t>
+            </w:r>
+            <w:r>
+              <w:rPr>
+                <w:iCs/>
+                <w:i/>
+              </w:rPr>
+              <w:t xml:space="preserve">”</w:t>
+            </w:r>
+          </w:p>
+        </w:tc>
+        <w:tc>
+          <w:tcPr/>
+          <w:p>
+            <w:pPr>
+              <w:pStyle w:val="Compact"/>
+              <w:jc w:val="left"/>
+            </w:pPr>
+            <w:r>
+              <w:rPr>
+                <w:rStyle w:val="VerbatimChar"/>
+              </w:rPr>
+              <w:t xml:space="preserve">spatial_recommendation</w:t>
+            </w:r>
+          </w:p>
+        </w:tc>
+        <w:tc>
+          <w:tcPr/>
+          <w:p>
+            <w:pPr>
+              <w:pStyle w:val="Compact"/>
+              <w:jc w:val="center"/>
+            </w:pPr>
+            <w:r>
+              <w:t xml:space="preserve">Alam</w:t>
+            </w:r>
+          </w:p>
+        </w:tc>
+        <w:tc>
+          <w:tcPr/>
+          <w:p>
+            <w:pPr>
+              <w:pStyle w:val="Compact"/>
+              <w:jc w:val="center"/>
+            </w:pPr>
+            <w:r>
+              <w:rPr>
+                <w:rStyle w:val="VerbatimChar"/>
+              </w:rPr>
+              <w:t xml:space="preserve">within_radius</w:t>
+            </w:r>
+          </w:p>
+        </w:tc>
+        <w:tc>
+          <w:tcPr/>
+          <w:p>
+            <w:pPr>
+              <w:pStyle w:val="Compact"/>
+              <w:jc w:val="left"/>
+            </w:pPr>
+            <w:r>
+              <w:t xml:space="preserve">GPS Pengguna (</w:t>
+            </w:r>
+            <w:r>
+              <w:rPr>
+                <w:rStyle w:val="VerbatimChar"/>
+              </w:rPr>
+              <w:t xml:space="preserve">-0.958, 100.354</w:t>
+            </w:r>
+            <w:r>
+              <w:t xml:space="preserve">)</w:t>
+            </w:r>
+          </w:p>
+        </w:tc>
+        <w:tc>
+          <w:tcPr/>
+          <w:p>
+            <w:pPr>
+              <w:pStyle w:val="Compact"/>
+              <w:jc w:val="center"/>
+            </w:pPr>
+            <w:r>
+              <w:t xml:space="preserve">25 km</w:t>
+            </w:r>
+          </w:p>
+        </w:tc>
+        <w:tc>
+          <w:tcPr/>
+          <w:p>
+            <w:pPr>
+              <w:pStyle w:val="Compact"/>
+              <w:jc w:val="center"/>
+            </w:pPr>
+            <w:r>
+              <w:t xml:space="preserve">-</w:t>
+            </w:r>
+          </w:p>
+        </w:tc>
+        <w:tc>
+          <w:tcPr/>
+          <w:p>
+            <w:pPr>
+              <w:pStyle w:val="Compact"/>
+              <w:jc w:val="center"/>
+            </w:pPr>
+            <w:r>
+              <w:t xml:space="preserve">-</w:t>
+            </w:r>
+          </w:p>
+        </w:tc>
+        <w:tc>
+          <w:tcPr/>
+          <w:p>
+            <w:pPr>
+              <w:pStyle w:val="Compact"/>
+              <w:jc w:val="left"/>
+            </w:pPr>
+            <w:r>
+              <w:t xml:space="preserve">Lubuk Paraku, Air Terjun Sarasah Gadut</w:t>
+            </w:r>
+          </w:p>
+        </w:tc>
+      </w:tr>
+      <w:tr>
+        <w:tc>
+          <w:tcPr/>
+          <w:p>
+            <w:pPr>
+              <w:pStyle w:val="Compact"/>
+              <w:jc w:val="center"/>
+            </w:pPr>
+            <w:r>
+              <w:rPr>
+                <w:bCs/>
+                <w:b/>
+              </w:rPr>
+              <w:t xml:space="preserve">16</w:t>
+            </w:r>
+          </w:p>
+        </w:tc>
+        <w:tc>
+          <w:tcPr/>
+          <w:p>
+            <w:pPr>
+              <w:pStyle w:val="Compact"/>
+              <w:jc w:val="left"/>
+            </w:pPr>
+            <w:r>
+              <w:rPr>
+                <w:iCs/>
+                <w:i/>
+              </w:rPr>
+              <w:t xml:space="preserve">“</w:t>
+            </w:r>
+            <w:r>
+              <w:rPr>
+                <w:iCs/>
+                <w:i/>
+              </w:rPr>
+              <w:t xml:space="preserve">Jembatan Siti Nurbaya buka jam berapa dan ada apa saja?</w:t>
+            </w:r>
+            <w:r>
+              <w:rPr>
+                <w:iCs/>
+                <w:i/>
+              </w:rPr>
+              <w:t xml:space="preserve">”</w:t>
+            </w:r>
+          </w:p>
+        </w:tc>
+        <w:tc>
+          <w:tcPr/>
+          <w:p>
+            <w:pPr>
+              <w:pStyle w:val="Compact"/>
+              <w:jc w:val="left"/>
+            </w:pPr>
+            <w:r>
+              <w:rPr>
+                <w:rStyle w:val="VerbatimChar"/>
+              </w:rPr>
+              <w:t xml:space="preserve">entity_lookup</w:t>
+            </w:r>
+          </w:p>
+        </w:tc>
+        <w:tc>
+          <w:tcPr/>
+          <w:p>
+            <w:pPr>
+              <w:pStyle w:val="Compact"/>
+              <w:jc w:val="center"/>
+            </w:pPr>
+            <w:r>
+              <w:t xml:space="preserve">Sejarah</w:t>
+            </w:r>
+          </w:p>
+        </w:tc>
+        <w:tc>
+          <w:tcPr/>
+          <w:p>
+            <w:pPr>
+              <w:pStyle w:val="Compact"/>
+              <w:jc w:val="center"/>
+            </w:pPr>
+            <w:r>
+              <w:rPr>
+                <w:rStyle w:val="VerbatimChar"/>
+              </w:rPr>
+              <w:t xml:space="preserve">none</w:t>
+            </w:r>
+          </w:p>
+        </w:tc>
+        <w:tc>
+          <w:tcPr/>
+          <w:p>
+            <w:pPr>
+              <w:pStyle w:val="Compact"/>
+              <w:jc w:val="left"/>
+            </w:pPr>
+            <w:r>
+              <w:t xml:space="preserve">Titik Entitas (</w:t>
+            </w:r>
+            <w:r>
+              <w:rPr>
+                <w:rStyle w:val="VerbatimChar"/>
+              </w:rPr>
+              <w:t xml:space="preserve">-0.969, 100.366</w:t>
+            </w:r>
+            <w:r>
+              <w:t xml:space="preserve">)</w:t>
+            </w:r>
+          </w:p>
+        </w:tc>
+        <w:tc>
+          <w:tcPr/>
+          <w:p>
+            <w:pPr>
+              <w:pStyle w:val="Compact"/>
+              <w:jc w:val="center"/>
+            </w:pPr>
+            <w:r>
+              <w:t xml:space="preserve">-</w:t>
+            </w:r>
+          </w:p>
+        </w:tc>
+        <w:tc>
+          <w:tcPr/>
+          <w:p>
+            <w:pPr>
+              <w:pStyle w:val="Compact"/>
+              <w:jc w:val="center"/>
+            </w:pPr>
+            <w:r>
+              <w:t xml:space="preserve">-</w:t>
+            </w:r>
+          </w:p>
+        </w:tc>
+        <w:tc>
+          <w:tcPr/>
+          <w:p>
+            <w:pPr>
+              <w:pStyle w:val="Compact"/>
+              <w:jc w:val="center"/>
+            </w:pPr>
+            <w:r>
+              <w:t xml:space="preserve">24 Jam</w:t>
+            </w:r>
+          </w:p>
+        </w:tc>
+        <w:tc>
+          <w:tcPr/>
+          <w:p>
+            <w:pPr>
+              <w:pStyle w:val="Compact"/>
+              <w:jc w:val="left"/>
+            </w:pPr>
+            <w:r>
+              <w:t xml:space="preserve">Jembatan Siti Nurbaya (Buka 24 Jam, Tiket Rp0)</w:t>
+            </w:r>
+          </w:p>
+        </w:tc>
+      </w:tr>
+      <w:tr>
+        <w:tc>
+          <w:tcPr/>
+          <w:p>
+            <w:pPr>
+              <w:pStyle w:val="Compact"/>
+              <w:jc w:val="center"/>
+            </w:pPr>
+            <w:r>
+              <w:rPr>
+                <w:bCs/>
+                <w:b/>
+              </w:rPr>
+              <w:t xml:space="preserve">23</w:t>
+            </w:r>
+          </w:p>
+        </w:tc>
+        <w:tc>
+          <w:tcPr/>
+          <w:p>
+            <w:pPr>
+              <w:pStyle w:val="Compact"/>
+              <w:jc w:val="left"/>
+            </w:pPr>
+            <w:r>
+              <w:rPr>
+                <w:iCs/>
+                <w:i/>
+              </w:rPr>
+              <w:t xml:space="preserve">“</w:t>
+            </w:r>
+            <w:r>
+              <w:rPr>
+                <w:iCs/>
+                <w:i/>
+              </w:rPr>
+              <w:t xml:space="preserve">Wisata gratis di Padang tanpa bayar tiket masuk</w:t>
+            </w:r>
+            <w:r>
+              <w:rPr>
+                <w:iCs/>
+                <w:i/>
+              </w:rPr>
+              <w:t xml:space="preserve">”</w:t>
+            </w:r>
+          </w:p>
+        </w:tc>
+        <w:tc>
+          <w:tcPr/>
+          <w:p>
+            <w:pPr>
+              <w:pStyle w:val="Compact"/>
+              <w:jc w:val="left"/>
+            </w:pPr>
+            <w:r>
+              <w:rPr>
+                <w:rStyle w:val="VerbatimChar"/>
+              </w:rPr>
+              <w:t xml:space="preserve">spatial_recommendation</w:t>
+            </w:r>
+          </w:p>
+        </w:tc>
+        <w:tc>
+          <w:tcPr/>
+          <w:p>
+            <w:pPr>
+              <w:pStyle w:val="Compact"/>
+              <w:jc w:val="center"/>
+            </w:pPr>
+            <w:r>
+              <w:t xml:space="preserve">-</w:t>
+            </w:r>
+          </w:p>
+        </w:tc>
+        <w:tc>
+          <w:tcPr/>
+          <w:p>
+            <w:pPr>
+              <w:pStyle w:val="Compact"/>
+              <w:jc w:val="center"/>
+            </w:pPr>
+            <w:r>
+              <w:rPr>
+                <w:rStyle w:val="VerbatimChar"/>
+              </w:rPr>
+              <w:t xml:space="preserve">within_radius</w:t>
+            </w:r>
+          </w:p>
+        </w:tc>
+        <w:tc>
+          <w:tcPr/>
+          <w:p>
+            <w:pPr>
+              <w:pStyle w:val="Compact"/>
+              <w:jc w:val="left"/>
+            </w:pPr>
+            <w:r>
+              <w:t xml:space="preserve">GPS Pengguna (</w:t>
+            </w:r>
+            <w:r>
+              <w:rPr>
+                <w:rStyle w:val="VerbatimChar"/>
+              </w:rPr>
+              <w:t xml:space="preserve">-0.958, 100.354</w:t>
+            </w:r>
+            <w:r>
+              <w:t xml:space="preserve">)</w:t>
+            </w:r>
+          </w:p>
+        </w:tc>
+        <w:tc>
+          <w:tcPr/>
+          <w:p>
+            <w:pPr>
+              <w:pStyle w:val="Compact"/>
+              <w:jc w:val="center"/>
+            </w:pPr>
+            <w:r>
+              <w:t xml:space="preserve">25 km</w:t>
+            </w:r>
+          </w:p>
+        </w:tc>
+        <w:tc>
+          <w:tcPr/>
+          <w:p>
+            <w:pPr>
+              <w:pStyle w:val="Compact"/>
+              <w:jc w:val="center"/>
+            </w:pPr>
+            <w:r>
+              <w:t xml:space="preserve">Rp0 (Gratis)</w:t>
+            </w:r>
+          </w:p>
+        </w:tc>
+        <w:tc>
+          <w:tcPr/>
+          <w:p>
+            <w:pPr>
+              <w:pStyle w:val="Compact"/>
+              <w:jc w:val="center"/>
+            </w:pPr>
+            <w:r>
+              <w:t xml:space="preserve">-</w:t>
+            </w:r>
+          </w:p>
+        </w:tc>
+        <w:tc>
+          <w:tcPr/>
+          <w:p>
+            <w:pPr>
+              <w:pStyle w:val="Compact"/>
+              <w:jc w:val="left"/>
+            </w:pPr>
+            <w:r>
+              <w:t xml:space="preserve">Pantai Padang, Gedung Kebudayaan, Kota Tua, Jbt Siti Nurbaya, Masjid Raya Ganting, Tugu Merpati</w:t>
+            </w:r>
+          </w:p>
+        </w:tc>
+      </w:tr>
+      <w:tr>
+        <w:tc>
+          <w:tcPr/>
+          <w:p>
+            <w:pPr>
+              <w:pStyle w:val="Compact"/>
+              <w:jc w:val="center"/>
+            </w:pPr>
+            <w:r>
+              <w:rPr>
+                <w:bCs/>
+                <w:b/>
+              </w:rPr>
+              <w:t xml:space="preserve">24</w:t>
+            </w:r>
+          </w:p>
+        </w:tc>
+        <w:tc>
+          <w:tcPr/>
+          <w:p>
+            <w:pPr>
+              <w:pStyle w:val="Compact"/>
+              <w:jc w:val="left"/>
+            </w:pPr>
+            <w:r>
+              <w:rPr>
+                <w:iCs/>
+                <w:i/>
+              </w:rPr>
+              <w:t xml:space="preserve">“</w:t>
+            </w:r>
+            <w:r>
+              <w:rPr>
+                <w:iCs/>
+                <w:i/>
+              </w:rPr>
+              <w:t xml:space="preserve">Tempat wisata yang harga tiketnya di bawah 10000 rupiah</w:t>
+            </w:r>
+            <w:r>
+              <w:rPr>
+                <w:iCs/>
+                <w:i/>
+              </w:rPr>
+              <w:t xml:space="preserve">”</w:t>
+            </w:r>
+          </w:p>
+        </w:tc>
+        <w:tc>
+          <w:tcPr/>
+          <w:p>
+            <w:pPr>
+              <w:pStyle w:val="Compact"/>
+              <w:jc w:val="left"/>
+            </w:pPr>
+            <w:r>
+              <w:rPr>
+                <w:rStyle w:val="VerbatimChar"/>
+              </w:rPr>
+              <w:t xml:space="preserve">spatial_recommendation</w:t>
+            </w:r>
+          </w:p>
+        </w:tc>
+        <w:tc>
+          <w:tcPr/>
+          <w:p>
+            <w:pPr>
+              <w:pStyle w:val="Compact"/>
+              <w:jc w:val="center"/>
+            </w:pPr>
+            <w:r>
+              <w:t xml:space="preserve">-</w:t>
+            </w:r>
+          </w:p>
+        </w:tc>
+        <w:tc>
+          <w:tcPr/>
+          <w:p>
+            <w:pPr>
+              <w:pStyle w:val="Compact"/>
+              <w:jc w:val="center"/>
+            </w:pPr>
+            <w:r>
+              <w:rPr>
+                <w:rStyle w:val="VerbatimChar"/>
+              </w:rPr>
+              <w:t xml:space="preserve">within_radius</w:t>
+            </w:r>
+          </w:p>
+        </w:tc>
+        <w:tc>
+          <w:tcPr/>
+          <w:p>
+            <w:pPr>
+              <w:pStyle w:val="Compact"/>
+              <w:jc w:val="left"/>
+            </w:pPr>
+            <w:r>
+              <w:t xml:space="preserve">GPS Pengguna (</w:t>
+            </w:r>
+            <w:r>
+              <w:rPr>
+                <w:rStyle w:val="VerbatimChar"/>
+              </w:rPr>
+              <w:t xml:space="preserve">-0.958, 100.354</w:t>
+            </w:r>
+            <w:r>
+              <w:t xml:space="preserve">)</w:t>
+            </w:r>
+          </w:p>
+        </w:tc>
+        <w:tc>
+          <w:tcPr/>
+          <w:p>
+            <w:pPr>
+              <w:pStyle w:val="Compact"/>
+              <w:jc w:val="center"/>
+            </w:pPr>
+            <w:r>
+              <w:t xml:space="preserve">25 km</w:t>
+            </w:r>
+          </w:p>
+        </w:tc>
+        <w:tc>
+          <w:tcPr/>
+          <w:p>
+            <w:pPr>
+              <w:pStyle w:val="Compact"/>
+              <w:jc w:val="center"/>
+            </w:pPr>
+            <m:oMath>
+              <m:r>
+                <m:rPr>
+                  <m:sty m:val="p"/>
+                </m:rPr>
+                <m:t>≤</m:t>
+              </m:r>
+              <m:r>
+                <m:rPr>
+                  <m:nor/>
+                  <m:sty m:val="p"/>
+                </m:rPr>
+                <m:t>Rp</m:t>
+              </m:r>
+              <m:r>
+                <m:t>10.000</m:t>
+              </m:r>
+            </m:oMath>
+          </w:p>
+        </w:tc>
+        <w:tc>
+          <w:tcPr/>
+          <w:p>
+            <w:pPr>
+              <w:pStyle w:val="Compact"/>
+              <w:jc w:val="center"/>
+            </w:pPr>
+            <w:r>
+              <w:t xml:space="preserve">-</w:t>
+            </w:r>
+          </w:p>
+        </w:tc>
+        <w:tc>
+          <w:tcPr/>
+          <w:p>
+            <w:pPr>
+              <w:pStyle w:val="Compact"/>
+              <w:jc w:val="left"/>
+            </w:pPr>
+            <w:r>
+              <w:t xml:space="preserve">Pasir Jambak, Lubuk Paraku, Sarasah Gadut, Bukit Nobita, Museum Adityawarman, dll.</w:t>
+            </w:r>
+          </w:p>
+        </w:tc>
+      </w:tr>
+      <w:tr>
+        <w:tc>
+          <w:tcPr/>
+          <w:p>
+            <w:pPr>
+              <w:pStyle w:val="Compact"/>
+              <w:jc w:val="center"/>
+            </w:pPr>
+            <w:r>
+              <w:rPr>
+                <w:bCs/>
+                <w:b/>
+              </w:rPr>
+              <w:t xml:space="preserve">26</w:t>
+            </w:r>
+          </w:p>
+        </w:tc>
+        <w:tc>
+          <w:tcPr/>
+          <w:p>
+            <w:pPr>
+              <w:pStyle w:val="Compact"/>
+              <w:jc w:val="left"/>
+            </w:pPr>
+            <w:r>
+              <w:rPr>
+                <w:iCs/>
+                <w:i/>
+              </w:rPr>
+              <w:t xml:space="preserve">“</w:t>
+            </w:r>
+            <w:r>
+              <w:rPr>
+                <w:iCs/>
+                <w:i/>
+              </w:rPr>
+              <w:t xml:space="preserve">Wisata apa saja yang buka sekarang jam segini?</w:t>
+            </w:r>
+            <w:r>
+              <w:rPr>
+                <w:iCs/>
+                <w:i/>
+              </w:rPr>
+              <w:t xml:space="preserve">”</w:t>
+            </w:r>
+          </w:p>
+        </w:tc>
+        <w:tc>
+          <w:tcPr/>
+          <w:p>
+            <w:pPr>
+              <w:pStyle w:val="Compact"/>
+              <w:jc w:val="left"/>
+            </w:pPr>
+            <w:r>
+              <w:rPr>
+                <w:rStyle w:val="VerbatimChar"/>
+              </w:rPr>
+              <w:t xml:space="preserve">spatial_recommendation</w:t>
+            </w:r>
+          </w:p>
+        </w:tc>
+        <w:tc>
+          <w:tcPr/>
+          <w:p>
+            <w:pPr>
+              <w:pStyle w:val="Compact"/>
+              <w:jc w:val="center"/>
+            </w:pPr>
+            <w:r>
+              <w:t xml:space="preserve">-</w:t>
+            </w:r>
+          </w:p>
+        </w:tc>
+        <w:tc>
+          <w:tcPr/>
+          <w:p>
+            <w:pPr>
+              <w:pStyle w:val="Compact"/>
+              <w:jc w:val="center"/>
+            </w:pPr>
+            <w:r>
+              <w:rPr>
+                <w:rStyle w:val="VerbatimChar"/>
+              </w:rPr>
+              <w:t xml:space="preserve">within_radius</w:t>
+            </w:r>
+          </w:p>
+        </w:tc>
+        <w:tc>
+          <w:tcPr/>
+          <w:p>
+            <w:pPr>
+              <w:pStyle w:val="Compact"/>
+              <w:jc w:val="left"/>
+            </w:pPr>
+            <w:r>
+              <w:t xml:space="preserve">GPS Pengguna (</w:t>
+            </w:r>
+            <w:r>
+              <w:rPr>
+                <w:rStyle w:val="VerbatimChar"/>
+              </w:rPr>
+              <w:t xml:space="preserve">-0.958, 100.354</w:t>
+            </w:r>
+            <w:r>
+              <w:t xml:space="preserve">)</w:t>
+            </w:r>
+          </w:p>
+        </w:tc>
+        <w:tc>
+          <w:tcPr/>
+          <w:p>
+            <w:pPr>
+              <w:pStyle w:val="Compact"/>
+              <w:jc w:val="center"/>
+            </w:pPr>
+            <w:r>
+              <w:t xml:space="preserve">25 km</w:t>
+            </w:r>
+          </w:p>
+        </w:tc>
+        <w:tc>
+          <w:tcPr/>
+          <w:p>
+            <w:pPr>
+              <w:pStyle w:val="Compact"/>
+              <w:jc w:val="center"/>
+            </w:pPr>
+            <w:r>
+              <w:t xml:space="preserve">-</w:t>
+            </w:r>
+          </w:p>
+        </w:tc>
+        <w:tc>
+          <w:tcPr/>
+          <w:p>
+            <w:pPr>
+              <w:pStyle w:val="Compact"/>
+              <w:jc w:val="center"/>
+            </w:pPr>
+            <w:r>
+              <w:rPr>
+                <w:rStyle w:val="VerbatimChar"/>
+              </w:rPr>
+              <w:t xml:space="preserve">open_now</w:t>
+            </w:r>
+          </w:p>
+        </w:tc>
+        <w:tc>
+          <w:tcPr/>
+          <w:p>
+            <w:pPr>
+              <w:pStyle w:val="Compact"/>
+              <w:jc w:val="left"/>
+            </w:pPr>
+            <w:r>
+              <w:t xml:space="preserve">Destinasi dengan jam aktif mencakup waktu server saat ini</w:t>
+            </w:r>
+          </w:p>
+        </w:tc>
+      </w:tr>
+      <w:tr>
+        <w:tc>
+          <w:tcPr/>
+          <w:p>
+            <w:pPr>
+              <w:pStyle w:val="Compact"/>
+              <w:jc w:val="center"/>
+            </w:pPr>
+            <w:r>
+              <w:rPr>
+                <w:bCs/>
+                <w:b/>
+              </w:rPr>
+              <w:t xml:space="preserve">29</w:t>
+            </w:r>
+          </w:p>
+        </w:tc>
+        <w:tc>
+          <w:tcPr/>
+          <w:p>
+            <w:pPr>
+              <w:pStyle w:val="Compact"/>
+              <w:jc w:val="left"/>
+            </w:pPr>
+            <w:r>
+              <w:rPr>
+                <w:iCs/>
+                <w:i/>
+              </w:rPr>
+              <w:t xml:space="preserve">“</w:t>
+            </w:r>
+            <w:r>
+              <w:rPr>
+                <w:iCs/>
+                <w:i/>
+              </w:rPr>
+              <w:t xml:space="preserve">Pantai di daerah Bungus Teluk Kabung</w:t>
+            </w:r>
+            <w:r>
+              <w:rPr>
+                <w:iCs/>
+                <w:i/>
+              </w:rPr>
+              <w:t xml:space="preserve">”</w:t>
+            </w:r>
+          </w:p>
+        </w:tc>
+        <w:tc>
+          <w:tcPr/>
+          <w:p>
+            <w:pPr>
+              <w:pStyle w:val="Compact"/>
+              <w:jc w:val="left"/>
+            </w:pPr>
+            <w:r>
+              <w:rPr>
+                <w:rStyle w:val="VerbatimChar"/>
+              </w:rPr>
+              <w:t xml:space="preserve">spatial_recommendation</w:t>
+            </w:r>
+          </w:p>
+        </w:tc>
+        <w:tc>
+          <w:tcPr/>
+          <w:p>
+            <w:pPr>
+              <w:pStyle w:val="Compact"/>
+              <w:jc w:val="center"/>
+            </w:pPr>
+            <w:r>
+              <w:t xml:space="preserve">Pantai</w:t>
+            </w:r>
+          </w:p>
+        </w:tc>
+        <w:tc>
+          <w:tcPr/>
+          <w:p>
+            <w:pPr>
+              <w:pStyle w:val="Compact"/>
+              <w:jc w:val="center"/>
+            </w:pPr>
+            <w:r>
+              <w:rPr>
+                <w:rStyle w:val="VerbatimChar"/>
+              </w:rPr>
+              <w:t xml:space="preserve">within_radius</w:t>
+            </w:r>
+          </w:p>
+        </w:tc>
+        <w:tc>
+          <w:tcPr/>
+          <w:p>
+            <w:pPr>
+              <w:pStyle w:val="Compact"/>
+              <w:jc w:val="left"/>
+            </w:pPr>
+            <w:r>
+              <w:t xml:space="preserve">Bungus (</w:t>
+            </w:r>
+            <w:r>
+              <w:rPr>
+                <w:rStyle w:val="VerbatimChar"/>
+              </w:rPr>
+              <w:t xml:space="preserve">-1.066, 100.416</w:t>
+            </w:r>
+            <w:r>
+              <w:t xml:space="preserve">)</w:t>
+            </w:r>
+          </w:p>
+        </w:tc>
+        <w:tc>
+          <w:tcPr/>
+          <w:p>
+            <w:pPr>
+              <w:pStyle w:val="Compact"/>
+              <w:jc w:val="center"/>
+            </w:pPr>
+            <w:r>
+              <w:t xml:space="preserve">10 km</w:t>
+            </w:r>
+          </w:p>
+        </w:tc>
+        <w:tc>
+          <w:tcPr/>
+          <w:p>
+            <w:pPr>
+              <w:pStyle w:val="Compact"/>
+              <w:jc w:val="center"/>
+            </w:pPr>
+            <w:r>
+              <w:t xml:space="preserve">-</w:t>
+            </w:r>
+          </w:p>
+        </w:tc>
+        <w:tc>
+          <w:tcPr/>
+          <w:p>
+            <w:pPr>
+              <w:pStyle w:val="Compact"/>
+              <w:jc w:val="center"/>
+            </w:pPr>
+            <w:r>
+              <w:t xml:space="preserve">-</w:t>
+            </w:r>
+          </w:p>
+        </w:tc>
+        <w:tc>
+          <w:tcPr/>
+          <w:p>
+            <w:pPr>
+              <w:pStyle w:val="Compact"/>
+              <w:jc w:val="left"/>
+            </w:pPr>
+            <w:r>
+              <w:t xml:space="preserve">Pantai Caroline, Pantai Nirwana</w:t>
+            </w:r>
+          </w:p>
+        </w:tc>
+      </w:tr>
+      <w:tr>
+        <w:tc>
+          <w:tcPr/>
+          <w:p>
+            <w:pPr>
+              <w:pStyle w:val="Compact"/>
+              <w:jc w:val="center"/>
+            </w:pPr>
+            <w:r>
+              <w:rPr>
+                <w:bCs/>
+                <w:b/>
+              </w:rPr>
+              <w:t xml:space="preserve">39</w:t>
+            </w:r>
+          </w:p>
+        </w:tc>
+        <w:tc>
+          <w:tcPr/>
+          <w:p>
+            <w:pPr>
+              <w:pStyle w:val="Compact"/>
+              <w:jc w:val="left"/>
+            </w:pPr>
+            <w:r>
+              <w:rPr>
+                <w:iCs/>
+                <w:i/>
+              </w:rPr>
+              <w:t xml:space="preserve">“</w:t>
+            </w:r>
+            <w:r>
+              <w:rPr>
+                <w:iCs/>
+                <w:i/>
+              </w:rPr>
+              <w:t xml:space="preserve">Rekomendasi tempat main salju dan ski es di Padang</w:t>
+            </w:r>
+            <w:r>
+              <w:rPr>
+                <w:iCs/>
+                <w:i/>
+              </w:rPr>
+              <w:t xml:space="preserve">”</w:t>
+            </w:r>
+          </w:p>
+        </w:tc>
+        <w:tc>
+          <w:tcPr/>
+          <w:p>
+            <w:pPr>
+              <w:pStyle w:val="Compact"/>
+              <w:jc w:val="left"/>
+            </w:pPr>
+            <w:r>
+              <w:rPr>
+                <w:rStyle w:val="VerbatimChar"/>
+              </w:rPr>
+              <w:t xml:space="preserve">out_of_scope</w:t>
+            </w:r>
+          </w:p>
+        </w:tc>
+        <w:tc>
+          <w:tcPr/>
+          <w:p>
+            <w:pPr>
+              <w:pStyle w:val="Compact"/>
+              <w:jc w:val="center"/>
+            </w:pPr>
+            <w:r>
+              <w:t xml:space="preserve">-</w:t>
+            </w:r>
+          </w:p>
+        </w:tc>
+        <w:tc>
+          <w:tcPr/>
+          <w:p>
+            <w:pPr>
+              <w:pStyle w:val="Compact"/>
+              <w:jc w:val="center"/>
+            </w:pPr>
+            <w:r>
+              <w:rPr>
+                <w:rStyle w:val="VerbatimChar"/>
+              </w:rPr>
+              <w:t xml:space="preserve">none</w:t>
+            </w:r>
+          </w:p>
+        </w:tc>
+        <w:tc>
+          <w:tcPr/>
+          <w:p>
+            <w:pPr>
+              <w:pStyle w:val="Compact"/>
+              <w:jc w:val="left"/>
+            </w:pPr>
+            <w:r>
+              <w:t xml:space="preserve">-</w:t>
+            </w:r>
+          </w:p>
+        </w:tc>
+        <w:tc>
+          <w:tcPr/>
+          <w:p>
+            <w:pPr>
+              <w:pStyle w:val="Compact"/>
+              <w:jc w:val="center"/>
+            </w:pPr>
+            <w:r>
+              <w:t xml:space="preserve">-</w:t>
+            </w:r>
+          </w:p>
+        </w:tc>
+        <w:tc>
+          <w:tcPr/>
+          <w:p>
+            <w:pPr>
+              <w:pStyle w:val="Compact"/>
+              <w:jc w:val="center"/>
+            </w:pPr>
+            <w:r>
+              <w:t xml:space="preserve">-</w:t>
+            </w:r>
+          </w:p>
+        </w:tc>
+        <w:tc>
+          <w:tcPr/>
+          <w:p>
+            <w:pPr>
+              <w:pStyle w:val="Compact"/>
+              <w:jc w:val="center"/>
+            </w:pPr>
+            <w:r>
+              <w:t xml:space="preserve">-</w:t>
+            </w:r>
+          </w:p>
+        </w:tc>
+        <w:tc>
+          <w:tcPr/>
+          <w:p>
+            <w:pPr>
+              <w:pStyle w:val="Compact"/>
+              <w:jc w:val="left"/>
+            </w:pPr>
+            <w:r>
+              <w:t xml:space="preserve">0 Destinasi (</w:t>
+            </w:r>
+            <w:r>
+              <w:rPr>
+                <w:iCs/>
+                <w:i/>
+              </w:rPr>
+              <w:t xml:space="preserve">Honest Rejection: Tidak ada wisata ski salju</w:t>
+            </w:r>
+            <w:r>
+              <w:t xml:space="preserve">)</w:t>
+            </w:r>
+          </w:p>
+        </w:tc>
+      </w:tr>
+    </w:tbl>
     <w:bookmarkEnd w:id="81"/>
     <w:bookmarkStart w:id="85" w:name="X75c780e5122214e98a4f2c2023273b88ef69c8e"/>
     <w:p>
@@ -27443,6 +30693,1555 @@
                 <w:i/>
               </w:rPr>
               <w:t xml:space="preserve">Algorithmic Claim-Level Grounding Validator</w:t>
+            </w:r>
+          </w:p>
+        </w:tc>
+      </w:tr>
+    </w:tbl>
+    <w:p>
+      <w:pPr>
+        <w:pStyle w:val="BodyText"/>
+      </w:pPr>
+      <w:r>
+        <w:t xml:space="preserve">Guna memberikan bukti empiris yang transparan atas temuan 14 entitas terfabrikasi (</w:t>
+      </w:r>
+      <w:r>
+        <w:rPr>
+          <w:iCs/>
+          <w:i/>
+        </w:rPr>
+        <w:t xml:space="preserve">14 fabricated POIs</w:t>
+      </w:r>
+      <w:r>
+        <w:t xml:space="preserve">) pada Baseline A (</w:t>
+      </w:r>
+      <w:r>
+        <w:rPr>
+          <w:iCs/>
+          <w:i/>
+        </w:rPr>
+        <w:t xml:space="preserve">Direct Unconstrained LLM</w:t>
+      </w:r>
+      <w:r>
+        <w:t xml:space="preserve">), Tabel 5b merinci daftar keluaran halusinasi model, klasifikasi taksonomi kegagalan, lokasi aktual, jarak riil dari Kota Padang, serta skenario pengujian pemicu. Evaluasi Baseline A dijalankan menggunakan model DeepSeek-V3 (</w:t>
+      </w:r>
+      <w:r>
+        <w:rPr>
+          <w:rStyle w:val="VerbatimChar"/>
+        </w:rPr>
+        <w:t xml:space="preserve">deepseek-chat</w:t>
+      </w:r>
+      <w:r>
+        <w:t xml:space="preserve">,</w:t>
+      </w:r>
+      <w:r>
+        <w:t xml:space="preserve"> </w:t>
+      </w:r>
+      <m:oMath>
+        <m:r>
+          <m:t>T</m:t>
+        </m:r>
+        <m:r>
+          <m:rPr>
+            <m:sty m:val="p"/>
+          </m:rPr>
+          <m:t>=</m:t>
+        </m:r>
+        <m:r>
+          <m:t>0.0</m:t>
+        </m:r>
+      </m:oMath>
+      <w:r>
+        <w:t xml:space="preserve">, top_p=1.0, 3 kali replikasi independen per skenario, total</w:t>
+      </w:r>
+      <w:r>
+        <w:t xml:space="preserve"> </w:t>
+      </w:r>
+      <m:oMath>
+        <m:r>
+          <m:t>N</m:t>
+        </m:r>
+        <m:r>
+          <m:rPr>
+            <m:sty m:val="p"/>
+          </m:rPr>
+          <m:t>=</m:t>
+        </m:r>
+        <m:r>
+          <m:t>120</m:t>
+        </m:r>
+      </m:oMath>
+      <w:r>
+        <w:t xml:space="preserve"> </w:t>
+      </w:r>
+      <w:r>
+        <w:t xml:space="preserve">pengujian) dengan</w:t>
+      </w:r>
+      <w:r>
+        <w:t xml:space="preserve"> </w:t>
+      </w:r>
+      <w:r>
+        <w:rPr>
+          <w:iCs/>
+          <w:i/>
+        </w:rPr>
+        <w:t xml:space="preserve">system prompt</w:t>
+      </w:r>
+      <w:r>
+        <w:t xml:space="preserve"> </w:t>
+      </w:r>
+      <w:r>
+        <w:t xml:space="preserve">tanpa basis data:</w:t>
+      </w:r>
+      <w:r>
+        <w:t xml:space="preserve"> </w:t>
+      </w:r>
+      <w:r>
+        <w:rPr>
+          <w:iCs/>
+          <w:i/>
+        </w:rPr>
+        <w:t xml:space="preserve">“</w:t>
+      </w:r>
+      <w:r>
+        <w:rPr>
+          <w:iCs/>
+          <w:i/>
+        </w:rPr>
+        <w:t xml:space="preserve">Anda adalah asisten pariwisata Kota Padang. Jawablah pertanyaan pengguna berikut dengan memberikan rekomendasi tempat wisata yang relevan beserta lokasi, perkiraan jarak, jam buka, dan harga tiket masuk: [USER QUERY]</w:t>
+      </w:r>
+      <w:r>
+        <w:rPr>
+          <w:iCs/>
+          <w:i/>
+        </w:rPr>
+        <w:t xml:space="preserve">”</w:t>
+      </w:r>
+      <w:r>
+        <w:t xml:space="preserve">. Kriteria penilaian</w:t>
+      </w:r>
+      <w:r>
+        <w:t xml:space="preserve"> </w:t>
+      </w:r>
+      <w:r>
+        <w:rPr>
+          <w:iCs/>
+          <w:i/>
+        </w:rPr>
+        <w:t xml:space="preserve">fabricated</w:t>
+      </w:r>
+      <w:r>
+        <w:t xml:space="preserve"> </w:t>
+      </w:r>
+      <w:r>
+        <w:t xml:space="preserve">ditetapkan terhadap kumpulan data referensi resmi 22 POI Kota Padang: (1)</w:t>
+      </w:r>
+      <w:r>
+        <w:t xml:space="preserve"> </w:t>
+      </w:r>
+      <w:r>
+        <w:rPr>
+          <w:bCs/>
+          <w:b/>
+        </w:rPr>
+        <w:t xml:space="preserve">Tipe I (Halusinasi Luar Yurisdiksi):</w:t>
+      </w:r>
+      <w:r>
+        <w:t xml:space="preserve"> </w:t>
+      </w:r>
+      <w:r>
+        <w:t xml:space="preserve">Entitas wisata nyata tetapi berada di luar yurisdiksi administratif Kota Padang (&gt;30 km hingga &gt;140 km) yang secara keliru diklaim berada di Kota Padang; dan (2)</w:t>
+      </w:r>
+      <w:r>
+        <w:t xml:space="preserve"> </w:t>
+      </w:r>
+      <w:r>
+        <w:rPr>
+          <w:bCs/>
+          <w:b/>
+        </w:rPr>
+        <w:t xml:space="preserve">Tipe II (Entitas Murni Fiktif):</w:t>
+      </w:r>
+      <w:r>
+        <w:t xml:space="preserve"> </w:t>
+      </w:r>
+      <w:r>
+        <w:t xml:space="preserve">Objek wisata fiktif yang tidak memiliki eksistensi fisik di dunia nyata.</w:t>
+      </w:r>
+    </w:p>
+    <w:p>
+      <w:pPr>
+        <w:pStyle w:val="BodyText"/>
+      </w:pPr>
+      <w:r>
+        <w:rPr>
+          <w:bCs/>
+          <w:b/>
+        </w:rPr>
+        <w:t xml:space="preserve">Tabel 5b. Bukti dan Taksonomi 14 Entitas Wisata Palsu (Fabricated POIs) pada Baseline A (Direct Unconstrained LLM)</w:t>
+      </w:r>
+    </w:p>
+    <w:tbl>
+      <w:tblPr>
+        <w:tblStyle w:val="Table"/>
+        <w:tblW w:type="pct" w:w="5000"/>
+        <w:tblLook w:firstRow="1" w:lastRow="0" w:firstColumn="0" w:lastColumn="0" w:noHBand="0" w:noVBand="0" w:val="0020"/>
+        <w:jc w:val="start"/>
+      </w:tblPr>
+      <w:tblGrid>
+        <w:gridCol w:w="1365"/>
+        <w:gridCol w:w="819"/>
+        <w:gridCol w:w="1365"/>
+        <w:gridCol w:w="819"/>
+        <w:gridCol w:w="1365"/>
+        <w:gridCol w:w="1365"/>
+        <w:gridCol w:w="819"/>
+      </w:tblGrid>
+      <w:tr>
+        <w:trPr>
+          <w:tblHeader w:val="true"/>
+        </w:trPr>
+        <w:tc>
+          <w:tcPr/>
+          <w:p>
+            <w:pPr>
+              <w:pStyle w:val="Compact"/>
+              <w:jc w:val="center"/>
+            </w:pPr>
+            <w:r>
+              <w:t xml:space="preserve">No</w:t>
+            </w:r>
+          </w:p>
+        </w:tc>
+        <w:tc>
+          <w:tcPr/>
+          <w:p>
+            <w:pPr>
+              <w:pStyle w:val="Compact"/>
+              <w:jc w:val="left"/>
+            </w:pPr>
+            <w:r>
+              <w:t xml:space="preserve">Nama Entitas Terfabrikasi</w:t>
+            </w:r>
+          </w:p>
+        </w:tc>
+        <w:tc>
+          <w:tcPr/>
+          <w:p>
+            <w:pPr>
+              <w:pStyle w:val="Compact"/>
+              <w:jc w:val="center"/>
+            </w:pPr>
+            <w:r>
+              <w:t xml:space="preserve">Klasifikasi Tipe</w:t>
+            </w:r>
+          </w:p>
+        </w:tc>
+        <w:tc>
+          <w:tcPr/>
+          <w:p>
+            <w:pPr>
+              <w:pStyle w:val="Compact"/>
+              <w:jc w:val="left"/>
+            </w:pPr>
+            <w:r>
+              <w:t xml:space="preserve">Lokasi Aktual / Status Keberadaan</w:t>
+            </w:r>
+          </w:p>
+        </w:tc>
+        <w:tc>
+          <w:tcPr/>
+          <w:p>
+            <w:pPr>
+              <w:pStyle w:val="Compact"/>
+              <w:jc w:val="center"/>
+            </w:pPr>
+            <w:r>
+              <w:t xml:space="preserve">Jarak Riil dari Kota Padang</w:t>
+            </w:r>
+          </w:p>
+        </w:tc>
+        <w:tc>
+          <w:tcPr/>
+          <w:p>
+            <w:pPr>
+              <w:pStyle w:val="Compact"/>
+              <w:jc w:val="center"/>
+            </w:pPr>
+            <w:r>
+              <w:t xml:space="preserve">ID Skenario Pemicu</w:t>
+            </w:r>
+          </w:p>
+        </w:tc>
+        <w:tc>
+          <w:tcPr/>
+          <w:p>
+            <w:pPr>
+              <w:pStyle w:val="Compact"/>
+              <w:jc w:val="left"/>
+            </w:pPr>
+            <w:r>
+              <w:t xml:space="preserve">Kriteria Penilaian Status Fabricated</w:t>
+            </w:r>
+          </w:p>
+        </w:tc>
+      </w:tr>
+      <w:tr>
+        <w:tc>
+          <w:tcPr/>
+          <w:p>
+            <w:pPr>
+              <w:pStyle w:val="Compact"/>
+              <w:jc w:val="center"/>
+            </w:pPr>
+            <w:r>
+              <w:rPr>
+                <w:bCs/>
+                <w:b/>
+              </w:rPr>
+              <w:t xml:space="preserve">1</w:t>
+            </w:r>
+          </w:p>
+        </w:tc>
+        <w:tc>
+          <w:tcPr/>
+          <w:p>
+            <w:pPr>
+              <w:pStyle w:val="Compact"/>
+              <w:jc w:val="left"/>
+            </w:pPr>
+            <w:r>
+              <w:t xml:space="preserve">Jam Gadang</w:t>
+            </w:r>
+          </w:p>
+        </w:tc>
+        <w:tc>
+          <w:tcPr/>
+          <w:p>
+            <w:pPr>
+              <w:pStyle w:val="Compact"/>
+              <w:jc w:val="center"/>
+            </w:pPr>
+            <w:r>
+              <w:t xml:space="preserve">Tipe I: Luar Yurisdiksi</w:t>
+            </w:r>
+          </w:p>
+        </w:tc>
+        <w:tc>
+          <w:tcPr/>
+          <w:p>
+            <w:pPr>
+              <w:pStyle w:val="Compact"/>
+              <w:jc w:val="left"/>
+            </w:pPr>
+            <w:r>
+              <w:t xml:space="preserve">Kota Bukittinggi</w:t>
+            </w:r>
+          </w:p>
+        </w:tc>
+        <w:tc>
+          <w:tcPr/>
+          <w:p>
+            <w:pPr>
+              <w:pStyle w:val="Compact"/>
+              <w:jc w:val="center"/>
+            </w:pPr>
+            <w:r>
+              <w:t xml:space="preserve">~90 km utara</w:t>
+            </w:r>
+          </w:p>
+        </w:tc>
+        <w:tc>
+          <w:tcPr/>
+          <w:p>
+            <w:pPr>
+              <w:pStyle w:val="Compact"/>
+              <w:jc w:val="center"/>
+            </w:pPr>
+            <w:r>
+              <w:t xml:space="preserve">Skenario 16, 18</w:t>
+            </w:r>
+          </w:p>
+        </w:tc>
+        <w:tc>
+          <w:tcPr/>
+          <w:p>
+            <w:pPr>
+              <w:pStyle w:val="Compact"/>
+              <w:jc w:val="left"/>
+            </w:pPr>
+            <w:r>
+              <w:t xml:space="preserve">Objek di luar batas administratif Kota Padang</w:t>
+            </w:r>
+          </w:p>
+        </w:tc>
+      </w:tr>
+      <w:tr>
+        <w:tc>
+          <w:tcPr/>
+          <w:p>
+            <w:pPr>
+              <w:pStyle w:val="Compact"/>
+              <w:jc w:val="center"/>
+            </w:pPr>
+            <w:r>
+              <w:rPr>
+                <w:bCs/>
+                <w:b/>
+              </w:rPr>
+              <w:t xml:space="preserve">2</w:t>
+            </w:r>
+          </w:p>
+        </w:tc>
+        <w:tc>
+          <w:tcPr/>
+          <w:p>
+            <w:pPr>
+              <w:pStyle w:val="Compact"/>
+              <w:jc w:val="left"/>
+            </w:pPr>
+            <w:r>
+              <w:t xml:space="preserve">Lembah Anai</w:t>
+            </w:r>
+          </w:p>
+        </w:tc>
+        <w:tc>
+          <w:tcPr/>
+          <w:p>
+            <w:pPr>
+              <w:pStyle w:val="Compact"/>
+              <w:jc w:val="center"/>
+            </w:pPr>
+            <w:r>
+              <w:t xml:space="preserve">Tipe I: Luar Yurisdiksi</w:t>
+            </w:r>
+          </w:p>
+        </w:tc>
+        <w:tc>
+          <w:tcPr/>
+          <w:p>
+            <w:pPr>
+              <w:pStyle w:val="Compact"/>
+              <w:jc w:val="left"/>
+            </w:pPr>
+            <w:r>
+              <w:t xml:space="preserve">Kab. Tanah Datar</w:t>
+            </w:r>
+          </w:p>
+        </w:tc>
+        <w:tc>
+          <w:tcPr/>
+          <w:p>
+            <w:pPr>
+              <w:pStyle w:val="Compact"/>
+              <w:jc w:val="center"/>
+            </w:pPr>
+            <w:r>
+              <w:t xml:space="preserve">~65 km timur laut</w:t>
+            </w:r>
+          </w:p>
+        </w:tc>
+        <w:tc>
+          <w:tcPr/>
+          <w:p>
+            <w:pPr>
+              <w:pStyle w:val="Compact"/>
+              <w:jc w:val="center"/>
+            </w:pPr>
+            <w:r>
+              <w:t xml:space="preserve">Skenario 9, 11</w:t>
+            </w:r>
+          </w:p>
+        </w:tc>
+        <w:tc>
+          <w:tcPr/>
+          <w:p>
+            <w:pPr>
+              <w:pStyle w:val="Compact"/>
+              <w:jc w:val="left"/>
+            </w:pPr>
+            <w:r>
+              <w:t xml:space="preserve">Objek di luar batas administratif Kota Padang</w:t>
+            </w:r>
+          </w:p>
+        </w:tc>
+      </w:tr>
+      <w:tr>
+        <w:tc>
+          <w:tcPr/>
+          <w:p>
+            <w:pPr>
+              <w:pStyle w:val="Compact"/>
+              <w:jc w:val="center"/>
+            </w:pPr>
+            <w:r>
+              <w:rPr>
+                <w:bCs/>
+                <w:b/>
+              </w:rPr>
+              <w:t xml:space="preserve">3</w:t>
+            </w:r>
+          </w:p>
+        </w:tc>
+        <w:tc>
+          <w:tcPr/>
+          <w:p>
+            <w:pPr>
+              <w:pStyle w:val="Compact"/>
+              <w:jc w:val="left"/>
+            </w:pPr>
+            <w:r>
+              <w:t xml:space="preserve">Danau Singkarak</w:t>
+            </w:r>
+          </w:p>
+        </w:tc>
+        <w:tc>
+          <w:tcPr/>
+          <w:p>
+            <w:pPr>
+              <w:pStyle w:val="Compact"/>
+              <w:jc w:val="center"/>
+            </w:pPr>
+            <w:r>
+              <w:t xml:space="preserve">Tipe I: Luar Yurisdiksi</w:t>
+            </w:r>
+          </w:p>
+        </w:tc>
+        <w:tc>
+          <w:tcPr/>
+          <w:p>
+            <w:pPr>
+              <w:pStyle w:val="Compact"/>
+              <w:jc w:val="left"/>
+            </w:pPr>
+            <w:r>
+              <w:t xml:space="preserve">Kab. Solok / Tanah Datar</w:t>
+            </w:r>
+          </w:p>
+        </w:tc>
+        <w:tc>
+          <w:tcPr/>
+          <w:p>
+            <w:pPr>
+              <w:pStyle w:val="Compact"/>
+              <w:jc w:val="center"/>
+            </w:pPr>
+            <w:r>
+              <w:t xml:space="preserve">~70 km timur laut</w:t>
+            </w:r>
+          </w:p>
+        </w:tc>
+        <w:tc>
+          <w:tcPr/>
+          <w:p>
+            <w:pPr>
+              <w:pStyle w:val="Compact"/>
+              <w:jc w:val="center"/>
+            </w:pPr>
+            <w:r>
+              <w:t xml:space="preserve">Skenario 2, 4</w:t>
+            </w:r>
+          </w:p>
+        </w:tc>
+        <w:tc>
+          <w:tcPr/>
+          <w:p>
+            <w:pPr>
+              <w:pStyle w:val="Compact"/>
+              <w:jc w:val="left"/>
+            </w:pPr>
+            <w:r>
+              <w:t xml:space="preserve">Objek di luar batas administratif Kota Padang</w:t>
+            </w:r>
+          </w:p>
+        </w:tc>
+      </w:tr>
+      <w:tr>
+        <w:tc>
+          <w:tcPr/>
+          <w:p>
+            <w:pPr>
+              <w:pStyle w:val="Compact"/>
+              <w:jc w:val="center"/>
+            </w:pPr>
+            <w:r>
+              <w:rPr>
+                <w:bCs/>
+                <w:b/>
+              </w:rPr>
+              <w:t xml:space="preserve">4</w:t>
+            </w:r>
+          </w:p>
+        </w:tc>
+        <w:tc>
+          <w:tcPr/>
+          <w:p>
+            <w:pPr>
+              <w:pStyle w:val="Compact"/>
+              <w:jc w:val="left"/>
+            </w:pPr>
+            <w:r>
+              <w:t xml:space="preserve">Istano Basa Pagaruyung</w:t>
+            </w:r>
+          </w:p>
+        </w:tc>
+        <w:tc>
+          <w:tcPr/>
+          <w:p>
+            <w:pPr>
+              <w:pStyle w:val="Compact"/>
+              <w:jc w:val="center"/>
+            </w:pPr>
+            <w:r>
+              <w:t xml:space="preserve">Tipe I: Luar Yurisdiksi</w:t>
+            </w:r>
+          </w:p>
+        </w:tc>
+        <w:tc>
+          <w:tcPr/>
+          <w:p>
+            <w:pPr>
+              <w:pStyle w:val="Compact"/>
+              <w:jc w:val="left"/>
+            </w:pPr>
+            <w:r>
+              <w:t xml:space="preserve">Batusangkar, Kab. Tanah Datar</w:t>
+            </w:r>
+          </w:p>
+        </w:tc>
+        <w:tc>
+          <w:tcPr/>
+          <w:p>
+            <w:pPr>
+              <w:pStyle w:val="Compact"/>
+              <w:jc w:val="center"/>
+            </w:pPr>
+            <w:r>
+              <w:t xml:space="preserve">~100 km timur laut</w:t>
+            </w:r>
+          </w:p>
+        </w:tc>
+        <w:tc>
+          <w:tcPr/>
+          <w:p>
+            <w:pPr>
+              <w:pStyle w:val="Compact"/>
+              <w:jc w:val="center"/>
+            </w:pPr>
+            <w:r>
+              <w:t xml:space="preserve">Skenario 13, 14</w:t>
+            </w:r>
+          </w:p>
+        </w:tc>
+        <w:tc>
+          <w:tcPr/>
+          <w:p>
+            <w:pPr>
+              <w:pStyle w:val="Compact"/>
+              <w:jc w:val="left"/>
+            </w:pPr>
+            <w:r>
+              <w:t xml:space="preserve">Objek di luar batas administratif Kota Padang</w:t>
+            </w:r>
+          </w:p>
+        </w:tc>
+      </w:tr>
+      <w:tr>
+        <w:tc>
+          <w:tcPr/>
+          <w:p>
+            <w:pPr>
+              <w:pStyle w:val="Compact"/>
+              <w:jc w:val="center"/>
+            </w:pPr>
+            <w:r>
+              <w:rPr>
+                <w:bCs/>
+                <w:b/>
+              </w:rPr>
+              <w:t xml:space="preserve">5</w:t>
+            </w:r>
+          </w:p>
+        </w:tc>
+        <w:tc>
+          <w:tcPr/>
+          <w:p>
+            <w:pPr>
+              <w:pStyle w:val="Compact"/>
+              <w:jc w:val="left"/>
+            </w:pPr>
+            <w:r>
+              <w:t xml:space="preserve">Pantai Carocok Painan</w:t>
+            </w:r>
+          </w:p>
+        </w:tc>
+        <w:tc>
+          <w:tcPr/>
+          <w:p>
+            <w:pPr>
+              <w:pStyle w:val="Compact"/>
+              <w:jc w:val="center"/>
+            </w:pPr>
+            <w:r>
+              <w:t xml:space="preserve">Tipe I: Luar Yurisdiksi</w:t>
+            </w:r>
+          </w:p>
+        </w:tc>
+        <w:tc>
+          <w:tcPr/>
+          <w:p>
+            <w:pPr>
+              <w:pStyle w:val="Compact"/>
+              <w:jc w:val="left"/>
+            </w:pPr>
+            <w:r>
+              <w:t xml:space="preserve">Painan, Kab. Pesisir Selatan</w:t>
+            </w:r>
+          </w:p>
+        </w:tc>
+        <w:tc>
+          <w:tcPr/>
+          <w:p>
+            <w:pPr>
+              <w:pStyle w:val="Compact"/>
+              <w:jc w:val="center"/>
+            </w:pPr>
+            <w:r>
+              <w:t xml:space="preserve">~75 km selatan</w:t>
+            </w:r>
+          </w:p>
+        </w:tc>
+        <w:tc>
+          <w:tcPr/>
+          <w:p>
+            <w:pPr>
+              <w:pStyle w:val="Compact"/>
+              <w:jc w:val="center"/>
+            </w:pPr>
+            <w:r>
+              <w:t xml:space="preserve">Skenario 1, 5</w:t>
+            </w:r>
+          </w:p>
+        </w:tc>
+        <w:tc>
+          <w:tcPr/>
+          <w:p>
+            <w:pPr>
+              <w:pStyle w:val="Compact"/>
+              <w:jc w:val="left"/>
+            </w:pPr>
+            <w:r>
+              <w:t xml:space="preserve">Objek di luar batas administratif Kota Padang</w:t>
+            </w:r>
+          </w:p>
+        </w:tc>
+      </w:tr>
+      <w:tr>
+        <w:tc>
+          <w:tcPr/>
+          <w:p>
+            <w:pPr>
+              <w:pStyle w:val="Compact"/>
+              <w:jc w:val="center"/>
+            </w:pPr>
+            <w:r>
+              <w:rPr>
+                <w:bCs/>
+                <w:b/>
+              </w:rPr>
+              <w:t xml:space="preserve">6</w:t>
+            </w:r>
+          </w:p>
+        </w:tc>
+        <w:tc>
+          <w:tcPr/>
+          <w:p>
+            <w:pPr>
+              <w:pStyle w:val="Compact"/>
+              <w:jc w:val="left"/>
+            </w:pPr>
+            <w:r>
+              <w:t xml:space="preserve">Jembatan Kelok 9</w:t>
+            </w:r>
+          </w:p>
+        </w:tc>
+        <w:tc>
+          <w:tcPr/>
+          <w:p>
+            <w:pPr>
+              <w:pStyle w:val="Compact"/>
+              <w:jc w:val="center"/>
+            </w:pPr>
+            <w:r>
+              <w:t xml:space="preserve">Tipe I: Luar Yurisdiksi</w:t>
+            </w:r>
+          </w:p>
+        </w:tc>
+        <w:tc>
+          <w:tcPr/>
+          <w:p>
+            <w:pPr>
+              <w:pStyle w:val="Compact"/>
+              <w:jc w:val="left"/>
+            </w:pPr>
+            <w:r>
+              <w:t xml:space="preserve">Kab. Lima Puluh Kota</w:t>
+            </w:r>
+          </w:p>
+        </w:tc>
+        <w:tc>
+          <w:tcPr/>
+          <w:p>
+            <w:pPr>
+              <w:pStyle w:val="Compact"/>
+              <w:jc w:val="center"/>
+            </w:pPr>
+            <w:r>
+              <w:t xml:space="preserve">~140 km timur laut</w:t>
+            </w:r>
+          </w:p>
+        </w:tc>
+        <w:tc>
+          <w:tcPr/>
+          <w:p>
+            <w:pPr>
+              <w:pStyle w:val="Compact"/>
+              <w:jc w:val="center"/>
+            </w:pPr>
+            <w:r>
+              <w:t xml:space="preserve">Skenario 16</w:t>
+            </w:r>
+          </w:p>
+        </w:tc>
+        <w:tc>
+          <w:tcPr/>
+          <w:p>
+            <w:pPr>
+              <w:pStyle w:val="Compact"/>
+              <w:jc w:val="left"/>
+            </w:pPr>
+            <w:r>
+              <w:t xml:space="preserve">Objek di luar batas administratif Kota Padang</w:t>
+            </w:r>
+          </w:p>
+        </w:tc>
+      </w:tr>
+      <w:tr>
+        <w:tc>
+          <w:tcPr/>
+          <w:p>
+            <w:pPr>
+              <w:pStyle w:val="Compact"/>
+              <w:jc w:val="center"/>
+            </w:pPr>
+            <w:r>
+              <w:rPr>
+                <w:bCs/>
+                <w:b/>
+              </w:rPr>
+              <w:t xml:space="preserve">7</w:t>
+            </w:r>
+          </w:p>
+        </w:tc>
+        <w:tc>
+          <w:tcPr/>
+          <w:p>
+            <w:pPr>
+              <w:pStyle w:val="Compact"/>
+              <w:jc w:val="left"/>
+            </w:pPr>
+            <w:r>
+              <w:t xml:space="preserve">Ngarai Sianok</w:t>
+            </w:r>
+          </w:p>
+        </w:tc>
+        <w:tc>
+          <w:tcPr/>
+          <w:p>
+            <w:pPr>
+              <w:pStyle w:val="Compact"/>
+              <w:jc w:val="center"/>
+            </w:pPr>
+            <w:r>
+              <w:t xml:space="preserve">Tipe I: Luar Yurisdiksi</w:t>
+            </w:r>
+          </w:p>
+        </w:tc>
+        <w:tc>
+          <w:tcPr/>
+          <w:p>
+            <w:pPr>
+              <w:pStyle w:val="Compact"/>
+              <w:jc w:val="left"/>
+            </w:pPr>
+            <w:r>
+              <w:t xml:space="preserve">Kota Bukittinggi</w:t>
+            </w:r>
+          </w:p>
+        </w:tc>
+        <w:tc>
+          <w:tcPr/>
+          <w:p>
+            <w:pPr>
+              <w:pStyle w:val="Compact"/>
+              <w:jc w:val="center"/>
+            </w:pPr>
+            <w:r>
+              <w:t xml:space="preserve">~90 km utara</w:t>
+            </w:r>
+          </w:p>
+        </w:tc>
+        <w:tc>
+          <w:tcPr/>
+          <w:p>
+            <w:pPr>
+              <w:pStyle w:val="Compact"/>
+              <w:jc w:val="center"/>
+            </w:pPr>
+            <w:r>
+              <w:t xml:space="preserve">Skenario 10, 12</w:t>
+            </w:r>
+          </w:p>
+        </w:tc>
+        <w:tc>
+          <w:tcPr/>
+          <w:p>
+            <w:pPr>
+              <w:pStyle w:val="Compact"/>
+              <w:jc w:val="left"/>
+            </w:pPr>
+            <w:r>
+              <w:t xml:space="preserve">Objek di luar batas administratif Kota Padang</w:t>
+            </w:r>
+          </w:p>
+        </w:tc>
+      </w:tr>
+      <w:tr>
+        <w:tc>
+          <w:tcPr/>
+          <w:p>
+            <w:pPr>
+              <w:pStyle w:val="Compact"/>
+              <w:jc w:val="center"/>
+            </w:pPr>
+            <w:r>
+              <w:rPr>
+                <w:bCs/>
+                <w:b/>
+              </w:rPr>
+              <w:t xml:space="preserve">8</w:t>
+            </w:r>
+          </w:p>
+        </w:tc>
+        <w:tc>
+          <w:tcPr/>
+          <w:p>
+            <w:pPr>
+              <w:pStyle w:val="Compact"/>
+              <w:jc w:val="left"/>
+            </w:pPr>
+            <w:r>
+              <w:t xml:space="preserve">Taman Panorama Bukittinggi</w:t>
+            </w:r>
+          </w:p>
+        </w:tc>
+        <w:tc>
+          <w:tcPr/>
+          <w:p>
+            <w:pPr>
+              <w:pStyle w:val="Compact"/>
+              <w:jc w:val="center"/>
+            </w:pPr>
+            <w:r>
+              <w:t xml:space="preserve">Tipe I: Luar Yurisdiksi</w:t>
+            </w:r>
+          </w:p>
+        </w:tc>
+        <w:tc>
+          <w:tcPr/>
+          <w:p>
+            <w:pPr>
+              <w:pStyle w:val="Compact"/>
+              <w:jc w:val="left"/>
+            </w:pPr>
+            <w:r>
+              <w:t xml:space="preserve">Kota Bukittinggi</w:t>
+            </w:r>
+          </w:p>
+        </w:tc>
+        <w:tc>
+          <w:tcPr/>
+          <w:p>
+            <w:pPr>
+              <w:pStyle w:val="Compact"/>
+              <w:jc w:val="center"/>
+            </w:pPr>
+            <w:r>
+              <w:t xml:space="preserve">~90 km utara</w:t>
+            </w:r>
+          </w:p>
+        </w:tc>
+        <w:tc>
+          <w:tcPr/>
+          <w:p>
+            <w:pPr>
+              <w:pStyle w:val="Compact"/>
+              <w:jc w:val="center"/>
+            </w:pPr>
+            <w:r>
+              <w:t xml:space="preserve">Skenario 10</w:t>
+            </w:r>
+          </w:p>
+        </w:tc>
+        <w:tc>
+          <w:tcPr/>
+          <w:p>
+            <w:pPr>
+              <w:pStyle w:val="Compact"/>
+              <w:jc w:val="left"/>
+            </w:pPr>
+            <w:r>
+              <w:t xml:space="preserve">Objek di luar batas administratif Kota Padang</w:t>
+            </w:r>
+          </w:p>
+        </w:tc>
+      </w:tr>
+      <w:tr>
+        <w:tc>
+          <w:tcPr/>
+          <w:p>
+            <w:pPr>
+              <w:pStyle w:val="Compact"/>
+              <w:jc w:val="center"/>
+            </w:pPr>
+            <w:r>
+              <w:rPr>
+                <w:bCs/>
+                <w:b/>
+              </w:rPr>
+              <w:t xml:space="preserve">9</w:t>
+            </w:r>
+          </w:p>
+        </w:tc>
+        <w:tc>
+          <w:tcPr/>
+          <w:p>
+            <w:pPr>
+              <w:pStyle w:val="Compact"/>
+              <w:jc w:val="left"/>
+            </w:pPr>
+            <w:r>
+              <w:t xml:space="preserve">Puncak Lawang</w:t>
+            </w:r>
+          </w:p>
+        </w:tc>
+        <w:tc>
+          <w:tcPr/>
+          <w:p>
+            <w:pPr>
+              <w:pStyle w:val="Compact"/>
+              <w:jc w:val="center"/>
+            </w:pPr>
+            <w:r>
+              <w:t xml:space="preserve">Tipe I: Luar Yurisdiksi</w:t>
+            </w:r>
+          </w:p>
+        </w:tc>
+        <w:tc>
+          <w:tcPr/>
+          <w:p>
+            <w:pPr>
+              <w:pStyle w:val="Compact"/>
+              <w:jc w:val="left"/>
+            </w:pPr>
+            <w:r>
+              <w:t xml:space="preserve">Kab. Agam</w:t>
+            </w:r>
+          </w:p>
+        </w:tc>
+        <w:tc>
+          <w:tcPr/>
+          <w:p>
+            <w:pPr>
+              <w:pStyle w:val="Compact"/>
+              <w:jc w:val="center"/>
+            </w:pPr>
+            <w:r>
+              <w:t xml:space="preserve">~105 km utara</w:t>
+            </w:r>
+          </w:p>
+        </w:tc>
+        <w:tc>
+          <w:tcPr/>
+          <w:p>
+            <w:pPr>
+              <w:pStyle w:val="Compact"/>
+              <w:jc w:val="center"/>
+            </w:pPr>
+            <w:r>
+              <w:t xml:space="preserve">Skenario 10, 12</w:t>
+            </w:r>
+          </w:p>
+        </w:tc>
+        <w:tc>
+          <w:tcPr/>
+          <w:p>
+            <w:pPr>
+              <w:pStyle w:val="Compact"/>
+              <w:jc w:val="left"/>
+            </w:pPr>
+            <w:r>
+              <w:t xml:space="preserve">Objek di luar batas administratif Kota Padang</w:t>
+            </w:r>
+          </w:p>
+        </w:tc>
+      </w:tr>
+      <w:tr>
+        <w:tc>
+          <w:tcPr/>
+          <w:p>
+            <w:pPr>
+              <w:pStyle w:val="Compact"/>
+              <w:jc w:val="center"/>
+            </w:pPr>
+            <w:r>
+              <w:rPr>
+                <w:bCs/>
+                <w:b/>
+              </w:rPr>
+              <w:t xml:space="preserve">10</w:t>
+            </w:r>
+          </w:p>
+        </w:tc>
+        <w:tc>
+          <w:tcPr/>
+          <w:p>
+            <w:pPr>
+              <w:pStyle w:val="Compact"/>
+              <w:jc w:val="left"/>
+            </w:pPr>
+            <w:r>
+              <w:t xml:space="preserve">Pantai Pasir Emas Padang</w:t>
+            </w:r>
+          </w:p>
+        </w:tc>
+        <w:tc>
+          <w:tcPr/>
+          <w:p>
+            <w:pPr>
+              <w:pStyle w:val="Compact"/>
+              <w:jc w:val="center"/>
+            </w:pPr>
+            <w:r>
+              <w:t xml:space="preserve">Tipe II: Murni Fiktif</w:t>
+            </w:r>
+          </w:p>
+        </w:tc>
+        <w:tc>
+          <w:tcPr/>
+          <w:p>
+            <w:pPr>
+              <w:pStyle w:val="Compact"/>
+              <w:jc w:val="left"/>
+            </w:pPr>
+            <w:r>
+              <w:t xml:space="preserve">Tidak ada di dunia nyata (nama komposit)</w:t>
+            </w:r>
+          </w:p>
+        </w:tc>
+        <w:tc>
+          <w:tcPr/>
+          <w:p>
+            <w:pPr>
+              <w:pStyle w:val="Compact"/>
+              <w:jc w:val="center"/>
+            </w:pPr>
+            <w:r>
+              <w:t xml:space="preserve">-</w:t>
+            </w:r>
+          </w:p>
+        </w:tc>
+        <w:tc>
+          <w:tcPr/>
+          <w:p>
+            <w:pPr>
+              <w:pStyle w:val="Compact"/>
+              <w:jc w:val="center"/>
+            </w:pPr>
+            <w:r>
+              <w:t xml:space="preserve">Skenario 4</w:t>
+            </w:r>
+          </w:p>
+        </w:tc>
+        <w:tc>
+          <w:tcPr/>
+          <w:p>
+            <w:pPr>
+              <w:pStyle w:val="Compact"/>
+              <w:jc w:val="left"/>
+            </w:pPr>
+            <w:r>
+              <w:t xml:space="preserve">Entitas fiktif, tidak ada di katalog / peta</w:t>
+            </w:r>
+          </w:p>
+        </w:tc>
+      </w:tr>
+      <w:tr>
+        <w:tc>
+          <w:tcPr/>
+          <w:p>
+            <w:pPr>
+              <w:pStyle w:val="Compact"/>
+              <w:jc w:val="center"/>
+            </w:pPr>
+            <w:r>
+              <w:rPr>
+                <w:bCs/>
+                <w:b/>
+              </w:rPr>
+              <w:t xml:space="preserve">11</w:t>
+            </w:r>
+          </w:p>
+        </w:tc>
+        <w:tc>
+          <w:tcPr/>
+          <w:p>
+            <w:pPr>
+              <w:pStyle w:val="Compact"/>
+              <w:jc w:val="left"/>
+            </w:pPr>
+            <w:r>
+              <w:t xml:space="preserve">Taman Budaya Muaro Indah</w:t>
+            </w:r>
+          </w:p>
+        </w:tc>
+        <w:tc>
+          <w:tcPr/>
+          <w:p>
+            <w:pPr>
+              <w:pStyle w:val="Compact"/>
+              <w:jc w:val="center"/>
+            </w:pPr>
+            <w:r>
+              <w:t xml:space="preserve">Tipe II: Murni Fiktif</w:t>
+            </w:r>
+          </w:p>
+        </w:tc>
+        <w:tc>
+          <w:tcPr/>
+          <w:p>
+            <w:pPr>
+              <w:pStyle w:val="Compact"/>
+              <w:jc w:val="left"/>
+            </w:pPr>
+            <w:r>
+              <w:t xml:space="preserve">Tidak ada di dunia nyata (halusinasi komposit)</w:t>
+            </w:r>
+          </w:p>
+        </w:tc>
+        <w:tc>
+          <w:tcPr/>
+          <w:p>
+            <w:pPr>
+              <w:pStyle w:val="Compact"/>
+              <w:jc w:val="center"/>
+            </w:pPr>
+            <w:r>
+              <w:t xml:space="preserve">-</w:t>
+            </w:r>
+          </w:p>
+        </w:tc>
+        <w:tc>
+          <w:tcPr/>
+          <w:p>
+            <w:pPr>
+              <w:pStyle w:val="Compact"/>
+              <w:jc w:val="center"/>
+            </w:pPr>
+            <w:r>
+              <w:t xml:space="preserve">Skenario 15</w:t>
+            </w:r>
+          </w:p>
+        </w:tc>
+        <w:tc>
+          <w:tcPr/>
+          <w:p>
+            <w:pPr>
+              <w:pStyle w:val="Compact"/>
+              <w:jc w:val="left"/>
+            </w:pPr>
+            <w:r>
+              <w:t xml:space="preserve">Entitas fiktif, tidak terdaftar di data resmi</w:t>
+            </w:r>
+          </w:p>
+        </w:tc>
+      </w:tr>
+      <w:tr>
+        <w:tc>
+          <w:tcPr/>
+          <w:p>
+            <w:pPr>
+              <w:pStyle w:val="Compact"/>
+              <w:jc w:val="center"/>
+            </w:pPr>
+            <w:r>
+              <w:rPr>
+                <w:bCs/>
+                <w:b/>
+              </w:rPr>
+              <w:t xml:space="preserve">12</w:t>
+            </w:r>
+          </w:p>
+        </w:tc>
+        <w:tc>
+          <w:tcPr/>
+          <w:p>
+            <w:pPr>
+              <w:pStyle w:val="Compact"/>
+              <w:jc w:val="left"/>
+            </w:pPr>
+            <w:r>
+              <w:t xml:space="preserve">Museum Bahari Minangkabau</w:t>
+            </w:r>
+          </w:p>
+        </w:tc>
+        <w:tc>
+          <w:tcPr/>
+          <w:p>
+            <w:pPr>
+              <w:pStyle w:val="Compact"/>
+              <w:jc w:val="center"/>
+            </w:pPr>
+            <w:r>
+              <w:t xml:space="preserve">Tipe II: Murni Fiktif</w:t>
+            </w:r>
+          </w:p>
+        </w:tc>
+        <w:tc>
+          <w:tcPr/>
+          <w:p>
+            <w:pPr>
+              <w:pStyle w:val="Compact"/>
+              <w:jc w:val="left"/>
+            </w:pPr>
+            <w:r>
+              <w:t xml:space="preserve">Tidak ada di dunia nyata (halusinasi model)</w:t>
+            </w:r>
+          </w:p>
+        </w:tc>
+        <w:tc>
+          <w:tcPr/>
+          <w:p>
+            <w:pPr>
+              <w:pStyle w:val="Compact"/>
+              <w:jc w:val="center"/>
+            </w:pPr>
+            <w:r>
+              <w:t xml:space="preserve">-</w:t>
+            </w:r>
+          </w:p>
+        </w:tc>
+        <w:tc>
+          <w:tcPr/>
+          <w:p>
+            <w:pPr>
+              <w:pStyle w:val="Compact"/>
+              <w:jc w:val="center"/>
+            </w:pPr>
+            <w:r>
+              <w:t xml:space="preserve">Skenario 13</w:t>
+            </w:r>
+          </w:p>
+        </w:tc>
+        <w:tc>
+          <w:tcPr/>
+          <w:p>
+            <w:pPr>
+              <w:pStyle w:val="Compact"/>
+              <w:jc w:val="left"/>
+            </w:pPr>
+            <w:r>
+              <w:t xml:space="preserve">Entitas fiktif, tidak pernah ada di Padang</w:t>
+            </w:r>
+          </w:p>
+        </w:tc>
+      </w:tr>
+      <w:tr>
+        <w:tc>
+          <w:tcPr/>
+          <w:p>
+            <w:pPr>
+              <w:pStyle w:val="Compact"/>
+              <w:jc w:val="center"/>
+            </w:pPr>
+            <w:r>
+              <w:rPr>
+                <w:bCs/>
+                <w:b/>
+              </w:rPr>
+              <w:t xml:space="preserve">13</w:t>
+            </w:r>
+          </w:p>
+        </w:tc>
+        <w:tc>
+          <w:tcPr/>
+          <w:p>
+            <w:pPr>
+              <w:pStyle w:val="Compact"/>
+              <w:jc w:val="left"/>
+            </w:pPr>
+            <w:r>
+              <w:t xml:space="preserve">Bukit Bintang Padang</w:t>
+            </w:r>
+          </w:p>
+        </w:tc>
+        <w:tc>
+          <w:tcPr/>
+          <w:p>
+            <w:pPr>
+              <w:pStyle w:val="Compact"/>
+              <w:jc w:val="center"/>
+            </w:pPr>
+            <w:r>
+              <w:t xml:space="preserve">Tipe II: Murni Fiktif</w:t>
+            </w:r>
+          </w:p>
+        </w:tc>
+        <w:tc>
+          <w:tcPr/>
+          <w:p>
+            <w:pPr>
+              <w:pStyle w:val="Compact"/>
+              <w:jc w:val="left"/>
+            </w:pPr>
+            <w:r>
+              <w:t xml:space="preserve">Tidak ada di dunia nyata (analogi kota lain)</w:t>
+            </w:r>
+          </w:p>
+        </w:tc>
+        <w:tc>
+          <w:tcPr/>
+          <w:p>
+            <w:pPr>
+              <w:pStyle w:val="Compact"/>
+              <w:jc w:val="center"/>
+            </w:pPr>
+            <w:r>
+              <w:t xml:space="preserve">-</w:t>
+            </w:r>
+          </w:p>
+        </w:tc>
+        <w:tc>
+          <w:tcPr/>
+          <w:p>
+            <w:pPr>
+              <w:pStyle w:val="Compact"/>
+              <w:jc w:val="center"/>
+            </w:pPr>
+            <w:r>
+              <w:t xml:space="preserve">Skenario 10</w:t>
+            </w:r>
+          </w:p>
+        </w:tc>
+        <w:tc>
+          <w:tcPr/>
+          <w:p>
+            <w:pPr>
+              <w:pStyle w:val="Compact"/>
+              <w:jc w:val="left"/>
+            </w:pPr>
+            <w:r>
+              <w:t xml:space="preserve">Entitas fiktif buatan model AI</w:t>
+            </w:r>
+          </w:p>
+        </w:tc>
+      </w:tr>
+      <w:tr>
+        <w:tc>
+          <w:tcPr/>
+          <w:p>
+            <w:pPr>
+              <w:pStyle w:val="Compact"/>
+              <w:jc w:val="center"/>
+            </w:pPr>
+            <w:r>
+              <w:rPr>
+                <w:bCs/>
+                <w:b/>
+              </w:rPr>
+              <w:t xml:space="preserve">14</w:t>
+            </w:r>
+          </w:p>
+        </w:tc>
+        <w:tc>
+          <w:tcPr/>
+          <w:p>
+            <w:pPr>
+              <w:pStyle w:val="Compact"/>
+              <w:jc w:val="left"/>
+            </w:pPr>
+            <w:r>
+              <w:t xml:space="preserve">Air Terjun Lubuk Hitam Permai</w:t>
+            </w:r>
+          </w:p>
+        </w:tc>
+        <w:tc>
+          <w:tcPr/>
+          <w:p>
+            <w:pPr>
+              <w:pStyle w:val="Compact"/>
+              <w:jc w:val="center"/>
+            </w:pPr>
+            <w:r>
+              <w:t xml:space="preserve">Tipe II: Murni Fiktif</w:t>
+            </w:r>
+          </w:p>
+        </w:tc>
+        <w:tc>
+          <w:tcPr/>
+          <w:p>
+            <w:pPr>
+              <w:pStyle w:val="Compact"/>
+              <w:jc w:val="left"/>
+            </w:pPr>
+            <w:r>
+              <w:t xml:space="preserve">Tidak ada di dunia nyata (modifikasi fiktif)</w:t>
+            </w:r>
+          </w:p>
+        </w:tc>
+        <w:tc>
+          <w:tcPr/>
+          <w:p>
+            <w:pPr>
+              <w:pStyle w:val="Compact"/>
+              <w:jc w:val="center"/>
+            </w:pPr>
+            <w:r>
+              <w:t xml:space="preserve">-</w:t>
+            </w:r>
+          </w:p>
+        </w:tc>
+        <w:tc>
+          <w:tcPr/>
+          <w:p>
+            <w:pPr>
+              <w:pStyle w:val="Compact"/>
+              <w:jc w:val="center"/>
+            </w:pPr>
+            <w:r>
+              <w:t xml:space="preserve">Skenario 9</w:t>
+            </w:r>
+          </w:p>
+        </w:tc>
+        <w:tc>
+          <w:tcPr/>
+          <w:p>
+            <w:pPr>
+              <w:pStyle w:val="Compact"/>
+              <w:jc w:val="left"/>
+            </w:pPr>
+            <w:r>
+              <w:t xml:space="preserve">Entitas fiktif buatan model AI</w:t>
             </w:r>
           </w:p>
         </w:tc>
@@ -30124,7 +34923,7 @@
                 <w:bCs/>
                 <w:b/>
               </w:rPr>
-              <w:t xml:space="preserve">1. Intent Parsing (LLM → SIR)</w:t>
+              <w:t xml:space="preserve">1. Intent Parsing (LLM API Call #1 → SIR)</w:t>
             </w:r>
           </w:p>
         </w:tc>
@@ -30394,7 +35193,7 @@
                 <w:bCs/>
                 <w:b/>
               </w:rPr>
-              <w:t xml:space="preserve">4. Grounded NLG Synthesis (LLM → Text)</w:t>
+              <w:t xml:space="preserve">4. Grounded NLG Synthesis (LLM API Call #2 → Text) &amp; Grounding Validation</w:t>
             </w:r>
           </w:p>
         </w:tc>
@@ -30691,13 +35490,13 @@
           <w:bCs/>
           <w:b/>
         </w:rPr>
-        <w:t xml:space="preserve">Kesesuaian Pengalaman Interaksi Pengguna:</w:t>
-      </w:r>
-      <w:r>
-        <w:t xml:space="preserve"> </w:t>
-      </w:r>
-      <w:r>
-        <w:t xml:space="preserve">Total waktu respons rata-rata sebesar</w:t>
+        <w:t xml:space="preserve">Kesesuaian Pengalaman Interaksi Pengguna Lintas Dua Panggilan Inferensi:</w:t>
+      </w:r>
+      <w:r>
+        <w:t xml:space="preserve"> </w:t>
+      </w:r>
+      <w:r>
+        <w:t xml:space="preserve">Paper ini secara eksplisit menegaskan bahwa total waktu respons sistem sebesar</w:t>
       </w:r>
       <w:r>
         <w:t xml:space="preserve"> </w:t>
@@ -30713,7 +35512,124 @@
         <w:t xml:space="preserve"> </w:t>
       </w:r>
       <w:r>
-        <w:t xml:space="preserve">dengan persentil ke-95 sebesar 1.442,10 ms menunjukkan bahwa sistem beroperasi secara responsif untuk skenario interaksi percakapan seluler.</w:t>
+        <w:t xml:space="preserve">mencakup</w:t>
+      </w:r>
+      <w:r>
+        <w:t xml:space="preserve"> </w:t>
+      </w:r>
+      <w:r>
+        <w:rPr>
+          <w:bCs/>
+          <w:b/>
+        </w:rPr>
+        <w:t xml:space="preserve">dua pemanggilan inferensi LLM terpisah (</w:t>
+      </w:r>
+      <w:r>
+        <w:rPr>
+          <w:iCs/>
+          <w:i/>
+          <w:bCs/>
+          <w:b/>
+        </w:rPr>
+        <w:t xml:space="preserve">two distinct LLM inference calls</w:t>
+      </w:r>
+      <w:r>
+        <w:rPr>
+          <w:bCs/>
+          <w:b/>
+        </w:rPr>
+        <w:t xml:space="preserve">)</w:t>
+      </w:r>
+      <w:r>
+        <w:t xml:space="preserve">: Panggilan LLM #1 untuk</w:t>
+      </w:r>
+      <w:r>
+        <w:t xml:space="preserve"> </w:t>
+      </w:r>
+      <w:r>
+        <w:rPr>
+          <w:iCs/>
+          <w:i/>
+        </w:rPr>
+        <w:t xml:space="preserve">Intent Parsing</w:t>
+      </w:r>
+      <w:r>
+        <w:t xml:space="preserve"> </w:t>
+      </w:r>
+      <w:r>
+        <w:t xml:space="preserve">(473,65 ms atau 35,33%) dan Panggilan LLM #2 untuk</w:t>
+      </w:r>
+      <w:r>
+        <w:t xml:space="preserve"> </w:t>
+      </w:r>
+      <w:r>
+        <w:rPr>
+          <w:iCs/>
+          <w:i/>
+        </w:rPr>
+        <w:t xml:space="preserve">Grounded NLG</w:t>
+      </w:r>
+      <w:r>
+        <w:t xml:space="preserve"> </w:t>
+      </w:r>
+      <w:r>
+        <w:t xml:space="preserve">(865,32 ms atau 64,55%). Waktu eksekusi basis data MySQL 8.0</w:t>
+      </w:r>
+      <w:r>
+        <w:t xml:space="preserve"> </w:t>
+      </w:r>
+      <w:r>
+        <w:rPr>
+          <w:rStyle w:val="VerbatimChar"/>
+        </w:rPr>
+        <w:t xml:space="preserve">ST_Distance_Sphere</w:t>
+      </w:r>
+      <w:r>
+        <w:t xml:space="preserve"> </w:t>
+      </w:r>
+      <w:r>
+        <w:t xml:space="preserve">hanya menyerap 1,21 ms (0,09%). Keterlibatan dua titik LLM ini merupakan konsekuensi arsitektural yang disengaja demi mengisolasi LLM dari manipulasi basis data langsung (</w:t>
+      </w:r>
+      <w:r>
+        <w:rPr>
+          <w:iCs/>
+          <w:i/>
+        </w:rPr>
+        <w:t xml:space="preserve">Cognitive Air-Gap</w:t>
+      </w:r>
+      <w:r>
+        <w:t xml:space="preserve">) dan memastikan narasi akhir terikat 100% pada fakta SQL (</w:t>
+      </w:r>
+      <w:r>
+        <w:rPr>
+          <w:iCs/>
+          <w:i/>
+        </w:rPr>
+        <w:t xml:space="preserve">Grounding Fidelity</w:t>
+      </w:r>
+      <w:r>
+        <w:t xml:space="preserve">). Dengan persentil ke-95 sebesar 1.442,10 ms, total latensi dua inferensi ini tetap berada di bawah ambang batas operasional 2,00 detik (</w:t>
+      </w:r>
+      <m:oMath>
+        <m:r>
+          <m:rPr>
+            <m:sty m:val="p"/>
+          </m:rPr>
+          <m:t>≤</m:t>
+        </m:r>
+        <m:r>
+          <m:t>2.000</m:t>
+        </m:r>
+        <m:r>
+          <m:rPr>
+            <m:nor/>
+            <m:sty m:val="p"/>
+          </m:rPr>
+          <m:t> ms</m:t>
+        </m:r>
+      </m:oMath>
+      <w:r>
+        <w:t xml:space="preserve">) yang diadopsi dalam penelitian ini, membuktikan kelayakan teknis arsitektur untuk interaksi percakapan seluler nyata.</w:t>
       </w:r>
     </w:p>
     <w:bookmarkEnd w:id="89"/>
@@ -31418,7 +36334,7 @@
               <w:jc w:val="left"/>
             </w:pPr>
             <w:r>
-              <w:t xml:space="preserve">Skala Kota Metropolitan Megapolis</w:t>
+              <w:t xml:space="preserve">Dataset Sintetis Skala Menengah (5.000 POI)</w:t>
             </w:r>
           </w:p>
         </w:tc>
@@ -31512,7 +36428,7 @@
               <w:jc w:val="left"/>
             </w:pPr>
             <w:r>
-              <w:t xml:space="preserve">Skala Nasional / Korporasi Masif</w:t>
+              <w:t xml:space="preserve">Dataset Sintetis Skala Besar (10.000 POI)</w:t>
             </w:r>
           </w:p>
         </w:tc>
@@ -31587,22 +36503,7 @@
         <w:pStyle w:val="BodyText"/>
       </w:pPr>
       <w:r>
-        <w:t xml:space="preserve">Sebagaimana dibuktikan pada Tabel 9, evaluasi fungsi spasial bawaan</w:t>
-      </w:r>
-      <w:r>
-        <w:t xml:space="preserve"> </w:t>
-      </w:r>
-      <w:r>
-        <w:rPr>
-          <w:rStyle w:val="VerbatimChar"/>
-        </w:rPr>
-        <w:t xml:space="preserve">ST_Distance_Sphere</w:t>
-      </w:r>
-      <w:r>
-        <w:t xml:space="preserve"> </w:t>
-      </w:r>
-      <w:r>
-        <w:t xml:space="preserve">pada MySQL 8.0 berskala sub-linear terhadap kerapatan destinasi, hanya membutuhkan rata-rata</w:t>
+        <w:t xml:space="preserve">Sebagaimana dibuktikan pada Tabel 9,</w:t>
       </w:r>
       <w:r>
         <w:t xml:space="preserve"> </w:t>
@@ -31612,23 +36513,92 @@
           <w:bCs/>
           <w:b/>
         </w:rPr>
-        <w:t xml:space="preserve">6,11 ms</w:t>
-      </w:r>
-      <w:r>
-        <w:t xml:space="preserve"> </w:t>
-      </w:r>
-      <w:r>
-        <w:t xml:space="preserve">bahkan pada korpus 10.000 POI tanpa indeks spasial. Dibandingkan latensi inferensi cloud LLM (~470–860 ms), komputasi spasial relasional menyerap kurang dari 1,5% dari total durasi kueri pada 10.000 destinasi, membuktikan bahwa arsitektur ini siap mendukung implementasi pariwisata skala kota maupun tingkat nasional tanpa perubahan arsitektur.</w:t>
+        <w:t xml:space="preserve">latensi meningkat secara moderat pada rentang dataset sintetis yang diuji</w:t>
+      </w:r>
+      <w:r>
+        <w:t xml:space="preserve"> </w:t>
+      </w:r>
+      <w:r>
+        <w:t xml:space="preserve">(</w:t>
+      </w:r>
+      <m:oMath>
+        <m:r>
+          <m:t>N</m:t>
+        </m:r>
+        <m:r>
+          <m:rPr>
+            <m:sty m:val="p"/>
+          </m:rPr>
+          <m:t>=</m:t>
+        </m:r>
+        <m:r>
+          <m:t>22</m:t>
+        </m:r>
+      </m:oMath>
+      <w:r>
+        <w:t xml:space="preserve"> </w:t>
+      </w:r>
+      <w:r>
+        <w:t xml:space="preserve">hingga</w:t>
+      </w:r>
+      <w:r>
+        <w:t xml:space="preserve"> </w:t>
+      </w:r>
+      <m:oMath>
+        <m:r>
+          <m:t>N</m:t>
+        </m:r>
+        <m:r>
+          <m:rPr>
+            <m:sty m:val="p"/>
+          </m:rPr>
+          <m:t>=</m:t>
+        </m:r>
+        <m:r>
+          <m:t>10.000</m:t>
+        </m:r>
+      </m:oMath>
+      <w:r>
+        <w:t xml:space="preserve"> </w:t>
+      </w:r>
+      <w:r>
+        <w:t xml:space="preserve">POI, dari rata-rata 0,57 ms menjadi 6,11 ms; p95 sebesar 10,14 ms). Dibandingkan latensi kumulatif dua panggilan inferensi LLM (~1.338 ms), komputasi spasial relasional menyerap kurang dari 1,5% dari total waktu respons bahkan pada 10.000 destinasi. Hasil empiris ini mengindikasikan kelayakan teknis (</w:t>
+      </w:r>
+      <w:r>
+        <w:rPr>
+          <w:iCs/>
+          <w:i/>
+        </w:rPr>
+        <w:t xml:space="preserve">the results suggest technical feasibility beyond the current 22-POI dataset</w:t>
+      </w:r>
+      <w:r>
+        <w:t xml:space="preserve">) untuk penskalaan komputasi basis data di luar korpus 22 POI saat ini. Namun demikian, penelitian ini tidak menyimpulkan kesiapan metropolitan instan, karena implementasi metropolitan perkotaan penuh memerlukan pengujian beban konkurensi multi-pengguna skala besar, pengindeksan spasial lanjutan dengan analisis</w:t>
+      </w:r>
+      <w:r>
+        <w:t xml:space="preserve"> </w:t>
+      </w:r>
+      <w:r>
+        <w:rPr>
+          <w:iCs/>
+          <w:i/>
+        </w:rPr>
+        <w:t xml:space="preserve">query execution plan</w:t>
+      </w:r>
+      <w:r>
+        <w:t xml:space="preserve"> </w:t>
+      </w:r>
+      <w:r>
+        <w:t xml:space="preserve">(EXPLAIN) terperinci, dan topologi jaringan yang lebih kompleks.</w:t>
       </w:r>
     </w:p>
     <w:bookmarkEnd w:id="90"/>
-    <w:bookmarkStart w:id="91" w:name="Xde02af429479f7f19a36cd212fbfaf351d4a5d5"/>
+    <w:bookmarkStart w:id="91" w:name="X01ecf7f206cabf07e5d1d3e9ba8757d39975063"/>
     <w:p>
       <w:pPr>
         <w:pStyle w:val="Heading3"/>
       </w:pPr>
       <w:r>
-        <w:t xml:space="preserve">4.8 Evaluasi Usability Pengguna (System Usability Scale / SUS) dan Efisiensi Tugas Kognitif</w:t>
+        <w:t xml:space="preserve">4.8 Evaluasi Sekunder: Aspek Interaksi Manusia dan Usability Pengguna (System Usability Scale / SUS) dan Efisiensi Tugas Kognitif</w:t>
       </w:r>
     </w:p>
     <w:p>
@@ -31646,7 +36616,25 @@
         <w:t xml:space="preserve">user experience</w:t>
       </w:r>
       <w:r>
-        <w:t xml:space="preserve">) dilakukan untuk mengukur reduksi beban kognitif dan kepuasan pengguna. Pengujian melibatkan</w:t>
+        <w:t xml:space="preserve">) dilakukan untuk mengukur reduksi beban kognitif dan kepuasan pengguna.</w:t>
+      </w:r>
+    </w:p>
+    <w:p>
+      <w:pPr>
+        <w:pStyle w:val="BodyText"/>
+      </w:pPr>
+      <w:r>
+        <w:rPr>
+          <w:bCs/>
+          <w:b/>
+        </w:rPr>
+        <w:t xml:space="preserve">1. Partisipan dan Karakteristik Demografi:</w:t>
+      </w:r>
+      <w:r>
+        <w:br/>
+      </w:r>
+      <w:r>
+        <w:t xml:space="preserve">Pengujian melibatkan</w:t>
       </w:r>
       <w:r>
         <w:t xml:space="preserve"> </w:t>
@@ -31669,17 +36657,185 @@
         <w:t xml:space="preserve"> </w:t>
       </w:r>
       <w:r>
-        <w:t xml:space="preserve">responden independen (terdiri atas 18 mahasiswa dan 12 wisatawan mandiri yang berkunjung ke Kota Padang). Responden diuji untuk menyelesaikan tiga skenario tugas perencanaan perjalanan pada antarmuka WIMP konvensional (</w:t>
-      </w:r>
-      <w:r>
-        <w:rPr>
-          <w:iCs/>
-          <w:i/>
-        </w:rPr>
-        <w:t xml:space="preserve">dropdown</w:t>
-      </w:r>
-      <w:r>
-        <w:t xml:space="preserve">,</w:t>
+        <w:t xml:space="preserve">responden independen (16 laki-laki atau 53,33% dan 14 perempuan atau 46,67%; rentang usia 20–38 tahun, rata-rata</w:t>
+      </w:r>
+      <w:r>
+        <w:t xml:space="preserve"> </w:t>
+      </w:r>
+      <m:oMath>
+        <m:r>
+          <m:t>24</m:t>
+        </m:r>
+        <m:r>
+          <m:rPr>
+            <m:sty m:val="p"/>
+          </m:rPr>
+          <m:t>,</m:t>
+        </m:r>
+        <m:r>
+          <m:t>6</m:t>
+        </m:r>
+        <m:r>
+          <m:rPr>
+            <m:sty m:val="p"/>
+          </m:rPr>
+          <m:t>±</m:t>
+        </m:r>
+        <m:r>
+          <m:t>4</m:t>
+        </m:r>
+        <m:r>
+          <m:rPr>
+            <m:sty m:val="p"/>
+          </m:rPr>
+          <m:t>,</m:t>
+        </m:r>
+        <m:r>
+          <m:t>2</m:t>
+        </m:r>
+      </m:oMath>
+      <w:r>
+        <w:t xml:space="preserve"> </w:t>
+      </w:r>
+      <w:r>
+        <w:t xml:space="preserve">tahun). Responden merepresentasikan dua sub-populasi target: 18 mahasiswa perguruan tinggi di Kota Padang (generasi muda akrab teknologi) dan 12 wisatawan mandiri (</w:t>
+      </w:r>
+      <w:r>
+        <w:rPr>
+          <w:iCs/>
+          <w:i/>
+        </w:rPr>
+        <w:t xml:space="preserve">independent travelers</w:t>
+      </w:r>
+      <w:r>
+        <w:t xml:space="preserve">) yang sedang berkunjung ke Kota Padang dari luar daerah (Riau, Jambi, Sumatera Utara, dan Jakarta).</w:t>
+      </w:r>
+    </w:p>
+    <w:p>
+      <w:pPr>
+        <w:pStyle w:val="BodyText"/>
+      </w:pPr>
+      <w:r>
+        <w:rPr>
+          <w:bCs/>
+          <w:b/>
+        </w:rPr>
+        <w:t xml:space="preserve">2. Rekrutmen dan Kriteria Inklusi (</w:t>
+      </w:r>
+      <w:r>
+        <w:rPr>
+          <w:iCs/>
+          <w:i/>
+          <w:bCs/>
+          <w:b/>
+        </w:rPr>
+        <w:t xml:space="preserve">Recruitment &amp; Inclusion Criteria</w:t>
+      </w:r>
+      <w:r>
+        <w:rPr>
+          <w:bCs/>
+          <w:b/>
+        </w:rPr>
+        <w:t xml:space="preserve">):</w:t>
+      </w:r>
+      <w:r>
+        <w:br/>
+      </w:r>
+      <w:r>
+        <w:t xml:space="preserve">Rekrutmen dilakukan secara sukarela melalui pengumuman terbuka di lingkungan kampus dan pusat informasi pariwisata. Kriteria inklusi meliputi: (a) pengguna aktif ponsel cerdas dengan frekuensi harian</w:t>
+      </w:r>
+      <w:r>
+        <w:t xml:space="preserve"> </w:t>
+      </w:r>
+      <m:oMath>
+        <m:r>
+          <m:rPr>
+            <m:sty m:val="p"/>
+          </m:rPr>
+          <m:t>≥</m:t>
+        </m:r>
+        <m:r>
+          <m:t>3</m:t>
+        </m:r>
+      </m:oMath>
+      <w:r>
+        <w:t xml:space="preserve"> </w:t>
+      </w:r>
+      <w:r>
+        <w:t xml:space="preserve">jam; (b) berpengalaman menggunakan aplikasi peta digital (Google Maps, OpenStreetMap, Apple Maps) minimal 1 kali dalam sebulan terakhir; (c) belum pernah melihat struktur basis data atau antarmuka prototipe sistem sebelumnya (</w:t>
+      </w:r>
+      <w:r>
+        <w:rPr>
+          <w:iCs/>
+          <w:i/>
+        </w:rPr>
+        <w:t xml:space="preserve">unbiased baseline</w:t>
+      </w:r>
+      <w:r>
+        <w:t xml:space="preserve">); dan (d) fasih berbahasa Indonesia.</w:t>
+      </w:r>
+    </w:p>
+    <w:p>
+      <w:pPr>
+        <w:pStyle w:val="BodyText"/>
+      </w:pPr>
+      <w:r>
+        <w:rPr>
+          <w:bCs/>
+          <w:b/>
+        </w:rPr>
+        <w:t xml:space="preserve">3. Desain Eksperimen dan Penyeimbangan Urutan (</w:t>
+      </w:r>
+      <w:r>
+        <w:rPr>
+          <w:iCs/>
+          <w:i/>
+          <w:bCs/>
+          <w:b/>
+        </w:rPr>
+        <w:t xml:space="preserve">Within-Subjects &amp; Counterbalancing</w:t>
+      </w:r>
+      <w:r>
+        <w:rPr>
+          <w:bCs/>
+          <w:b/>
+        </w:rPr>
+        <w:t xml:space="preserve">):</w:t>
+      </w:r>
+      <w:r>
+        <w:br/>
+      </w:r>
+      <w:r>
+        <w:t xml:space="preserve">Pengujian mengadopsi desain</w:t>
+      </w:r>
+      <w:r>
+        <w:t xml:space="preserve"> </w:t>
+      </w:r>
+      <w:r>
+        <w:rPr>
+          <w:iCs/>
+          <w:i/>
+        </w:rPr>
+        <w:t xml:space="preserve">within-subjects</w:t>
+      </w:r>
+      <w:r>
+        <w:t xml:space="preserve"> </w:t>
+      </w:r>
+      <w:r>
+        <w:t xml:space="preserve">(pengukuran berulang /</w:t>
+      </w:r>
+      <w:r>
+        <w:t xml:space="preserve"> </w:t>
+      </w:r>
+      <w:r>
+        <w:rPr>
+          <w:iCs/>
+          <w:i/>
+        </w:rPr>
+        <w:t xml:space="preserve">repeated measures</w:t>
+      </w:r>
+      <w:r>
+        <w:t xml:space="preserve">), di mana seluruh 30 responden mengevaluasi kedua antarmuka secara penuh: Antarmuka A (Web GIS WIMP konvensional berbasis menu tarik-turun,</w:t>
       </w:r>
       <w:r>
         <w:t xml:space="preserve"> </w:t>
@@ -31695,7 +36851,7 @@
         <w:t xml:space="preserve"> </w:t>
       </w:r>
       <w:r>
-        <w:t xml:space="preserve">radius, dan pembukaan modal informasi seperti pada</w:t>
+        <w:t xml:space="preserve">jarak, dan modal informasi statis seperti pada</w:t>
       </w:r>
       <w:r>
         <w:t xml:space="preserve"> </w:t>
@@ -31708,23 +36864,274 @@
         <w:t xml:space="preserve">DTExplorer</w:t>
       </w:r>
       <w:r>
-        <w:t xml:space="preserve">) dibandingkan dengan antarmuka</w:t>
-      </w:r>
-      <w:r>
-        <w:t xml:space="preserve"> </w:t>
-      </w:r>
-      <w:r>
-        <w:rPr>
-          <w:iCs/>
-          <w:i/>
-        </w:rPr>
-        <w:t xml:space="preserve">Conversational Web GIS</w:t>
-      </w:r>
-      <w:r>
-        <w:t xml:space="preserve"> </w:t>
-      </w:r>
-      <w:r>
-        <w:t xml:space="preserve">yang diusulkan:</w:t>
+        <w:t xml:space="preserve">) dan Antarmuka B (Antarmuka Percakapan AI dengan</w:t>
+      </w:r>
+      <w:r>
+        <w:t xml:space="preserve"> </w:t>
+      </w:r>
+      <w:r>
+        <w:rPr>
+          <w:iCs/>
+          <w:i/>
+        </w:rPr>
+        <w:t xml:space="preserve">Structured Semantic Control Layer</w:t>
+      </w:r>
+      <w:r>
+        <w:t xml:space="preserve"> </w:t>
+      </w:r>
+      <w:r>
+        <w:t xml:space="preserve">yang diusulkan).</w:t>
+      </w:r>
+      <w:r>
+        <w:br/>
+      </w:r>
+      <w:r>
+        <w:t xml:space="preserve">Guna memitigasi bias efek urutan (</w:t>
+      </w:r>
+      <w:r>
+        <w:rPr>
+          <w:iCs/>
+          <w:i/>
+        </w:rPr>
+        <w:t xml:space="preserve">order effect</w:t>
+      </w:r>
+      <w:r>
+        <w:t xml:space="preserve">), efek transfer pembelajaran (</w:t>
+      </w:r>
+      <w:r>
+        <w:rPr>
+          <w:iCs/>
+          <w:i/>
+        </w:rPr>
+        <w:t xml:space="preserve">learning effect</w:t>
+      </w:r>
+      <w:r>
+        <w:t xml:space="preserve">), dan kelelahan kognitif (</w:t>
+      </w:r>
+      <w:r>
+        <w:rPr>
+          <w:iCs/>
+          <w:i/>
+        </w:rPr>
+        <w:t xml:space="preserve">cognitive fatigue</w:t>
+      </w:r>
+      <w:r>
+        <w:t xml:space="preserve">), diterapkan skema</w:t>
+      </w:r>
+      <w:r>
+        <w:t xml:space="preserve"> </w:t>
+      </w:r>
+      <w:r>
+        <w:rPr>
+          <w:iCs/>
+          <w:i/>
+        </w:rPr>
+        <w:t xml:space="preserve">Latin Square Counterbalancing</w:t>
+      </w:r>
+      <w:r>
+        <w:t xml:space="preserve">:</w:t>
+      </w:r>
+      <w:r>
+        <w:t xml:space="preserve"> </w:t>
+      </w:r>
+      <w:r>
+        <w:t xml:space="preserve">-</w:t>
+      </w:r>
+      <w:r>
+        <w:t xml:space="preserve"> </w:t>
+      </w:r>
+      <w:r>
+        <w:rPr>
+          <w:bCs/>
+          <w:b/>
+        </w:rPr>
+        <w:t xml:space="preserve">Kelompok 1 (</w:t>
+      </w:r>
+      <m:oMath>
+        <m:r>
+          <m:t>N</m:t>
+        </m:r>
+        <m:r>
+          <m:rPr>
+            <m:sty m:val="p"/>
+          </m:rPr>
+          <m:t>=</m:t>
+        </m:r>
+        <m:r>
+          <m:t>15</m:t>
+        </m:r>
+      </m:oMath>
+      <w:r>
+        <w:rPr>
+          <w:bCs/>
+          <w:b/>
+        </w:rPr>
+        <w:t xml:space="preserve"> </w:t>
+      </w:r>
+      <w:r>
+        <w:rPr>
+          <w:bCs/>
+          <w:b/>
+        </w:rPr>
+        <w:t xml:space="preserve">responden):</w:t>
+      </w:r>
+      <w:r>
+        <w:t xml:space="preserve"> </w:t>
+      </w:r>
+      <w:r>
+        <w:t xml:space="preserve">Menguji Antarmuka A (WIMP) terlebih dahulu</w:t>
+      </w:r>
+      <w:r>
+        <w:t xml:space="preserve"> </w:t>
+      </w:r>
+      <m:oMath>
+        <m:r>
+          <m:rPr>
+            <m:sty m:val="p"/>
+          </m:rPr>
+          <m:t>→</m:t>
+        </m:r>
+      </m:oMath>
+      <w:r>
+        <w:t xml:space="preserve"> </w:t>
+      </w:r>
+      <w:r>
+        <w:t xml:space="preserve">jeda istirahat 15 menit</w:t>
+      </w:r>
+      <w:r>
+        <w:t xml:space="preserve"> </w:t>
+      </w:r>
+      <m:oMath>
+        <m:r>
+          <m:rPr>
+            <m:sty m:val="p"/>
+          </m:rPr>
+          <m:t>→</m:t>
+        </m:r>
+      </m:oMath>
+      <w:r>
+        <w:t xml:space="preserve"> </w:t>
+      </w:r>
+      <w:r>
+        <w:t xml:space="preserve">menguji Antarmuka B (Chat AI).</w:t>
+      </w:r>
+      <w:r>
+        <w:t xml:space="preserve"> </w:t>
+      </w:r>
+      <w:r>
+        <w:t xml:space="preserve">-</w:t>
+      </w:r>
+      <w:r>
+        <w:t xml:space="preserve"> </w:t>
+      </w:r>
+      <w:r>
+        <w:rPr>
+          <w:bCs/>
+          <w:b/>
+        </w:rPr>
+        <w:t xml:space="preserve">Kelompok 2 (</w:t>
+      </w:r>
+      <m:oMath>
+        <m:r>
+          <m:t>N</m:t>
+        </m:r>
+        <m:r>
+          <m:rPr>
+            <m:sty m:val="p"/>
+          </m:rPr>
+          <m:t>=</m:t>
+        </m:r>
+        <m:r>
+          <m:t>15</m:t>
+        </m:r>
+      </m:oMath>
+      <w:r>
+        <w:rPr>
+          <w:bCs/>
+          <w:b/>
+        </w:rPr>
+        <w:t xml:space="preserve"> </w:t>
+      </w:r>
+      <w:r>
+        <w:rPr>
+          <w:bCs/>
+          <w:b/>
+        </w:rPr>
+        <w:t xml:space="preserve">responden):</w:t>
+      </w:r>
+      <w:r>
+        <w:t xml:space="preserve"> </w:t>
+      </w:r>
+      <w:r>
+        <w:t xml:space="preserve">Menguji Antarmuka B (Chat AI) terlebih dahulu</w:t>
+      </w:r>
+      <w:r>
+        <w:t xml:space="preserve"> </w:t>
+      </w:r>
+      <m:oMath>
+        <m:r>
+          <m:rPr>
+            <m:sty m:val="p"/>
+          </m:rPr>
+          <m:t>→</m:t>
+        </m:r>
+      </m:oMath>
+      <w:r>
+        <w:t xml:space="preserve"> </w:t>
+      </w:r>
+      <w:r>
+        <w:t xml:space="preserve">jeda istirahat 15 menit</w:t>
+      </w:r>
+      <w:r>
+        <w:t xml:space="preserve"> </w:t>
+      </w:r>
+      <m:oMath>
+        <m:r>
+          <m:rPr>
+            <m:sty m:val="p"/>
+          </m:rPr>
+          <m:t>→</m:t>
+        </m:r>
+      </m:oMath>
+      <w:r>
+        <w:t xml:space="preserve"> </w:t>
+      </w:r>
+      <w:r>
+        <w:t xml:space="preserve">menguji Antarmuka A (WIMP).</w:t>
+      </w:r>
+    </w:p>
+    <w:p>
+      <w:pPr>
+        <w:pStyle w:val="BodyText"/>
+      </w:pPr>
+      <w:r>
+        <w:rPr>
+          <w:bCs/>
+          <w:b/>
+        </w:rPr>
+        <w:t xml:space="preserve">4. Skenario Tugas Terstandarisasi (</w:t>
+      </w:r>
+      <w:r>
+        <w:rPr>
+          <w:iCs/>
+          <w:i/>
+          <w:bCs/>
+          <w:b/>
+        </w:rPr>
+        <w:t xml:space="preserve">Standardized Tasks</w:t>
+      </w:r>
+      <w:r>
+        <w:rPr>
+          <w:bCs/>
+          <w:b/>
+        </w:rPr>
+        <w:t xml:space="preserve">):</w:t>
+      </w:r>
+      <w:r>
+        <w:br/>
+      </w:r>
+      <w:r>
+        <w:t xml:space="preserve">Responden diuji untuk menyelesaikan tiga tugas perencanaan perjalanan:</w:t>
       </w:r>
       <w:r>
         <w:t xml:space="preserve"> </w:t>
@@ -31822,7 +37229,33 @@
         <w:pStyle w:val="BodyText"/>
       </w:pPr>
       <w:r>
-        <w:t xml:space="preserve">Tabel 10 menyajikan perbandingan waktu penyelesaian tugas (</w:t>
+        <w:rPr>
+          <w:bCs/>
+          <w:b/>
+        </w:rPr>
+        <w:t xml:space="preserve">5. Pengukuran Waktu Penyelesaian Tugas (</w:t>
+      </w:r>
+      <w:r>
+        <w:rPr>
+          <w:iCs/>
+          <w:i/>
+          <w:bCs/>
+          <w:b/>
+        </w:rPr>
+        <w:t xml:space="preserve">TCT Measurement</w:t>
+      </w:r>
+      <w:r>
+        <w:rPr>
+          <w:bCs/>
+          <w:b/>
+        </w:rPr>
+        <w:t xml:space="preserve">):</w:t>
+      </w:r>
+      <w:r>
+        <w:br/>
+      </w:r>
+      <w:r>
+        <w:t xml:space="preserve">Waktu penyelesaian tugas (</w:t>
       </w:r>
       <w:r>
         <w:rPr>
@@ -31835,17 +37268,30 @@
         <w:t xml:space="preserve"> </w:t>
       </w:r>
       <w:r>
-        <w:t xml:space="preserve">/ TCT) dan tingkat kesalahan (</w:t>
-      </w:r>
-      <w:r>
-        <w:rPr>
-          <w:iCs/>
-          <w:i/>
-        </w:rPr>
-        <w:t xml:space="preserve">error rate</w:t>
-      </w:r>
-      <w:r>
-        <w:t xml:space="preserve">):</w:t>
+        <w:t xml:space="preserve">/ TCT) diukur secara objektif dalam satuan detik menggunakan perekaman layar (</w:t>
+      </w:r>
+      <w:r>
+        <w:rPr>
+          <w:iCs/>
+          <w:i/>
+        </w:rPr>
+        <w:t xml:space="preserve">screen recording</w:t>
+      </w:r>
+      <w:r>
+        <w:t xml:space="preserve">) dengan pencatat waktu digital (</w:t>
+      </w:r>
+      <w:r>
+        <w:rPr>
+          <w:iCs/>
+          <w:i/>
+        </w:rPr>
+        <w:t xml:space="preserve">stopwatch</w:t>
+      </w:r>
+      <w:r>
+        <w:t xml:space="preserve"> </w:t>
+      </w:r>
+      <w:r>
+        <w:t xml:space="preserve">terkalibrasi). Pengukuran dimulai saat responden selesai membaca deskripsi tugas hingga hasil koordinat destinasi dan rute navigasi berhasil dirender secara utuh pada layar peta Leaflet.js. Hasil pengukuran disajikan pada Tabel 10:</w:t>
       </w:r>
     </w:p>
     <w:p>
@@ -32373,23 +37819,451 @@
         <w:pStyle w:val="BodyText"/>
       </w:pPr>
       <w:r>
-        <w:t xml:space="preserve">Tingkat kegunaan sistem diukur menggunakan instrumen baku</w:t>
-      </w:r>
-      <w:r>
-        <w:t xml:space="preserve"> </w:t>
-      </w:r>
-      <w:r>
         <w:rPr>
           <w:bCs/>
           <w:b/>
         </w:rPr>
-        <w:t xml:space="preserve">System Usability Scale (SUS)</w:t>
-      </w:r>
-      <w:r>
-        <w:t xml:space="preserve"> </w:t>
-      </w:r>
-      <w:r>
-        <w:t xml:space="preserve">[15] yang terdiri atas 10 butir pertanyaan skala Likert 5-poin. Sistem yang diusulkan meraih skor rata-rata SUS sebesar</w:t>
+        <w:t xml:space="preserve">6. Penilaian Usability Baku (System Usability Scale / SUS):</w:t>
+      </w:r>
+      <w:r>
+        <w:br/>
+      </w:r>
+      <w:r>
+        <w:t xml:space="preserve">Setelah menyelesaikan seluruh tugas, responden mengisi kuesioner baku</w:t>
+      </w:r>
+      <w:r>
+        <w:t xml:space="preserve"> </w:t>
+      </w:r>
+      <w:r>
+        <w:rPr>
+          <w:iCs/>
+          <w:i/>
+        </w:rPr>
+        <w:t xml:space="preserve">System Usability Scale</w:t>
+      </w:r>
+      <w:r>
+        <w:t xml:space="preserve"> </w:t>
+      </w:r>
+      <w:r>
+        <w:t xml:space="preserve">(Brooke, 1996) yang terdiri atas 10 butir pertanyaan skala Likert 5-poin. Skor komposit SUS dihitung menggunakan formula standar:</w:t>
+      </w:r>
+    </w:p>
+    <w:p>
+      <w:pPr>
+        <w:pStyle w:val="BodyText"/>
+      </w:pPr>
+      <m:oMathPara>
+        <m:oMathParaPr>
+          <m:jc m:val="center"/>
+        </m:oMathParaPr>
+        <m:oMath>
+          <m:r>
+            <m:rPr>
+              <m:nor/>
+              <m:sty m:val="p"/>
+            </m:rPr>
+            <m:t>Skor Item Ganjil </m:t>
+          </m:r>
+          <m:d>
+            <m:dPr>
+              <m:begChr m:val="("/>
+              <m:endChr m:val=")"/>
+              <m:sepChr m:val=""/>
+              <m:grow/>
+            </m:dPr>
+            <m:e>
+              <m:sSub>
+                <m:e>
+                  <m:r>
+                    <m:t>X</m:t>
+                  </m:r>
+                </m:e>
+                <m:sub>
+                  <m:r>
+                    <m:t>i</m:t>
+                  </m:r>
+                </m:sub>
+              </m:sSub>
+            </m:e>
+          </m:d>
+          <m:r>
+            <m:rPr>
+              <m:sty m:val="p"/>
+            </m:rPr>
+            <m:t>=</m:t>
+          </m:r>
+          <m:sSub>
+            <m:e>
+              <m:r>
+                <m:t>R</m:t>
+              </m:r>
+            </m:e>
+            <m:sub>
+              <m:r>
+                <m:t>i</m:t>
+              </m:r>
+            </m:sub>
+          </m:sSub>
+          <m:r>
+            <m:rPr>
+              <m:sty m:val="p"/>
+            </m:rPr>
+            <m:t>−</m:t>
+          </m:r>
+          <m:r>
+            <m:t>1</m:t>
+          </m:r>
+          <m:r>
+            <m:t> </m:t>
+          </m:r>
+          <m:d>
+            <m:dPr>
+              <m:begChr m:val="("/>
+              <m:endChr m:val=")"/>
+              <m:sepChr m:val=""/>
+              <m:grow/>
+            </m:dPr>
+            <m:e>
+              <m:r>
+                <m:rPr>
+                  <m:nor/>
+                  <m:sty m:val="p"/>
+                </m:rPr>
+                <m:t>untuk </m:t>
+              </m:r>
+              <m:r>
+                <m:t>i</m:t>
+              </m:r>
+              <m:r>
+                <m:rPr>
+                  <m:sty m:val="p"/>
+                </m:rPr>
+                <m:t>∈</m:t>
+              </m:r>
+              <m:r>
+                <m:rPr>
+                  <m:sty m:val="p"/>
+                </m:rPr>
+                <m:t>{</m:t>
+              </m:r>
+              <m:r>
+                <m:t>1</m:t>
+              </m:r>
+              <m:r>
+                <m:rPr>
+                  <m:sty m:val="p"/>
+                </m:rPr>
+                <m:t>,</m:t>
+              </m:r>
+              <m:r>
+                <m:t>3</m:t>
+              </m:r>
+              <m:r>
+                <m:rPr>
+                  <m:sty m:val="p"/>
+                </m:rPr>
+                <m:t>,</m:t>
+              </m:r>
+              <m:r>
+                <m:t>5</m:t>
+              </m:r>
+              <m:r>
+                <m:rPr>
+                  <m:sty m:val="p"/>
+                </m:rPr>
+                <m:t>,</m:t>
+              </m:r>
+              <m:r>
+                <m:t>7</m:t>
+              </m:r>
+              <m:r>
+                <m:rPr>
+                  <m:sty m:val="p"/>
+                </m:rPr>
+                <m:t>,</m:t>
+              </m:r>
+              <m:r>
+                <m:t>9</m:t>
+              </m:r>
+              <m:r>
+                <m:rPr>
+                  <m:sty m:val="p"/>
+                </m:rPr>
+                <m:t>}</m:t>
+              </m:r>
+            </m:e>
+          </m:d>
+        </m:oMath>
+      </m:oMathPara>
+    </w:p>
+    <w:p>
+      <w:pPr>
+        <w:pStyle w:val="FirstParagraph"/>
+      </w:pPr>
+      <m:oMathPara>
+        <m:oMathParaPr>
+          <m:jc m:val="center"/>
+        </m:oMathParaPr>
+        <m:oMath>
+          <m:r>
+            <m:rPr>
+              <m:nor/>
+              <m:sty m:val="p"/>
+            </m:rPr>
+            <m:t>Skor Item Genap </m:t>
+          </m:r>
+          <m:d>
+            <m:dPr>
+              <m:begChr m:val="("/>
+              <m:endChr m:val=")"/>
+              <m:sepChr m:val=""/>
+              <m:grow/>
+            </m:dPr>
+            <m:e>
+              <m:sSub>
+                <m:e>
+                  <m:r>
+                    <m:t>Y</m:t>
+                  </m:r>
+                </m:e>
+                <m:sub>
+                  <m:r>
+                    <m:t>j</m:t>
+                  </m:r>
+                </m:sub>
+              </m:sSub>
+            </m:e>
+          </m:d>
+          <m:r>
+            <m:rPr>
+              <m:sty m:val="p"/>
+            </m:rPr>
+            <m:t>=</m:t>
+          </m:r>
+          <m:r>
+            <m:t>5</m:t>
+          </m:r>
+          <m:r>
+            <m:rPr>
+              <m:sty m:val="p"/>
+            </m:rPr>
+            <m:t>−</m:t>
+          </m:r>
+          <m:sSub>
+            <m:e>
+              <m:r>
+                <m:t>R</m:t>
+              </m:r>
+            </m:e>
+            <m:sub>
+              <m:r>
+                <m:t>j</m:t>
+              </m:r>
+            </m:sub>
+          </m:sSub>
+          <m:r>
+            <m:t> </m:t>
+          </m:r>
+          <m:d>
+            <m:dPr>
+              <m:begChr m:val="("/>
+              <m:endChr m:val=")"/>
+              <m:sepChr m:val=""/>
+              <m:grow/>
+            </m:dPr>
+            <m:e>
+              <m:r>
+                <m:rPr>
+                  <m:nor/>
+                  <m:sty m:val="p"/>
+                </m:rPr>
+                <m:t>untuk </m:t>
+              </m:r>
+              <m:r>
+                <m:t>j</m:t>
+              </m:r>
+              <m:r>
+                <m:rPr>
+                  <m:sty m:val="p"/>
+                </m:rPr>
+                <m:t>∈</m:t>
+              </m:r>
+              <m:r>
+                <m:rPr>
+                  <m:sty m:val="p"/>
+                </m:rPr>
+                <m:t>{</m:t>
+              </m:r>
+              <m:r>
+                <m:t>2</m:t>
+              </m:r>
+              <m:r>
+                <m:rPr>
+                  <m:sty m:val="p"/>
+                </m:rPr>
+                <m:t>,</m:t>
+              </m:r>
+              <m:r>
+                <m:t>4</m:t>
+              </m:r>
+              <m:r>
+                <m:rPr>
+                  <m:sty m:val="p"/>
+                </m:rPr>
+                <m:t>,</m:t>
+              </m:r>
+              <m:r>
+                <m:t>6</m:t>
+              </m:r>
+              <m:r>
+                <m:rPr>
+                  <m:sty m:val="p"/>
+                </m:rPr>
+                <m:t>,</m:t>
+              </m:r>
+              <m:r>
+                <m:t>8</m:t>
+              </m:r>
+              <m:r>
+                <m:rPr>
+                  <m:sty m:val="p"/>
+                </m:rPr>
+                <m:t>,</m:t>
+              </m:r>
+              <m:r>
+                <m:t>10</m:t>
+              </m:r>
+              <m:r>
+                <m:rPr>
+                  <m:sty m:val="p"/>
+                </m:rPr>
+                <m:t>}</m:t>
+              </m:r>
+            </m:e>
+          </m:d>
+        </m:oMath>
+      </m:oMathPara>
+    </w:p>
+    <w:p>
+      <w:pPr>
+        <w:pStyle w:val="FirstParagraph"/>
+      </w:pPr>
+      <m:oMathPara>
+        <m:oMathParaPr>
+          <m:jc m:val="center"/>
+        </m:oMathParaPr>
+        <m:oMath>
+          <m:r>
+            <m:rPr>
+              <m:nor/>
+              <m:sty m:val="p"/>
+            </m:rPr>
+            <m:t>Skor Komposit SUS</m:t>
+          </m:r>
+          <m:r>
+            <m:rPr>
+              <m:sty m:val="p"/>
+            </m:rPr>
+            <m:t>=</m:t>
+          </m:r>
+          <m:r>
+            <m:t>2.5</m:t>
+          </m:r>
+          <m:r>
+            <m:rPr>
+              <m:sty m:val="p"/>
+            </m:rPr>
+            <m:t>×</m:t>
+          </m:r>
+          <m:d>
+            <m:dPr>
+              <m:begChr m:val="("/>
+              <m:endChr m:val=")"/>
+              <m:sepChr m:val=""/>
+              <m:grow/>
+            </m:dPr>
+            <m:e>
+              <m:nary>
+                <m:naryPr>
+                  <m:chr m:val="∑"/>
+                  <m:limLoc m:val="undOvr"/>
+                  <m:subHide m:val="off"/>
+                  <m:supHide m:val="on"/>
+                </m:naryPr>
+                <m:sub>
+                  <m:r>
+                    <m:t>i</m:t>
+                  </m:r>
+                </m:sub>
+                <m:sup>
+                  <m:r>
+                    <m:t>​</m:t>
+                  </m:r>
+                </m:sup>
+                <m:e>
+                  <m:sSub>
+                    <m:e>
+                      <m:r>
+                        <m:t>X</m:t>
+                      </m:r>
+                    </m:e>
+                    <m:sub>
+                      <m:r>
+                        <m:t>i</m:t>
+                      </m:r>
+                    </m:sub>
+                  </m:sSub>
+                </m:e>
+              </m:nary>
+              <m:r>
+                <m:rPr>
+                  <m:sty m:val="p"/>
+                </m:rPr>
+                <m:t>+</m:t>
+              </m:r>
+              <m:nary>
+                <m:naryPr>
+                  <m:chr m:val="∑"/>
+                  <m:limLoc m:val="undOvr"/>
+                  <m:subHide m:val="off"/>
+                  <m:supHide m:val="on"/>
+                </m:naryPr>
+                <m:sub>
+                  <m:r>
+                    <m:t>j</m:t>
+                  </m:r>
+                </m:sub>
+                <m:sup>
+                  <m:r>
+                    <m:t>​</m:t>
+                  </m:r>
+                </m:sup>
+                <m:e>
+                  <m:sSub>
+                    <m:e>
+                      <m:r>
+                        <m:t>Y</m:t>
+                      </m:r>
+                    </m:e>
+                    <m:sub>
+                      <m:r>
+                        <m:t>j</m:t>
+                      </m:r>
+                    </m:sub>
+                  </m:sSub>
+                </m:e>
+              </m:nary>
+            </m:e>
+          </m:d>
+        </m:oMath>
+      </m:oMathPara>
+    </w:p>
+    <w:p>
+      <w:pPr>
+        <w:pStyle w:val="FirstParagraph"/>
+      </w:pPr>
+      <w:r>
+        <w:t xml:space="preserve">Sistem yang diusulkan meraih skor rata-rata SUS sebesar</w:t>
       </w:r>
       <w:r>
         <w:t xml:space="preserve"> </w:t>
@@ -32405,7 +38279,7 @@
         <w:t xml:space="preserve"> </w:t>
       </w:r>
       <w:r>
-        <w:t xml:space="preserve">(peringkat persentil</w:t>
+        <w:t xml:space="preserve">(median = 85,00; rentang skor minimum 72,50 hingga maksimum 97,50). Berdasarkan kriteria evaluasi Bangor, Kortum, dan Miller (2008, 2009), skor 84,25 berada pada peringkat persentil</w:t>
       </w:r>
       <w:r>
         <w:t xml:space="preserve"> </w:t>
@@ -32443,7 +38317,7 @@
         <w:t xml:space="preserve">”</w:t>
       </w:r>
       <w:r>
-        <w:t xml:space="preserve">, dan predikat</w:t>
+        <w:t xml:space="preserve">, dengan predikat</w:t>
       </w:r>
       <w:r>
         <w:t xml:space="preserve"> </w:t>
@@ -32470,20 +38344,427 @@
         <w:t xml:space="preserve">”</w:t>
       </w:r>
       <w:r>
-        <w:t xml:space="preserve"> </w:t>
-      </w:r>
-      <w:r>
-        <w:t xml:space="preserve">pada skala adjektiva Bangor dkk.). Pengguna mengapresiasi kemudahan menyatakan kriteria spasial, jam buka, dan harga tiket hanya dalam satu kalimat tuturan alami tanpa perlu mencari-cari menu formulir.</w:t>
+        <w:t xml:space="preserve">.</w:t>
+      </w:r>
+    </w:p>
+    <w:p>
+      <w:pPr>
+        <w:pStyle w:val="BodyText"/>
+      </w:pPr>
+      <w:r>
+        <w:rPr>
+          <w:bCs/>
+          <w:b/>
+        </w:rPr>
+        <w:t xml:space="preserve">7. Uji Signifikansi Statistik Inferensial:</w:t>
+      </w:r>
+      <w:r>
+        <w:br/>
+      </w:r>
+      <w:r>
+        <w:t xml:space="preserve">- Uji normalitas selisih TCT menggunakan</w:t>
+      </w:r>
+      <w:r>
+        <w:t xml:space="preserve"> </w:t>
+      </w:r>
+      <w:r>
+        <w:rPr>
+          <w:iCs/>
+          <w:i/>
+        </w:rPr>
+        <w:t xml:space="preserve">Shapiro-Wilk test</w:t>
+      </w:r>
+      <w:r>
+        <w:t xml:space="preserve"> </w:t>
+      </w:r>
+      <w:r>
+        <w:t xml:space="preserve">menghasilkan nilai</w:t>
+      </w:r>
+      <w:r>
+        <w:t xml:space="preserve"> </w:t>
+      </w:r>
+      <m:oMath>
+        <m:r>
+          <m:t>W</m:t>
+        </m:r>
+        <m:r>
+          <m:rPr>
+            <m:sty m:val="p"/>
+          </m:rPr>
+          <m:t>=</m:t>
+        </m:r>
+        <m:r>
+          <m:t>0</m:t>
+        </m:r>
+        <m:r>
+          <m:rPr>
+            <m:sty m:val="p"/>
+          </m:rPr>
+          <m:t>,</m:t>
+        </m:r>
+        <m:r>
+          <m:t>968</m:t>
+        </m:r>
+      </m:oMath>
+      <w:r>
+        <w:t xml:space="preserve"> </w:t>
+      </w:r>
+      <w:r>
+        <w:t xml:space="preserve">(</w:t>
+      </w:r>
+      <m:oMath>
+        <m:r>
+          <m:t>p</m:t>
+        </m:r>
+        <m:r>
+          <m:rPr>
+            <m:sty m:val="p"/>
+          </m:rPr>
+          <m:t>=</m:t>
+        </m:r>
+        <m:r>
+          <m:t>0</m:t>
+        </m:r>
+        <m:r>
+          <m:rPr>
+            <m:sty m:val="p"/>
+          </m:rPr>
+          <m:t>,</m:t>
+        </m:r>
+        <m:r>
+          <m:t>482</m:t>
+        </m:r>
+        <m:r>
+          <m:rPr>
+            <m:sty m:val="p"/>
+          </m:rPr>
+          <m:t>&gt;</m:t>
+        </m:r>
+        <m:r>
+          <m:t>0</m:t>
+        </m:r>
+        <m:r>
+          <m:rPr>
+            <m:sty m:val="p"/>
+          </m:rPr>
+          <m:t>,</m:t>
+        </m:r>
+        <m:r>
+          <m:t>05</m:t>
+        </m:r>
+      </m:oMath>
+      <w:r>
+        <w:t xml:space="preserve">), mengonfirmasi bahwa data selisih berdistribusi normal.</w:t>
+      </w:r>
+      <w:r>
+        <w:t xml:space="preserve"> </w:t>
+      </w:r>
+      <w:r>
+        <w:t xml:space="preserve">- Uji beda parametrik</w:t>
+      </w:r>
+      <w:r>
+        <w:t xml:space="preserve"> </w:t>
+      </w:r>
+      <w:r>
+        <w:rPr>
+          <w:iCs/>
+          <w:i/>
+        </w:rPr>
+        <w:t xml:space="preserve">paired-samples t-test</w:t>
+      </w:r>
+      <w:r>
+        <w:t xml:space="preserve"> </w:t>
+      </w:r>
+      <w:r>
+        <w:t xml:space="preserve">membuktikan bahwa reduksi durasi waktu penyelesaian tugas antara WIMP (</w:t>
+      </w:r>
+      <m:oMath>
+        <m:r>
+          <m:t>37</m:t>
+        </m:r>
+        <m:r>
+          <m:rPr>
+            <m:sty m:val="p"/>
+          </m:rPr>
+          <m:t>,</m:t>
+        </m:r>
+        <m:r>
+          <m:t>11</m:t>
+        </m:r>
+        <m:r>
+          <m:rPr>
+            <m:sty m:val="p"/>
+          </m:rPr>
+          <m:t>±</m:t>
+        </m:r>
+        <m:r>
+          <m:t>5</m:t>
+        </m:r>
+        <m:r>
+          <m:rPr>
+            <m:sty m:val="p"/>
+          </m:rPr>
+          <m:t>,</m:t>
+        </m:r>
+        <m:r>
+          <m:t>73</m:t>
+        </m:r>
+      </m:oMath>
+      <w:r>
+        <w:t xml:space="preserve"> </w:t>
+      </w:r>
+      <w:r>
+        <w:t xml:space="preserve">s) dan Chat AI (</w:t>
+      </w:r>
+      <m:oMath>
+        <m:r>
+          <m:t>6</m:t>
+        </m:r>
+        <m:r>
+          <m:rPr>
+            <m:sty m:val="p"/>
+          </m:rPr>
+          <m:t>,</m:t>
+        </m:r>
+        <m:r>
+          <m:t>52</m:t>
+        </m:r>
+        <m:r>
+          <m:rPr>
+            <m:sty m:val="p"/>
+          </m:rPr>
+          <m:t>±</m:t>
+        </m:r>
+        <m:r>
+          <m:t>1</m:t>
+        </m:r>
+        <m:r>
+          <m:rPr>
+            <m:sty m:val="p"/>
+          </m:rPr>
+          <m:t>,</m:t>
+        </m:r>
+        <m:r>
+          <m:t>14</m:t>
+        </m:r>
+      </m:oMath>
+      <w:r>
+        <w:t xml:space="preserve"> </w:t>
+      </w:r>
+      <w:r>
+        <w:t xml:space="preserve">s) terbukti signifikan secara statistik:</w:t>
+      </w:r>
+      <w:r>
+        <w:t xml:space="preserve"> </w:t>
+      </w:r>
+      <m:oMath>
+        <m:r>
+          <m:t>t</m:t>
+        </m:r>
+        <m:d>
+          <m:dPr>
+            <m:begChr m:val="("/>
+            <m:endChr m:val=")"/>
+            <m:sepChr m:val=""/>
+            <m:grow/>
+          </m:dPr>
+          <m:e>
+            <m:r>
+              <m:t>29</m:t>
+            </m:r>
+          </m:e>
+        </m:d>
+        <m:r>
+          <m:rPr>
+            <m:sty m:val="p"/>
+          </m:rPr>
+          <m:t>=</m:t>
+        </m:r>
+        <m:r>
+          <m:t>28</m:t>
+        </m:r>
+        <m:r>
+          <m:rPr>
+            <m:sty m:val="p"/>
+          </m:rPr>
+          <m:t>,</m:t>
+        </m:r>
+        <m:r>
+          <m:t>42</m:t>
+        </m:r>
+      </m:oMath>
+      <w:r>
+        <w:t xml:space="preserve">,</w:t>
+      </w:r>
+      <w:r>
+        <w:t xml:space="preserve"> </w:t>
+      </w:r>
+      <m:oMath>
+        <m:r>
+          <m:t>p</m:t>
+        </m:r>
+        <m:r>
+          <m:rPr>
+            <m:sty m:val="p"/>
+          </m:rPr>
+          <m:t>&lt;</m:t>
+        </m:r>
+        <m:r>
+          <m:t>0</m:t>
+        </m:r>
+        <m:r>
+          <m:rPr>
+            <m:sty m:val="p"/>
+          </m:rPr>
+          <m:t>,</m:t>
+        </m:r>
+        <m:r>
+          <m:t>001</m:t>
+        </m:r>
+      </m:oMath>
+      <w:r>
+        <w:t xml:space="preserve">. Ukuran efek diukur menggunakan</w:t>
+      </w:r>
+      <w:r>
+        <w:t xml:space="preserve"> </w:t>
+      </w:r>
+      <w:r>
+        <w:rPr>
+          <w:iCs/>
+          <w:i/>
+        </w:rPr>
+        <w:t xml:space="preserve">Cohen’s d</w:t>
+      </w:r>
+      <w:r>
+        <w:t xml:space="preserve"> </w:t>
+      </w:r>
+      <w:r>
+        <w:t xml:space="preserve">sebesar</w:t>
+      </w:r>
+      <w:r>
+        <w:t xml:space="preserve"> </w:t>
+      </w:r>
+      <w:r>
+        <w:rPr>
+          <w:bCs/>
+          <w:b/>
+        </w:rPr>
+        <w:t xml:space="preserve">5,19</w:t>
+      </w:r>
+      <w:r>
+        <w:t xml:space="preserve"> </w:t>
+      </w:r>
+      <w:r>
+        <w:t xml:space="preserve">(kategori efek luar biasa besar /</w:t>
+      </w:r>
+      <w:r>
+        <w:t xml:space="preserve"> </w:t>
+      </w:r>
+      <w:r>
+        <w:rPr>
+          <w:iCs/>
+          <w:i/>
+        </w:rPr>
+        <w:t xml:space="preserve">huge effect size</w:t>
+      </w:r>
+      <w:r>
+        <w:t xml:space="preserve">).</w:t>
+      </w:r>
+      <w:r>
+        <w:t xml:space="preserve"> </w:t>
+      </w:r>
+      <w:r>
+        <w:t xml:space="preserve">- Uji non-parametrik</w:t>
+      </w:r>
+      <w:r>
+        <w:t xml:space="preserve"> </w:t>
+      </w:r>
+      <w:r>
+        <w:rPr>
+          <w:iCs/>
+          <w:i/>
+        </w:rPr>
+        <w:t xml:space="preserve">Wilcoxon signed-rank test</w:t>
+      </w:r>
+      <w:r>
+        <w:t xml:space="preserve"> </w:t>
+      </w:r>
+      <w:r>
+        <w:t xml:space="preserve">memperkuat temuan ini dengan nilai</w:t>
+      </w:r>
+      <w:r>
+        <w:t xml:space="preserve"> </w:t>
+      </w:r>
+      <m:oMath>
+        <m:r>
+          <m:t>Z</m:t>
+        </m:r>
+        <m:r>
+          <m:rPr>
+            <m:sty m:val="p"/>
+          </m:rPr>
+          <m:t>=</m:t>
+        </m:r>
+        <m:r>
+          <m:rPr>
+            <m:sty m:val="p"/>
+          </m:rPr>
+          <m:t>−</m:t>
+        </m:r>
+        <m:r>
+          <m:t>4</m:t>
+        </m:r>
+        <m:r>
+          <m:rPr>
+            <m:sty m:val="p"/>
+          </m:rPr>
+          <m:t>,</m:t>
+        </m:r>
+        <m:r>
+          <m:t>78</m:t>
+        </m:r>
+      </m:oMath>
+      <w:r>
+        <w:t xml:space="preserve"> </w:t>
+      </w:r>
+      <w:r>
+        <w:t xml:space="preserve">(</w:t>
+      </w:r>
+      <m:oMath>
+        <m:r>
+          <m:t>p</m:t>
+        </m:r>
+        <m:r>
+          <m:rPr>
+            <m:sty m:val="p"/>
+          </m:rPr>
+          <m:t>&lt;</m:t>
+        </m:r>
+        <m:r>
+          <m:t>0</m:t>
+        </m:r>
+        <m:r>
+          <m:rPr>
+            <m:sty m:val="p"/>
+          </m:rPr>
+          <m:t>,</m:t>
+        </m:r>
+        <m:r>
+          <m:t>001</m:t>
+        </m:r>
+      </m:oMath>
+      <w:r>
+        <w:t xml:space="preserve">), menegaskan konsistensi keunggulan efisiensi antarmuka percakapan pada seluruh responden.</w:t>
       </w:r>
     </w:p>
     <w:bookmarkEnd w:id="91"/>
-    <w:bookmarkStart w:id="92" w:name="X9ad18d08088be7c0c2c9a38c2f554566eba2e2f"/>
+    <w:bookmarkStart w:id="92" w:name="X1c56b875318822d7907914fedfa679dcb69d37b"/>
     <w:p>
       <w:pPr>
         <w:pStyle w:val="Heading3"/>
       </w:pPr>
       <w:r>
-        <w:t xml:space="preserve">4.9 Generalisabilitas Spasial dan Portabilitas Lintas Wilayah</w:t>
+        <w:t xml:space="preserve">4.9 Generalisabilitas Spasial, Provenansi Layanan OSRM, dan Keterbatasan Sistem</w:t>
       </w:r>
     </w:p>
     <w:p>
@@ -32501,160 +38782,450 @@
         <w:t xml:space="preserve">geographic transferability</w:t>
       </w:r>
       <w:r>
-        <w:t xml:space="preserve">), arsitektur sistem dirancang dengan prinsip pemisahan mutlak antara logika kontrol aplikasi dan data spasial wilayah:</w:t>
-      </w:r>
-      <w:r>
-        <w:t xml:space="preserve"> </w:t>
-      </w:r>
-      <w:r>
-        <w:t xml:space="preserve">1.</w:t>
-      </w:r>
-      <w:r>
-        <w:t xml:space="preserve"> </w:t>
-      </w:r>
+        <w:t xml:space="preserve">) dan transparansi metodologi ilmiah, beberapa aspek arsitektural dan ketergantungan eksternal dianalisis sebagai berikut:</w:t>
+      </w:r>
+    </w:p>
+    <w:p>
+      <w:pPr>
+        <w:pStyle w:val="BodyText"/>
+      </w:pPr>
       <w:r>
         <w:rPr>
           <w:bCs/>
           <w:b/>
         </w:rPr>
-        <w:t xml:space="preserve">Ontologi Semantik Agnostik Wilayah:</w:t>
-      </w:r>
-      <w:r>
-        <w:t xml:space="preserve"> </w:t>
-      </w:r>
-      <w:r>
-        <w:t xml:space="preserve">Skema CSIR, ontologi operator spasial (</w:t>
-      </w:r>
-      <w:r>
-        <w:rPr>
-          <w:rStyle w:val="VerbatimChar"/>
-        </w:rPr>
-        <w:t xml:space="preserve">nearest</w:t>
-      </w:r>
-      <w:r>
-        <w:t xml:space="preserve">,</w:t>
-      </w:r>
-      <w:r>
-        <w:t xml:space="preserve"> </w:t>
-      </w:r>
-      <w:r>
-        <w:rPr>
-          <w:rStyle w:val="VerbatimChar"/>
-        </w:rPr>
-        <w:t xml:space="preserve">within_radius</w:t>
-      </w:r>
-      <w:r>
-        <w:t xml:space="preserve">,</w:t>
-      </w:r>
-      <w:r>
-        <w:t xml:space="preserve"> </w:t>
-      </w:r>
-      <w:r>
-        <w:rPr>
-          <w:rStyle w:val="VerbatimChar"/>
-        </w:rPr>
-        <w:t xml:space="preserve">within_admin_area</w:t>
-      </w:r>
-      <w:r>
-        <w:t xml:space="preserve">), dan validator 6-dimensi berlaku secara universal untuk sembarang tata ruang pariwisata perkotaan maupun pedesaan.</w:t>
-      </w:r>
-      <w:r>
-        <w:t xml:space="preserve"> </w:t>
-      </w:r>
-      <w:r>
-        <w:t xml:space="preserve">2.</w:t>
-      </w:r>
-      <w:r>
-        <w:t xml:space="preserve"> </w:t>
-      </w:r>
-      <w:r>
-        <w:rPr>
+        <w:t xml:space="preserve">1. Portabilitas Geografis dengan Rekonfigurasi Spesifik-Domain Terbatas (</w:t>
+      </w:r>
+      <w:r>
+        <w:rPr>
+          <w:iCs/>
+          <w:i/>
           <w:bCs/>
           <w:b/>
         </w:rPr>
-        <w:t xml:space="preserve">Migrasi Wilayah Tanpa Ubah Kode (</w:t>
-      </w:r>
-      <w:r>
-        <w:rPr>
-          <w:iCs/>
-          <w:i/>
+        <w:t xml:space="preserve">Geographic Portability with Limited Domain-Specific Reconfiguration</w:t>
+      </w:r>
+      <w:r>
+        <w:rPr>
           <w:bCs/>
           <w:b/>
         </w:rPr>
-        <w:t xml:space="preserve">Zero-Code Geographic Migration</w:t>
+        <w:t xml:space="preserve">):</w:t>
+      </w:r>
+      <w:r>
+        <w:br/>
+      </w:r>
+      <w:r>
+        <w:t xml:space="preserve">Alih-alih mengklaim generalisasi mutlak tanpa ubah kode (</w:t>
+      </w:r>
+      <w:r>
+        <w:rPr>
+          <w:iCs/>
+          <w:i/>
+        </w:rPr>
+        <w:t xml:space="preserve">zero-code portability</w:t>
+      </w:r>
+      <w:r>
+        <w:t xml:space="preserve">), penelitian ini secara realistis memposisikan bahwa</w:t>
+      </w:r>
+      <w:r>
+        <w:t xml:space="preserve"> </w:t>
       </w:r>
       <w:r>
         <w:rPr>
           <w:bCs/>
           <w:b/>
         </w:rPr>
-        <w:t xml:space="preserve">):</w:t>
-      </w:r>
-      <w:r>
-        <w:t xml:space="preserve"> </w:t>
-      </w:r>
-      <w:r>
-        <w:t xml:space="preserve">Pemindahan sistem ke kawasan metropolitan lain (seperti Yogyakarta, Bandung, atau Bali) hanya memerlukan pembaruan koordinat kotak batas (</w:t>
-      </w:r>
-      <w:r>
-        <w:rPr>
-          <w:iCs/>
-          <w:i/>
-        </w:rPr>
-        <w:t xml:space="preserve">bounding box</w:t>
-      </w:r>
-      <w:r>
-        <w:t xml:space="preserve">) dan penyesuaian baris data relasional POI pada MySQL 8.0. Mesin kompilasi CodeIgniter 4, fungsi</w:t>
-      </w:r>
-      <w:r>
-        <w:t xml:space="preserve"> </w:t>
-      </w:r>
-      <w:r>
-        <w:rPr>
-          <w:rStyle w:val="VerbatimChar"/>
-        </w:rPr>
-        <w:t xml:space="preserve">ST_Distance_Sphere</w:t>
-      </w:r>
-      <w:r>
-        <w:t xml:space="preserve">, dan</w:t>
-      </w:r>
-      <w:r>
-        <w:t xml:space="preserve"> </w:t>
-      </w:r>
-      <w:r>
-        <w:rPr>
-          <w:iCs/>
-          <w:i/>
-        </w:rPr>
-        <w:t xml:space="preserve">firewall</w:t>
-      </w:r>
-      <w:r>
-        <w:t xml:space="preserve"> </w:t>
-      </w:r>
-      <w:r>
-        <w:t xml:space="preserve">grounding tidak memerlukan perubahan kode struktural.</w:t>
-      </w:r>
-      <w:r>
-        <w:t xml:space="preserve"> </w:t>
-      </w:r>
-      <w:r>
-        <w:t xml:space="preserve">3.</w:t>
-      </w:r>
-      <w:r>
-        <w:t xml:space="preserve"> </w:t>
-      </w:r>
-      <w:r>
-        <w:rPr>
+        <w:t xml:space="preserve">arsitektur sistem dirancang untuk mendukung portabilitas geografis dengan rekonfigurasi spesifik-domain terbatas (</w:t>
+      </w:r>
+      <w:r>
+        <w:rPr>
+          <w:iCs/>
+          <w:i/>
           <w:bCs/>
           <w:b/>
         </w:rPr>
-        <w:t xml:space="preserve">Kemandirian Piranti Peta Terbuka:</w:t>
-      </w:r>
-      <w:r>
-        <w:t xml:space="preserve"> </w:t>
-      </w:r>
-      <w:r>
-        <w:t xml:space="preserve">Penggunaan Leaflet.js dengan standar OGC GeoJSON dan instans routing publik OSRM memungkinkan replikasi mandiri tanpa kendala royalti atau lisensi API komersial.</w:t>
+        <w:t xml:space="preserve">the architecture is designed to support geographic portability with limited domain-specific reconfiguration</w:t>
+      </w:r>
+      <w:r>
+        <w:rPr>
+          <w:bCs/>
+          <w:b/>
+        </w:rPr>
+        <w:t xml:space="preserve">)</w:t>
+      </w:r>
+      <w:r>
+        <w:t xml:space="preserve">. Komponen inti yang bersifat modular dan dapat digunakan kembali tanpa perubahan kode meliputi: mesin pengurai</w:t>
+      </w:r>
+      <w:r>
+        <w:t xml:space="preserve"> </w:t>
+      </w:r>
+      <w:r>
+        <w:rPr>
+          <w:iCs/>
+          <w:i/>
+        </w:rPr>
+        <w:t xml:space="preserve">Canonical Spatial Intent Representation</w:t>
+      </w:r>
+      <w:r>
+        <w:t xml:space="preserve"> </w:t>
+      </w:r>
+      <w:r>
+        <w:t xml:space="preserve">(CSIR), algoritma</w:t>
+      </w:r>
+      <w:r>
+        <w:t xml:space="preserve"> </w:t>
+      </w:r>
+      <w:r>
+        <w:rPr>
+          <w:iCs/>
+          <w:i/>
+        </w:rPr>
+        <w:t xml:space="preserve">SirValidator</w:t>
+      </w:r>
+      <w:r>
+        <w:t xml:space="preserve"> </w:t>
+      </w:r>
+      <w:r>
+        <w:t xml:space="preserve">6-dimensi, modul</w:t>
+      </w:r>
+      <w:r>
+        <w:t xml:space="preserve"> </w:t>
+      </w:r>
+      <w:r>
+        <w:rPr>
+          <w:iCs/>
+          <w:i/>
+        </w:rPr>
+        <w:t xml:space="preserve">Deterministic Spatial Query Compiler</w:t>
+      </w:r>
+      <w:r>
+        <w:t xml:space="preserve">, formula jarak</w:t>
+      </w:r>
+      <w:r>
+        <w:t xml:space="preserve"> </w:t>
+      </w:r>
+      <w:r>
+        <w:rPr>
+          <w:rStyle w:val="VerbatimChar"/>
+        </w:rPr>
+        <w:t xml:space="preserve">ST_Distance_Sphere</w:t>
+      </w:r>
+      <w:r>
+        <w:t xml:space="preserve">, dan modul</w:t>
+      </w:r>
+      <w:r>
+        <w:t xml:space="preserve"> </w:t>
+      </w:r>
+      <w:r>
+        <w:rPr>
+          <w:iCs/>
+          <w:i/>
+        </w:rPr>
+        <w:t xml:space="preserve">Claim-Level Grounding Validator</w:t>
+      </w:r>
+      <w:r>
+        <w:t xml:space="preserve">. Namun demikian, replikasi sistem ke wilayah perkotaan atau pedesaan lain menuntut rekonfigurasi spesifik-domain yang meliputi:</w:t>
+      </w:r>
+      <w:r>
+        <w:t xml:space="preserve"> </w:t>
+      </w:r>
+      <w:r>
+        <w:t xml:space="preserve">- Pembaruan koordinat kotak batas geospasial (</w:t>
+      </w:r>
+      <w:r>
+        <w:rPr>
+          <w:iCs/>
+          <w:i/>
+        </w:rPr>
+        <w:t xml:space="preserve">bounding box</w:t>
+      </w:r>
+      <w:r>
+        <w:t xml:space="preserve">) dan registrasi data relasional POI baru pada basis data MySQL.</w:t>
+      </w:r>
+      <w:r>
+        <w:t xml:space="preserve"> </w:t>
+      </w:r>
+      <w:r>
+        <w:t xml:space="preserve">- Penyesuaian taksonomi kategori wisata lokal (misalnya penambahan kategori</w:t>
+      </w:r>
+      <w:r>
+        <w:t xml:space="preserve"> </w:t>
+      </w:r>
+      <w:r>
+        <w:rPr>
+          <w:iCs/>
+          <w:i/>
+        </w:rPr>
+        <w:t xml:space="preserve">Wisata Religi Keraton</w:t>
+      </w:r>
+      <w:r>
+        <w:t xml:space="preserve"> </w:t>
+      </w:r>
+      <w:r>
+        <w:t xml:space="preserve">atau</w:t>
+      </w:r>
+      <w:r>
+        <w:t xml:space="preserve"> </w:t>
+      </w:r>
+      <w:r>
+        <w:rPr>
+          <w:iCs/>
+          <w:i/>
+        </w:rPr>
+        <w:t xml:space="preserve">Wisata Belanja Tekstil</w:t>
+      </w:r>
+      <w:r>
+        <w:t xml:space="preserve">).</w:t>
+      </w:r>
+      <w:r>
+        <w:t xml:space="preserve"> </w:t>
+      </w:r>
+      <w:r>
+        <w:t xml:space="preserve">- Penyesuaian hierarki nama administratif lokal (nama kecamatan, distrik, atau nagari/kelurahan).</w:t>
+      </w:r>
+      <w:r>
+        <w:t xml:space="preserve"> </w:t>
+      </w:r>
+      <w:r>
+        <w:t xml:space="preserve">- Pembaruan kosakata entitas luar-lingkup (</w:t>
+      </w:r>
+      <w:r>
+        <w:rPr>
+          <w:iCs/>
+          <w:i/>
+        </w:rPr>
+        <w:t xml:space="preserve">out-of-scope vocabulary</w:t>
+      </w:r>
+      <w:r>
+        <w:t xml:space="preserve">) yang relevan dengan geografi kota baru.</w:t>
+      </w:r>
+      <w:r>
+        <w:t xml:space="preserve"> </w:t>
+      </w:r>
+      <w:r>
+        <w:t xml:space="preserve">- Penyesuaian semantik jam operasional lokal dan profil perutean jalan raya OSRM.</w:t>
+      </w:r>
+    </w:p>
+    <w:p>
+      <w:pPr>
+        <w:pStyle w:val="BodyText"/>
+      </w:pPr>
+      <w:r>
+        <w:rPr>
+          <w:bCs/>
+          <w:b/>
+        </w:rPr>
+        <w:t xml:space="preserve">2. Posisi Layanan OSRM dan Batasan Komputasi Eksternal (</w:t>
+      </w:r>
+      <w:r>
+        <w:rPr>
+          <w:iCs/>
+          <w:i/>
+          <w:bCs/>
+          <w:b/>
+        </w:rPr>
+        <w:t xml:space="preserve">OSRM Provenance and Limitations</w:t>
+      </w:r>
+      <w:r>
+        <w:rPr>
+          <w:bCs/>
+          <w:b/>
+        </w:rPr>
+        <w:t xml:space="preserve">):</w:t>
+      </w:r>
+      <w:r>
+        <w:br/>
+      </w:r>
+      <w:r>
+        <w:t xml:space="preserve">Arsitektur sistem memisahkan secara tegas antara komputasi spasial faktual dan visualisasi rute navigasi:</w:t>
+      </w:r>
+      <w:r>
+        <w:t xml:space="preserve"> </w:t>
+      </w:r>
+      <w:r>
+        <w:t xml:space="preserve">-</w:t>
+      </w:r>
+      <w:r>
+        <w:t xml:space="preserve"> </w:t>
+      </w:r>
+      <w:r>
+        <w:rPr>
+          <w:bCs/>
+          <w:b/>
+        </w:rPr>
+        <w:t xml:space="preserve">MySQL 8.0 Spatial Engine (</w:t>
+      </w:r>
+      <w:r>
+        <w:rPr>
+          <w:rStyle w:val="VerbatimChar"/>
+          <w:bCs/>
+          <w:b/>
+        </w:rPr>
+        <w:t xml:space="preserve">ST_Distance_Sphere</w:t>
+      </w:r>
+      <w:r>
+        <w:rPr>
+          <w:bCs/>
+          <w:b/>
+        </w:rPr>
+        <w:t xml:space="preserve">):</w:t>
+      </w:r>
+      <w:r>
+        <w:t xml:space="preserve"> </w:t>
+      </w:r>
+      <w:r>
+        <w:t xml:space="preserve">Bertanggung jawab 100% atas komputasi spasial faktual, penyaringan radius, dan pengurutan kandidat terdekat secara deterministik di dalam basis data (latensi 1,21 ms). Ini merupakan kontribusi komputasi spasial utama.</w:t>
+      </w:r>
+      <w:r>
+        <w:t xml:space="preserve"> </w:t>
+      </w:r>
+      <w:r>
+        <w:t xml:space="preserve">-</w:t>
+      </w:r>
+      <w:r>
+        <w:t xml:space="preserve"> </w:t>
+      </w:r>
+      <w:r>
+        <w:rPr>
+          <w:bCs/>
+          <w:b/>
+        </w:rPr>
+        <w:t xml:space="preserve">Open Source Routing Machine (OSRM):</w:t>
+      </w:r>
+      <w:r>
+        <w:t xml:space="preserve"> </w:t>
+      </w:r>
+      <w:r>
+        <w:t xml:space="preserve">Diposisikan secara eksklusif sebagai layanan pendukung (</w:t>
+      </w:r>
+      <w:r>
+        <w:rPr>
+          <w:iCs/>
+          <w:i/>
+        </w:rPr>
+        <w:t xml:space="preserve">auxiliary presentation service</w:t>
+      </w:r>
+      <w:r>
+        <w:t xml:space="preserve">) untuk menghasilkan garis polyline rute jalan raya dan estimasi waktu berkendara pada peta Leaflet.js.</w:t>
+      </w:r>
+      <w:r>
+        <w:t xml:space="preserve"> </w:t>
+      </w:r>
+      <w:r>
+        <w:t xml:space="preserve">-</w:t>
+      </w:r>
+      <w:r>
+        <w:t xml:space="preserve"> </w:t>
+      </w:r>
+      <w:r>
+        <w:rPr>
+          <w:bCs/>
+          <w:b/>
+        </w:rPr>
+        <w:t xml:space="preserve">Provenansi Data dan Ketergantungan Eksternal:</w:t>
+      </w:r>
+      <w:r>
+        <w:t xml:space="preserve"> </w:t>
+      </w:r>
+      <w:r>
+        <w:t xml:space="preserve">Data jaringan jalan bersumber dari OpenStreetMap (OSM) di bawah lisensi</w:t>
+      </w:r>
+      <w:r>
+        <w:t xml:space="preserve"> </w:t>
+      </w:r>
+      <w:r>
+        <w:rPr>
+          <w:iCs/>
+          <w:i/>
+        </w:rPr>
+        <w:t xml:space="preserve">Open Database License</w:t>
+      </w:r>
+      <w:r>
+        <w:t xml:space="preserve"> </w:t>
+      </w:r>
+      <w:r>
+        <w:t xml:space="preserve">(ODbL). Penggunaan instans publik OSRM (</w:t>
+      </w:r>
+      <w:r>
+        <w:rPr>
+          <w:rStyle w:val="VerbatimChar"/>
+        </w:rPr>
+        <w:t xml:space="preserve">router.project-osrm.org</w:t>
+      </w:r>
+      <w:r>
+        <w:t xml:space="preserve">) memiliki ketergantungan eksternal yang relevan terhadap replikabilitas: (a) topologi jalan OSM diperbarui secara dinamis oleh komunitas; (b) server publik OSRM menerapkan pembatasan frekuensi kueri (</w:t>
+      </w:r>
+      <w:r>
+        <w:rPr>
+          <w:iCs/>
+          <w:i/>
+        </w:rPr>
+        <w:t xml:space="preserve">rate limiting</w:t>
+      </w:r>
+      <w:r>
+        <w:t xml:space="preserve">); dan (c) latensi jaringan eksternal OSRM (rata-rata 88,40 ms, rentang 45,20–142,50 ms) berada di luar kendali server lokal.</w:t>
+      </w:r>
+      <w:r>
+        <w:br/>
+      </w:r>
+      <w:r>
+        <w:t xml:space="preserve">-</w:t>
+      </w:r>
+      <w:r>
+        <w:t xml:space="preserve"> </w:t>
+      </w:r>
+      <w:r>
+        <w:rPr>
+          <w:bCs/>
+          <w:b/>
+        </w:rPr>
+        <w:t xml:space="preserve">Ketahanan Arsitektural (</w:t>
+      </w:r>
+      <w:r>
+        <w:rPr>
+          <w:iCs/>
+          <w:i/>
+          <w:bCs/>
+          <w:b/>
+        </w:rPr>
+        <w:t xml:space="preserve">Fault Tolerance</w:t>
+      </w:r>
+      <w:r>
+        <w:rPr>
+          <w:bCs/>
+          <w:b/>
+        </w:rPr>
+        <w:t xml:space="preserve">):</w:t>
+      </w:r>
+      <w:r>
+        <w:t xml:space="preserve"> </w:t>
+      </w:r>
+      <w:r>
+        <w:t xml:space="preserve">Arsitektur sistem mengisolasi kegagalan layanan eksternal. Jika server OSRM mengalami gangguan jaringan atau</w:t>
+      </w:r>
+      <w:r>
+        <w:t xml:space="preserve"> </w:t>
+      </w:r>
+      <w:r>
+        <w:rPr>
+          <w:iCs/>
+          <w:i/>
+        </w:rPr>
+        <w:t xml:space="preserve">downtime</w:t>
+      </w:r>
+      <w:r>
+        <w:t xml:space="preserve">, proses pencarian destinasi wisata, seleksi kandidat SQL, dan perangkaian teks rekomendasi ter-grounding tetap beroperasi 100% secara normal dengan fallback tampilan vektor garis lurus (</w:t>
+      </w:r>
+      <w:r>
+        <w:rPr>
+          <w:iCs/>
+          <w:i/>
+        </w:rPr>
+        <w:t xml:space="preserve">Euclidean direct vector</w:t>
+      </w:r>
+      <w:r>
+        <w:t xml:space="preserve">).</w:t>
       </w:r>
     </w:p>
     <w:p>
@@ -32889,13 +39460,10 @@
         <w:t xml:space="preserve">97,50%</w:t>
       </w:r>
       <w:r>
-        <w:t xml:space="preserve">.</w:t>
-      </w:r>
-      <w:r>
-        <w:t xml:space="preserve"> </w:t>
-      </w:r>
-      <w:r>
-        <w:t xml:space="preserve">3. Penerapan</w:t>
+        <w:t xml:space="preserve"> </w:t>
+      </w:r>
+      <w:r>
+        <w:t xml:space="preserve">(39/40). Komputasi spasial basis data mencatatkan rata-rata</w:t>
       </w:r>
       <w:r>
         <w:t xml:space="preserve"> </w:t>
@@ -32905,62 +39473,16 @@
           <w:bCs/>
           <w:b/>
         </w:rPr>
-        <w:t xml:space="preserve">Algorithmic Grounding Validator</w:t>
-      </w:r>
-      <w:r>
-        <w:t xml:space="preserve"> </w:t>
-      </w:r>
-      <w:r>
-        <w:t xml:space="preserve">pasca-generasi dan</w:t>
-      </w:r>
-      <w:r>
-        <w:t xml:space="preserve"> </w:t>
-      </w:r>
-      <w:r>
-        <w:rPr>
-          <w:iCs/>
-          <w:i/>
-        </w:rPr>
-        <w:t xml:space="preserve">Strict Grounding Contract</w:t>
-      </w:r>
-      <w:r>
-        <w:t xml:space="preserve"> </w:t>
-      </w:r>
-      <w:r>
-        <w:t xml:space="preserve">terbukti memitigasi halusinasi entitas terfabrikasi di bawah kondisi pengujian benchmark (</w:t>
-      </w:r>
-      <w:r>
-        <w:rPr>
-          <w:iCs/>
-          <w:i/>
-        </w:rPr>
-        <w:t xml:space="preserve">mitigates fabricated-entity hallucination under the evaluated benchmark conditions</w:t>
-      </w:r>
-      <w:r>
-        <w:t xml:space="preserve">), dengan tidak ditemukannya satupun objek wisata terfabrikasi (</w:t>
-      </w:r>
-      <w:r>
-        <w:rPr>
-          <w:iCs/>
-          <w:i/>
-        </w:rPr>
-        <w:t xml:space="preserve">no fabricated POIs were observed</w:t>
-      </w:r>
-      <w:r>
-        <w:t xml:space="preserve"> </w:t>
-      </w:r>
-      <w:r>
-        <w:t xml:space="preserve">/</w:t>
-      </w:r>
-      <w:r>
-        <w:t xml:space="preserve"> </w:t>
-      </w:r>
-      <w:r>
-        <w:rPr>
-          <w:iCs/>
-          <w:i/>
-        </w:rPr>
-        <w:t xml:space="preserve">Entity Fabrication Rate</w:t>
+        <w:t xml:space="preserve">1,21 ms</w:t>
+      </w:r>
+      <w:r>
+        <w:t xml:space="preserve">, dengan peningkatan moderat hingga 6,11 ms pada pengujian beban 10.000 titik sintetis.</w:t>
+      </w:r>
+      <w:r>
+        <w:t xml:space="preserve"> </w:t>
+      </w:r>
+      <w:r>
+        <w:t xml:space="preserve">3. Penerapan</w:t>
       </w:r>
       <w:r>
         <w:t xml:space="preserve"> </w:t>
@@ -32970,20 +39492,62 @@
           <w:bCs/>
           <w:b/>
         </w:rPr>
-        <w:t xml:space="preserve">0,00%</w:t>
-      </w:r>
-      <w:r>
-        <w:t xml:space="preserve">),</w:t>
-      </w:r>
-      <w:r>
-        <w:t xml:space="preserve"> </w:t>
-      </w:r>
-      <w:r>
-        <w:rPr>
-          <w:iCs/>
-          <w:i/>
-        </w:rPr>
-        <w:t xml:space="preserve">Grounding Fidelity</w:t>
+        <w:t xml:space="preserve">Algorithmic Grounding Validator</w:t>
+      </w:r>
+      <w:r>
+        <w:t xml:space="preserve"> </w:t>
+      </w:r>
+      <w:r>
+        <w:t xml:space="preserve">pasca-generasi dan</w:t>
+      </w:r>
+      <w:r>
+        <w:t xml:space="preserve"> </w:t>
+      </w:r>
+      <w:r>
+        <w:rPr>
+          <w:iCs/>
+          <w:i/>
+        </w:rPr>
+        <w:t xml:space="preserve">Strict Grounding Contract</w:t>
+      </w:r>
+      <w:r>
+        <w:t xml:space="preserve"> </w:t>
+      </w:r>
+      <w:r>
+        <w:t xml:space="preserve">terbukti memitigasi halusinasi entitas terfabrikasi di bawah kondisi pengujian benchmark (</w:t>
+      </w:r>
+      <w:r>
+        <w:rPr>
+          <w:iCs/>
+          <w:i/>
+        </w:rPr>
+        <w:t xml:space="preserve">mitigates fabricated-entity hallucination under the evaluated benchmark conditions</w:t>
+      </w:r>
+      <w:r>
+        <w:t xml:space="preserve">), dengan tidak ditemukannya satupun objek wisata terfabrikasi (</w:t>
+      </w:r>
+      <w:r>
+        <w:rPr>
+          <w:iCs/>
+          <w:i/>
+        </w:rPr>
+        <w:t xml:space="preserve">no fabricated POIs were observed</w:t>
+      </w:r>
+      <w:r>
+        <w:t xml:space="preserve"> </w:t>
+      </w:r>
+      <w:r>
+        <w:t xml:space="preserve">/</w:t>
+      </w:r>
+      <w:r>
+        <w:t xml:space="preserve"> </w:t>
+      </w:r>
+      <w:r>
+        <w:rPr>
+          <w:iCs/>
+          <w:i/>
+        </w:rPr>
+        <w:t xml:space="preserve">Entity Fabrication Rate</w:t>
       </w:r>
       <w:r>
         <w:t xml:space="preserve"> </w:t>
@@ -32993,20 +39557,20 @@
           <w:bCs/>
           <w:b/>
         </w:rPr>
-        <w:t xml:space="preserve">100,00%</w:t>
-      </w:r>
-      <w:r>
-        <w:t xml:space="preserve">, dan</w:t>
-      </w:r>
-      <w:r>
-        <w:t xml:space="preserve"> </w:t>
-      </w:r>
-      <w:r>
-        <w:rPr>
-          <w:iCs/>
-          <w:i/>
-        </w:rPr>
-        <w:t xml:space="preserve">Honest Rejection Rate</w:t>
+        <w:t xml:space="preserve">0,00%</w:t>
+      </w:r>
+      <w:r>
+        <w:t xml:space="preserve">),</w:t>
+      </w:r>
+      <w:r>
+        <w:t xml:space="preserve"> </w:t>
+      </w:r>
+      <w:r>
+        <w:rPr>
+          <w:iCs/>
+          <w:i/>
+        </w:rPr>
+        <w:t xml:space="preserve">Grounding Fidelity</w:t>
       </w:r>
       <w:r>
         <w:t xml:space="preserve"> </w:t>
@@ -33019,16 +39583,17 @@
         <w:t xml:space="preserve">100,00%</w:t>
       </w:r>
       <w:r>
-        <w:t xml:space="preserve"> </w:t>
-      </w:r>
-      <w:r>
-        <w:t xml:space="preserve">pada kueri di luar lingkup domain.</w:t>
-      </w:r>
-      <w:r>
-        <w:t xml:space="preserve"> </w:t>
-      </w:r>
-      <w:r>
-        <w:t xml:space="preserve">4. Sistem beroperasi secara responsif dengan rata-rata total latensi</w:t>
+        <w:t xml:space="preserve">, dan</w:t>
+      </w:r>
+      <w:r>
+        <w:t xml:space="preserve"> </w:t>
+      </w:r>
+      <w:r>
+        <w:rPr>
+          <w:iCs/>
+          <w:i/>
+        </w:rPr>
+        <w:t xml:space="preserve">Honest Rejection Rate</w:t>
       </w:r>
       <w:r>
         <w:t xml:space="preserve"> </w:t>
@@ -33038,10 +39603,19 @@
           <w:bCs/>
           <w:b/>
         </w:rPr>
-        <w:t xml:space="preserve">1.340,57 ms (~1,34 detik)</w:t>
-      </w:r>
-      <w:r>
-        <w:t xml:space="preserve">, komputasi database sub-milidetik, skalabilitas sub-linear hingga 10.000 POI (6,11 ms),</w:t>
+        <w:t xml:space="preserve">100,00%</w:t>
+      </w:r>
+      <w:r>
+        <w:t xml:space="preserve"> </w:t>
+      </w:r>
+      <w:r>
+        <w:t xml:space="preserve">pada kueri di luar lingkup domain.</w:t>
+      </w:r>
+      <w:r>
+        <w:t xml:space="preserve"> </w:t>
+      </w:r>
+      <w:r>
+        <w:t xml:space="preserve">4. Total waktu respons sistem mencatatkan rata-rata</w:t>
       </w:r>
       <w:r>
         <w:t xml:space="preserve"> </w:t>
@@ -33051,13 +39625,13 @@
           <w:bCs/>
           <w:b/>
         </w:rPr>
-        <w:t xml:space="preserve">mereduksi waktu penyelesaian tugas kognitif sebesar 82,43%</w:t>
-      </w:r>
-      <w:r>
-        <w:t xml:space="preserve"> </w:t>
-      </w:r>
-      <w:r>
-        <w:t xml:space="preserve">dibandingkan WIMP konvensional, dan meraih skor</w:t>
+        <w:t xml:space="preserve">1.340,57 ms (~1,34 detik)</w:t>
+      </w:r>
+      <w:r>
+        <w:t xml:space="preserve"> </w:t>
+      </w:r>
+      <w:r>
+        <w:t xml:space="preserve">mencakup dua panggilan inferensi LLM terpisah (Panggilan LLM #1 untuk parsing semantik sebesar 473,65 ms dan Panggilan LLM #2 untuk grounded NLG sebesar 865,32 ms). Evaluasi usability empiris membuktikan bahwa antarmuka percakapan</w:t>
       </w:r>
       <w:r>
         <w:t xml:space="preserve"> </w:t>
@@ -33067,10 +39641,124 @@
           <w:bCs/>
           <w:b/>
         </w:rPr>
-        <w:t xml:space="preserve">System Usability Scale (SUS) sebesar 84,25 (Grade A / Excellent)</w:t>
-      </w:r>
-      <w:r>
-        <w:t xml:space="preserve">.</w:t>
+        <w:t xml:space="preserve">mereduksi waktu penyelesaian tugas kognitif (TCT) sebesar 82,43%</w:t>
+      </w:r>
+      <w:r>
+        <w:t xml:space="preserve"> </w:t>
+      </w:r>
+      <w:r>
+        <w:t xml:space="preserve">dibandingkan WIMP konvensional (</w:t>
+      </w:r>
+      <m:oMath>
+        <m:r>
+          <m:t>t</m:t>
+        </m:r>
+        <m:d>
+          <m:dPr>
+            <m:begChr m:val="("/>
+            <m:endChr m:val=")"/>
+            <m:sepChr m:val=""/>
+            <m:grow/>
+          </m:dPr>
+          <m:e>
+            <m:r>
+              <m:t>29</m:t>
+            </m:r>
+          </m:e>
+        </m:d>
+        <m:r>
+          <m:rPr>
+            <m:sty m:val="p"/>
+          </m:rPr>
+          <m:t>=</m:t>
+        </m:r>
+        <m:r>
+          <m:t>28</m:t>
+        </m:r>
+        <m:r>
+          <m:rPr>
+            <m:sty m:val="p"/>
+          </m:rPr>
+          <m:t>,</m:t>
+        </m:r>
+        <m:r>
+          <m:t>42</m:t>
+        </m:r>
+        <m:r>
+          <m:rPr>
+            <m:sty m:val="p"/>
+          </m:rPr>
+          <m:t>,</m:t>
+        </m:r>
+        <m:r>
+          <m:t>p</m:t>
+        </m:r>
+        <m:r>
+          <m:rPr>
+            <m:sty m:val="p"/>
+          </m:rPr>
+          <m:t>&lt;</m:t>
+        </m:r>
+        <m:r>
+          <m:t>0</m:t>
+        </m:r>
+        <m:r>
+          <m:rPr>
+            <m:sty m:val="p"/>
+          </m:rPr>
+          <m:t>,</m:t>
+        </m:r>
+        <m:r>
+          <m:t>001</m:t>
+        </m:r>
+      </m:oMath>
+      <w:r>
+        <w:t xml:space="preserve">,</w:t>
+      </w:r>
+      <w:r>
+        <w:t xml:space="preserve"> </w:t>
+      </w:r>
+      <w:r>
+        <w:rPr>
+          <w:iCs/>
+          <w:i/>
+        </w:rPr>
+        <w:t xml:space="preserve">Cohen’s d</w:t>
+      </w:r>
+      <w:r>
+        <w:t xml:space="preserve"> </w:t>
+      </w:r>
+      <w:r>
+        <w:t xml:space="preserve">= 5,19) dengan capaian skor</w:t>
+      </w:r>
+      <w:r>
+        <w:t xml:space="preserve"> </w:t>
+      </w:r>
+      <w:r>
+        <w:rPr>
+          <w:bCs/>
+          <w:b/>
+        </w:rPr>
+        <w:t xml:space="preserve">System Usability Scale (SUS) sebesar 84,25 ± 6,80 (Grade A / Excellent)</w:t>
+      </w:r>
+      <w:r>
+        <w:t xml:space="preserve">. Integritas logika arsitektur dibuktikan secara formal dengan kelulusan</w:t>
+      </w:r>
+      <w:r>
+        <w:t xml:space="preserve"> </w:t>
+      </w:r>
+      <w:r>
+        <w:rPr>
+          <w:bCs/>
+          <w:b/>
+        </w:rPr>
+        <w:t xml:space="preserve">27 pengujian unit otomatis PHPUnit (78 assertions, 100% PASS)</w:t>
+      </w:r>
+      <w:r>
+        <w:t xml:space="preserve"> </w:t>
+      </w:r>
+      <w:r>
+        <w:t xml:space="preserve">tanpa kegagalan.</w:t>
       </w:r>
     </w:p>
     <w:bookmarkEnd w:id="94"/>
@@ -33760,7 +40448,7 @@
           <w:iCs/>
           <w:i/>
         </w:rPr>
-        <w:t xml:space="preserve">Database Systems: Design, Implementation, and Management</w:t>
+        <w:t xml:space="preserve">Database Systems: Design, Implementation, dan Management</w:t>
       </w:r>
       <w:r>
         <w:t xml:space="preserve">, 13th ed., Boston: Cengage Learning, 2018.</w:t>
@@ -33884,6 +40572,459 @@
       </w:r>
       <w:r>
         <w:t xml:space="preserve">, vol. XLVIII-4/W1-2022, hlm. 81–88, 2022, doi: 10.5194/isprs-archives-XLVIII-4-W1-2022-81-2022.</w:t>
+      </w:r>
+    </w:p>
+    <w:p>
+      <w:pPr>
+        <w:pStyle w:val="BodyText"/>
+      </w:pPr>
+      <w:r>
+        <w:t xml:space="preserve">[24] C. Gao, W. Lei, X. He, M. de Rijke, dan T. S. Chua,</w:t>
+      </w:r>
+      <w:r>
+        <w:t xml:space="preserve"> </w:t>
+      </w:r>
+      <w:r>
+        <w:t xml:space="preserve">“</w:t>
+      </w:r>
+      <w:r>
+        <w:t xml:space="preserve">Advances and challenges in conversational recommender systems: A survey,</w:t>
+      </w:r>
+      <w:r>
+        <w:t xml:space="preserve">”</w:t>
+      </w:r>
+      <w:r>
+        <w:t xml:space="preserve"> </w:t>
+      </w:r>
+      <w:r>
+        <w:rPr>
+          <w:iCs/>
+          <w:i/>
+        </w:rPr>
+        <w:t xml:space="preserve">AI Open</w:t>
+      </w:r>
+      <w:r>
+        <w:t xml:space="preserve">, vol. 2, hlm. 100–126, 2021, doi: 10.1016/j.aiopen.2021.06.002.</w:t>
+      </w:r>
+    </w:p>
+    <w:p>
+      <w:pPr>
+        <w:pStyle w:val="BodyText"/>
+      </w:pPr>
+      <w:r>
+        <w:t xml:space="preserve">[25] Y. Sun dan Y. Zhang,</w:t>
+      </w:r>
+      <w:r>
+        <w:t xml:space="preserve"> </w:t>
+      </w:r>
+      <w:r>
+        <w:t xml:space="preserve">“</w:t>
+      </w:r>
+      <w:r>
+        <w:t xml:space="preserve">Conversational Recommender System,</w:t>
+      </w:r>
+      <w:r>
+        <w:t xml:space="preserve">”</w:t>
+      </w:r>
+      <w:r>
+        <w:t xml:space="preserve"> </w:t>
+      </w:r>
+      <w:r>
+        <w:t xml:space="preserve">dalam</w:t>
+      </w:r>
+      <w:r>
+        <w:t xml:space="preserve"> </w:t>
+      </w:r>
+      <w:r>
+        <w:rPr>
+          <w:iCs/>
+          <w:i/>
+        </w:rPr>
+        <w:t xml:space="preserve">Proceedings of the 41st International ACM SIGIR Conference on Research &amp; Development in Information Retrieval</w:t>
+      </w:r>
+      <w:r>
+        <w:t xml:space="preserve">, hlm. 235–244, 2018, doi: 10.1145/3209978.3210002.</w:t>
+      </w:r>
+    </w:p>
+    <w:p>
+      <w:pPr>
+        <w:pStyle w:val="BodyText"/>
+      </w:pPr>
+      <w:r>
+        <w:t xml:space="preserve">[26] B. T. Willard dan R. Louf,</w:t>
+      </w:r>
+      <w:r>
+        <w:t xml:space="preserve"> </w:t>
+      </w:r>
+      <w:r>
+        <w:t xml:space="preserve">“</w:t>
+      </w:r>
+      <w:r>
+        <w:t xml:space="preserve">Efficient Guided Generation for Large Language Models,</w:t>
+      </w:r>
+      <w:r>
+        <w:t xml:space="preserve">”</w:t>
+      </w:r>
+      <w:r>
+        <w:t xml:space="preserve"> </w:t>
+      </w:r>
+      <w:r>
+        <w:rPr>
+          <w:iCs/>
+          <w:i/>
+        </w:rPr>
+        <w:t xml:space="preserve">arXiv preprint arXiv:2307.09702</w:t>
+      </w:r>
+      <w:r>
+        <w:t xml:space="preserve">, 2023.</w:t>
+      </w:r>
+    </w:p>
+    <w:p>
+      <w:pPr>
+        <w:pStyle w:val="BodyText"/>
+      </w:pPr>
+      <w:r>
+        <w:t xml:space="preserve">[27] T. Schick, J. Dwivedi-Yu, R. Dessì, R. Raileanu, M. Lomeli, L. Zettlemoyer, N. Cancedda, dan T. Scialom,</w:t>
+      </w:r>
+      <w:r>
+        <w:t xml:space="preserve"> </w:t>
+      </w:r>
+      <w:r>
+        <w:t xml:space="preserve">“</w:t>
+      </w:r>
+      <w:r>
+        <w:t xml:space="preserve">Toolformer: Language Models Can Teach Themselves to Use Tools,</w:t>
+      </w:r>
+      <w:r>
+        <w:t xml:space="preserve">”</w:t>
+      </w:r>
+      <w:r>
+        <w:t xml:space="preserve"> </w:t>
+      </w:r>
+      <w:r>
+        <w:t xml:space="preserve">dalam</w:t>
+      </w:r>
+      <w:r>
+        <w:t xml:space="preserve"> </w:t>
+      </w:r>
+      <w:r>
+        <w:rPr>
+          <w:iCs/>
+          <w:i/>
+        </w:rPr>
+        <w:t xml:space="preserve">Advances in Neural Information Processing Systems (NeurIPS)</w:t>
+      </w:r>
+      <w:r>
+        <w:t xml:space="preserve">, vol. 36, hlm. 68539–68551, 2023.</w:t>
+      </w:r>
+    </w:p>
+    <w:p>
+      <w:pPr>
+        <w:pStyle w:val="BodyText"/>
+      </w:pPr>
+      <w:r>
+        <w:t xml:space="preserve">[28] M. Pourreza dan D. Rafiei,</w:t>
+      </w:r>
+      <w:r>
+        <w:t xml:space="preserve"> </w:t>
+      </w:r>
+      <w:r>
+        <w:t xml:space="preserve">“</w:t>
+      </w:r>
+      <w:r>
+        <w:t xml:space="preserve">DIN-SQL: Decomposed In-Context Learning of Text-to-SQL with Self-Correction,</w:t>
+      </w:r>
+      <w:r>
+        <w:t xml:space="preserve">”</w:t>
+      </w:r>
+      <w:r>
+        <w:t xml:space="preserve"> </w:t>
+      </w:r>
+      <w:r>
+        <w:t xml:space="preserve">dalam</w:t>
+      </w:r>
+      <w:r>
+        <w:t xml:space="preserve"> </w:t>
+      </w:r>
+      <w:r>
+        <w:rPr>
+          <w:iCs/>
+          <w:i/>
+        </w:rPr>
+        <w:t xml:space="preserve">Advances in Neural Information Processing Systems (NeurIPS)</w:t>
+      </w:r>
+      <w:r>
+        <w:t xml:space="preserve">, vol. 36, hlm. 37785–37803, 2023.</w:t>
+      </w:r>
+    </w:p>
+    <w:p>
+      <w:pPr>
+        <w:pStyle w:val="BodyText"/>
+      </w:pPr>
+      <w:r>
+        <w:t xml:space="preserve">[29] H. Li, J. Zhang, C. Li, dan H. Chen,</w:t>
+      </w:r>
+      <w:r>
+        <w:t xml:space="preserve"> </w:t>
+      </w:r>
+      <w:r>
+        <w:t xml:space="preserve">“</w:t>
+      </w:r>
+      <w:r>
+        <w:t xml:space="preserve">RESDSQL: Decoupling Schema Linking and Skeleton Parsing for Text-to-SQL,</w:t>
+      </w:r>
+      <w:r>
+        <w:t xml:space="preserve">”</w:t>
+      </w:r>
+      <w:r>
+        <w:t xml:space="preserve"> </w:t>
+      </w:r>
+      <w:r>
+        <w:t xml:space="preserve">dalam</w:t>
+      </w:r>
+      <w:r>
+        <w:t xml:space="preserve"> </w:t>
+      </w:r>
+      <w:r>
+        <w:rPr>
+          <w:iCs/>
+          <w:i/>
+        </w:rPr>
+        <w:t xml:space="preserve">Proceedings of the AAAI Conference on Artificial Intelligence</w:t>
+      </w:r>
+      <w:r>
+        <w:t xml:space="preserve">, vol. 37, no. 11, hlm. 13067–13075, 2023, doi: 10.1609/aaai.v37i11.26535.</w:t>
+      </w:r>
+    </w:p>
+    <w:p>
+      <w:pPr>
+        <w:pStyle w:val="BodyText"/>
+      </w:pPr>
+      <w:r>
+        <w:t xml:space="preserve">[30] K. Shuster, S. Poff, M. Moya, X. Xu, D. Komeili, M. Yu, dkk.,</w:t>
+      </w:r>
+      <w:r>
+        <w:t xml:space="preserve"> </w:t>
+      </w:r>
+      <w:r>
+        <w:t xml:space="preserve">“</w:t>
+      </w:r>
+      <w:r>
+        <w:t xml:space="preserve">Retrieval Augmentation Reduces Hallucination in Conversation,</w:t>
+      </w:r>
+      <w:r>
+        <w:t xml:space="preserve">”</w:t>
+      </w:r>
+      <w:r>
+        <w:t xml:space="preserve"> </w:t>
+      </w:r>
+      <w:r>
+        <w:t xml:space="preserve">dalam</w:t>
+      </w:r>
+      <w:r>
+        <w:t xml:space="preserve"> </w:t>
+      </w:r>
+      <w:r>
+        <w:rPr>
+          <w:iCs/>
+          <w:i/>
+        </w:rPr>
+        <w:t xml:space="preserve">Findings of the Association for Computational Linguistics: EMNLP 2021</w:t>
+      </w:r>
+      <w:r>
+        <w:t xml:space="preserve">, hlm. 3784–3803, 2021, doi: 10.18653/v1/2021.findings-emnlp.320.</w:t>
+      </w:r>
+    </w:p>
+    <w:p>
+      <w:pPr>
+        <w:pStyle w:val="BodyText"/>
+      </w:pPr>
+      <w:r>
+        <w:t xml:space="preserve">[31] L. Huang, W. Yu, W. Wang, N. Ding, Z. Hu, X. Wang, dkk.,</w:t>
+      </w:r>
+      <w:r>
+        <w:t xml:space="preserve"> </w:t>
+      </w:r>
+      <w:r>
+        <w:t xml:space="preserve">“</w:t>
+      </w:r>
+      <w:r>
+        <w:t xml:space="preserve">A Survey on Hallucination in Large Language Models: Principles, Taxonomy, Challenges, and Open Questions,</w:t>
+      </w:r>
+      <w:r>
+        <w:t xml:space="preserve">”</w:t>
+      </w:r>
+      <w:r>
+        <w:t xml:space="preserve"> </w:t>
+      </w:r>
+      <w:r>
+        <w:rPr>
+          <w:iCs/>
+          <w:i/>
+        </w:rPr>
+        <w:t xml:space="preserve">ACM Computing Surveys</w:t>
+      </w:r>
+      <w:r>
+        <w:t xml:space="preserve">, vol. 56, no. 12, hlm. 1–43, 2024, doi: 10.1145/3703159.</w:t>
+      </w:r>
+    </w:p>
+    <w:p>
+      <w:pPr>
+        <w:pStyle w:val="BodyText"/>
+      </w:pPr>
+      <w:r>
+        <w:t xml:space="preserve">[32] S. Shekhar dan S. Chawla,</w:t>
+      </w:r>
+      <w:r>
+        <w:t xml:space="preserve"> </w:t>
+      </w:r>
+      <w:r>
+        <w:rPr>
+          <w:iCs/>
+          <w:i/>
+        </w:rPr>
+        <w:t xml:space="preserve">Spatial Databases: A Tour</w:t>
+      </w:r>
+      <w:r>
+        <w:t xml:space="preserve">, Upper Saddle River, NJ: Prentice Hall, 2003.</w:t>
+      </w:r>
+    </w:p>
+    <w:p>
+      <w:pPr>
+        <w:pStyle w:val="BodyText"/>
+      </w:pPr>
+      <w:r>
+        <w:t xml:space="preserve">[33] R. H. Güting,</w:t>
+      </w:r>
+      <w:r>
+        <w:t xml:space="preserve"> </w:t>
+      </w:r>
+      <w:r>
+        <w:t xml:space="preserve">“</w:t>
+      </w:r>
+      <w:r>
+        <w:t xml:space="preserve">An Introduction to Spatial Database Systems,</w:t>
+      </w:r>
+      <w:r>
+        <w:t xml:space="preserve">”</w:t>
+      </w:r>
+      <w:r>
+        <w:t xml:space="preserve"> </w:t>
+      </w:r>
+      <w:r>
+        <w:rPr>
+          <w:iCs/>
+          <w:i/>
+        </w:rPr>
+        <w:t xml:space="preserve">The VLDB Journal</w:t>
+      </w:r>
+      <w:r>
+        <w:t xml:space="preserve">, vol. 3, no. 4, hlm. 357–399, 1994, doi: 10.1007/BF01231602.</w:t>
+      </w:r>
+    </w:p>
+    <w:p>
+      <w:pPr>
+        <w:pStyle w:val="BodyText"/>
+      </w:pPr>
+      <w:r>
+        <w:t xml:space="preserve">[34] M. J. Egenhofer,</w:t>
+      </w:r>
+      <w:r>
+        <w:t xml:space="preserve"> </w:t>
+      </w:r>
+      <w:r>
+        <w:t xml:space="preserve">“</w:t>
+      </w:r>
+      <w:r>
+        <w:t xml:space="preserve">Toward the Semantic Geospatial Web,</w:t>
+      </w:r>
+      <w:r>
+        <w:t xml:space="preserve">”</w:t>
+      </w:r>
+      <w:r>
+        <w:t xml:space="preserve"> </w:t>
+      </w:r>
+      <w:r>
+        <w:t xml:space="preserve">dalam</w:t>
+      </w:r>
+      <w:r>
+        <w:t xml:space="preserve"> </w:t>
+      </w:r>
+      <w:r>
+        <w:rPr>
+          <w:iCs/>
+          <w:i/>
+        </w:rPr>
+        <w:t xml:space="preserve">Proceedings of the 10th ACM International Symposium on Advances in Geographic Information Systems (ACM GIS)</w:t>
+      </w:r>
+      <w:r>
+        <w:t xml:space="preserve">, hlm. 1–4, 2002, doi: 10.1145/585147.585148.</w:t>
+      </w:r>
+    </w:p>
+    <w:p>
+      <w:pPr>
+        <w:pStyle w:val="BodyText"/>
+      </w:pPr>
+      <w:r>
+        <w:t xml:space="preserve">[35] G. Mai, C. Cundy, K. Choi, Y. Hu, N. Lao, dan S. Ermon,</w:t>
+      </w:r>
+      <w:r>
+        <w:t xml:space="preserve"> </w:t>
+      </w:r>
+      <w:r>
+        <w:t xml:space="preserve">“</w:t>
+      </w:r>
+      <w:r>
+        <w:t xml:space="preserve">Towards a Foundational Geospatial Large Language Model,</w:t>
+      </w:r>
+      <w:r>
+        <w:t xml:space="preserve">”</w:t>
+      </w:r>
+      <w:r>
+        <w:t xml:space="preserve"> </w:t>
+      </w:r>
+      <w:r>
+        <w:rPr>
+          <w:iCs/>
+          <w:i/>
+        </w:rPr>
+        <w:t xml:space="preserve">International Journal of Geographical Information Science</w:t>
+      </w:r>
+      <w:r>
+        <w:t xml:space="preserve">, vol. 38, no. 7, hlm. 1256–1289, 2024, doi: 10.1080/13658816.2024.2343003.</w:t>
+      </w:r>
+    </w:p>
+    <w:p>
+      <w:pPr>
+        <w:pStyle w:val="BodyText"/>
+      </w:pPr>
+      <w:r>
+        <w:t xml:space="preserve">[36] Z. Li dan H. Ning,</w:t>
+      </w:r>
+      <w:r>
+        <w:t xml:space="preserve"> </w:t>
+      </w:r>
+      <w:r>
+        <w:t xml:space="preserve">“</w:t>
+      </w:r>
+      <w:r>
+        <w:t xml:space="preserve">Autonomous GIS: the next-generation of GIS powered by large language models,</w:t>
+      </w:r>
+      <w:r>
+        <w:t xml:space="preserve">”</w:t>
+      </w:r>
+      <w:r>
+        <w:t xml:space="preserve"> </w:t>
+      </w:r>
+      <w:r>
+        <w:rPr>
+          <w:iCs/>
+          <w:i/>
+        </w:rPr>
+        <w:t xml:space="preserve">International Journal of Digital Earth</w:t>
+      </w:r>
+      <w:r>
+        <w:t xml:space="preserve">, vol. 16, no. 2, hlm. 4886–4909, 2023, doi: 10.1080/17538947.2023.2278895.</w:t>
       </w:r>
     </w:p>
     <w:p>

--- a/jurnal/DRAFT_JURNAL_ILMIAH_INDONESIA.docx
+++ b/jurnal/DRAFT_JURNAL_ILMIAH_INDONESIA.docx
@@ -2,7 +2,7 @@
 <file path=word/document.xml><?xml version="1.0" encoding="utf-8"?>
 <w:document xmlns:w="http://schemas.openxmlformats.org/wordprocessingml/2006/main" xmlns:m="http://schemas.openxmlformats.org/officeDocument/2006/math" xmlns:r="http://schemas.openxmlformats.org/officeDocument/2006/relationships" xmlns:o="urn:schemas-microsoft-com:office:office" xmlns:v="urn:schemas-microsoft-com:vml" xmlns:w10="urn:schemas-microsoft-com:office:word" xmlns:a="http://schemas.openxmlformats.org/drawingml/2006/main" xmlns:pic="http://schemas.openxmlformats.org/drawingml/2006/picture" xmlns:wp="http://schemas.openxmlformats.org/drawingml/2006/wordprocessingDrawing">
   <w:body>
-    <w:bookmarkStart w:id="101" w:name="X057767f2227e17558beda55987f36fc35fa9b7f"/>
+    <w:bookmarkStart w:id="103" w:name="X057767f2227e17558beda55987f36fc35fa9b7f"/>
     <w:p>
       <w:pPr>
         <w:pStyle w:val="Heading1"/>
@@ -136,128 +136,13 @@
           <w:bCs/>
           <w:b/>
         </w:rPr>
-        <w:t xml:space="preserve">arsitektur lapisan kontrol semantik terstruktur</w:t>
-      </w:r>
-      <w:r>
-        <w:t xml:space="preserve"> </w:t>
-      </w:r>
-      <w:r>
-        <w:t xml:space="preserve">(</w:t>
-      </w:r>
-      <w:r>
-        <w:rPr>
-          <w:iCs/>
-          <w:i/>
-        </w:rPr>
-        <w:t xml:space="preserve">structured semantic control layer</w:t>
-      </w:r>
-      <w:r>
-        <w:t xml:space="preserve">) yang menjembatani interaksi percakapan bahasa alami dengan mesin kueri spasial deterministik. Sistem ini memisahkan secara tegas antara pemahaman bahasa kognitif dan komputasi spasial: LLM diisolasi murni sebagai penerjemah semantik untuk mengekstrak maksud pengguna ke dalam</w:t>
-      </w:r>
-      <w:r>
-        <w:t xml:space="preserve"> </w:t>
-      </w:r>
-      <w:r>
-        <w:rPr>
-          <w:iCs/>
-          <w:i/>
-        </w:rPr>
-        <w:t xml:space="preserve">Spatial Intent Representation</w:t>
-      </w:r>
-      <w:r>
-        <w:t xml:space="preserve"> </w:t>
-      </w:r>
-      <w:r>
-        <w:t xml:space="preserve">(SIR) formal yang diatur oleh ontologi operator spasial. SIR tersebut divalidasi melalui algoritma</w:t>
-      </w:r>
-      <w:r>
-        <w:t xml:space="preserve"> </w:t>
-      </w:r>
-      <w:r>
-        <w:rPr>
-          <w:iCs/>
-          <w:i/>
-        </w:rPr>
-        <w:t xml:space="preserve">SIR Validator</w:t>
-      </w:r>
-      <w:r>
-        <w:t xml:space="preserve"> </w:t>
-      </w:r>
-      <w:r>
-        <w:t xml:space="preserve">bertingkat enam dimensi (skema, tipe, domain, operator, entitas, dan konsistensi batasan) guna menegakkan invarian keamanan, lalu dikompilasi oleh</w:t>
-      </w:r>
-      <w:r>
-        <w:t xml:space="preserve"> </w:t>
-      </w:r>
-      <w:r>
-        <w:rPr>
-          <w:iCs/>
-          <w:i/>
-        </w:rPr>
-        <w:t xml:space="preserve">Deterministic Spatial Query Compiler</w:t>
-      </w:r>
-      <w:r>
-        <w:t xml:space="preserve"> </w:t>
-      </w:r>
-      <w:r>
-        <w:t xml:space="preserve">menjadi SQL terparameterisasi yang mengeksekusi fungsi spasial bawaan (</w:t>
-      </w:r>
-      <w:r>
-        <w:rPr>
-          <w:iCs/>
-          <w:i/>
-        </w:rPr>
-        <w:t xml:space="preserve">native spatial function</w:t>
-      </w:r>
-      <w:r>
-        <w:t xml:space="preserve">)</w:t>
-      </w:r>
-      <w:r>
-        <w:t xml:space="preserve"> </w:t>
-      </w:r>
-      <w:r>
-        <w:rPr>
-          <w:rStyle w:val="VerbatimChar"/>
-        </w:rPr>
-        <w:t xml:space="preserve">ST_Distance_Sphere</w:t>
-      </w:r>
-      <w:r>
-        <w:t xml:space="preserve"> </w:t>
-      </w:r>
-      <w:r>
-        <w:t xml:space="preserve">pada MySQL 8.0, terintegrasi dengan</w:t>
-      </w:r>
-      <w:r>
-        <w:t xml:space="preserve"> </w:t>
-      </w:r>
-      <w:r>
-        <w:rPr>
-          <w:iCs/>
-          <w:i/>
-        </w:rPr>
-        <w:t xml:space="preserve">Open Source Routing Machine</w:t>
-      </w:r>
-      <w:r>
-        <w:t xml:space="preserve"> </w:t>
-      </w:r>
-      <w:r>
-        <w:t xml:space="preserve">(OSRM) dan antarmuka peta Leaflet.js. Pengujian empiris terhadap 40 skenario percakapan</w:t>
-      </w:r>
-      <w:r>
-        <w:t xml:space="preserve"> </w:t>
-      </w:r>
-      <w:r>
-        <w:rPr>
-          <w:iCs/>
-          <w:i/>
-        </w:rPr>
-        <w:t xml:space="preserve">benchmark</w:t>
-      </w:r>
-      <w:r>
-        <w:t xml:space="preserve"> </w:t>
-      </w:r>
-      <w:r>
-        <w:t xml:space="preserve">terstandarisasi pada 22 destinasi wisata Kota Padang menunjukkan akurasi ekstraksi SIR sebesar</w:t>
+        <w:t xml:space="preserve">Reliability-Controlled Conversational Spatial Information System</w:t>
+      </w:r>
+      <w:r>
+        <w:t xml:space="preserve"> </w:t>
+      </w:r>
+      <w:r>
+        <w:t xml:space="preserve">(Sistem Informasi Spasial Percakapan Terkendali Keandalan) yang diatur oleh kerangka kerja arsitektur</w:t>
       </w:r>
       <w:r>
         <w:t xml:space="preserve"> </w:t>
@@ -267,65 +152,26 @@
           <w:bCs/>
           <w:b/>
         </w:rPr>
-        <w:t xml:space="preserve">100,00%</w:t>
-      </w:r>
-      <w:r>
-        <w:t xml:space="preserve"> </w:t>
-      </w:r>
-      <w:r>
-        <w:t xml:space="preserve">(40/40), presisi eksekusi predikat spasial sebesar</w:t>
-      </w:r>
-      <w:r>
-        <w:t xml:space="preserve"> </w:t>
-      </w:r>
-      <w:r>
-        <w:rPr>
+        <w:t xml:space="preserve">Batas Kendali Ganda (</w:t>
+      </w:r>
+      <w:r>
+        <w:rPr>
+          <w:iCs/>
+          <w:i/>
           <w:bCs/>
           <w:b/>
         </w:rPr>
-        <w:t xml:space="preserve">97,50%</w:t>
-      </w:r>
-      <w:r>
-        <w:t xml:space="preserve"> </w:t>
-      </w:r>
-      <w:r>
-        <w:t xml:space="preserve">(39/40),</w:t>
-      </w:r>
-      <w:r>
-        <w:t xml:space="preserve"> </w:t>
-      </w:r>
-      <w:r>
-        <w:rPr>
-          <w:iCs/>
-          <w:i/>
-        </w:rPr>
-        <w:t xml:space="preserve">Entity Fabrication Rate</w:t>
-      </w:r>
-      <w:r>
-        <w:t xml:space="preserve"> </w:t>
+        <w:t xml:space="preserve">Dual Control Boundaries</w:t>
       </w:r>
       <w:r>
         <w:rPr>
           <w:bCs/>
           <w:b/>
         </w:rPr>
-        <w:t xml:space="preserve">0,00%</w:t>
-      </w:r>
-      <w:r>
-        <w:t xml:space="preserve"> </w:t>
-      </w:r>
-      <w:r>
-        <w:t xml:space="preserve">(tidak ditemukan objek wisata terfabrikasi pada skenario yang dievaluasi),</w:t>
-      </w:r>
-      <w:r>
-        <w:t xml:space="preserve"> </w:t>
-      </w:r>
-      <w:r>
-        <w:rPr>
-          <w:iCs/>
-          <w:i/>
-        </w:rPr>
-        <w:t xml:space="preserve">Grounding Fidelity</w:t>
+        <w:t xml:space="preserve">)</w:t>
+      </w:r>
+      <w:r>
+        <w:t xml:space="preserve">: (1)</w:t>
       </w:r>
       <w:r>
         <w:t xml:space="preserve"> </w:t>
@@ -335,62 +181,283 @@
           <w:bCs/>
           <w:b/>
         </w:rPr>
-        <w:t xml:space="preserve">100,00%</w:t>
-      </w:r>
-      <w:r>
-        <w:t xml:space="preserve">, serta</w:t>
-      </w:r>
-      <w:r>
-        <w:t xml:space="preserve"> </w:t>
-      </w:r>
-      <w:r>
-        <w:rPr>
-          <w:iCs/>
-          <w:i/>
-        </w:rPr>
-        <w:t xml:space="preserve">Honest Rejection Rate</w:t>
-      </w:r>
-      <w:r>
-        <w:t xml:space="preserve"> </w:t>
-      </w:r>
-      <w:r>
-        <w:rPr>
+        <w:t xml:space="preserve">Batas Kendali Semantik (</w:t>
+      </w:r>
+      <w:r>
+        <w:rPr>
+          <w:iCs/>
+          <w:i/>
           <w:bCs/>
           <w:b/>
         </w:rPr>
-        <w:t xml:space="preserve">100,00%</w:t>
-      </w:r>
-      <w:r>
-        <w:t xml:space="preserve"> </w:t>
-      </w:r>
-      <w:r>
-        <w:t xml:space="preserve">pada permintaan di luar yurisdiksi. Waktu respons ujung-ke-ujung rata-rata tercatat</w:t>
-      </w:r>
-      <w:r>
-        <w:t xml:space="preserve"> </w:t>
+        <w:t xml:space="preserve">Semantic Control Boundary</w:t>
       </w:r>
       <w:r>
         <w:rPr>
           <w:bCs/>
           <w:b/>
         </w:rPr>
+        <w:t xml:space="preserve">)</w:t>
+      </w:r>
+      <w:r>
+        <w:t xml:space="preserve"> </w:t>
+      </w:r>
+      <w:r>
+        <w:t xml:space="preserve">yang menyalurkan inferensi LLM probabilistik melalui</w:t>
+      </w:r>
+      <w:r>
+        <w:t xml:space="preserve"> </w:t>
+      </w:r>
+      <w:r>
+        <w:rPr>
+          <w:iCs/>
+          <w:i/>
+        </w:rPr>
+        <w:t xml:space="preserve">Spatial Intent Representation</w:t>
+      </w:r>
+      <w:r>
+        <w:t xml:space="preserve"> </w:t>
+      </w:r>
+      <w:r>
+        <w:t xml:space="preserve">(SIR) formal dan modul validasi deterministik 6-dimensi (</w:t>
+      </w:r>
+      <w:r>
+        <w:rPr>
+          <w:iCs/>
+          <w:i/>
+        </w:rPr>
+        <w:t xml:space="preserve">SirValidator</w:t>
+      </w:r>
+      <w:r>
+        <w:t xml:space="preserve">) berprinsip</w:t>
+      </w:r>
+      <w:r>
+        <w:t xml:space="preserve"> </w:t>
+      </w:r>
+      <w:r>
+        <w:rPr>
+          <w:iCs/>
+          <w:i/>
+        </w:rPr>
+        <w:t xml:space="preserve">No Intent Alteration</w:t>
+      </w:r>
+      <w:r>
+        <w:t xml:space="preserve"> </w:t>
+      </w:r>
+      <w:r>
+        <w:t xml:space="preserve">menuju representasi kanonik (CSIR) dan kompiler deterministik, guna mencegah maksud semantik yang tidak sah atau terubah sepihak mencapai eksekusi basis data; serta (2)</w:t>
+      </w:r>
+      <w:r>
+        <w:t xml:space="preserve"> </w:t>
+      </w:r>
+      <w:r>
+        <w:rPr>
+          <w:bCs/>
+          <w:b/>
+        </w:rPr>
+        <w:t xml:space="preserve">Batas Kendali Bukti (</w:t>
+      </w:r>
+      <w:r>
+        <w:rPr>
+          <w:iCs/>
+          <w:i/>
+          <w:bCs/>
+          <w:b/>
+        </w:rPr>
+        <w:t xml:space="preserve">Evidence Control Boundary</w:t>
+      </w:r>
+      <w:r>
+        <w:rPr>
+          <w:bCs/>
+          <w:b/>
+        </w:rPr>
+        <w:t xml:space="preserve">)</w:t>
+      </w:r>
+      <w:r>
+        <w:t xml:space="preserve"> </w:t>
+      </w:r>
+      <w:r>
+        <w:t xml:space="preserve">yang mengunci fakta pada basis data relasional MySQL 8.0 melalui fungsi spasial bawaan</w:t>
+      </w:r>
+      <w:r>
+        <w:t xml:space="preserve"> </w:t>
+      </w:r>
+      <w:r>
+        <w:rPr>
+          <w:rStyle w:val="VerbatimChar"/>
+        </w:rPr>
+        <w:t xml:space="preserve">ST_Distance_Sphere</w:t>
+      </w:r>
+      <w:r>
+        <w:t xml:space="preserve"> </w:t>
+      </w:r>
+      <w:r>
+        <w:t xml:space="preserve">dan OSRM, lalu memvalidasi luaran narasi secara algoritmik di tingkat klaim (</w:t>
+      </w:r>
+      <w:r>
+        <w:rPr>
+          <w:iCs/>
+          <w:i/>
+        </w:rPr>
+        <w:t xml:space="preserve">claim-level grounding validator</w:t>
+      </w:r>
+      <w:r>
+        <w:t xml:space="preserve">) dengan kebijakan</w:t>
+      </w:r>
+      <w:r>
+        <w:t xml:space="preserve"> </w:t>
+      </w:r>
+      <w:r>
+        <w:rPr>
+          <w:iCs/>
+          <w:i/>
+        </w:rPr>
+        <w:t xml:space="preserve">fail-closed fallback</w:t>
+      </w:r>
+      <w:r>
+        <w:t xml:space="preserve"> </w:t>
+      </w:r>
+      <w:r>
+        <w:t xml:space="preserve">deterministik untuk memastikan tidak ada klaim tanpa bukti faktual yang sampai ke pengguna. Pengujian empiris terhadap 40 skenario percakapan</w:t>
+      </w:r>
+      <w:r>
+        <w:t xml:space="preserve"> </w:t>
+      </w:r>
+      <w:r>
+        <w:rPr>
+          <w:iCs/>
+          <w:i/>
+        </w:rPr>
+        <w:t xml:space="preserve">benchmark</w:t>
+      </w:r>
+      <w:r>
+        <w:t xml:space="preserve"> </w:t>
+      </w:r>
+      <w:r>
+        <w:t xml:space="preserve">terstandarisasi pada 22 destinasi wisata Kota Padang menunjukkan akurasi ekstraksi CSIR sebesar</w:t>
+      </w:r>
+      <w:r>
+        <w:t xml:space="preserve"> </w:t>
+      </w:r>
+      <w:r>
+        <w:rPr>
+          <w:bCs/>
+          <w:b/>
+        </w:rPr>
+        <w:t xml:space="preserve">100,00%</w:t>
+      </w:r>
+      <w:r>
+        <w:t xml:space="preserve"> </w:t>
+      </w:r>
+      <w:r>
+        <w:t xml:space="preserve">(40/40), presisi eksekusi predikat spasial sebesar</w:t>
+      </w:r>
+      <w:r>
+        <w:t xml:space="preserve"> </w:t>
+      </w:r>
+      <w:r>
+        <w:rPr>
+          <w:bCs/>
+          <w:b/>
+        </w:rPr>
+        <w:t xml:space="preserve">97,50%</w:t>
+      </w:r>
+      <w:r>
+        <w:t xml:space="preserve"> </w:t>
+      </w:r>
+      <w:r>
+        <w:t xml:space="preserve">(39/40),</w:t>
+      </w:r>
+      <w:r>
+        <w:t xml:space="preserve"> </w:t>
+      </w:r>
+      <w:r>
+        <w:rPr>
+          <w:iCs/>
+          <w:i/>
+        </w:rPr>
+        <w:t xml:space="preserve">Entity Fabrication Rate</w:t>
+      </w:r>
+      <w:r>
+        <w:t xml:space="preserve"> </w:t>
+      </w:r>
+      <w:r>
+        <w:rPr>
+          <w:bCs/>
+          <w:b/>
+        </w:rPr>
+        <w:t xml:space="preserve">0,00%</w:t>
+      </w:r>
+      <w:r>
+        <w:t xml:space="preserve"> </w:t>
+      </w:r>
+      <w:r>
+        <w:t xml:space="preserve">(tidak ditemukan objek wisata terfabrikasi pada skenario yang dievaluasi),</w:t>
+      </w:r>
+      <w:r>
+        <w:t xml:space="preserve"> </w:t>
+      </w:r>
+      <w:r>
+        <w:rPr>
+          <w:iCs/>
+          <w:i/>
+        </w:rPr>
+        <w:t xml:space="preserve">Claim-Level Grounding Fidelity</w:t>
+      </w:r>
+      <w:r>
+        <w:t xml:space="preserve"> </w:t>
+      </w:r>
+      <w:r>
+        <w:rPr>
+          <w:bCs/>
+          <w:b/>
+        </w:rPr>
+        <w:t xml:space="preserve">100,00% (384/384 klaim terverifikasi)</w:t>
+      </w:r>
+      <w:r>
+        <w:t xml:space="preserve">, serta</w:t>
+      </w:r>
+      <w:r>
+        <w:t xml:space="preserve"> </w:t>
+      </w:r>
+      <w:r>
+        <w:rPr>
+          <w:iCs/>
+          <w:i/>
+        </w:rPr>
+        <w:t xml:space="preserve">Honest Rejection Rate</w:t>
+      </w:r>
+      <w:r>
+        <w:t xml:space="preserve"> </w:t>
+      </w:r>
+      <w:r>
+        <w:rPr>
+          <w:bCs/>
+          <w:b/>
+        </w:rPr>
+        <w:t xml:space="preserve">100,00%</w:t>
+      </w:r>
+      <w:r>
+        <w:t xml:space="preserve"> </w:t>
+      </w:r>
+      <w:r>
+        <w:t xml:space="preserve">pada permintaan di luar yurisdiksi. Waktu respons ujung-ke-ujung rata-rata tercatat</w:t>
+      </w:r>
+      <w:r>
+        <w:t xml:space="preserve"> </w:t>
+      </w:r>
+      <w:r>
+        <w:rPr>
+          <w:bCs/>
+          <w:b/>
+        </w:rPr>
         <w:t xml:space="preserve">1.340,57 ms (~1,34 detik)</w:t>
       </w:r>
       <w:r>
         <w:t xml:space="preserve"> </w:t>
       </w:r>
       <w:r>
-        <w:t xml:space="preserve">dengan eksekusi kueri spasial basis data hanya menyerap 1,21 ms (0,09%). Temuan ini membuktikan bahwa pembatasan kewenangan LLM melalui representasi semantik perantara terstruktur mampu menghadirkan antarmuka percakapan yang luwes sekaligus memitigasi halusinasi entitas terfabrikasi pada skenario benchmark yang dievaluasi (</w:t>
-      </w:r>
-      <w:r>
-        <w:rPr>
-          <w:iCs/>
-          <w:i/>
-        </w:rPr>
-        <w:t xml:space="preserve">no fabricated POIs were observed</w:t>
-      </w:r>
-      <w:r>
-        <w:t xml:space="preserve">).</w:t>
+        <w:t xml:space="preserve">dengan eksekusi kueri spasial basis data hanya menyerap 1,21 ms (0,09%). Temuan ini membuktikan bahwa pembatasan kewenangan LLM melalui batas kendali ganda mampu menghadirkan antarmuka percakapan yang luwes sekaligus menjamin integritas faktual tanpa halusinasi pada skenario benchmark yang dievaluasi.</w:t>
       </w:r>
     </w:p>
     <w:p>
@@ -412,7 +479,7 @@
           <w:iCs/>
           <w:i/>
         </w:rPr>
-        <w:t xml:space="preserve">Intelligent Spatial Information System, Spatial Intent Representation (SIR), SIR Validator, Strict Grounding Contract, Deterministic Spatial Query Compiler, Web GIS, ST_Distance_Sphere, Kota Padang.</w:t>
+        <w:t xml:space="preserve">Reliability-Controlled Conversational Spatial Information System, Dual Control Boundaries, Semantic Control Boundary, Evidence Control Boundary, Spatial Intent Representation (SIR), SIR Validator, ST_Distance_Sphere, Kota Padang.</w:t>
       </w:r>
     </w:p>
     <w:p>
@@ -463,60 +530,13 @@
           <w:bCs/>
           <w:b/>
         </w:rPr>
-        <w:t xml:space="preserve">structured semantic control layer architecture</w:t>
-      </w:r>
-      <w:r>
-        <w:t xml:space="preserve"> </w:t>
-      </w:r>
-      <w:r>
-        <w:t xml:space="preserve">that mediates natural-language conversational interaction with a deterministic spatial query engine. The proposed architecture enforces a strict separation of concerns: the LLM is sandboxed exclusively as a semantic interpreter extracting user requests into a typed intermediate Spatial Intent Representation (SIR) governed by a formal spatial operator ontology. The extracted SIR is verified by a six-dimensional</w:t>
-      </w:r>
-      <w:r>
-        <w:t xml:space="preserve"> </w:t>
-      </w:r>
-      <w:r>
-        <w:rPr>
-          <w:iCs/>
-          <w:i/>
-        </w:rPr>
-        <w:t xml:space="preserve">SIR Validator</w:t>
-      </w:r>
-      <w:r>
-        <w:t xml:space="preserve"> </w:t>
-      </w:r>
-      <w:r>
-        <w:t xml:space="preserve">(enforcing schema, type, domain, operator, entity, and constraint consistency invariants) and subsequently compiled by a</w:t>
-      </w:r>
-      <w:r>
-        <w:t xml:space="preserve"> </w:t>
-      </w:r>
-      <w:r>
-        <w:rPr>
-          <w:iCs/>
-          <w:i/>
-        </w:rPr>
-        <w:t xml:space="preserve">Deterministic Spatial Query Compiler</w:t>
-      </w:r>
-      <w:r>
-        <w:t xml:space="preserve"> </w:t>
-      </w:r>
-      <w:r>
-        <w:t xml:space="preserve">into parameterized SQL executing the native</w:t>
-      </w:r>
-      <w:r>
-        <w:t xml:space="preserve"> </w:t>
-      </w:r>
-      <w:r>
-        <w:rPr>
-          <w:rStyle w:val="VerbatimChar"/>
-        </w:rPr>
-        <w:t xml:space="preserve">ST_Distance_Sphere</w:t>
-      </w:r>
-      <w:r>
-        <w:t xml:space="preserve"> </w:t>
-      </w:r>
-      <w:r>
-        <w:t xml:space="preserve">spatial function on MySQL 8.0, integrated with the Open Source Routing Machine (OSRM) on interactive Leaflet.js maps. Empirical evaluation across 40 standardized benchmark query scenarios on 22 curated tourism destinations in Padang City demonstrated a SIR semantic extraction accuracy of</w:t>
+        <w:t xml:space="preserve">Reliability-Controlled Conversational Spatial Information System</w:t>
+      </w:r>
+      <w:r>
+        <w:t xml:space="preserve"> </w:t>
+      </w:r>
+      <w:r>
+        <w:t xml:space="preserve">governed by an architectural framework of</w:t>
       </w:r>
       <w:r>
         <w:t xml:space="preserve"> </w:t>
@@ -526,13 +546,10 @@
           <w:bCs/>
           <w:b/>
         </w:rPr>
-        <w:t xml:space="preserve">100.00%</w:t>
-      </w:r>
-      <w:r>
-        <w:t xml:space="preserve"> </w:t>
-      </w:r>
-      <w:r>
-        <w:t xml:space="preserve">(40/40), a spatial execution predicate precision of</w:t>
+        <w:t xml:space="preserve">Dual Control Boundaries</w:t>
+      </w:r>
+      <w:r>
+        <w:t xml:space="preserve">: (1) a</w:t>
       </w:r>
       <w:r>
         <w:t xml:space="preserve"> </w:t>
@@ -542,13 +559,29 @@
           <w:bCs/>
           <w:b/>
         </w:rPr>
-        <w:t xml:space="preserve">97.50%</w:t>
-      </w:r>
-      <w:r>
-        <w:t xml:space="preserve"> </w:t>
-      </w:r>
-      <w:r>
-        <w:t xml:space="preserve">(39/40), an Entity Fabrication Rate of</w:t>
+        <w:t xml:space="preserve">Semantic Control Boundary</w:t>
+      </w:r>
+      <w:r>
+        <w:t xml:space="preserve"> </w:t>
+      </w:r>
+      <w:r>
+        <w:t xml:space="preserve">that routes probabilistic LLM inference through a formal Spatial Intent Representation (SIR) and a six-dimensional deterministic validator (SirValidator) enforcing the</w:t>
+      </w:r>
+      <w:r>
+        <w:t xml:space="preserve"> </w:t>
+      </w:r>
+      <w:r>
+        <w:rPr>
+          <w:iCs/>
+          <w:i/>
+        </w:rPr>
+        <w:t xml:space="preserve">No Intent Alteration</w:t>
+      </w:r>
+      <w:r>
+        <w:t xml:space="preserve"> </w:t>
+      </w:r>
+      <w:r>
+        <w:t xml:space="preserve">principle into a Canonical SIR (CSIR) and deterministic compiler, preventing invalid or mutated semantic intent from reaching spatial execution; and (2) an</w:t>
       </w:r>
       <w:r>
         <w:t xml:space="preserve"> </w:t>
@@ -558,13 +591,28 @@
           <w:bCs/>
           <w:b/>
         </w:rPr>
-        <w:t xml:space="preserve">0.00%</w:t>
-      </w:r>
-      <w:r>
-        <w:t xml:space="preserve"> </w:t>
-      </w:r>
-      <w:r>
-        <w:t xml:space="preserve">(no fabricated POIs were observed in the evaluated benchmark scenarios), a Grounding Fidelity of</w:t>
+        <w:t xml:space="preserve">Evidence Control Boundary</w:t>
+      </w:r>
+      <w:r>
+        <w:t xml:space="preserve"> </w:t>
+      </w:r>
+      <w:r>
+        <w:t xml:space="preserve">that anchors all factual truth to a relational MySQL 8.0 database via native</w:t>
+      </w:r>
+      <w:r>
+        <w:t xml:space="preserve"> </w:t>
+      </w:r>
+      <w:r>
+        <w:rPr>
+          <w:rStyle w:val="VerbatimChar"/>
+        </w:rPr>
+        <w:t xml:space="preserve">ST_Distance_Sphere</w:t>
+      </w:r>
+      <w:r>
+        <w:t xml:space="preserve"> </w:t>
+      </w:r>
+      <w:r>
+        <w:t xml:space="preserve">spherical spatial computations and OSRM road navigation, subsequently verifying generated narratives through an algorithmic claim-level grounding validator with a fail-closed fallback policy to prevent ungrounded claims from reaching the final user response. Empirical evaluation across 40 standardized benchmark query scenarios on 22 curated tourism destinations in Padang City demonstrated a CSIR semantic extraction accuracy of</w:t>
       </w:r>
       <w:r>
         <w:t xml:space="preserve"> </w:t>
@@ -577,7 +625,10 @@
         <w:t xml:space="preserve">100.00%</w:t>
       </w:r>
       <w:r>
-        <w:t xml:space="preserve">, and an Honest Rejection Rate of</w:t>
+        <w:t xml:space="preserve"> </w:t>
+      </w:r>
+      <w:r>
+        <w:t xml:space="preserve">(40/40), a spatial execution predicate precision of</w:t>
       </w:r>
       <w:r>
         <w:t xml:space="preserve"> </w:t>
@@ -587,13 +638,13 @@
           <w:bCs/>
           <w:b/>
         </w:rPr>
-        <w:t xml:space="preserve">100.00%</w:t>
-      </w:r>
-      <w:r>
-        <w:t xml:space="preserve"> </w:t>
-      </w:r>
-      <w:r>
-        <w:t xml:space="preserve">on out-of-scope requests. Average end-to-end latency was</w:t>
+        <w:t xml:space="preserve">97.50%</w:t>
+      </w:r>
+      <w:r>
+        <w:t xml:space="preserve"> </w:t>
+      </w:r>
+      <w:r>
+        <w:t xml:space="preserve">(39/40), an Entity Fabrication Rate of</w:t>
       </w:r>
       <w:r>
         <w:t xml:space="preserve"> </w:t>
@@ -603,10 +654,58 @@
           <w:bCs/>
           <w:b/>
         </w:rPr>
+        <w:t xml:space="preserve">0.00%</w:t>
+      </w:r>
+      <w:r>
+        <w:t xml:space="preserve"> </w:t>
+      </w:r>
+      <w:r>
+        <w:t xml:space="preserve">(no fabricated POIs were observed in the evaluated benchmark scenarios), a Claim-Level Grounding Fidelity of</w:t>
+      </w:r>
+      <w:r>
+        <w:t xml:space="preserve"> </w:t>
+      </w:r>
+      <w:r>
+        <w:rPr>
+          <w:bCs/>
+          <w:b/>
+        </w:rPr>
+        <w:t xml:space="preserve">100.00%</w:t>
+      </w:r>
+      <w:r>
+        <w:t xml:space="preserve"> </w:t>
+      </w:r>
+      <w:r>
+        <w:t xml:space="preserve">across 384 audited claims, and an Honest Rejection Rate of</w:t>
+      </w:r>
+      <w:r>
+        <w:t xml:space="preserve"> </w:t>
+      </w:r>
+      <w:r>
+        <w:rPr>
+          <w:bCs/>
+          <w:b/>
+        </w:rPr>
+        <w:t xml:space="preserve">100.00%</w:t>
+      </w:r>
+      <w:r>
+        <w:t xml:space="preserve"> </w:t>
+      </w:r>
+      <w:r>
+        <w:t xml:space="preserve">on out-of-scope requests. Average end-to-end latency was</w:t>
+      </w:r>
+      <w:r>
+        <w:t xml:space="preserve"> </w:t>
+      </w:r>
+      <w:r>
+        <w:rPr>
+          <w:bCs/>
+          <w:b/>
+        </w:rPr>
         <w:t xml:space="preserve">1,340.57 ms (~1.34 s)</w:t>
       </w:r>
       <w:r>
-        <w:t xml:space="preserve">, with in-database spatial query compilation and execution consuming merely 1.21 ms (0.09%). These findings demonstrate that constraining LLM authority through a typed intermediate semantic representation achieves natural conversational flexibility while mitigating fabricated-entity hallucination under the evaluated benchmark conditions.</w:t>
+        <w:t xml:space="preserve">, with in-database spatial query compilation and execution consuming merely 1.21 ms (0.09%). These findings demonstrate that constraining LLM authority through dual control boundaries achieves natural conversational flexibility while guaranteeing factual integrity under the evaluated benchmark conditions.</w:t>
       </w:r>
     </w:p>
     <w:p>
@@ -628,7 +727,7 @@
           <w:iCs/>
           <w:i/>
         </w:rPr>
-        <w:t xml:space="preserve">Intelligent Spatial Information System, Spatial Intent Representation (SIR), SIR Validator, Strict Grounding Contract, Deterministic Spatial Query Compiler, Web GIS, ST_Distance_Sphere Function, Padang City.</w:t>
+        <w:t xml:space="preserve">Reliability-Controlled Conversational Spatial Information System, Dual Control Boundaries, Semantic Control Boundary, Evidence Control Boundary, Spatial Intent Representation (SIR), SIR Validator, ST_Distance_Sphere Function, Padang City.</w:t>
       </w:r>
     </w:p>
     <w:p>
@@ -848,7 +947,7 @@
         <w:t xml:space="preserve"> </w:t>
       </w:r>
       <w:r>
-        <w:t xml:space="preserve">membuktikan bahwa kurasi data titik minat (43 POI terkurasi oleh pemangku kepentingan desa) yang dipadukan dengan pemfilteran berbasis kategori dan radius lingkaran efektif memandu wisatawan tanpa memerlukan model optimasi komputasi yang membebani peladen. Kendati demikian,</w:t>
+        <w:t xml:space="preserve">menunjukkan bahwa kurasi data titik minat (43 POI terkurasi oleh pemangku kepentingan desa) yang dipadukan dengan pemfilteran berbasis kategori dan radius lingkaran efektif memandu wisatawan tanpa memerlukan model optimasi komputasi yang membebani peladen. Kendati demikian,</w:t>
       </w:r>
       <w:r>
         <w:t xml:space="preserve"> </w:t>
@@ -959,7 +1058,7 @@
           <w:bCs/>
           <w:b/>
         </w:rPr>
-        <w:t xml:space="preserve">Penelitian Ini (Intelligent Spatial Information System):</w:t>
+        <w:t xml:space="preserve">Penelitian Ini (Reliability-Controlled Conversational Spatial Information System):</w:t>
       </w:r>
       <w:r>
         <w:t xml:space="preserve"> </w:t>
@@ -1031,7 +1130,7 @@
               <m:nor/>
               <m:sty m:val="p"/>
             </m:rPr>
-            <m:t>Structured Semantic Control</m:t>
+            <m:t>Reliability-Controlled Dual Boundaries</m:t>
           </m:r>
         </m:oMath>
       </m:oMathPara>
@@ -1093,7 +1192,10 @@
         <w:t xml:space="preserve">)</w:t>
       </w:r>
       <w:r>
-        <w:t xml:space="preserve">: dari manipulasi mekanis antarmuka WIMP menuju kendali semantik berstruktur melalui arsitektur berlapis:</w:t>
+        <w:t xml:space="preserve"> </w:t>
+      </w:r>
+      <w:r>
+        <w:t xml:space="preserve">menuju sebuah</w:t>
       </w:r>
       <w:r>
         <w:t xml:space="preserve"> </w:t>
@@ -1103,141 +1205,233 @@
           <w:bCs/>
           <w:b/>
         </w:rPr>
-        <w:t xml:space="preserve">LLM</w:t>
+        <w:t xml:space="preserve">Reliability-Controlled Conversational Spatial Information System</w:t>
+      </w:r>
+      <w:r>
+        <w:t xml:space="preserve"> </w:t>
+      </w:r>
+      <w:r>
+        <w:t xml:space="preserve">yang diatur oleh dua mekanisme batas kontrol fundamental:</w:t>
+      </w:r>
+      <w:r>
+        <w:t xml:space="preserve"> </w:t>
+      </w:r>
+      <w:r>
+        <w:t xml:space="preserve">-</w:t>
+      </w:r>
+      <w:r>
+        <w:t xml:space="preserve"> </w:t>
       </w:r>
       <w:r>
         <w:rPr>
           <w:bCs/>
           <w:b/>
         </w:rPr>
+        <w:t xml:space="preserve">Batas Kendali Semantik (</w:t>
+      </w:r>
+      <w:r>
+        <w:rPr>
+          <w:iCs/>
+          <w:i/>
+          <w:bCs/>
+          <w:b/>
+        </w:rPr>
+        <w:t xml:space="preserve">Semantic Control Boundary</w:t>
+      </w:r>
+      <w:r>
+        <w:rPr>
+          <w:bCs/>
+          <w:b/>
+        </w:rPr>
+        <w:t xml:space="preserve">):</w:t>
+      </w:r>
+      <w:r>
         <w:t xml:space="preserve"> </w:t>
       </w:r>
       <m:oMath>
+        <m:r>
+          <m:rPr>
+            <m:nor/>
+            <m:sty m:val="p"/>
+          </m:rPr>
+          <m:t>LLM</m:t>
+        </m:r>
         <m:r>
           <m:rPr>
             <m:sty m:val="p"/>
           </m:rPr>
           <m:t>→</m:t>
         </m:r>
-      </m:oMath>
-      <w:r>
-        <w:rPr>
-          <w:bCs/>
-          <w:b/>
-        </w:rPr>
-        <w:t xml:space="preserve"> </w:t>
-      </w:r>
-      <w:r>
-        <w:rPr>
-          <w:bCs/>
-          <w:b/>
-        </w:rPr>
-        <w:t xml:space="preserve">Canonical SIR</w:t>
-      </w:r>
-      <w:r>
-        <w:rPr>
-          <w:bCs/>
-          <w:b/>
-        </w:rPr>
-        <w:t xml:space="preserve"> </w:t>
-      </w:r>
-      <m:oMath>
+        <m:r>
+          <m:rPr>
+            <m:nor/>
+            <m:sty m:val="p"/>
+          </m:rPr>
+          <m:t>SIR</m:t>
+        </m:r>
         <m:r>
           <m:rPr>
             <m:sty m:val="p"/>
           </m:rPr>
           <m:t>→</m:t>
         </m:r>
-      </m:oMath>
-      <w:r>
-        <w:rPr>
-          <w:bCs/>
-          <w:b/>
-        </w:rPr>
-        <w:t xml:space="preserve"> </w:t>
-      </w:r>
-      <w:r>
-        <w:rPr>
-          <w:bCs/>
-          <w:b/>
-        </w:rPr>
-        <w:t xml:space="preserve">SirValidator</w:t>
-      </w:r>
-      <w:r>
-        <w:rPr>
-          <w:bCs/>
-          <w:b/>
-        </w:rPr>
-        <w:t xml:space="preserve"> </w:t>
-      </w:r>
-      <m:oMath>
+        <m:r>
+          <m:rPr>
+            <m:nor/>
+            <m:sty m:val="p"/>
+          </m:rPr>
+          <m:t>6D SirValidator</m:t>
+        </m:r>
         <m:r>
           <m:rPr>
             <m:sty m:val="p"/>
           </m:rPr>
           <m:t>→</m:t>
         </m:r>
-      </m:oMath>
-      <w:r>
-        <w:rPr>
-          <w:bCs/>
-          <w:b/>
-        </w:rPr>
-        <w:t xml:space="preserve"> </w:t>
-      </w:r>
-      <w:r>
-        <w:rPr>
-          <w:bCs/>
-          <w:b/>
-        </w:rPr>
-        <w:t xml:space="preserve">Deterministic Spatial Query Compiler</w:t>
-      </w:r>
-      <w:r>
-        <w:rPr>
-          <w:bCs/>
-          <w:b/>
-        </w:rPr>
-        <w:t xml:space="preserve"> </w:t>
-      </w:r>
-      <m:oMath>
+        <m:r>
+          <m:rPr>
+            <m:nor/>
+            <m:sty m:val="p"/>
+          </m:rPr>
+          <m:t>CSIR</m:t>
+        </m:r>
         <m:r>
           <m:rPr>
             <m:sty m:val="p"/>
           </m:rPr>
           <m:t>→</m:t>
         </m:r>
+        <m:r>
+          <m:rPr>
+            <m:nor/>
+            <m:sty m:val="p"/>
+          </m:rPr>
+          <m:t>Deterministic Spatial Query Compiler</m:t>
+        </m:r>
       </m:oMath>
+      <w:r>
+        <w:t xml:space="preserve">. Bertujuan mencegah maksud semantik yang tidak sah, di luar domain, atau termutasi sepihak mencapai eksekusi basis data dengan menegakkan prinsip</w:t>
+      </w:r>
+      <w:r>
+        <w:t xml:space="preserve"> </w:t>
+      </w:r>
+      <w:r>
+        <w:rPr>
+          <w:iCs/>
+          <w:i/>
+        </w:rPr>
+        <w:t xml:space="preserve">No Intent Alteration</w:t>
+      </w:r>
+      <w:r>
+        <w:t xml:space="preserve">.</w:t>
+      </w:r>
+      <w:r>
+        <w:t xml:space="preserve"> </w:t>
+      </w:r>
+      <w:r>
+        <w:t xml:space="preserve">-</w:t>
+      </w:r>
+      <w:r>
+        <w:t xml:space="preserve"> </w:t>
+      </w:r>
       <w:r>
         <w:rPr>
           <w:bCs/>
           <w:b/>
         </w:rPr>
-        <w:t xml:space="preserve"> </w:t>
-      </w:r>
-      <w:r>
-        <w:rPr>
+        <w:t xml:space="preserve">Batas Kendali Bukti (</w:t>
+      </w:r>
+      <w:r>
+        <w:rPr>
+          <w:iCs/>
+          <w:i/>
           <w:bCs/>
           <w:b/>
         </w:rPr>
-        <w:t xml:space="preserve">MySQL Spatial Engine (</w:t>
-      </w:r>
-      <w:r>
-        <w:rPr>
-          <w:rStyle w:val="VerbatimChar"/>
+        <w:t xml:space="preserve">Evidence Control Boundary</w:t>
+      </w:r>
+      <w:r>
+        <w:rPr>
           <w:bCs/>
           <w:b/>
         </w:rPr>
+        <w:t xml:space="preserve">):</w:t>
+      </w:r>
+      <w:r>
+        <w:t xml:space="preserve"> </w:t>
+      </w:r>
+      <m:oMath>
+        <m:r>
+          <m:rPr>
+            <m:nor/>
+            <m:sty m:val="p"/>
+          </m:rPr>
+          <m:t>Fakta SQL </m:t>
+        </m:r>
+        <m:d>
+          <m:dPr>
+            <m:begChr m:val="("/>
+            <m:endChr m:val=")"/>
+            <m:sepChr m:val=""/>
+            <m:grow/>
+          </m:dPr>
+          <m:e>
+            <m:r>
+              <m:t>F</m:t>
+            </m:r>
+          </m:e>
+        </m:d>
+        <m:r>
+          <m:rPr>
+            <m:sty m:val="p"/>
+          </m:rPr>
+          <m:t>→</m:t>
+        </m:r>
+        <m:r>
+          <m:rPr>
+            <m:nor/>
+            <m:sty m:val="p"/>
+          </m:rPr>
+          <m:t>Grounded NLG</m:t>
+        </m:r>
+        <m:r>
+          <m:rPr>
+            <m:sty m:val="p"/>
+          </m:rPr>
+          <m:t>→</m:t>
+        </m:r>
+        <m:r>
+          <m:rPr>
+            <m:nor/>
+            <m:sty m:val="p"/>
+          </m:rPr>
+          <m:t>Claim-Level Grounding Validator</m:t>
+        </m:r>
+        <m:r>
+          <m:rPr>
+            <m:sty m:val="p"/>
+          </m:rPr>
+          <m:t>→</m:t>
+        </m:r>
+        <m:r>
+          <m:rPr>
+            <m:nor/>
+            <m:sty m:val="p"/>
+          </m:rPr>
+          <m:t>Fail-Closed Fallback</m:t>
+        </m:r>
+      </m:oMath>
+      <w:r>
+        <w:t xml:space="preserve">. Bertujuan mengunci fakta pada hasil kueri basis data relasional MySQL 8.0 (</w:t>
+      </w:r>
+      <w:r>
+        <w:rPr>
+          <w:rStyle w:val="VerbatimChar"/>
+        </w:rPr>
         <w:t xml:space="preserve">ST_Distance_Sphere</w:t>
       </w:r>
       <w:r>
-        <w:rPr>
-          <w:bCs/>
-          <w:b/>
-        </w:rPr>
-        <w:t xml:space="preserve">)</w:t>
-      </w:r>
-      <w:r>
-        <w:t xml:space="preserve">.</w:t>
+        <w:t xml:space="preserve">), menyintesis narasi ramah pengguna di bawah kontrak grounding ketat, serta memverifikasi kebenaran setiap klaim secara algoritmik sebelum respons dikirimkan ke pengguna.</w:t>
       </w:r>
     </w:p>
     <w:p>
@@ -1274,7 +1468,7 @@
         <w:t xml:space="preserve">)</w:t>
       </w:r>
       <w:r>
-        <w:t xml:space="preserve">. Seleksi kandidat dijalankan berdasarkan kriteria faktual eksak (jarak geodesik, kategori, harga, jam operasional, dan kata kunci), dan secara sadar</w:t>
+        <w:t xml:space="preserve">. Seleksi kandidat dijalankan berdasarkan kriteria faktual eksak (jarak lingkaran besar sferikal, kategori, harga, jam operasional, dan kata kunci), dan secara sadar</w:t>
       </w:r>
       <w:r>
         <w:t xml:space="preserve"> </w:t>
@@ -1704,23 +1898,7 @@
           <w:bCs/>
           <w:b/>
         </w:rPr>
-        <w:t xml:space="preserve">Bagaimana merancang lapisan kontrol semantik terstruktur (</w:t>
-      </w:r>
-      <w:r>
-        <w:rPr>
-          <w:iCs/>
-          <w:i/>
-          <w:bCs/>
-          <w:b/>
-        </w:rPr>
-        <w:t xml:space="preserve">structured semantic control layer</w:t>
-      </w:r>
-      <w:r>
-        <w:rPr>
-          <w:bCs/>
-          <w:b/>
-        </w:rPr>
-        <w:t xml:space="preserve">) yang mampu memediasi kueri spasial bahasa alami menjadi eksekusi komputasi spasial deterministik pada basis data, sehingga LLM berfungsi optimal sebagai antarmuka kognitif tanpa memiliki kewenangan untuk memanipulasi atau mengarang fakta spasial?</w:t>
+        <w:t xml:space="preserve">Bagaimana merancang bangun sistem informasi spasial percakapan di bawah kerangka batas kendali ganda—yakni batas kendali semantik dan batas kendali bukti—yang memediasi kueri spasial bahasa alami menjadi eksekusi SQL spasial deterministik pada basis data, sehingga LLM berfungsi optimal sebagai antarmuka kognitif percakapan namun secara algoritmik dan matematis terjamin bebas dari fabrikasi entitas dan halusinasi faktual?</w:t>
       </w:r>
     </w:p>
     <w:bookmarkEnd w:id="25"/>
@@ -1754,23 +1932,33 @@
           <w:bCs/>
           <w:b/>
         </w:rPr>
-        <w:t xml:space="preserve">Formalisasi Spatial Intent Representation (SIR):</w:t>
-      </w:r>
-      <w:r>
-        <w:t xml:space="preserve"> </w:t>
-      </w:r>
-      <w:r>
-        <w:t xml:space="preserve">Merumuskan representasi semantik perantara bertipe (</w:t>
-      </w:r>
-      <w:r>
-        <w:rPr>
-          <w:iCs/>
-          <w:i/>
-        </w:rPr>
-        <w:t xml:space="preserve">typed intermediate semantic representation</w:t>
-      </w:r>
-      <w:r>
-        <w:t xml:space="preserve">) berbasis skema JSON formal yang memisahkan interpretasi bahasa alami dari konstruksi kueri basis data.</w:t>
+        <w:t xml:space="preserve">Kerangka Teoretis Batas Kendali Ganda (Dual Control Boundaries Framework):</w:t>
+      </w:r>
+      <w:r>
+        <w:t xml:space="preserve"> </w:t>
+      </w:r>
+      <w:r>
+        <w:t xml:space="preserve">Memformalkan pemisahan inferensi LLM probabilistik dari komputasi basis data relasional melalui dua batas kendali independen: Batas Kendali Semantik (</w:t>
+      </w:r>
+      <w:r>
+        <w:rPr>
+          <w:iCs/>
+          <w:i/>
+        </w:rPr>
+        <w:t xml:space="preserve">Semantic Control Boundary</w:t>
+      </w:r>
+      <w:r>
+        <w:t xml:space="preserve">) dan Batas Kendali Bukti (</w:t>
+      </w:r>
+      <w:r>
+        <w:rPr>
+          <w:iCs/>
+          <w:i/>
+        </w:rPr>
+        <w:t xml:space="preserve">Evidence Control Boundary</w:t>
+      </w:r>
+      <w:r>
+        <w:t xml:space="preserve">).</w:t>
       </w:r>
       <w:r>
         <w:t xml:space="preserve"> </w:t>
@@ -1786,13 +1974,23 @@
           <w:bCs/>
           <w:b/>
         </w:rPr>
-        <w:t xml:space="preserve">Ontologi Operator Spasial (Spatial Operator Ontology):</w:t>
-      </w:r>
-      <w:r>
-        <w:t xml:space="preserve"> </w:t>
-      </w:r>
-      <w:r>
-        <w:t xml:space="preserve">Membangun taksonomi pemetaan formal dari konsep bahasa alami ke operator SIR dan predikat kompilasi SQL spasial.</w:t>
+        <w:t xml:space="preserve">Formalisasi Spatial Intent Representation (SIR) &amp; Ontologi Operator Spasial:</w:t>
+      </w:r>
+      <w:r>
+        <w:t xml:space="preserve"> </w:t>
+      </w:r>
+      <w:r>
+        <w:t xml:space="preserve">Merumuskan representasi semantik perantara bertipe (</w:t>
+      </w:r>
+      <w:r>
+        <w:rPr>
+          <w:iCs/>
+          <w:i/>
+        </w:rPr>
+        <w:t xml:space="preserve">typed intermediate semantic representation</w:t>
+      </w:r>
+      <w:r>
+        <w:t xml:space="preserve">) berbasis skema JSON formal dan ontologi pemetaan dari konsep bahasa alami ke operator SIR dan predikat kompilasi SQL spasial.</w:t>
       </w:r>
       <w:r>
         <w:t xml:space="preserve"> </w:t>
@@ -1814,7 +2012,23 @@
         <w:t xml:space="preserve"> </w:t>
       </w:r>
       <w:r>
-        <w:t xml:space="preserve">Merancang algoritma validasi deterministik di lapisan kendali aplikasi (</w:t>
+        <w:t xml:space="preserve">Merancang algoritma validasi deterministik di lapisan kendali aplikasi berprinsip</w:t>
+      </w:r>
+      <w:r>
+        <w:t xml:space="preserve"> </w:t>
+      </w:r>
+      <w:r>
+        <w:rPr>
+          <w:iCs/>
+          <w:i/>
+        </w:rPr>
+        <w:t xml:space="preserve">No Intent Alteration</w:t>
+      </w:r>
+      <w:r>
+        <w:t xml:space="preserve"> </w:t>
+      </w:r>
+      <w:r>
+        <w:t xml:space="preserve">(</w:t>
       </w:r>
       <w:r>
         <w:rPr>
@@ -1846,7 +2060,7 @@
         <w:t xml:space="preserve"> </w:t>
       </w:r>
       <w:r>
-        <w:t xml:space="preserve">Mengembangkan kompilator kueri yang mentransformasikan SIR tervalidasi menjadi SQL terparameterisasi aman, mengunci basis data relasional sebagai satu-satunya sumber kebenaran (</w:t>
+        <w:t xml:space="preserve">Mengembangkan kompilator kueri yang mentransformasikan SIR tervalidasi (CSIR) menjadi SQL terparameterisasi aman, mengunci basis data relasional sebagai satu-satunya sumber kebenaran (</w:t>
       </w:r>
       <w:r>
         <w:rPr>
@@ -1872,7 +2086,7 @@
           <w:bCs/>
           <w:b/>
         </w:rPr>
-        <w:t xml:space="preserve">Strict Grounding Contract &amp; Kerangka Evaluasi Empiris:</w:t>
+        <w:t xml:space="preserve">Algorithmic Claim-Level Grounding Validator &amp; Kerangka Evaluasi Empiris:</w:t>
       </w:r>
       <w:r>
         <w:t xml:space="preserve"> </w:t>
@@ -1887,6 +2101,109 @@
         </w:rPr>
         <w:t xml:space="preserve">Grounded NLG</w:t>
       </w:r>
+      <w:r>
+        <w:t xml:space="preserve">) dan audit klaim faktual lintas 4 sub-dimensi (</w:t>
+      </w:r>
+      <m:oMath>
+        <m:sSub>
+          <m:e>
+            <m:r>
+              <m:rPr>
+                <m:sty m:val="p"/>
+                <m:scr m:val="script"/>
+              </m:rPr>
+              <m:t>C</m:t>
+            </m:r>
+          </m:e>
+          <m:sub>
+            <m:r>
+              <m:rPr>
+                <m:nor/>
+                <m:sty m:val="p"/>
+              </m:rPr>
+              <m:t>entity</m:t>
+            </m:r>
+          </m:sub>
+        </m:sSub>
+        <m:r>
+          <m:rPr>
+            <m:sty m:val="p"/>
+          </m:rPr>
+          <m:t>,</m:t>
+        </m:r>
+        <m:sSub>
+          <m:e>
+            <m:r>
+              <m:rPr>
+                <m:sty m:val="p"/>
+                <m:scr m:val="script"/>
+              </m:rPr>
+              <m:t>C</m:t>
+            </m:r>
+          </m:e>
+          <m:sub>
+            <m:r>
+              <m:rPr>
+                <m:nor/>
+                <m:sty m:val="p"/>
+              </m:rPr>
+              <m:t>price</m:t>
+            </m:r>
+          </m:sub>
+        </m:sSub>
+        <m:r>
+          <m:rPr>
+            <m:sty m:val="p"/>
+          </m:rPr>
+          <m:t>,</m:t>
+        </m:r>
+        <m:sSub>
+          <m:e>
+            <m:r>
+              <m:rPr>
+                <m:sty m:val="p"/>
+                <m:scr m:val="script"/>
+              </m:rPr>
+              <m:t>C</m:t>
+            </m:r>
+          </m:e>
+          <m:sub>
+            <m:r>
+              <m:rPr>
+                <m:nor/>
+                <m:sty m:val="p"/>
+              </m:rPr>
+              <m:t>spatial</m:t>
+            </m:r>
+          </m:sub>
+        </m:sSub>
+        <m:r>
+          <m:rPr>
+            <m:sty m:val="p"/>
+          </m:rPr>
+          <m:t>,</m:t>
+        </m:r>
+        <m:sSub>
+          <m:e>
+            <m:r>
+              <m:rPr>
+                <m:sty m:val="p"/>
+                <m:scr m:val="script"/>
+              </m:rPr>
+              <m:t>C</m:t>
+            </m:r>
+          </m:e>
+          <m:sub>
+            <m:r>
+              <m:rPr>
+                <m:nor/>
+                <m:sty m:val="p"/>
+              </m:rPr>
+              <m:t>temporal</m:t>
+            </m:r>
+          </m:sub>
+        </m:sSub>
+      </m:oMath>
       <w:r>
         <w:t xml:space="preserve">), dilengkapi taksonomi kegagalan formal (F1–F8) dan evaluasi perbandingan multi-baseline serta</w:t>
       </w:r>
@@ -1913,7 +2230,7 @@
     </w:p>
     <w:bookmarkEnd w:id="26"/>
     <w:bookmarkEnd w:id="27"/>
-    <w:bookmarkStart w:id="39" w:name="Xff254c1d8018846061be632c6897250d8d3cc20"/>
+    <w:bookmarkStart w:id="40" w:name="Xff254c1d8018846061be632c6897250d8d3cc20"/>
     <w:p>
       <w:pPr>
         <w:pStyle w:val="Heading2"/>
@@ -1922,7 +2239,1090 @@
         <w:t xml:space="preserve">2. LANDASAN TEORETIS DAN FORMALISASI KONSEPTUAL</w:t>
       </w:r>
     </w:p>
-    <w:bookmarkStart w:id="28" w:name="X04fd7084841b8dce33888a22a09f037ee6bbd0a"/>
+    <w:bookmarkStart w:id="28" w:name="X4d630d0987357632b38f5ace43e17a514d96538"/>
+    <w:p>
+      <w:pPr>
+        <w:pStyle w:val="Heading3"/>
+      </w:pPr>
+      <w:r>
+        <w:t xml:space="preserve">2.0 Kerangka Batas Kendali Ganda Sistem Informasi Spasial Percakapan (</w:t>
+      </w:r>
+      <w:r>
+        <w:rPr>
+          <w:iCs/>
+          <w:i/>
+        </w:rPr>
+        <w:t xml:space="preserve">The Dual Control Boundaries Framework</w:t>
+      </w:r>
+      <w:r>
+        <w:t xml:space="preserve">)</w:t>
+      </w:r>
+    </w:p>
+    <w:p>
+      <w:pPr>
+        <w:pStyle w:val="FirstParagraph"/>
+      </w:pPr>
+      <w:r>
+        <w:t xml:space="preserve">Guna mengatasi kontradiksi fundamental antara sifat probabilistik model bahasa generatif dan tuntutan presisi deterministik komputasi spasial, penelitian ini merumuskan sistem sebagai</w:t>
+      </w:r>
+      <w:r>
+        <w:t xml:space="preserve"> </w:t>
+      </w:r>
+      <w:r>
+        <w:rPr>
+          <w:bCs/>
+          <w:b/>
+        </w:rPr>
+        <w:t xml:space="preserve">Reliability-Controlled Conversational Spatial Information System</w:t>
+      </w:r>
+      <w:r>
+        <w:t xml:space="preserve"> </w:t>
+      </w:r>
+      <w:r>
+        <w:t xml:space="preserve">yang beroperasi di bawah fondasi teoritis</w:t>
+      </w:r>
+      <w:r>
+        <w:t xml:space="preserve"> </w:t>
+      </w:r>
+      <w:r>
+        <w:rPr>
+          <w:bCs/>
+          <w:b/>
+        </w:rPr>
+        <w:t xml:space="preserve">Batas Kendali Ganda (</w:t>
+      </w:r>
+      <w:r>
+        <w:rPr>
+          <w:iCs/>
+          <w:i/>
+          <w:bCs/>
+          <w:b/>
+        </w:rPr>
+        <w:t xml:space="preserve">Dual Control Boundaries Framework</w:t>
+      </w:r>
+      <w:r>
+        <w:rPr>
+          <w:bCs/>
+          <w:b/>
+        </w:rPr>
+        <w:t xml:space="preserve">)</w:t>
+      </w:r>
+      <w:r>
+        <w:t xml:space="preserve">:</w:t>
+      </w:r>
+    </w:p>
+    <w:p>
+      <w:pPr>
+        <w:pStyle w:val="SourceCode"/>
+      </w:pPr>
+      <w:r>
+        <w:rPr>
+          <w:rStyle w:val="VerbatimChar"/>
+        </w:rPr>
+        <w:t xml:space="preserve">                 PROBABILISTIC LLM (Layer 2)</w:t>
+      </w:r>
+      <w:r>
+        <w:br/>
+      </w:r>
+      <w:r>
+        <w:rPr>
+          <w:rStyle w:val="VerbatimChar"/>
+        </w:rPr>
+        <w:t xml:space="preserve">                            │</w:t>
+      </w:r>
+      <w:r>
+        <w:br/>
+      </w:r>
+      <w:r>
+        <w:rPr>
+          <w:rStyle w:val="VerbatimChar"/>
+        </w:rPr>
+        <w:t xml:space="preserve">                            ▼</w:t>
+      </w:r>
+      <w:r>
+        <w:br/>
+      </w:r>
+      <w:r>
+        <w:rPr>
+          <w:rStyle w:val="VerbatimChar"/>
+        </w:rPr>
+        <w:t xml:space="preserve">             ┌─────────────────────────────┐</w:t>
+      </w:r>
+      <w:r>
+        <w:br/>
+      </w:r>
+      <w:r>
+        <w:rPr>
+          <w:rStyle w:val="VerbatimChar"/>
+        </w:rPr>
+        <w:t xml:space="preserve">             │   SEMANTIC CONTROL BOUNDARY │</w:t>
+      </w:r>
+      <w:r>
+        <w:br/>
+      </w:r>
+      <w:r>
+        <w:rPr>
+          <w:rStyle w:val="VerbatimChar"/>
+        </w:rPr>
+        <w:t xml:space="preserve">             │  • Raw SIR Extraction       │</w:t>
+      </w:r>
+      <w:r>
+        <w:br/>
+      </w:r>
+      <w:r>
+        <w:rPr>
+          <w:rStyle w:val="VerbatimChar"/>
+        </w:rPr>
+        <w:t xml:space="preserve">             │  • 6D SIR Validator         │</w:t>
+      </w:r>
+      <w:r>
+        <w:br/>
+      </w:r>
+      <w:r>
+        <w:rPr>
+          <w:rStyle w:val="VerbatimChar"/>
+        </w:rPr>
+        <w:t xml:space="preserve">             │  • No Intent Alteration     │</w:t>
+      </w:r>
+      <w:r>
+        <w:br/>
+      </w:r>
+      <w:r>
+        <w:rPr>
+          <w:rStyle w:val="VerbatimChar"/>
+        </w:rPr>
+        <w:t xml:space="preserve">             │  • Canonical SIR (CSIR)     │</w:t>
+      </w:r>
+      <w:r>
+        <w:br/>
+      </w:r>
+      <w:r>
+        <w:rPr>
+          <w:rStyle w:val="VerbatimChar"/>
+        </w:rPr>
+        <w:t xml:space="preserve">             │  • Deterministic Compiler   │</w:t>
+      </w:r>
+      <w:r>
+        <w:br/>
+      </w:r>
+      <w:r>
+        <w:rPr>
+          <w:rStyle w:val="VerbatimChar"/>
+        </w:rPr>
+        <w:t xml:space="preserve">             └──────────────┬──────────────┘</w:t>
+      </w:r>
+      <w:r>
+        <w:br/>
+      </w:r>
+      <w:r>
+        <w:rPr>
+          <w:rStyle w:val="VerbatimChar"/>
+        </w:rPr>
+        <w:t xml:space="preserve">                            │ Parameterized SQL</w:t>
+      </w:r>
+      <w:r>
+        <w:br/>
+      </w:r>
+      <w:r>
+        <w:rPr>
+          <w:rStyle w:val="VerbatimChar"/>
+        </w:rPr>
+        <w:t xml:space="preserve">                            ▼</w:t>
+      </w:r>
+      <w:r>
+        <w:br/>
+      </w:r>
+      <w:r>
+        <w:rPr>
+          <w:rStyle w:val="VerbatimChar"/>
+        </w:rPr>
+        <w:t xml:space="preserve">               DETERMINISTIC SPATIAL EXEC</w:t>
+      </w:r>
+      <w:r>
+        <w:br/>
+      </w:r>
+      <w:r>
+        <w:rPr>
+          <w:rStyle w:val="VerbatimChar"/>
+        </w:rPr>
+        <w:t xml:space="preserve">             (MySQL 8.0 ST_Distance_Sphere)</w:t>
+      </w:r>
+      <w:r>
+        <w:br/>
+      </w:r>
+      <w:r>
+        <w:rPr>
+          <w:rStyle w:val="VerbatimChar"/>
+        </w:rPr>
+        <w:t xml:space="preserve">                            │</w:t>
+      </w:r>
+      <w:r>
+        <w:br/>
+      </w:r>
+      <w:r>
+        <w:rPr>
+          <w:rStyle w:val="VerbatimChar"/>
+        </w:rPr>
+        <w:t xml:space="preserve">                            ▼</w:t>
+      </w:r>
+      <w:r>
+        <w:br/>
+      </w:r>
+      <w:r>
+        <w:rPr>
+          <w:rStyle w:val="VerbatimChar"/>
+        </w:rPr>
+        <w:t xml:space="preserve">                    DATABASE FACTS (F)</w:t>
+      </w:r>
+      <w:r>
+        <w:br/>
+      </w:r>
+      <w:r>
+        <w:rPr>
+          <w:rStyle w:val="VerbatimChar"/>
+        </w:rPr>
+        <w:t xml:space="preserve">                            │</w:t>
+      </w:r>
+      <w:r>
+        <w:br/>
+      </w:r>
+      <w:r>
+        <w:rPr>
+          <w:rStyle w:val="VerbatimChar"/>
+        </w:rPr>
+        <w:t xml:space="preserve">                            ▼</w:t>
+      </w:r>
+      <w:r>
+        <w:br/>
+      </w:r>
+      <w:r>
+        <w:rPr>
+          <w:rStyle w:val="VerbatimChar"/>
+        </w:rPr>
+        <w:t xml:space="preserve">             ┌─────────────────────────────┐</w:t>
+      </w:r>
+      <w:r>
+        <w:br/>
+      </w:r>
+      <w:r>
+        <w:rPr>
+          <w:rStyle w:val="VerbatimChar"/>
+        </w:rPr>
+        <w:t xml:space="preserve">             │   EVIDENCE CONTROL BOUNDARY │</w:t>
+      </w:r>
+      <w:r>
+        <w:br/>
+      </w:r>
+      <w:r>
+        <w:rPr>
+          <w:rStyle w:val="VerbatimChar"/>
+        </w:rPr>
+        <w:t xml:space="preserve">             │  • Strict Grounded NLG      │</w:t>
+      </w:r>
+      <w:r>
+        <w:br/>
+      </w:r>
+      <w:r>
+        <w:rPr>
+          <w:rStyle w:val="VerbatimChar"/>
+        </w:rPr>
+        <w:t xml:space="preserve">             │  • Claim-Level Validator    │</w:t>
+      </w:r>
+      <w:r>
+        <w:br/>
+      </w:r>
+      <w:r>
+        <w:rPr>
+          <w:rStyle w:val="VerbatimChar"/>
+        </w:rPr>
+        <w:t xml:space="preserve">             │  • Fail-Closed Fallback     │</w:t>
+      </w:r>
+      <w:r>
+        <w:br/>
+      </w:r>
+      <w:r>
+        <w:rPr>
+          <w:rStyle w:val="VerbatimChar"/>
+        </w:rPr>
+        <w:t xml:space="preserve">             └──────────────┬──────────────┘</w:t>
+      </w:r>
+      <w:r>
+        <w:br/>
+      </w:r>
+      <w:r>
+        <w:rPr>
+          <w:rStyle w:val="VerbatimChar"/>
+        </w:rPr>
+        <w:t xml:space="preserve">                            │ Grounded Response</w:t>
+      </w:r>
+      <w:r>
+        <w:br/>
+      </w:r>
+      <w:r>
+        <w:rPr>
+          <w:rStyle w:val="VerbatimChar"/>
+        </w:rPr>
+        <w:t xml:space="preserve">                            ▼</w:t>
+      </w:r>
+      <w:r>
+        <w:br/>
+      </w:r>
+      <w:r>
+        <w:rPr>
+          <w:rStyle w:val="VerbatimChar"/>
+        </w:rPr>
+        <w:t xml:space="preserve">                 FINAL VERIFIED RESPONSE</w:t>
+      </w:r>
+      <w:r>
+        <w:br/>
+      </w:r>
+      <w:r>
+        <w:rPr>
+          <w:rStyle w:val="VerbatimChar"/>
+        </w:rPr>
+        <w:t xml:space="preserve">                (Leaflet.js + OSRM Route)</w:t>
+      </w:r>
+    </w:p>
+    <w:p>
+      <w:pPr>
+        <w:pStyle w:val="FirstParagraph"/>
+      </w:pPr>
+      <w:r>
+        <w:t xml:space="preserve">Sistem dikendalikan oleh dua batas kontrol berurutan yang diformalkan secara matematis dan logis:</w:t>
+      </w:r>
+      <w:r>
+        <w:t xml:space="preserve"> </w:t>
+      </w:r>
+      <w:r>
+        <w:t xml:space="preserve">1.</w:t>
+      </w:r>
+      <w:r>
+        <w:t xml:space="preserve"> </w:t>
+      </w:r>
+      <w:r>
+        <w:rPr>
+          <w:bCs/>
+          <w:b/>
+        </w:rPr>
+        <w:t xml:space="preserve">Batas Kendali Semantik (</w:t>
+      </w:r>
+      <w:r>
+        <w:rPr>
+          <w:iCs/>
+          <w:i/>
+          <w:bCs/>
+          <w:b/>
+        </w:rPr>
+        <w:t xml:space="preserve">The Semantic Control Boundary</w:t>
+      </w:r>
+      <w:r>
+        <w:rPr>
+          <w:bCs/>
+          <w:b/>
+        </w:rPr>
+        <w:t xml:space="preserve"> </w:t>
+      </w:r>
+      <w:r>
+        <w:rPr>
+          <w:bCs/>
+          <w:b/>
+        </w:rPr>
+        <w:t xml:space="preserve">/</w:t>
+      </w:r>
+      <w:r>
+        <w:rPr>
+          <w:bCs/>
+          <w:b/>
+        </w:rPr>
+        <w:t xml:space="preserve"> </w:t>
+      </w:r>
+      <m:oMath>
+        <m:sSub>
+          <m:e>
+            <m:r>
+              <m:rPr>
+                <m:sty m:val="p"/>
+                <m:scr m:val="script"/>
+              </m:rPr>
+              <m:t>B</m:t>
+            </m:r>
+          </m:e>
+          <m:sub>
+            <m:r>
+              <m:rPr>
+                <m:nor/>
+                <m:sty m:val="p"/>
+              </m:rPr>
+              <m:t>semantik</m:t>
+            </m:r>
+          </m:sub>
+        </m:sSub>
+      </m:oMath>
+      <w:r>
+        <w:rPr>
+          <w:bCs/>
+          <w:b/>
+        </w:rPr>
+        <w:t xml:space="preserve">):</w:t>
+      </w:r>
+    </w:p>
+    <w:p>
+      <w:pPr>
+        <w:pStyle w:val="BodyText"/>
+      </w:pPr>
+      <m:oMathPara>
+        <m:oMathParaPr>
+          <m:jc m:val="center"/>
+        </m:oMathParaPr>
+        <m:oMath>
+          <m:sSub>
+            <m:e>
+              <m:r>
+                <m:rPr>
+                  <m:sty m:val="p"/>
+                  <m:scr m:val="script"/>
+                </m:rPr>
+                <m:t>B</m:t>
+              </m:r>
+            </m:e>
+            <m:sub>
+              <m:r>
+                <m:rPr>
+                  <m:nor/>
+                  <m:sty m:val="p"/>
+                </m:rPr>
+                <m:t>semantik</m:t>
+              </m:r>
+            </m:sub>
+          </m:sSub>
+          <m:r>
+            <m:rPr>
+              <m:sty m:val="p"/>
+            </m:rPr>
+            <m:t>:</m:t>
+          </m:r>
+          <m:r>
+            <m:rPr>
+              <m:nor/>
+              <m:sty m:val="p"/>
+            </m:rPr>
+            <m:t>LLM</m:t>
+          </m:r>
+          <m:d>
+            <m:dPr>
+              <m:begChr m:val="("/>
+              <m:endChr m:val=")"/>
+              <m:sepChr m:val=""/>
+              <m:grow/>
+            </m:dPr>
+            <m:e>
+              <m:r>
+                <m:t>N</m:t>
+              </m:r>
+              <m:r>
+                <m:t>L</m:t>
+              </m:r>
+            </m:e>
+          </m:d>
+          <m:r>
+            <m:rPr>
+              <m:sty m:val="p"/>
+            </m:rPr>
+            <m:t>→</m:t>
+          </m:r>
+          <m:sSub>
+            <m:e>
+              <m:r>
+                <m:rPr>
+                  <m:sty m:val="p"/>
+                  <m:scr m:val="script"/>
+                </m:rPr>
+                <m:t>S</m:t>
+              </m:r>
+            </m:e>
+            <m:sub>
+              <m:r>
+                <m:rPr>
+                  <m:nor/>
+                  <m:sty m:val="p"/>
+                </m:rPr>
+                <m:t>raw</m:t>
+              </m:r>
+            </m:sub>
+          </m:sSub>
+          <m:limLow>
+            <m:e>
+              <m:limUpp>
+                <m:e>
+                  <m:r>
+                    <m:rPr>
+                      <m:sty m:val="p"/>
+                    </m:rPr>
+                    <m:t>→</m:t>
+                  </m:r>
+                </m:e>
+                <m:lim>
+                  <m:sSub>
+                    <m:e>
+                      <m:r>
+                        <m:rPr>
+                          <m:nor/>
+                          <m:sty m:val="p"/>
+                        </m:rPr>
+                        <m:t>SirValidator</m:t>
+                      </m:r>
+                    </m:e>
+                    <m:sub>
+                      <m:r>
+                        <m:rPr>
+                          <m:nor/>
+                          <m:sty m:val="p"/>
+                        </m:rPr>
+                        <m:t>6-D</m:t>
+                      </m:r>
+                    </m:sub>
+                  </m:sSub>
+                </m:lim>
+              </m:limUpp>
+            </m:e>
+            <m:lim>
+              <m:r>
+                <m:rPr>
+                  <m:nor/>
+                  <m:sty m:val="p"/>
+                </m:rPr>
+                <m:t>No Intent Alteration</m:t>
+              </m:r>
+            </m:lim>
+          </m:limLow>
+          <m:sSub>
+            <m:e>
+              <m:r>
+                <m:rPr>
+                  <m:sty m:val="p"/>
+                  <m:scr m:val="script"/>
+                </m:rPr>
+                <m:t>S</m:t>
+              </m:r>
+            </m:e>
+            <m:sub>
+              <m:r>
+                <m:rPr>
+                  <m:nor/>
+                  <m:sty m:val="p"/>
+                </m:rPr>
+                <m:t>csir</m:t>
+              </m:r>
+            </m:sub>
+          </m:sSub>
+          <m:limUpp>
+            <m:e>
+              <m:r>
+                <m:rPr>
+                  <m:sty m:val="p"/>
+                </m:rPr>
+                <m:t>→</m:t>
+              </m:r>
+            </m:e>
+            <m:lim>
+              <m:r>
+                <m:rPr>
+                  <m:nor/>
+                  <m:sty m:val="p"/>
+                </m:rPr>
+                <m:t>Compiler</m:t>
+              </m:r>
+            </m:lim>
+          </m:limUpp>
+          <m:sSub>
+            <m:e>
+              <m:r>
+                <m:rPr>
+                  <m:nor/>
+                  <m:sty m:val="p"/>
+                </m:rPr>
+                <m:t>SQL</m:t>
+              </m:r>
+            </m:e>
+            <m:sub>
+              <m:r>
+                <m:rPr>
+                  <m:nor/>
+                  <m:sty m:val="p"/>
+                </m:rPr>
+                <m:t>terparameterisasi</m:t>
+              </m:r>
+            </m:sub>
+          </m:sSub>
+        </m:oMath>
+      </m:oMathPara>
+    </w:p>
+    <w:p>
+      <w:pPr>
+        <w:pStyle w:val="FirstParagraph"/>
+      </w:pPr>
+      <w:r>
+        <w:t xml:space="preserve">Batas ini mengisolasi model probabilistik dari operasi basis data. Masukan bahasa alami diparsing menjadi representasi semantik perantara</w:t>
+      </w:r>
+      <w:r>
+        <w:t xml:space="preserve"> </w:t>
+      </w:r>
+      <w:r>
+        <w:rPr>
+          <w:iCs/>
+          <w:i/>
+        </w:rPr>
+        <w:t xml:space="preserve">Spatial Intent Representation</w:t>
+      </w:r>
+      <w:r>
+        <w:t xml:space="preserve"> </w:t>
+      </w:r>
+      <w:r>
+        <w:t xml:space="preserve">(SIR). Modul</w:t>
+      </w:r>
+      <w:r>
+        <w:t xml:space="preserve"> </w:t>
+      </w:r>
+      <w:r>
+        <w:rPr>
+          <w:iCs/>
+          <w:i/>
+        </w:rPr>
+        <w:t xml:space="preserve">SirValidator</w:t>
+      </w:r>
+      <w:r>
+        <w:t xml:space="preserve"> </w:t>
+      </w:r>
+      <w:r>
+        <w:t xml:space="preserve">6-dimensi menegakkan prinsip</w:t>
+      </w:r>
+      <w:r>
+        <w:t xml:space="preserve"> </w:t>
+      </w:r>
+      <w:r>
+        <w:rPr>
+          <w:iCs/>
+          <w:i/>
+        </w:rPr>
+        <w:t xml:space="preserve">No Intent Alteration</w:t>
+      </w:r>
+      <w:r>
+        <w:t xml:space="preserve"> </w:t>
+      </w:r>
+      <w:r>
+        <w:t xml:space="preserve">serta invarian skema, tipe, domain, operator, entitas, dan batasan numerik. Apabila ditemukan parameter anomali (seperti radius negatif atau operator ilegal), validator menolak mutasi sepihak dan mewajibkan klarifikasi pengguna. Pelanggaran invarian (</w:t>
+      </w:r>
+      <w:r>
+        <w:rPr>
+          <w:rStyle w:val="VerbatimChar"/>
+        </w:rPr>
+        <w:t xml:space="preserve">!isValid || isOutOfScope</w:t>
+      </w:r>
+      <w:r>
+        <w:t xml:space="preserve">) membatalkan kompilasi kueri SQL, memastikan bahwa maksud yang tidak sah tidak pernah menyentuh mesin basis data.</w:t>
+      </w:r>
+      <w:r>
+        <w:t xml:space="preserve"> </w:t>
+      </w:r>
+      <w:r>
+        <w:t xml:space="preserve">2.</w:t>
+      </w:r>
+      <w:r>
+        <w:t xml:space="preserve"> </w:t>
+      </w:r>
+      <w:r>
+        <w:rPr>
+          <w:bCs/>
+          <w:b/>
+        </w:rPr>
+        <w:t xml:space="preserve">Batas Kendali Bukti (</w:t>
+      </w:r>
+      <w:r>
+        <w:rPr>
+          <w:iCs/>
+          <w:i/>
+          <w:bCs/>
+          <w:b/>
+        </w:rPr>
+        <w:t xml:space="preserve">The Evidence Control Boundary</w:t>
+      </w:r>
+      <w:r>
+        <w:rPr>
+          <w:bCs/>
+          <w:b/>
+        </w:rPr>
+        <w:t xml:space="preserve"> </w:t>
+      </w:r>
+      <w:r>
+        <w:rPr>
+          <w:bCs/>
+          <w:b/>
+        </w:rPr>
+        <w:t xml:space="preserve">/</w:t>
+      </w:r>
+      <w:r>
+        <w:rPr>
+          <w:bCs/>
+          <w:b/>
+        </w:rPr>
+        <w:t xml:space="preserve"> </w:t>
+      </w:r>
+      <m:oMath>
+        <m:sSub>
+          <m:e>
+            <m:r>
+              <m:rPr>
+                <m:sty m:val="p"/>
+                <m:scr m:val="script"/>
+              </m:rPr>
+              <m:t>B</m:t>
+            </m:r>
+          </m:e>
+          <m:sub>
+            <m:r>
+              <m:rPr>
+                <m:nor/>
+                <m:sty m:val="p"/>
+              </m:rPr>
+              <m:t>bukti</m:t>
+            </m:r>
+          </m:sub>
+        </m:sSub>
+      </m:oMath>
+      <w:r>
+        <w:rPr>
+          <w:bCs/>
+          <w:b/>
+        </w:rPr>
+        <w:t xml:space="preserve">):</w:t>
+      </w:r>
+    </w:p>
+    <w:p>
+      <w:pPr>
+        <w:pStyle w:val="BodyText"/>
+      </w:pPr>
+      <m:oMathPara>
+        <m:oMathParaPr>
+          <m:jc m:val="center"/>
+        </m:oMathParaPr>
+        <m:oMath>
+          <m:sSub>
+            <m:e>
+              <m:r>
+                <m:rPr>
+                  <m:sty m:val="p"/>
+                  <m:scr m:val="script"/>
+                </m:rPr>
+                <m:t>B</m:t>
+              </m:r>
+            </m:e>
+            <m:sub>
+              <m:r>
+                <m:rPr>
+                  <m:nor/>
+                  <m:sty m:val="p"/>
+                </m:rPr>
+                <m:t>bukti</m:t>
+              </m:r>
+            </m:sub>
+          </m:sSub>
+          <m:r>
+            <m:rPr>
+              <m:sty m:val="p"/>
+            </m:rPr>
+            <m:t>:</m:t>
+          </m:r>
+          <m:r>
+            <m:t>F</m:t>
+          </m:r>
+          <m:r>
+            <m:rPr>
+              <m:sty m:val="p"/>
+            </m:rPr>
+            <m:t>→</m:t>
+          </m:r>
+          <m:r>
+            <m:rPr>
+              <m:nor/>
+              <m:sty m:val="p"/>
+            </m:rPr>
+            <m:t>Grounded NLG</m:t>
+          </m:r>
+          <m:limLow>
+            <m:e>
+              <m:limUpp>
+                <m:e>
+                  <m:r>
+                    <m:rPr>
+                      <m:sty m:val="p"/>
+                    </m:rPr>
+                    <m:t>→</m:t>
+                  </m:r>
+                </m:e>
+                <m:lim>
+                  <m:r>
+                    <m:rPr>
+                      <m:nor/>
+                      <m:sty m:val="p"/>
+                    </m:rPr>
+                    <m:t>Claim-Level Validator</m:t>
+                  </m:r>
+                </m:lim>
+              </m:limUpp>
+            </m:e>
+            <m:lim>
+              <m:r>
+                <m:rPr>
+                  <m:nor/>
+                  <m:sty m:val="p"/>
+                </m:rPr>
+                <m:t>Fail-Closed</m:t>
+              </m:r>
+            </m:lim>
+          </m:limLow>
+          <m:sSub>
+            <m:e>
+              <m:r>
+                <m:rPr>
+                  <m:nor/>
+                  <m:sty m:val="p"/>
+                </m:rPr>
+                <m:t>Respons</m:t>
+              </m:r>
+            </m:e>
+            <m:sub>
+              <m:r>
+                <m:rPr>
+                  <m:nor/>
+                  <m:sty m:val="p"/>
+                </m:rPr>
+                <m:t>terverifikasi</m:t>
+              </m:r>
+            </m:sub>
+          </m:sSub>
+        </m:oMath>
+      </m:oMathPara>
+    </w:p>
+    <w:p>
+      <w:pPr>
+        <w:pStyle w:val="FirstParagraph"/>
+      </w:pPr>
+      <w:r>
+        <w:t xml:space="preserve">Batas ini mengatur sintesis naratif akhir respons pengguna. Mesin spasial deterministik (MySQL 8.0</w:t>
+      </w:r>
+      <w:r>
+        <w:t xml:space="preserve"> </w:t>
+      </w:r>
+      <w:r>
+        <w:rPr>
+          <w:rStyle w:val="VerbatimChar"/>
+        </w:rPr>
+        <w:t xml:space="preserve">ST_Distance_Sphere</w:t>
+      </w:r>
+      <w:r>
+        <w:t xml:space="preserve">) mengeksekusi SQL terparameterisasi, menghasilkan himpunan fakta relasional</w:t>
+      </w:r>
+      <w:r>
+        <w:t xml:space="preserve"> </w:t>
+      </w:r>
+      <m:oMath>
+        <m:r>
+          <m:t>F</m:t>
+        </m:r>
+      </m:oMath>
+      <w:r>
+        <w:t xml:space="preserve"> </w:t>
+      </w:r>
+      <w:r>
+        <w:t xml:space="preserve">yang tidak dapat diubah (</w:t>
+      </w:r>
+      <w:r>
+        <w:rPr>
+          <w:iCs/>
+          <w:i/>
+        </w:rPr>
+        <w:t xml:space="preserve">immutable</w:t>
+      </w:r>
+      <w:r>
+        <w:t xml:space="preserve">). Modul</w:t>
+      </w:r>
+      <w:r>
+        <w:t xml:space="preserve"> </w:t>
+      </w:r>
+      <w:r>
+        <w:rPr>
+          <w:iCs/>
+          <w:i/>
+        </w:rPr>
+        <w:t xml:space="preserve">Grounded NLG</w:t>
+      </w:r>
+      <w:r>
+        <w:t xml:space="preserve"> </w:t>
+      </w:r>
+      <w:r>
+        <w:t xml:space="preserve">dibatasi oleh kontrak instruksi sistem ketat yang melarang inferensi tanpa bukti. Selanjutnya,</w:t>
+      </w:r>
+      <w:r>
+        <w:t xml:space="preserve"> </w:t>
+      </w:r>
+      <w:r>
+        <w:rPr>
+          <w:iCs/>
+          <w:i/>
+        </w:rPr>
+        <w:t xml:space="preserve">Algorithmic Claim-Level Grounding Validator</w:t>
+      </w:r>
+      <w:r>
+        <w:t xml:space="preserve"> </w:t>
+      </w:r>
+      <w:r>
+        <w:t xml:space="preserve">mengaudit teks respons pada 4 sub-dimensi (</w:t>
+      </w:r>
+      <m:oMath>
+        <m:sSub>
+          <m:e>
+            <m:r>
+              <m:rPr>
+                <m:sty m:val="p"/>
+                <m:scr m:val="script"/>
+              </m:rPr>
+              <m:t>C</m:t>
+            </m:r>
+          </m:e>
+          <m:sub>
+            <m:r>
+              <m:rPr>
+                <m:nor/>
+                <m:sty m:val="p"/>
+              </m:rPr>
+              <m:t>entity</m:t>
+            </m:r>
+          </m:sub>
+        </m:sSub>
+        <m:r>
+          <m:rPr>
+            <m:sty m:val="p"/>
+          </m:rPr>
+          <m:t>,</m:t>
+        </m:r>
+        <m:sSub>
+          <m:e>
+            <m:r>
+              <m:rPr>
+                <m:sty m:val="p"/>
+                <m:scr m:val="script"/>
+              </m:rPr>
+              <m:t>C</m:t>
+            </m:r>
+          </m:e>
+          <m:sub>
+            <m:r>
+              <m:rPr>
+                <m:nor/>
+                <m:sty m:val="p"/>
+              </m:rPr>
+              <m:t>price</m:t>
+            </m:r>
+          </m:sub>
+        </m:sSub>
+        <m:r>
+          <m:rPr>
+            <m:sty m:val="p"/>
+          </m:rPr>
+          <m:t>,</m:t>
+        </m:r>
+        <m:sSub>
+          <m:e>
+            <m:r>
+              <m:rPr>
+                <m:sty m:val="p"/>
+                <m:scr m:val="script"/>
+              </m:rPr>
+              <m:t>C</m:t>
+            </m:r>
+          </m:e>
+          <m:sub>
+            <m:r>
+              <m:rPr>
+                <m:nor/>
+                <m:sty m:val="p"/>
+              </m:rPr>
+              <m:t>spatial</m:t>
+            </m:r>
+          </m:sub>
+        </m:sSub>
+        <m:r>
+          <m:rPr>
+            <m:sty m:val="p"/>
+          </m:rPr>
+          <m:t>,</m:t>
+        </m:r>
+        <m:sSub>
+          <m:e>
+            <m:r>
+              <m:rPr>
+                <m:sty m:val="p"/>
+                <m:scr m:val="script"/>
+              </m:rPr>
+              <m:t>C</m:t>
+            </m:r>
+          </m:e>
+          <m:sub>
+            <m:r>
+              <m:rPr>
+                <m:nor/>
+                <m:sty m:val="p"/>
+              </m:rPr>
+              <m:t>temporal</m:t>
+            </m:r>
+          </m:sub>
+        </m:sSub>
+      </m:oMath>
+      <w:r>
+        <w:t xml:space="preserve">). Jika terdeteksi klaim tanpa bukti (</w:t>
+      </w:r>
+      <m:oMath>
+        <m:r>
+          <m:rPr>
+            <m:sty m:val="p"/>
+          </m:rPr>
+          <m:t>∃</m:t>
+        </m:r>
+        <m:r>
+          <m:t>c</m:t>
+        </m:r>
+        <m:r>
+          <m:rPr>
+            <m:sty m:val="p"/>
+          </m:rPr>
+          <m:t>∉</m:t>
+        </m:r>
+        <m:r>
+          <m:t>F</m:t>
+        </m:r>
+      </m:oMath>
+      <w:r>
+        <w:t xml:space="preserve">), sistem memicu mekanisme</w:t>
+      </w:r>
+      <w:r>
+        <w:t xml:space="preserve"> </w:t>
+      </w:r>
+      <w:r>
+        <w:rPr>
+          <w:iCs/>
+          <w:i/>
+        </w:rPr>
+        <w:t xml:space="preserve">fail-closed fallback</w:t>
+      </w:r>
+      <w:r>
+        <w:t xml:space="preserve"> </w:t>
+      </w:r>
+      <w:r>
+        <w:t xml:space="preserve">deterministik untuk memastikan 0 klaim tanpa dasar yang sampai ke pengguna.</w:t>
+      </w:r>
+    </w:p>
+    <w:bookmarkEnd w:id="28"/>
+    <w:bookmarkStart w:id="29" w:name="X04fd7084841b8dce33888a22a09f037ee6bbd0a"/>
     <w:p>
       <w:pPr>
         <w:pStyle w:val="Heading3"/>
@@ -1986,8 +3386,8 @@
         <w:t xml:space="preserve">yang menghasilkan objek semantik perantara terstruktur.</w:t>
       </w:r>
     </w:p>
-    <w:bookmarkEnd w:id="28"/>
-    <w:bookmarkStart w:id="29" w:name="X0d79bb6868945a8d770955d931a7cf850d82b98"/>
+    <w:bookmarkEnd w:id="29"/>
+    <w:bookmarkStart w:id="30" w:name="X0d79bb6868945a8d770955d931a7cf850d82b98"/>
     <w:p>
       <w:pPr>
         <w:pStyle w:val="Heading3"/>
@@ -2732,8 +4132,8 @@
         </m:oMath>
       </m:oMathPara>
     </w:p>
-    <w:bookmarkEnd w:id="29"/>
-    <w:bookmarkStart w:id="30" w:name="X3aa892207fff56be2f8046ded5d8ab9620e258b"/>
+    <w:bookmarkEnd w:id="30"/>
+    <w:bookmarkStart w:id="31" w:name="X3aa892207fff56be2f8046ded5d8ab9620e258b"/>
     <w:p>
       <w:pPr>
         <w:pStyle w:val="Heading3"/>
@@ -3603,8 +5003,8 @@
         </w:tc>
       </w:tr>
     </w:tbl>
-    <w:bookmarkEnd w:id="30"/>
-    <w:bookmarkStart w:id="31" w:name="X573e8aa4bd41f3f83e6d78e3670ca32f0d1fd21"/>
+    <w:bookmarkEnd w:id="31"/>
+    <w:bookmarkStart w:id="32" w:name="X573e8aa4bd41f3f83e6d78e3670ca32f0d1fd21"/>
     <w:p>
       <w:pPr>
         <w:pStyle w:val="Heading3"/>
@@ -7141,8 +8541,8 @@
         <w:t xml:space="preserve">) yang mengisolasi semantik maksud dari kontrol kompilasi SQL.</w:t>
       </w:r>
     </w:p>
-    <w:bookmarkEnd w:id="31"/>
-    <w:bookmarkStart w:id="32" w:name="Xb1d70ddbdcb7a884bc39b77443a4b4527f161a7"/>
+    <w:bookmarkEnd w:id="32"/>
+    <w:bookmarkStart w:id="33" w:name="Xb1d70ddbdcb7a884bc39b77443a4b4527f161a7"/>
     <w:p>
       <w:pPr>
         <w:pStyle w:val="Heading3"/>
@@ -8147,8 +9547,8 @@
         <w:t xml:space="preserve">mempertahankan kategori pantai dan koordinat GPS pengguna sembari memperbarui batasan anggaran, mencegah sistem mereset konteks atau mengarang objek wisata yang tidak relevan.</w:t>
       </w:r>
     </w:p>
-    <w:bookmarkEnd w:id="32"/>
-    <w:bookmarkStart w:id="33" w:name="X7d37de278f664ee889ec190404e008c85dca2dd"/>
+    <w:bookmarkEnd w:id="33"/>
+    <w:bookmarkStart w:id="34" w:name="X7d37de278f664ee889ec190404e008c85dca2dd"/>
     <w:p>
       <w:pPr>
         <w:pStyle w:val="Heading3"/>
@@ -8719,8 +10119,8 @@
         <w:t xml:space="preserve">.</w:t>
       </w:r>
     </w:p>
-    <w:bookmarkEnd w:id="33"/>
-    <w:bookmarkStart w:id="34" w:name="taksonomi-lima-operasi-kontrol-semantik"/>
+    <w:bookmarkEnd w:id="34"/>
+    <w:bookmarkStart w:id="35" w:name="taksonomi-lima-operasi-kontrol-semantik"/>
     <w:p>
       <w:pPr>
         <w:pStyle w:val="Heading3"/>
@@ -9055,8 +10455,8 @@
         <w:t xml:space="preserve">Pengisian atribut koordinat dan metadata relasional dari sumber eksternal tepercaya (Browser Geolocation API atau basis data spasial).</w:t>
       </w:r>
     </w:p>
-    <w:bookmarkEnd w:id="34"/>
-    <w:bookmarkStart w:id="35" w:name="Xde182b1df9eef6b7074017ffd9090442a97d1fd"/>
+    <w:bookmarkEnd w:id="35"/>
+    <w:bookmarkStart w:id="36" w:name="Xde182b1df9eef6b7074017ffd9090442a97d1fd"/>
     <w:p>
       <w:pPr>
         <w:pStyle w:val="Heading3"/>
@@ -9234,7 +10634,10 @@
         <w:t xml:space="preserve">great-circle / spherical distance</w:t>
       </w:r>
       <w:r>
-        <w:t xml:space="preserve">) berbasis model bola bumi dengan jari-jari rata-rata standar WGS84 (</w:t>
+        <w:t xml:space="preserve">) berbasis model bola bumi dengan jari-jari rata-rata bumi (default MySQL 8.0:</w:t>
+      </w:r>
+      <w:r>
+        <w:t xml:space="preserve"> </w:t>
       </w:r>
       <m:oMath>
         <m:r>
@@ -10004,8 +11407,8 @@
         <w:t xml:space="preserve">lintasan jalan raya perkotaan serta estimasi durasi tempuh kendaraan yang akurat.</w:t>
       </w:r>
     </w:p>
-    <w:bookmarkEnd w:id="35"/>
-    <w:bookmarkStart w:id="36" w:name="Xeb78cb552844eb1c7f530360d77d06f2bb3733a"/>
+    <w:bookmarkEnd w:id="36"/>
+    <w:bookmarkStart w:id="37" w:name="Xeb78cb552844eb1c7f530360d77d06f2bb3733a"/>
     <w:p>
       <w:pPr>
         <w:pStyle w:val="Heading3"/>
@@ -10213,7 +11616,7 @@
                 <w:iCs/>
                 <w:i/>
               </w:rPr>
-              <w:t xml:space="preserve">Nearest-Neighbor Geodesic Search</w:t>
+              <w:t xml:space="preserve">Nearest-Neighbor Spherical Search</w:t>
             </w:r>
           </w:p>
         </w:tc>
@@ -10483,8 +11886,8 @@
         </w:tc>
       </w:tr>
     </w:tbl>
-    <w:bookmarkEnd w:id="36"/>
-    <w:bookmarkStart w:id="37" w:name="X5f4d4998a94e65503f97dabb235a5fbe13e6249"/>
+    <w:bookmarkEnd w:id="37"/>
+    <w:bookmarkStart w:id="38" w:name="X5f4d4998a94e65503f97dabb235a5fbe13e6249"/>
     <w:p>
       <w:pPr>
         <w:pStyle w:val="Heading3"/>
@@ -11310,8 +12713,8 @@
         <w:t xml:space="preserve">, bukan oleh halusinasi LLM.</w:t>
       </w:r>
     </w:p>
-    <w:bookmarkEnd w:id="37"/>
-    <w:bookmarkStart w:id="38" w:name="Xef8048858bee155db827a815bf566f641815437"/>
+    <w:bookmarkEnd w:id="38"/>
+    <w:bookmarkStart w:id="39" w:name="Xef8048858bee155db827a815bf566f641815437"/>
     <w:p>
       <w:pPr>
         <w:pStyle w:val="Heading3"/>
@@ -11325,7 +12728,7 @@
         <w:pStyle w:val="FirstParagraph"/>
       </w:pPr>
       <w:r>
-        <w:t xml:space="preserve">Untuk menjamin bahwa</w:t>
+        <w:t xml:space="preserve">Untuk memastikan bahwa</w:t>
       </w:r>
       <w:r>
         <w:t xml:space="preserve"> </w:t>
@@ -11341,7 +12744,7 @@
         <w:t xml:space="preserve"> </w:t>
       </w:r>
       <w:r>
-        <w:t xml:space="preserve">faktual dapat dibuktikan secara matematis dan bukan artefak buatan, korpus data acuan kebenaran (</w:t>
+        <w:t xml:space="preserve">faktual dapat dievaluasi secara objektif dan bukan artefak buatan, korpus data acuan kebenaran (</w:t>
       </w:r>
       <w:r>
         <w:rPr>
@@ -11612,9 +13015,9 @@
         </w:pict>
       </w:r>
     </w:p>
-    <w:bookmarkEnd w:id="38"/>
     <w:bookmarkEnd w:id="39"/>
-    <w:bookmarkStart w:id="73" w:name="metodologi-dan-arsitektur-sistem"/>
+    <w:bookmarkEnd w:id="40"/>
+    <w:bookmarkStart w:id="74" w:name="metodologi-dan-arsitektur-sistem"/>
     <w:p>
       <w:pPr>
         <w:pStyle w:val="Heading2"/>
@@ -11623,7 +13026,7 @@
         <w:t xml:space="preserve">3. METODOLOGI DAN ARSITEKTUR SISTEM</w:t>
       </w:r>
     </w:p>
-    <w:bookmarkStart w:id="43" w:name="Xf2fca89c30ac78c4324a787ad6cffc736948dd6"/>
+    <w:bookmarkStart w:id="44" w:name="Xf2fca89c30ac78c4324a787ad6cffc736948dd6"/>
     <w:p>
       <w:pPr>
         <w:pStyle w:val="Heading3"/>
@@ -11681,18 +13084,18 @@
           <wp:inline>
             <wp:extent cx="5334000" cy="4092819"/>
             <wp:effectExtent b="0" l="0" r="0" t="0"/>
-            <wp:docPr descr="" title="" id="41" name="Picture"/>
+            <wp:docPr descr="" title="" id="42" name="Picture"/>
             <a:graphic>
               <a:graphicData uri="http://schemas.openxmlformats.org/drawingml/2006/picture">
                 <pic:pic>
                   <pic:nvPicPr>
-                    <pic:cNvPr descr="images/gambar1_arsitektur_sistem.png" id="42" name="Picture"/>
+                    <pic:cNvPr descr="images/gambar1_arsitektur_sistem.png" id="43" name="Picture"/>
                     <pic:cNvPicPr>
                       <a:picLocks noChangeArrowheads="1" noChangeAspect="1"/>
                     </pic:cNvPicPr>
                   </pic:nvPicPr>
                   <pic:blipFill>
-                    <a:blip r:embed="rId40"/>
+                    <a:blip r:embed="rId41"/>
                     <a:stretch>
                       <a:fillRect/>
                     </a:stretch>
@@ -12148,7 +13551,7 @@
         <w:t xml:space="preserve"> </w:t>
       </w:r>
       <w:r>
-        <w:t xml:space="preserve">Memperkenalkan validator independen bergaransi matematis</w:t>
+        <w:t xml:space="preserve">Memperkenalkan validator independen berbasis aturan</w:t>
       </w:r>
       <w:r>
         <w:t xml:space="preserve"> </w:t>
@@ -12216,7 +13619,7 @@
         <w:t xml:space="preserve"> </w:t>
       </w:r>
       <w:r>
-        <w:t xml:space="preserve">yang menjamin</w:t>
+        <w:t xml:space="preserve">yang memverifikasi kepatuhan klaim entitas faktual sebelum informasi disajikan ke peramban pengguna, menghasilkan</w:t>
       </w:r>
       <w:r>
         <w:t xml:space="preserve"> </w:t>
@@ -12242,11 +13645,11 @@
         <w:t xml:space="preserve"> </w:t>
       </w:r>
       <w:r>
-        <w:t xml:space="preserve">sebelum informasi disajikan ke peramban pengguna.</w:t>
+        <w:t xml:space="preserve">pada 40 skenario benchmark yang dievaluasi.</w:t>
       </w:r>
     </w:p>
-    <w:bookmarkEnd w:id="43"/>
-    <w:bookmarkStart w:id="47" w:name="X4b45280c0ea781ab5c430557ecf44d2e670bc37"/>
+    <w:bookmarkEnd w:id="44"/>
+    <w:bookmarkStart w:id="48" w:name="X4b45280c0ea781ab5c430557ecf44d2e670bc37"/>
     <w:p>
       <w:pPr>
         <w:pStyle w:val="Heading3"/>
@@ -12301,18 +13704,18 @@
           <wp:inline>
             <wp:extent cx="5334000" cy="6247694"/>
             <wp:effectExtent b="0" l="0" r="0" t="0"/>
-            <wp:docPr descr="" title="" id="45" name="Picture"/>
+            <wp:docPr descr="" title="" id="46" name="Picture"/>
             <a:graphic>
               <a:graphicData uri="http://schemas.openxmlformats.org/drawingml/2006/picture">
                 <pic:pic>
                   <pic:nvPicPr>
-                    <pic:cNvPr descr="images/gambar2_kerangka_operasional.png" id="46" name="Picture"/>
+                    <pic:cNvPr descr="images/gambar2_kerangka_operasional.png" id="47" name="Picture"/>
                     <pic:cNvPicPr>
                       <a:picLocks noChangeArrowheads="1" noChangeAspect="1"/>
                     </pic:cNvPicPr>
                   </pic:nvPicPr>
                   <pic:blipFill>
-                    <a:blip r:embed="rId44"/>
+                    <a:blip r:embed="rId45"/>
                     <a:stretch>
                       <a:fillRect/>
                     </a:stretch>
@@ -12620,8 +14023,8 @@
         <w:t xml:space="preserve">(APAR) tanpa membuat klaim adaptasi otonom yang melampaui data uji.</w:t>
       </w:r>
     </w:p>
-    <w:bookmarkEnd w:id="47"/>
-    <w:bookmarkStart w:id="51" w:name="X55fda221146d9982466d3c3521f38fb6e892e09"/>
+    <w:bookmarkEnd w:id="48"/>
+    <w:bookmarkStart w:id="52" w:name="X55fda221146d9982466d3c3521f38fb6e892e09"/>
     <w:p>
       <w:pPr>
         <w:pStyle w:val="Heading3"/>
@@ -12663,18 +14066,18 @@
           <wp:inline>
             <wp:extent cx="5334000" cy="3627120"/>
             <wp:effectExtent b="0" l="0" r="0" t="0"/>
-            <wp:docPr descr="" title="" id="49" name="Picture"/>
+            <wp:docPr descr="" title="" id="50" name="Picture"/>
             <a:graphic>
               <a:graphicData uri="http://schemas.openxmlformats.org/drawingml/2006/picture">
                 <pic:pic>
                   <pic:nvPicPr>
-                    <pic:cNvPr descr="images/gambar3_skema_basisdata.png" id="50" name="Picture"/>
+                    <pic:cNvPr descr="images/gambar3_skema_basisdata.png" id="51" name="Picture"/>
                     <pic:cNvPicPr>
                       <a:picLocks noChangeArrowheads="1" noChangeAspect="1"/>
                     </pic:cNvPicPr>
                   </pic:nvPicPr>
                   <pic:blipFill>
-                    <a:blip r:embed="rId48"/>
+                    <a:blip r:embed="rId49"/>
                     <a:stretch>
                       <a:fillRect/>
                     </a:stretch>
@@ -13045,7 +14448,7 @@
           <w:bCs/>
           <w:b/>
         </w:rPr>
-        <w:t xml:space="preserve">Konsolidasi Entitas Terpadu dan Komputasi Geodesik Native:</w:t>
+        <w:t xml:space="preserve">Konsolidasi Entitas Terpadu dan Komputasi Jarak Sferikal Native:</w:t>
       </w:r>
       <w:r>
         <w:t xml:space="preserve"> </w:t>
@@ -13121,7 +14524,7 @@
         <w:t xml:space="preserve">status_aktif</w:t>
       </w:r>
       <w:r>
-        <w:t xml:space="preserve">, serta mendukung representasi geometri OGC. Kueri spasial dievaluasi secara terpadu melalui formula geodesik native</w:t>
+        <w:t xml:space="preserve">, serta mendukung representasi geometri OGC. Kueri spasial dievaluasi secara terpadu melalui fungsi lingkaran besar sferikal native</w:t>
       </w:r>
       <w:r>
         <w:t xml:space="preserve"> </w:t>
@@ -13195,7 +14598,7 @@
         <w:t xml:space="preserve">ST_Within</w:t>
       </w:r>
       <w:r>
-        <w:t xml:space="preserve">), latensi rendah yang terukur (1,21 ms pada korpus aktual dan 6,11 ms pada 10.000 POI sintetis) mencerminkan efisiensi komputasi in-memory fungsi C++ geodesik native dan filter predikat relasional, bukan klaim sepihak atas penggunaan indeks R-Tree.</w:t>
+        <w:t xml:space="preserve">), latensi rendah yang terukur (1,21 ms pada korpus aktual dan 6,11 ms pada 10.000 POI sintetis) mencerminkan efisiensi komputasi in-memory fungsi C++ sferikal native dan filter predikat relasional, bukan klaim sepihak atas penggunaan indeks R-Tree.</w:t>
       </w:r>
       <w:r>
         <w:t xml:space="preserve"> </w:t>
@@ -13348,8 +14751,8 @@
         <w:t xml:space="preserve">) terhadap seluruh keputusan komputasi sistem AI.</w:t>
       </w:r>
     </w:p>
-    <w:bookmarkEnd w:id="51"/>
-    <w:bookmarkStart w:id="52" w:name="Xbda32ceff81763092b4c319f108819254d8f0b4"/>
+    <w:bookmarkEnd w:id="52"/>
+    <w:bookmarkStart w:id="53" w:name="Xbda32ceff81763092b4c319f108819254d8f0b4"/>
     <w:p>
       <w:pPr>
         <w:pStyle w:val="Heading3"/>
@@ -13574,8 +14977,8 @@
         <w:t xml:space="preserve">), serta tautan foto dokumentasi.</w:t>
       </w:r>
     </w:p>
-    <w:bookmarkEnd w:id="52"/>
-    <w:bookmarkStart w:id="55" w:name="Xad15e5591c56473c99a3b83891b4827a178178a"/>
+    <w:bookmarkEnd w:id="53"/>
+    <w:bookmarkStart w:id="56" w:name="Xad15e5591c56473c99a3b83891b4827a178178a"/>
     <w:p>
       <w:pPr>
         <w:pStyle w:val="Heading3"/>
@@ -13950,7 +15353,7 @@
         <w:t xml:space="preserve">).</w:t>
       </w:r>
     </w:p>
-    <w:bookmarkStart w:id="53" w:name="X09fc29c40d13b567b5eeb9ed9106d3eca441568"/>
+    <w:bookmarkStart w:id="54" w:name="X09fc29c40d13b567b5eeb9ed9106d3eca441568"/>
     <w:p>
       <w:pPr>
         <w:pStyle w:val="Heading4"/>
@@ -14176,8 +15579,8 @@
         <w:t xml:space="preserve">Menginstruksikan model untuk mempertahankan nilai batasan pengguna persis seperti yang diucapkan tanpa pembulatan atau manipulasi internal.</w:t>
       </w:r>
     </w:p>
-    <w:bookmarkEnd w:id="53"/>
-    <w:bookmarkStart w:id="54" w:name="Xa7559f4ba2892761f5cc78cd7b1eeb5a861dae0"/>
+    <w:bookmarkEnd w:id="54"/>
+    <w:bookmarkStart w:id="55" w:name="Xa7559f4ba2892761f5cc78cd7b1eeb5a861dae0"/>
     <w:p>
       <w:pPr>
         <w:pStyle w:val="Heading4"/>
@@ -14948,12 +16351,12 @@
         <w:pStyle w:val="BodyText"/>
       </w:pPr>
       <w:r>
-        <w:t xml:space="preserve">Pemisahan ini memperjelas mengapa total latensi sistem mencakup dua kali putaran inferensi jaringan LLM (~473 ms dan ~865 ms), namun tetap menjamin eksekusi spasial 100% deterministik dan bebas dari fabrikasi data.</w:t>
+        <w:t xml:space="preserve">Pemisahan ini memperjelas mengapa total latensi sistem mencakup dua kali putaran inferensi jaringan LLM (~473 ms dan ~865 ms), namun tetap mempertahankan eksekusi spasial 100% deterministik dan tidak menghasilkan entitas terfabrikasi pada skenario yang dievaluasi.</w:t>
       </w:r>
     </w:p>
-    <w:bookmarkEnd w:id="54"/>
     <w:bookmarkEnd w:id="55"/>
-    <w:bookmarkStart w:id="56" w:name="X81f5cba39c9499b8cdcb2b4aa88991195b49d51"/>
+    <w:bookmarkEnd w:id="56"/>
+    <w:bookmarkStart w:id="57" w:name="X81f5cba39c9499b8cdcb2b4aa88991195b49d51"/>
     <w:p>
       <w:pPr>
         <w:pStyle w:val="Heading3"/>
@@ -15303,8 +16706,8 @@
         <w:t xml:space="preserve">   KEMBALIKAN (S_raw, S_raw.execution_policy)</w:t>
       </w:r>
     </w:p>
-    <w:bookmarkEnd w:id="56"/>
-    <w:bookmarkStart w:id="65" w:name="X80f0c9542c0737575684a22da81c9ec9449d096"/>
+    <w:bookmarkEnd w:id="57"/>
+    <w:bookmarkStart w:id="66" w:name="X80f0c9542c0737575684a22da81c9ec9449d096"/>
     <w:p>
       <w:pPr>
         <w:pStyle w:val="Heading3"/>
@@ -15318,7 +16721,7 @@
         <w:pStyle w:val="FirstParagraph"/>
       </w:pPr>
       <w:r>
-        <w:t xml:space="preserve">Guna membuktikan keterlacakan (</w:t>
+        <w:t xml:space="preserve">Guna mendokumentasikan keterlacakan (</w:t>
       </w:r>
       <w:r>
         <w:rPr>
@@ -15373,7 +16776,7 @@
         <w:t xml:space="preserve">dari masukan bahasa alami hingga respons bernarasi ter-grounding dan sinkronisasi kartografi Leaflet.js:</w:t>
       </w:r>
     </w:p>
-    <w:bookmarkStart w:id="57" w:name="Xf1683f68b2df061df3e05ce196443580865a829"/>
+    <w:bookmarkStart w:id="58" w:name="Xf1683f68b2df061df3e05ce196443580865a829"/>
     <w:p>
       <w:pPr>
         <w:pStyle w:val="Heading4"/>
@@ -15400,8 +16803,8 @@
         <w:t xml:space="preserve">), model bahasa diikat oleh kontrak instruksi deklaratif (Listing 1 / Lampiran A) yang memerintahkan model semata-mata mengonversi kueri bahasa alami menjadi skema JSON datar SIR tanpa merangkai SQL atau menjawab percakapan secara langsung.</w:t>
       </w:r>
     </w:p>
-    <w:bookmarkEnd w:id="57"/>
-    <w:bookmarkStart w:id="58" w:name="X320ab67bd4d5eef0c1b1fb28a0cc9be4df2ea50"/>
+    <w:bookmarkEnd w:id="58"/>
+    <w:bookmarkStart w:id="59" w:name="X320ab67bd4d5eef0c1b1fb28a0cc9be4df2ea50"/>
     <w:p>
       <w:pPr>
         <w:pStyle w:val="Heading4"/>
@@ -15458,8 +16861,8 @@
         <w:t xml:space="preserve">dan mewajibkan nama tempat dicetak tebal.</w:t>
       </w:r>
     </w:p>
-    <w:bookmarkEnd w:id="58"/>
-    <w:bookmarkStart w:id="59" w:name="X04c73b22b244bbe79c5cd2a4a284d621986e16a"/>
+    <w:bookmarkEnd w:id="59"/>
+    <w:bookmarkStart w:id="60" w:name="X04c73b22b244bbe79c5cd2a4a284d621986e16a"/>
     <w:p>
       <w:pPr>
         <w:pStyle w:val="Heading4"/>
@@ -15635,8 +17038,8 @@
         <w:t xml:space="preserve">)</w:t>
       </w:r>
     </w:p>
-    <w:bookmarkEnd w:id="59"/>
-    <w:bookmarkStart w:id="60" w:name="Xee34af0dd287c86242a9d8a9b0976d992c82280"/>
+    <w:bookmarkEnd w:id="60"/>
+    <w:bookmarkStart w:id="61" w:name="Xee34af0dd287c86242a9d8a9b0976d992c82280"/>
     <w:p>
       <w:pPr>
         <w:pStyle w:val="Heading4"/>
@@ -16340,8 +17743,8 @@
         <w:t xml:space="preserve">}</w:t>
       </w:r>
     </w:p>
-    <w:bookmarkEnd w:id="60"/>
-    <w:bookmarkStart w:id="61" w:name="Xca2b43a9b1012cc29832e9bd6dcbce9a31c1e9e"/>
+    <w:bookmarkEnd w:id="61"/>
+    <w:bookmarkStart w:id="62" w:name="Xca2b43a9b1012cc29832e9bd6dcbce9a31c1e9e"/>
     <w:p>
       <w:pPr>
         <w:pStyle w:val="Heading4"/>
@@ -16770,8 +18173,8 @@
         <w:t xml:space="preserve">Disimpan secara atomik ke dalam memori sesi dan siap dikompilasi ke SQL.</w:t>
       </w:r>
     </w:p>
-    <w:bookmarkEnd w:id="61"/>
-    <w:bookmarkStart w:id="62" w:name="X36c016bd67f974f97a6110ade788e4df1b2ba8e"/>
+    <w:bookmarkEnd w:id="62"/>
+    <w:bookmarkStart w:id="63" w:name="X36c016bd67f974f97a6110ade788e4df1b2ba8e"/>
     <w:p>
       <w:pPr>
         <w:pStyle w:val="Heading4"/>
@@ -18208,8 +19611,8 @@
         <w:t xml:space="preserve">).</w:t>
       </w:r>
     </w:p>
-    <w:bookmarkEnd w:id="62"/>
-    <w:bookmarkStart w:id="63" w:name="X4d223701c1f346b29ac3d150cd94d9247c3bcd6"/>
+    <w:bookmarkEnd w:id="63"/>
+    <w:bookmarkStart w:id="64" w:name="X4d223701c1f346b29ac3d150cd94d9247c3bcd6"/>
     <w:p>
       <w:pPr>
         <w:pStyle w:val="Heading4"/>
@@ -18751,8 +20154,8 @@
         </w:tc>
       </w:tr>
     </w:tbl>
-    <w:bookmarkEnd w:id="63"/>
-    <w:bookmarkStart w:id="64" w:name="X4bc77b2757421d0976c3307dbe3fa4967525ac8"/>
+    <w:bookmarkEnd w:id="64"/>
+    <w:bookmarkStart w:id="65" w:name="X4bc77b2757421d0976c3307dbe3fa4967525ac8"/>
     <w:p>
       <w:pPr>
         <w:pStyle w:val="Heading4"/>
@@ -19034,9 +20437,9 @@
         <w:t xml:space="preserve">Rute navigasi tercepat dan penanda interaktif telah disinkronkan secara otomatis pada peta digital Leaflet.js.”</w:t>
       </w:r>
     </w:p>
-    <w:bookmarkEnd w:id="64"/>
     <w:bookmarkEnd w:id="65"/>
-    <w:bookmarkStart w:id="66" w:name="X829e67ff2c3ad3e8bfc13e91a5df4c1c596510f"/>
+    <w:bookmarkEnd w:id="66"/>
+    <w:bookmarkStart w:id="67" w:name="X829e67ff2c3ad3e8bfc13e91a5df4c1c596510f"/>
     <w:p>
       <w:pPr>
         <w:pStyle w:val="Heading3"/>
@@ -20772,8 +22175,8 @@
         </w:tc>
       </w:tr>
     </w:tbl>
-    <w:bookmarkEnd w:id="66"/>
-    <w:bookmarkStart w:id="72" w:name="Xd41d6b20f903ff6fd37683cb3fdcf98816e8ad0"/>
+    <w:bookmarkEnd w:id="67"/>
+    <w:bookmarkStart w:id="73" w:name="Xd41d6b20f903ff6fd37683cb3fdcf98816e8ad0"/>
     <w:p>
       <w:pPr>
         <w:pStyle w:val="Heading3"/>
@@ -21212,7 +22615,7 @@
         <w:t xml:space="preserve">: Catatan kebijakan spasial jika terpicu.</w:t>
       </w:r>
     </w:p>
-    <w:bookmarkStart w:id="67" w:name="formalisasi-matematis-grounding-fidelity"/>
+    <w:bookmarkStart w:id="68" w:name="formalisasi-matematis-grounding-fidelity"/>
     <w:p>
       <w:pPr>
         <w:pStyle w:val="Heading4"/>
@@ -22135,8 +23538,8 @@
         <w:t xml:space="preserve">Memastikan status buka-tutup sesuai persis dengan evaluasi predikat sirkadian waktu aktif server.</w:t>
       </w:r>
     </w:p>
-    <w:bookmarkEnd w:id="67"/>
-    <w:bookmarkStart w:id="71" w:name="X8b58540c721e3a40b7ede50f2c5334505f755e9"/>
+    <w:bookmarkEnd w:id="68"/>
+    <w:bookmarkStart w:id="72" w:name="X8b58540c721e3a40b7ede50f2c5334505f755e9"/>
     <w:p>
       <w:pPr>
         <w:pStyle w:val="Heading4"/>
@@ -22300,18 +23703,18 @@
           <wp:inline>
             <wp:extent cx="5334000" cy="6944264"/>
             <wp:effectExtent b="0" l="0" r="0" t="0"/>
-            <wp:docPr descr="" title="" id="69" name="Picture"/>
+            <wp:docPr descr="" title="" id="70" name="Picture"/>
             <a:graphic>
               <a:graphicData uri="http://schemas.openxmlformats.org/drawingml/2006/picture">
                 <pic:pic>
                   <pic:nvPicPr>
-                    <pic:cNvPr descr="images/gambar4_alur_eksekusi_konkret.png" id="70" name="Picture"/>
+                    <pic:cNvPr descr="images/gambar4_alur_eksekusi_konkret.png" id="71" name="Picture"/>
                     <pic:cNvPicPr>
                       <a:picLocks noChangeArrowheads="1" noChangeAspect="1"/>
                     </pic:cNvPicPr>
                   </pic:nvPicPr>
                   <pic:blipFill>
-                    <a:blip r:embed="rId68"/>
+                    <a:blip r:embed="rId69"/>
                     <a:stretch>
                       <a:fillRect/>
                     </a:stretch>
@@ -22357,10 +23760,10 @@
         </w:pict>
       </w:r>
     </w:p>
-    <w:bookmarkEnd w:id="71"/>
     <w:bookmarkEnd w:id="72"/>
     <w:bookmarkEnd w:id="73"/>
-    <w:bookmarkStart w:id="93" w:name="hasil-evaluasi-dan-pembahasan"/>
+    <w:bookmarkEnd w:id="74"/>
+    <w:bookmarkStart w:id="95" w:name="hasil-evaluasi-dan-pembahasan"/>
     <w:p>
       <w:pPr>
         <w:pStyle w:val="Heading2"/>
@@ -22744,7 +24147,7 @@
         <w:t xml:space="preserve">yang melengkapi konfirmasi penerimaan antarmuka percakapan oleh pengguna akhir.</w:t>
       </w:r>
     </w:p>
-    <w:bookmarkStart w:id="80" w:name="implementasi-antarmuka-web-gis-cerdas"/>
+    <w:bookmarkStart w:id="81" w:name="implementasi-antarmuka-web-gis-cerdas"/>
     <w:p>
       <w:pPr>
         <w:pStyle w:val="Heading3"/>
@@ -22780,18 +24183,18 @@
           <wp:inline>
             <wp:extent cx="5334000" cy="3333750"/>
             <wp:effectExtent b="0" l="0" r="0" t="0"/>
-            <wp:docPr descr="" title="" id="75" name="Picture"/>
+            <wp:docPr descr="" title="" id="76" name="Picture"/>
             <a:graphic>
               <a:graphicData uri="http://schemas.openxmlformats.org/drawingml/2006/picture">
                 <pic:pic>
                   <pic:nvPicPr>
-                    <pic:cNvPr descr="images/gambar5_antarmuka_webgis.png" id="76" name="Picture"/>
+                    <pic:cNvPr descr="images/gambar5_antarmuka_webgis.png" id="77" name="Picture"/>
                     <pic:cNvPicPr>
                       <a:picLocks noChangeArrowheads="1" noChangeAspect="1"/>
                     </pic:cNvPicPr>
                   </pic:nvPicPr>
                   <pic:blipFill>
-                    <a:blip r:embed="rId74"/>
+                    <a:blip r:embed="rId75"/>
                     <a:stretch>
                       <a:fillRect/>
                     </a:stretch>
@@ -22839,18 +24242,18 @@
           <wp:inline>
             <wp:extent cx="5334000" cy="3333750"/>
             <wp:effectExtent b="0" l="0" r="0" t="0"/>
-            <wp:docPr descr="" title="" id="78" name="Picture"/>
+            <wp:docPr descr="" title="" id="79" name="Picture"/>
             <a:graphic>
               <a:graphicData uri="http://schemas.openxmlformats.org/drawingml/2006/picture">
                 <pic:pic>
                   <pic:nvPicPr>
-                    <pic:cNvPr descr="images/gambar6_rute_navigasi.png" id="79" name="Picture"/>
+                    <pic:cNvPr descr="images/gambar6_rute_navigasi.png" id="80" name="Picture"/>
                     <pic:cNvPicPr>
                       <a:picLocks noChangeArrowheads="1" noChangeAspect="1"/>
                     </pic:cNvPicPr>
                   </pic:nvPicPr>
                   <pic:blipFill>
-                    <a:blip r:embed="rId77"/>
+                    <a:blip r:embed="rId78"/>
                     <a:stretch>
                       <a:fillRect/>
                     </a:stretch>
@@ -22889,8 +24292,8 @@
         <w:t xml:space="preserve">Gambar 6. Visualisasi Hasil Rekomendasi Spasial Lengkap dengan Rute Jalan Raya OSRM pada Peta Interaktif.</w:t>
       </w:r>
     </w:p>
-    <w:bookmarkEnd w:id="80"/>
-    <w:bookmarkStart w:id="81" w:name="hasil-evaluasi-kinerja-empiris"/>
+    <w:bookmarkEnd w:id="81"/>
+    <w:bookmarkStart w:id="82" w:name="hasil-evaluasi-kinerja-empiris"/>
     <w:p>
       <w:pPr>
         <w:pStyle w:val="Heading3"/>
@@ -23708,7 +25111,7 @@
                 <w:iCs/>
                 <w:i/>
               </w:rPr>
-              <w:t xml:space="preserve">0 POI Palsu</w:t>
+              <w:t xml:space="preserve">0 POI Palsu Teramati</w:t>
             </w:r>
             <w:r>
               <w:t xml:space="preserve">)</w:t>
@@ -23753,7 +25156,7 @@
                 <w:bCs/>
                 <w:b/>
               </w:rPr>
-              <w:t xml:space="preserve">100,00% (40/40)</w:t>
+              <w:t xml:space="preserve">100,00% (384/384)</w:t>
             </w:r>
           </w:p>
         </w:tc>
@@ -23769,7 +25172,7 @@
                 <w:bCs/>
                 <w:b/>
               </w:rPr>
-              <w:t xml:space="preserve">100,00% (40/40)</w:t>
+              <w:t xml:space="preserve">100,00% (384/384)</w:t>
             </w:r>
           </w:p>
         </w:tc>
@@ -23804,6 +25207,88 @@
             </w:r>
             <w:r>
               <w:t xml:space="preserve">)</w:t>
+            </w:r>
+          </w:p>
+        </w:tc>
+      </w:tr>
+      <w:tr>
+        <w:tc>
+          <w:tcPr/>
+          <w:p>
+            <w:pPr>
+              <w:pStyle w:val="Compact"/>
+            </w:pPr>
+          </w:p>
+        </w:tc>
+        <w:tc>
+          <w:tcPr/>
+          <w:p>
+            <w:pPr>
+              <w:pStyle w:val="Compact"/>
+              <w:jc w:val="left"/>
+            </w:pPr>
+            <w:r>
+              <w:rPr>
+                <w:iCs/>
+                <w:i/>
+              </w:rPr>
+              <w:t xml:space="preserve">Scenario Grounding Pass Rate</w:t>
+            </w:r>
+          </w:p>
+        </w:tc>
+        <w:tc>
+          <w:tcPr/>
+          <w:p>
+            <w:pPr>
+              <w:pStyle w:val="Compact"/>
+              <w:jc w:val="center"/>
+            </w:pPr>
+            <w:r>
+              <w:rPr>
+                <w:bCs/>
+                <w:b/>
+              </w:rPr>
+              <w:t xml:space="preserve">100,00% (40/40)</w:t>
+            </w:r>
+          </w:p>
+        </w:tc>
+        <w:tc>
+          <w:tcPr/>
+          <w:p>
+            <w:pPr>
+              <w:pStyle w:val="Compact"/>
+              <w:jc w:val="center"/>
+            </w:pPr>
+            <w:r>
+              <w:rPr>
+                <w:bCs/>
+                <w:b/>
+              </w:rPr>
+              <w:t xml:space="preserve">100,00% (40/40)</w:t>
+            </w:r>
+          </w:p>
+        </w:tc>
+        <w:tc>
+          <w:tcPr/>
+          <w:p>
+            <w:pPr>
+              <w:pStyle w:val="Compact"/>
+              <w:jc w:val="center"/>
+            </w:pPr>
+            <w:r>
+              <w:t xml:space="preserve">≥ 95,00%</w:t>
+            </w:r>
+          </w:p>
+        </w:tc>
+        <w:tc>
+          <w:tcPr/>
+          <w:p>
+            <w:pPr>
+              <w:pStyle w:val="Compact"/>
+              <w:jc w:val="center"/>
+            </w:pPr>
+            <w:r>
+              <w:t xml:space="preserve">Sempurna</w:t>
             </w:r>
           </w:p>
         </w:tc>
@@ -26610,8 +28095,8 @@
         </w:tc>
       </w:tr>
     </w:tbl>
-    <w:bookmarkEnd w:id="81"/>
-    <w:bookmarkStart w:id="85" w:name="X75c780e5122214e98a4f2c2023273b88ef69c8e"/>
+    <w:bookmarkEnd w:id="82"/>
+    <w:bookmarkStart w:id="86" w:name="X75c780e5122214e98a4f2c2023273b88ef69c8e"/>
     <w:p>
       <w:pPr>
         <w:pStyle w:val="Heading3"/>
@@ -27347,18 +28832,18 @@
           <wp:inline>
             <wp:extent cx="5334000" cy="3333750"/>
             <wp:effectExtent b="0" l="0" r="0" t="0"/>
-            <wp:docPr descr="" title="" id="83" name="Picture"/>
+            <wp:docPr descr="" title="" id="84" name="Picture"/>
             <a:graphic>
               <a:graphicData uri="http://schemas.openxmlformats.org/drawingml/2006/picture">
                 <pic:pic>
                   <pic:nvPicPr>
-                    <pic:cNvPr descr="images/gambar7_evaluasi_halusinasi.png" id="84" name="Picture"/>
+                    <pic:cNvPr descr="images/gambar7_evaluasi_halusinasi.png" id="85" name="Picture"/>
                     <pic:cNvPicPr>
                       <a:picLocks noChangeArrowheads="1" noChangeAspect="1"/>
                     </pic:cNvPicPr>
                   </pic:nvPicPr>
                   <pic:blipFill>
-                    <a:blip r:embed="rId82"/>
+                    <a:blip r:embed="rId83"/>
                     <a:stretch>
                       <a:fillRect/>
                     </a:stretch>
@@ -27397,8 +28882,8 @@
         <w:t xml:space="preserve">Gambar 7. Bukti Penolakan Jujur Sistem (Honest Rejection) terhadap Kueri Negatif di Luar Lingkup Domain dan Eksekusi Filter Multi-Kriteria.</w:t>
       </w:r>
     </w:p>
-    <w:bookmarkEnd w:id="85"/>
-    <w:bookmarkStart w:id="86" w:name="analisis-perbandingan-multi-baseline"/>
+    <w:bookmarkEnd w:id="86"/>
+    <w:bookmarkStart w:id="87" w:name="analisis-perbandingan-multi-baseline"/>
     <w:p>
       <w:pPr>
         <w:pStyle w:val="Heading3"/>
@@ -27412,7 +28897,7 @@
         <w:pStyle w:val="FirstParagraph"/>
       </w:pPr>
       <w:r>
-        <w:t xml:space="preserve">Untuk membuktikan signifikansi ilmiah arsitektur yang diusulkan, dilakukan komparasi sistematis terhadap empat baseline representatif, secara khusus menyandingkan sistem dengan pendahulu riset langsung</w:t>
+        <w:t xml:space="preserve">Untuk menguji signifikansi ilmiah arsitektur yang diusulkan, dilakukan komparasi sistematis terhadap empat baseline representatif, secara khusus menyandingkan sistem dengan pendahulu riset langsung</w:t>
       </w:r>
       <w:r>
         <w:t xml:space="preserve"> </w:t>
@@ -32247,8 +33732,8 @@
         </w:tc>
       </w:tr>
     </w:tbl>
-    <w:bookmarkEnd w:id="86"/>
-    <w:bookmarkStart w:id="88" w:name="analisis-ablasi-ablation-study"/>
+    <w:bookmarkEnd w:id="87"/>
+    <w:bookmarkStart w:id="90" w:name="analisis-ablasi-ablation-study"/>
     <w:p>
       <w:pPr>
         <w:pStyle w:val="Heading3"/>
@@ -32262,7 +33747,7 @@
         <w:pStyle w:val="FirstParagraph"/>
       </w:pPr>
       <w:r>
-        <w:t xml:space="preserve">Pengujian ablasi dilakukan secara empiris untuk membuktikan bahwa setiap modul pada arsitektur 5-layer memberikan kontribusi nyata terhadap keandalan sistem. Tabel 7 menyajikan matriks perbandingan performa arsitektur secara keseluruhan:</w:t>
+        <w:t xml:space="preserve">Pengujian ablasi dilakukan secara empiris untuk menguji bahwa setiap modul pada arsitektur 5-layer memberikan kontribusi nyata terhadap keandalan sistem. Tabel 7 menyajikan matriks perbandingan performa arsitektur secara keseluruhan:</w:t>
       </w:r>
     </w:p>
     <w:p>
@@ -32707,7 +34192,7 @@
         <w:pStyle w:val="BodyText"/>
       </w:pPr>
       <w:r>
-        <w:t xml:space="preserve">Hasil ablasi membuktikan bahwa:</w:t>
+        <w:t xml:space="preserve">Hasil ablasi menunjukkan bahwa:</w:t>
       </w:r>
       <w:r>
         <w:t xml:space="preserve"> </w:t>
@@ -33757,7 +35242,7 @@
               <w:jc w:val="left"/>
             </w:pPr>
             <w:r>
-              <w:t xml:space="preserve">Menjamin integritas seluruh klaim kuantitatif sebelum ditransmisikan ke peramban</w:t>
+              <w:t xml:space="preserve">Memverifikasi integritas seluruh klaim kuantitatif sebelum ditransmisikan ke peramban</w:t>
             </w:r>
           </w:p>
         </w:tc>
@@ -33875,7 +35360,7 @@
         <w:t xml:space="preserve">).</w:t>
       </w:r>
     </w:p>
-    <w:bookmarkStart w:id="87" w:name="X8bd98778b592be4eb274adda94a4b0f7d4eb2a6"/>
+    <w:bookmarkStart w:id="88" w:name="X8bd98778b592be4eb274adda94a4b0f7d4eb2a6"/>
     <w:p>
       <w:pPr>
         <w:pStyle w:val="Heading4"/>
@@ -33912,7 +35397,7 @@
         <w:t xml:space="preserve">Deterministic Spatial Query Compiler</w:t>
       </w:r>
       <w:r>
-        <w:t xml:space="preserve">. Hasil pengujian membuktikan bahwa isolasi kewenangan LLM berhasil menegakkan metrik</w:t>
+        <w:t xml:space="preserve">. Hasil pengujian menunjukkan bahwa isolasi kewenangan LLM berhasil menegakkan metrik</w:t>
       </w:r>
       <w:r>
         <w:t xml:space="preserve"> </w:t>
@@ -34714,9 +36199,1190 @@
         </w:tc>
       </w:tr>
     </w:tbl>
-    <w:bookmarkEnd w:id="87"/>
     <w:bookmarkEnd w:id="88"/>
-    <w:bookmarkStart w:id="89" w:name="profil-latensi-komputasi-ujung-ke-ujung"/>
+    <w:bookmarkStart w:id="89" w:name="Xabad13dfc23b025624793a27b96e024b00d1f7c"/>
+    <w:p>
+      <w:pPr>
+        <w:pStyle w:val="Heading4"/>
+      </w:pPr>
+      <w:r>
+        <w:t xml:space="preserve">4.5.2 Evaluasi Eksperimental Pelacakan Status Percakapan Multi-Turn (Multi-Turn State Tracking)</w:t>
+      </w:r>
+    </w:p>
+    <w:p>
+      <w:pPr>
+        <w:pStyle w:val="FirstParagraph"/>
+      </w:pPr>
+      <w:r>
+        <w:t xml:space="preserve">Untuk menguji kemampuan sistem dalam mengakomodasi eksplorasi bertahap pengguna (</w:t>
+      </w:r>
+      <w:r>
+        <w:rPr>
+          <w:iCs/>
+          <w:i/>
+        </w:rPr>
+        <w:t xml:space="preserve">iterative conversational refinement</w:t>
+      </w:r>
+      <w:r>
+        <w:t xml:space="preserve">), dilakukan pengujian runut 3-putaran dialog beruntun (</w:t>
+      </w:r>
+      <w:r>
+        <w:rPr>
+          <w:iCs/>
+          <w:i/>
+        </w:rPr>
+        <w:t xml:space="preserve">sequential multi-turn test</w:t>
+      </w:r>
+      <w:r>
+        <w:t xml:space="preserve">) dengan memori sesi (</w:t>
+      </w:r>
+      <w:r>
+        <w:rPr>
+          <w:rStyle w:val="VerbatimChar"/>
+        </w:rPr>
+        <w:t xml:space="preserve">session_token</w:t>
+      </w:r>
+      <w:r>
+        <w:t xml:space="preserve">). Skenario uji meniru alur perencanaan realistis:</w:t>
+      </w:r>
+      <w:r>
+        <w:t xml:space="preserve"> </w:t>
+      </w:r>
+      <w:r>
+        <w:t xml:space="preserve">-</w:t>
+      </w:r>
+      <w:r>
+        <w:t xml:space="preserve"> </w:t>
+      </w:r>
+      <w:r>
+        <w:rPr>
+          <w:bCs/>
+          <w:b/>
+        </w:rPr>
+        <w:t xml:space="preserve">Turn 1:</w:t>
+      </w:r>
+      <w:r>
+        <w:t xml:space="preserve"> </w:t>
+      </w:r>
+      <w:r>
+        <w:rPr>
+          <w:iCs/>
+          <w:i/>
+        </w:rPr>
+        <w:t xml:space="preserve">“</w:t>
+      </w:r>
+      <w:r>
+        <w:rPr>
+          <w:iCs/>
+          <w:i/>
+        </w:rPr>
+        <w:t xml:space="preserve">Cari pantai dekat saya</w:t>
+      </w:r>
+      <w:r>
+        <w:rPr>
+          <w:iCs/>
+          <w:i/>
+        </w:rPr>
+        <w:t xml:space="preserve">”</w:t>
+      </w:r>
+      <w:r>
+        <w:t xml:space="preserve"> </w:t>
+      </w:r>
+      <w:r>
+        <w:t xml:space="preserve">(Koordinat GPS Padang).</w:t>
+      </w:r>
+      <w:r>
+        <w:t xml:space="preserve"> </w:t>
+      </w:r>
+      <w:r>
+        <w:t xml:space="preserve">-</w:t>
+      </w:r>
+      <w:r>
+        <w:t xml:space="preserve"> </w:t>
+      </w:r>
+      <w:r>
+        <w:rPr>
+          <w:bCs/>
+          <w:b/>
+        </w:rPr>
+        <w:t xml:space="preserve">Turn 2:</w:t>
+      </w:r>
+      <w:r>
+        <w:t xml:space="preserve"> </w:t>
+      </w:r>
+      <w:r>
+        <w:rPr>
+          <w:iCs/>
+          <w:i/>
+        </w:rPr>
+        <w:t xml:space="preserve">“</w:t>
+      </w:r>
+      <w:r>
+        <w:rPr>
+          <w:iCs/>
+          <w:i/>
+        </w:rPr>
+        <w:t xml:space="preserve">Yang tiketnya di bawah 15 ribu</w:t>
+      </w:r>
+      <w:r>
+        <w:rPr>
+          <w:iCs/>
+          <w:i/>
+        </w:rPr>
+        <w:t xml:space="preserve">”</w:t>
+      </w:r>
+      <w:r>
+        <w:t xml:space="preserve"> </w:t>
+      </w:r>
+      <w:r>
+        <w:t xml:space="preserve">(Ujaran eliptik tanpa menyebut ulang</w:t>
+      </w:r>
+      <w:r>
+        <w:t xml:space="preserve"> </w:t>
+      </w:r>
+      <w:r>
+        <w:t xml:space="preserve">‘</w:t>
+      </w:r>
+      <w:r>
+        <w:t xml:space="preserve">pantai</w:t>
+      </w:r>
+      <w:r>
+        <w:t xml:space="preserve">’</w:t>
+      </w:r>
+      <w:r>
+        <w:t xml:space="preserve">).</w:t>
+      </w:r>
+      <w:r>
+        <w:t xml:space="preserve"> </w:t>
+      </w:r>
+      <w:r>
+        <w:t xml:space="preserve">-</w:t>
+      </w:r>
+      <w:r>
+        <w:t xml:space="preserve"> </w:t>
+      </w:r>
+      <w:r>
+        <w:rPr>
+          <w:bCs/>
+          <w:b/>
+        </w:rPr>
+        <w:t xml:space="preserve">Turn 3:</w:t>
+      </w:r>
+      <w:r>
+        <w:t xml:space="preserve"> </w:t>
+      </w:r>
+      <w:r>
+        <w:rPr>
+          <w:iCs/>
+          <w:i/>
+        </w:rPr>
+        <w:t xml:space="preserve">“</w:t>
+      </w:r>
+      <w:r>
+        <w:rPr>
+          <w:iCs/>
+          <w:i/>
+        </w:rPr>
+        <w:t xml:space="preserve">Yang buka sekarang</w:t>
+      </w:r>
+      <w:r>
+        <w:rPr>
+          <w:iCs/>
+          <w:i/>
+        </w:rPr>
+        <w:t xml:space="preserve">”</w:t>
+      </w:r>
+      <w:r>
+        <w:t xml:space="preserve"> </w:t>
+      </w:r>
+      <w:r>
+        <w:t xml:space="preserve">(Filter jam operasional saat ini).</w:t>
+      </w:r>
+    </w:p>
+    <w:p>
+      <w:pPr>
+        <w:pStyle w:val="BodyText"/>
+      </w:pPr>
+      <w:r>
+        <w:t xml:space="preserve">Tabel 7d menyajikan rekam jejak formal akumulasi status CSIR (</w:t>
+      </w:r>
+      <m:oMath>
+        <m:r>
+          <m:t>C</m:t>
+        </m:r>
+        <m:r>
+          <m:t>S</m:t>
+        </m:r>
+        <m:r>
+          <m:t>I</m:t>
+        </m:r>
+        <m:sSub>
+          <m:e>
+            <m:r>
+              <m:t>R</m:t>
+            </m:r>
+          </m:e>
+          <m:sub>
+            <m:r>
+              <m:t>t</m:t>
+            </m:r>
+            <m:r>
+              <m:rPr>
+                <m:sty m:val="p"/>
+              </m:rPr>
+              <m:t>+</m:t>
+            </m:r>
+            <m:r>
+              <m:t>1</m:t>
+            </m:r>
+          </m:sub>
+        </m:sSub>
+        <m:r>
+          <m:rPr>
+            <m:sty m:val="p"/>
+          </m:rPr>
+          <m:t>=</m:t>
+        </m:r>
+        <m:r>
+          <m:rPr>
+            <m:nor/>
+            <m:sty m:val="p"/>
+          </m:rPr>
+          <m:t>Merge</m:t>
+        </m:r>
+        <m:d>
+          <m:dPr>
+            <m:begChr m:val="("/>
+            <m:endChr m:val=")"/>
+            <m:sepChr m:val=""/>
+            <m:grow/>
+          </m:dPr>
+          <m:e>
+            <m:r>
+              <m:t>C</m:t>
+            </m:r>
+            <m:r>
+              <m:t>S</m:t>
+            </m:r>
+            <m:r>
+              <m:t>I</m:t>
+            </m:r>
+            <m:sSub>
+              <m:e>
+                <m:r>
+                  <m:t>R</m:t>
+                </m:r>
+              </m:e>
+              <m:sub>
+                <m:r>
+                  <m:t>t</m:t>
+                </m:r>
+              </m:sub>
+            </m:sSub>
+            <m:r>
+              <m:rPr>
+                <m:sty m:val="p"/>
+              </m:rPr>
+              <m:t>,</m:t>
+            </m:r>
+            <m:r>
+              <m:t>Δ</m:t>
+            </m:r>
+            <m:r>
+              <m:t>C</m:t>
+            </m:r>
+            <m:r>
+              <m:t>S</m:t>
+            </m:r>
+            <m:r>
+              <m:t>I</m:t>
+            </m:r>
+            <m:sSub>
+              <m:e>
+                <m:r>
+                  <m:t>R</m:t>
+                </m:r>
+              </m:e>
+              <m:sub>
+                <m:r>
+                  <m:t>t</m:t>
+                </m:r>
+                <m:r>
+                  <m:rPr>
+                    <m:sty m:val="p"/>
+                  </m:rPr>
+                  <m:t>+</m:t>
+                </m:r>
+                <m:r>
+                  <m:t>1</m:t>
+                </m:r>
+              </m:sub>
+            </m:sSub>
+          </m:e>
+        </m:d>
+      </m:oMath>
+      <w:r>
+        <w:t xml:space="preserve">) dan hasil kueri deterministik:</w:t>
+      </w:r>
+    </w:p>
+    <w:p>
+      <w:pPr>
+        <w:pStyle w:val="BodyText"/>
+      </w:pPr>
+      <w:r>
+        <w:rPr>
+          <w:bCs/>
+          <w:b/>
+        </w:rPr>
+        <w:t xml:space="preserve">Tabel 7d. Rekam Jejak Evaluasi Multi-Turn State Tracking (3 Putaran Dialog Beruntun)</w:t>
+      </w:r>
+    </w:p>
+    <w:tbl>
+      <w:tblPr>
+        <w:tblStyle w:val="Table"/>
+        <w:tblW w:type="pct" w:w="5000"/>
+        <w:tblLook w:firstRow="1" w:lastRow="0" w:firstColumn="0" w:lastColumn="0" w:noHBand="0" w:noVBand="0" w:val="0020"/>
+        <w:jc w:val="start"/>
+      </w:tblPr>
+      <w:tblGrid>
+        <w:gridCol w:w="1980"/>
+        <w:gridCol w:w="1980"/>
+        <w:gridCol w:w="1980"/>
+        <w:gridCol w:w="1980"/>
+      </w:tblGrid>
+      <w:tr>
+        <w:trPr>
+          <w:tblHeader w:val="true"/>
+        </w:trPr>
+        <w:tc>
+          <w:tcPr/>
+          <w:p>
+            <w:pPr>
+              <w:pStyle w:val="Compact"/>
+              <w:jc w:val="left"/>
+            </w:pPr>
+            <w:r>
+              <w:t xml:space="preserve">Parameter Alur</w:t>
+            </w:r>
+          </w:p>
+        </w:tc>
+        <w:tc>
+          <w:tcPr/>
+          <w:p>
+            <w:pPr>
+              <w:pStyle w:val="Compact"/>
+              <w:jc w:val="left"/>
+            </w:pPr>
+            <w:r>
+              <w:t xml:space="preserve">Putaran 1 (Turn 1): Inisiasi Spasial</w:t>
+            </w:r>
+          </w:p>
+        </w:tc>
+        <w:tc>
+          <w:tcPr/>
+          <w:p>
+            <w:pPr>
+              <w:pStyle w:val="Compact"/>
+              <w:jc w:val="left"/>
+            </w:pPr>
+            <w:r>
+              <w:t xml:space="preserve">Putaran 2 (Turn 2): Filter Biaya</w:t>
+            </w:r>
+          </w:p>
+        </w:tc>
+        <w:tc>
+          <w:tcPr/>
+          <w:p>
+            <w:pPr>
+              <w:pStyle w:val="Compact"/>
+              <w:jc w:val="left"/>
+            </w:pPr>
+            <w:r>
+              <w:t xml:space="preserve">Putaran 3 (Turn 3): Filter Temporal</w:t>
+            </w:r>
+          </w:p>
+        </w:tc>
+      </w:tr>
+      <w:tr>
+        <w:tc>
+          <w:tcPr/>
+          <w:p>
+            <w:pPr>
+              <w:pStyle w:val="Compact"/>
+              <w:jc w:val="left"/>
+            </w:pPr>
+            <w:r>
+              <w:rPr>
+                <w:bCs/>
+                <w:b/>
+              </w:rPr>
+              <w:t xml:space="preserve">Masukan Teks Pengguna</w:t>
+            </w:r>
+          </w:p>
+        </w:tc>
+        <w:tc>
+          <w:tcPr/>
+          <w:p>
+            <w:pPr>
+              <w:pStyle w:val="Compact"/>
+              <w:jc w:val="left"/>
+            </w:pPr>
+            <w:r>
+              <w:rPr>
+                <w:iCs/>
+                <w:i/>
+              </w:rPr>
+              <w:t xml:space="preserve">“</w:t>
+            </w:r>
+            <w:r>
+              <w:rPr>
+                <w:iCs/>
+                <w:i/>
+              </w:rPr>
+              <w:t xml:space="preserve">Cari pantai dekat saya</w:t>
+            </w:r>
+            <w:r>
+              <w:rPr>
+                <w:iCs/>
+                <w:i/>
+              </w:rPr>
+              <w:t xml:space="preserve">”</w:t>
+            </w:r>
+          </w:p>
+        </w:tc>
+        <w:tc>
+          <w:tcPr/>
+          <w:p>
+            <w:pPr>
+              <w:pStyle w:val="Compact"/>
+              <w:jc w:val="left"/>
+            </w:pPr>
+            <w:r>
+              <w:rPr>
+                <w:iCs/>
+                <w:i/>
+              </w:rPr>
+              <w:t xml:space="preserve">“</w:t>
+            </w:r>
+            <w:r>
+              <w:rPr>
+                <w:iCs/>
+                <w:i/>
+              </w:rPr>
+              <w:t xml:space="preserve">Yang tiketnya di bawah 15 ribu</w:t>
+            </w:r>
+            <w:r>
+              <w:rPr>
+                <w:iCs/>
+                <w:i/>
+              </w:rPr>
+              <w:t xml:space="preserve">”</w:t>
+            </w:r>
+          </w:p>
+        </w:tc>
+        <w:tc>
+          <w:tcPr/>
+          <w:p>
+            <w:pPr>
+              <w:pStyle w:val="Compact"/>
+              <w:jc w:val="left"/>
+            </w:pPr>
+            <w:r>
+              <w:rPr>
+                <w:iCs/>
+                <w:i/>
+              </w:rPr>
+              <w:t xml:space="preserve">“</w:t>
+            </w:r>
+            <w:r>
+              <w:rPr>
+                <w:iCs/>
+                <w:i/>
+              </w:rPr>
+              <w:t xml:space="preserve">Yang buka sekarang</w:t>
+            </w:r>
+            <w:r>
+              <w:rPr>
+                <w:iCs/>
+                <w:i/>
+              </w:rPr>
+              <w:t xml:space="preserve">”</w:t>
+            </w:r>
+          </w:p>
+        </w:tc>
+      </w:tr>
+      <w:tr>
+        <w:tc>
+          <w:tcPr/>
+          <w:p>
+            <w:pPr>
+              <w:pStyle w:val="Compact"/>
+              <w:jc w:val="left"/>
+            </w:pPr>
+            <w:r>
+              <w:rPr>
+                <w:bCs/>
+                <w:b/>
+              </w:rPr>
+              <w:t xml:space="preserve">Vektor Delta (</w:t>
+            </w:r>
+            <m:oMath>
+              <m:r>
+                <m:t>Δ</m:t>
+              </m:r>
+              <m:r>
+                <m:t>C</m:t>
+              </m:r>
+              <m:r>
+                <m:t>S</m:t>
+              </m:r>
+              <m:r>
+                <m:t>I</m:t>
+              </m:r>
+              <m:r>
+                <m:t>R</m:t>
+              </m:r>
+            </m:oMath>
+            <w:r>
+              <w:rPr>
+                <w:bCs/>
+                <w:b/>
+              </w:rPr>
+              <w:t xml:space="preserve">)</w:t>
+            </w:r>
+          </w:p>
+        </w:tc>
+        <w:tc>
+          <w:tcPr/>
+          <w:p>
+            <w:pPr>
+              <w:pStyle w:val="Compact"/>
+              <w:jc w:val="left"/>
+            </w:pPr>
+            <w:r>
+              <w:rPr>
+                <w:rStyle w:val="VerbatimChar"/>
+              </w:rPr>
+              <w:t xml:space="preserve">category='Pantai'</w:t>
+            </w:r>
+            <w:r>
+              <w:t xml:space="preserve">,</w:t>
+            </w:r>
+            <w:r>
+              <w:t xml:space="preserve"> </w:t>
+            </w:r>
+            <w:r>
+              <w:rPr>
+                <w:rStyle w:val="VerbatimChar"/>
+              </w:rPr>
+              <w:t xml:space="preserve">spatial_operator='nearest'</w:t>
+            </w:r>
+            <w:r>
+              <w:t xml:space="preserve">,</w:t>
+            </w:r>
+            <w:r>
+              <w:t xml:space="preserve"> </w:t>
+            </w:r>
+            <w:r>
+              <w:rPr>
+                <w:rStyle w:val="VerbatimChar"/>
+              </w:rPr>
+              <w:t xml:space="preserve">origin='gps'</w:t>
+            </w:r>
+          </w:p>
+        </w:tc>
+        <w:tc>
+          <w:tcPr/>
+          <w:p>
+            <w:pPr>
+              <w:pStyle w:val="Compact"/>
+              <w:jc w:val="left"/>
+            </w:pPr>
+            <w:r>
+              <w:rPr>
+                <w:rStyle w:val="VerbatimChar"/>
+              </w:rPr>
+              <w:t xml:space="preserve">max_price=15000</w:t>
+            </w:r>
+          </w:p>
+        </w:tc>
+        <w:tc>
+          <w:tcPr/>
+          <w:p>
+            <w:pPr>
+              <w:pStyle w:val="Compact"/>
+              <w:jc w:val="left"/>
+            </w:pPr>
+            <w:r>
+              <w:rPr>
+                <w:rStyle w:val="VerbatimChar"/>
+              </w:rPr>
+              <w:t xml:space="preserve">open_now=true</w:t>
+            </w:r>
+          </w:p>
+        </w:tc>
+      </w:tr>
+      <w:tr>
+        <w:tc>
+          <w:tcPr/>
+          <w:p>
+            <w:pPr>
+              <w:pStyle w:val="Compact"/>
+              <w:jc w:val="left"/>
+            </w:pPr>
+            <w:r>
+              <w:rPr>
+                <w:bCs/>
+                <w:b/>
+              </w:rPr>
+              <w:t xml:space="preserve">Status Akumulasi (</w:t>
+            </w:r>
+            <m:oMath>
+              <m:r>
+                <m:t>C</m:t>
+              </m:r>
+              <m:r>
+                <m:t>S</m:t>
+              </m:r>
+              <m:r>
+                <m:t>I</m:t>
+              </m:r>
+              <m:sSub>
+                <m:e>
+                  <m:r>
+                    <m:t>R</m:t>
+                  </m:r>
+                </m:e>
+                <m:sub>
+                  <m:r>
+                    <m:t>t</m:t>
+                  </m:r>
+                </m:sub>
+              </m:sSub>
+            </m:oMath>
+            <w:r>
+              <w:rPr>
+                <w:bCs/>
+                <w:b/>
+              </w:rPr>
+              <w:t xml:space="preserve">)</w:t>
+            </w:r>
+          </w:p>
+        </w:tc>
+        <w:tc>
+          <w:tcPr/>
+          <w:p>
+            <w:pPr>
+              <w:pStyle w:val="Compact"/>
+              <w:jc w:val="left"/>
+            </w:pPr>
+            <w:r>
+              <w:rPr>
+                <w:rStyle w:val="VerbatimChar"/>
+              </w:rPr>
+              <w:t xml:space="preserve">category='Pantai'</w:t>
+            </w:r>
+            <w:r>
+              <w:t xml:space="preserve">,</w:t>
+            </w:r>
+            <w:r>
+              <w:t xml:space="preserve"> </w:t>
+            </w:r>
+            <w:r>
+              <w:rPr>
+                <w:rStyle w:val="VerbatimChar"/>
+              </w:rPr>
+              <w:t xml:space="preserve">origin='gps'</w:t>
+            </w:r>
+            <w:r>
+              <w:t xml:space="preserve">,</w:t>
+            </w:r>
+            <w:r>
+              <w:t xml:space="preserve"> </w:t>
+            </w:r>
+            <w:r>
+              <w:rPr>
+                <w:rStyle w:val="VerbatimChar"/>
+              </w:rPr>
+              <w:t xml:space="preserve">lat=-0.9587</w:t>
+            </w:r>
+            <w:r>
+              <w:t xml:space="preserve">,</w:t>
+            </w:r>
+            <w:r>
+              <w:t xml:space="preserve"> </w:t>
+            </w:r>
+            <w:r>
+              <w:rPr>
+                <w:rStyle w:val="VerbatimChar"/>
+              </w:rPr>
+              <w:t xml:space="preserve">lng=100.3541</w:t>
+            </w:r>
+          </w:p>
+        </w:tc>
+        <w:tc>
+          <w:tcPr/>
+          <w:p>
+            <w:pPr>
+              <w:pStyle w:val="Compact"/>
+              <w:jc w:val="left"/>
+            </w:pPr>
+            <w:r>
+              <w:rPr>
+                <w:rStyle w:val="VerbatimChar"/>
+              </w:rPr>
+              <w:t xml:space="preserve">category='Pantai'</w:t>
+            </w:r>
+            <w:r>
+              <w:t xml:space="preserve">,</w:t>
+            </w:r>
+            <w:r>
+              <w:t xml:space="preserve"> </w:t>
+            </w:r>
+            <w:r>
+              <w:rPr>
+                <w:rStyle w:val="VerbatimChar"/>
+              </w:rPr>
+              <w:t xml:space="preserve">origin='gps'</w:t>
+            </w:r>
+            <w:r>
+              <w:t xml:space="preserve">,</w:t>
+            </w:r>
+            <w:r>
+              <w:t xml:space="preserve"> </w:t>
+            </w:r>
+            <w:r>
+              <w:rPr>
+                <w:rStyle w:val="VerbatimChar"/>
+              </w:rPr>
+              <w:t xml:space="preserve">lat=-0.9587</w:t>
+            </w:r>
+            <w:r>
+              <w:t xml:space="preserve">,</w:t>
+            </w:r>
+            <w:r>
+              <w:t xml:space="preserve"> </w:t>
+            </w:r>
+            <w:r>
+              <w:rPr>
+                <w:rStyle w:val="VerbatimChar"/>
+              </w:rPr>
+              <w:t xml:space="preserve">lng=100.3541</w:t>
+            </w:r>
+            <w:r>
+              <w:t xml:space="preserve">,</w:t>
+            </w:r>
+            <w:r>
+              <w:t xml:space="preserve"> </w:t>
+            </w:r>
+            <w:r>
+              <w:rPr>
+                <w:rStyle w:val="VerbatimChar"/>
+              </w:rPr>
+              <w:t xml:space="preserve">max_price=15000</w:t>
+            </w:r>
+          </w:p>
+        </w:tc>
+        <w:tc>
+          <w:tcPr/>
+          <w:p>
+            <w:pPr>
+              <w:pStyle w:val="Compact"/>
+              <w:jc w:val="left"/>
+            </w:pPr>
+            <w:r>
+              <w:rPr>
+                <w:rStyle w:val="VerbatimChar"/>
+              </w:rPr>
+              <w:t xml:space="preserve">category='Pantai'</w:t>
+            </w:r>
+            <w:r>
+              <w:t xml:space="preserve">,</w:t>
+            </w:r>
+            <w:r>
+              <w:t xml:space="preserve"> </w:t>
+            </w:r>
+            <w:r>
+              <w:rPr>
+                <w:rStyle w:val="VerbatimChar"/>
+              </w:rPr>
+              <w:t xml:space="preserve">origin='gps'</w:t>
+            </w:r>
+            <w:r>
+              <w:t xml:space="preserve">,</w:t>
+            </w:r>
+            <w:r>
+              <w:t xml:space="preserve"> </w:t>
+            </w:r>
+            <w:r>
+              <w:rPr>
+                <w:rStyle w:val="VerbatimChar"/>
+              </w:rPr>
+              <w:t xml:space="preserve">lat=-0.9587</w:t>
+            </w:r>
+            <w:r>
+              <w:t xml:space="preserve">,</w:t>
+            </w:r>
+            <w:r>
+              <w:t xml:space="preserve"> </w:t>
+            </w:r>
+            <w:r>
+              <w:rPr>
+                <w:rStyle w:val="VerbatimChar"/>
+              </w:rPr>
+              <w:t xml:space="preserve">lng=100.3541</w:t>
+            </w:r>
+            <w:r>
+              <w:t xml:space="preserve">,</w:t>
+            </w:r>
+            <w:r>
+              <w:t xml:space="preserve"> </w:t>
+            </w:r>
+            <w:r>
+              <w:rPr>
+                <w:rStyle w:val="VerbatimChar"/>
+              </w:rPr>
+              <w:t xml:space="preserve">max_price=15000</w:t>
+            </w:r>
+            <w:r>
+              <w:t xml:space="preserve">,</w:t>
+            </w:r>
+            <w:r>
+              <w:t xml:space="preserve"> </w:t>
+            </w:r>
+            <w:r>
+              <w:rPr>
+                <w:rStyle w:val="VerbatimChar"/>
+              </w:rPr>
+              <w:t xml:space="preserve">open_now=true</w:t>
+            </w:r>
+          </w:p>
+        </w:tc>
+      </w:tr>
+      <w:tr>
+        <w:tc>
+          <w:tcPr/>
+          <w:p>
+            <w:pPr>
+              <w:pStyle w:val="Compact"/>
+              <w:jc w:val="left"/>
+            </w:pPr>
+            <w:r>
+              <w:rPr>
+                <w:bCs/>
+                <w:b/>
+              </w:rPr>
+              <w:t xml:space="preserve">Preservasi Konteks Sesi</w:t>
+            </w:r>
+          </w:p>
+        </w:tc>
+        <w:tc>
+          <w:tcPr/>
+          <w:p>
+            <w:pPr>
+              <w:pStyle w:val="Compact"/>
+              <w:jc w:val="left"/>
+            </w:pPr>
+            <w:r>
+              <w:t xml:space="preserve">Inisiasi sesi baru (</w:t>
+            </w:r>
+            <w:r>
+              <w:rPr>
+                <w:rStyle w:val="VerbatimChar"/>
+              </w:rPr>
+              <w:t xml:space="preserve">token_01</w:t>
+            </w:r>
+            <w:r>
+              <w:t xml:space="preserve">)</w:t>
+            </w:r>
+          </w:p>
+        </w:tc>
+        <w:tc>
+          <w:tcPr/>
+          <w:p>
+            <w:pPr>
+              <w:pStyle w:val="Compact"/>
+              <w:jc w:val="left"/>
+            </w:pPr>
+            <w:r>
+              <w:t xml:space="preserve">Mempertahankan kategori &amp; koordinat Turn 1</w:t>
+            </w:r>
+          </w:p>
+        </w:tc>
+        <w:tc>
+          <w:tcPr/>
+          <w:p>
+            <w:pPr>
+              <w:pStyle w:val="Compact"/>
+              <w:jc w:val="left"/>
+            </w:pPr>
+            <w:r>
+              <w:t xml:space="preserve">Mempertahankan kategori, koordinat, dan pagu harga Turn 1 &amp; 2</w:t>
+            </w:r>
+          </w:p>
+        </w:tc>
+      </w:tr>
+      <w:tr>
+        <w:tc>
+          <w:tcPr/>
+          <w:p>
+            <w:pPr>
+              <w:pStyle w:val="Compact"/>
+              <w:jc w:val="left"/>
+            </w:pPr>
+            <w:r>
+              <w:rPr>
+                <w:bCs/>
+                <w:b/>
+              </w:rPr>
+              <w:t xml:space="preserve">Kueri SQL Terkompilasi</w:t>
+            </w:r>
+          </w:p>
+        </w:tc>
+        <w:tc>
+          <w:tcPr/>
+          <w:p>
+            <w:pPr>
+              <w:pStyle w:val="Compact"/>
+              <w:jc w:val="left"/>
+            </w:pPr>
+            <w:r>
+              <w:rPr>
+                <w:rStyle w:val="VerbatimChar"/>
+              </w:rPr>
+              <w:t xml:space="preserve">SELECT ... WHERE kategori_id = 1 AND status_aktif = 1 ORDER BY ST_Distance_Sphere(...) ASC LIMIT 10</w:t>
+            </w:r>
+          </w:p>
+        </w:tc>
+        <w:tc>
+          <w:tcPr/>
+          <w:p>
+            <w:pPr>
+              <w:pStyle w:val="Compact"/>
+              <w:jc w:val="left"/>
+            </w:pPr>
+            <w:r>
+              <w:rPr>
+                <w:rStyle w:val="VerbatimChar"/>
+              </w:rPr>
+              <w:t xml:space="preserve">SELECT ... WHERE kategori_id = 1 AND harga_tiket &lt;= 15000 AND status_aktif = 1 ORDER BY ST_Distance_Sphere(...) ASC LIMIT 10</w:t>
+            </w:r>
+          </w:p>
+        </w:tc>
+        <w:tc>
+          <w:tcPr/>
+          <w:p>
+            <w:pPr>
+              <w:pStyle w:val="Compact"/>
+              <w:jc w:val="left"/>
+            </w:pPr>
+            <w:r>
+              <w:rPr>
+                <w:rStyle w:val="VerbatimChar"/>
+              </w:rPr>
+              <w:t xml:space="preserve">SELECT ... WHERE kategori_id = 1 AND harga_tiket &lt;= 15000 AND (jam_buka &lt;= CURRENT_TIME() AND jam_tutup &gt;= CURRENT_TIME()) AND status_aktif = 1 ORDER BY ST_Distance_Sphere(...) ASC LIMIT 10</w:t>
+            </w:r>
+          </w:p>
+        </w:tc>
+      </w:tr>
+      <w:tr>
+        <w:tc>
+          <w:tcPr/>
+          <w:p>
+            <w:pPr>
+              <w:pStyle w:val="Compact"/>
+              <w:jc w:val="left"/>
+            </w:pPr>
+            <w:r>
+              <w:rPr>
+                <w:bCs/>
+                <w:b/>
+              </w:rPr>
+              <w:t xml:space="preserve">Hasil Rekomendasi Destinasi</w:t>
+            </w:r>
+          </w:p>
+        </w:tc>
+        <w:tc>
+          <w:tcPr/>
+          <w:p>
+            <w:pPr>
+              <w:pStyle w:val="Compact"/>
+              <w:jc w:val="left"/>
+            </w:pPr>
+            <w:r>
+              <w:t xml:space="preserve">5 Destinasi (Pantai Padang, Pantai Air Manis, Pantai Nirwana, Pantai Pasir Jambak, Pantai Caroline)</w:t>
+            </w:r>
+          </w:p>
+        </w:tc>
+        <w:tc>
+          <w:tcPr/>
+          <w:p>
+            <w:pPr>
+              <w:pStyle w:val="Compact"/>
+              <w:jc w:val="left"/>
+            </w:pPr>
+            <w:r>
+              <w:t xml:space="preserve">5 Destinasi (Seluruh 5 pantai di Padang bertiket</w:t>
+            </w:r>
+            <w:r>
+              <w:t xml:space="preserve"> </w:t>
+            </w:r>
+            <m:oMath>
+              <m:r>
+                <m:rPr>
+                  <m:sty m:val="p"/>
+                </m:rPr>
+                <m:t>≤</m:t>
+              </m:r>
+              <m:r>
+                <m:rPr>
+                  <m:nor/>
+                  <m:sty m:val="p"/>
+                </m:rPr>
+                <m:t>Rp</m:t>
+              </m:r>
+              <m:r>
+                <m:t>15.000</m:t>
+              </m:r>
+            </m:oMath>
+            <w:r>
+              <w:t xml:space="preserve">)</w:t>
+            </w:r>
+          </w:p>
+        </w:tc>
+        <w:tc>
+          <w:tcPr/>
+          <w:p>
+            <w:pPr>
+              <w:pStyle w:val="Compact"/>
+              <w:jc w:val="left"/>
+            </w:pPr>
+            <w:r>
+              <w:t xml:space="preserve">4 Destinasi (Menyaring destinasi yang tutup, menyisakan pantai berstatus buka)</w:t>
+            </w:r>
+          </w:p>
+        </w:tc>
+      </w:tr>
+      <w:tr>
+        <w:tc>
+          <w:tcPr/>
+          <w:p>
+            <w:pPr>
+              <w:pStyle w:val="Compact"/>
+              <w:jc w:val="left"/>
+            </w:pPr>
+            <w:r>
+              <w:rPr>
+                <w:bCs/>
+                <w:b/>
+              </w:rPr>
+              <w:t xml:space="preserve">Fidelitas Grounding per Putaran</w:t>
+            </w:r>
+          </w:p>
+        </w:tc>
+        <w:tc>
+          <w:tcPr/>
+          <w:p>
+            <w:pPr>
+              <w:pStyle w:val="Compact"/>
+              <w:jc w:val="left"/>
+            </w:pPr>
+            <w:r>
+              <w:t xml:space="preserve">100,00% (0 POI palsu teramati)</w:t>
+            </w:r>
+          </w:p>
+        </w:tc>
+        <w:tc>
+          <w:tcPr/>
+          <w:p>
+            <w:pPr>
+              <w:pStyle w:val="Compact"/>
+              <w:jc w:val="left"/>
+            </w:pPr>
+            <w:r>
+              <w:t xml:space="preserve">100,00% (0 POI palsu teramati)</w:t>
+            </w:r>
+          </w:p>
+        </w:tc>
+        <w:tc>
+          <w:tcPr/>
+          <w:p>
+            <w:pPr>
+              <w:pStyle w:val="Compact"/>
+              <w:jc w:val="left"/>
+            </w:pPr>
+            <w:r>
+              <w:t xml:space="preserve">100,00% (0 POI palsu teramati)</w:t>
+            </w:r>
+          </w:p>
+        </w:tc>
+      </w:tr>
+      <w:tr>
+        <w:tc>
+          <w:tcPr/>
+          <w:p>
+            <w:pPr>
+              <w:pStyle w:val="Compact"/>
+              <w:jc w:val="left"/>
+            </w:pPr>
+            <w:r>
+              <w:rPr>
+                <w:bCs/>
+                <w:b/>
+              </w:rPr>
+              <w:t xml:space="preserve">Waktu Pemrosesan Total</w:t>
+            </w:r>
+          </w:p>
+        </w:tc>
+        <w:tc>
+          <w:tcPr/>
+          <w:p>
+            <w:pPr>
+              <w:pStyle w:val="Compact"/>
+              <w:jc w:val="left"/>
+            </w:pPr>
+            <w:r>
+              <w:t xml:space="preserve">1.348,20 ms</w:t>
+            </w:r>
+          </w:p>
+        </w:tc>
+        <w:tc>
+          <w:tcPr/>
+          <w:p>
+            <w:pPr>
+              <w:pStyle w:val="Compact"/>
+              <w:jc w:val="left"/>
+            </w:pPr>
+            <w:r>
+              <w:t xml:space="preserve">1.332,15 ms</w:t>
+            </w:r>
+          </w:p>
+        </w:tc>
+        <w:tc>
+          <w:tcPr/>
+          <w:p>
+            <w:pPr>
+              <w:pStyle w:val="Compact"/>
+              <w:jc w:val="left"/>
+            </w:pPr>
+            <w:r>
+              <w:t xml:space="preserve">1.341,80 ms</w:t>
+            </w:r>
+          </w:p>
+        </w:tc>
+      </w:tr>
+    </w:tbl>
+    <w:p>
+      <w:pPr>
+        <w:pStyle w:val="BodyText"/>
+      </w:pPr>
+      <w:r>
+        <w:t xml:space="preserve">Hasil pada Tabel 7d menunjukkan secara empiris bahwa model transisi status berhasil mempertahankan konteks spasial dan kategori sebelumnya secara deterministik 100%, sembari mengakumulasikan batasan baru tanpa memerlukan penyebutan ulang dari pengguna.</w:t>
+      </w:r>
+    </w:p>
+    <w:bookmarkEnd w:id="89"/>
+    <w:bookmarkEnd w:id="90"/>
+    <w:bookmarkStart w:id="91" w:name="profil-latensi-komputasi-ujung-ke-ujung"/>
     <w:p>
       <w:pPr>
         <w:pStyle w:val="Heading3"/>
@@ -35458,7 +38124,7 @@
         <w:t xml:space="preserve"> </w:t>
       </w:r>
       <w:r>
-        <w:t xml:space="preserve">(0,09% dari total waktu respons). Hal ini membuktikan bahwa pelimpahan komputasi spasial ke basis data relasional melalui fungsi native sangat efisien dan tidak menjadi</w:t>
+        <w:t xml:space="preserve">(0,09% dari total waktu respons). Hal ini menunjukkan bahwa pelimpahan komputasi spasial ke basis data relasional melalui fungsi native sangat efisien dan tidak menjadi</w:t>
       </w:r>
       <w:r>
         <w:t xml:space="preserve"> </w:t>
@@ -35629,11 +38295,11 @@
         </m:r>
       </m:oMath>
       <w:r>
-        <w:t xml:space="preserve">) yang diadopsi dalam penelitian ini, membuktikan kelayakan teknis arsitektur untuk interaksi percakapan seluler nyata.</w:t>
+        <w:t xml:space="preserve">) yang diadopsi dalam penelitian ini, menunjukkan kelayakan teknis arsitektur untuk interaksi percakapan seluler nyata.</w:t>
       </w:r>
     </w:p>
-    <w:bookmarkEnd w:id="89"/>
-    <w:bookmarkStart w:id="90" w:name="Xcb71b3de13fcbd2a64680e791e529feb8714a52"/>
+    <w:bookmarkEnd w:id="91"/>
+    <w:bookmarkStart w:id="92" w:name="Xcb71b3de13fcbd2a64680e791e529feb8714a52"/>
     <w:p>
       <w:pPr>
         <w:pStyle w:val="Heading3"/>
@@ -36591,8 +39257,8 @@
         <w:t xml:space="preserve">(EXPLAIN) terperinci, dan topologi jaringan yang lebih kompleks.</w:t>
       </w:r>
     </w:p>
-    <w:bookmarkEnd w:id="90"/>
-    <w:bookmarkStart w:id="91" w:name="X01ecf7f206cabf07e5d1d3e9ba8757d39975063"/>
+    <w:bookmarkEnd w:id="92"/>
+    <w:bookmarkStart w:id="93" w:name="X01ecf7f206cabf07e5d1d3e9ba8757d39975063"/>
     <w:p>
       <w:pPr>
         <w:pStyle w:val="Heading3"/>
@@ -38476,7 +41142,7 @@
         <w:t xml:space="preserve"> </w:t>
       </w:r>
       <w:r>
-        <w:t xml:space="preserve">membuktikan bahwa reduksi durasi waktu penyelesaian tugas antara WIMP (</w:t>
+        <w:t xml:space="preserve">menunjukkan bahwa reduksi durasi waktu penyelesaian tugas antara WIMP (</w:t>
       </w:r>
       <m:oMath>
         <m:r>
@@ -38757,8 +41423,8 @@
         <w:t xml:space="preserve">), menegaskan konsistensi keunggulan efisiensi antarmuka percakapan pada seluruh responden.</w:t>
       </w:r>
     </w:p>
-    <w:bookmarkEnd w:id="91"/>
-    <w:bookmarkStart w:id="92" w:name="X1c56b875318822d7907914fedfa679dcb69d37b"/>
+    <w:bookmarkEnd w:id="93"/>
+    <w:bookmarkStart w:id="94" w:name="X1c56b875318822d7907914fedfa679dcb69d37b"/>
     <w:p>
       <w:pPr>
         <w:pStyle w:val="Heading3"/>
@@ -39235,9 +41901,9 @@
         </w:pict>
       </w:r>
     </w:p>
-    <w:bookmarkEnd w:id="92"/>
-    <w:bookmarkEnd w:id="93"/>
-    <w:bookmarkStart w:id="96" w:name="kesimpulan-dan-saran"/>
+    <w:bookmarkEnd w:id="94"/>
+    <w:bookmarkEnd w:id="95"/>
+    <w:bookmarkStart w:id="98" w:name="kesimpulan-dan-saran"/>
     <w:p>
       <w:pPr>
         <w:pStyle w:val="Heading2"/>
@@ -39246,7 +41912,7 @@
         <w:t xml:space="preserve">5. KESIMPULAN DAN SARAN</w:t>
       </w:r>
     </w:p>
-    <w:bookmarkStart w:id="94" w:name="kesimpulan"/>
+    <w:bookmarkStart w:id="96" w:name="kesimpulan"/>
     <w:p>
       <w:pPr>
         <w:pStyle w:val="Heading3"/>
@@ -39270,10 +41936,45 @@
           <w:bCs/>
           <w:b/>
         </w:rPr>
-        <w:t xml:space="preserve">Lapisan Kontrol Semantik Terstruktur untuk Kueri Spasial Berbasis LLM pada Web GIS di Kota Padang</w:t>
-      </w:r>
-      <w:r>
-        <w:t xml:space="preserve">. Memajukan garis keturunan riset</w:t>
+        <w:t xml:space="preserve">Reliability-Controlled Conversational Spatial Information System</w:t>
+      </w:r>
+      <w:r>
+        <w:t xml:space="preserve"> </w:t>
+      </w:r>
+      <w:r>
+        <w:t xml:space="preserve">di bawah kerangka kerja arsitektur</w:t>
+      </w:r>
+      <w:r>
+        <w:t xml:space="preserve"> </w:t>
+      </w:r>
+      <w:r>
+        <w:rPr>
+          <w:bCs/>
+          <w:b/>
+        </w:rPr>
+        <w:t xml:space="preserve">Batas Kendali Ganda (</w:t>
+      </w:r>
+      <w:r>
+        <w:rPr>
+          <w:iCs/>
+          <w:i/>
+          <w:bCs/>
+          <w:b/>
+        </w:rPr>
+        <w:t xml:space="preserve">Dual Control Boundaries</w:t>
+      </w:r>
+      <w:r>
+        <w:rPr>
+          <w:bCs/>
+          <w:b/>
+        </w:rPr>
+        <w:t xml:space="preserve">)</w:t>
+      </w:r>
+      <w:r>
+        <w:t xml:space="preserve"> </w:t>
+      </w:r>
+      <w:r>
+        <w:t xml:space="preserve">pada 22 destinasi wisata Kota Padang. Memajukan garis keturunan riset</w:t>
       </w:r>
       <w:r>
         <w:t xml:space="preserve"> </w:t>
@@ -39289,7 +41990,7 @@
         <w:t xml:space="preserve"> </w:t>
       </w:r>
       <w:r>
-        <w:t xml:space="preserve">(Afnarius dkk., 2026), pemisahan tegas antara interpretasi semantik bahasa alami oleh LLM dan komputasi spasial deterministik oleh basis data relasional MySQL 8.0 berhasil membuktikan bahwa model bahasa generatif dapat dimanfaatkan secara optimal tanpa mengorbankan kepatuhan faktual geospasial.</w:t>
+        <w:t xml:space="preserve">(Afnarius dkk., 2026), pemisahan tegas antara pemahaman semantik kognitif bahasa alami oleh LLM dan komputasi spasial relasional deterministik oleh MySQL 8.0 berhasil membuktikan bahwa model bahasa generatif dapat dimanfaatkan secara optimal tanpa mengorbankan kepatuhan faktual geospasial.</w:t>
       </w:r>
     </w:p>
     <w:p>
@@ -39314,13 +42015,13 @@
         </m:r>
       </m:oMath>
       <w:r>
-        <w:t xml:space="preserve">) menunjukkan bahwa:</w:t>
-      </w:r>
-      <w:r>
-        <w:t xml:space="preserve"> </w:t>
-      </w:r>
-      <w:r>
-        <w:t xml:space="preserve">1. Skema</w:t>
+        <w:t xml:space="preserve">) menunjukkan bukti-bukti hasil berikut:</w:t>
+      </w:r>
+      <w:r>
+        <w:t xml:space="preserve"> </w:t>
+      </w:r>
+      <w:r>
+        <w:t xml:space="preserve">1.</w:t>
       </w:r>
       <w:r>
         <w:t xml:space="preserve"> </w:t>
@@ -39330,124 +42031,29 @@
           <w:bCs/>
           <w:b/>
         </w:rPr>
-        <w:t xml:space="preserve">Canonical Spatial Intent Representation (CSIR)</w:t>
-      </w:r>
-      <w:r>
-        <w:t xml:space="preserve"> </w:t>
-      </w:r>
-      <w:r>
-        <w:t xml:space="preserve">4-partisi ortogonal dan</w:t>
-      </w:r>
-      <w:r>
-        <w:t xml:space="preserve"> </w:t>
-      </w:r>
-      <w:r>
-        <w:rPr>
-          <w:iCs/>
-          <w:i/>
-        </w:rPr>
-        <w:t xml:space="preserve">Spatial Operator Ontology</w:t>
-      </w:r>
-      <w:r>
-        <w:t xml:space="preserve"> </w:t>
-      </w:r>
-      <w:r>
-        <w:t xml:space="preserve">berhasil mengekstrak maksud spasial pengguna dengan akurasi semantik</w:t>
-      </w:r>
-      <w:r>
-        <w:t xml:space="preserve"> </w:t>
-      </w:r>
-      <w:r>
-        <w:rPr>
+        <w:t xml:space="preserve">Efektivitas Batas Kendali Semantik (</w:t>
+      </w:r>
+      <w:r>
+        <w:rPr>
+          <w:iCs/>
+          <w:i/>
           <w:bCs/>
           <w:b/>
         </w:rPr>
-        <w:t xml:space="preserve">100,00%</w:t>
-      </w:r>
-      <w:r>
-        <w:t xml:space="preserve"> </w:t>
-      </w:r>
-      <w:r>
-        <w:t xml:space="preserve">(40/40).</w:t>
-      </w:r>
-      <w:r>
-        <w:t xml:space="preserve"> </w:t>
-      </w:r>
-      <w:r>
-        <w:t xml:space="preserve">2. Algoritma</w:t>
-      </w:r>
-      <w:r>
-        <w:t xml:space="preserve"> </w:t>
+        <w:t xml:space="preserve">Semantic Control Boundary</w:t>
       </w:r>
       <w:r>
         <w:rPr>
           <w:bCs/>
           <w:b/>
         </w:rPr>
-        <w:t xml:space="preserve">SIR Validator</w:t>
-      </w:r>
-      <w:r>
-        <w:t xml:space="preserve"> </w:t>
-      </w:r>
-      <w:r>
-        <w:t xml:space="preserve">6-dimensi berbasis prinsip</w:t>
-      </w:r>
-      <w:r>
-        <w:t xml:space="preserve"> </w:t>
-      </w:r>
-      <w:r>
-        <w:rPr>
-          <w:iCs/>
-          <w:i/>
-        </w:rPr>
-        <w:t xml:space="preserve">No Intent Alteration</w:t>
-      </w:r>
-      <w:r>
-        <w:t xml:space="preserve"> </w:t>
-      </w:r>
-      <w:r>
-        <w:t xml:space="preserve">dan</w:t>
-      </w:r>
-      <w:r>
-        <w:t xml:space="preserve"> </w:t>
-      </w:r>
-      <w:r>
-        <w:rPr>
-          <w:iCs/>
-          <w:i/>
-        </w:rPr>
-        <w:t xml:space="preserve">Deterministic Spatial Query Compiler</w:t>
-      </w:r>
-      <w:r>
-        <w:t xml:space="preserve"> </w:t>
-      </w:r>
-      <w:r>
-        <w:t xml:space="preserve">berhasil memvalidasi serta menerjemahkan parameter semantik menjadi predikat SQL terparameterisasi dengan fungsi spasial bawaan</w:t>
-      </w:r>
-      <w:r>
-        <w:t xml:space="preserve"> </w:t>
-      </w:r>
-      <w:r>
-        <w:rPr>
-          <w:rStyle w:val="VerbatimChar"/>
-        </w:rPr>
-        <w:t xml:space="preserve">ST_Distance_Sphere</w:t>
-      </w:r>
-      <w:r>
-        <w:t xml:space="preserve"> </w:t>
-      </w:r>
-      <w:r>
-        <w:t xml:space="preserve">secara aman (</w:t>
-      </w:r>
-      <w:r>
-        <w:rPr>
-          <w:iCs/>
-          <w:i/>
-        </w:rPr>
-        <w:t xml:space="preserve">safety invariant</w:t>
-      </w:r>
-      <w:r>
-        <w:t xml:space="preserve">), menghasilkan presisi eksekusi predikat spasial sebesar</w:t>
+        <w:t xml:space="preserve">):</w:t>
+      </w:r>
+      <w:r>
+        <w:t xml:space="preserve"> </w:t>
+      </w:r>
+      <w:r>
+        <w:t xml:space="preserve">Pengisolasian parsing LLM ke dalam skema bertipe</w:t>
       </w:r>
       <w:r>
         <w:t xml:space="preserve"> </w:t>
@@ -39457,13 +42063,13 @@
           <w:bCs/>
           <w:b/>
         </w:rPr>
-        <w:t xml:space="preserve">97,50%</w:t>
-      </w:r>
-      <w:r>
-        <w:t xml:space="preserve"> </w:t>
-      </w:r>
-      <w:r>
-        <w:t xml:space="preserve">(39/40). Komputasi spasial basis data mencatatkan rata-rata</w:t>
+        <w:t xml:space="preserve">Canonical Spatial Intent Representation (CSIR)</w:t>
+      </w:r>
+      <w:r>
+        <w:t xml:space="preserve"> </w:t>
+      </w:r>
+      <w:r>
+        <w:t xml:space="preserve">yang diatur oleh ontologi operator spasial dan divalidasi oleh</w:t>
       </w:r>
       <w:r>
         <w:t xml:space="preserve"> </w:t>
@@ -39473,16 +42079,29 @@
           <w:bCs/>
           <w:b/>
         </w:rPr>
-        <w:t xml:space="preserve">1,21 ms</w:t>
-      </w:r>
-      <w:r>
-        <w:t xml:space="preserve">, dengan peningkatan moderat hingga 6,11 ms pada pengujian beban 10.000 titik sintetis.</w:t>
-      </w:r>
-      <w:r>
-        <w:t xml:space="preserve"> </w:t>
-      </w:r>
-      <w:r>
-        <w:t xml:space="preserve">3. Penerapan</w:t>
+        <w:t xml:space="preserve">SIR Validator</w:t>
+      </w:r>
+      <w:r>
+        <w:t xml:space="preserve"> </w:t>
+      </w:r>
+      <w:r>
+        <w:t xml:space="preserve">6-dimensi berprinsip</w:t>
+      </w:r>
+      <w:r>
+        <w:t xml:space="preserve"> </w:t>
+      </w:r>
+      <w:r>
+        <w:rPr>
+          <w:iCs/>
+          <w:i/>
+        </w:rPr>
+        <w:t xml:space="preserve">No Intent Alteration</w:t>
+      </w:r>
+      <w:r>
+        <w:t xml:space="preserve"> </w:t>
+      </w:r>
+      <w:r>
+        <w:t xml:space="preserve">meraih akurasi ekstraksi CSIR</w:t>
       </w:r>
       <w:r>
         <w:t xml:space="preserve"> </w:t>
@@ -39492,62 +42111,13 @@
           <w:bCs/>
           <w:b/>
         </w:rPr>
-        <w:t xml:space="preserve">Algorithmic Grounding Validator</w:t>
-      </w:r>
-      <w:r>
-        <w:t xml:space="preserve"> </w:t>
-      </w:r>
-      <w:r>
-        <w:t xml:space="preserve">pasca-generasi dan</w:t>
-      </w:r>
-      <w:r>
-        <w:t xml:space="preserve"> </w:t>
-      </w:r>
-      <w:r>
-        <w:rPr>
-          <w:iCs/>
-          <w:i/>
-        </w:rPr>
-        <w:t xml:space="preserve">Strict Grounding Contract</w:t>
-      </w:r>
-      <w:r>
-        <w:t xml:space="preserve"> </w:t>
-      </w:r>
-      <w:r>
-        <w:t xml:space="preserve">terbukti memitigasi halusinasi entitas terfabrikasi di bawah kondisi pengujian benchmark (</w:t>
-      </w:r>
-      <w:r>
-        <w:rPr>
-          <w:iCs/>
-          <w:i/>
-        </w:rPr>
-        <w:t xml:space="preserve">mitigates fabricated-entity hallucination under the evaluated benchmark conditions</w:t>
-      </w:r>
-      <w:r>
-        <w:t xml:space="preserve">), dengan tidak ditemukannya satupun objek wisata terfabrikasi (</w:t>
-      </w:r>
-      <w:r>
-        <w:rPr>
-          <w:iCs/>
-          <w:i/>
-        </w:rPr>
-        <w:t xml:space="preserve">no fabricated POIs were observed</w:t>
-      </w:r>
-      <w:r>
-        <w:t xml:space="preserve"> </w:t>
-      </w:r>
-      <w:r>
-        <w:t xml:space="preserve">/</w:t>
-      </w:r>
-      <w:r>
-        <w:t xml:space="preserve"> </w:t>
-      </w:r>
-      <w:r>
-        <w:rPr>
-          <w:iCs/>
-          <w:i/>
-        </w:rPr>
-        <w:t xml:space="preserve">Entity Fabrication Rate</w:t>
+        <w:t xml:space="preserve">100,00%</w:t>
+      </w:r>
+      <w:r>
+        <w:t xml:space="preserve"> </w:t>
+      </w:r>
+      <w:r>
+        <w:t xml:space="preserve">(40/40), akurasi klasifikasi kategori</w:t>
       </w:r>
       <w:r>
         <w:t xml:space="preserve"> </w:t>
@@ -39557,20 +42127,13 @@
           <w:bCs/>
           <w:b/>
         </w:rPr>
-        <w:t xml:space="preserve">0,00%</w:t>
-      </w:r>
-      <w:r>
-        <w:t xml:space="preserve">),</w:t>
-      </w:r>
-      <w:r>
-        <w:t xml:space="preserve"> </w:t>
-      </w:r>
-      <w:r>
-        <w:rPr>
-          <w:iCs/>
-          <w:i/>
-        </w:rPr>
-        <w:t xml:space="preserve">Grounding Fidelity</w:t>
+        <w:t xml:space="preserve">100,00%</w:t>
+      </w:r>
+      <w:r>
+        <w:t xml:space="preserve"> </w:t>
+      </w:r>
+      <w:r>
+        <w:t xml:space="preserve">(40/40), presisi predikat spasial</w:t>
       </w:r>
       <w:r>
         <w:t xml:space="preserve"> </w:t>
@@ -39580,10 +42143,13 @@
           <w:bCs/>
           <w:b/>
         </w:rPr>
-        <w:t xml:space="preserve">100,00%</w:t>
-      </w:r>
-      <w:r>
-        <w:t xml:space="preserve">, dan</w:t>
+        <w:t xml:space="preserve">97,50%</w:t>
+      </w:r>
+      <w:r>
+        <w:t xml:space="preserve"> </w:t>
+      </w:r>
+      <w:r>
+        <w:t xml:space="preserve">(39/40), dan</w:t>
       </w:r>
       <w:r>
         <w:t xml:space="preserve"> </w:t>
@@ -39609,13 +42175,324 @@
         <w:t xml:space="preserve"> </w:t>
       </w:r>
       <w:r>
-        <w:t xml:space="preserve">pada kueri di luar lingkup domain.</w:t>
-      </w:r>
-      <w:r>
-        <w:t xml:space="preserve"> </w:t>
-      </w:r>
-      <w:r>
-        <w:t xml:space="preserve">4. Total waktu respons sistem mencatatkan rata-rata</w:t>
+        <w:t xml:space="preserve">pada kueri di luar lingkup domain, tanpa adanya parameter anomali atau mutasi sepihak yang lolos ke kompilasi SQL.</w:t>
+      </w:r>
+      <w:r>
+        <w:t xml:space="preserve"> </w:t>
+      </w:r>
+      <w:r>
+        <w:t xml:space="preserve">2.</w:t>
+      </w:r>
+      <w:r>
+        <w:t xml:space="preserve"> </w:t>
+      </w:r>
+      <w:r>
+        <w:rPr>
+          <w:bCs/>
+          <w:b/>
+        </w:rPr>
+        <w:t xml:space="preserve">Efektivitas Batas Kendali Bukti (</w:t>
+      </w:r>
+      <w:r>
+        <w:rPr>
+          <w:iCs/>
+          <w:i/>
+          <w:bCs/>
+          <w:b/>
+        </w:rPr>
+        <w:t xml:space="preserve">Evidence Control Boundary</w:t>
+      </w:r>
+      <w:r>
+        <w:rPr>
+          <w:bCs/>
+          <w:b/>
+        </w:rPr>
+        <w:t xml:space="preserve">) dan Komputasi Spasial Relasional:</w:t>
+      </w:r>
+      <w:r>
+        <w:t xml:space="preserve"> </w:t>
+      </w:r>
+      <w:r>
+        <w:t xml:space="preserve">Basis data relasional MySQL 8.0 (</w:t>
+      </w:r>
+      <w:r>
+        <w:rPr>
+          <w:rStyle w:val="VerbatimChar"/>
+        </w:rPr>
+        <w:t xml:space="preserve">ST_Distance_Sphere</w:t>
+      </w:r>
+      <w:r>
+        <w:t xml:space="preserve">) bertindak sebagai sumber kebenaran tunggal dengan waktu eksekusi kueri rata-rata</w:t>
+      </w:r>
+      <w:r>
+        <w:t xml:space="preserve"> </w:t>
+      </w:r>
+      <w:r>
+        <w:rPr>
+          <w:bCs/>
+          <w:b/>
+        </w:rPr>
+        <w:t xml:space="preserve">1,21 ms</w:t>
+      </w:r>
+      <w:r>
+        <w:t xml:space="preserve"> </w:t>
+      </w:r>
+      <w:r>
+        <w:t xml:space="preserve">(meningkat terukur menjadi 6,11 ms pada beban 10.000 titik sintetis). Penerapan</w:t>
+      </w:r>
+      <w:r>
+        <w:t xml:space="preserve"> </w:t>
+      </w:r>
+      <w:r>
+        <w:rPr>
+          <w:iCs/>
+          <w:i/>
+        </w:rPr>
+        <w:t xml:space="preserve">Strict Grounding Contract</w:t>
+      </w:r>
+      <w:r>
+        <w:t xml:space="preserve"> </w:t>
+      </w:r>
+      <w:r>
+        <w:t xml:space="preserve">yang dipadukan dengan verifikasi pasca-generasi</w:t>
+      </w:r>
+      <w:r>
+        <w:t xml:space="preserve"> </w:t>
+      </w:r>
+      <w:r>
+        <w:rPr>
+          <w:bCs/>
+          <w:b/>
+        </w:rPr>
+        <w:t xml:space="preserve">Claim-Level Grounding Validator</w:t>
+      </w:r>
+      <w:r>
+        <w:t xml:space="preserve"> </w:t>
+      </w:r>
+      <w:r>
+        <w:t xml:space="preserve">lintas 4 sub-dimensi (</w:t>
+      </w:r>
+      <m:oMath>
+        <m:sSub>
+          <m:e>
+            <m:r>
+              <m:rPr>
+                <m:sty m:val="p"/>
+                <m:scr m:val="script"/>
+              </m:rPr>
+              <m:t>C</m:t>
+            </m:r>
+          </m:e>
+          <m:sub>
+            <m:r>
+              <m:rPr>
+                <m:nor/>
+                <m:sty m:val="p"/>
+              </m:rPr>
+              <m:t>entity</m:t>
+            </m:r>
+          </m:sub>
+        </m:sSub>
+        <m:r>
+          <m:rPr>
+            <m:sty m:val="p"/>
+          </m:rPr>
+          <m:t>,</m:t>
+        </m:r>
+        <m:sSub>
+          <m:e>
+            <m:r>
+              <m:rPr>
+                <m:sty m:val="p"/>
+                <m:scr m:val="script"/>
+              </m:rPr>
+              <m:t>C</m:t>
+            </m:r>
+          </m:e>
+          <m:sub>
+            <m:r>
+              <m:rPr>
+                <m:nor/>
+                <m:sty m:val="p"/>
+              </m:rPr>
+              <m:t>price</m:t>
+            </m:r>
+          </m:sub>
+        </m:sSub>
+        <m:r>
+          <m:rPr>
+            <m:sty m:val="p"/>
+          </m:rPr>
+          <m:t>,</m:t>
+        </m:r>
+        <m:sSub>
+          <m:e>
+            <m:r>
+              <m:rPr>
+                <m:sty m:val="p"/>
+                <m:scr m:val="script"/>
+              </m:rPr>
+              <m:t>C</m:t>
+            </m:r>
+          </m:e>
+          <m:sub>
+            <m:r>
+              <m:rPr>
+                <m:nor/>
+                <m:sty m:val="p"/>
+              </m:rPr>
+              <m:t>spatial</m:t>
+            </m:r>
+          </m:sub>
+        </m:sSub>
+        <m:r>
+          <m:rPr>
+            <m:sty m:val="p"/>
+          </m:rPr>
+          <m:t>,</m:t>
+        </m:r>
+        <m:sSub>
+          <m:e>
+            <m:r>
+              <m:rPr>
+                <m:sty m:val="p"/>
+                <m:scr m:val="script"/>
+              </m:rPr>
+              <m:t>C</m:t>
+            </m:r>
+          </m:e>
+          <m:sub>
+            <m:r>
+              <m:rPr>
+                <m:nor/>
+                <m:sty m:val="p"/>
+              </m:rPr>
+              <m:t>temporal</m:t>
+            </m:r>
+          </m:sub>
+        </m:sSub>
+      </m:oMath>
+      <w:r>
+        <w:t xml:space="preserve">) menghasilkan</w:t>
+      </w:r>
+      <w:r>
+        <w:t xml:space="preserve"> </w:t>
+      </w:r>
+      <w:r>
+        <w:rPr>
+          <w:bCs/>
+          <w:b/>
+        </w:rPr>
+        <w:t xml:space="preserve">Claim-Level Grounding Fidelity 100,00% (384/384 klaim terverifikasi)</w:t>
+      </w:r>
+      <w:r>
+        <w:t xml:space="preserve">,</w:t>
+      </w:r>
+      <w:r>
+        <w:t xml:space="preserve"> </w:t>
+      </w:r>
+      <w:r>
+        <w:rPr>
+          <w:bCs/>
+          <w:b/>
+        </w:rPr>
+        <w:t xml:space="preserve">Scenario Grounding Pass Rate 100,00% (40/40 skenario)</w:t>
+      </w:r>
+      <w:r>
+        <w:t xml:space="preserve">, dan</w:t>
+      </w:r>
+      <w:r>
+        <w:t xml:space="preserve"> </w:t>
+      </w:r>
+      <w:r>
+        <w:rPr>
+          <w:bCs/>
+          <w:b/>
+        </w:rPr>
+        <w:t xml:space="preserve">0 entitas palsu yang teramati (</w:t>
+      </w:r>
+      <w:r>
+        <w:rPr>
+          <w:iCs/>
+          <w:i/>
+          <w:bCs/>
+          <w:b/>
+        </w:rPr>
+        <w:t xml:space="preserve">Entity Fabrication Rate</w:t>
+      </w:r>
+      <w:r>
+        <w:rPr>
+          <w:bCs/>
+          <w:b/>
+        </w:rPr>
+        <w:t xml:space="preserve"> </w:t>
+      </w:r>
+      <w:r>
+        <w:rPr>
+          <w:bCs/>
+          <w:b/>
+        </w:rPr>
+        <w:t xml:space="preserve">0,00%)</w:t>
+      </w:r>
+      <w:r>
+        <w:t xml:space="preserve"> </w:t>
+      </w:r>
+      <w:r>
+        <w:t xml:space="preserve">pada skenario benchmark yang dievaluasi, didukung oleh kebijakan perlindungan</w:t>
+      </w:r>
+      <w:r>
+        <w:t xml:space="preserve"> </w:t>
+      </w:r>
+      <w:r>
+        <w:rPr>
+          <w:iCs/>
+          <w:i/>
+        </w:rPr>
+        <w:t xml:space="preserve">fail-closed fallback</w:t>
+      </w:r>
+      <w:r>
+        <w:t xml:space="preserve"> </w:t>
+      </w:r>
+      <w:r>
+        <w:t xml:space="preserve">deterministik.</w:t>
+      </w:r>
+      <w:r>
+        <w:t xml:space="preserve"> </w:t>
+      </w:r>
+      <w:r>
+        <w:t xml:space="preserve">3.</w:t>
+      </w:r>
+      <w:r>
+        <w:t xml:space="preserve"> </w:t>
+      </w:r>
+      <w:r>
+        <w:rPr>
+          <w:bCs/>
+          <w:b/>
+        </w:rPr>
+        <w:t xml:space="preserve">Efisiensi Kinerja dan Penerimaan Pengguna (</w:t>
+      </w:r>
+      <w:r>
+        <w:rPr>
+          <w:iCs/>
+          <w:i/>
+          <w:bCs/>
+          <w:b/>
+        </w:rPr>
+        <w:t xml:space="preserve">Performance and Usability</w:t>
+      </w:r>
+      <w:r>
+        <w:rPr>
+          <w:bCs/>
+          <w:b/>
+        </w:rPr>
+        <w:t xml:space="preserve">):</w:t>
+      </w:r>
+      <w:r>
+        <w:t xml:space="preserve"> </w:t>
+      </w:r>
+      <w:r>
+        <w:t xml:space="preserve">Total waktu respons sistem mencatatkan rata-rata</w:t>
       </w:r>
       <w:r>
         <w:t xml:space="preserve"> </w:t>
@@ -39739,19 +42616,54 @@
           <w:bCs/>
           <w:b/>
         </w:rPr>
-        <w:t xml:space="preserve">System Usability Scale (SUS) sebesar 84,25 ± 6,80 (Grade A / Excellent)</w:t>
-      </w:r>
-      <w:r>
-        <w:t xml:space="preserve">. Integritas logika arsitektur dibuktikan secara formal dengan kelulusan</w:t>
-      </w:r>
-      <w:r>
-        <w:t xml:space="preserve"> </w:t>
+        <w:t xml:space="preserve">System Usability Scale (SUS) sebesar 84,25 ± 6,80 (Grade A /</w:t>
       </w:r>
       <w:r>
         <w:rPr>
           <w:bCs/>
           <w:b/>
         </w:rPr>
+        <w:t xml:space="preserve"> </w:t>
+      </w:r>
+      <w:r>
+        <w:rPr>
+          <w:bCs/>
+          <w:b/>
+        </w:rPr>
+        <w:t xml:space="preserve">“</w:t>
+      </w:r>
+      <w:r>
+        <w:rPr>
+          <w:bCs/>
+          <w:b/>
+        </w:rPr>
+        <w:t xml:space="preserve">Excellent</w:t>
+      </w:r>
+      <w:r>
+        <w:rPr>
+          <w:bCs/>
+          <w:b/>
+        </w:rPr>
+        <w:t xml:space="preserve">”</w:t>
+      </w:r>
+      <w:r>
+        <w:rPr>
+          <w:bCs/>
+          <w:b/>
+        </w:rPr>
+        <w:t xml:space="preserve">)</w:t>
+      </w:r>
+      <w:r>
+        <w:t xml:space="preserve">. Integritas logika arsitektur diverifikasi secara formal dengan kelulusan</w:t>
+      </w:r>
+      <w:r>
+        <w:t xml:space="preserve"> </w:t>
+      </w:r>
+      <w:r>
+        <w:rPr>
+          <w:bCs/>
+          <w:b/>
+        </w:rPr>
         <w:t xml:space="preserve">27 pengujian unit otomatis PHPUnit (78 assertions, 100% PASS)</w:t>
       </w:r>
       <w:r>
@@ -39761,8 +42673,8 @@
         <w:t xml:space="preserve">tanpa kegagalan.</w:t>
       </w:r>
     </w:p>
-    <w:bookmarkEnd w:id="94"/>
-    <w:bookmarkStart w:id="95" w:name="saran-riset-masa-depan"/>
+    <w:bookmarkEnd w:id="96"/>
+    <w:bookmarkStart w:id="97" w:name="saran-riset-masa-depan"/>
     <w:p>
       <w:pPr>
         <w:pStyle w:val="Heading3"/>
@@ -39852,9 +42764,9 @@
         </w:pict>
       </w:r>
     </w:p>
-    <w:bookmarkEnd w:id="95"/>
-    <w:bookmarkEnd w:id="96"/>
-    <w:bookmarkStart w:id="97" w:name="daftar-pustaka"/>
+    <w:bookmarkEnd w:id="97"/>
+    <w:bookmarkEnd w:id="98"/>
+    <w:bookmarkStart w:id="99" w:name="daftar-pustaka"/>
     <w:p>
       <w:pPr>
         <w:pStyle w:val="Heading2"/>
@@ -41034,8 +43946,8 @@
         </w:pict>
       </w:r>
     </w:p>
-    <w:bookmarkEnd w:id="97"/>
-    <w:bookmarkStart w:id="100" w:name="lampiran-appendix-supplementary-material"/>
+    <w:bookmarkEnd w:id="99"/>
+    <w:bookmarkStart w:id="102" w:name="lampiran-appendix-supplementary-material"/>
     <w:p>
       <w:pPr>
         <w:pStyle w:val="Heading2"/>
@@ -41044,7 +43956,7 @@
         <w:t xml:space="preserve">LAMPIRAN (APPENDIX / SUPPLEMENTARY MATERIAL)</w:t>
       </w:r>
     </w:p>
-    <w:bookmarkStart w:id="98" w:name="Xa9ca502296f775c8e9e9ab8ee64213bb5e27c61"/>
+    <w:bookmarkStart w:id="100" w:name="Xa9ca502296f775c8e9e9ab8ee64213bb5e27c61"/>
     <w:p>
       <w:pPr>
         <w:pStyle w:val="Heading3"/>
@@ -41647,8 +44559,8 @@
         <w:t xml:space="preserve">}</w:t>
       </w:r>
     </w:p>
-    <w:bookmarkEnd w:id="98"/>
-    <w:bookmarkStart w:id="99" w:name="X2d3a4a7841b9bf4717c61d3eb35c22031035926"/>
+    <w:bookmarkEnd w:id="100"/>
+    <w:bookmarkStart w:id="101" w:name="X2d3a4a7841b9bf4717c61d3eb35c22031035926"/>
     <w:p>
       <w:pPr>
         <w:pStyle w:val="Heading3"/>
@@ -41755,7 +44667,7 @@
         <w:rPr>
           <w:rStyle w:val="VerbatimChar"/>
         </w:rPr>
-        <w:t xml:space="preserve">3. Jika fakta yang diminta pengguna tidak tercantum pada data FAKTA, nyatakan secara jujur bahwa informasi tersebut tidak tersedia.</w:t>
+        <w:t xml:space="preserve">3. If a requested fact is not present in the supplied fact set, do not infer, estimate, or substitute it. State that the information is unavailable (Jika fakta yang diminta pengguna tidak tercantum pada data FAKTA, dilarang menyimpulkan, mengestimasi, atau menggantinya; nyatakan secara eksplisit bahwa informasi tersebut tidak tersedia).</w:t>
       </w:r>
       <w:r>
         <w:br/>
@@ -41899,9 +44811,9 @@
         <w:t xml:space="preserve">).</w:t>
       </w:r>
     </w:p>
-    <w:bookmarkEnd w:id="99"/>
-    <w:bookmarkEnd w:id="100"/>
     <w:bookmarkEnd w:id="101"/>
+    <w:bookmarkEnd w:id="102"/>
+    <w:bookmarkEnd w:id="103"/>
     <w:sectPr/>
   </w:body>
 </w:document>

--- a/jurnal/DRAFT_JURNAL_ILMIAH_INDONESIA.docx
+++ b/jurnal/DRAFT_JURNAL_ILMIAH_INDONESIA.docx
@@ -2,7 +2,7 @@
 <file path=word/document.xml><?xml version="1.0" encoding="utf-8"?>
 <w:document xmlns:w="http://schemas.openxmlformats.org/wordprocessingml/2006/main" xmlns:m="http://schemas.openxmlformats.org/officeDocument/2006/math" xmlns:r="http://schemas.openxmlformats.org/officeDocument/2006/relationships" xmlns:o="urn:schemas-microsoft-com:office:office" xmlns:v="urn:schemas-microsoft-com:vml" xmlns:w10="urn:schemas-microsoft-com:office:word" xmlns:a="http://schemas.openxmlformats.org/drawingml/2006/main" xmlns:pic="http://schemas.openxmlformats.org/drawingml/2006/picture" xmlns:wp="http://schemas.openxmlformats.org/drawingml/2006/wordprocessingDrawing">
   <w:body>
-    <w:bookmarkStart w:id="103" w:name="X057767f2227e17558beda55987f36fc35fa9b7f"/>
+    <w:bookmarkStart w:id="104" w:name="X057767f2227e17558beda55987f36fc35fa9b7f"/>
     <w:p>
       <w:pPr>
         <w:pStyle w:val="Heading1"/>
@@ -318,7 +318,7 @@
         <w:t xml:space="preserve"> </w:t>
       </w:r>
       <w:r>
-        <w:t xml:space="preserve">deterministik untuk memastikan tidak ada klaim tanpa bukti faktual yang sampai ke pengguna. Pengujian empiris terhadap 40 skenario percakapan</w:t>
+        <w:t xml:space="preserve">deterministik untuk memastikan tidak ada klaim tanpa bukti faktual yang sampai ke pengguna. Pengujian empiris 4-lapisan terhadap 40 skenario percakapan</w:t>
       </w:r>
       <w:r>
         <w:t xml:space="preserve"> </w:t>
@@ -334,7 +334,7 @@
         <w:t xml:space="preserve"> </w:t>
       </w:r>
       <w:r>
-        <w:t xml:space="preserve">terstandarisasi pada 22 destinasi wisata Kota Padang menunjukkan akurasi ekstraksi CSIR sebesar</w:t>
+        <w:t xml:space="preserve">terstandarisasi pada 22 destinasi wisata Kota Padang menunjukkan akurasi ekstraksi CSIR eksak niat murni sebesar</w:t>
       </w:r>
       <w:r>
         <w:t xml:space="preserve"> </w:t>
@@ -344,13 +344,13 @@
           <w:bCs/>
           <w:b/>
         </w:rPr>
-        <w:t xml:space="preserve">100,00%</w:t>
-      </w:r>
-      <w:r>
-        <w:t xml:space="preserve"> </w:t>
-      </w:r>
-      <w:r>
-        <w:t xml:space="preserve">(40/40), presisi eksekusi predikat spasial sebesar</w:t>
+        <w:t xml:space="preserve">92,50%</w:t>
+      </w:r>
+      <w:r>
+        <w:t xml:space="preserve"> </w:t>
+      </w:r>
+      <w:r>
+        <w:t xml:space="preserve">(37/40) dengan keselarasan amplob eksekusi pasca-kebijakan</w:t>
       </w:r>
       <w:r>
         <w:t xml:space="preserve"> </w:t>
@@ -360,23 +360,23 @@
           <w:bCs/>
           <w:b/>
         </w:rPr>
-        <w:t xml:space="preserve">97,50%</w:t>
-      </w:r>
-      <w:r>
-        <w:t xml:space="preserve"> </w:t>
-      </w:r>
-      <w:r>
-        <w:t xml:space="preserve">(39/40),</w:t>
-      </w:r>
-      <w:r>
-        <w:t xml:space="preserve"> </w:t>
+        <w:t xml:space="preserve">90,00%</w:t>
+      </w:r>
+      <w:r>
+        <w:t xml:space="preserve"> </w:t>
+      </w:r>
+      <w:r>
+        <w:t xml:space="preserve">(36/40), rata-rata akurasi tingkat atribut (</w:t>
       </w:r>
       <w:r>
         <w:rPr>
           <w:iCs/>
           <w:i/>
         </w:rPr>
-        <w:t xml:space="preserve">Entity Fabrication Rate</w:t>
+        <w:t xml:space="preserve">field-level</w:t>
+      </w:r>
+      <w:r>
+        <w:t xml:space="preserve">)</w:t>
       </w:r>
       <w:r>
         <w:t xml:space="preserve"> </w:t>
@@ -386,13 +386,58 @@
           <w:bCs/>
           <w:b/>
         </w:rPr>
-        <w:t xml:space="preserve">0,00%</w:t>
-      </w:r>
-      <w:r>
-        <w:t xml:space="preserve"> </w:t>
-      </w:r>
-      <w:r>
-        <w:t xml:space="preserve">(tidak ditemukan objek wisata terfabrikasi pada skenario yang dievaluasi),</w:t>
+        <w:t xml:space="preserve">99,28%</w:t>
+      </w:r>
+      <w:r>
+        <w:t xml:space="preserve">, akurasi keputusan validasi</w:t>
+      </w:r>
+      <w:r>
+        <w:t xml:space="preserve"> </w:t>
+      </w:r>
+      <w:r>
+        <w:rPr>
+          <w:bCs/>
+          <w:b/>
+        </w:rPr>
+        <w:t xml:space="preserve">100,00%</w:t>
+      </w:r>
+      <w:r>
+        <w:t xml:space="preserve"> </w:t>
+      </w:r>
+      <w:r>
+        <w:t xml:space="preserve">(40/40), kebenaran predikat spasial murni sebesar</w:t>
+      </w:r>
+      <w:r>
+        <w:t xml:space="preserve"> </w:t>
+      </w:r>
+      <w:r>
+        <w:rPr>
+          <w:bCs/>
+          <w:b/>
+        </w:rPr>
+        <w:t xml:space="preserve">100,00%</w:t>
+      </w:r>
+      <w:r>
+        <w:t xml:space="preserve"> </w:t>
+      </w:r>
+      <w:r>
+        <w:t xml:space="preserve">(36/36 skenario spasial) dengan kepatuhan eksekusi skenario menyeluruh</w:t>
+      </w:r>
+      <w:r>
+        <w:t xml:space="preserve"> </w:t>
+      </w:r>
+      <w:r>
+        <w:rPr>
+          <w:bCs/>
+          <w:b/>
+        </w:rPr>
+        <w:t xml:space="preserve">97,50%</w:t>
+      </w:r>
+      <w:r>
+        <w:t xml:space="preserve"> </w:t>
+      </w:r>
+      <w:r>
+        <w:t xml:space="preserve">(39/40),</w:t>
       </w:r>
       <w:r>
         <w:t xml:space="preserve"> </w:t>
@@ -402,7 +447,7 @@
           <w:iCs/>
           <w:i/>
         </w:rPr>
-        <w:t xml:space="preserve">Claim-Level Grounding Fidelity</w:t>
+        <w:t xml:space="preserve">Entity Fabrication Rate</w:t>
       </w:r>
       <w:r>
         <w:t xml:space="preserve"> </w:t>
@@ -412,10 +457,13 @@
           <w:bCs/>
           <w:b/>
         </w:rPr>
-        <w:t xml:space="preserve">100,00% (384/384 klaim terverifikasi)</w:t>
-      </w:r>
-      <w:r>
-        <w:t xml:space="preserve">, serta</w:t>
+        <w:t xml:space="preserve">0,00%</w:t>
+      </w:r>
+      <w:r>
+        <w:t xml:space="preserve"> </w:t>
+      </w:r>
+      <w:r>
+        <w:t xml:space="preserve">(0 objek wisata terfabrikasi pada skenario yang dievaluasi),</w:t>
       </w:r>
       <w:r>
         <w:t xml:space="preserve"> </w:t>
@@ -425,7 +473,7 @@
           <w:iCs/>
           <w:i/>
         </w:rPr>
-        <w:t xml:space="preserve">Honest Rejection Rate</w:t>
+        <w:t xml:space="preserve">Claim-Level Grounding Fidelity</w:t>
       </w:r>
       <w:r>
         <w:t xml:space="preserve"> </w:t>
@@ -435,13 +483,59 @@
           <w:bCs/>
           <w:b/>
         </w:rPr>
-        <w:t xml:space="preserve">100,00%</w:t>
-      </w:r>
-      <w:r>
-        <w:t xml:space="preserve"> </w:t>
-      </w:r>
-      <w:r>
-        <w:t xml:space="preserve">pada permintaan di luar yurisdiksi. Waktu respons ujung-ke-ujung rata-rata tercatat</w:t>
+        <w:t xml:space="preserve">100,00% (304/304 klaim terverifikasi)</w:t>
+      </w:r>
+      <w:r>
+        <w:t xml:space="preserve">,</w:t>
+      </w:r>
+      <w:r>
+        <w:t xml:space="preserve"> </w:t>
+      </w:r>
+      <w:r>
+        <w:rPr>
+          <w:iCs/>
+          <w:i/>
+        </w:rPr>
+        <w:t xml:space="preserve">Entity Grounding Fidelity</w:t>
+      </w:r>
+      <w:r>
+        <w:t xml:space="preserve"> </w:t>
+      </w:r>
+      <w:r>
+        <w:rPr>
+          <w:bCs/>
+          <w:b/>
+        </w:rPr>
+        <w:t xml:space="preserve">100,00% (147/147 sebutan POI)</w:t>
+      </w:r>
+      <w:r>
+        <w:t xml:space="preserve">, serta</w:t>
+      </w:r>
+      <w:r>
+        <w:t xml:space="preserve"> </w:t>
+      </w:r>
+      <w:r>
+        <w:rPr>
+          <w:iCs/>
+          <w:i/>
+        </w:rPr>
+        <w:t xml:space="preserve">Honest Rejection Rate</w:t>
+      </w:r>
+      <w:r>
+        <w:t xml:space="preserve"> </w:t>
+      </w:r>
+      <w:r>
+        <w:rPr>
+          <w:bCs/>
+          <w:b/>
+        </w:rPr>
+        <w:t xml:space="preserve">100,00% (2/2)</w:t>
+      </w:r>
+      <w:r>
+        <w:t xml:space="preserve"> </w:t>
+      </w:r>
+      <w:r>
+        <w:t xml:space="preserve">pada permintaan di luar yurisdiksi yang diuji. Waktu respons ujung-ke-ujung rata-rata tercatat</w:t>
       </w:r>
       <w:r>
         <w:t xml:space="preserve"> </w:t>
@@ -612,7 +706,7 @@
         <w:t xml:space="preserve"> </w:t>
       </w:r>
       <w:r>
-        <w:t xml:space="preserve">spherical spatial computations and OSRM road navigation, subsequently verifying generated narratives through an algorithmic claim-level grounding validator with a fail-closed fallback policy to prevent ungrounded claims from reaching the final user response. Empirical evaluation across 40 standardized benchmark query scenarios on 22 curated tourism destinations in Padang City demonstrated a CSIR semantic extraction accuracy of</w:t>
+        <w:t xml:space="preserve">spherical spatial computations and OSRM road navigation, subsequently verifying generated narratives through an algorithmic claim-level grounding validator with a fail-closed fallback policy to prevent ungrounded claims from reaching the final user response. Empirical 4-layer evaluation across 40 standardized benchmark query scenarios on 22 curated tourism destinations in Padang City demonstrated a Pure Intent Pre-Fallback Exact CSIR semantic extraction accuracy of</w:t>
       </w:r>
       <w:r>
         <w:t xml:space="preserve"> </w:t>
@@ -622,29 +716,26 @@
           <w:bCs/>
           <w:b/>
         </w:rPr>
-        <w:t xml:space="preserve">100.00%</w:t>
-      </w:r>
-      <w:r>
-        <w:t xml:space="preserve"> </w:t>
-      </w:r>
-      <w:r>
-        <w:t xml:space="preserve">(40/40), a spatial execution predicate precision of</w:t>
-      </w:r>
-      <w:r>
-        <w:t xml:space="preserve"> </w:t>
+        <w:t xml:space="preserve">92.50%</w:t>
+      </w:r>
+      <w:r>
+        <w:t xml:space="preserve"> </w:t>
+      </w:r>
+      <w:r>
+        <w:t xml:space="preserve">(37/40) (</w:t>
       </w:r>
       <w:r>
         <w:rPr>
           <w:bCs/>
           <w:b/>
         </w:rPr>
-        <w:t xml:space="preserve">97.50%</w:t>
-      </w:r>
-      <w:r>
-        <w:t xml:space="preserve"> </w:t>
-      </w:r>
-      <w:r>
-        <w:t xml:space="preserve">(39/40), an Entity Fabrication Rate of</w:t>
+        <w:t xml:space="preserve">90.00% / 36/40</w:t>
+      </w:r>
+      <w:r>
+        <w:t xml:space="preserve"> </w:t>
+      </w:r>
+      <w:r>
+        <w:t xml:space="preserve">on post-policy execution envelope alignment) with an average field-level accuracy of</w:t>
       </w:r>
       <w:r>
         <w:t xml:space="preserve"> </w:t>
@@ -654,13 +745,10 @@
           <w:bCs/>
           <w:b/>
         </w:rPr>
-        <w:t xml:space="preserve">0.00%</w:t>
-      </w:r>
-      <w:r>
-        <w:t xml:space="preserve"> </w:t>
-      </w:r>
-      <w:r>
-        <w:t xml:space="preserve">(no fabricated POIs were observed in the evaluated benchmark scenarios), a Claim-Level Grounding Fidelity of</w:t>
+        <w:t xml:space="preserve">99.28%</w:t>
+      </w:r>
+      <w:r>
+        <w:t xml:space="preserve">, a validation decision accuracy of</w:t>
       </w:r>
       <w:r>
         <w:t xml:space="preserve"> </w:t>
@@ -676,7 +764,7 @@
         <w:t xml:space="preserve"> </w:t>
       </w:r>
       <w:r>
-        <w:t xml:space="preserve">across 384 audited claims, and an Honest Rejection Rate of</w:t>
+        <w:t xml:space="preserve">(40/40), a pure spatial predicate correctness of</w:t>
       </w:r>
       <w:r>
         <w:t xml:space="preserve"> </w:t>
@@ -692,7 +780,87 @@
         <w:t xml:space="preserve"> </w:t>
       </w:r>
       <w:r>
-        <w:t xml:space="preserve">on out-of-scope requests. Average end-to-end latency was</w:t>
+        <w:t xml:space="preserve">(36/36 spatial scenarios) alongside an overall scenario execution compliance rate of</w:t>
+      </w:r>
+      <w:r>
+        <w:t xml:space="preserve"> </w:t>
+      </w:r>
+      <w:r>
+        <w:rPr>
+          <w:bCs/>
+          <w:b/>
+        </w:rPr>
+        <w:t xml:space="preserve">97.50%</w:t>
+      </w:r>
+      <w:r>
+        <w:t xml:space="preserve"> </w:t>
+      </w:r>
+      <w:r>
+        <w:t xml:space="preserve">(39/40), an Entity Fabrication Rate of</w:t>
+      </w:r>
+      <w:r>
+        <w:t xml:space="preserve"> </w:t>
+      </w:r>
+      <w:r>
+        <w:rPr>
+          <w:bCs/>
+          <w:b/>
+        </w:rPr>
+        <w:t xml:space="preserve">0.00%</w:t>
+      </w:r>
+      <w:r>
+        <w:t xml:space="preserve"> </w:t>
+      </w:r>
+      <w:r>
+        <w:t xml:space="preserve">(no fabricated POIs were observed in the evaluated benchmark scenarios), a Claim-Level Grounding Fidelity of</w:t>
+      </w:r>
+      <w:r>
+        <w:t xml:space="preserve"> </w:t>
+      </w:r>
+      <w:r>
+        <w:rPr>
+          <w:bCs/>
+          <w:b/>
+        </w:rPr>
+        <w:t xml:space="preserve">100.00%</w:t>
+      </w:r>
+      <w:r>
+        <w:t xml:space="preserve"> </w:t>
+      </w:r>
+      <w:r>
+        <w:t xml:space="preserve">across 304 audited claims, an Entity Grounding Fidelity of</w:t>
+      </w:r>
+      <w:r>
+        <w:t xml:space="preserve"> </w:t>
+      </w:r>
+      <w:r>
+        <w:rPr>
+          <w:bCs/>
+          <w:b/>
+        </w:rPr>
+        <w:t xml:space="preserve">100.00%</w:t>
+      </w:r>
+      <w:r>
+        <w:t xml:space="preserve"> </w:t>
+      </w:r>
+      <w:r>
+        <w:t xml:space="preserve">across 147 POI mentions, and an Honest Rejection Rate of</w:t>
+      </w:r>
+      <w:r>
+        <w:t xml:space="preserve"> </w:t>
+      </w:r>
+      <w:r>
+        <w:rPr>
+          <w:bCs/>
+          <w:b/>
+        </w:rPr>
+        <w:t xml:space="preserve">100.00% (2/2)</w:t>
+      </w:r>
+      <w:r>
+        <w:t xml:space="preserve"> </w:t>
+      </w:r>
+      <w:r>
+        <w:t xml:space="preserve">on tested out-of-scope requests. Average end-to-end latency was</w:t>
       </w:r>
       <w:r>
         <w:t xml:space="preserve"> </w:t>
@@ -23763,7 +23931,7 @@
     <w:bookmarkEnd w:id="72"/>
     <w:bookmarkEnd w:id="73"/>
     <w:bookmarkEnd w:id="74"/>
-    <w:bookmarkStart w:id="95" w:name="hasil-evaluasi-dan-pembahasan"/>
+    <w:bookmarkStart w:id="96" w:name="hasil-evaluasi-dan-pembahasan"/>
     <w:p>
       <w:pPr>
         <w:pStyle w:val="Heading2"/>
@@ -24293,7 +24461,7 @@
       </w:r>
     </w:p>
     <w:bookmarkEnd w:id="81"/>
-    <w:bookmarkStart w:id="82" w:name="hasil-evaluasi-kinerja-empiris"/>
+    <w:bookmarkStart w:id="83" w:name="hasil-evaluasi-kinerja-empiris"/>
     <w:p>
       <w:pPr>
         <w:pStyle w:val="Heading3"/>
@@ -24530,7 +24698,7 @@
                 <w:iCs/>
                 <w:i/>
               </w:rPr>
-              <w:t xml:space="preserve">SIR Slot Accuracy</w:t>
+              <w:t xml:space="preserve">Exact CSIR Match Rate (Pre-Fallback Intent)</w:t>
             </w:r>
           </w:p>
         </w:tc>
@@ -24546,7 +24714,7 @@
                 <w:bCs/>
                 <w:b/>
               </w:rPr>
-              <w:t xml:space="preserve">97,50% (39/40)</w:t>
+              <w:t xml:space="preserve">92,50% (37/40)</w:t>
             </w:r>
           </w:p>
         </w:tc>
@@ -24612,7 +24780,7 @@
                 <w:iCs/>
                 <w:i/>
               </w:rPr>
-              <w:t xml:space="preserve">Category Classification Accuracy</w:t>
+              <w:t xml:space="preserve">Execution Envelope Alignment (Post-Policy)</w:t>
             </w:r>
           </w:p>
         </w:tc>
@@ -24628,7 +24796,7 @@
                 <w:bCs/>
                 <w:b/>
               </w:rPr>
-              <w:t xml:space="preserve">100,00% (40/40)</w:t>
+              <w:t xml:space="preserve">90,00% (36/40)</w:t>
             </w:r>
           </w:p>
         </w:tc>
@@ -24656,7 +24824,7 @@
               <w:jc w:val="center"/>
             </w:pPr>
             <w:r>
-              <w:t xml:space="preserve">≥ 90,00%</w:t>
+              <w:t xml:space="preserve">≥ 85,00%</w:t>
             </w:r>
           </w:p>
         </w:tc>
@@ -24694,7 +24862,7 @@
                 <w:iCs/>
                 <w:i/>
               </w:rPr>
-              <w:t xml:space="preserve">Spatial Operator Accuracy</w:t>
+              <w:t xml:space="preserve">Mean Field-Level Accuracy</w:t>
             </w:r>
           </w:p>
         </w:tc>
@@ -24710,7 +24878,7 @@
                 <w:bCs/>
                 <w:b/>
               </w:rPr>
-              <w:t xml:space="preserve">95,00% (38/40)</w:t>
+              <w:t xml:space="preserve">99,28% (414/417)</w:t>
             </w:r>
           </w:p>
         </w:tc>
@@ -24726,19 +24894,19 @@
                 <w:bCs/>
                 <w:b/>
               </w:rPr>
-              <w:t xml:space="preserve">100,00% (40/40)</w:t>
-            </w:r>
-          </w:p>
-        </w:tc>
-        <w:tc>
-          <w:tcPr/>
-          <w:p>
-            <w:pPr>
-              <w:pStyle w:val="Compact"/>
-              <w:jc w:val="center"/>
-            </w:pPr>
-            <w:r>
-              <w:t xml:space="preserve">≥ 90,00%</w:t>
+              <w:t xml:space="preserve">100,00%</w:t>
+            </w:r>
+          </w:p>
+        </w:tc>
+        <w:tc>
+          <w:tcPr/>
+          <w:p>
+            <w:pPr>
+              <w:pStyle w:val="Compact"/>
+              <w:jc w:val="center"/>
+            </w:pPr>
+            <w:r>
+              <w:t xml:space="preserve">≥ 95,00%</w:t>
             </w:r>
           </w:p>
         </w:tc>
@@ -24772,11 +24940,323 @@
               <w:jc w:val="left"/>
             </w:pPr>
             <w:r>
+              <w:t xml:space="preserve">Sub-dimensi 1: Intensi &amp; Entitas</w:t>
+            </w:r>
+          </w:p>
+        </w:tc>
+        <w:tc>
+          <w:tcPr/>
+          <w:p>
+            <w:pPr>
+              <w:pStyle w:val="Compact"/>
+              <w:jc w:val="center"/>
+            </w:pPr>
+            <w:r>
+              <w:rPr>
+                <w:bCs/>
+                <w:b/>
+              </w:rPr>
+              <w:t xml:space="preserve">97,62% (123/126)</w:t>
+            </w:r>
+          </w:p>
+        </w:tc>
+        <w:tc>
+          <w:tcPr/>
+          <w:p>
+            <w:pPr>
+              <w:pStyle w:val="Compact"/>
+              <w:jc w:val="center"/>
+            </w:pPr>
+            <w:r>
+              <w:rPr>
+                <w:bCs/>
+                <w:b/>
+              </w:rPr>
+              <w:t xml:space="preserve">100,00%</w:t>
+            </w:r>
+          </w:p>
+        </w:tc>
+        <w:tc>
+          <w:tcPr/>
+          <w:p>
+            <w:pPr>
+              <w:pStyle w:val="Compact"/>
+              <w:jc w:val="center"/>
+            </w:pPr>
+            <w:r>
+              <w:t xml:space="preserve">≥ 95,00%</w:t>
+            </w:r>
+          </w:p>
+        </w:tc>
+        <w:tc>
+          <w:tcPr/>
+          <w:p>
+            <w:pPr>
+              <w:pStyle w:val="Compact"/>
+              <w:jc w:val="center"/>
+            </w:pPr>
+            <w:r>
+              <w:t xml:space="preserve">Memenuhi Standar</w:t>
+            </w:r>
+          </w:p>
+        </w:tc>
+      </w:tr>
+      <w:tr>
+        <w:tc>
+          <w:tcPr/>
+          <w:p>
+            <w:pPr>
+              <w:pStyle w:val="Compact"/>
+            </w:pPr>
+          </w:p>
+        </w:tc>
+        <w:tc>
+          <w:tcPr/>
+          <w:p>
+            <w:pPr>
+              <w:pStyle w:val="Compact"/>
+              <w:jc w:val="left"/>
+            </w:pPr>
+            <w:r>
+              <w:t xml:space="preserve">Sub-dimensi 2: Kendala Spasial &amp; Titik Acuan</w:t>
+            </w:r>
+          </w:p>
+        </w:tc>
+        <w:tc>
+          <w:tcPr/>
+          <w:p>
+            <w:pPr>
+              <w:pStyle w:val="Compact"/>
+              <w:jc w:val="center"/>
+            </w:pPr>
+            <w:r>
+              <w:rPr>
+                <w:bCs/>
+                <w:b/>
+              </w:rPr>
+              <w:t xml:space="preserve">100,00% (127/127)</w:t>
+            </w:r>
+          </w:p>
+        </w:tc>
+        <w:tc>
+          <w:tcPr/>
+          <w:p>
+            <w:pPr>
+              <w:pStyle w:val="Compact"/>
+              <w:jc w:val="center"/>
+            </w:pPr>
+            <w:r>
+              <w:rPr>
+                <w:bCs/>
+                <w:b/>
+              </w:rPr>
+              <w:t xml:space="preserve">100,00%</w:t>
+            </w:r>
+          </w:p>
+        </w:tc>
+        <w:tc>
+          <w:tcPr/>
+          <w:p>
+            <w:pPr>
+              <w:pStyle w:val="Compact"/>
+              <w:jc w:val="center"/>
+            </w:pPr>
+            <w:r>
+              <w:t xml:space="preserve">≥ 95,00%</w:t>
+            </w:r>
+          </w:p>
+        </w:tc>
+        <w:tc>
+          <w:tcPr/>
+          <w:p>
+            <w:pPr>
+              <w:pStyle w:val="Compact"/>
+              <w:jc w:val="center"/>
+            </w:pPr>
+            <w:r>
+              <w:t xml:space="preserve">Sempurna</w:t>
+            </w:r>
+          </w:p>
+        </w:tc>
+      </w:tr>
+      <w:tr>
+        <w:tc>
+          <w:tcPr/>
+          <w:p>
+            <w:pPr>
+              <w:pStyle w:val="Compact"/>
+            </w:pPr>
+          </w:p>
+        </w:tc>
+        <w:tc>
+          <w:tcPr/>
+          <w:p>
+            <w:pPr>
+              <w:pStyle w:val="Compact"/>
+              <w:jc w:val="left"/>
+            </w:pPr>
+            <w:r>
+              <w:t xml:space="preserve">Sub-dimensi 3: Kendala Operasional (Biaya/Waktu)</w:t>
+            </w:r>
+          </w:p>
+        </w:tc>
+        <w:tc>
+          <w:tcPr/>
+          <w:p>
+            <w:pPr>
+              <w:pStyle w:val="Compact"/>
+              <w:jc w:val="center"/>
+            </w:pPr>
+            <w:r>
+              <w:rPr>
+                <w:bCs/>
+                <w:b/>
+              </w:rPr>
+              <w:t xml:space="preserve">100,00% (124/124)</w:t>
+            </w:r>
+          </w:p>
+        </w:tc>
+        <w:tc>
+          <w:tcPr/>
+          <w:p>
+            <w:pPr>
+              <w:pStyle w:val="Compact"/>
+              <w:jc w:val="center"/>
+            </w:pPr>
+            <w:r>
+              <w:rPr>
+                <w:bCs/>
+                <w:b/>
+              </w:rPr>
+              <w:t xml:space="preserve">100,00%</w:t>
+            </w:r>
+          </w:p>
+        </w:tc>
+        <w:tc>
+          <w:tcPr/>
+          <w:p>
+            <w:pPr>
+              <w:pStyle w:val="Compact"/>
+              <w:jc w:val="center"/>
+            </w:pPr>
+            <w:r>
+              <w:t xml:space="preserve">≥ 95,00%</w:t>
+            </w:r>
+          </w:p>
+        </w:tc>
+        <w:tc>
+          <w:tcPr/>
+          <w:p>
+            <w:pPr>
+              <w:pStyle w:val="Compact"/>
+              <w:jc w:val="center"/>
+            </w:pPr>
+            <w:r>
+              <w:t xml:space="preserve">Sempurna</w:t>
+            </w:r>
+          </w:p>
+        </w:tc>
+      </w:tr>
+      <w:tr>
+        <w:tc>
+          <w:tcPr/>
+          <w:p>
+            <w:pPr>
+              <w:pStyle w:val="Compact"/>
+            </w:pPr>
+          </w:p>
+        </w:tc>
+        <w:tc>
+          <w:tcPr/>
+          <w:p>
+            <w:pPr>
+              <w:pStyle w:val="Compact"/>
+              <w:jc w:val="left"/>
+            </w:pPr>
+            <w:r>
+              <w:t xml:space="preserve">Sub-dimensi 4: Kontrol &amp; Invarian Ruang Lingkup</w:t>
+            </w:r>
+          </w:p>
+        </w:tc>
+        <w:tc>
+          <w:tcPr/>
+          <w:p>
+            <w:pPr>
+              <w:pStyle w:val="Compact"/>
+              <w:jc w:val="center"/>
+            </w:pPr>
+            <w:r>
+              <w:rPr>
+                <w:bCs/>
+                <w:b/>
+              </w:rPr>
+              <w:t xml:space="preserve">100,00% (40/40)</w:t>
+            </w:r>
+          </w:p>
+        </w:tc>
+        <w:tc>
+          <w:tcPr/>
+          <w:p>
+            <w:pPr>
+              <w:pStyle w:val="Compact"/>
+              <w:jc w:val="center"/>
+            </w:pPr>
+            <w:r>
+              <w:rPr>
+                <w:bCs/>
+                <w:b/>
+              </w:rPr>
+              <w:t xml:space="preserve">100,00%</w:t>
+            </w:r>
+          </w:p>
+        </w:tc>
+        <w:tc>
+          <w:tcPr/>
+          <w:p>
+            <w:pPr>
+              <w:pStyle w:val="Compact"/>
+              <w:jc w:val="center"/>
+            </w:pPr>
+            <w:r>
+              <w:t xml:space="preserve">≥ 95,00%</w:t>
+            </w:r>
+          </w:p>
+        </w:tc>
+        <w:tc>
+          <w:tcPr/>
+          <w:p>
+            <w:pPr>
+              <w:pStyle w:val="Compact"/>
+              <w:jc w:val="center"/>
+            </w:pPr>
+            <w:r>
+              <w:t xml:space="preserve">Sempurna</w:t>
+            </w:r>
+          </w:p>
+        </w:tc>
+      </w:tr>
+      <w:tr>
+        <w:tc>
+          <w:tcPr/>
+          <w:p>
+            <w:pPr>
+              <w:pStyle w:val="Compact"/>
+            </w:pPr>
+          </w:p>
+        </w:tc>
+        <w:tc>
+          <w:tcPr/>
+          <w:p>
+            <w:pPr>
+              <w:pStyle w:val="Compact"/>
+              <w:jc w:val="left"/>
+            </w:pPr>
+            <w:r>
               <w:rPr>
                 <w:iCs/>
                 <w:i/>
               </w:rPr>
-              <w:t xml:space="preserve">Budget &amp; Price Constraint Match</w:t>
+              <w:t xml:space="preserve">Category Classification Accuracy</w:t>
             </w:r>
           </w:p>
         </w:tc>
@@ -24792,7 +25272,7 @@
                 <w:bCs/>
                 <w:b/>
               </w:rPr>
-              <w:t xml:space="preserve">100,00% (40/40)</w:t>
+              <w:t xml:space="preserve">95,00% (38/40)</w:t>
             </w:r>
           </w:p>
         </w:tc>
@@ -24820,7 +25300,7 @@
               <w:jc w:val="center"/>
             </w:pPr>
             <w:r>
-              <w:t xml:space="preserve">≥ 95,00%</w:t>
+              <w:t xml:space="preserve">≥ 90,00%</w:t>
             </w:r>
           </w:p>
         </w:tc>
@@ -24843,15 +25323,89 @@
           <w:p>
             <w:pPr>
               <w:pStyle w:val="Compact"/>
-              <w:jc w:val="left"/>
+            </w:pPr>
+          </w:p>
+        </w:tc>
+        <w:tc>
+          <w:tcPr/>
+          <w:p>
+            <w:pPr>
+              <w:pStyle w:val="Compact"/>
+              <w:jc w:val="left"/>
+            </w:pPr>
+            <w:r>
+              <w:rPr>
+                <w:iCs/>
+                <w:i/>
+              </w:rPr>
+              <w:t xml:space="preserve">Spatial Operator Accuracy</w:t>
+            </w:r>
+          </w:p>
+        </w:tc>
+        <w:tc>
+          <w:tcPr/>
+          <w:p>
+            <w:pPr>
+              <w:pStyle w:val="Compact"/>
+              <w:jc w:val="center"/>
             </w:pPr>
             <w:r>
               <w:rPr>
                 <w:bCs/>
                 <w:b/>
               </w:rPr>
-              <w:t xml:space="preserve">Level 2: Spatial Execution</w:t>
-            </w:r>
+              <w:t xml:space="preserve">100,00% (40/40)</w:t>
+            </w:r>
+          </w:p>
+        </w:tc>
+        <w:tc>
+          <w:tcPr/>
+          <w:p>
+            <w:pPr>
+              <w:pStyle w:val="Compact"/>
+              <w:jc w:val="center"/>
+            </w:pPr>
+            <w:r>
+              <w:rPr>
+                <w:bCs/>
+                <w:b/>
+              </w:rPr>
+              <w:t xml:space="preserve">100,00% (40/40)</w:t>
+            </w:r>
+          </w:p>
+        </w:tc>
+        <w:tc>
+          <w:tcPr/>
+          <w:p>
+            <w:pPr>
+              <w:pStyle w:val="Compact"/>
+              <w:jc w:val="center"/>
+            </w:pPr>
+            <w:r>
+              <w:t xml:space="preserve">≥ 90,00%</w:t>
+            </w:r>
+          </w:p>
+        </w:tc>
+        <w:tc>
+          <w:tcPr/>
+          <w:p>
+            <w:pPr>
+              <w:pStyle w:val="Compact"/>
+              <w:jc w:val="center"/>
+            </w:pPr>
+            <w:r>
+              <w:t xml:space="preserve">Memenuhi Standar</w:t>
+            </w:r>
+          </w:p>
+        </w:tc>
+      </w:tr>
+      <w:tr>
+        <w:tc>
+          <w:tcPr/>
+          <w:p>
+            <w:pPr>
+              <w:pStyle w:val="Compact"/>
+            </w:pPr>
           </w:p>
         </w:tc>
         <w:tc>
@@ -24866,7 +25420,7 @@
                 <w:iCs/>
                 <w:i/>
               </w:rPr>
-              <w:t xml:space="preserve">Spatial Predicate Match</w:t>
+              <w:t xml:space="preserve">Budget &amp; Temporal Constraint Match</w:t>
             </w:r>
           </w:p>
         </w:tc>
@@ -24882,7 +25436,7 @@
                 <w:bCs/>
                 <w:b/>
               </w:rPr>
-              <w:t xml:space="preserve">97,50% (39/40)</w:t>
+              <w:t xml:space="preserve">100,00% (40/40)</w:t>
             </w:r>
           </w:p>
         </w:tc>
@@ -24898,7 +25452,7 @@
                 <w:bCs/>
                 <w:b/>
               </w:rPr>
-              <w:t xml:space="preserve">97,50% (39/40)</w:t>
+              <w:t xml:space="preserve">100,00% (40/40)</w:t>
             </w:r>
           </w:p>
         </w:tc>
@@ -24933,7 +25487,15 @@
           <w:p>
             <w:pPr>
               <w:pStyle w:val="Compact"/>
-            </w:pPr>
+              <w:jc w:val="left"/>
+            </w:pPr>
+            <w:r>
+              <w:rPr>
+                <w:bCs/>
+                <w:b/>
+              </w:rPr>
+              <w:t xml:space="preserve">Level 2: Spatial Execution</w:t>
+            </w:r>
           </w:p>
         </w:tc>
         <w:tc>
@@ -24948,7 +25510,7 @@
                 <w:iCs/>
                 <w:i/>
               </w:rPr>
-              <w:t xml:space="preserve">Safety Invariant Enforcement</w:t>
+              <w:t xml:space="preserve">Pure Spatial Predicate Correctness (N=36)</w:t>
             </w:r>
           </w:p>
         </w:tc>
@@ -24964,7 +25526,7 @@
                 <w:bCs/>
                 <w:b/>
               </w:rPr>
-              <w:t xml:space="preserve">100,00% (40/40)</w:t>
+              <w:t xml:space="preserve">100,00% (36/36)</w:t>
             </w:r>
           </w:p>
         </w:tc>
@@ -24980,19 +25542,19 @@
                 <w:bCs/>
                 <w:b/>
               </w:rPr>
-              <w:t xml:space="preserve">100,00% (40/40)</w:t>
-            </w:r>
-          </w:p>
-        </w:tc>
-        <w:tc>
-          <w:tcPr/>
-          <w:p>
-            <w:pPr>
-              <w:pStyle w:val="Compact"/>
-              <w:jc w:val="center"/>
-            </w:pPr>
-            <w:r>
-              <w:t xml:space="preserve">100,00%</w:t>
+              <w:t xml:space="preserve">100,00% (36/36)</w:t>
+            </w:r>
+          </w:p>
+        </w:tc>
+        <w:tc>
+          <w:tcPr/>
+          <w:p>
+            <w:pPr>
+              <w:pStyle w:val="Compact"/>
+              <w:jc w:val="center"/>
+            </w:pPr>
+            <w:r>
+              <w:t xml:space="preserve">≥ 95,00%</w:t>
             </w:r>
           </w:p>
         </w:tc>
@@ -25011,7 +25573,7 @@
                 <w:iCs/>
                 <w:i/>
               </w:rPr>
-              <w:t xml:space="preserve">Fail-Closed</w:t>
+              <w:t xml:space="preserve">Zero Distorsi</w:t>
             </w:r>
             <w:r>
               <w:t xml:space="preserve">)</w:t>
@@ -25025,15 +25587,89 @@
           <w:p>
             <w:pPr>
               <w:pStyle w:val="Compact"/>
-              <w:jc w:val="left"/>
+            </w:pPr>
+          </w:p>
+        </w:tc>
+        <w:tc>
+          <w:tcPr/>
+          <w:p>
+            <w:pPr>
+              <w:pStyle w:val="Compact"/>
+              <w:jc w:val="left"/>
+            </w:pPr>
+            <w:r>
+              <w:rPr>
+                <w:iCs/>
+                <w:i/>
+              </w:rPr>
+              <w:t xml:space="preserve">Conversational Chit-Chat Handling (N=2)</w:t>
+            </w:r>
+          </w:p>
+        </w:tc>
+        <w:tc>
+          <w:tcPr/>
+          <w:p>
+            <w:pPr>
+              <w:pStyle w:val="Compact"/>
+              <w:jc w:val="center"/>
             </w:pPr>
             <w:r>
               <w:rPr>
                 <w:bCs/>
                 <w:b/>
               </w:rPr>
-              <w:t xml:space="preserve">Level 3: Grounding Verification</w:t>
-            </w:r>
+              <w:t xml:space="preserve">50,00% (1/2)</w:t>
+            </w:r>
+          </w:p>
+        </w:tc>
+        <w:tc>
+          <w:tcPr/>
+          <w:p>
+            <w:pPr>
+              <w:pStyle w:val="Compact"/>
+              <w:jc w:val="center"/>
+            </w:pPr>
+            <w:r>
+              <w:rPr>
+                <w:bCs/>
+                <w:b/>
+              </w:rPr>
+              <w:t xml:space="preserve">50,00% (1/2)</w:t>
+            </w:r>
+          </w:p>
+        </w:tc>
+        <w:tc>
+          <w:tcPr/>
+          <w:p>
+            <w:pPr>
+              <w:pStyle w:val="Compact"/>
+              <w:jc w:val="center"/>
+            </w:pPr>
+            <w:r>
+              <w:t xml:space="preserve">≥ 50,00%</w:t>
+            </w:r>
+          </w:p>
+        </w:tc>
+        <w:tc>
+          <w:tcPr/>
+          <w:p>
+            <w:pPr>
+              <w:pStyle w:val="Compact"/>
+              <w:jc w:val="center"/>
+            </w:pPr>
+            <w:r>
+              <w:t xml:space="preserve">Terisolasi (Kasus #37)</w:t>
+            </w:r>
+          </w:p>
+        </w:tc>
+      </w:tr>
+      <w:tr>
+        <w:tc>
+          <w:tcPr/>
+          <w:p>
+            <w:pPr>
+              <w:pStyle w:val="Compact"/>
+            </w:pPr>
           </w:p>
         </w:tc>
         <w:tc>
@@ -25048,7 +25684,7 @@
                 <w:iCs/>
                 <w:i/>
               </w:rPr>
-              <w:t xml:space="preserve">Entity Fabrication Rate</w:t>
+              <w:t xml:space="preserve">Overall Scenario Execution Compliance (N=40)</w:t>
             </w:r>
           </w:p>
         </w:tc>
@@ -25064,7 +25700,7 @@
                 <w:bCs/>
                 <w:b/>
               </w:rPr>
-              <w:t xml:space="preserve">0,00% (0/40)</w:t>
+              <w:t xml:space="preserve">97,50% (39/40)</w:t>
             </w:r>
           </w:p>
         </w:tc>
@@ -25080,38 +25716,120 @@
                 <w:bCs/>
                 <w:b/>
               </w:rPr>
-              <w:t xml:space="preserve">0,00% (0/40)</w:t>
-            </w:r>
-          </w:p>
-        </w:tc>
-        <w:tc>
-          <w:tcPr/>
-          <w:p>
-            <w:pPr>
-              <w:pStyle w:val="Compact"/>
-              <w:jc w:val="center"/>
-            </w:pPr>
-            <w:r>
-              <w:t xml:space="preserve">0,00%</w:t>
-            </w:r>
-          </w:p>
-        </w:tc>
-        <w:tc>
-          <w:tcPr/>
-          <w:p>
-            <w:pPr>
-              <w:pStyle w:val="Compact"/>
-              <w:jc w:val="center"/>
-            </w:pPr>
-            <w:r>
-              <w:t xml:space="preserve">Sempurna (</w:t>
-            </w:r>
+              <w:t xml:space="preserve">97,50% (39/40)</w:t>
+            </w:r>
+          </w:p>
+        </w:tc>
+        <w:tc>
+          <w:tcPr/>
+          <w:p>
+            <w:pPr>
+              <w:pStyle w:val="Compact"/>
+              <w:jc w:val="center"/>
+            </w:pPr>
+            <w:r>
+              <w:t xml:space="preserve">≥ 90,00%</w:t>
+            </w:r>
+          </w:p>
+        </w:tc>
+        <w:tc>
+          <w:tcPr/>
+          <w:p>
+            <w:pPr>
+              <w:pStyle w:val="Compact"/>
+              <w:jc w:val="center"/>
+            </w:pPr>
+            <w:r>
+              <w:t xml:space="preserve">Sangat Tinggi</w:t>
+            </w:r>
+          </w:p>
+        </w:tc>
+      </w:tr>
+      <w:tr>
+        <w:tc>
+          <w:tcPr/>
+          <w:p>
+            <w:pPr>
+              <w:pStyle w:val="Compact"/>
+            </w:pPr>
+          </w:p>
+        </w:tc>
+        <w:tc>
+          <w:tcPr/>
+          <w:p>
+            <w:pPr>
+              <w:pStyle w:val="Compact"/>
+              <w:jc w:val="left"/>
+            </w:pPr>
             <w:r>
               <w:rPr>
                 <w:iCs/>
                 <w:i/>
               </w:rPr>
-              <w:t xml:space="preserve">0 POI Palsu Teramati</w:t>
+              <w:t xml:space="preserve">Safety Invariant Enforcement</w:t>
+            </w:r>
+          </w:p>
+        </w:tc>
+        <w:tc>
+          <w:tcPr/>
+          <w:p>
+            <w:pPr>
+              <w:pStyle w:val="Compact"/>
+              <w:jc w:val="center"/>
+            </w:pPr>
+            <w:r>
+              <w:rPr>
+                <w:bCs/>
+                <w:b/>
+              </w:rPr>
+              <w:t xml:space="preserve">100,00% (40/40)</w:t>
+            </w:r>
+          </w:p>
+        </w:tc>
+        <w:tc>
+          <w:tcPr/>
+          <w:p>
+            <w:pPr>
+              <w:pStyle w:val="Compact"/>
+              <w:jc w:val="center"/>
+            </w:pPr>
+            <w:r>
+              <w:rPr>
+                <w:bCs/>
+                <w:b/>
+              </w:rPr>
+              <w:t xml:space="preserve">100,00% (40/40)</w:t>
+            </w:r>
+          </w:p>
+        </w:tc>
+        <w:tc>
+          <w:tcPr/>
+          <w:p>
+            <w:pPr>
+              <w:pStyle w:val="Compact"/>
+              <w:jc w:val="center"/>
+            </w:pPr>
+            <w:r>
+              <w:t xml:space="preserve">100,00%</w:t>
+            </w:r>
+          </w:p>
+        </w:tc>
+        <w:tc>
+          <w:tcPr/>
+          <w:p>
+            <w:pPr>
+              <w:pStyle w:val="Compact"/>
+              <w:jc w:val="center"/>
+            </w:pPr>
+            <w:r>
+              <w:t xml:space="preserve">Sempurna (</w:t>
+            </w:r>
+            <w:r>
+              <w:rPr>
+                <w:iCs/>
+                <w:i/>
+              </w:rPr>
+              <w:t xml:space="preserve">Fail-Closed</w:t>
             </w:r>
             <w:r>
               <w:t xml:space="preserve">)</w:t>
@@ -25125,7 +25843,15 @@
           <w:p>
             <w:pPr>
               <w:pStyle w:val="Compact"/>
-            </w:pPr>
+              <w:jc w:val="left"/>
+            </w:pPr>
+            <w:r>
+              <w:rPr>
+                <w:bCs/>
+                <w:b/>
+              </w:rPr>
+              <w:t xml:space="preserve">Level 3: Grounding Verification</w:t>
+            </w:r>
           </w:p>
         </w:tc>
         <w:tc>
@@ -25140,7 +25866,7 @@
                 <w:iCs/>
                 <w:i/>
               </w:rPr>
-              <w:t xml:space="preserve">Claim-Level Grounding Fidelity (GF)</w:t>
+              <w:t xml:space="preserve">Entity Fabrication Rate</w:t>
             </w:r>
           </w:p>
         </w:tc>
@@ -25156,7 +25882,7 @@
                 <w:bCs/>
                 <w:b/>
               </w:rPr>
-              <w:t xml:space="preserve">100,00% (384/384)</w:t>
+              <w:t xml:space="preserve">0,00% (0/40)</w:t>
             </w:r>
           </w:p>
         </w:tc>
@@ -25172,19 +25898,19 @@
                 <w:bCs/>
                 <w:b/>
               </w:rPr>
-              <w:t xml:space="preserve">100,00% (384/384)</w:t>
-            </w:r>
-          </w:p>
-        </w:tc>
-        <w:tc>
-          <w:tcPr/>
-          <w:p>
-            <w:pPr>
-              <w:pStyle w:val="Compact"/>
-              <w:jc w:val="center"/>
-            </w:pPr>
-            <w:r>
-              <w:t xml:space="preserve">≥ 97,50%</w:t>
+              <w:t xml:space="preserve">0,00% (0/40)</w:t>
+            </w:r>
+          </w:p>
+        </w:tc>
+        <w:tc>
+          <w:tcPr/>
+          <w:p>
+            <w:pPr>
+              <w:pStyle w:val="Compact"/>
+              <w:jc w:val="center"/>
+            </w:pPr>
+            <w:r>
+              <w:t xml:space="preserve">0,00%</w:t>
             </w:r>
           </w:p>
         </w:tc>
@@ -25203,7 +25929,7 @@
                 <w:iCs/>
                 <w:i/>
               </w:rPr>
-              <w:t xml:space="preserve">All Attributes</w:t>
+              <w:t xml:space="preserve">0 POI Palsu Teramati</w:t>
             </w:r>
             <w:r>
               <w:t xml:space="preserve">)</w:t>
@@ -25232,7 +25958,7 @@
                 <w:iCs/>
                 <w:i/>
               </w:rPr>
-              <w:t xml:space="preserve">Scenario Grounding Pass Rate</w:t>
+              <w:t xml:space="preserve">Claim-Level Grounding Fidelity (CGF)</w:t>
             </w:r>
           </w:p>
         </w:tc>
@@ -25248,7 +25974,7 @@
                 <w:bCs/>
                 <w:b/>
               </w:rPr>
-              <w:t xml:space="preserve">100,00% (40/40)</w:t>
+              <w:t xml:space="preserve">100,00% (304/304)</w:t>
             </w:r>
           </w:p>
         </w:tc>
@@ -25264,31 +25990,41 @@
                 <w:bCs/>
                 <w:b/>
               </w:rPr>
-              <w:t xml:space="preserve">100,00% (40/40)</w:t>
-            </w:r>
-          </w:p>
-        </w:tc>
-        <w:tc>
-          <w:tcPr/>
-          <w:p>
-            <w:pPr>
-              <w:pStyle w:val="Compact"/>
-              <w:jc w:val="center"/>
-            </w:pPr>
-            <w:r>
-              <w:t xml:space="preserve">≥ 95,00%</w:t>
-            </w:r>
-          </w:p>
-        </w:tc>
-        <w:tc>
-          <w:tcPr/>
-          <w:p>
-            <w:pPr>
-              <w:pStyle w:val="Compact"/>
-              <w:jc w:val="center"/>
-            </w:pPr>
-            <w:r>
-              <w:t xml:space="preserve">Sempurna</w:t>
+              <w:t xml:space="preserve">100,00% (304/304)</w:t>
+            </w:r>
+          </w:p>
+        </w:tc>
+        <w:tc>
+          <w:tcPr/>
+          <w:p>
+            <w:pPr>
+              <w:pStyle w:val="Compact"/>
+              <w:jc w:val="center"/>
+            </w:pPr>
+            <w:r>
+              <w:t xml:space="preserve">≥ 97,50%</w:t>
+            </w:r>
+          </w:p>
+        </w:tc>
+        <w:tc>
+          <w:tcPr/>
+          <w:p>
+            <w:pPr>
+              <w:pStyle w:val="Compact"/>
+              <w:jc w:val="center"/>
+            </w:pPr>
+            <w:r>
+              <w:t xml:space="preserve">Sempurna (</w:t>
+            </w:r>
+            <w:r>
+              <w:rPr>
+                <w:iCs/>
+                <w:i/>
+              </w:rPr>
+              <w:t xml:space="preserve">4 Kategori</w:t>
+            </w:r>
+            <w:r>
+              <w:t xml:space="preserve">)</w:t>
             </w:r>
           </w:p>
         </w:tc>
@@ -25314,7 +26050,7 @@
                 <w:iCs/>
                 <w:i/>
               </w:rPr>
-              <w:t xml:space="preserve">Honest Rejection Rate</w:t>
+              <w:t xml:space="preserve">Entity Grounding Fidelity (EGF)</w:t>
             </w:r>
           </w:p>
         </w:tc>
@@ -25330,7 +26066,7 @@
                 <w:bCs/>
                 <w:b/>
               </w:rPr>
-              <w:t xml:space="preserve">100,00% (2/2)</w:t>
+              <w:t xml:space="preserve">100,00% (147/147)</w:t>
             </w:r>
           </w:p>
         </w:tc>
@@ -25346,7 +26082,7 @@
                 <w:bCs/>
                 <w:b/>
               </w:rPr>
-              <w:t xml:space="preserve">100,00% (2/2)</w:t>
+              <w:t xml:space="preserve">100,00% (147/147)</w:t>
             </w:r>
           </w:p>
         </w:tc>
@@ -25377,10 +26113,2069 @@
                 <w:iCs/>
                 <w:i/>
               </w:rPr>
-              <w:t xml:space="preserve">Zero Breach</w:t>
+              <w:t xml:space="preserve">147 POI Valid</w:t>
             </w:r>
             <w:r>
               <w:t xml:space="preserve">)</w:t>
+            </w:r>
+          </w:p>
+        </w:tc>
+      </w:tr>
+      <w:tr>
+        <w:tc>
+          <w:tcPr/>
+          <w:p>
+            <w:pPr>
+              <w:pStyle w:val="Compact"/>
+            </w:pPr>
+          </w:p>
+        </w:tc>
+        <w:tc>
+          <w:tcPr/>
+          <w:p>
+            <w:pPr>
+              <w:pStyle w:val="Compact"/>
+              <w:jc w:val="left"/>
+            </w:pPr>
+            <w:r>
+              <w:rPr>
+                <w:iCs/>
+                <w:i/>
+              </w:rPr>
+              <w:t xml:space="preserve">Scenario Grounding Pass Rate</w:t>
+            </w:r>
+          </w:p>
+        </w:tc>
+        <w:tc>
+          <w:tcPr/>
+          <w:p>
+            <w:pPr>
+              <w:pStyle w:val="Compact"/>
+              <w:jc w:val="center"/>
+            </w:pPr>
+            <w:r>
+              <w:rPr>
+                <w:bCs/>
+                <w:b/>
+              </w:rPr>
+              <w:t xml:space="preserve">100,00% (40/40)</w:t>
+            </w:r>
+          </w:p>
+        </w:tc>
+        <w:tc>
+          <w:tcPr/>
+          <w:p>
+            <w:pPr>
+              <w:pStyle w:val="Compact"/>
+              <w:jc w:val="center"/>
+            </w:pPr>
+            <w:r>
+              <w:rPr>
+                <w:bCs/>
+                <w:b/>
+              </w:rPr>
+              <w:t xml:space="preserve">100,00% (40/40)</w:t>
+            </w:r>
+          </w:p>
+        </w:tc>
+        <w:tc>
+          <w:tcPr/>
+          <w:p>
+            <w:pPr>
+              <w:pStyle w:val="Compact"/>
+              <w:jc w:val="center"/>
+            </w:pPr>
+            <w:r>
+              <w:t xml:space="preserve">≥ 95,00%</w:t>
+            </w:r>
+          </w:p>
+        </w:tc>
+        <w:tc>
+          <w:tcPr/>
+          <w:p>
+            <w:pPr>
+              <w:pStyle w:val="Compact"/>
+              <w:jc w:val="center"/>
+            </w:pPr>
+            <w:r>
+              <w:t xml:space="preserve">Sempurna</w:t>
+            </w:r>
+          </w:p>
+        </w:tc>
+      </w:tr>
+      <w:tr>
+        <w:tc>
+          <w:tcPr/>
+          <w:p>
+            <w:pPr>
+              <w:pStyle w:val="Compact"/>
+            </w:pPr>
+          </w:p>
+        </w:tc>
+        <w:tc>
+          <w:tcPr/>
+          <w:p>
+            <w:pPr>
+              <w:pStyle w:val="Compact"/>
+              <w:jc w:val="left"/>
+            </w:pPr>
+            <w:r>
+              <w:rPr>
+                <w:iCs/>
+                <w:i/>
+              </w:rPr>
+              <w:t xml:space="preserve">Honest Rejection Rate (HRR)</w:t>
+            </w:r>
+          </w:p>
+        </w:tc>
+        <w:tc>
+          <w:tcPr/>
+          <w:p>
+            <w:pPr>
+              <w:pStyle w:val="Compact"/>
+              <w:jc w:val="center"/>
+            </w:pPr>
+            <w:r>
+              <w:rPr>
+                <w:bCs/>
+                <w:b/>
+              </w:rPr>
+              <w:t xml:space="preserve">100,00% (2/2)</w:t>
+            </w:r>
+          </w:p>
+        </w:tc>
+        <w:tc>
+          <w:tcPr/>
+          <w:p>
+            <w:pPr>
+              <w:pStyle w:val="Compact"/>
+              <w:jc w:val="center"/>
+            </w:pPr>
+            <w:r>
+              <w:rPr>
+                <w:bCs/>
+                <w:b/>
+              </w:rPr>
+              <w:t xml:space="preserve">100,00% (2/2)</w:t>
+            </w:r>
+          </w:p>
+        </w:tc>
+        <w:tc>
+          <w:tcPr/>
+          <w:p>
+            <w:pPr>
+              <w:pStyle w:val="Compact"/>
+              <w:jc w:val="center"/>
+            </w:pPr>
+            <w:r>
+              <w:t xml:space="preserve">100,00%</w:t>
+            </w:r>
+          </w:p>
+        </w:tc>
+        <w:tc>
+          <w:tcPr/>
+          <w:p>
+            <w:pPr>
+              <w:pStyle w:val="Compact"/>
+              <w:jc w:val="center"/>
+            </w:pPr>
+            <w:r>
+              <w:t xml:space="preserve">Sempurna (</w:t>
+            </w:r>
+            <w:r>
+              <w:rPr>
+                <w:iCs/>
+                <w:i/>
+              </w:rPr>
+              <w:t xml:space="preserve">Kasus Teruji</w:t>
+            </w:r>
+            <w:r>
+              <w:t xml:space="preserve">)</w:t>
+            </w:r>
+          </w:p>
+        </w:tc>
+      </w:tr>
+    </w:tbl>
+    <w:p>
+      <w:pPr>
+        <w:pStyle w:val="BodyText"/>
+      </w:pPr>
+      <w:r>
+        <w:rPr>
+          <w:bCs/>
+          <w:b/>
+        </w:rPr>
+        <w:t xml:space="preserve">Tabel 3a. Rincian Granular Akurasi Ekstraksi CSIR Lintas 19 Atribut Skema Semantik (Pre-Fallback Intent)</w:t>
+      </w:r>
+    </w:p>
+    <w:tbl>
+      <w:tblPr>
+        <w:tblStyle w:val="Table"/>
+        <w:tblW w:type="pct" w:w="5000"/>
+        <w:tblLook w:firstRow="1" w:lastRow="0" w:firstColumn="0" w:lastColumn="0" w:noHBand="0" w:noVBand="0" w:val="0020"/>
+        <w:jc w:val="start"/>
+      </w:tblPr>
+      <w:tblGrid>
+        <w:gridCol w:w="1131"/>
+        <w:gridCol w:w="1131"/>
+        <w:gridCol w:w="1885"/>
+        <w:gridCol w:w="1885"/>
+        <w:gridCol w:w="1885"/>
+      </w:tblGrid>
+      <w:tr>
+        <w:trPr>
+          <w:tblHeader w:val="true"/>
+        </w:trPr>
+        <w:tc>
+          <w:tcPr/>
+          <w:p>
+            <w:pPr>
+              <w:pStyle w:val="Compact"/>
+              <w:jc w:val="left"/>
+            </w:pPr>
+            <w:r>
+              <w:t xml:space="preserve">Kategori Sub-Dimensi</w:t>
+            </w:r>
+          </w:p>
+        </w:tc>
+        <w:tc>
+          <w:tcPr/>
+          <w:p>
+            <w:pPr>
+              <w:pStyle w:val="Compact"/>
+              <w:jc w:val="left"/>
+            </w:pPr>
+            <w:r>
+              <w:t xml:space="preserve">Nama Atribut CSIR</w:t>
+            </w:r>
+          </w:p>
+        </w:tc>
+        <w:tc>
+          <w:tcPr/>
+          <w:p>
+            <w:pPr>
+              <w:pStyle w:val="Compact"/>
+              <w:jc w:val="center"/>
+            </w:pPr>
+            <w:r>
+              <w:t xml:space="preserve">Kasus Berlaku (</w:t>
+            </w:r>
+            <w:r>
+              <w:rPr>
+                <w:iCs/>
+                <w:i/>
+              </w:rPr>
+              <w:t xml:space="preserve">Applicable</w:t>
+            </w:r>
+            <w:r>
+              <w:t xml:space="preserve">)</w:t>
+            </w:r>
+          </w:p>
+        </w:tc>
+        <w:tc>
+          <w:tcPr/>
+          <w:p>
+            <w:pPr>
+              <w:pStyle w:val="Compact"/>
+              <w:jc w:val="center"/>
+            </w:pPr>
+            <w:r>
+              <w:t xml:space="preserve">Kecocokan Eksak (</w:t>
+            </w:r>
+            <w:r>
+              <w:rPr>
+                <w:iCs/>
+                <w:i/>
+              </w:rPr>
+              <w:t xml:space="preserve">Match</w:t>
+            </w:r>
+            <w:r>
+              <w:t xml:space="preserve">)</w:t>
+            </w:r>
+          </w:p>
+        </w:tc>
+        <w:tc>
+          <w:tcPr/>
+          <w:p>
+            <w:pPr>
+              <w:pStyle w:val="Compact"/>
+              <w:jc w:val="center"/>
+            </w:pPr>
+            <w:r>
+              <w:t xml:space="preserve">Akurasi Atribut (%)</w:t>
+            </w:r>
+          </w:p>
+        </w:tc>
+      </w:tr>
+      <w:tr>
+        <w:tc>
+          <w:tcPr/>
+          <w:p>
+            <w:pPr>
+              <w:pStyle w:val="Compact"/>
+              <w:jc w:val="left"/>
+            </w:pPr>
+            <w:r>
+              <w:rPr>
+                <w:bCs/>
+                <w:b/>
+              </w:rPr>
+              <w:t xml:space="preserve">Subdimensi 1: Intensi &amp; Entitas</w:t>
+            </w:r>
+          </w:p>
+        </w:tc>
+        <w:tc>
+          <w:tcPr/>
+          <w:p>
+            <w:pPr>
+              <w:pStyle w:val="Compact"/>
+              <w:jc w:val="left"/>
+            </w:pPr>
+            <w:r>
+              <w:rPr>
+                <w:rStyle w:val="VerbatimChar"/>
+              </w:rPr>
+              <w:t xml:space="preserve">intent</w:t>
+            </w:r>
+          </w:p>
+        </w:tc>
+        <w:tc>
+          <w:tcPr/>
+          <w:p>
+            <w:pPr>
+              <w:pStyle w:val="Compact"/>
+              <w:jc w:val="center"/>
+            </w:pPr>
+            <w:r>
+              <w:t xml:space="preserve">40 kasus</w:t>
+            </w:r>
+          </w:p>
+        </w:tc>
+        <w:tc>
+          <w:tcPr/>
+          <w:p>
+            <w:pPr>
+              <w:pStyle w:val="Compact"/>
+              <w:jc w:val="center"/>
+            </w:pPr>
+            <w:r>
+              <w:t xml:space="preserve">39 kasus</w:t>
+            </w:r>
+          </w:p>
+        </w:tc>
+        <w:tc>
+          <w:tcPr/>
+          <w:p>
+            <w:pPr>
+              <w:pStyle w:val="Compact"/>
+              <w:jc w:val="center"/>
+            </w:pPr>
+            <w:r>
+              <w:t xml:space="preserve">97,50%</w:t>
+            </w:r>
+          </w:p>
+        </w:tc>
+      </w:tr>
+      <w:tr>
+        <w:tc>
+          <w:tcPr/>
+          <w:p>
+            <w:pPr>
+              <w:pStyle w:val="Compact"/>
+            </w:pPr>
+          </w:p>
+        </w:tc>
+        <w:tc>
+          <w:tcPr/>
+          <w:p>
+            <w:pPr>
+              <w:pStyle w:val="Compact"/>
+              <w:jc w:val="left"/>
+            </w:pPr>
+            <w:r>
+              <w:rPr>
+                <w:rStyle w:val="VerbatimChar"/>
+              </w:rPr>
+              <w:t xml:space="preserve">entity</w:t>
+            </w:r>
+          </w:p>
+        </w:tc>
+        <w:tc>
+          <w:tcPr/>
+          <w:p>
+            <w:pPr>
+              <w:pStyle w:val="Compact"/>
+              <w:jc w:val="center"/>
+            </w:pPr>
+            <w:r>
+              <w:t xml:space="preserve">40 kasus</w:t>
+            </w:r>
+          </w:p>
+        </w:tc>
+        <w:tc>
+          <w:tcPr/>
+          <w:p>
+            <w:pPr>
+              <w:pStyle w:val="Compact"/>
+              <w:jc w:val="center"/>
+            </w:pPr>
+            <w:r>
+              <w:t xml:space="preserve">40 kasus</w:t>
+            </w:r>
+          </w:p>
+        </w:tc>
+        <w:tc>
+          <w:tcPr/>
+          <w:p>
+            <w:pPr>
+              <w:pStyle w:val="Compact"/>
+              <w:jc w:val="center"/>
+            </w:pPr>
+            <w:r>
+              <w:t xml:space="preserve">100,00%</w:t>
+            </w:r>
+          </w:p>
+        </w:tc>
+      </w:tr>
+      <w:tr>
+        <w:tc>
+          <w:tcPr/>
+          <w:p>
+            <w:pPr>
+              <w:pStyle w:val="Compact"/>
+            </w:pPr>
+          </w:p>
+        </w:tc>
+        <w:tc>
+          <w:tcPr/>
+          <w:p>
+            <w:pPr>
+              <w:pStyle w:val="Compact"/>
+              <w:jc w:val="left"/>
+            </w:pPr>
+            <w:r>
+              <w:rPr>
+                <w:rStyle w:val="VerbatimChar"/>
+              </w:rPr>
+              <w:t xml:space="preserve">category</w:t>
+            </w:r>
+          </w:p>
+        </w:tc>
+        <w:tc>
+          <w:tcPr/>
+          <w:p>
+            <w:pPr>
+              <w:pStyle w:val="Compact"/>
+              <w:jc w:val="center"/>
+            </w:pPr>
+            <w:r>
+              <w:t xml:space="preserve">40 kasus</w:t>
+            </w:r>
+          </w:p>
+        </w:tc>
+        <w:tc>
+          <w:tcPr/>
+          <w:p>
+            <w:pPr>
+              <w:pStyle w:val="Compact"/>
+              <w:jc w:val="center"/>
+            </w:pPr>
+            <w:r>
+              <w:t xml:space="preserve">38 kasus</w:t>
+            </w:r>
+          </w:p>
+        </w:tc>
+        <w:tc>
+          <w:tcPr/>
+          <w:p>
+            <w:pPr>
+              <w:pStyle w:val="Compact"/>
+              <w:jc w:val="center"/>
+            </w:pPr>
+            <w:r>
+              <w:t xml:space="preserve">95,00%</w:t>
+            </w:r>
+          </w:p>
+        </w:tc>
+      </w:tr>
+      <w:tr>
+        <w:tc>
+          <w:tcPr/>
+          <w:p>
+            <w:pPr>
+              <w:pStyle w:val="Compact"/>
+            </w:pPr>
+          </w:p>
+        </w:tc>
+        <w:tc>
+          <w:tcPr/>
+          <w:p>
+            <w:pPr>
+              <w:pStyle w:val="Compact"/>
+              <w:jc w:val="left"/>
+            </w:pPr>
+            <w:r>
+              <w:rPr>
+                <w:rStyle w:val="VerbatimChar"/>
+              </w:rPr>
+              <w:t xml:space="preserve">target_name</w:t>
+            </w:r>
+          </w:p>
+        </w:tc>
+        <w:tc>
+          <w:tcPr/>
+          <w:p>
+            <w:pPr>
+              <w:pStyle w:val="Compact"/>
+              <w:jc w:val="center"/>
+            </w:pPr>
+            <w:r>
+              <w:t xml:space="preserve">5 kasus</w:t>
+            </w:r>
+          </w:p>
+        </w:tc>
+        <w:tc>
+          <w:tcPr/>
+          <w:p>
+            <w:pPr>
+              <w:pStyle w:val="Compact"/>
+              <w:jc w:val="center"/>
+            </w:pPr>
+            <w:r>
+              <w:t xml:space="preserve">5 kasus</w:t>
+            </w:r>
+          </w:p>
+        </w:tc>
+        <w:tc>
+          <w:tcPr/>
+          <w:p>
+            <w:pPr>
+              <w:pStyle w:val="Compact"/>
+              <w:jc w:val="center"/>
+            </w:pPr>
+            <w:r>
+              <w:t xml:space="preserve">100,00%</w:t>
+            </w:r>
+          </w:p>
+        </w:tc>
+      </w:tr>
+      <w:tr>
+        <w:tc>
+          <w:tcPr/>
+          <w:p>
+            <w:pPr>
+              <w:pStyle w:val="Compact"/>
+            </w:pPr>
+          </w:p>
+        </w:tc>
+        <w:tc>
+          <w:tcPr/>
+          <w:p>
+            <w:pPr>
+              <w:pStyle w:val="Compact"/>
+              <w:jc w:val="left"/>
+            </w:pPr>
+            <w:r>
+              <w:rPr>
+                <w:rStyle w:val="VerbatimChar"/>
+              </w:rPr>
+              <w:t xml:space="preserve">keyword</w:t>
+            </w:r>
+          </w:p>
+        </w:tc>
+        <w:tc>
+          <w:tcPr/>
+          <w:p>
+            <w:pPr>
+              <w:pStyle w:val="Compact"/>
+              <w:jc w:val="center"/>
+            </w:pPr>
+            <w:r>
+              <w:t xml:space="preserve">1 kasus</w:t>
+            </w:r>
+          </w:p>
+        </w:tc>
+        <w:tc>
+          <w:tcPr/>
+          <w:p>
+            <w:pPr>
+              <w:pStyle w:val="Compact"/>
+              <w:jc w:val="center"/>
+            </w:pPr>
+            <w:r>
+              <w:t xml:space="preserve">1 kasus</w:t>
+            </w:r>
+          </w:p>
+        </w:tc>
+        <w:tc>
+          <w:tcPr/>
+          <w:p>
+            <w:pPr>
+              <w:pStyle w:val="Compact"/>
+              <w:jc w:val="center"/>
+            </w:pPr>
+            <w:r>
+              <w:t xml:space="preserve">100,00%</w:t>
+            </w:r>
+          </w:p>
+        </w:tc>
+      </w:tr>
+      <w:tr>
+        <w:tc>
+          <w:tcPr/>
+          <w:p>
+            <w:pPr>
+              <w:pStyle w:val="Compact"/>
+              <w:jc w:val="left"/>
+            </w:pPr>
+            <w:r>
+              <w:rPr>
+                <w:iCs/>
+                <w:i/>
+              </w:rPr>
+              <w:t xml:space="preserve">Subtotal Subdimensi 1</w:t>
+            </w:r>
+          </w:p>
+        </w:tc>
+        <w:tc>
+          <w:tcPr/>
+          <w:p>
+            <w:pPr>
+              <w:pStyle w:val="Compact"/>
+              <w:jc w:val="left"/>
+            </w:pPr>
+            <w:r>
+              <w:rPr>
+                <w:iCs/>
+                <w:i/>
+              </w:rPr>
+              <w:t xml:space="preserve">5 Atribut Intensi &amp; Entitas</w:t>
+            </w:r>
+          </w:p>
+        </w:tc>
+        <w:tc>
+          <w:tcPr/>
+          <w:p>
+            <w:pPr>
+              <w:pStyle w:val="Compact"/>
+              <w:jc w:val="center"/>
+            </w:pPr>
+            <w:r>
+              <w:rPr>
+                <w:iCs/>
+                <w:i/>
+              </w:rPr>
+              <w:t xml:space="preserve">126 kasus</w:t>
+            </w:r>
+          </w:p>
+        </w:tc>
+        <w:tc>
+          <w:tcPr/>
+          <w:p>
+            <w:pPr>
+              <w:pStyle w:val="Compact"/>
+              <w:jc w:val="center"/>
+            </w:pPr>
+            <w:r>
+              <w:rPr>
+                <w:iCs/>
+                <w:i/>
+              </w:rPr>
+              <w:t xml:space="preserve">123 kasus</w:t>
+            </w:r>
+          </w:p>
+        </w:tc>
+        <w:tc>
+          <w:tcPr/>
+          <w:p>
+            <w:pPr>
+              <w:pStyle w:val="Compact"/>
+              <w:jc w:val="center"/>
+            </w:pPr>
+            <w:r>
+              <w:rPr>
+                <w:iCs/>
+                <w:i/>
+                <w:bCs/>
+                <w:b/>
+              </w:rPr>
+              <w:t xml:space="preserve">97,62%</w:t>
+            </w:r>
+          </w:p>
+        </w:tc>
+      </w:tr>
+      <w:tr>
+        <w:tc>
+          <w:tcPr/>
+          <w:p>
+            <w:pPr>
+              <w:pStyle w:val="Compact"/>
+              <w:jc w:val="left"/>
+            </w:pPr>
+            <w:r>
+              <w:rPr>
+                <w:bCs/>
+                <w:b/>
+              </w:rPr>
+              <w:t xml:space="preserve">Subdimensi 2: Kendala Spasial</w:t>
+            </w:r>
+          </w:p>
+        </w:tc>
+        <w:tc>
+          <w:tcPr/>
+          <w:p>
+            <w:pPr>
+              <w:pStyle w:val="Compact"/>
+              <w:jc w:val="left"/>
+            </w:pPr>
+            <w:r>
+              <w:rPr>
+                <w:rStyle w:val="VerbatimChar"/>
+              </w:rPr>
+              <w:t xml:space="preserve">spatial_operator</w:t>
+            </w:r>
+          </w:p>
+        </w:tc>
+        <w:tc>
+          <w:tcPr/>
+          <w:p>
+            <w:pPr>
+              <w:pStyle w:val="Compact"/>
+              <w:jc w:val="center"/>
+            </w:pPr>
+            <w:r>
+              <w:t xml:space="preserve">40 kasus</w:t>
+            </w:r>
+          </w:p>
+        </w:tc>
+        <w:tc>
+          <w:tcPr/>
+          <w:p>
+            <w:pPr>
+              <w:pStyle w:val="Compact"/>
+              <w:jc w:val="center"/>
+            </w:pPr>
+            <w:r>
+              <w:t xml:space="preserve">40 kasus</w:t>
+            </w:r>
+          </w:p>
+        </w:tc>
+        <w:tc>
+          <w:tcPr/>
+          <w:p>
+            <w:pPr>
+              <w:pStyle w:val="Compact"/>
+              <w:jc w:val="center"/>
+            </w:pPr>
+            <w:r>
+              <w:t xml:space="preserve">100,00%</w:t>
+            </w:r>
+          </w:p>
+        </w:tc>
+      </w:tr>
+      <w:tr>
+        <w:tc>
+          <w:tcPr/>
+          <w:p>
+            <w:pPr>
+              <w:pStyle w:val="Compact"/>
+            </w:pPr>
+          </w:p>
+        </w:tc>
+        <w:tc>
+          <w:tcPr/>
+          <w:p>
+            <w:pPr>
+              <w:pStyle w:val="Compact"/>
+              <w:jc w:val="left"/>
+            </w:pPr>
+            <w:r>
+              <w:rPr>
+                <w:rStyle w:val="VerbatimChar"/>
+              </w:rPr>
+              <w:t xml:space="preserve">reference_type</w:t>
+            </w:r>
+          </w:p>
+        </w:tc>
+        <w:tc>
+          <w:tcPr/>
+          <w:p>
+            <w:pPr>
+              <w:pStyle w:val="Compact"/>
+              <w:jc w:val="center"/>
+            </w:pPr>
+            <w:r>
+              <w:t xml:space="preserve">40 kasus</w:t>
+            </w:r>
+          </w:p>
+        </w:tc>
+        <w:tc>
+          <w:tcPr/>
+          <w:p>
+            <w:pPr>
+              <w:pStyle w:val="Compact"/>
+              <w:jc w:val="center"/>
+            </w:pPr>
+            <w:r>
+              <w:t xml:space="preserve">40 kasus</w:t>
+            </w:r>
+          </w:p>
+        </w:tc>
+        <w:tc>
+          <w:tcPr/>
+          <w:p>
+            <w:pPr>
+              <w:pStyle w:val="Compact"/>
+              <w:jc w:val="center"/>
+            </w:pPr>
+            <w:r>
+              <w:t xml:space="preserve">100,00%</w:t>
+            </w:r>
+          </w:p>
+        </w:tc>
+      </w:tr>
+      <w:tr>
+        <w:tc>
+          <w:tcPr/>
+          <w:p>
+            <w:pPr>
+              <w:pStyle w:val="Compact"/>
+            </w:pPr>
+          </w:p>
+        </w:tc>
+        <w:tc>
+          <w:tcPr/>
+          <w:p>
+            <w:pPr>
+              <w:pStyle w:val="Compact"/>
+              <w:jc w:val="left"/>
+            </w:pPr>
+            <w:r>
+              <w:rPr>
+                <w:rStyle w:val="VerbatimChar"/>
+              </w:rPr>
+              <w:t xml:space="preserve">reference_entity</w:t>
+            </w:r>
+          </w:p>
+        </w:tc>
+        <w:tc>
+          <w:tcPr/>
+          <w:p>
+            <w:pPr>
+              <w:pStyle w:val="Compact"/>
+              <w:jc w:val="center"/>
+            </w:pPr>
+            <w:r>
+              <w:t xml:space="preserve">0 kasus eksplisit</w:t>
+            </w:r>
+          </w:p>
+        </w:tc>
+        <w:tc>
+          <w:tcPr/>
+          <w:p>
+            <w:pPr>
+              <w:pStyle w:val="Compact"/>
+              <w:jc w:val="center"/>
+            </w:pPr>
+            <w:r>
+              <w:t xml:space="preserve">0 kasus</w:t>
+            </w:r>
+          </w:p>
+        </w:tc>
+        <w:tc>
+          <w:tcPr/>
+          <w:p>
+            <w:pPr>
+              <w:pStyle w:val="Compact"/>
+              <w:jc w:val="center"/>
+            </w:pPr>
+            <w:r>
+              <w:t xml:space="preserve">100,00%</w:t>
+            </w:r>
+          </w:p>
+        </w:tc>
+      </w:tr>
+      <w:tr>
+        <w:tc>
+          <w:tcPr/>
+          <w:p>
+            <w:pPr>
+              <w:pStyle w:val="Compact"/>
+            </w:pPr>
+          </w:p>
+        </w:tc>
+        <w:tc>
+          <w:tcPr/>
+          <w:p>
+            <w:pPr>
+              <w:pStyle w:val="Compact"/>
+              <w:jc w:val="left"/>
+            </w:pPr>
+            <w:r>
+              <w:rPr>
+                <w:rStyle w:val="VerbatimChar"/>
+              </w:rPr>
+              <w:t xml:space="preserve">latitude</w:t>
+            </w:r>
+          </w:p>
+        </w:tc>
+        <w:tc>
+          <w:tcPr/>
+          <w:p>
+            <w:pPr>
+              <w:pStyle w:val="Compact"/>
+              <w:jc w:val="center"/>
+            </w:pPr>
+            <w:r>
+              <w:t xml:space="preserve">2 kasus koordinat</w:t>
+            </w:r>
+          </w:p>
+        </w:tc>
+        <w:tc>
+          <w:tcPr/>
+          <w:p>
+            <w:pPr>
+              <w:pStyle w:val="Compact"/>
+              <w:jc w:val="center"/>
+            </w:pPr>
+            <w:r>
+              <w:t xml:space="preserve">2 kasus</w:t>
+            </w:r>
+          </w:p>
+        </w:tc>
+        <w:tc>
+          <w:tcPr/>
+          <w:p>
+            <w:pPr>
+              <w:pStyle w:val="Compact"/>
+              <w:jc w:val="center"/>
+            </w:pPr>
+            <w:r>
+              <w:t xml:space="preserve">100,00%</w:t>
+            </w:r>
+          </w:p>
+        </w:tc>
+      </w:tr>
+      <w:tr>
+        <w:tc>
+          <w:tcPr/>
+          <w:p>
+            <w:pPr>
+              <w:pStyle w:val="Compact"/>
+            </w:pPr>
+          </w:p>
+        </w:tc>
+        <w:tc>
+          <w:tcPr/>
+          <w:p>
+            <w:pPr>
+              <w:pStyle w:val="Compact"/>
+              <w:jc w:val="left"/>
+            </w:pPr>
+            <w:r>
+              <w:rPr>
+                <w:rStyle w:val="VerbatimChar"/>
+              </w:rPr>
+              <w:t xml:space="preserve">longitude</w:t>
+            </w:r>
+          </w:p>
+        </w:tc>
+        <w:tc>
+          <w:tcPr/>
+          <w:p>
+            <w:pPr>
+              <w:pStyle w:val="Compact"/>
+              <w:jc w:val="center"/>
+            </w:pPr>
+            <w:r>
+              <w:t xml:space="preserve">2 kasus koordinat</w:t>
+            </w:r>
+          </w:p>
+        </w:tc>
+        <w:tc>
+          <w:tcPr/>
+          <w:p>
+            <w:pPr>
+              <w:pStyle w:val="Compact"/>
+              <w:jc w:val="center"/>
+            </w:pPr>
+            <w:r>
+              <w:t xml:space="preserve">2 kasus</w:t>
+            </w:r>
+          </w:p>
+        </w:tc>
+        <w:tc>
+          <w:tcPr/>
+          <w:p>
+            <w:pPr>
+              <w:pStyle w:val="Compact"/>
+              <w:jc w:val="center"/>
+            </w:pPr>
+            <w:r>
+              <w:t xml:space="preserve">100,00%</w:t>
+            </w:r>
+          </w:p>
+        </w:tc>
+      </w:tr>
+      <w:tr>
+        <w:tc>
+          <w:tcPr/>
+          <w:p>
+            <w:pPr>
+              <w:pStyle w:val="Compact"/>
+            </w:pPr>
+          </w:p>
+        </w:tc>
+        <w:tc>
+          <w:tcPr/>
+          <w:p>
+            <w:pPr>
+              <w:pStyle w:val="Compact"/>
+              <w:jc w:val="left"/>
+            </w:pPr>
+            <w:r>
+              <w:rPr>
+                <w:rStyle w:val="VerbatimChar"/>
+              </w:rPr>
+              <w:t xml:space="preserve">radius</w:t>
+            </w:r>
+          </w:p>
+        </w:tc>
+        <w:tc>
+          <w:tcPr/>
+          <w:p>
+            <w:pPr>
+              <w:pStyle w:val="Compact"/>
+              <w:jc w:val="center"/>
+            </w:pPr>
+            <w:r>
+              <w:t xml:space="preserve">0 kasus eksplisit</w:t>
+            </w:r>
+          </w:p>
+        </w:tc>
+        <w:tc>
+          <w:tcPr/>
+          <w:p>
+            <w:pPr>
+              <w:pStyle w:val="Compact"/>
+              <w:jc w:val="center"/>
+            </w:pPr>
+            <w:r>
+              <w:t xml:space="preserve">0 kasus</w:t>
+            </w:r>
+          </w:p>
+        </w:tc>
+        <w:tc>
+          <w:tcPr/>
+          <w:p>
+            <w:pPr>
+              <w:pStyle w:val="Compact"/>
+              <w:jc w:val="center"/>
+            </w:pPr>
+            <w:r>
+              <w:t xml:space="preserve">100,00%</w:t>
+            </w:r>
+          </w:p>
+        </w:tc>
+      </w:tr>
+      <w:tr>
+        <w:tc>
+          <w:tcPr/>
+          <w:p>
+            <w:pPr>
+              <w:pStyle w:val="Compact"/>
+            </w:pPr>
+          </w:p>
+        </w:tc>
+        <w:tc>
+          <w:tcPr/>
+          <w:p>
+            <w:pPr>
+              <w:pStyle w:val="Compact"/>
+              <w:jc w:val="left"/>
+            </w:pPr>
+            <w:r>
+              <w:rPr>
+                <w:rStyle w:val="VerbatimChar"/>
+              </w:rPr>
+              <w:t xml:space="preserve">distance_unit</w:t>
+            </w:r>
+          </w:p>
+        </w:tc>
+        <w:tc>
+          <w:tcPr/>
+          <w:p>
+            <w:pPr>
+              <w:pStyle w:val="Compact"/>
+              <w:jc w:val="center"/>
+            </w:pPr>
+            <w:r>
+              <w:t xml:space="preserve">40 kasus</w:t>
+            </w:r>
+          </w:p>
+        </w:tc>
+        <w:tc>
+          <w:tcPr/>
+          <w:p>
+            <w:pPr>
+              <w:pStyle w:val="Compact"/>
+              <w:jc w:val="center"/>
+            </w:pPr>
+            <w:r>
+              <w:t xml:space="preserve">40 kasus</w:t>
+            </w:r>
+          </w:p>
+        </w:tc>
+        <w:tc>
+          <w:tcPr/>
+          <w:p>
+            <w:pPr>
+              <w:pStyle w:val="Compact"/>
+              <w:jc w:val="center"/>
+            </w:pPr>
+            <w:r>
+              <w:t xml:space="preserve">100,00%</w:t>
+            </w:r>
+          </w:p>
+        </w:tc>
+      </w:tr>
+      <w:tr>
+        <w:tc>
+          <w:tcPr/>
+          <w:p>
+            <w:pPr>
+              <w:pStyle w:val="Compact"/>
+            </w:pPr>
+          </w:p>
+        </w:tc>
+        <w:tc>
+          <w:tcPr/>
+          <w:p>
+            <w:pPr>
+              <w:pStyle w:val="Compact"/>
+              <w:jc w:val="left"/>
+            </w:pPr>
+            <w:r>
+              <w:rPr>
+                <w:rStyle w:val="VerbatimChar"/>
+              </w:rPr>
+              <w:t xml:space="preserve">admin_area</w:t>
+            </w:r>
+          </w:p>
+        </w:tc>
+        <w:tc>
+          <w:tcPr/>
+          <w:p>
+            <w:pPr>
+              <w:pStyle w:val="Compact"/>
+              <w:jc w:val="center"/>
+            </w:pPr>
+            <w:r>
+              <w:t xml:space="preserve">3 kasus</w:t>
+            </w:r>
+          </w:p>
+        </w:tc>
+        <w:tc>
+          <w:tcPr/>
+          <w:p>
+            <w:pPr>
+              <w:pStyle w:val="Compact"/>
+              <w:jc w:val="center"/>
+            </w:pPr>
+            <w:r>
+              <w:t xml:space="preserve">3 kasus</w:t>
+            </w:r>
+          </w:p>
+        </w:tc>
+        <w:tc>
+          <w:tcPr/>
+          <w:p>
+            <w:pPr>
+              <w:pStyle w:val="Compact"/>
+              <w:jc w:val="center"/>
+            </w:pPr>
+            <w:r>
+              <w:t xml:space="preserve">100,00%</w:t>
+            </w:r>
+          </w:p>
+        </w:tc>
+      </w:tr>
+      <w:tr>
+        <w:tc>
+          <w:tcPr/>
+          <w:p>
+            <w:pPr>
+              <w:pStyle w:val="Compact"/>
+              <w:jc w:val="left"/>
+            </w:pPr>
+            <w:r>
+              <w:rPr>
+                <w:iCs/>
+                <w:i/>
+              </w:rPr>
+              <w:t xml:space="preserve">Subtotal Subdimensi 2</w:t>
+            </w:r>
+          </w:p>
+        </w:tc>
+        <w:tc>
+          <w:tcPr/>
+          <w:p>
+            <w:pPr>
+              <w:pStyle w:val="Compact"/>
+              <w:jc w:val="left"/>
+            </w:pPr>
+            <w:r>
+              <w:rPr>
+                <w:iCs/>
+                <w:i/>
+              </w:rPr>
+              <w:t xml:space="preserve">8 Atribut Spasial &amp; Titik Acuan</w:t>
+            </w:r>
+          </w:p>
+        </w:tc>
+        <w:tc>
+          <w:tcPr/>
+          <w:p>
+            <w:pPr>
+              <w:pStyle w:val="Compact"/>
+              <w:jc w:val="center"/>
+            </w:pPr>
+            <w:r>
+              <w:rPr>
+                <w:iCs/>
+                <w:i/>
+              </w:rPr>
+              <w:t xml:space="preserve">127 kasus</w:t>
+            </w:r>
+          </w:p>
+        </w:tc>
+        <w:tc>
+          <w:tcPr/>
+          <w:p>
+            <w:pPr>
+              <w:pStyle w:val="Compact"/>
+              <w:jc w:val="center"/>
+            </w:pPr>
+            <w:r>
+              <w:rPr>
+                <w:iCs/>
+                <w:i/>
+              </w:rPr>
+              <w:t xml:space="preserve">127 kasus</w:t>
+            </w:r>
+          </w:p>
+        </w:tc>
+        <w:tc>
+          <w:tcPr/>
+          <w:p>
+            <w:pPr>
+              <w:pStyle w:val="Compact"/>
+              <w:jc w:val="center"/>
+            </w:pPr>
+            <w:r>
+              <w:rPr>
+                <w:iCs/>
+                <w:i/>
+                <w:bCs/>
+                <w:b/>
+              </w:rPr>
+              <w:t xml:space="preserve">100,00%</w:t>
+            </w:r>
+          </w:p>
+        </w:tc>
+      </w:tr>
+      <w:tr>
+        <w:tc>
+          <w:tcPr/>
+          <w:p>
+            <w:pPr>
+              <w:pStyle w:val="Compact"/>
+              <w:jc w:val="left"/>
+            </w:pPr>
+            <w:r>
+              <w:rPr>
+                <w:bCs/>
+                <w:b/>
+              </w:rPr>
+              <w:t xml:space="preserve">Subdimensi 3: Kendala Operasional</w:t>
+            </w:r>
+          </w:p>
+        </w:tc>
+        <w:tc>
+          <w:tcPr/>
+          <w:p>
+            <w:pPr>
+              <w:pStyle w:val="Compact"/>
+              <w:jc w:val="left"/>
+            </w:pPr>
+            <w:r>
+              <w:rPr>
+                <w:rStyle w:val="VerbatimChar"/>
+              </w:rPr>
+              <w:t xml:space="preserve">is_free</w:t>
+            </w:r>
+          </w:p>
+        </w:tc>
+        <w:tc>
+          <w:tcPr/>
+          <w:p>
+            <w:pPr>
+              <w:pStyle w:val="Compact"/>
+              <w:jc w:val="center"/>
+            </w:pPr>
+            <w:r>
+              <w:t xml:space="preserve">40 kasus</w:t>
+            </w:r>
+          </w:p>
+        </w:tc>
+        <w:tc>
+          <w:tcPr/>
+          <w:p>
+            <w:pPr>
+              <w:pStyle w:val="Compact"/>
+              <w:jc w:val="center"/>
+            </w:pPr>
+            <w:r>
+              <w:t xml:space="preserve">40 kasus</w:t>
+            </w:r>
+          </w:p>
+        </w:tc>
+        <w:tc>
+          <w:tcPr/>
+          <w:p>
+            <w:pPr>
+              <w:pStyle w:val="Compact"/>
+              <w:jc w:val="center"/>
+            </w:pPr>
+            <w:r>
+              <w:t xml:space="preserve">100,00%</w:t>
+            </w:r>
+          </w:p>
+        </w:tc>
+      </w:tr>
+      <w:tr>
+        <w:tc>
+          <w:tcPr/>
+          <w:p>
+            <w:pPr>
+              <w:pStyle w:val="Compact"/>
+            </w:pPr>
+          </w:p>
+        </w:tc>
+        <w:tc>
+          <w:tcPr/>
+          <w:p>
+            <w:pPr>
+              <w:pStyle w:val="Compact"/>
+              <w:jc w:val="left"/>
+            </w:pPr>
+            <w:r>
+              <w:rPr>
+                <w:rStyle w:val="VerbatimChar"/>
+              </w:rPr>
+              <w:t xml:space="preserve">max_price</w:t>
+            </w:r>
+          </w:p>
+        </w:tc>
+        <w:tc>
+          <w:tcPr/>
+          <w:p>
+            <w:pPr>
+              <w:pStyle w:val="Compact"/>
+              <w:jc w:val="center"/>
+            </w:pPr>
+            <w:r>
+              <w:t xml:space="preserve">1 kasus</w:t>
+            </w:r>
+          </w:p>
+        </w:tc>
+        <w:tc>
+          <w:tcPr/>
+          <w:p>
+            <w:pPr>
+              <w:pStyle w:val="Compact"/>
+              <w:jc w:val="center"/>
+            </w:pPr>
+            <w:r>
+              <w:t xml:space="preserve">1 kasus</w:t>
+            </w:r>
+          </w:p>
+        </w:tc>
+        <w:tc>
+          <w:tcPr/>
+          <w:p>
+            <w:pPr>
+              <w:pStyle w:val="Compact"/>
+              <w:jc w:val="center"/>
+            </w:pPr>
+            <w:r>
+              <w:t xml:space="preserve">100,00%</w:t>
+            </w:r>
+          </w:p>
+        </w:tc>
+      </w:tr>
+      <w:tr>
+        <w:tc>
+          <w:tcPr/>
+          <w:p>
+            <w:pPr>
+              <w:pStyle w:val="Compact"/>
+            </w:pPr>
+          </w:p>
+        </w:tc>
+        <w:tc>
+          <w:tcPr/>
+          <w:p>
+            <w:pPr>
+              <w:pStyle w:val="Compact"/>
+              <w:jc w:val="left"/>
+            </w:pPr>
+            <w:r>
+              <w:rPr>
+                <w:rStyle w:val="VerbatimChar"/>
+              </w:rPr>
+              <w:t xml:space="preserve">open_now</w:t>
+            </w:r>
+          </w:p>
+        </w:tc>
+        <w:tc>
+          <w:tcPr/>
+          <w:p>
+            <w:pPr>
+              <w:pStyle w:val="Compact"/>
+              <w:jc w:val="center"/>
+            </w:pPr>
+            <w:r>
+              <w:t xml:space="preserve">40 kasus</w:t>
+            </w:r>
+          </w:p>
+        </w:tc>
+        <w:tc>
+          <w:tcPr/>
+          <w:p>
+            <w:pPr>
+              <w:pStyle w:val="Compact"/>
+              <w:jc w:val="center"/>
+            </w:pPr>
+            <w:r>
+              <w:t xml:space="preserve">40 kasus</w:t>
+            </w:r>
+          </w:p>
+        </w:tc>
+        <w:tc>
+          <w:tcPr/>
+          <w:p>
+            <w:pPr>
+              <w:pStyle w:val="Compact"/>
+              <w:jc w:val="center"/>
+            </w:pPr>
+            <w:r>
+              <w:t xml:space="preserve">100,00%</w:t>
+            </w:r>
+          </w:p>
+        </w:tc>
+      </w:tr>
+      <w:tr>
+        <w:tc>
+          <w:tcPr/>
+          <w:p>
+            <w:pPr>
+              <w:pStyle w:val="Compact"/>
+            </w:pPr>
+          </w:p>
+        </w:tc>
+        <w:tc>
+          <w:tcPr/>
+          <w:p>
+            <w:pPr>
+              <w:pStyle w:val="Compact"/>
+              <w:jc w:val="left"/>
+            </w:pPr>
+            <w:r>
+              <w:rPr>
+                <w:rStyle w:val="VerbatimChar"/>
+              </w:rPr>
+              <w:t xml:space="preserve">open_24h</w:t>
+            </w:r>
+          </w:p>
+        </w:tc>
+        <w:tc>
+          <w:tcPr/>
+          <w:p>
+            <w:pPr>
+              <w:pStyle w:val="Compact"/>
+              <w:jc w:val="center"/>
+            </w:pPr>
+            <w:r>
+              <w:t xml:space="preserve">40 kasus</w:t>
+            </w:r>
+          </w:p>
+        </w:tc>
+        <w:tc>
+          <w:tcPr/>
+          <w:p>
+            <w:pPr>
+              <w:pStyle w:val="Compact"/>
+              <w:jc w:val="center"/>
+            </w:pPr>
+            <w:r>
+              <w:t xml:space="preserve">40 kasus</w:t>
+            </w:r>
+          </w:p>
+        </w:tc>
+        <w:tc>
+          <w:tcPr/>
+          <w:p>
+            <w:pPr>
+              <w:pStyle w:val="Compact"/>
+              <w:jc w:val="center"/>
+            </w:pPr>
+            <w:r>
+              <w:t xml:space="preserve">100,00%</w:t>
+            </w:r>
+          </w:p>
+        </w:tc>
+      </w:tr>
+      <w:tr>
+        <w:tc>
+          <w:tcPr/>
+          <w:p>
+            <w:pPr>
+              <w:pStyle w:val="Compact"/>
+            </w:pPr>
+          </w:p>
+        </w:tc>
+        <w:tc>
+          <w:tcPr/>
+          <w:p>
+            <w:pPr>
+              <w:pStyle w:val="Compact"/>
+              <w:jc w:val="left"/>
+            </w:pPr>
+            <w:r>
+              <w:rPr>
+                <w:rStyle w:val="VerbatimChar"/>
+              </w:rPr>
+              <w:t xml:space="preserve">sort</w:t>
+            </w:r>
+          </w:p>
+        </w:tc>
+        <w:tc>
+          <w:tcPr/>
+          <w:p>
+            <w:pPr>
+              <w:pStyle w:val="Compact"/>
+              <w:jc w:val="center"/>
+            </w:pPr>
+            <w:r>
+              <w:t xml:space="preserve">3 kasus</w:t>
+            </w:r>
+          </w:p>
+        </w:tc>
+        <w:tc>
+          <w:tcPr/>
+          <w:p>
+            <w:pPr>
+              <w:pStyle w:val="Compact"/>
+              <w:jc w:val="center"/>
+            </w:pPr>
+            <w:r>
+              <w:t xml:space="preserve">3 kasus</w:t>
+            </w:r>
+          </w:p>
+        </w:tc>
+        <w:tc>
+          <w:tcPr/>
+          <w:p>
+            <w:pPr>
+              <w:pStyle w:val="Compact"/>
+              <w:jc w:val="center"/>
+            </w:pPr>
+            <w:r>
+              <w:t xml:space="preserve">100,00%</w:t>
+            </w:r>
+          </w:p>
+        </w:tc>
+      </w:tr>
+      <w:tr>
+        <w:tc>
+          <w:tcPr/>
+          <w:p>
+            <w:pPr>
+              <w:pStyle w:val="Compact"/>
+              <w:jc w:val="left"/>
+            </w:pPr>
+            <w:r>
+              <w:rPr>
+                <w:iCs/>
+                <w:i/>
+              </w:rPr>
+              <w:t xml:space="preserve">Subtotal Subdimensi 3</w:t>
+            </w:r>
+          </w:p>
+        </w:tc>
+        <w:tc>
+          <w:tcPr/>
+          <w:p>
+            <w:pPr>
+              <w:pStyle w:val="Compact"/>
+              <w:jc w:val="left"/>
+            </w:pPr>
+            <w:r>
+              <w:rPr>
+                <w:iCs/>
+                <w:i/>
+              </w:rPr>
+              <w:t xml:space="preserve">5 Atribut Operasional (Biaya &amp; Waktu)</w:t>
+            </w:r>
+          </w:p>
+        </w:tc>
+        <w:tc>
+          <w:tcPr/>
+          <w:p>
+            <w:pPr>
+              <w:pStyle w:val="Compact"/>
+              <w:jc w:val="center"/>
+            </w:pPr>
+            <w:r>
+              <w:rPr>
+                <w:iCs/>
+                <w:i/>
+              </w:rPr>
+              <w:t xml:space="preserve">124 kasus</w:t>
+            </w:r>
+          </w:p>
+        </w:tc>
+        <w:tc>
+          <w:tcPr/>
+          <w:p>
+            <w:pPr>
+              <w:pStyle w:val="Compact"/>
+              <w:jc w:val="center"/>
+            </w:pPr>
+            <w:r>
+              <w:rPr>
+                <w:iCs/>
+                <w:i/>
+              </w:rPr>
+              <w:t xml:space="preserve">124 kasus</w:t>
+            </w:r>
+          </w:p>
+        </w:tc>
+        <w:tc>
+          <w:tcPr/>
+          <w:p>
+            <w:pPr>
+              <w:pStyle w:val="Compact"/>
+              <w:jc w:val="center"/>
+            </w:pPr>
+            <w:r>
+              <w:rPr>
+                <w:iCs/>
+                <w:i/>
+                <w:bCs/>
+                <w:b/>
+              </w:rPr>
+              <w:t xml:space="preserve">100,00%</w:t>
+            </w:r>
+          </w:p>
+        </w:tc>
+      </w:tr>
+      <w:tr>
+        <w:tc>
+          <w:tcPr/>
+          <w:p>
+            <w:pPr>
+              <w:pStyle w:val="Compact"/>
+              <w:jc w:val="left"/>
+            </w:pPr>
+            <w:r>
+              <w:rPr>
+                <w:bCs/>
+                <w:b/>
+              </w:rPr>
+              <w:t xml:space="preserve">Subdimensi 4: Kontrol &amp; Invarian</w:t>
+            </w:r>
+          </w:p>
+        </w:tc>
+        <w:tc>
+          <w:tcPr/>
+          <w:p>
+            <w:pPr>
+              <w:pStyle w:val="Compact"/>
+              <w:jc w:val="left"/>
+            </w:pPr>
+            <w:r>
+              <w:rPr>
+                <w:rStyle w:val="VerbatimChar"/>
+              </w:rPr>
+              <w:t xml:space="preserve">is_out_of_scope</w:t>
+            </w:r>
+          </w:p>
+        </w:tc>
+        <w:tc>
+          <w:tcPr/>
+          <w:p>
+            <w:pPr>
+              <w:pStyle w:val="Compact"/>
+              <w:jc w:val="center"/>
+            </w:pPr>
+            <w:r>
+              <w:t xml:space="preserve">40 kasus</w:t>
+            </w:r>
+          </w:p>
+        </w:tc>
+        <w:tc>
+          <w:tcPr/>
+          <w:p>
+            <w:pPr>
+              <w:pStyle w:val="Compact"/>
+              <w:jc w:val="center"/>
+            </w:pPr>
+            <w:r>
+              <w:t xml:space="preserve">40 kasus</w:t>
+            </w:r>
+          </w:p>
+        </w:tc>
+        <w:tc>
+          <w:tcPr/>
+          <w:p>
+            <w:pPr>
+              <w:pStyle w:val="Compact"/>
+              <w:jc w:val="center"/>
+            </w:pPr>
+            <w:r>
+              <w:t xml:space="preserve">100,00%</w:t>
+            </w:r>
+          </w:p>
+        </w:tc>
+      </w:tr>
+      <w:tr>
+        <w:tc>
+          <w:tcPr/>
+          <w:p>
+            <w:pPr>
+              <w:pStyle w:val="Compact"/>
+              <w:jc w:val="left"/>
+            </w:pPr>
+            <w:r>
+              <w:rPr>
+                <w:iCs/>
+                <w:i/>
+              </w:rPr>
+              <w:t xml:space="preserve">Subtotal Subdimensi 4</w:t>
+            </w:r>
+          </w:p>
+        </w:tc>
+        <w:tc>
+          <w:tcPr/>
+          <w:p>
+            <w:pPr>
+              <w:pStyle w:val="Compact"/>
+              <w:jc w:val="left"/>
+            </w:pPr>
+            <w:r>
+              <w:rPr>
+                <w:iCs/>
+                <w:i/>
+              </w:rPr>
+              <w:t xml:space="preserve">1 Atribut Kontrol Ruang Lingkup</w:t>
+            </w:r>
+          </w:p>
+        </w:tc>
+        <w:tc>
+          <w:tcPr/>
+          <w:p>
+            <w:pPr>
+              <w:pStyle w:val="Compact"/>
+              <w:jc w:val="center"/>
+            </w:pPr>
+            <w:r>
+              <w:rPr>
+                <w:iCs/>
+                <w:i/>
+              </w:rPr>
+              <w:t xml:space="preserve">40 kasus</w:t>
+            </w:r>
+          </w:p>
+        </w:tc>
+        <w:tc>
+          <w:tcPr/>
+          <w:p>
+            <w:pPr>
+              <w:pStyle w:val="Compact"/>
+              <w:jc w:val="center"/>
+            </w:pPr>
+            <w:r>
+              <w:rPr>
+                <w:iCs/>
+                <w:i/>
+              </w:rPr>
+              <w:t xml:space="preserve">40 kasus</w:t>
+            </w:r>
+          </w:p>
+        </w:tc>
+        <w:tc>
+          <w:tcPr/>
+          <w:p>
+            <w:pPr>
+              <w:pStyle w:val="Compact"/>
+              <w:jc w:val="center"/>
+            </w:pPr>
+            <w:r>
+              <w:rPr>
+                <w:iCs/>
+                <w:i/>
+                <w:bCs/>
+                <w:b/>
+              </w:rPr>
+              <w:t xml:space="preserve">100,00%</w:t>
+            </w:r>
+          </w:p>
+        </w:tc>
+      </w:tr>
+      <w:tr>
+        <w:tc>
+          <w:tcPr/>
+          <w:p>
+            <w:pPr>
+              <w:pStyle w:val="Compact"/>
+              <w:jc w:val="left"/>
+            </w:pPr>
+            <w:r>
+              <w:rPr>
+                <w:bCs/>
+                <w:b/>
+              </w:rPr>
+              <w:t xml:space="preserve">RATA-RATA SUB-DIMENSI</w:t>
+            </w:r>
+          </w:p>
+        </w:tc>
+        <w:tc>
+          <w:tcPr/>
+          <w:p>
+            <w:pPr>
+              <w:pStyle w:val="Compact"/>
+              <w:jc w:val="left"/>
+            </w:pPr>
+            <w:r>
+              <w:rPr>
+                <w:bCs/>
+                <w:b/>
+              </w:rPr>
+              <w:t xml:space="preserve">Rata-rata 4 Subdimensi CSIR (Macro-Mean)</w:t>
+            </w:r>
+          </w:p>
+        </w:tc>
+        <w:tc>
+          <w:tcPr/>
+          <w:p>
+            <w:pPr>
+              <w:pStyle w:val="Compact"/>
+              <w:jc w:val="center"/>
+            </w:pPr>
+            <w:r>
+              <w:rPr>
+                <w:bCs/>
+                <w:b/>
+              </w:rPr>
+              <w:t xml:space="preserve">417 Evaluasi</w:t>
+            </w:r>
+          </w:p>
+        </w:tc>
+        <w:tc>
+          <w:tcPr/>
+          <w:p>
+            <w:pPr>
+              <w:pStyle w:val="Compact"/>
+              <w:jc w:val="center"/>
+            </w:pPr>
+            <w:r>
+              <w:rPr>
+                <w:bCs/>
+                <w:b/>
+              </w:rPr>
+              <w:t xml:space="preserve">414 Cocok</w:t>
+            </w:r>
+          </w:p>
+        </w:tc>
+        <w:tc>
+          <w:tcPr/>
+          <w:p>
+            <w:pPr>
+              <w:pStyle w:val="Compact"/>
+              <w:jc w:val="center"/>
+            </w:pPr>
+            <w:r>
+              <w:rPr>
+                <w:bCs/>
+                <w:b/>
+              </w:rPr>
+              <w:t xml:space="preserve">99,28%</w:t>
+            </w:r>
+          </w:p>
+        </w:tc>
+      </w:tr>
+      <w:tr>
+        <w:tc>
+          <w:tcPr/>
+          <w:p>
+            <w:pPr>
+              <w:pStyle w:val="Compact"/>
+              <w:jc w:val="left"/>
+            </w:pPr>
+            <w:r>
+              <w:rPr>
+                <w:bCs/>
+                <w:b/>
+              </w:rPr>
+              <w:t xml:space="preserve">AKURASI CSIR EKSAK (NIAT)</w:t>
+            </w:r>
+          </w:p>
+        </w:tc>
+        <w:tc>
+          <w:tcPr/>
+          <w:p>
+            <w:pPr>
+              <w:pStyle w:val="Compact"/>
+              <w:jc w:val="left"/>
+            </w:pPr>
+            <w:r>
+              <w:rPr>
+                <w:bCs/>
+                <w:b/>
+              </w:rPr>
+              <w:t xml:space="preserve">Exact CSIR Match Rate (Pre-Fallback)</w:t>
+            </w:r>
+          </w:p>
+        </w:tc>
+        <w:tc>
+          <w:tcPr/>
+          <w:p>
+            <w:pPr>
+              <w:pStyle w:val="Compact"/>
+              <w:jc w:val="center"/>
+            </w:pPr>
+            <w:r>
+              <w:rPr>
+                <w:bCs/>
+                <w:b/>
+              </w:rPr>
+              <w:t xml:space="preserve">40 Skenario</w:t>
+            </w:r>
+          </w:p>
+        </w:tc>
+        <w:tc>
+          <w:tcPr/>
+          <w:p>
+            <w:pPr>
+              <w:pStyle w:val="Compact"/>
+              <w:jc w:val="center"/>
+            </w:pPr>
+            <w:r>
+              <w:rPr>
+                <w:bCs/>
+                <w:b/>
+              </w:rPr>
+              <w:t xml:space="preserve">37 Skenario</w:t>
+            </w:r>
+          </w:p>
+        </w:tc>
+        <w:tc>
+          <w:tcPr/>
+          <w:p>
+            <w:pPr>
+              <w:pStyle w:val="Compact"/>
+              <w:jc w:val="center"/>
+            </w:pPr>
+            <w:r>
+              <w:rPr>
+                <w:bCs/>
+                <w:b/>
+              </w:rPr>
+              <w:t xml:space="preserve">92,50% (37/40)</w:t>
+            </w:r>
+          </w:p>
+        </w:tc>
+      </w:tr>
+      <w:tr>
+        <w:tc>
+          <w:tcPr/>
+          <w:p>
+            <w:pPr>
+              <w:pStyle w:val="Compact"/>
+              <w:jc w:val="left"/>
+            </w:pPr>
+            <w:r>
+              <w:rPr>
+                <w:bCs/>
+                <w:b/>
+              </w:rPr>
+              <w:t xml:space="preserve">KESELARASAN AMPLOB EKSEKUSI</w:t>
+            </w:r>
+          </w:p>
+        </w:tc>
+        <w:tc>
+          <w:tcPr/>
+          <w:p>
+            <w:pPr>
+              <w:pStyle w:val="Compact"/>
+              <w:jc w:val="left"/>
+            </w:pPr>
+            <w:r>
+              <w:rPr>
+                <w:bCs/>
+                <w:b/>
+              </w:rPr>
+              <w:t xml:space="preserve">Execution Envelope Alignment (Post-Policy)</w:t>
+            </w:r>
+          </w:p>
+        </w:tc>
+        <w:tc>
+          <w:tcPr/>
+          <w:p>
+            <w:pPr>
+              <w:pStyle w:val="Compact"/>
+              <w:jc w:val="center"/>
+            </w:pPr>
+            <w:r>
+              <w:rPr>
+                <w:bCs/>
+                <w:b/>
+              </w:rPr>
+              <w:t xml:space="preserve">40 Skenario</w:t>
+            </w:r>
+          </w:p>
+        </w:tc>
+        <w:tc>
+          <w:tcPr/>
+          <w:p>
+            <w:pPr>
+              <w:pStyle w:val="Compact"/>
+              <w:jc w:val="center"/>
+            </w:pPr>
+            <w:r>
+              <w:rPr>
+                <w:bCs/>
+                <w:b/>
+              </w:rPr>
+              <w:t xml:space="preserve">36 Skenario</w:t>
+            </w:r>
+          </w:p>
+        </w:tc>
+        <w:tc>
+          <w:tcPr/>
+          <w:p>
+            <w:pPr>
+              <w:pStyle w:val="Compact"/>
+              <w:jc w:val="center"/>
+            </w:pPr>
+            <w:r>
+              <w:rPr>
+                <w:bCs/>
+                <w:b/>
+              </w:rPr>
+              <w:t xml:space="preserve">90,00% (36/40)</w:t>
             </w:r>
           </w:p>
         </w:tc>
@@ -25495,19 +28290,19 @@
               <w:jc w:val="center"/>
             </w:pPr>
             <w:r>
-              <w:t xml:space="preserve">Akurasi SIR (Live)</w:t>
-            </w:r>
-          </w:p>
-        </w:tc>
-        <w:tc>
-          <w:tcPr/>
-          <w:p>
-            <w:pPr>
-              <w:pStyle w:val="Compact"/>
-              <w:jc w:val="center"/>
-            </w:pPr>
-            <w:r>
-              <w:t xml:space="preserve">Presisi Spasial</w:t>
+              <w:t xml:space="preserve">Akurasi CSIR Niat</w:t>
+            </w:r>
+          </w:p>
+        </w:tc>
+        <w:tc>
+          <w:tcPr/>
+          <w:p>
+            <w:pPr>
+              <w:pStyle w:val="Compact"/>
+              <w:jc w:val="center"/>
+            </w:pPr>
+            <w:r>
+              <w:t xml:space="preserve">Kebenaran Spasial Murni</w:t>
             </w:r>
           </w:p>
         </w:tc>
@@ -26115,7 +28910,7 @@
               <w:jc w:val="center"/>
             </w:pPr>
             <w:r>
-              <w:t xml:space="preserve">100,00%</w:t>
+              <w:t xml:space="preserve">80,00%</w:t>
             </w:r>
           </w:p>
         </w:tc>
@@ -26237,7 +29032,7 @@
                 <w:bCs/>
                 <w:b/>
               </w:rPr>
-              <w:t xml:space="preserve">97,50%</w:t>
+              <w:t xml:space="preserve">92,50% (Field: 99,28%)</w:t>
             </w:r>
           </w:p>
         </w:tc>
@@ -26253,7 +29048,7 @@
                 <w:bCs/>
                 <w:b/>
               </w:rPr>
-              <w:t xml:space="preserve">97,50%</w:t>
+              <w:t xml:space="preserve">100,00% (Overall: 97,50%)</w:t>
             </w:r>
           </w:p>
         </w:tc>
@@ -26326,7 +29121,29 @@
         <w:t xml:space="preserve">out-of-scope</w:t>
       </w:r>
       <w:r>
-        <w:t xml:space="preserve">), sedangkan kumpulan data lengkap 40 skenario tersedia secara terbuka pada materi suplementer repositori penelitian.</w:t>
+        <w:t xml:space="preserve">), sedangkan matriks keterlacakan lengkap per kasus (</w:t>
+      </w:r>
+      <w:r>
+        <w:rPr>
+          <w:iCs/>
+          <w:i/>
+        </w:rPr>
+        <w:t xml:space="preserve">Traceability Matrix</w:t>
+      </w:r>
+      <w:r>
+        <w:t xml:space="preserve">) tersedia pada</w:t>
+      </w:r>
+      <w:r>
+        <w:t xml:space="preserve"> </w:t>
+      </w:r>
+      <w:r>
+        <w:rPr>
+          <w:rStyle w:val="VerbatimChar"/>
+        </w:rPr>
+        <w:t xml:space="preserve">benchmark/csir_case_traceability_matrix.md</w:t>
+      </w:r>
+      <w:r>
+        <w:t xml:space="preserve">.</w:t>
       </w:r>
     </w:p>
     <w:p>
@@ -28095,8 +30912,896 @@
         </w:tc>
       </w:tr>
     </w:tbl>
+    <w:bookmarkStart w:id="82" w:name="X97d52e5fa5e502e726bc8de47a1e2375130b118"/>
+    <w:p>
+      <w:pPr>
+        <w:pStyle w:val="Heading4"/>
+      </w:pPr>
+      <w:r>
+        <w:t xml:space="preserve">4.2.1 Evaluasi Kebenaran Predikat Spasial (Pure Spatial: 100,00%, Overall Compliance: 97,50%)</w:t>
+      </w:r>
+    </w:p>
+    <w:p>
+      <w:pPr>
+        <w:pStyle w:val="FirstParagraph"/>
+      </w:pPr>
+      <w:r>
+        <w:t xml:space="preserve">Guna memberikan penaksiran metrik yang presisi secara saintifik, evaluasi pada Lapisan C dipisahkan secara tegas antara skenario yang memang menguji komputasi predikat spasial murni dan skenario percakapan non-spasial (</w:t>
+      </w:r>
+      <w:r>
+        <w:rPr>
+          <w:iCs/>
+          <w:i/>
+        </w:rPr>
+        <w:t xml:space="preserve">chit-chat</w:t>
+      </w:r>
+      <w:r>
+        <w:t xml:space="preserve">):</w:t>
+      </w:r>
+      <w:r>
+        <w:t xml:space="preserve"> </w:t>
+      </w:r>
+      <w:r>
+        <w:t xml:space="preserve">1.</w:t>
+      </w:r>
+      <w:r>
+        <w:t xml:space="preserve"> </w:t>
+      </w:r>
+      <w:r>
+        <w:rPr>
+          <w:bCs/>
+          <w:b/>
+        </w:rPr>
+        <w:t xml:space="preserve">Pure Spatial Predicate Correctness (</w:t>
+      </w:r>
+      <m:oMath>
+        <m:r>
+          <m:t>N</m:t>
+        </m:r>
+        <m:r>
+          <m:rPr>
+            <m:sty m:val="p"/>
+          </m:rPr>
+          <m:t>=</m:t>
+        </m:r>
+        <m:r>
+          <m:t>36</m:t>
+        </m:r>
+      </m:oMath>
+      <w:r>
+        <w:rPr>
+          <w:bCs/>
+          <w:b/>
+        </w:rPr>
+        <w:t xml:space="preserve"> </w:t>
+      </w:r>
+      <w:r>
+        <w:rPr>
+          <w:bCs/>
+          <w:b/>
+        </w:rPr>
+        <w:t xml:space="preserve">skenario spasial murni):</w:t>
+      </w:r>
+      <w:r>
+        <w:t xml:space="preserve"> </w:t>
+      </w:r>
+      <w:r>
+        <w:t xml:space="preserve">Mencapai</w:t>
+      </w:r>
+      <w:r>
+        <w:t xml:space="preserve"> </w:t>
+      </w:r>
+      <w:r>
+        <w:rPr>
+          <w:bCs/>
+          <w:b/>
+        </w:rPr>
+        <w:t xml:space="preserve">100,00% (36/36 skenario)</w:t>
+      </w:r>
+      <w:r>
+        <w:t xml:space="preserve">. Evaluator empiris (</w:t>
+      </w:r>
+      <w:r>
+        <w:rPr>
+          <w:rStyle w:val="VerbatimChar"/>
+        </w:rPr>
+        <w:t xml:space="preserve">RisetEvaluasi::evaluateSpatialPredicate</w:t>
+      </w:r>
+      <w:r>
+        <w:t xml:space="preserve">) memverifikasi kepatuhan matematis terhadap acuan kebenaran (</w:t>
+      </w:r>
+      <w:r>
+        <w:rPr>
+          <w:iCs/>
+          <w:i/>
+        </w:rPr>
+        <w:t xml:space="preserve">ground truth</w:t>
+      </w:r>
+      <w:r>
+        <w:t xml:space="preserve">):</w:t>
+      </w:r>
+      <w:r>
+        <w:t xml:space="preserve"> </w:t>
+      </w:r>
+      <w:r>
+        <w:t xml:space="preserve">-</w:t>
+      </w:r>
+      <w:r>
+        <w:t xml:space="preserve"> </w:t>
+      </w:r>
+      <w:r>
+        <w:rPr>
+          <w:bCs/>
+          <w:b/>
+        </w:rPr>
+        <w:t xml:space="preserve">Predikat Radius (</w:t>
+      </w:r>
+      <w:r>
+        <w:rPr>
+          <w:rStyle w:val="VerbatimChar"/>
+          <w:bCs/>
+          <w:b/>
+        </w:rPr>
+        <w:t xml:space="preserve">within_radius</w:t>
+      </w:r>
+      <w:r>
+        <w:rPr>
+          <w:bCs/>
+          <w:b/>
+        </w:rPr>
+        <w:t xml:space="preserve">):</w:t>
+      </w:r>
+      <w:r>
+        <w:t xml:space="preserve"> </w:t>
+      </w:r>
+      <w:r>
+        <w:t xml:space="preserve">Memverifikasi bahwa setiap POI yang dikembalikan memenuhi</w:t>
+      </w:r>
+      <w:r>
+        <w:t xml:space="preserve"> </w:t>
+      </w:r>
+      <m:oMath>
+        <m:r>
+          <m:t>d</m:t>
+        </m:r>
+        <m:d>
+          <m:dPr>
+            <m:begChr m:val="("/>
+            <m:endChr m:val=")"/>
+            <m:sepChr m:val=""/>
+            <m:grow/>
+          </m:dPr>
+          <m:e>
+            <m:r>
+              <m:rPr>
+                <m:nor/>
+                <m:sty m:val="p"/>
+              </m:rPr>
+              <m:t>POI</m:t>
+            </m:r>
+            <m:r>
+              <m:rPr>
+                <m:sty m:val="p"/>
+              </m:rPr>
+              <m:t>,</m:t>
+            </m:r>
+            <m:r>
+              <m:rPr>
+                <m:nor/>
+                <m:sty m:val="p"/>
+              </m:rPr>
+              <m:t>ref</m:t>
+            </m:r>
+          </m:e>
+        </m:d>
+        <m:r>
+          <m:rPr>
+            <m:sty m:val="p"/>
+          </m:rPr>
+          <m:t>≤</m:t>
+        </m:r>
+        <m:r>
+          <m:t>R</m:t>
+        </m:r>
+        <m:r>
+          <m:rPr>
+            <m:sty m:val="p"/>
+          </m:rPr>
+          <m:t>+</m:t>
+        </m:r>
+        <m:r>
+          <m:t>0</m:t>
+        </m:r>
+        <m:r>
+          <m:rPr>
+            <m:sty m:val="p"/>
+          </m:rPr>
+          <m:t>,</m:t>
+        </m:r>
+        <m:r>
+          <m:t>1</m:t>
+        </m:r>
+        <m:r>
+          <m:rPr>
+            <m:nor/>
+            <m:sty m:val="p"/>
+          </m:rPr>
+          <m:t> km</m:t>
+        </m:r>
+      </m:oMath>
+      <w:r>
+        <w:t xml:space="preserve"> </w:t>
+      </w:r>
+      <w:r>
+        <w:t xml:space="preserve">menggunakan jarak sferikal</w:t>
+      </w:r>
+      <w:r>
+        <w:t xml:space="preserve"> </w:t>
+      </w:r>
+      <w:r>
+        <w:rPr>
+          <w:rStyle w:val="VerbatimChar"/>
+        </w:rPr>
+        <w:t xml:space="preserve">ST_Distance_Sphere</w:t>
+      </w:r>
+      <w:r>
+        <w:t xml:space="preserve">.</w:t>
+      </w:r>
+      <w:r>
+        <w:t xml:space="preserve"> </w:t>
+      </w:r>
+      <w:r>
+        <w:t xml:space="preserve">-</w:t>
+      </w:r>
+      <w:r>
+        <w:t xml:space="preserve"> </w:t>
+      </w:r>
+      <w:r>
+        <w:rPr>
+          <w:bCs/>
+          <w:b/>
+        </w:rPr>
+        <w:t xml:space="preserve">Predikat Urutan Terdekat (</w:t>
+      </w:r>
+      <w:r>
+        <w:rPr>
+          <w:rStyle w:val="VerbatimChar"/>
+          <w:bCs/>
+          <w:b/>
+        </w:rPr>
+        <w:t xml:space="preserve">nearest</w:t>
+      </w:r>
+      <w:r>
+        <w:rPr>
+          <w:bCs/>
+          <w:b/>
+        </w:rPr>
+        <w:t xml:space="preserve">):</w:t>
+      </w:r>
+      <w:r>
+        <w:t xml:space="preserve"> </w:t>
+      </w:r>
+      <w:r>
+        <w:t xml:space="preserve">Memverifikasi bahwa destinasi teratas merupakan nilai argmin jarak (</w:t>
+      </w:r>
+      <m:oMath>
+        <m:sSub>
+          <m:e>
+            <m:r>
+              <m:rPr>
+                <m:nor/>
+                <m:sty m:val="p"/>
+              </m:rPr>
+              <m:t>POI</m:t>
+            </m:r>
+          </m:e>
+          <m:sub>
+            <m:r>
+              <m:t>1</m:t>
+            </m:r>
+          </m:sub>
+        </m:sSub>
+        <m:r>
+          <m:rPr>
+            <m:sty m:val="p"/>
+          </m:rPr>
+          <m:t>=</m:t>
+        </m:r>
+        <m:r>
+          <m:rPr>
+            <m:sty m:val="p"/>
+          </m:rPr>
+          <m:t>arg</m:t>
+        </m:r>
+        <m:sSub>
+          <m:e>
+            <m:r>
+              <m:rPr>
+                <m:sty m:val="p"/>
+              </m:rPr>
+              <m:t>min</m:t>
+            </m:r>
+          </m:e>
+          <m:sub>
+            <m:r>
+              <m:rPr>
+                <m:nor/>
+                <m:sty m:val="p"/>
+              </m:rPr>
+              <m:t>POI</m:t>
+            </m:r>
+          </m:sub>
+        </m:sSub>
+        <m:r>
+          <m:t>d</m:t>
+        </m:r>
+        <m:d>
+          <m:dPr>
+            <m:begChr m:val="("/>
+            <m:endChr m:val=")"/>
+            <m:sepChr m:val=""/>
+            <m:grow/>
+          </m:dPr>
+          <m:e>
+            <m:r>
+              <m:rPr>
+                <m:nor/>
+                <m:sty m:val="p"/>
+              </m:rPr>
+              <m:t>POI</m:t>
+            </m:r>
+            <m:r>
+              <m:rPr>
+                <m:sty m:val="p"/>
+              </m:rPr>
+              <m:t>,</m:t>
+            </m:r>
+            <m:r>
+              <m:rPr>
+                <m:nor/>
+                <m:sty m:val="p"/>
+              </m:rPr>
+              <m:t>ref</m:t>
+            </m:r>
+          </m:e>
+        </m:d>
+      </m:oMath>
+      <w:r>
+        <w:t xml:space="preserve">) dan urutan jarak tersusun monotonik naik (</w:t>
+      </w:r>
+      <m:oMath>
+        <m:sSub>
+          <m:e>
+            <m:r>
+              <m:t>d</m:t>
+            </m:r>
+          </m:e>
+          <m:sub>
+            <m:r>
+              <m:t>1</m:t>
+            </m:r>
+          </m:sub>
+        </m:sSub>
+        <m:r>
+          <m:rPr>
+            <m:sty m:val="p"/>
+          </m:rPr>
+          <m:t>≤</m:t>
+        </m:r>
+        <m:sSub>
+          <m:e>
+            <m:r>
+              <m:t>d</m:t>
+            </m:r>
+          </m:e>
+          <m:sub>
+            <m:r>
+              <m:t>2</m:t>
+            </m:r>
+          </m:sub>
+        </m:sSub>
+        <m:r>
+          <m:rPr>
+            <m:sty m:val="p"/>
+          </m:rPr>
+          <m:t>≤</m:t>
+        </m:r>
+        <m:r>
+          <m:rPr>
+            <m:sty m:val="p"/>
+          </m:rPr>
+          <m:t>…</m:t>
+        </m:r>
+        <m:r>
+          <m:rPr>
+            <m:sty m:val="p"/>
+          </m:rPr>
+          <m:t>≤</m:t>
+        </m:r>
+        <m:sSub>
+          <m:e>
+            <m:r>
+              <m:t>d</m:t>
+            </m:r>
+          </m:e>
+          <m:sub>
+            <m:r>
+              <m:t>k</m:t>
+            </m:r>
+          </m:sub>
+        </m:sSub>
+      </m:oMath>
+      <w:r>
+        <w:t xml:space="preserve">).</w:t>
+      </w:r>
+      <w:r>
+        <w:t xml:space="preserve"> </w:t>
+      </w:r>
+      <w:r>
+        <w:t xml:space="preserve">-</w:t>
+      </w:r>
+      <w:r>
+        <w:t xml:space="preserve"> </w:t>
+      </w:r>
+      <w:r>
+        <w:rPr>
+          <w:bCs/>
+          <w:b/>
+        </w:rPr>
+        <w:t xml:space="preserve">Predikat Wilayah Administratif (</w:t>
+      </w:r>
+      <w:r>
+        <w:rPr>
+          <w:rStyle w:val="VerbatimChar"/>
+          <w:bCs/>
+          <w:b/>
+        </w:rPr>
+        <w:t xml:space="preserve">within_admin_area</w:t>
+      </w:r>
+      <w:r>
+        <w:rPr>
+          <w:bCs/>
+          <w:b/>
+        </w:rPr>
+        <w:t xml:space="preserve">):</w:t>
+      </w:r>
+      <w:r>
+        <w:t xml:space="preserve"> </w:t>
+      </w:r>
+      <w:r>
+        <w:t xml:space="preserve">Memverifikasi kecocokan entitas kecamatan target pada atribut alamat objek wisata yang dikembalikan (</w:t>
+      </w:r>
+      <w:r>
+        <w:rPr>
+          <w:rStyle w:val="VerbatimChar"/>
+        </w:rPr>
+        <w:t xml:space="preserve">POI.admin_area == expected_admin_area</w:t>
+      </w:r>
+      <w:r>
+        <w:t xml:space="preserve">).</w:t>
+      </w:r>
+      <w:r>
+        <w:t xml:space="preserve"> </w:t>
+      </w:r>
+      <w:r>
+        <w:t xml:space="preserve">-</w:t>
+      </w:r>
+      <w:r>
+        <w:t xml:space="preserve"> </w:t>
+      </w:r>
+      <w:r>
+        <w:rPr>
+          <w:bCs/>
+          <w:b/>
+        </w:rPr>
+        <w:t xml:space="preserve">Predikat Kategori (</w:t>
+      </w:r>
+      <w:r>
+        <w:rPr>
+          <w:rStyle w:val="VerbatimChar"/>
+          <w:bCs/>
+          <w:b/>
+        </w:rPr>
+        <w:t xml:space="preserve">category</w:t>
+      </w:r>
+      <w:r>
+        <w:rPr>
+          <w:bCs/>
+          <w:b/>
+        </w:rPr>
+        <w:t xml:space="preserve">):</w:t>
+      </w:r>
+      <w:r>
+        <w:t xml:space="preserve"> </w:t>
+      </w:r>
+      <w:r>
+        <w:t xml:space="preserve">Memverifikasi kesesuaian kategori destinasi terhadap taksonomi ground truth (</w:t>
+      </w:r>
+      <w:r>
+        <w:rPr>
+          <w:rStyle w:val="VerbatimChar"/>
+        </w:rPr>
+        <w:t xml:space="preserve">POI.category == expected_category</w:t>
+      </w:r>
+      <w:r>
+        <w:t xml:space="preserve">).</w:t>
+      </w:r>
+      <w:r>
+        <w:t xml:space="preserve"> </w:t>
+      </w:r>
+      <w:r>
+        <w:t xml:space="preserve">-</w:t>
+      </w:r>
+      <w:r>
+        <w:t xml:space="preserve"> </w:t>
+      </w:r>
+      <w:r>
+        <w:rPr>
+          <w:bCs/>
+          <w:b/>
+        </w:rPr>
+        <w:t xml:space="preserve">Predikat Batas Biaya (</w:t>
+      </w:r>
+      <w:r>
+        <w:rPr>
+          <w:rStyle w:val="VerbatimChar"/>
+          <w:bCs/>
+          <w:b/>
+        </w:rPr>
+        <w:t xml:space="preserve">is_free</w:t>
+      </w:r>
+      <w:r>
+        <w:rPr>
+          <w:bCs/>
+          <w:b/>
+        </w:rPr>
+        <w:t xml:space="preserve"> </w:t>
+      </w:r>
+      <w:r>
+        <w:rPr>
+          <w:bCs/>
+          <w:b/>
+        </w:rPr>
+        <w:t xml:space="preserve">/</w:t>
+      </w:r>
+      <w:r>
+        <w:rPr>
+          <w:bCs/>
+          <w:b/>
+        </w:rPr>
+        <w:t xml:space="preserve"> </w:t>
+      </w:r>
+      <w:r>
+        <w:rPr>
+          <w:rStyle w:val="VerbatimChar"/>
+          <w:bCs/>
+          <w:b/>
+        </w:rPr>
+        <w:t xml:space="preserve">max_price</w:t>
+      </w:r>
+      <w:r>
+        <w:rPr>
+          <w:bCs/>
+          <w:b/>
+        </w:rPr>
+        <w:t xml:space="preserve">):</w:t>
+      </w:r>
+      <w:r>
+        <w:t xml:space="preserve"> </w:t>
+      </w:r>
+      <w:r>
+        <w:t xml:space="preserve">Memverifikasi kepatuhan tarif tiket masuk (</w:t>
+      </w:r>
+      <w:r>
+        <w:rPr>
+          <w:rStyle w:val="VerbatimChar"/>
+        </w:rPr>
+        <w:t xml:space="preserve">harga_tiket == 0</w:t>
+      </w:r>
+      <w:r>
+        <w:t xml:space="preserve"> </w:t>
+      </w:r>
+      <w:r>
+        <w:t xml:space="preserve">untuk tiket gratis, dan</w:t>
+      </w:r>
+      <w:r>
+        <w:t xml:space="preserve"> </w:t>
+      </w:r>
+      <w:r>
+        <w:rPr>
+          <w:rStyle w:val="VerbatimChar"/>
+        </w:rPr>
+        <w:t xml:space="preserve">harga_tiket &lt;= max_price</w:t>
+      </w:r>
+      <w:r>
+        <w:t xml:space="preserve"> </w:t>
+      </w:r>
+      <w:r>
+        <w:t xml:space="preserve">untuk pagu anggaran).</w:t>
+      </w:r>
+      <w:r>
+        <w:t xml:space="preserve"> </w:t>
+      </w:r>
+      <w:r>
+        <w:t xml:space="preserve">-</w:t>
+      </w:r>
+      <w:r>
+        <w:t xml:space="preserve"> </w:t>
+      </w:r>
+      <w:r>
+        <w:rPr>
+          <w:bCs/>
+          <w:b/>
+        </w:rPr>
+        <w:t xml:space="preserve">Predikat Penolakan Out-of-Scope:</w:t>
+      </w:r>
+      <w:r>
+        <w:t xml:space="preserve"> </w:t>
+      </w:r>
+      <w:r>
+        <w:t xml:space="preserve">Memverifikasi kueri di luar lingkup menghasilkan tepat 0 destinasi (</w:t>
+      </w:r>
+      <w:r>
+        <w:rPr>
+          <w:rStyle w:val="VerbatimChar"/>
+        </w:rPr>
+        <w:t xml:space="preserve">count(places) === 0</w:t>
+      </w:r>
+      <w:r>
+        <w:t xml:space="preserve">).</w:t>
+      </w:r>
+      <w:r>
+        <w:t xml:space="preserve"> </w:t>
+      </w:r>
+      <w:r>
+        <w:t xml:space="preserve">2.</w:t>
+      </w:r>
+      <w:r>
+        <w:t xml:space="preserve"> </w:t>
+      </w:r>
+      <w:r>
+        <w:rPr>
+          <w:bCs/>
+          <w:b/>
+        </w:rPr>
+        <w:t xml:space="preserve">Conversational Chit-Chat Handling Accuracy (</w:t>
+      </w:r>
+      <m:oMath>
+        <m:r>
+          <m:t>N</m:t>
+        </m:r>
+        <m:r>
+          <m:rPr>
+            <m:sty m:val="p"/>
+          </m:rPr>
+          <m:t>=</m:t>
+        </m:r>
+        <m:r>
+          <m:t>2</m:t>
+        </m:r>
+      </m:oMath>
+      <w:r>
+        <w:rPr>
+          <w:bCs/>
+          <w:b/>
+        </w:rPr>
+        <w:t xml:space="preserve"> </w:t>
+      </w:r>
+      <w:r>
+        <w:rPr>
+          <w:bCs/>
+          <w:b/>
+        </w:rPr>
+        <w:t xml:space="preserve">skenario dialog non-spasial):</w:t>
+      </w:r>
+      <w:r>
+        <w:t xml:space="preserve"> </w:t>
+      </w:r>
+      <w:r>
+        <w:t xml:space="preserve">Mencapai</w:t>
+      </w:r>
+      <w:r>
+        <w:t xml:space="preserve"> </w:t>
+      </w:r>
+      <w:r>
+        <w:rPr>
+          <w:bCs/>
+          <w:b/>
+        </w:rPr>
+        <w:t xml:space="preserve">50,00% (1/2 skenario)</w:t>
+      </w:r>
+      <w:r>
+        <w:t xml:space="preserve">.</w:t>
+      </w:r>
+      <w:r>
+        <w:t xml:space="preserve"> </w:t>
+      </w:r>
+      <w:r>
+        <w:t xml:space="preserve">-</w:t>
+      </w:r>
+      <w:r>
+        <w:t xml:space="preserve"> </w:t>
+      </w:r>
+      <w:r>
+        <w:rPr>
+          <w:bCs/>
+          <w:b/>
+        </w:rPr>
+        <w:t xml:space="preserve">Kasus #38 (Chit-chat - Terima Kasih):</w:t>
+      </w:r>
+      <w:r>
+        <w:t xml:space="preserve"> </w:t>
+      </w:r>
+      <w:r>
+        <w:t xml:space="preserve">Ditangani secara dialogis dengan tepat tanpa eksekusi kueri destinasi.</w:t>
+      </w:r>
+      <w:r>
+        <w:t xml:space="preserve"> </w:t>
+      </w:r>
+      <w:r>
+        <w:t xml:space="preserve">-</w:t>
+      </w:r>
+      <w:r>
+        <w:t xml:space="preserve"> </w:t>
+      </w:r>
+      <w:r>
+        <w:rPr>
+          <w:bCs/>
+          <w:b/>
+        </w:rPr>
+        <w:t xml:space="preserve">Kasus #37 (Chit-chat - Sapaan):</w:t>
+      </w:r>
+      <w:r>
+        <w:t xml:space="preserve"> </w:t>
+      </w:r>
+      <w:r>
+        <w:t xml:space="preserve">Masukan</w:t>
+      </w:r>
+      <w:r>
+        <w:t xml:space="preserve"> </w:t>
+      </w:r>
+      <w:r>
+        <w:rPr>
+          <w:iCs/>
+          <w:i/>
+        </w:rPr>
+        <w:t xml:space="preserve">“</w:t>
+      </w:r>
+      <w:r>
+        <w:rPr>
+          <w:iCs/>
+          <w:i/>
+        </w:rPr>
+        <w:t xml:space="preserve">Halo selamat pagi min</w:t>
+      </w:r>
+      <w:r>
+        <w:rPr>
+          <w:iCs/>
+          <w:i/>
+        </w:rPr>
+        <w:t xml:space="preserve">”</w:t>
+      </w:r>
+      <w:r>
+        <w:t xml:space="preserve">, dataset acuan menghendaki hasil kosong (</w:t>
+      </w:r>
+      <w:r>
+        <w:rPr>
+          <w:rStyle w:val="VerbatimChar"/>
+        </w:rPr>
+        <w:t xml:space="preserve">expect_empty = true</w:t>
+      </w:r>
+      <w:r>
+        <w:t xml:space="preserve">). Namun, arsitektur dialog sistem mengembalikan 10 rekomendasi populer kota sebagai sambutan awal (</w:t>
+      </w:r>
+      <w:r>
+        <w:rPr>
+          <w:rStyle w:val="VerbatimChar"/>
+        </w:rPr>
+        <w:t xml:space="preserve">count(places) = 10</w:t>
+      </w:r>
+      <w:r>
+        <w:t xml:space="preserve">), sehingga kondisi ekspektasi himpunan kosong bernilai</w:t>
+      </w:r>
+      <w:r>
+        <w:t xml:space="preserve"> </w:t>
+      </w:r>
+      <w:r>
+        <w:rPr>
+          <w:iCs/>
+          <w:i/>
+        </w:rPr>
+        <w:t xml:space="preserve">false</w:t>
+      </w:r>
+      <w:r>
+        <w:t xml:space="preserve">. Ini merupakan perilaku sambutan dialog non-spasial, bukan galat predikat spasial.</w:t>
+      </w:r>
+      <w:r>
+        <w:t xml:space="preserve"> </w:t>
+      </w:r>
+      <w:r>
+        <w:t xml:space="preserve">3.</w:t>
+      </w:r>
+      <w:r>
+        <w:t xml:space="preserve"> </w:t>
+      </w:r>
+      <w:r>
+        <w:rPr>
+          <w:bCs/>
+          <w:b/>
+        </w:rPr>
+        <w:t xml:space="preserve">Overall Scenario Execution Compliance (</w:t>
+      </w:r>
+      <m:oMath>
+        <m:r>
+          <m:t>N</m:t>
+        </m:r>
+        <m:r>
+          <m:rPr>
+            <m:sty m:val="p"/>
+          </m:rPr>
+          <m:t>=</m:t>
+        </m:r>
+        <m:r>
+          <m:t>40</m:t>
+        </m:r>
+      </m:oMath>
+      <w:r>
+        <w:rPr>
+          <w:bCs/>
+          <w:b/>
+        </w:rPr>
+        <w:t xml:space="preserve"> </w:t>
+      </w:r>
+      <w:r>
+        <w:rPr>
+          <w:bCs/>
+          <w:b/>
+        </w:rPr>
+        <w:t xml:space="preserve">seluruh skenario):</w:t>
+      </w:r>
+      <w:r>
+        <w:t xml:space="preserve"> </w:t>
+      </w:r>
+      <w:r>
+        <w:t xml:space="preserve">Menggabungkan seluruh skenario menghasilkan tingkat kepatuhan eksekusi sebesar</w:t>
+      </w:r>
+      <w:r>
+        <w:t xml:space="preserve"> </w:t>
+      </w:r>
+      <w:r>
+        <w:rPr>
+          <w:bCs/>
+          <w:b/>
+        </w:rPr>
+        <w:t xml:space="preserve">97,50% (39/40 skenario)</w:t>
+      </w:r>
+      <w:r>
+        <w:t xml:space="preserve">.</w:t>
+      </w:r>
+    </w:p>
+    <w:p>
+      <w:pPr>
+        <w:pStyle w:val="BodyText"/>
+      </w:pPr>
+      <w:r>
+        <w:t xml:space="preserve">Seluruh 36 skenario spasial terbukti 100% valid dan dapat direproduksi secara otonom melalui</w:t>
+      </w:r>
+      <w:r>
+        <w:t xml:space="preserve"> </w:t>
+      </w:r>
+      <w:r>
+        <w:rPr>
+          <w:rStyle w:val="VerbatimChar"/>
+        </w:rPr>
+        <w:t xml:space="preserve">php benchmark/proposed/evaluator.php</w:t>
+      </w:r>
+      <w:r>
+        <w:t xml:space="preserve">.</w:t>
+      </w:r>
+    </w:p>
     <w:bookmarkEnd w:id="82"/>
-    <w:bookmarkStart w:id="86" w:name="X75c780e5122214e98a4f2c2023273b88ef69c8e"/>
+    <w:bookmarkEnd w:id="83"/>
+    <w:bookmarkStart w:id="87" w:name="X75c780e5122214e98a4f2c2023273b88ef69c8e"/>
     <w:p>
       <w:pPr>
         <w:pStyle w:val="Heading3"/>
@@ -28599,34 +32304,7 @@
         <w:br/>
       </w:r>
       <w:r>
-        <w:t xml:space="preserve">Pada pengujian dengan koordinat pengguna berada jauh di luar wilayah Kota Padang (&gt;35 km, misal: Jakarta &gt;900 km), filter radius standar</w:t>
-      </w:r>
-      <w:r>
-        <w:t xml:space="preserve"> </w:t>
-      </w:r>
-      <m:oMath>
-        <m:r>
-          <m:rPr>
-            <m:sty m:val="p"/>
-          </m:rPr>
-          <m:t>≤</m:t>
-        </m:r>
-        <m:r>
-          <m:t>20</m:t>
-        </m:r>
-        <m:r>
-          <m:rPr>
-            <m:nor/>
-            <m:sty m:val="p"/>
-          </m:rPr>
-          <m:t> km</m:t>
-        </m:r>
-      </m:oMath>
-      <w:r>
-        <w:t xml:space="preserve"> </w:t>
-      </w:r>
-      <w:r>
-        <w:t xml:space="preserve">secara matematis menghasilkan himpunan kosong. Sistem mendeteksi kondisi batas ini bukan sebagai kegagalan spasial murni, melainkan mengaktifkan kebijakan</w:t>
+        <w:t xml:space="preserve">Pada pengujian dengan koordinat pengguna berada jauh di luar batas operasional Kota Padang (&gt;35 km, misal: Jakarta &gt;900 km, melampaui ambang batas domain 50 km), eksekusi kueri langsung terhadap koordinat tersebut akan berada di luar jangkauan kota. Sistem mendeteksi kondisi batas ini bukan sebagai kegagalan spasial murni, melainkan mengaktifkan kebijakan</w:t>
       </w:r>
       <w:r>
         <w:t xml:space="preserve"> </w:t>
@@ -28832,18 +32510,18 @@
           <wp:inline>
             <wp:extent cx="5334000" cy="3333750"/>
             <wp:effectExtent b="0" l="0" r="0" t="0"/>
-            <wp:docPr descr="" title="" id="84" name="Picture"/>
+            <wp:docPr descr="" title="" id="85" name="Picture"/>
             <a:graphic>
               <a:graphicData uri="http://schemas.openxmlformats.org/drawingml/2006/picture">
                 <pic:pic>
                   <pic:nvPicPr>
-                    <pic:cNvPr descr="images/gambar7_evaluasi_halusinasi.png" id="85" name="Picture"/>
+                    <pic:cNvPr descr="images/gambar7_evaluasi_halusinasi.png" id="86" name="Picture"/>
                     <pic:cNvPicPr>
                       <a:picLocks noChangeArrowheads="1" noChangeAspect="1"/>
                     </pic:cNvPicPr>
                   </pic:nvPicPr>
                   <pic:blipFill>
-                    <a:blip r:embed="rId83"/>
+                    <a:blip r:embed="rId84"/>
                     <a:stretch>
                       <a:fillRect/>
                     </a:stretch>
@@ -28882,8 +32560,8 @@
         <w:t xml:space="preserve">Gambar 7. Bukti Penolakan Jujur Sistem (Honest Rejection) terhadap Kueri Negatif di Luar Lingkup Domain dan Eksekusi Filter Multi-Kriteria.</w:t>
       </w:r>
     </w:p>
-    <w:bookmarkEnd w:id="86"/>
-    <w:bookmarkStart w:id="87" w:name="analisis-perbandingan-multi-baseline"/>
+    <w:bookmarkEnd w:id="87"/>
+    <w:bookmarkStart w:id="88" w:name="analisis-perbandingan-multi-baseline"/>
     <w:p>
       <w:pPr>
         <w:pStyle w:val="Heading3"/>
@@ -33732,8 +37410,8 @@
         </w:tc>
       </w:tr>
     </w:tbl>
-    <w:bookmarkEnd w:id="87"/>
-    <w:bookmarkStart w:id="90" w:name="analisis-ablasi-ablation-study"/>
+    <w:bookmarkEnd w:id="88"/>
+    <w:bookmarkStart w:id="91" w:name="analisis-ablasi-ablation-study"/>
     <w:p>
       <w:pPr>
         <w:pStyle w:val="Heading3"/>
@@ -34208,7 +37886,17 @@
         <w:t xml:space="preserve">Konfigurasi C</w:t>
       </w:r>
       <w:r>
-        <w:t xml:space="preserve">) menurunkan presisi spasial menjadi 90,00% karena kueri dengan parameter di luar jangkauan logika lolos ke tahap eksekusi.</w:t>
+        <w:t xml:space="preserve">) menurunkan kebenaran predikat spasial (</w:t>
+      </w:r>
+      <w:r>
+        <w:rPr>
+          <w:iCs/>
+          <w:i/>
+        </w:rPr>
+        <w:t xml:space="preserve">spatial predicate correctness</w:t>
+      </w:r>
+      <w:r>
+        <w:t xml:space="preserve">) menjadi 90,00% karena kueri dengan parameter di luar jangkauan logika lolos ke tahap eksekusi.</w:t>
       </w:r>
       <w:r>
         <w:t xml:space="preserve"> </w:t>
@@ -34336,11 +38024,11 @@
         <w:jc w:val="start"/>
       </w:tblPr>
       <w:tblGrid>
-        <w:gridCol w:w="1033"/>
-        <w:gridCol w:w="1721"/>
-        <w:gridCol w:w="1721"/>
-        <w:gridCol w:w="1721"/>
-        <w:gridCol w:w="1721"/>
+        <w:gridCol w:w="1584"/>
+        <w:gridCol w:w="1584"/>
+        <w:gridCol w:w="1584"/>
+        <w:gridCol w:w="1584"/>
+        <w:gridCol w:w="1584"/>
       </w:tblGrid>
       <w:tr>
         <w:trPr>
@@ -34363,7 +38051,7 @@
           <w:p>
             <w:pPr>
               <w:pStyle w:val="Compact"/>
-              <w:jc w:val="center"/>
+              <w:jc w:val="left"/>
             </w:pPr>
             <w:r>
               <w:t xml:space="preserve">Akurasi Semantik SIR (%)</w:t>
@@ -34375,19 +38063,19 @@
           <w:p>
             <w:pPr>
               <w:pStyle w:val="Compact"/>
-              <w:jc w:val="center"/>
-            </w:pPr>
-            <w:r>
-              <w:t xml:space="preserve">Presisi Predikat Spasial (%)</w:t>
-            </w:r>
-          </w:p>
-        </w:tc>
-        <w:tc>
-          <w:tcPr/>
-          <w:p>
-            <w:pPr>
-              <w:pStyle w:val="Compact"/>
-              <w:jc w:val="center"/>
+              <w:jc w:val="left"/>
+            </w:pPr>
+            <w:r>
+              <w:t xml:space="preserve">Kebenaran Predikat Spasial (%)</w:t>
+            </w:r>
+          </w:p>
+        </w:tc>
+        <w:tc>
+          <w:tcPr/>
+          <w:p>
+            <w:pPr>
+              <w:pStyle w:val="Compact"/>
+              <w:jc w:val="left"/>
             </w:pPr>
             <w:r>
               <w:t xml:space="preserve">Pencegahan Injeksi / Anomali (%)</w:t>
@@ -34399,7 +38087,7 @@
           <w:p>
             <w:pPr>
               <w:pStyle w:val="Compact"/>
-              <w:jc w:val="center"/>
+              <w:jc w:val="left"/>
             </w:pPr>
             <w:r>
               <w:t xml:space="preserve">Kejadian Galat Eksekusi SQL</w:t>
@@ -34429,7 +38117,7 @@
           <w:p>
             <w:pPr>
               <w:pStyle w:val="Compact"/>
-              <w:jc w:val="center"/>
+              <w:jc w:val="left"/>
             </w:pPr>
             <w:r>
               <w:rPr>
@@ -34445,7 +38133,7 @@
           <w:p>
             <w:pPr>
               <w:pStyle w:val="Compact"/>
-              <w:jc w:val="center"/>
+              <w:jc w:val="left"/>
             </w:pPr>
             <w:r>
               <w:rPr>
@@ -34461,7 +38149,7 @@
           <w:p>
             <w:pPr>
               <w:pStyle w:val="Compact"/>
-              <w:jc w:val="center"/>
+              <w:jc w:val="left"/>
             </w:pPr>
             <w:r>
               <w:rPr>
@@ -34477,7 +38165,7 @@
           <w:p>
             <w:pPr>
               <w:pStyle w:val="Compact"/>
-              <w:jc w:val="center"/>
+              <w:jc w:val="left"/>
             </w:pPr>
             <w:r>
               <w:rPr>
@@ -34511,7 +38199,7 @@
           <w:p>
             <w:pPr>
               <w:pStyle w:val="Compact"/>
-              <w:jc w:val="center"/>
+              <w:jc w:val="left"/>
             </w:pPr>
             <w:r>
               <w:t xml:space="preserve">95,00%</w:t>
@@ -34523,7 +38211,7 @@
           <w:p>
             <w:pPr>
               <w:pStyle w:val="Compact"/>
-              <w:jc w:val="center"/>
+              <w:jc w:val="left"/>
             </w:pPr>
             <w:r>
               <w:t xml:space="preserve">97,50%</w:t>
@@ -34535,7 +38223,7 @@
           <w:p>
             <w:pPr>
               <w:pStyle w:val="Compact"/>
-              <w:jc w:val="center"/>
+              <w:jc w:val="left"/>
             </w:pPr>
             <w:r>
               <w:t xml:space="preserve">85,00% (Payload XSS/tipe salah lolos)</w:t>
@@ -34547,7 +38235,7 @@
           <w:p>
             <w:pPr>
               <w:pStyle w:val="Compact"/>
-              <w:jc w:val="center"/>
+              <w:jc w:val="left"/>
             </w:pPr>
             <w:r>
               <w:t xml:space="preserve">2 kali</w:t>
@@ -34577,7 +38265,7 @@
           <w:p>
             <w:pPr>
               <w:pStyle w:val="Compact"/>
-              <w:jc w:val="center"/>
+              <w:jc w:val="left"/>
             </w:pPr>
             <w:r>
               <w:t xml:space="preserve">97,50%</w:t>
@@ -34589,7 +38277,7 @@
           <w:p>
             <w:pPr>
               <w:pStyle w:val="Compact"/>
-              <w:jc w:val="center"/>
+              <w:jc w:val="left"/>
             </w:pPr>
             <w:r>
               <w:t xml:space="preserve">87,50%</w:t>
@@ -34601,7 +38289,7 @@
           <w:p>
             <w:pPr>
               <w:pStyle w:val="Compact"/>
-              <w:jc w:val="center"/>
+              <w:jc w:val="left"/>
             </w:pPr>
             <w:r>
               <w:t xml:space="preserve">80,00% (Koordinat luar batas dieksekusi)</w:t>
@@ -34613,7 +38301,7 @@
           <w:p>
             <w:pPr>
               <w:pStyle w:val="Compact"/>
-              <w:jc w:val="center"/>
+              <w:jc w:val="left"/>
             </w:pPr>
             <w:r>
               <w:t xml:space="preserve">3 kali</w:t>
@@ -34643,7 +38331,7 @@
           <w:p>
             <w:pPr>
               <w:pStyle w:val="Compact"/>
-              <w:jc w:val="center"/>
+              <w:jc w:val="left"/>
             </w:pPr>
             <w:r>
               <w:t xml:space="preserve">90,00%</w:t>
@@ -34655,7 +38343,7 @@
           <w:p>
             <w:pPr>
               <w:pStyle w:val="Compact"/>
-              <w:jc w:val="center"/>
+              <w:jc w:val="left"/>
             </w:pPr>
             <w:r>
               <w:t xml:space="preserve">82,50%</w:t>
@@ -34667,7 +38355,7 @@
           <w:p>
             <w:pPr>
               <w:pStyle w:val="Compact"/>
-              <w:jc w:val="center"/>
+              <w:jc w:val="left"/>
             </w:pPr>
             <w:r>
               <w:t xml:space="preserve">75,00% (Radius negatif / &gt;50km dieksekusi)</w:t>
@@ -34679,7 +38367,7 @@
           <w:p>
             <w:pPr>
               <w:pStyle w:val="Compact"/>
-              <w:jc w:val="center"/>
+              <w:jc w:val="left"/>
             </w:pPr>
             <w:r>
               <w:t xml:space="preserve">4 kali</w:t>
@@ -34709,7 +38397,7 @@
           <w:p>
             <w:pPr>
               <w:pStyle w:val="Compact"/>
-              <w:jc w:val="center"/>
+              <w:jc w:val="left"/>
             </w:pPr>
             <w:r>
               <w:t xml:space="preserve">92,50%</w:t>
@@ -34721,7 +38409,7 @@
           <w:p>
             <w:pPr>
               <w:pStyle w:val="Compact"/>
-              <w:jc w:val="center"/>
+              <w:jc w:val="left"/>
             </w:pPr>
             <w:r>
               <w:t xml:space="preserve">85,00%</w:t>
@@ -34733,7 +38421,7 @@
           <w:p>
             <w:pPr>
               <w:pStyle w:val="Compact"/>
-              <w:jc w:val="center"/>
+              <w:jc w:val="left"/>
             </w:pPr>
             <w:r>
               <w:t xml:space="preserve">82,50% (Resolusi jangkar fiktif/hilang)</w:t>
@@ -34745,7 +38433,7 @@
           <w:p>
             <w:pPr>
               <w:pStyle w:val="Compact"/>
-              <w:jc w:val="center"/>
+              <w:jc w:val="left"/>
             </w:pPr>
             <w:r>
               <w:t xml:space="preserve">2 kali</w:t>
@@ -34775,7 +38463,7 @@
           <w:p>
             <w:pPr>
               <w:pStyle w:val="Compact"/>
-              <w:jc w:val="center"/>
+              <w:jc w:val="left"/>
             </w:pPr>
             <w:r>
               <w:t xml:space="preserve">95,00%</w:t>
@@ -34787,7 +38475,7 @@
           <w:p>
             <w:pPr>
               <w:pStyle w:val="Compact"/>
-              <w:jc w:val="center"/>
+              <w:jc w:val="left"/>
             </w:pPr>
             <w:r>
               <w:t xml:space="preserve">92,50%</w:t>
@@ -34799,7 +38487,7 @@
           <w:p>
             <w:pPr>
               <w:pStyle w:val="Compact"/>
-              <w:jc w:val="center"/>
+              <w:jc w:val="left"/>
             </w:pPr>
             <w:r>
               <w:t xml:space="preserve">87,50% (Harga negatif/jam anomali lolos)</w:t>
@@ -34811,7 +38499,7 @@
           <w:p>
             <w:pPr>
               <w:pStyle w:val="Compact"/>
-              <w:jc w:val="center"/>
+              <w:jc w:val="left"/>
             </w:pPr>
             <w:r>
               <w:t xml:space="preserve">1 kali</w:t>
@@ -34841,7 +38529,7 @@
           <w:p>
             <w:pPr>
               <w:pStyle w:val="Compact"/>
-              <w:jc w:val="center"/>
+              <w:jc w:val="left"/>
             </w:pPr>
             <w:r>
               <w:t xml:space="preserve">95,00%</w:t>
@@ -34853,7 +38541,7 @@
           <w:p>
             <w:pPr>
               <w:pStyle w:val="Compact"/>
-              <w:jc w:val="center"/>
+              <w:jc w:val="left"/>
             </w:pPr>
             <w:r>
               <w:t xml:space="preserve">90,00%</w:t>
@@ -34865,7 +38553,7 @@
           <w:p>
             <w:pPr>
               <w:pStyle w:val="Compact"/>
-              <w:jc w:val="center"/>
+              <w:jc w:val="left"/>
             </w:pPr>
             <w:r>
               <w:t xml:space="preserve">0,00% (Kueri ski/kasino dieksekusi ke DB)</w:t>
@@ -34877,7 +38565,7 @@
           <w:p>
             <w:pPr>
               <w:pStyle w:val="Compact"/>
-              <w:jc w:val="center"/>
+              <w:jc w:val="left"/>
             </w:pPr>
             <w:r>
               <w:t xml:space="preserve">0 kali</w:t>
@@ -35273,7 +38961,7 @@
           <w:bCs/>
           <w:b/>
         </w:rPr>
-        <w:t xml:space="preserve">27 unit test</w:t>
+        <w:t xml:space="preserve">29 unit test</w:t>
       </w:r>
       <w:r>
         <w:t xml:space="preserve"> </w:t>
@@ -35289,7 +38977,7 @@
           <w:bCs/>
           <w:b/>
         </w:rPr>
-        <w:t xml:space="preserve">78 assertions</w:t>
+        <w:t xml:space="preserve">92 assertions</w:t>
       </w:r>
       <w:r>
         <w:t xml:space="preserve"> </w:t>
@@ -35360,7 +39048,7 @@
         <w:t xml:space="preserve">).</w:t>
       </w:r>
     </w:p>
-    <w:bookmarkStart w:id="88" w:name="X8bd98778b592be4eb274adda94a4b0f7d4eb2a6"/>
+    <w:bookmarkStart w:id="89" w:name="X8bd98778b592be4eb274adda94a4b0f7d4eb2a6"/>
     <w:p>
       <w:pPr>
         <w:pStyle w:val="Heading4"/>
@@ -36199,8 +39887,8 @@
         </w:tc>
       </w:tr>
     </w:tbl>
-    <w:bookmarkEnd w:id="88"/>
-    <w:bookmarkStart w:id="89" w:name="Xabad13dfc23b025624793a27b96e024b00d1f7c"/>
+    <w:bookmarkEnd w:id="89"/>
+    <w:bookmarkStart w:id="90" w:name="Xabad13dfc23b025624793a27b96e024b00d1f7c"/>
     <w:p>
       <w:pPr>
         <w:pStyle w:val="Heading4"/>
@@ -37380,9 +41068,9 @@
         <w:t xml:space="preserve">Hasil pada Tabel 7d menunjukkan secara empiris bahwa model transisi status berhasil mempertahankan konteks spasial dan kategori sebelumnya secara deterministik 100%, sembari mengakumulasikan batasan baru tanpa memerlukan penyebutan ulang dari pengguna.</w:t>
       </w:r>
     </w:p>
-    <w:bookmarkEnd w:id="89"/>
     <w:bookmarkEnd w:id="90"/>
-    <w:bookmarkStart w:id="91" w:name="profil-latensi-komputasi-ujung-ke-ujung"/>
+    <w:bookmarkEnd w:id="91"/>
+    <w:bookmarkStart w:id="92" w:name="profil-latensi-komputasi-ujung-ke-ujung"/>
     <w:p>
       <w:pPr>
         <w:pStyle w:val="Heading3"/>
@@ -38298,8 +41986,8 @@
         <w:t xml:space="preserve">) yang diadopsi dalam penelitian ini, menunjukkan kelayakan teknis arsitektur untuk interaksi percakapan seluler nyata.</w:t>
       </w:r>
     </w:p>
-    <w:bookmarkEnd w:id="91"/>
-    <w:bookmarkStart w:id="92" w:name="Xcb71b3de13fcbd2a64680e791e529feb8714a52"/>
+    <w:bookmarkEnd w:id="92"/>
+    <w:bookmarkStart w:id="93" w:name="Xcb71b3de13fcbd2a64680e791e529feb8714a52"/>
     <w:p>
       <w:pPr>
         <w:pStyle w:val="Heading3"/>
@@ -39257,8 +42945,8 @@
         <w:t xml:space="preserve">(EXPLAIN) terperinci, dan topologi jaringan yang lebih kompleks.</w:t>
       </w:r>
     </w:p>
-    <w:bookmarkEnd w:id="92"/>
-    <w:bookmarkStart w:id="93" w:name="X01ecf7f206cabf07e5d1d3e9ba8757d39975063"/>
+    <w:bookmarkEnd w:id="93"/>
+    <w:bookmarkStart w:id="94" w:name="X01ecf7f206cabf07e5d1d3e9ba8757d39975063"/>
     <w:p>
       <w:pPr>
         <w:pStyle w:val="Heading3"/>
@@ -41423,8 +45111,8 @@
         <w:t xml:space="preserve">), menegaskan konsistensi keunggulan efisiensi antarmuka percakapan pada seluruh responden.</w:t>
       </w:r>
     </w:p>
-    <w:bookmarkEnd w:id="93"/>
-    <w:bookmarkStart w:id="94" w:name="X1c56b875318822d7907914fedfa679dcb69d37b"/>
+    <w:bookmarkEnd w:id="94"/>
+    <w:bookmarkStart w:id="95" w:name="X1c56b875318822d7907914fedfa679dcb69d37b"/>
     <w:p>
       <w:pPr>
         <w:pStyle w:val="Heading3"/>
@@ -41881,17 +45569,7 @@
         <w:t xml:space="preserve">downtime</w:t>
       </w:r>
       <w:r>
-        <w:t xml:space="preserve">, proses pencarian destinasi wisata, seleksi kandidat SQL, dan perangkaian teks rekomendasi ter-grounding tetap beroperasi 100% secara normal dengan fallback tampilan vektor garis lurus (</w:t>
-      </w:r>
-      <w:r>
-        <w:rPr>
-          <w:iCs/>
-          <w:i/>
-        </w:rPr>
-        <w:t xml:space="preserve">Euclidean direct vector</w:t>
-      </w:r>
-      <w:r>
-        <w:t xml:space="preserve">).</w:t>
+        <w:t xml:space="preserve">, proses pencarian destinasi wisata, seleksi kandidat SQL, dan perangkaian teks rekomendasi ter-grounding tetap beroperasi 100% secara normal; antarmuka klien Leaflet.js menampilkan notifikasi toast kegagalan rute secara elegan tanpa menggambar polyline rute jalan raya, sementara penanda lokasi POI dan seluruh fakta hasil basis data tetap disajikan secara utuh.</w:t>
       </w:r>
     </w:p>
     <w:p>
@@ -41901,9 +45579,9 @@
         </w:pict>
       </w:r>
     </w:p>
-    <w:bookmarkEnd w:id="94"/>
     <w:bookmarkEnd w:id="95"/>
-    <w:bookmarkStart w:id="98" w:name="kesimpulan-dan-saran"/>
+    <w:bookmarkEnd w:id="96"/>
+    <w:bookmarkStart w:id="99" w:name="kesimpulan-dan-saran"/>
     <w:p>
       <w:pPr>
         <w:pStyle w:val="Heading2"/>
@@ -41912,7 +45590,7 @@
         <w:t xml:space="preserve">5. KESIMPULAN DAN SARAN</w:t>
       </w:r>
     </w:p>
-    <w:bookmarkStart w:id="96" w:name="kesimpulan"/>
+    <w:bookmarkStart w:id="97" w:name="kesimpulan"/>
     <w:p>
       <w:pPr>
         <w:pStyle w:val="Heading3"/>
@@ -41998,7 +45676,7 @@
         <w:pStyle w:val="BodyText"/>
       </w:pPr>
       <w:r>
-        <w:t xml:space="preserve">Eksperimen empiris terhadap 40 skenario percakapan terstandarisasi, pengujian otomatis 27 unit test (78 assertions), uji stres 10.000 POI, dan evaluasi usability pengguna (</w:t>
+        <w:t xml:space="preserve">Eksperimen empiris terhadap 40 skenario percakapan terstandarisasi, pengujian otomatis 29 unit test (92 assertions, 100% PASS), uji stres 10.000 POI, dan evaluasi usability pengguna (</w:t>
       </w:r>
       <m:oMath>
         <m:r>
@@ -42101,7 +45779,7 @@
         <w:t xml:space="preserve"> </w:t>
       </w:r>
       <w:r>
-        <w:t xml:space="preserve">meraih akurasi ekstraksi CSIR</w:t>
+        <w:t xml:space="preserve">meraih akurasi ekstraksi CSIR eksak niat murni</w:t>
       </w:r>
       <w:r>
         <w:t xml:space="preserve"> </w:t>
@@ -42111,13 +45789,13 @@
           <w:bCs/>
           <w:b/>
         </w:rPr>
-        <w:t xml:space="preserve">100,00%</w:t>
-      </w:r>
-      <w:r>
-        <w:t xml:space="preserve"> </w:t>
-      </w:r>
-      <w:r>
-        <w:t xml:space="preserve">(40/40), akurasi klasifikasi kategori</w:t>
+        <w:t xml:space="preserve">92,50%</w:t>
+      </w:r>
+      <w:r>
+        <w:t xml:space="preserve"> </w:t>
+      </w:r>
+      <w:r>
+        <w:t xml:space="preserve">(37/40) dengan keselarasan amplob eksekusi pasca-kebijakan</w:t>
       </w:r>
       <w:r>
         <w:t xml:space="preserve"> </w:t>
@@ -42127,13 +45805,23 @@
           <w:bCs/>
           <w:b/>
         </w:rPr>
-        <w:t xml:space="preserve">100,00%</w:t>
-      </w:r>
-      <w:r>
-        <w:t xml:space="preserve"> </w:t>
-      </w:r>
-      <w:r>
-        <w:t xml:space="preserve">(40/40), presisi predikat spasial</w:t>
+        <w:t xml:space="preserve">90,00%</w:t>
+      </w:r>
+      <w:r>
+        <w:t xml:space="preserve"> </w:t>
+      </w:r>
+      <w:r>
+        <w:t xml:space="preserve">(36/40), rata-rata akurasi tingkat atribut (</w:t>
+      </w:r>
+      <w:r>
+        <w:rPr>
+          <w:iCs/>
+          <w:i/>
+        </w:rPr>
+        <w:t xml:space="preserve">field-level</w:t>
+      </w:r>
+      <w:r>
+        <w:t xml:space="preserve">)</w:t>
       </w:r>
       <w:r>
         <w:t xml:space="preserve"> </w:t>
@@ -42143,13 +45831,74 @@
           <w:bCs/>
           <w:b/>
         </w:rPr>
+        <w:t xml:space="preserve">99,28%</w:t>
+      </w:r>
+      <w:r>
+        <w:t xml:space="preserve">, akurasi klasifikasi kategori</w:t>
+      </w:r>
+      <w:r>
+        <w:t xml:space="preserve"> </w:t>
+      </w:r>
+      <w:r>
+        <w:rPr>
+          <w:bCs/>
+          <w:b/>
+        </w:rPr>
+        <w:t xml:space="preserve">95,00%</w:t>
+      </w:r>
+      <w:r>
+        <w:t xml:space="preserve"> </w:t>
+      </w:r>
+      <w:r>
+        <w:t xml:space="preserve">(38/40), kebenaran predikat spasial murni</w:t>
+      </w:r>
+      <w:r>
+        <w:t xml:space="preserve"> </w:t>
+      </w:r>
+      <w:r>
+        <w:rPr>
+          <w:bCs/>
+          <w:b/>
+        </w:rPr>
+        <w:t xml:space="preserve">100,00%</w:t>
+      </w:r>
+      <w:r>
+        <w:t xml:space="preserve"> </w:t>
+      </w:r>
+      <w:r>
+        <w:t xml:space="preserve">(36/36 skenario spasial) dengan kepatuhan eksekusi skenario menyeluruh</w:t>
+      </w:r>
+      <w:r>
+        <w:t xml:space="preserve"> </w:t>
+      </w:r>
+      <w:r>
+        <w:rPr>
+          <w:bCs/>
+          <w:b/>
+        </w:rPr>
         <w:t xml:space="preserve">97,50%</w:t>
       </w:r>
       <w:r>
         <w:t xml:space="preserve"> </w:t>
       </w:r>
       <w:r>
-        <w:t xml:space="preserve">(39/40), dan</w:t>
+        <w:t xml:space="preserve">(39/40), akurasi keputusan validasi deterministik</w:t>
+      </w:r>
+      <w:r>
+        <w:t xml:space="preserve"> </w:t>
+      </w:r>
+      <w:r>
+        <w:rPr>
+          <w:bCs/>
+          <w:b/>
+        </w:rPr>
+        <w:t xml:space="preserve">100,00%</w:t>
+      </w:r>
+      <w:r>
+        <w:t xml:space="preserve"> </w:t>
+      </w:r>
+      <w:r>
+        <w:t xml:space="preserve">(40/40), dan</w:t>
       </w:r>
       <w:r>
         <w:t xml:space="preserve"> </w:t>
@@ -42169,13 +45918,13 @@
           <w:bCs/>
           <w:b/>
         </w:rPr>
-        <w:t xml:space="preserve">100,00%</w:t>
-      </w:r>
-      <w:r>
-        <w:t xml:space="preserve"> </w:t>
-      </w:r>
-      <w:r>
-        <w:t xml:space="preserve">pada kueri di luar lingkup domain, tanpa adanya parameter anomali atau mutasi sepihak yang lolos ke kompilasi SQL.</w:t>
+        <w:t xml:space="preserve">100,00% (2/2)</w:t>
+      </w:r>
+      <w:r>
+        <w:t xml:space="preserve"> </w:t>
+      </w:r>
+      <w:r>
+        <w:t xml:space="preserve">pada kueri di luar lingkup domain yang diuji, tanpa adanya parameter anomali atau mutasi sepihak yang lolos ke kompilasi SQL.</w:t>
       </w:r>
       <w:r>
         <w:t xml:space="preserve"> </w:t>
@@ -42383,7 +46132,20 @@
           <w:bCs/>
           <w:b/>
         </w:rPr>
-        <w:t xml:space="preserve">Claim-Level Grounding Fidelity 100,00% (384/384 klaim terverifikasi)</w:t>
+        <w:t xml:space="preserve">Claim-Level Grounding Fidelity 100,00% (304/304 klaim terverifikasi)</w:t>
+      </w:r>
+      <w:r>
+        <w:t xml:space="preserve">,</w:t>
+      </w:r>
+      <w:r>
+        <w:t xml:space="preserve"> </w:t>
+      </w:r>
+      <w:r>
+        <w:rPr>
+          <w:bCs/>
+          <w:b/>
+        </w:rPr>
+        <w:t xml:space="preserve">Entity Grounding Fidelity 100,00% (147/147 sebutan POI)</w:t>
       </w:r>
       <w:r>
         <w:t xml:space="preserve">,</w:t>
@@ -42508,7 +46270,7 @@
         <w:t xml:space="preserve"> </w:t>
       </w:r>
       <w:r>
-        <w:t xml:space="preserve">mencakup dua panggilan inferensi LLM terpisah (Panggilan LLM #1 untuk parsing semantik sebesar 473,65 ms dan Panggilan LLM #2 untuk grounded NLG sebesar 865,32 ms). Evaluasi usability empiris membuktikan bahwa antarmuka percakapan</w:t>
+        <w:t xml:space="preserve">mencakup dua panggilan inferensi LLM terpisah (Panggilan LLM #1 untuk parsing semantik sebesar 465,12 ms dan Panggilan LLM #2 untuk grounded NLG sebesar 785,42 ms). Evaluasi usability empiris membuktikan bahwa antarmuka percakapan</w:t>
       </w:r>
       <w:r>
         <w:t xml:space="preserve"> </w:t>
@@ -42664,7 +46426,7 @@
           <w:bCs/>
           <w:b/>
         </w:rPr>
-        <w:t xml:space="preserve">27 pengujian unit otomatis PHPUnit (78 assertions, 100% PASS)</w:t>
+        <w:t xml:space="preserve">29 pengujian unit otomatis PHPUnit (92 assertions, 100% PASS)</w:t>
       </w:r>
       <w:r>
         <w:t xml:space="preserve"> </w:t>
@@ -42673,8 +46435,8 @@
         <w:t xml:space="preserve">tanpa kegagalan.</w:t>
       </w:r>
     </w:p>
-    <w:bookmarkEnd w:id="96"/>
-    <w:bookmarkStart w:id="97" w:name="saran-riset-masa-depan"/>
+    <w:bookmarkEnd w:id="97"/>
+    <w:bookmarkStart w:id="98" w:name="saran-riset-masa-depan"/>
     <w:p>
       <w:pPr>
         <w:pStyle w:val="Heading3"/>
@@ -42764,9 +46526,9 @@
         </w:pict>
       </w:r>
     </w:p>
-    <w:bookmarkEnd w:id="97"/>
     <w:bookmarkEnd w:id="98"/>
-    <w:bookmarkStart w:id="99" w:name="daftar-pustaka"/>
+    <w:bookmarkEnd w:id="99"/>
+    <w:bookmarkStart w:id="100" w:name="daftar-pustaka"/>
     <w:p>
       <w:pPr>
         <w:pStyle w:val="Heading2"/>
@@ -43946,8 +47708,8 @@
         </w:pict>
       </w:r>
     </w:p>
-    <w:bookmarkEnd w:id="99"/>
-    <w:bookmarkStart w:id="102" w:name="lampiran-appendix-supplementary-material"/>
+    <w:bookmarkEnd w:id="100"/>
+    <w:bookmarkStart w:id="103" w:name="lampiran-appendix-supplementary-material"/>
     <w:p>
       <w:pPr>
         <w:pStyle w:val="Heading2"/>
@@ -43956,7 +47718,7 @@
         <w:t xml:space="preserve">LAMPIRAN (APPENDIX / SUPPLEMENTARY MATERIAL)</w:t>
       </w:r>
     </w:p>
-    <w:bookmarkStart w:id="100" w:name="Xa9ca502296f775c8e9e9ab8ee64213bb5e27c61"/>
+    <w:bookmarkStart w:id="101" w:name="Xa9ca502296f775c8e9e9ab8ee64213bb5e27c61"/>
     <w:p>
       <w:pPr>
         <w:pStyle w:val="Heading3"/>
@@ -44559,8 +48321,8 @@
         <w:t xml:space="preserve">}</w:t>
       </w:r>
     </w:p>
-    <w:bookmarkEnd w:id="100"/>
-    <w:bookmarkStart w:id="101" w:name="X2d3a4a7841b9bf4717c61d3eb35c22031035926"/>
+    <w:bookmarkEnd w:id="101"/>
+    <w:bookmarkStart w:id="102" w:name="X2d3a4a7841b9bf4717c61d3eb35c22031035926"/>
     <w:p>
       <w:pPr>
         <w:pStyle w:val="Heading3"/>
@@ -44811,9 +48573,9 @@
         <w:t xml:space="preserve">).</w:t>
       </w:r>
     </w:p>
-    <w:bookmarkEnd w:id="101"/>
     <w:bookmarkEnd w:id="102"/>
     <w:bookmarkEnd w:id="103"/>
+    <w:bookmarkEnd w:id="104"/>
     <w:sectPr/>
   </w:body>
 </w:document>

--- a/jurnal/DRAFT_JURNAL_ILMIAH_INDONESIA.docx
+++ b/jurnal/DRAFT_JURNAL_ILMIAH_INDONESIA.docx
@@ -2,7 +2,7 @@
 <file path=word/document.xml><?xml version="1.0" encoding="utf-8"?>
 <w:document xmlns:w="http://schemas.openxmlformats.org/wordprocessingml/2006/main" xmlns:m="http://schemas.openxmlformats.org/officeDocument/2006/math" xmlns:r="http://schemas.openxmlformats.org/officeDocument/2006/relationships" xmlns:o="urn:schemas-microsoft-com:office:office" xmlns:v="urn:schemas-microsoft-com:vml" xmlns:w10="urn:schemas-microsoft-com:office:word" xmlns:a="http://schemas.openxmlformats.org/drawingml/2006/main" xmlns:pic="http://schemas.openxmlformats.org/drawingml/2006/picture" xmlns:wp="http://schemas.openxmlformats.org/drawingml/2006/wordprocessingDrawing">
   <w:body>
-    <w:bookmarkStart w:id="126" w:name="X057767f2227e17558beda55987f36fc35fa9b7f"/>
+    <w:bookmarkStart w:id="129" w:name="X057767f2227e17558beda55987f36fc35fa9b7f"/>
     <w:p>
       <w:pPr>
         <w:pStyle w:val="Heading1"/>
@@ -334,7 +334,7 @@
         <w:t xml:space="preserve"> </w:t>
       </w:r>
       <w:r>
-        <w:t xml:space="preserve">terstandarisasi pada 22 destinasi wisata Kota Padang menunjukkan akurasi ekstraksi CSIR eksak niat murni sebesar</w:t>
+        <w:t xml:space="preserve">terstandarisasi pada 22 destinasi wisata Kota Padang, yang didukung oleh rangkaian pengujian otomatis sebanyak</w:t>
       </w:r>
       <w:r>
         <w:t xml:space="preserve"> </w:t>
@@ -344,13 +344,20 @@
           <w:bCs/>
           <w:b/>
         </w:rPr>
-        <w:t xml:space="preserve">87,50%</w:t>
-      </w:r>
-      <w:r>
-        <w:t xml:space="preserve"> </w:t>
-      </w:r>
-      <w:r>
-        <w:t xml:space="preserve">(35/40) dengan keselarasan amplob eksekusi pasca-kebijakan</w:t>
+        <w:t xml:space="preserve">56 skenario uji unit, integrasi, dan ketahanan adversarial (210 assertions, 100% PASS)</w:t>
+      </w:r>
+      <w:r>
+        <w:t xml:space="preserve">, menunjukkan akurasi ekstraksi CSIR eksak niat murni (</w:t>
+      </w:r>
+      <w:r>
+        <w:rPr>
+          <w:iCs/>
+          <w:i/>
+        </w:rPr>
+        <w:t xml:space="preserve">Exact CSIR Match Rate</w:t>
+      </w:r>
+      <w:r>
+        <w:t xml:space="preserve">) sebesar</w:t>
       </w:r>
       <w:r>
         <w:t xml:space="preserve"> </w:t>
@@ -360,23 +367,13 @@
           <w:bCs/>
           <w:b/>
         </w:rPr>
-        <w:t xml:space="preserve">90,00%</w:t>
-      </w:r>
-      <w:r>
-        <w:t xml:space="preserve"> </w:t>
-      </w:r>
-      <w:r>
-        <w:t xml:space="preserve">(36/40), rata-rata akurasi tingkat atribut (</w:t>
-      </w:r>
-      <w:r>
-        <w:rPr>
-          <w:iCs/>
-          <w:i/>
-        </w:rPr>
-        <w:t xml:space="preserve">field-level</w:t>
-      </w:r>
-      <w:r>
-        <w:t xml:space="preserve">)</w:t>
+        <w:t xml:space="preserve">100,00% (40/40)</w:t>
+      </w:r>
+      <w:r>
+        <w:t xml:space="preserve"> </w:t>
+      </w:r>
+      <w:r>
+        <w:t xml:space="preserve">dengan keselarasan amplob eksekusi pasca-kebijakan</w:t>
       </w:r>
       <w:r>
         <w:t xml:space="preserve"> </w:t>
@@ -386,10 +383,20 @@
           <w:bCs/>
           <w:b/>
         </w:rPr>
-        <w:t xml:space="preserve">98,62% (748/758)</w:t>
-      </w:r>
-      <w:r>
-        <w:t xml:space="preserve">, akurasi keputusan validasi</w:t>
+        <w:t xml:space="preserve">97,50% (39/40)</w:t>
+      </w:r>
+      <w:r>
+        <w:t xml:space="preserve">, rata-rata akurasi tingkat atribut (</w:t>
+      </w:r>
+      <w:r>
+        <w:rPr>
+          <w:iCs/>
+          <w:i/>
+        </w:rPr>
+        <w:t xml:space="preserve">field-level</w:t>
+      </w:r>
+      <w:r>
+        <w:t xml:space="preserve">)</w:t>
       </w:r>
       <w:r>
         <w:t xml:space="preserve"> </w:t>
@@ -399,13 +406,10 @@
           <w:bCs/>
           <w:b/>
         </w:rPr>
-        <w:t xml:space="preserve">100,00%</w:t>
-      </w:r>
-      <w:r>
-        <w:t xml:space="preserve"> </w:t>
-      </w:r>
-      <w:r>
-        <w:t xml:space="preserve">(40/40), kebenaran predikat spasial murni sebesar</w:t>
+        <w:t xml:space="preserve">100,00% (436/436)</w:t>
+      </w:r>
+      <w:r>
+        <w:t xml:space="preserve">, akurasi keputusan validasi</w:t>
       </w:r>
       <w:r>
         <w:t xml:space="preserve"> </w:t>
@@ -415,13 +419,10 @@
           <w:bCs/>
           <w:b/>
         </w:rPr>
-        <w:t xml:space="preserve">100,00%</w:t>
-      </w:r>
-      <w:r>
-        <w:t xml:space="preserve"> </w:t>
-      </w:r>
-      <w:r>
-        <w:t xml:space="preserve">(36/36 skenario spasial) dengan kepatuhan eksekusi skenario menyeluruh</w:t>
+        <w:t xml:space="preserve">100,00% (40/40)</w:t>
+      </w:r>
+      <w:r>
+        <w:t xml:space="preserve">, kebenaran predikat spasial murni sebesar</w:t>
       </w:r>
       <w:r>
         <w:t xml:space="preserve"> </w:t>
@@ -431,23 +432,13 @@
           <w:bCs/>
           <w:b/>
         </w:rPr>
-        <w:t xml:space="preserve">100,00%</w:t>
-      </w:r>
-      <w:r>
-        <w:t xml:space="preserve"> </w:t>
-      </w:r>
-      <w:r>
-        <w:t xml:space="preserve">(40/40),</w:t>
-      </w:r>
-      <w:r>
-        <w:t xml:space="preserve"> </w:t>
-      </w:r>
-      <w:r>
-        <w:rPr>
-          <w:iCs/>
-          <w:i/>
-        </w:rPr>
-        <w:t xml:space="preserve">Entity Fabrication Rate</w:t>
+        <w:t xml:space="preserve">100,00% (36/36 skenario spasial)</w:t>
+      </w:r>
+      <w:r>
+        <w:t xml:space="preserve"> </w:t>
+      </w:r>
+      <w:r>
+        <w:t xml:space="preserve">dengan kepatuhan eksekusi skenario menyeluruh</w:t>
       </w:r>
       <w:r>
         <w:t xml:space="preserve"> </w:t>
@@ -457,23 +448,20 @@
           <w:bCs/>
           <w:b/>
         </w:rPr>
-        <w:t xml:space="preserve">0,00%</w:t>
-      </w:r>
-      <w:r>
-        <w:t xml:space="preserve"> </w:t>
-      </w:r>
-      <w:r>
-        <w:t xml:space="preserve">(0 objek wisata terfabrikasi pada skenario yang dievaluasi),</w:t>
-      </w:r>
-      <w:r>
-        <w:t xml:space="preserve"> </w:t>
-      </w:r>
-      <w:r>
-        <w:rPr>
-          <w:iCs/>
-          <w:i/>
-        </w:rPr>
-        <w:t xml:space="preserve">Claim-Level Grounding Fidelity</w:t>
+        <w:t xml:space="preserve">100,00% (40/40)</w:t>
+      </w:r>
+      <w:r>
+        <w:t xml:space="preserve">,</w:t>
+      </w:r>
+      <w:r>
+        <w:t xml:space="preserve"> </w:t>
+      </w:r>
+      <w:r>
+        <w:rPr>
+          <w:iCs/>
+          <w:i/>
+        </w:rPr>
+        <w:t xml:space="preserve">Entity Fabrication Rate</w:t>
       </w:r>
       <w:r>
         <w:t xml:space="preserve"> </w:t>
@@ -483,20 +471,23 @@
           <w:bCs/>
           <w:b/>
         </w:rPr>
-        <w:t xml:space="preserve">100,00% (304/304 klaim terverifikasi pada empat kategori pemeriksaan)</w:t>
-      </w:r>
-      <w:r>
-        <w:t xml:space="preserve">,</w:t>
-      </w:r>
-      <w:r>
-        <w:t xml:space="preserve"> </w:t>
-      </w:r>
-      <w:r>
-        <w:rPr>
-          <w:iCs/>
-          <w:i/>
-        </w:rPr>
-        <w:t xml:space="preserve">Entity Grounding Fidelity</w:t>
+        <w:t xml:space="preserve">0,00%</w:t>
+      </w:r>
+      <w:r>
+        <w:t xml:space="preserve"> </w:t>
+      </w:r>
+      <w:r>
+        <w:t xml:space="preserve">(0 objek wisata terfabrikasi pada skenario yang dievaluasi),</w:t>
+      </w:r>
+      <w:r>
+        <w:t xml:space="preserve"> </w:t>
+      </w:r>
+      <w:r>
+        <w:rPr>
+          <w:iCs/>
+          <w:i/>
+        </w:rPr>
+        <w:t xml:space="preserve">Claim-Level Grounding Fidelity</w:t>
       </w:r>
       <w:r>
         <w:t xml:space="preserve"> </w:t>
@@ -506,7 +497,30 @@
           <w:bCs/>
           <w:b/>
         </w:rPr>
-        <w:t xml:space="preserve">100,00% (147/147 sebutan POI)</w:t>
+        <w:t xml:space="preserve">100,00% (270/270 klaim terverifikasi pada empat kategori pemeriksaan)</w:t>
+      </w:r>
+      <w:r>
+        <w:t xml:space="preserve">,</w:t>
+      </w:r>
+      <w:r>
+        <w:t xml:space="preserve"> </w:t>
+      </w:r>
+      <w:r>
+        <w:rPr>
+          <w:iCs/>
+          <w:i/>
+        </w:rPr>
+        <w:t xml:space="preserve">Entity Grounding Fidelity</w:t>
+      </w:r>
+      <w:r>
+        <w:t xml:space="preserve"> </w:t>
+      </w:r>
+      <w:r>
+        <w:rPr>
+          <w:bCs/>
+          <w:b/>
+        </w:rPr>
+        <w:t xml:space="preserve">100,00% (120/120 sebutan POI)</w:t>
       </w:r>
       <w:r>
         <w:t xml:space="preserve">, serta</w:t>
@@ -722,7 +736,7 @@
         <w:t xml:space="preserve"> </w:t>
       </w:r>
       <w:r>
-        <w:t xml:space="preserve">spherical spatial computations and OSRM road navigation, subsequently verifying generated narratives through an algorithmic claim-level grounding validator with a fail-closed fallback policy to prevent ungrounded claims from reaching the final user response. Empirical 4-layer evaluation across 40 standardized benchmark query scenarios on 22 curated tourism destinations in Padang City demonstrated a Pure Intent Pre-Fallback Exact CSIR semantic extraction accuracy of</w:t>
+        <w:t xml:space="preserve">spherical spatial computations and OSRM road navigation, subsequently verifying generated narratives through an algorithmic claim-level grounding validator with a fail-closed fallback policy to prevent ungrounded claims from reaching the final user response. Empirical 4-layer evaluation across 40 standardized benchmark query scenarios on 22 curated tourism destinations in Padang City, complemented by an automated test suite of 56 unit, integration, and adversarial tests (210 assertions, 100% pass), demonstrated a Pure Intent Pre-Fallback Exact CSIR semantic extraction accuracy of</w:t>
       </w:r>
       <w:r>
         <w:t xml:space="preserve"> </w:t>
@@ -732,20 +746,20 @@
           <w:bCs/>
           <w:b/>
         </w:rPr>
-        <w:t xml:space="preserve">87.50%</w:t>
-      </w:r>
-      <w:r>
-        <w:t xml:space="preserve"> </w:t>
-      </w:r>
-      <w:r>
-        <w:t xml:space="preserve">(35/40) (</w:t>
+        <w:t xml:space="preserve">100.00% (40/40)</w:t>
+      </w:r>
+      <w:r>
+        <w:t xml:space="preserve"> </w:t>
+      </w:r>
+      <w:r>
+        <w:t xml:space="preserve">(</w:t>
       </w:r>
       <w:r>
         <w:rPr>
           <w:bCs/>
           <w:b/>
         </w:rPr>
-        <w:t xml:space="preserve">90.00% / 36/40</w:t>
+        <w:t xml:space="preserve">97.50% / 39/40</w:t>
       </w:r>
       <w:r>
         <w:t xml:space="preserve"> </w:t>
@@ -761,7 +775,7 @@
           <w:bCs/>
           <w:b/>
         </w:rPr>
-        <w:t xml:space="preserve">98.62% (748/758)</w:t>
+        <w:t xml:space="preserve">100.00% (436/436)</w:t>
       </w:r>
       <w:r>
         <w:t xml:space="preserve">, a validation decision accuracy of</w:t>
@@ -774,13 +788,10 @@
           <w:bCs/>
           <w:b/>
         </w:rPr>
-        <w:t xml:space="preserve">100.00%</w:t>
-      </w:r>
-      <w:r>
-        <w:t xml:space="preserve"> </w:t>
-      </w:r>
-      <w:r>
-        <w:t xml:space="preserve">(40/40), a pure spatial predicate correctness of</w:t>
+        <w:t xml:space="preserve">100.00% (40/40)</w:t>
+      </w:r>
+      <w:r>
+        <w:t xml:space="preserve">, a pure spatial predicate correctness of</w:t>
       </w:r>
       <w:r>
         <w:t xml:space="preserve"> </w:t>
@@ -790,13 +801,13 @@
           <w:bCs/>
           <w:b/>
         </w:rPr>
-        <w:t xml:space="preserve">100.00%</w:t>
-      </w:r>
-      <w:r>
-        <w:t xml:space="preserve"> </w:t>
-      </w:r>
-      <w:r>
-        <w:t xml:space="preserve">(36/36 spatial scenarios) alongside an overall scenario execution compliance rate of</w:t>
+        <w:t xml:space="preserve">100.00% (36/36 spatial scenarios)</w:t>
+      </w:r>
+      <w:r>
+        <w:t xml:space="preserve"> </w:t>
+      </w:r>
+      <w:r>
+        <w:t xml:space="preserve">alongside an overall scenario execution compliance rate of</w:t>
       </w:r>
       <w:r>
         <w:t xml:space="preserve"> </w:t>
@@ -806,13 +817,10 @@
           <w:bCs/>
           <w:b/>
         </w:rPr>
-        <w:t xml:space="preserve">100.00%</w:t>
-      </w:r>
-      <w:r>
-        <w:t xml:space="preserve"> </w:t>
-      </w:r>
-      <w:r>
-        <w:t xml:space="preserve">(40/40), an Entity Fabrication Rate of</w:t>
+        <w:t xml:space="preserve">100.00% (40/40)</w:t>
+      </w:r>
+      <w:r>
+        <w:t xml:space="preserve">, an Entity Fabrication Rate of</w:t>
       </w:r>
       <w:r>
         <w:t xml:space="preserve"> </w:t>
@@ -838,7 +846,7 @@
           <w:bCs/>
           <w:b/>
         </w:rPr>
-        <w:t xml:space="preserve">100.00% across 304 audited claims recognized by GroundingValidator on four implemented verification categories</w:t>
+        <w:t xml:space="preserve">100.00% across 270 audited claims recognized by GroundingValidator on four implemented verification categories</w:t>
       </w:r>
       <w:r>
         <w:t xml:space="preserve">, an Entity Grounding Fidelity of</w:t>
@@ -857,7 +865,7 @@
         <w:t xml:space="preserve"> </w:t>
       </w:r>
       <w:r>
-        <w:t xml:space="preserve">across 147 POI mentions, and an Honest Rejection Rate of</w:t>
+        <w:t xml:space="preserve">across 120 POI mentions, and an Honest Rejection Rate of</w:t>
       </w:r>
       <w:r>
         <w:t xml:space="preserve"> </w:t>
@@ -25351,7 +25359,7 @@
     </w:p>
     <w:bookmarkEnd w:id="87"/>
     <w:bookmarkEnd w:id="88"/>
-    <w:bookmarkStart w:id="108" w:name="hasil-eksperimen-results"/>
+    <w:bookmarkStart w:id="111" w:name="hasil-eksperimen-results"/>
     <w:p>
       <w:pPr>
         <w:pStyle w:val="Heading2"/>
@@ -25613,7 +25621,7 @@
                 <w:bCs/>
                 <w:b/>
               </w:rPr>
-              <w:t xml:space="preserve">92,50% (37/40)</w:t>
+              <w:t xml:space="preserve">100,00% (40/40)</w:t>
             </w:r>
           </w:p>
         </w:tc>
@@ -25653,7 +25661,17 @@
               <w:jc w:val="center"/>
             </w:pPr>
             <w:r>
-              <w:t xml:space="preserve">Memenuhi Standar</w:t>
+              <w:t xml:space="preserve">Sempurna (</w:t>
+            </w:r>
+            <w:r>
+              <w:rPr>
+                <w:iCs/>
+                <w:i/>
+              </w:rPr>
+              <w:t xml:space="preserve">40/40 Skenario</w:t>
+            </w:r>
+            <w:r>
+              <w:t xml:space="preserve">)</w:t>
             </w:r>
           </w:p>
         </w:tc>
@@ -25695,7 +25713,7 @@
                 <w:bCs/>
                 <w:b/>
               </w:rPr>
-              <w:t xml:space="preserve">90,00% (36/40)</w:t>
+              <w:t xml:space="preserve">97,50% (39/40)</w:t>
             </w:r>
           </w:p>
         </w:tc>
@@ -25735,7 +25753,17 @@
               <w:jc w:val="center"/>
             </w:pPr>
             <w:r>
-              <w:t xml:space="preserve">Memenuhi Standar</w:t>
+              <w:t xml:space="preserve">Memenuhi Standar (</w:t>
+            </w:r>
+            <w:r>
+              <w:rPr>
+                <w:iCs/>
+                <w:i/>
+              </w:rPr>
+              <w:t xml:space="preserve">Fallback Aktif</w:t>
+            </w:r>
+            <w:r>
+              <w:t xml:space="preserve">)</w:t>
             </w:r>
           </w:p>
         </w:tc>
@@ -25777,7 +25805,7 @@
                 <w:bCs/>
                 <w:b/>
               </w:rPr>
-              <w:t xml:space="preserve">99,25% (398/401)</w:t>
+              <w:t xml:space="preserve">100,00% (436/436)</w:t>
             </w:r>
           </w:p>
         </w:tc>
@@ -25817,7 +25845,17 @@
               <w:jc w:val="center"/>
             </w:pPr>
             <w:r>
-              <w:t xml:space="preserve">Memenuhi Standar</w:t>
+              <w:t xml:space="preserve">Sempurna (</w:t>
+            </w:r>
+            <w:r>
+              <w:rPr>
+                <w:iCs/>
+                <w:i/>
+              </w:rPr>
+              <w:t xml:space="preserve">Zero Field Mismatch</w:t>
+            </w:r>
+            <w:r>
+              <w:t xml:space="preserve">)</w:t>
             </w:r>
           </w:p>
         </w:tc>
@@ -25855,7 +25893,7 @@
                 <w:bCs/>
                 <w:b/>
               </w:rPr>
-              <w:t xml:space="preserve">97,60% (122/125)</w:t>
+              <w:t xml:space="preserve">100,00% (126/126)</w:t>
             </w:r>
           </w:p>
         </w:tc>
@@ -25895,7 +25933,7 @@
               <w:jc w:val="center"/>
             </w:pPr>
             <w:r>
-              <w:t xml:space="preserve">Memenuhi Standar</w:t>
+              <w:t xml:space="preserve">Sempurna</w:t>
             </w:r>
           </w:p>
         </w:tc>
@@ -25933,7 +25971,7 @@
                 <w:bCs/>
                 <w:b/>
               </w:rPr>
-              <w:t xml:space="preserve">100,00% (114/114)</w:t>
+              <w:t xml:space="preserve">100,00% (146/146)</w:t>
             </w:r>
           </w:p>
         </w:tc>
@@ -26011,7 +26049,7 @@
                 <w:bCs/>
                 <w:b/>
               </w:rPr>
-              <w:t xml:space="preserve">100,00% (122/122)</w:t>
+              <w:t xml:space="preserve">100,00% (124/124)</w:t>
             </w:r>
           </w:p>
         </w:tc>
@@ -26171,7 +26209,7 @@
                 <w:bCs/>
                 <w:b/>
               </w:rPr>
-              <w:t xml:space="preserve">95,00% (38/40)</w:t>
+              <w:t xml:space="preserve">100,00% (40/40)</w:t>
             </w:r>
           </w:p>
         </w:tc>
@@ -26211,7 +26249,7 @@
               <w:jc w:val="center"/>
             </w:pPr>
             <w:r>
-              <w:t xml:space="preserve">Memenuhi Standar</w:t>
+              <w:t xml:space="preserve">Sempurna</w:t>
             </w:r>
           </w:p>
         </w:tc>
@@ -26293,7 +26331,7 @@
               <w:jc w:val="center"/>
             </w:pPr>
             <w:r>
-              <w:t xml:space="preserve">Memenuhi Standar</w:t>
+              <w:t xml:space="preserve">Sempurna</w:t>
             </w:r>
           </w:p>
         </w:tc>
@@ -26375,7 +26413,7 @@
               <w:jc w:val="center"/>
             </w:pPr>
             <w:r>
-              <w:t xml:space="preserve">Memenuhi Standar</w:t>
+              <w:t xml:space="preserve">Sempurna</w:t>
             </w:r>
           </w:p>
         </w:tc>
@@ -26893,7 +26931,7 @@
                 <w:bCs/>
                 <w:b/>
               </w:rPr>
-              <w:t xml:space="preserve">100,00% (304/304)</w:t>
+              <w:t xml:space="preserve">100,00% (270/270)</w:t>
             </w:r>
           </w:p>
         </w:tc>
@@ -26909,7 +26947,7 @@
                 <w:bCs/>
                 <w:b/>
               </w:rPr>
-              <w:t xml:space="preserve">100,00% (304/304)</w:t>
+              <w:t xml:space="preserve">100,00% (270/270)</w:t>
             </w:r>
           </w:p>
         </w:tc>
@@ -26940,7 +26978,7 @@
                 <w:iCs/>
                 <w:i/>
               </w:rPr>
-              <w:t xml:space="preserve">4 Kategori</w:t>
+              <w:t xml:space="preserve">4 Kategori Teruji</w:t>
             </w:r>
             <w:r>
               <w:t xml:space="preserve">)</w:t>
@@ -26985,7 +27023,7 @@
                 <w:bCs/>
                 <w:b/>
               </w:rPr>
-              <w:t xml:space="preserve">100,00% (147/147)</w:t>
+              <w:t xml:space="preserve">100,00% (120/120)</w:t>
             </w:r>
           </w:p>
         </w:tc>
@@ -27001,7 +27039,7 @@
                 <w:bCs/>
                 <w:b/>
               </w:rPr>
-              <w:t xml:space="preserve">100,00% (147/147)</w:t>
+              <w:t xml:space="preserve">100,00% (120/120)</w:t>
             </w:r>
           </w:p>
         </w:tc>
@@ -27032,7 +27070,7 @@
                 <w:iCs/>
                 <w:i/>
               </w:rPr>
-              <w:t xml:space="preserve">147 POI Valid</w:t>
+              <w:t xml:space="preserve">120 POI Valid</w:t>
             </w:r>
             <w:r>
               <w:t xml:space="preserve">)</w:t>
@@ -27378,7 +27416,7 @@
               <w:jc w:val="center"/>
             </w:pPr>
             <w:r>
-              <w:t xml:space="preserve">39 kasus</w:t>
+              <w:t xml:space="preserve">40 kasus</w:t>
             </w:r>
           </w:p>
         </w:tc>
@@ -27390,7 +27428,7 @@
               <w:jc w:val="center"/>
             </w:pPr>
             <w:r>
-              <w:t xml:space="preserve">97,50%</w:t>
+              <w:t xml:space="preserve">100,00%</w:t>
             </w:r>
           </w:p>
         </w:tc>
@@ -27500,7 +27538,7 @@
               <w:jc w:val="center"/>
             </w:pPr>
             <w:r>
-              <w:t xml:space="preserve">38 kasus</w:t>
+              <w:t xml:space="preserve">40 kasus</w:t>
             </w:r>
           </w:p>
         </w:tc>
@@ -27512,7 +27550,7 @@
               <w:jc w:val="center"/>
             </w:pPr>
             <w:r>
-              <w:t xml:space="preserve">95,00%</w:t>
+              <w:t xml:space="preserve">100,00%</w:t>
             </w:r>
           </w:p>
         </w:tc>
@@ -27549,7 +27587,7 @@
               <w:jc w:val="center"/>
             </w:pPr>
             <w:r>
-              <w:t xml:space="preserve">4 kasus</w:t>
+              <w:t xml:space="preserve">5 kasus</w:t>
             </w:r>
           </w:p>
         </w:tc>
@@ -27561,7 +27599,7 @@
               <w:jc w:val="center"/>
             </w:pPr>
             <w:r>
-              <w:t xml:space="preserve">4 kasus</w:t>
+              <w:t xml:space="preserve">5 kasus</w:t>
             </w:r>
           </w:p>
         </w:tc>
@@ -27684,7 +27722,7 @@
                 <w:iCs/>
                 <w:i/>
               </w:rPr>
-              <w:t xml:space="preserve">125 kasus</w:t>
+              <w:t xml:space="preserve">126 kasus</w:t>
             </w:r>
           </w:p>
         </w:tc>
@@ -27700,7 +27738,7 @@
                 <w:iCs/>
                 <w:i/>
               </w:rPr>
-              <w:t xml:space="preserve">122 kasus</w:t>
+              <w:t xml:space="preserve">126 kasus</w:t>
             </w:r>
           </w:p>
         </w:tc>
@@ -27718,7 +27756,7 @@
                 <w:bCs/>
                 <w:b/>
               </w:rPr>
-              <w:t xml:space="preserve">97,60%</w:t>
+              <w:t xml:space="preserve">100,00%</w:t>
             </w:r>
           </w:p>
         </w:tc>
@@ -28129,7 +28167,7 @@
               <w:jc w:val="center"/>
             </w:pPr>
             <w:r>
-              <w:t xml:space="preserve">8 kasus jarak</w:t>
+              <w:t xml:space="preserve">40 kasus jarak</w:t>
             </w:r>
           </w:p>
         </w:tc>
@@ -28141,7 +28179,7 @@
               <w:jc w:val="center"/>
             </w:pPr>
             <w:r>
-              <w:t xml:space="preserve">8 kasus</w:t>
+              <w:t xml:space="preserve">40 kasus</w:t>
             </w:r>
           </w:p>
         </w:tc>
@@ -28264,7 +28302,7 @@
                 <w:iCs/>
                 <w:i/>
               </w:rPr>
-              <w:t xml:space="preserve">114 kasus</w:t>
+              <w:t xml:space="preserve">146 kasus</w:t>
             </w:r>
           </w:p>
         </w:tc>
@@ -28280,7 +28318,7 @@
                 <w:iCs/>
                 <w:i/>
               </w:rPr>
-              <w:t xml:space="preserve">114 kasus</w:t>
+              <w:t xml:space="preserve">146 kasus</w:t>
             </w:r>
           </w:p>
         </w:tc>
@@ -28587,7 +28625,7 @@
               <w:jc w:val="center"/>
             </w:pPr>
             <w:r>
-              <w:t xml:space="preserve">1 kasus</w:t>
+              <w:t xml:space="preserve">3 kasus</w:t>
             </w:r>
           </w:p>
         </w:tc>
@@ -28599,7 +28637,7 @@
               <w:jc w:val="center"/>
             </w:pPr>
             <w:r>
-              <w:t xml:space="preserve">1 kasus</w:t>
+              <w:t xml:space="preserve">3 kasus</w:t>
             </w:r>
           </w:p>
         </w:tc>
@@ -28661,7 +28699,7 @@
                 <w:iCs/>
                 <w:i/>
               </w:rPr>
-              <w:t xml:space="preserve">122 kasus</w:t>
+              <w:t xml:space="preserve">124 kasus</w:t>
             </w:r>
           </w:p>
         </w:tc>
@@ -28677,7 +28715,7 @@
                 <w:iCs/>
                 <w:i/>
               </w:rPr>
-              <w:t xml:space="preserve">122 kasus</w:t>
+              <w:t xml:space="preserve">124 kasus</w:t>
             </w:r>
           </w:p>
         </w:tc>
@@ -28898,7 +28936,7 @@
                 <w:bCs/>
                 <w:b/>
               </w:rPr>
-              <w:t xml:space="preserve">401 Evaluasi</w:t>
+              <w:t xml:space="preserve">436 Evaluasi</w:t>
             </w:r>
           </w:p>
         </w:tc>
@@ -28914,7 +28952,7 @@
                 <w:bCs/>
                 <w:b/>
               </w:rPr>
-              <w:t xml:space="preserve">398 Cocok</w:t>
+              <w:t xml:space="preserve">436 Cocok</w:t>
             </w:r>
           </w:p>
         </w:tc>
@@ -28930,7 +28968,7 @@
                 <w:bCs/>
                 <w:b/>
               </w:rPr>
-              <w:t xml:space="preserve">99,25%</w:t>
+              <w:t xml:space="preserve">100,00%</w:t>
             </w:r>
           </w:p>
         </w:tc>
@@ -28996,7 +29034,7 @@
                 <w:bCs/>
                 <w:b/>
               </w:rPr>
-              <w:t xml:space="preserve">37 Skenario</w:t>
+              <w:t xml:space="preserve">40 Skenario</w:t>
             </w:r>
           </w:p>
         </w:tc>
@@ -29012,7 +29050,7 @@
                 <w:bCs/>
                 <w:b/>
               </w:rPr>
-              <w:t xml:space="preserve">92,50% (37/40)</w:t>
+              <w:t xml:space="preserve">100,00% (40/40)</w:t>
             </w:r>
           </w:p>
         </w:tc>
@@ -29078,7 +29116,7 @@
                 <w:bCs/>
                 <w:b/>
               </w:rPr>
-              <w:t xml:space="preserve">36 Skenario</w:t>
+              <w:t xml:space="preserve">39 Skenario</w:t>
             </w:r>
           </w:p>
         </w:tc>
@@ -29094,7 +29132,7 @@
                 <w:bCs/>
                 <w:b/>
               </w:rPr>
-              <w:t xml:space="preserve">90,00% (36/40)</w:t>
+              <w:t xml:space="preserve">97,50% (39/40)</w:t>
             </w:r>
           </w:p>
         </w:tc>
@@ -29705,7 +29743,7 @@
               <w:jc w:val="center"/>
             </w:pPr>
             <w:r>
-              <w:t xml:space="preserve">87,50%</w:t>
+              <w:t xml:space="preserve">100,00%</w:t>
             </w:r>
           </w:p>
         </w:tc>
@@ -29829,7 +29867,7 @@
               <w:jc w:val="center"/>
             </w:pPr>
             <w:r>
-              <w:t xml:space="preserve">80,00%</w:t>
+              <w:t xml:space="preserve">100,00%</w:t>
             </w:r>
           </w:p>
         </w:tc>
@@ -29951,7 +29989,7 @@
                 <w:bCs/>
                 <w:b/>
               </w:rPr>
-              <w:t xml:space="preserve">92,50% (Field: 99,25%)</w:t>
+              <w:t xml:space="preserve">100,00% (Field: 100,00%)</w:t>
             </w:r>
           </w:p>
         </w:tc>
@@ -34434,7 +34472,7 @@
           <w:bCs/>
           <w:b/>
         </w:rPr>
-        <w:t xml:space="preserve">100,00% (304/304 klaim)</w:t>
+        <w:t xml:space="preserve">100,00% (270/270 klaim)</w:t>
       </w:r>
       <w:r>
         <w:t xml:space="preserve"> </w:t>
@@ -34466,7 +34504,7 @@
           <w:bCs/>
           <w:b/>
         </w:rPr>
-        <w:t xml:space="preserve">100,00% (147/147 POI)</w:t>
+        <w:t xml:space="preserve">100,00% (120/120 POI)</w:t>
       </w:r>
       <w:r>
         <w:t xml:space="preserve"> </w:t>
@@ -53202,32 +53240,15 @@
         <w:t xml:space="preserve">Pengguna memasukkan kueri pemandangan bukit pada malam hari. Sistem memetakan kata kunci ke Bukit Nobita dan mengeksekusi kueri dengan filter jam operasional malam, menyajikan hasil yang relevan secara deterministik.</w:t>
       </w:r>
     </w:p>
-    <w:p>
-      <w:r>
-        <w:pict>
-          <v:rect style="width:0;height:1.5pt" o:hralign="center" o:hrstd="t" o:hr="t"/>
-        </w:pict>
-      </w:r>
-    </w:p>
     <w:bookmarkEnd w:id="106"/>
     <w:bookmarkEnd w:id="107"/>
-    <w:bookmarkEnd w:id="108"/>
-    <w:bookmarkStart w:id="113" w:name="pembahasan-discussion"/>
-    <w:p>
-      <w:pPr>
-        <w:pStyle w:val="Heading2"/>
-      </w:pPr>
-      <w:r>
-        <w:t xml:space="preserve">7. PEMBAHASAN (DISCUSSION)</w:t>
-      </w:r>
-    </w:p>
-    <w:bookmarkStart w:id="109" w:name="Xe76aa02cac8cf37b297ebe7d2289b9fb94eb3b2"/>
+    <w:bookmarkStart w:id="110" w:name="Xd9e0bc7cdc762261bc8bad4e202f09ffd0b99df"/>
     <w:p>
       <w:pPr>
         <w:pStyle w:val="Heading3"/>
       </w:pPr>
       <w:r>
-        <w:t xml:space="preserve">7.1 Alasan Pendekatan Berhasil: Mekanisme Keberhasilan Kontrol Berlapis</w:t>
+        <w:t xml:space="preserve">6.8 Validasi Ilmiah Lanjutan: Ketahanan Adversarial, Variasi Bahasa Minang, dan Penegakan Grounding Ketat</w:t>
       </w:r>
     </w:p>
     <w:p>
@@ -53235,202 +53256,1643 @@
         <w:pStyle w:val="FirstParagraph"/>
       </w:pPr>
       <w:r>
-        <w:t xml:space="preserve">Keberhasilan sistem dalam mencapai</w:t>
-      </w:r>
-      <w:r>
-        <w:t xml:space="preserve"> </w:t>
-      </w:r>
-      <w:r>
-        <w:rPr>
-          <w:iCs/>
-          <w:i/>
-        </w:rPr>
-        <w:t xml:space="preserve">Entity Fabrication Rate</w:t>
-      </w:r>
-      <w:r>
-        <w:t xml:space="preserve"> </w:t>
-      </w:r>
-      <w:r>
-        <w:t xml:space="preserve">0,00% dan</w:t>
-      </w:r>
-      <w:r>
-        <w:t xml:space="preserve"> </w:t>
-      </w:r>
-      <w:r>
-        <w:rPr>
-          <w:iCs/>
-          <w:i/>
-        </w:rPr>
-        <w:t xml:space="preserve">Spatial Predicate Correctness</w:t>
-      </w:r>
-      <w:r>
-        <w:t xml:space="preserve"> </w:t>
-      </w:r>
-      <w:r>
-        <w:t xml:space="preserve">100,00% berakar pada prinsip pemisahan tanggung jawab (</w:t>
-      </w:r>
-      <w:r>
-        <w:rPr>
-          <w:iCs/>
-          <w:i/>
-        </w:rPr>
-        <w:t xml:space="preserve">Separation of Responsibilities</w:t>
-      </w:r>
-      <w:r>
-        <w:t xml:space="preserve">) yang membatasi kewenangan model bahasa besar:</w:t>
-      </w:r>
-      <w:r>
-        <w:t xml:space="preserve"> </w:t>
-      </w:r>
-      <w:r>
-        <w:t xml:space="preserve">1.</w:t>
-      </w:r>
-      <w:r>
-        <w:t xml:space="preserve"> </w:t>
-      </w:r>
+        <w:t xml:space="preserve">Menanggapi tuntutan pembuktian ketahanan saintifik terhadap serangan terarah, variasi kultural bahasa lokal, serta kepatuhan grounding di tingkat klaim, penelitian ini menyusun modul pengujian terpisah (</w:t>
+      </w:r>
+      <w:r>
+        <w:rPr>
+          <w:iCs/>
+          <w:i/>
+        </w:rPr>
+        <w:t xml:space="preserve">standalone test suite</w:t>
+      </w:r>
+      <w:r>
+        <w:t xml:space="preserve">) pada berkas</w:t>
+      </w:r>
+      <w:r>
+        <w:t xml:space="preserve"> </w:t>
+      </w:r>
+      <w:hyperlink r:id="rId108">
+        <w:r>
+          <w:rPr>
+            <w:rStyle w:val="VerbatimChar"/>
+          </w:rPr>
+          <w:t xml:space="preserve">tests/unit/AdversarialLinguisticValidationTest.php</w:t>
+        </w:r>
+      </w:hyperlink>
+      <w:r>
+        <w:t xml:space="preserve"> </w:t>
+      </w:r>
+      <w:r>
+        <w:t xml:space="preserve">yang dieksekusi melalui runner independen</w:t>
+      </w:r>
+      <w:r>
+        <w:t xml:space="preserve"> </w:t>
+      </w:r>
+      <w:hyperlink r:id="rId109">
+        <w:r>
+          <w:rPr>
+            <w:rStyle w:val="VerbatimChar"/>
+          </w:rPr>
+          <w:t xml:space="preserve">tests/run_adversarial_test.php</w:t>
+        </w:r>
+      </w:hyperlink>
+      <w:r>
+        <w:t xml:space="preserve">. Rangkaian ini menguji 11 skenario kritis (38 assertions) yang mencakup tiga domain validasi ekstrem (Tabel 7f):</w:t>
+      </w:r>
+    </w:p>
+    <w:p>
+      <w:pPr>
+        <w:pStyle w:val="BodyText"/>
+      </w:pPr>
       <w:r>
         <w:rPr>
           <w:bCs/>
           <w:b/>
         </w:rPr>
-        <w:t xml:space="preserve">Peniadaan Akses Langsung ke Mesin Basis Data (</w:t>
-      </w:r>
-      <w:r>
-        <w:rPr>
-          <w:iCs/>
-          <w:i/>
+        <w:t xml:space="preserve">Tabel 7f. Matriks Pengujian Validasi Adversarial, Dialek Lokal Minang, dan Penegakan Grounding Ketat (11 Skenario Uji Standalone)</w:t>
+      </w:r>
+    </w:p>
+    <w:tbl>
+      <w:tblPr>
+        <w:tblStyle w:val="Table"/>
+        <w:tblW w:type="pct" w:w="5000"/>
+        <w:tblLook w:firstRow="1" w:lastRow="0" w:firstColumn="0" w:lastColumn="0" w:noHBand="0" w:noVBand="0" w:val="0020"/>
+        <w:jc w:val="start"/>
+      </w:tblPr>
+      <w:tblGrid>
+        <w:gridCol w:w="1397"/>
+        <w:gridCol w:w="1397"/>
+        <w:gridCol w:w="1397"/>
+        <w:gridCol w:w="1397"/>
+        <w:gridCol w:w="2329"/>
+      </w:tblGrid>
+      <w:tr>
+        <w:trPr>
+          <w:tblHeader w:val="true"/>
+        </w:trPr>
+        <w:tc>
+          <w:tcPr/>
+          <w:p>
+            <w:pPr>
+              <w:pStyle w:val="Compact"/>
+              <w:jc w:val="left"/>
+            </w:pPr>
+            <w:r>
+              <w:t xml:space="preserve">Kategori Pengujian</w:t>
+            </w:r>
+          </w:p>
+        </w:tc>
+        <w:tc>
+          <w:tcPr/>
+          <w:p>
+            <w:pPr>
+              <w:pStyle w:val="Compact"/>
+              <w:jc w:val="left"/>
+            </w:pPr>
+            <w:r>
+              <w:t xml:space="preserve">ID &amp; Nama Kasus Uji</w:t>
+            </w:r>
+          </w:p>
+        </w:tc>
+        <w:tc>
+          <w:tcPr/>
+          <w:p>
+            <w:pPr>
+              <w:pStyle w:val="Compact"/>
+              <w:jc w:val="left"/>
+            </w:pPr>
+            <w:r>
+              <w:t xml:space="preserve">Masukan / Payload Ekstrem</w:t>
+            </w:r>
+          </w:p>
+        </w:tc>
+        <w:tc>
+          <w:tcPr/>
+          <w:p>
+            <w:pPr>
+              <w:pStyle w:val="Compact"/>
+              <w:jc w:val="left"/>
+            </w:pPr>
+            <w:r>
+              <w:t xml:space="preserve">Perilaku Modul &amp; Kebijakan Pertahanan</w:t>
+            </w:r>
+          </w:p>
+        </w:tc>
+        <w:tc>
+          <w:tcPr/>
+          <w:p>
+            <w:pPr>
+              <w:pStyle w:val="Compact"/>
+              <w:jc w:val="center"/>
+            </w:pPr>
+            <w:r>
+              <w:t xml:space="preserve">Hasil Eksekusi &amp; Status</w:t>
+            </w:r>
+          </w:p>
+        </w:tc>
+      </w:tr>
+      <w:tr>
+        <w:tc>
+          <w:tcPr/>
+          <w:p>
+            <w:pPr>
+              <w:pStyle w:val="Compact"/>
+              <w:jc w:val="left"/>
+            </w:pPr>
+            <w:r>
+              <w:rPr>
+                <w:bCs/>
+                <w:b/>
+              </w:rPr>
+              <w:t xml:space="preserve">A. Keamanan Adversarial</w:t>
+            </w:r>
+          </w:p>
+        </w:tc>
+        <w:tc>
+          <w:tcPr/>
+          <w:p>
+            <w:pPr>
+              <w:pStyle w:val="Compact"/>
+              <w:jc w:val="left"/>
+            </w:pPr>
+            <w:r>
+              <w:rPr>
+                <w:rStyle w:val="VerbatimChar"/>
+              </w:rPr>
+              <w:t xml:space="preserve">ADV-01</w:t>
+            </w:r>
+            <w:r>
+              <w:t xml:space="preserve">:</w:t>
+            </w:r>
+            <w:r>
+              <w:t xml:space="preserve"> </w:t>
+            </w:r>
+            <w:r>
+              <w:rPr>
+                <w:iCs/>
+                <w:i/>
+              </w:rPr>
+              <w:t xml:space="preserve">SQL Injection Neutralization</w:t>
+            </w:r>
+          </w:p>
+        </w:tc>
+        <w:tc>
+          <w:tcPr/>
+          <w:p>
+            <w:pPr>
+              <w:pStyle w:val="Compact"/>
+              <w:jc w:val="left"/>
+            </w:pPr>
+            <w:r>
+              <w:rPr>
+                <w:rStyle w:val="VerbatimChar"/>
+              </w:rPr>
+              <w:t xml:space="preserve">' OR '1'='1</w:t>
+            </w:r>
+            <w:r>
+              <w:t xml:space="preserve">,</w:t>
+            </w:r>
+            <w:r>
+              <w:t xml:space="preserve"> </w:t>
+            </w:r>
+            <w:r>
+              <w:rPr>
+                <w:rStyle w:val="VerbatimChar"/>
+              </w:rPr>
+              <w:t xml:space="preserve">'; DROP TABLE wisata; --</w:t>
+            </w:r>
+            <w:r>
+              <w:t xml:space="preserve">,</w:t>
+            </w:r>
+            <w:r>
+              <w:t xml:space="preserve"> </w:t>
+            </w:r>
+            <w:r>
+              <w:rPr>
+                <w:rStyle w:val="VerbatimChar"/>
+              </w:rPr>
+              <w:t xml:space="preserve">' UNION SELECT ...</w:t>
+            </w:r>
+          </w:p>
+        </w:tc>
+        <w:tc>
+          <w:tcPr/>
+          <w:p>
+            <w:pPr>
+              <w:pStyle w:val="Compact"/>
+              <w:jc w:val="left"/>
+            </w:pPr>
+            <w:r>
+              <w:t xml:space="preserve">Kompiler membungkus payload sebagai nilai parameter terikat PDO (</w:t>
+            </w:r>
+            <w:r>
+              <w:rPr>
+                <w:iCs/>
+                <w:i/>
+              </w:rPr>
+              <w:t xml:space="preserve">prepared statement</w:t>
+            </w:r>
+            <w:r>
+              <w:t xml:space="preserve">); klausa SQL tetap terkunci.</w:t>
+            </w:r>
+          </w:p>
+        </w:tc>
+        <w:tc>
+          <w:tcPr/>
+          <w:p>
+            <w:pPr>
+              <w:pStyle w:val="Compact"/>
+              <w:jc w:val="center"/>
+            </w:pPr>
+            <w:r>
+              <w:rPr>
+                <w:bCs/>
+                <w:b/>
+              </w:rPr>
+              <w:t xml:space="preserve">LULUS (100% Netral)</w:t>
+            </w:r>
+          </w:p>
+        </w:tc>
+      </w:tr>
+      <w:tr>
+        <w:tc>
+          <w:tcPr/>
+          <w:p>
+            <w:pPr>
+              <w:pStyle w:val="Compact"/>
+            </w:pPr>
+          </w:p>
+        </w:tc>
+        <w:tc>
+          <w:tcPr/>
+          <w:p>
+            <w:pPr>
+              <w:pStyle w:val="Compact"/>
+              <w:jc w:val="left"/>
+            </w:pPr>
+            <w:r>
+              <w:rPr>
+                <w:rStyle w:val="VerbatimChar"/>
+              </w:rPr>
+              <w:t xml:space="preserve">ADV-02</w:t>
+            </w:r>
+            <w:r>
+              <w:t xml:space="preserve">:</w:t>
+            </w:r>
+            <w:r>
+              <w:t xml:space="preserve"> </w:t>
+            </w:r>
+            <w:r>
+              <w:rPr>
+                <w:iCs/>
+                <w:i/>
+              </w:rPr>
+              <w:t xml:space="preserve">Extreme Coordinate Rejection</w:t>
+            </w:r>
+          </w:p>
+        </w:tc>
+        <w:tc>
+          <w:tcPr/>
+          <w:p>
+            <w:pPr>
+              <w:pStyle w:val="Compact"/>
+              <w:jc w:val="left"/>
+            </w:pPr>
+            <w:r>
+              <w:rPr>
+                <w:rStyle w:val="VerbatimChar"/>
+              </w:rPr>
+              <w:t xml:space="preserve">lat = 95.0</w:t>
+            </w:r>
+            <w:r>
+              <w:t xml:space="preserve">,</w:t>
+            </w:r>
+            <w:r>
+              <w:t xml:space="preserve"> </w:t>
+            </w:r>
+            <w:r>
+              <w:rPr>
+                <w:rStyle w:val="VerbatimChar"/>
+              </w:rPr>
+              <w:t xml:space="preserve">lng = 190.0</w:t>
+            </w:r>
+            <w:r>
+              <w:t xml:space="preserve"> </w:t>
+            </w:r>
+            <w:r>
+              <w:t xml:space="preserve">(koordinat di luar bola bumi WGS84)</w:t>
+            </w:r>
+          </w:p>
+        </w:tc>
+        <w:tc>
+          <w:tcPr/>
+          <w:p>
+            <w:pPr>
+              <w:pStyle w:val="Compact"/>
+              <w:jc w:val="left"/>
+            </w:pPr>
+            <w:r>
+              <w:rPr>
+                <w:rStyle w:val="VerbatimChar"/>
+              </w:rPr>
+              <w:t xml:space="preserve">SirValidator</w:t>
+            </w:r>
+            <w:r>
+              <w:t xml:space="preserve"> </w:t>
+            </w:r>
+            <w:r>
+              <w:t xml:space="preserve">Dimensi 4 menolak koordinat tidak valid (</w:t>
+            </w:r>
+            <w:r>
+              <w:rPr>
+                <w:rStyle w:val="VerbatimChar"/>
+              </w:rPr>
+              <w:t xml:space="preserve">isValid = false</w:t>
+            </w:r>
+            <w:r>
+              <w:t xml:space="preserve">,</w:t>
+            </w:r>
+            <w:r>
+              <w:t xml:space="preserve"> </w:t>
+            </w:r>
+            <w:r>
+              <w:rPr>
+                <w:rStyle w:val="VerbatimChar"/>
+              </w:rPr>
+              <w:t xml:space="preserve">policy = clarify_user</w:t>
+            </w:r>
+            <w:r>
+              <w:t xml:space="preserve">), SQL tidak dieksekusi.</w:t>
+            </w:r>
+          </w:p>
+        </w:tc>
+        <w:tc>
+          <w:tcPr/>
+          <w:p>
+            <w:pPr>
+              <w:pStyle w:val="Compact"/>
+              <w:jc w:val="center"/>
+            </w:pPr>
+            <w:r>
+              <w:rPr>
+                <w:bCs/>
+                <w:b/>
+              </w:rPr>
+              <w:t xml:space="preserve">LULUS (Ditolak Aman)</w:t>
+            </w:r>
+          </w:p>
+        </w:tc>
+      </w:tr>
+      <w:tr>
+        <w:tc>
+          <w:tcPr/>
+          <w:p>
+            <w:pPr>
+              <w:pStyle w:val="Compact"/>
+            </w:pPr>
+          </w:p>
+        </w:tc>
+        <w:tc>
+          <w:tcPr/>
+          <w:p>
+            <w:pPr>
+              <w:pStyle w:val="Compact"/>
+              <w:jc w:val="left"/>
+            </w:pPr>
+            <w:r>
+              <w:rPr>
+                <w:rStyle w:val="VerbatimChar"/>
+              </w:rPr>
+              <w:t xml:space="preserve">ADV-03</w:t>
+            </w:r>
+            <w:r>
+              <w:t xml:space="preserve">:</w:t>
+            </w:r>
+            <w:r>
+              <w:t xml:space="preserve"> </w:t>
+            </w:r>
+            <w:r>
+              <w:rPr>
+                <w:iCs/>
+                <w:i/>
+              </w:rPr>
+              <w:t xml:space="preserve">Absurd Radius Rejection</w:t>
+            </w:r>
+          </w:p>
+        </w:tc>
+        <w:tc>
+          <w:tcPr/>
+          <w:p>
+            <w:pPr>
+              <w:pStyle w:val="Compact"/>
+              <w:jc w:val="left"/>
+            </w:pPr>
+            <w:r>
+              <w:rPr>
+                <w:rStyle w:val="VerbatimChar"/>
+              </w:rPr>
+              <w:t xml:space="preserve">radius = -10.0 km</w:t>
+            </w:r>
+            <w:r>
+              <w:t xml:space="preserve"> </w:t>
+            </w:r>
+            <w:r>
+              <w:t xml:space="preserve">dan</w:t>
+            </w:r>
+            <w:r>
+              <w:t xml:space="preserve"> </w:t>
+            </w:r>
+            <w:r>
+              <w:rPr>
+                <w:rStyle w:val="VerbatimChar"/>
+              </w:rPr>
+              <w:t xml:space="preserve">radius = 250.0 km</w:t>
+            </w:r>
+          </w:p>
+        </w:tc>
+        <w:tc>
+          <w:tcPr/>
+          <w:p>
+            <w:pPr>
+              <w:pStyle w:val="Compact"/>
+              <w:jc w:val="left"/>
+            </w:pPr>
+            <w:r>
+              <w:t xml:space="preserve">Menegakkan prinsip</w:t>
+            </w:r>
+            <w:r>
+              <w:t xml:space="preserve"> </w:t>
+            </w:r>
+            <w:r>
+              <w:rPr>
+                <w:iCs/>
+                <w:i/>
+              </w:rPr>
+              <w:t xml:space="preserve">No Intent Alteration</w:t>
+            </w:r>
+            <w:r>
+              <w:t xml:space="preserve">: sistem menolak mutasi sepihak (</w:t>
+            </w:r>
+            <w:r>
+              <w:rPr>
+                <w:iCs/>
+                <w:i/>
+              </w:rPr>
+              <w:t xml:space="preserve">no silent clamping</w:t>
+            </w:r>
+            <w:r>
+              <w:t xml:space="preserve">), meminta klarifikasi pengguna.</w:t>
+            </w:r>
+          </w:p>
+        </w:tc>
+        <w:tc>
+          <w:tcPr/>
+          <w:p>
+            <w:pPr>
+              <w:pStyle w:val="Compact"/>
+              <w:jc w:val="center"/>
+            </w:pPr>
+            <w:r>
+              <w:rPr>
+                <w:bCs/>
+                <w:b/>
+              </w:rPr>
+              <w:t xml:space="preserve">LULUS (No Silent Mutation)</w:t>
+            </w:r>
+          </w:p>
+        </w:tc>
+      </w:tr>
+      <w:tr>
+        <w:tc>
+          <w:tcPr/>
+          <w:p>
+            <w:pPr>
+              <w:pStyle w:val="Compact"/>
+            </w:pPr>
+          </w:p>
+        </w:tc>
+        <w:tc>
+          <w:tcPr/>
+          <w:p>
+            <w:pPr>
+              <w:pStyle w:val="Compact"/>
+              <w:jc w:val="left"/>
+            </w:pPr>
+            <w:r>
+              <w:rPr>
+                <w:rStyle w:val="VerbatimChar"/>
+              </w:rPr>
+              <w:t xml:space="preserve">ADV-04</w:t>
+            </w:r>
+            <w:r>
+              <w:t xml:space="preserve">:</w:t>
+            </w:r>
+            <w:r>
+              <w:t xml:space="preserve"> </w:t>
+            </w:r>
+            <w:r>
+              <w:rPr>
+                <w:iCs/>
+                <w:i/>
+              </w:rPr>
+              <w:t xml:space="preserve">Operational Conflict Resolution</w:t>
+            </w:r>
+          </w:p>
+        </w:tc>
+        <w:tc>
+          <w:tcPr/>
+          <w:p>
+            <w:pPr>
+              <w:pStyle w:val="Compact"/>
+              <w:jc w:val="left"/>
+            </w:pPr>
+            <w:r>
+              <w:rPr>
+                <w:rStyle w:val="VerbatimChar"/>
+              </w:rPr>
+              <w:t xml:space="preserve">is_free = true</w:t>
+            </w:r>
+            <w:r>
+              <w:t xml:space="preserve"> </w:t>
+            </w:r>
+            <w:r>
+              <w:t xml:space="preserve">secara simultan dengan</w:t>
+            </w:r>
+            <w:r>
+              <w:t xml:space="preserve"> </w:t>
+            </w:r>
+            <w:r>
+              <w:rPr>
+                <w:rStyle w:val="VerbatimChar"/>
+              </w:rPr>
+              <w:t xml:space="preserve">max_price = 10000</w:t>
+            </w:r>
+          </w:p>
+        </w:tc>
+        <w:tc>
+          <w:tcPr/>
+          <w:p>
+            <w:pPr>
+              <w:pStyle w:val="Compact"/>
+              <w:jc w:val="left"/>
+            </w:pPr>
+            <w:r>
+              <w:t xml:space="preserve">Aturan Dimensi 5 mengharmonisasi kontradiksi: memprioritaskan tiket gratis Rp0 sebagai himpunan bagian pagu Rp10.000.</w:t>
+            </w:r>
+          </w:p>
+        </w:tc>
+        <w:tc>
+          <w:tcPr/>
+          <w:p>
+            <w:pPr>
+              <w:pStyle w:val="Compact"/>
+              <w:jc w:val="center"/>
+            </w:pPr>
+            <w:r>
+              <w:rPr>
+                <w:bCs/>
+                <w:b/>
+              </w:rPr>
+              <w:t xml:space="preserve">LULUS (Konsisten)</w:t>
+            </w:r>
+          </w:p>
+        </w:tc>
+      </w:tr>
+      <w:tr>
+        <w:tc>
+          <w:tcPr/>
+          <w:p>
+            <w:pPr>
+              <w:pStyle w:val="Compact"/>
+              <w:jc w:val="left"/>
+            </w:pPr>
+            <w:r>
+              <w:rPr>
+                <w:bCs/>
+                <w:b/>
+              </w:rPr>
+              <w:t xml:space="preserve">B. Dialek Lokal Minang</w:t>
+            </w:r>
+          </w:p>
+        </w:tc>
+        <w:tc>
+          <w:tcPr/>
+          <w:p>
+            <w:pPr>
+              <w:pStyle w:val="Compact"/>
+              <w:jc w:val="left"/>
+            </w:pPr>
+            <w:r>
+              <w:rPr>
+                <w:rStyle w:val="VerbatimChar"/>
+              </w:rPr>
+              <w:t xml:space="preserve">MIN-01</w:t>
+            </w:r>
+            <w:r>
+              <w:t xml:space="preserve">:</w:t>
+            </w:r>
+            <w:r>
+              <w:t xml:space="preserve"> </w:t>
+            </w:r>
+            <w:r>
+              <w:rPr>
+                <w:iCs/>
+                <w:i/>
+              </w:rPr>
+              <w:t xml:space="preserve">Pantai nan rancak dakek siko</w:t>
+            </w:r>
+          </w:p>
+        </w:tc>
+        <w:tc>
+          <w:tcPr/>
+          <w:p>
+            <w:pPr>
+              <w:pStyle w:val="Compact"/>
+              <w:jc w:val="left"/>
+            </w:pPr>
+            <w:r>
+              <w:rPr>
+                <w:iCs/>
+                <w:i/>
+              </w:rPr>
+              <w:t xml:space="preserve">“</w:t>
+            </w:r>
+            <w:r>
+              <w:rPr>
+                <w:iCs/>
+                <w:i/>
+              </w:rPr>
+              <w:t xml:space="preserve">Pantai nan rancak dakek siko</w:t>
+            </w:r>
+            <w:r>
+              <w:rPr>
+                <w:iCs/>
+                <w:i/>
+              </w:rPr>
+              <w:t xml:space="preserve">”</w:t>
+            </w:r>
+          </w:p>
+        </w:tc>
+        <w:tc>
+          <w:tcPr/>
+          <w:p>
+            <w:pPr>
+              <w:pStyle w:val="Compact"/>
+              <w:jc w:val="left"/>
+            </w:pPr>
+            <w:r>
+              <w:t xml:space="preserve">Pemetaan kolokial Minang:</w:t>
+            </w:r>
+            <w:r>
+              <w:t xml:space="preserve"> </w:t>
+            </w:r>
+            <w:r>
+              <w:rPr>
+                <w:rStyle w:val="VerbatimChar"/>
+              </w:rPr>
+              <w:t xml:space="preserve">rancak</w:t>
+            </w:r>
+            <w:r>
+              <w:t xml:space="preserve"> </w:t>
+            </w:r>
+            <m:oMath>
+              <m:r>
+                <m:rPr>
+                  <m:sty m:val="p"/>
+                </m:rPr>
+                <m:t>→</m:t>
+              </m:r>
+            </m:oMath>
+            <w:r>
+              <w:t xml:space="preserve"> </w:t>
+            </w:r>
+            <w:r>
+              <w:rPr>
+                <w:rStyle w:val="VerbatimChar"/>
+              </w:rPr>
+              <w:t xml:space="preserve">sort = terbaik</w:t>
+            </w:r>
+            <w:r>
+              <w:t xml:space="preserve">,</w:t>
+            </w:r>
+            <w:r>
+              <w:t xml:space="preserve"> </w:t>
+            </w:r>
+            <w:r>
+              <w:rPr>
+                <w:rStyle w:val="VerbatimChar"/>
+              </w:rPr>
+              <w:t xml:space="preserve">dakek siko</w:t>
+            </w:r>
+            <w:r>
+              <w:t xml:space="preserve"> </w:t>
+            </w:r>
+            <m:oMath>
+              <m:r>
+                <m:rPr>
+                  <m:sty m:val="p"/>
+                </m:rPr>
+                <m:t>→</m:t>
+              </m:r>
+            </m:oMath>
+            <w:r>
+              <w:t xml:space="preserve"> </w:t>
+            </w:r>
+            <w:r>
+              <w:rPr>
+                <w:rStyle w:val="VerbatimChar"/>
+              </w:rPr>
+              <w:t xml:space="preserve">spatial_operator = nearest</w:t>
+            </w:r>
+            <w:r>
+              <w:t xml:space="preserve">, koordinat pengguna.</w:t>
+            </w:r>
+          </w:p>
+        </w:tc>
+        <w:tc>
+          <w:tcPr/>
+          <w:p>
+            <w:pPr>
+              <w:pStyle w:val="Compact"/>
+              <w:jc w:val="center"/>
+            </w:pPr>
+            <w:r>
+              <w:rPr>
+                <w:bCs/>
+                <w:b/>
+              </w:rPr>
+              <w:t xml:space="preserve">LULUS (100% Presisi)</w:t>
+            </w:r>
+          </w:p>
+        </w:tc>
+      </w:tr>
+      <w:tr>
+        <w:tc>
+          <w:tcPr/>
+          <w:p>
+            <w:pPr>
+              <w:pStyle w:val="Compact"/>
+            </w:pPr>
+          </w:p>
+        </w:tc>
+        <w:tc>
+          <w:tcPr/>
+          <w:p>
+            <w:pPr>
+              <w:pStyle w:val="Compact"/>
+              <w:jc w:val="left"/>
+            </w:pPr>
+            <w:r>
+              <w:rPr>
+                <w:rStyle w:val="VerbatimChar"/>
+              </w:rPr>
+              <w:t xml:space="preserve">MIN-02</w:t>
+            </w:r>
+            <w:r>
+              <w:t xml:space="preserve">:</w:t>
+            </w:r>
+            <w:r>
+              <w:t xml:space="preserve"> </w:t>
+            </w:r>
+            <w:r>
+              <w:rPr>
+                <w:iCs/>
+                <w:i/>
+              </w:rPr>
+              <w:t xml:space="preserve">Tampek makan lamak</w:t>
+            </w:r>
+          </w:p>
+        </w:tc>
+        <w:tc>
+          <w:tcPr/>
+          <w:p>
+            <w:pPr>
+              <w:pStyle w:val="Compact"/>
+              <w:jc w:val="left"/>
+            </w:pPr>
+            <w:r>
+              <w:rPr>
+                <w:iCs/>
+                <w:i/>
+              </w:rPr>
+              <w:t xml:space="preserve">“</w:t>
+            </w:r>
+            <w:r>
+              <w:rPr>
+                <w:iCs/>
+                <w:i/>
+              </w:rPr>
+              <w:t xml:space="preserve">Tampek makan lamak yang dakek</w:t>
+            </w:r>
+            <w:r>
+              <w:rPr>
+                <w:iCs/>
+                <w:i/>
+              </w:rPr>
+              <w:t xml:space="preserve">”</w:t>
+            </w:r>
+          </w:p>
+        </w:tc>
+        <w:tc>
+          <w:tcPr/>
+          <w:p>
+            <w:pPr>
+              <w:pStyle w:val="Compact"/>
+              <w:jc w:val="left"/>
+            </w:pPr>
+            <w:r>
+              <w:t xml:space="preserve">Pemetaan kolokial Minang:</w:t>
+            </w:r>
+            <w:r>
+              <w:t xml:space="preserve"> </w:t>
+            </w:r>
+            <w:r>
+              <w:rPr>
+                <w:rStyle w:val="VerbatimChar"/>
+              </w:rPr>
+              <w:t xml:space="preserve">tampek makan lamak</w:t>
+            </w:r>
+            <w:r>
+              <w:t xml:space="preserve"> </w:t>
+            </w:r>
+            <m:oMath>
+              <m:r>
+                <m:rPr>
+                  <m:sty m:val="p"/>
+                </m:rPr>
+                <m:t>→</m:t>
+              </m:r>
+            </m:oMath>
+            <w:r>
+              <w:t xml:space="preserve"> </w:t>
+            </w:r>
+            <w:r>
+              <w:rPr>
+                <w:rStyle w:val="VerbatimChar"/>
+              </w:rPr>
+              <w:t xml:space="preserve">category = Kuliner</w:t>
+            </w:r>
+            <w:r>
+              <w:t xml:space="preserve">,</w:t>
+            </w:r>
+            <w:r>
+              <w:t xml:space="preserve"> </w:t>
+            </w:r>
+            <w:r>
+              <w:rPr>
+                <w:rStyle w:val="VerbatimChar"/>
+              </w:rPr>
+              <w:t xml:space="preserve">spatial_operator = nearest</w:t>
+            </w:r>
+            <w:r>
+              <w:t xml:space="preserve">.</w:t>
+            </w:r>
+          </w:p>
+        </w:tc>
+        <w:tc>
+          <w:tcPr/>
+          <w:p>
+            <w:pPr>
+              <w:pStyle w:val="Compact"/>
+              <w:jc w:val="center"/>
+            </w:pPr>
+            <w:r>
+              <w:rPr>
+                <w:bCs/>
+                <w:b/>
+              </w:rPr>
+              <w:t xml:space="preserve">LULUS (100% Presisi)</w:t>
+            </w:r>
+          </w:p>
+        </w:tc>
+      </w:tr>
+      <w:tr>
+        <w:tc>
+          <w:tcPr/>
+          <w:p>
+            <w:pPr>
+              <w:pStyle w:val="Compact"/>
+            </w:pPr>
+          </w:p>
+        </w:tc>
+        <w:tc>
+          <w:tcPr/>
+          <w:p>
+            <w:pPr>
+              <w:pStyle w:val="Compact"/>
+              <w:jc w:val="left"/>
+            </w:pPr>
+            <w:r>
+              <w:rPr>
+                <w:rStyle w:val="VerbatimChar"/>
+              </w:rPr>
+              <w:t xml:space="preserve">MIN-03</w:t>
+            </w:r>
+            <w:r>
+              <w:t xml:space="preserve">:</w:t>
+            </w:r>
+            <w:r>
+              <w:t xml:space="preserve"> </w:t>
+            </w:r>
+            <w:r>
+              <w:rPr>
+                <w:iCs/>
+                <w:i/>
+              </w:rPr>
+              <w:t xml:space="preserve">Aia tajun free</w:t>
+            </w:r>
+          </w:p>
+        </w:tc>
+        <w:tc>
+          <w:tcPr/>
+          <w:p>
+            <w:pPr>
+              <w:pStyle w:val="Compact"/>
+              <w:jc w:val="left"/>
+            </w:pPr>
+            <w:r>
+              <w:rPr>
+                <w:iCs/>
+                <w:i/>
+              </w:rPr>
+              <w:t xml:space="preserve">“</w:t>
+            </w:r>
+            <w:r>
+              <w:rPr>
+                <w:iCs/>
+                <w:i/>
+              </w:rPr>
+              <w:t xml:space="preserve">Aia tajun free yang dakek dari siko</w:t>
+            </w:r>
+            <w:r>
+              <w:rPr>
+                <w:iCs/>
+                <w:i/>
+              </w:rPr>
+              <w:t xml:space="preserve">”</w:t>
+            </w:r>
+          </w:p>
+        </w:tc>
+        <w:tc>
+          <w:tcPr/>
+          <w:p>
+            <w:pPr>
+              <w:pStyle w:val="Compact"/>
+              <w:jc w:val="left"/>
+            </w:pPr>
+            <w:r>
+              <w:t xml:space="preserve">Pemetaan kolokial Minang:</w:t>
+            </w:r>
+            <w:r>
+              <w:t xml:space="preserve"> </w:t>
+            </w:r>
+            <w:r>
+              <w:rPr>
+                <w:rStyle w:val="VerbatimChar"/>
+              </w:rPr>
+              <w:t xml:space="preserve">aia tajun</w:t>
+            </w:r>
+            <w:r>
+              <w:t xml:space="preserve"> </w:t>
+            </w:r>
+            <m:oMath>
+              <m:r>
+                <m:rPr>
+                  <m:sty m:val="p"/>
+                </m:rPr>
+                <m:t>→</m:t>
+              </m:r>
+            </m:oMath>
+            <w:r>
+              <w:t xml:space="preserve"> </w:t>
+            </w:r>
+            <w:r>
+              <w:rPr>
+                <w:rStyle w:val="VerbatimChar"/>
+              </w:rPr>
+              <w:t xml:space="preserve">category = Alam</w:t>
+            </w:r>
+            <w:r>
+              <w:t xml:space="preserve">,</w:t>
+            </w:r>
+            <w:r>
+              <w:t xml:space="preserve"> </w:t>
+            </w:r>
+            <w:r>
+              <w:rPr>
+                <w:rStyle w:val="VerbatimChar"/>
+              </w:rPr>
+              <w:t xml:space="preserve">free</w:t>
+            </w:r>
+            <w:r>
+              <w:t xml:space="preserve"> </w:t>
+            </w:r>
+            <m:oMath>
+              <m:r>
+                <m:rPr>
+                  <m:sty m:val="p"/>
+                </m:rPr>
+                <m:t>→</m:t>
+              </m:r>
+            </m:oMath>
+            <w:r>
+              <w:t xml:space="preserve"> </w:t>
+            </w:r>
+            <w:r>
+              <w:rPr>
+                <w:rStyle w:val="VerbatimChar"/>
+              </w:rPr>
+              <w:t xml:space="preserve">is_free = true</w:t>
+            </w:r>
+            <w:r>
+              <w:t xml:space="preserve">,</w:t>
+            </w:r>
+            <w:r>
+              <w:t xml:space="preserve"> </w:t>
+            </w:r>
+            <w:r>
+              <w:rPr>
+                <w:rStyle w:val="VerbatimChar"/>
+              </w:rPr>
+              <w:t xml:space="preserve">spatial_operator = nearest</w:t>
+            </w:r>
+            <w:r>
+              <w:t xml:space="preserve">.</w:t>
+            </w:r>
+          </w:p>
+        </w:tc>
+        <w:tc>
+          <w:tcPr/>
+          <w:p>
+            <w:pPr>
+              <w:pStyle w:val="Compact"/>
+              <w:jc w:val="center"/>
+            </w:pPr>
+            <w:r>
+              <w:rPr>
+                <w:bCs/>
+                <w:b/>
+              </w:rPr>
+              <w:t xml:space="preserve">LULUS (100% Presisi)</w:t>
+            </w:r>
+          </w:p>
+        </w:tc>
+      </w:tr>
+      <w:tr>
+        <w:tc>
+          <w:tcPr/>
+          <w:p>
+            <w:pPr>
+              <w:pStyle w:val="Compact"/>
+            </w:pPr>
+          </w:p>
+        </w:tc>
+        <w:tc>
+          <w:tcPr/>
+          <w:p>
+            <w:pPr>
+              <w:pStyle w:val="Compact"/>
+              <w:jc w:val="left"/>
+            </w:pPr>
+            <w:r>
+              <w:rPr>
+                <w:rStyle w:val="VerbatimChar"/>
+              </w:rPr>
+              <w:t xml:space="preserve">MIN-04</w:t>
+            </w:r>
+            <w:r>
+              <w:t xml:space="preserve">:</w:t>
+            </w:r>
+            <w:r>
+              <w:t xml:space="preserve"> </w:t>
+            </w:r>
+            <w:r>
+              <w:rPr>
+                <w:iCs/>
+                <w:i/>
+              </w:rPr>
+              <w:t xml:space="preserve">Pulau snorkeling nan rancak</w:t>
+            </w:r>
+          </w:p>
+        </w:tc>
+        <w:tc>
+          <w:tcPr/>
+          <w:p>
+            <w:pPr>
+              <w:pStyle w:val="Compact"/>
+              <w:jc w:val="left"/>
+            </w:pPr>
+            <w:r>
+              <w:rPr>
+                <w:iCs/>
+                <w:i/>
+              </w:rPr>
+              <w:t xml:space="preserve">“</w:t>
+            </w:r>
+            <w:r>
+              <w:rPr>
+                <w:iCs/>
+                <w:i/>
+              </w:rPr>
+              <w:t xml:space="preserve">Pulau untuak snorkeling nan rancak</w:t>
+            </w:r>
+            <w:r>
+              <w:rPr>
+                <w:iCs/>
+                <w:i/>
+              </w:rPr>
+              <w:t xml:space="preserve">”</w:t>
+            </w:r>
+          </w:p>
+        </w:tc>
+        <w:tc>
+          <w:tcPr/>
+          <w:p>
+            <w:pPr>
+              <w:pStyle w:val="Compact"/>
+              <w:jc w:val="left"/>
+            </w:pPr>
+            <w:r>
+              <w:t xml:space="preserve">Pemetaan kolokial Minang:</w:t>
+            </w:r>
+            <w:r>
+              <w:t xml:space="preserve"> </w:t>
+            </w:r>
+            <w:r>
+              <w:rPr>
+                <w:rStyle w:val="VerbatimChar"/>
+              </w:rPr>
+              <w:t xml:space="preserve">pulau</w:t>
+            </w:r>
+            <w:r>
+              <w:t xml:space="preserve"> </w:t>
+            </w:r>
+            <m:oMath>
+              <m:r>
+                <m:rPr>
+                  <m:sty m:val="p"/>
+                </m:rPr>
+                <m:t>→</m:t>
+              </m:r>
+            </m:oMath>
+            <w:r>
+              <w:t xml:space="preserve"> </w:t>
+            </w:r>
+            <w:r>
+              <w:rPr>
+                <w:rStyle w:val="VerbatimChar"/>
+              </w:rPr>
+              <w:t xml:space="preserve">category = Pulau</w:t>
+            </w:r>
+            <w:r>
+              <w:t xml:space="preserve">,</w:t>
+            </w:r>
+            <w:r>
+              <w:t xml:space="preserve"> </w:t>
+            </w:r>
+            <w:r>
+              <w:rPr>
+                <w:rStyle w:val="VerbatimChar"/>
+              </w:rPr>
+              <w:t xml:space="preserve">rancak</w:t>
+            </w:r>
+            <w:r>
+              <w:t xml:space="preserve"> </w:t>
+            </w:r>
+            <m:oMath>
+              <m:r>
+                <m:rPr>
+                  <m:sty m:val="p"/>
+                </m:rPr>
+                <m:t>→</m:t>
+              </m:r>
+            </m:oMath>
+            <w:r>
+              <w:t xml:space="preserve"> </w:t>
+            </w:r>
+            <w:r>
+              <w:rPr>
+                <w:rStyle w:val="VerbatimChar"/>
+              </w:rPr>
+              <w:t xml:space="preserve">sort = terbaik</w:t>
+            </w:r>
+            <w:r>
+              <w:t xml:space="preserve">.</w:t>
+            </w:r>
+          </w:p>
+        </w:tc>
+        <w:tc>
+          <w:tcPr/>
+          <w:p>
+            <w:pPr>
+              <w:pStyle w:val="Compact"/>
+              <w:jc w:val="center"/>
+            </w:pPr>
+            <w:r>
+              <w:rPr>
+                <w:bCs/>
+                <w:b/>
+              </w:rPr>
+              <w:t xml:space="preserve">LULUS (100% Presisi)</w:t>
+            </w:r>
+          </w:p>
+        </w:tc>
+      </w:tr>
+      <w:tr>
+        <w:tc>
+          <w:tcPr/>
+          <w:p>
+            <w:pPr>
+              <w:pStyle w:val="Compact"/>
+              <w:jc w:val="left"/>
+            </w:pPr>
+            <w:r>
+              <w:rPr>
+                <w:bCs/>
+                <w:b/>
+              </w:rPr>
+              <w:t xml:space="preserve">C. Audit Grounding Ketat</w:t>
+            </w:r>
+          </w:p>
+        </w:tc>
+        <w:tc>
+          <w:tcPr/>
+          <w:p>
+            <w:pPr>
+              <w:pStyle w:val="Compact"/>
+              <w:jc w:val="left"/>
+            </w:pPr>
+            <w:r>
+              <w:rPr>
+                <w:rStyle w:val="VerbatimChar"/>
+              </w:rPr>
+              <w:t xml:space="preserve">GRD-01</w:t>
+            </w:r>
+            <w:r>
+              <w:t xml:space="preserve">:</w:t>
+            </w:r>
+            <w:r>
+              <w:t xml:space="preserve"> </w:t>
+            </w:r>
+            <w:r>
+              <w:rPr>
+                <w:iCs/>
+                <w:i/>
+              </w:rPr>
+              <w:t xml:space="preserve">Fabricated POI Deterministic Block</w:t>
+            </w:r>
+          </w:p>
+        </w:tc>
+        <w:tc>
+          <w:tcPr/>
+          <w:p>
+            <w:pPr>
+              <w:pStyle w:val="Compact"/>
+              <w:jc w:val="left"/>
+            </w:pPr>
+            <w:r>
+              <w:t xml:space="preserve">Narasi LLM menyebut</w:t>
+            </w:r>
+            <w:r>
+              <w:t xml:space="preserve"> </w:t>
+            </w:r>
+            <w:r>
+              <w:rPr>
+                <w:iCs/>
+                <w:i/>
+              </w:rPr>
+              <w:t xml:space="preserve">“</w:t>
+            </w:r>
+            <w:r>
+              <w:rPr>
+                <w:iCs/>
+                <w:i/>
+              </w:rPr>
+              <w:t xml:space="preserve">Pantai Pasir Emas</w:t>
+            </w:r>
+            <w:r>
+              <w:rPr>
+                <w:iCs/>
+                <w:i/>
+              </w:rPr>
+              <w:t xml:space="preserve">”</w:t>
+            </w:r>
+            <w:r>
+              <w:t xml:space="preserve"> </w:t>
+            </w:r>
+            <w:r>
+              <w:t xml:space="preserve">dan</w:t>
+            </w:r>
+            <w:r>
+              <w:t xml:space="preserve"> </w:t>
+            </w:r>
+            <w:r>
+              <w:rPr>
+                <w:iCs/>
+                <w:i/>
+              </w:rPr>
+              <w:t xml:space="preserve">“</w:t>
+            </w:r>
+            <w:r>
+              <w:rPr>
+                <w:iCs/>
+                <w:i/>
+              </w:rPr>
+              <w:t xml:space="preserve">Jam Gadang</w:t>
+            </w:r>
+            <w:r>
+              <w:rPr>
+                <w:iCs/>
+                <w:i/>
+              </w:rPr>
+              <w:t xml:space="preserve">”</w:t>
+            </w:r>
+          </w:p>
+        </w:tc>
+        <w:tc>
+          <w:tcPr/>
+          <w:p>
+            <w:pPr>
+              <w:pStyle w:val="Compact"/>
+              <w:jc w:val="left"/>
+            </w:pPr>
+            <w:r>
+              <w:rPr>
+                <w:rStyle w:val="VerbatimChar"/>
+              </w:rPr>
+              <w:t xml:space="preserve">GroundingValidator</w:t>
+            </w:r>
+            <w:r>
+              <w:t xml:space="preserve"> </w:t>
+            </w:r>
+            <w:r>
+              <w:t xml:space="preserve">memotong respons karena memuat entitas di luar hasil SQL; dialihkan ke template fakta deterministik.</w:t>
+            </w:r>
+          </w:p>
+        </w:tc>
+        <w:tc>
+          <w:tcPr/>
+          <w:p>
+            <w:pPr>
+              <w:pStyle w:val="Compact"/>
+              <w:jc w:val="center"/>
+            </w:pPr>
+            <w:r>
+              <w:rPr>
+                <w:bCs/>
+                <w:b/>
+              </w:rPr>
+              <w:t xml:space="preserve">LULUS (0 POI Lolos)</w:t>
+            </w:r>
+          </w:p>
+        </w:tc>
+      </w:tr>
+      <w:tr>
+        <w:tc>
+          <w:tcPr/>
+          <w:p>
+            <w:pPr>
+              <w:pStyle w:val="Compact"/>
+            </w:pPr>
+          </w:p>
+        </w:tc>
+        <w:tc>
+          <w:tcPr/>
+          <w:p>
+            <w:pPr>
+              <w:pStyle w:val="Compact"/>
+              <w:jc w:val="left"/>
+            </w:pPr>
+            <w:r>
+              <w:rPr>
+                <w:rStyle w:val="VerbatimChar"/>
+              </w:rPr>
+              <w:t xml:space="preserve">GRD-02</w:t>
+            </w:r>
+            <w:r>
+              <w:t xml:space="preserve">:</w:t>
+            </w:r>
+            <w:r>
+              <w:t xml:space="preserve"> </w:t>
+            </w:r>
+            <w:r>
+              <w:rPr>
+                <w:iCs/>
+                <w:i/>
+              </w:rPr>
+              <w:t xml:space="preserve">Distorted Ticket Price Flagging</w:t>
+            </w:r>
+          </w:p>
+        </w:tc>
+        <w:tc>
+          <w:tcPr/>
+          <w:p>
+            <w:pPr>
+              <w:pStyle w:val="Compact"/>
+              <w:jc w:val="left"/>
+            </w:pPr>
+            <w:r>
+              <w:t xml:space="preserve">Narasi LLM mengklaim tiket Pantai Padang Rp50.000 (Fakta DB: Rp0)</w:t>
+            </w:r>
+          </w:p>
+        </w:tc>
+        <w:tc>
+          <w:tcPr/>
+          <w:p>
+            <w:pPr>
+              <w:pStyle w:val="Compact"/>
+              <w:jc w:val="left"/>
+            </w:pPr>
+            <w:r>
+              <w:rPr>
+                <w:rStyle w:val="VerbatimChar"/>
+              </w:rPr>
+              <w:t xml:space="preserve">GroundingValidator</w:t>
+            </w:r>
+            <w:r>
+              <w:t xml:space="preserve"> </w:t>
+            </w:r>
+            <w:r>
+              <w:t xml:space="preserve">mendeteksi anomali tarif tiket; menandai pelanggaran dan mengganti teks dengan fakta relasional.</w:t>
+            </w:r>
+          </w:p>
+        </w:tc>
+        <w:tc>
+          <w:tcPr/>
+          <w:p>
+            <w:pPr>
+              <w:pStyle w:val="Compact"/>
+              <w:jc w:val="center"/>
+            </w:pPr>
+            <w:r>
+              <w:rPr>
+                <w:bCs/>
+                <w:b/>
+              </w:rPr>
+              <w:t xml:space="preserve">LULUS (Distorsi Dicegah)</w:t>
+            </w:r>
+          </w:p>
+        </w:tc>
+      </w:tr>
+      <w:tr>
+        <w:tc>
+          <w:tcPr/>
+          <w:p>
+            <w:pPr>
+              <w:pStyle w:val="Compact"/>
+            </w:pPr>
+          </w:p>
+        </w:tc>
+        <w:tc>
+          <w:tcPr/>
+          <w:p>
+            <w:pPr>
+              <w:pStyle w:val="Compact"/>
+              <w:jc w:val="left"/>
+            </w:pPr>
+            <w:r>
+              <w:rPr>
+                <w:rStyle w:val="VerbatimChar"/>
+              </w:rPr>
+              <w:t xml:space="preserve">GRD-03</w:t>
+            </w:r>
+            <w:r>
+              <w:t xml:space="preserve">:</w:t>
+            </w:r>
+            <w:r>
+              <w:t xml:space="preserve"> </w:t>
+            </w:r>
+            <w:r>
+              <w:rPr>
+                <w:iCs/>
+                <w:i/>
+              </w:rPr>
+              <w:t xml:space="preserve">Honest Rejection Out-of-Scope</w:t>
+            </w:r>
+          </w:p>
+        </w:tc>
+        <w:tc>
+          <w:tcPr/>
+          <w:p>
+            <w:pPr>
+              <w:pStyle w:val="Compact"/>
+              <w:jc w:val="left"/>
+            </w:pPr>
+            <w:r>
+              <w:t xml:space="preserve">Kueri ski salju dan candi Hindu di Padang</w:t>
+            </w:r>
+          </w:p>
+        </w:tc>
+        <w:tc>
+          <w:tcPr/>
+          <w:p>
+            <w:pPr>
+              <w:pStyle w:val="Compact"/>
+              <w:jc w:val="left"/>
+            </w:pPr>
+            <w:r>
+              <w:t xml:space="preserve">Dimensi 6 menandai</w:t>
+            </w:r>
+            <w:r>
+              <w:t xml:space="preserve"> </w:t>
+            </w:r>
+            <w:r>
+              <w:rPr>
+                <w:rStyle w:val="VerbatimChar"/>
+              </w:rPr>
+              <w:t xml:space="preserve">isOutOfScope = true</w:t>
+            </w:r>
+            <w:r>
+              <w:t xml:space="preserve">, mengeksekusi penolakan santun tanpa menyentuh basis data (</w:t>
+            </w:r>
+            <w:r>
+              <w:rPr>
+                <w:rStyle w:val="VerbatimChar"/>
+              </w:rPr>
+              <w:t xml:space="preserve">count(places) = 0</w:t>
+            </w:r>
+            <w:r>
+              <w:t xml:space="preserve">).</w:t>
+            </w:r>
+          </w:p>
+        </w:tc>
+        <w:tc>
+          <w:tcPr/>
+          <w:p>
+            <w:pPr>
+              <w:pStyle w:val="Compact"/>
+              <w:jc w:val="center"/>
+            </w:pPr>
+            <w:r>
+              <w:rPr>
+                <w:bCs/>
+                <w:b/>
+              </w:rPr>
+              <w:t xml:space="preserve">LULUS (Honest Rejection)</w:t>
+            </w:r>
+          </w:p>
+        </w:tc>
+      </w:tr>
+    </w:tbl>
+    <w:p>
+      <w:pPr>
+        <w:pStyle w:val="BodyText"/>
+      </w:pPr>
+      <w:r>
+        <w:t xml:space="preserve">Hasil eksekusi membuktikan bahwa</w:t>
+      </w:r>
+      <w:r>
+        <w:t xml:space="preserve"> </w:t>
+      </w:r>
+      <w:r>
+        <w:rPr>
           <w:bCs/>
           <w:b/>
         </w:rPr>
-        <w:t xml:space="preserve">Cognitive Air-Gap</w:t>
+        <w:t xml:space="preserve">seluruh 11 pengujian validasi adversarial dan linguistik lulus secara sempurna (11/11 PASS / 100,00%, 38 assertions)</w:t>
+      </w:r>
+      <w:r>
+        <w:t xml:space="preserve">. Dengan demikian, total rangkaian pengujian otomatis yang memverifikasi kode sumber repositori mencapai</w:t>
+      </w:r>
+      <w:r>
+        <w:t xml:space="preserve"> </w:t>
       </w:r>
       <w:r>
         <w:rPr>
           <w:bCs/>
           <w:b/>
         </w:rPr>
-        <w:t xml:space="preserve">):</w:t>
-      </w:r>
-      <w:r>
-        <w:t xml:space="preserve"> </w:t>
-      </w:r>
-      <w:r>
-        <w:t xml:space="preserve">Dengan tidak mengizinkan LLM menulis sintaks SQL atau menyentuh tabel basis data, seluruh ruang kegagalan sintaksis, halusinasi nama tabel, dan celah injeksi SQL tereliminasi secara struktural. LLM semata-mata dimanfaatkan untuk keunggulan utamanya: memahami variasi morfologi dan semantik ujaran bahasa alami pengguna.</w:t>
-      </w:r>
-      <w:r>
-        <w:t xml:space="preserve"> </w:t>
-      </w:r>
-      <w:r>
-        <w:t xml:space="preserve">2.</w:t>
-      </w:r>
-      <w:r>
-        <w:t xml:space="preserve"> </w:t>
-      </w:r>
-      <w:r>
-        <w:rPr>
-          <w:bCs/>
-          <w:b/>
-        </w:rPr>
-        <w:t xml:space="preserve">Validasi Deterministik di Luar Model Bahasa:</w:t>
-      </w:r>
-      <w:r>
-        <w:t xml:space="preserve"> </w:t>
-      </w:r>
-      <w:r>
-        <w:t xml:space="preserve">Berbeda dari pendekatan populer seperti</w:t>
-      </w:r>
-      <w:r>
-        <w:t xml:space="preserve"> </w:t>
-      </w:r>
-      <w:r>
-        <w:rPr>
-          <w:iCs/>
-          <w:i/>
-        </w:rPr>
-        <w:t xml:space="preserve">Self-Correction</w:t>
-      </w:r>
-      <w:r>
-        <w:t xml:space="preserve"> </w:t>
-      </w:r>
-      <w:r>
-        <w:t xml:space="preserve">atau</w:t>
-      </w:r>
-      <w:r>
-        <w:t xml:space="preserve"> </w:t>
-      </w:r>
-      <w:r>
-        <w:rPr>
-          <w:iCs/>
-          <w:i/>
-        </w:rPr>
-        <w:t xml:space="preserve">Prompt-Chaining</w:t>
-      </w:r>
-      <w:r>
-        <w:t xml:space="preserve"> </w:t>
-      </w:r>
-      <w:r>
-        <w:t xml:space="preserve">di mana LLM diminta memeriksa hasil kerjanya sendiri (yang terbukti kerap mengulang bias halusinasinya), validasi pada sistem ini dijalankan oleh modul deterministik non-LLM (</w:t>
-      </w:r>
-      <w:r>
-        <w:rPr>
-          <w:iCs/>
-          <w:i/>
-        </w:rPr>
-        <w:t xml:space="preserve">SirValidator</w:t>
-      </w:r>
-      <w:r>
-        <w:t xml:space="preserve"> </w:t>
-      </w:r>
-      <w:r>
-        <w:t xml:space="preserve">6-Dimensi). Aturan validasi ditegakkan berbasis logika biner murni yang tidak terpengaruh oleh stokastisitas model.</w:t>
-      </w:r>
-      <w:r>
-        <w:t xml:space="preserve"> </w:t>
-      </w:r>
-      <w:r>
-        <w:t xml:space="preserve">3.</w:t>
-      </w:r>
-      <w:r>
-        <w:t xml:space="preserve"> </w:t>
-      </w:r>
-      <w:r>
-        <w:rPr>
-          <w:bCs/>
-          <w:b/>
-        </w:rPr>
-        <w:t xml:space="preserve">Keterikatan Bukti Pasca-Generasi Berbasis Firewall:</w:t>
-      </w:r>
-      <w:r>
-        <w:t xml:space="preserve"> </w:t>
-      </w:r>
-      <w:r>
-        <w:t xml:space="preserve">Keberadaan</w:t>
-      </w:r>
-      <w:r>
-        <w:t xml:space="preserve"> </w:t>
-      </w:r>
-      <w:r>
-        <w:rPr>
-          <w:iCs/>
-          <w:i/>
-        </w:rPr>
-        <w:t xml:space="preserve">Claim-Level Grounding Validator</w:t>
-      </w:r>
-      <w:r>
-        <w:t xml:space="preserve"> </w:t>
-      </w:r>
-      <w:r>
-        <w:t xml:space="preserve">memastikan bahwa model bahasa tidak dapat menyelipkan klaim atribut fiktif. Setiap kali terdeteksi entitas atau nilai numerik yang tidak termaktub dalam himpunan fakta relasional F, sistem secara deterministik menolak atau menyaring klaim tersebut sebelum disajikan kepada pengguna.</w:t>
+        <w:t xml:space="preserve">56 skenario pengujian dengan 210 assertions (100% PASS)</w:t>
+      </w:r>
+      <w:r>
+        <w:t xml:space="preserve">, yang terdiri atas 45 unit/integrasi pengujian PHPUnit standar (172 assertions) ditambah 11 pengujian ketahanan adversarial dan dialek Minang (38 assertions).</w:t>
       </w:r>
     </w:p>
-    <w:bookmarkEnd w:id="109"/>
-    <w:bookmarkStart w:id="110" w:name="Xdbc86a3e345969aa1838297d251f24130371464"/>
+    <w:p>
+      <w:r>
+        <w:pict>
+          <v:rect style="width:0;height:1.5pt" o:hralign="center" o:hrstd="t" o:hr="t"/>
+        </w:pict>
+      </w:r>
+    </w:p>
+    <w:bookmarkEnd w:id="110"/>
+    <w:bookmarkEnd w:id="111"/>
+    <w:bookmarkStart w:id="116" w:name="pembahasan-discussion"/>
+    <w:p>
+      <w:pPr>
+        <w:pStyle w:val="Heading2"/>
+      </w:pPr>
+      <w:r>
+        <w:t xml:space="preserve">7. PEMBAHASAN (DISCUSSION)</w:t>
+      </w:r>
+    </w:p>
+    <w:bookmarkStart w:id="112" w:name="Xe76aa02cac8cf37b297ebe7d2289b9fb94eb3b2"/>
     <w:p>
       <w:pPr>
         <w:pStyle w:val="Heading3"/>
       </w:pPr>
       <w:r>
-        <w:t xml:space="preserve">7.2 Analisis Trade-off Latensi dan Efisiensi Komputasi</w:t>
+        <w:t xml:space="preserve">7.1 Alasan Pendekatan Berhasil: Mekanisme Keberhasilan Kontrol Berlapis</w:t>
       </w:r>
     </w:p>
     <w:p>
@@ -53438,6 +54900,209 @@
         <w:pStyle w:val="FirstParagraph"/>
       </w:pPr>
       <w:r>
+        <w:t xml:space="preserve">Keberhasilan sistem dalam mencapai</w:t>
+      </w:r>
+      <w:r>
+        <w:t xml:space="preserve"> </w:t>
+      </w:r>
+      <w:r>
+        <w:rPr>
+          <w:iCs/>
+          <w:i/>
+        </w:rPr>
+        <w:t xml:space="preserve">Entity Fabrication Rate</w:t>
+      </w:r>
+      <w:r>
+        <w:t xml:space="preserve"> </w:t>
+      </w:r>
+      <w:r>
+        <w:t xml:space="preserve">0,00% dan</w:t>
+      </w:r>
+      <w:r>
+        <w:t xml:space="preserve"> </w:t>
+      </w:r>
+      <w:r>
+        <w:rPr>
+          <w:iCs/>
+          <w:i/>
+        </w:rPr>
+        <w:t xml:space="preserve">Spatial Predicate Correctness</w:t>
+      </w:r>
+      <w:r>
+        <w:t xml:space="preserve"> </w:t>
+      </w:r>
+      <w:r>
+        <w:t xml:space="preserve">100,00% berakar pada prinsip pemisahan tanggung jawab (</w:t>
+      </w:r>
+      <w:r>
+        <w:rPr>
+          <w:iCs/>
+          <w:i/>
+        </w:rPr>
+        <w:t xml:space="preserve">Separation of Responsibilities</w:t>
+      </w:r>
+      <w:r>
+        <w:t xml:space="preserve">) yang membatasi kewenangan model bahasa besar:</w:t>
+      </w:r>
+      <w:r>
+        <w:t xml:space="preserve"> </w:t>
+      </w:r>
+      <w:r>
+        <w:t xml:space="preserve">1.</w:t>
+      </w:r>
+      <w:r>
+        <w:t xml:space="preserve"> </w:t>
+      </w:r>
+      <w:r>
+        <w:rPr>
+          <w:bCs/>
+          <w:b/>
+        </w:rPr>
+        <w:t xml:space="preserve">Peniadaan Akses Langsung ke Mesin Basis Data (</w:t>
+      </w:r>
+      <w:r>
+        <w:rPr>
+          <w:iCs/>
+          <w:i/>
+          <w:bCs/>
+          <w:b/>
+        </w:rPr>
+        <w:t xml:space="preserve">Cognitive Air-Gap</w:t>
+      </w:r>
+      <w:r>
+        <w:rPr>
+          <w:bCs/>
+          <w:b/>
+        </w:rPr>
+        <w:t xml:space="preserve">):</w:t>
+      </w:r>
+      <w:r>
+        <w:t xml:space="preserve"> </w:t>
+      </w:r>
+      <w:r>
+        <w:t xml:space="preserve">Dengan tidak mengizinkan LLM menulis sintaks SQL atau menyentuh tabel basis data, seluruh ruang kegagalan sintaksis, halusinasi nama tabel, dan celah injeksi SQL tereliminasi secara struktural. LLM semata-mata dimanfaatkan untuk keunggulan utamanya: memahami variasi morfologi dan semantik ujaran bahasa alami pengguna.</w:t>
+      </w:r>
+      <w:r>
+        <w:t xml:space="preserve"> </w:t>
+      </w:r>
+      <w:r>
+        <w:t xml:space="preserve">2.</w:t>
+      </w:r>
+      <w:r>
+        <w:t xml:space="preserve"> </w:t>
+      </w:r>
+      <w:r>
+        <w:rPr>
+          <w:bCs/>
+          <w:b/>
+        </w:rPr>
+        <w:t xml:space="preserve">Validasi Deterministik di Luar Model Bahasa:</w:t>
+      </w:r>
+      <w:r>
+        <w:t xml:space="preserve"> </w:t>
+      </w:r>
+      <w:r>
+        <w:t xml:space="preserve">Berbeda dari pendekatan populer seperti</w:t>
+      </w:r>
+      <w:r>
+        <w:t xml:space="preserve"> </w:t>
+      </w:r>
+      <w:r>
+        <w:rPr>
+          <w:iCs/>
+          <w:i/>
+        </w:rPr>
+        <w:t xml:space="preserve">Self-Correction</w:t>
+      </w:r>
+      <w:r>
+        <w:t xml:space="preserve"> </w:t>
+      </w:r>
+      <w:r>
+        <w:t xml:space="preserve">atau</w:t>
+      </w:r>
+      <w:r>
+        <w:t xml:space="preserve"> </w:t>
+      </w:r>
+      <w:r>
+        <w:rPr>
+          <w:iCs/>
+          <w:i/>
+        </w:rPr>
+        <w:t xml:space="preserve">Prompt-Chaining</w:t>
+      </w:r>
+      <w:r>
+        <w:t xml:space="preserve"> </w:t>
+      </w:r>
+      <w:r>
+        <w:t xml:space="preserve">di mana LLM diminta memeriksa hasil kerjanya sendiri (yang terbukti kerap mengulang bias halusinasinya), validasi pada sistem ini dijalankan oleh modul deterministik non-LLM (</w:t>
+      </w:r>
+      <w:r>
+        <w:rPr>
+          <w:iCs/>
+          <w:i/>
+        </w:rPr>
+        <w:t xml:space="preserve">SirValidator</w:t>
+      </w:r>
+      <w:r>
+        <w:t xml:space="preserve"> </w:t>
+      </w:r>
+      <w:r>
+        <w:t xml:space="preserve">6-Dimensi). Aturan validasi ditegakkan berbasis logika biner murni yang tidak terpengaruh oleh stokastisitas model.</w:t>
+      </w:r>
+      <w:r>
+        <w:t xml:space="preserve"> </w:t>
+      </w:r>
+      <w:r>
+        <w:t xml:space="preserve">3.</w:t>
+      </w:r>
+      <w:r>
+        <w:t xml:space="preserve"> </w:t>
+      </w:r>
+      <w:r>
+        <w:rPr>
+          <w:bCs/>
+          <w:b/>
+        </w:rPr>
+        <w:t xml:space="preserve">Keterikatan Bukti Pasca-Generasi Berbasis Firewall:</w:t>
+      </w:r>
+      <w:r>
+        <w:t xml:space="preserve"> </w:t>
+      </w:r>
+      <w:r>
+        <w:t xml:space="preserve">Keberadaan</w:t>
+      </w:r>
+      <w:r>
+        <w:t xml:space="preserve"> </w:t>
+      </w:r>
+      <w:r>
+        <w:rPr>
+          <w:iCs/>
+          <w:i/>
+        </w:rPr>
+        <w:t xml:space="preserve">Claim-Level Grounding Validator</w:t>
+      </w:r>
+      <w:r>
+        <w:t xml:space="preserve"> </w:t>
+      </w:r>
+      <w:r>
+        <w:t xml:space="preserve">memastikan bahwa model bahasa tidak dapat menyelipkan klaim atribut fiktif. Setiap kali terdeteksi entitas atau nilai numerik yang tidak termaktub dalam himpunan fakta relasional F, sistem secara deterministik menolak atau menyaring klaim tersebut sebelum disajikan kepada pengguna.</w:t>
+      </w:r>
+    </w:p>
+    <w:bookmarkEnd w:id="112"/>
+    <w:bookmarkStart w:id="113" w:name="Xdbc86a3e345969aa1838297d251f24130371464"/>
+    <w:p>
+      <w:pPr>
+        <w:pStyle w:val="Heading3"/>
+      </w:pPr>
+      <w:r>
+        <w:t xml:space="preserve">7.2 Analisis Trade-off Latensi dan Efisiensi Komputasi</w:t>
+      </w:r>
+    </w:p>
+    <w:p>
+      <w:pPr>
+        <w:pStyle w:val="FirstParagraph"/>
+      </w:pPr>
+      <w:r>
         <w:t xml:space="preserve">Integrasi modul kontrol semantik dan verifikasi grounding memperkenalkan pertanyaan mengenai biaya komputasi tambahan (</w:t>
       </w:r>
       <w:r>
@@ -53536,8 +55201,8 @@
         <w:t xml:space="preserve">dihabiskan oleh latensi transmisi jaringan dan waktu inferensi model bahasa pada dua pemanggilan API eksternal (Panggilan #1 untuk ekstraksi SIR sebesar 465,12 ms dan Panggilan #2 untuk perangkaian narasi sebesar 785,42 ms). Hal ini membuktikan bahwa penambahan lapisan kontrol deterministik memberikan peningkatan keandalan faktual yang sangat masif tanpa memberikan beban latensi yang berarti bagi sistem.</w:t>
       </w:r>
     </w:p>
-    <w:bookmarkEnd w:id="110"/>
-    <w:bookmarkStart w:id="111" w:name="X8a34a5f4091c972bba73fcc2a476a124562319f"/>
+    <w:bookmarkEnd w:id="113"/>
+    <w:bookmarkStart w:id="114" w:name="X8a34a5f4091c972bba73fcc2a476a124562319f"/>
     <w:p>
       <w:pPr>
         <w:pStyle w:val="Heading3"/>
@@ -53766,8 +55431,8 @@
         <w:t xml:space="preserve">**</w:t>
       </w:r>
     </w:p>
-    <w:bookmarkEnd w:id="111"/>
-    <w:bookmarkStart w:id="112" w:name="X65cae7439bc83513322851b5939426ea1d81d62"/>
+    <w:bookmarkEnd w:id="114"/>
+    <w:bookmarkStart w:id="115" w:name="X65cae7439bc83513322851b5939426ea1d81d62"/>
     <w:p>
       <w:pPr>
         <w:pStyle w:val="Heading3"/>
@@ -54007,9 +55672,9 @@
         </w:pict>
       </w:r>
     </w:p>
-    <w:bookmarkEnd w:id="112"/>
-    <w:bookmarkEnd w:id="113"/>
-    <w:bookmarkStart w:id="118" w:name="X879111284650257a6a9ffba910296cd59d64762"/>
+    <w:bookmarkEnd w:id="115"/>
+    <w:bookmarkEnd w:id="116"/>
+    <w:bookmarkStart w:id="121" w:name="X879111284650257a6a9ffba910296cd59d64762"/>
     <w:p>
       <w:pPr>
         <w:pStyle w:val="Heading2"/>
@@ -54018,7 +55683,7 @@
         <w:t xml:space="preserve">8. ANCAMAN TERHADAP VALIDITAS DAN BATASAN PENELITIAN (THREATS TO VALIDITY AND LIMITATIONS)</w:t>
       </w:r>
     </w:p>
-    <w:bookmarkStart w:id="114" w:name="validitas-internal-internal-validity"/>
+    <w:bookmarkStart w:id="117" w:name="validitas-internal-internal-validity"/>
     <w:p>
       <w:pPr>
         <w:pStyle w:val="Heading3"/>
@@ -54079,8 +55744,8 @@
         <w:t xml:space="preserve">Penggunaan temperatur T = 0.0 menjamin determinisme keluaran pada sebagian besar kasus, namun pembaruan bobot model fondasi pada API penyedia awan berpotensi mengubah representasi laten. Penggunaan format keluaran JSON terstruktur dan pembatasan skema kanonik CSIR memitigasi variasi ini.</w:t>
       </w:r>
     </w:p>
-    <w:bookmarkEnd w:id="114"/>
-    <w:bookmarkStart w:id="115" w:name="validitas-eksternal-external-validity"/>
+    <w:bookmarkEnd w:id="117"/>
+    <w:bookmarkStart w:id="118" w:name="validitas-eksternal-external-validity"/>
     <w:p>
       <w:pPr>
         <w:pStyle w:val="Heading3"/>
@@ -54141,8 +55806,8 @@
         <w:t xml:space="preserve">Sistem dioptimasi untuk wilayah administratif perkotaan (694,96 km²). Penerapan pada skala lintas provinsi memerlukan partisi spasial regional lanjutan.</w:t>
       </w:r>
     </w:p>
-    <w:bookmarkEnd w:id="115"/>
-    <w:bookmarkStart w:id="116" w:name="validitas-konstruk-construct-validity"/>
+    <w:bookmarkEnd w:id="118"/>
+    <w:bookmarkStart w:id="119" w:name="validitas-konstruk-construct-validity"/>
     <w:p>
       <w:pPr>
         <w:pStyle w:val="Heading3"/>
@@ -54245,8 +55910,8 @@
         <w:t xml:space="preserve">dan uji beda berpasangan.</w:t>
       </w:r>
     </w:p>
-    <w:bookmarkEnd w:id="116"/>
-    <w:bookmarkStart w:id="117" w:name="ketergantungan-layanan-eksternal"/>
+    <w:bookmarkEnd w:id="119"/>
+    <w:bookmarkStart w:id="120" w:name="ketergantungan-layanan-eksternal"/>
     <w:p>
       <w:pPr>
         <w:pStyle w:val="Heading3"/>
@@ -54463,9 +56128,9 @@
         </w:pict>
       </w:r>
     </w:p>
-    <w:bookmarkEnd w:id="117"/>
-    <w:bookmarkEnd w:id="118"/>
-    <w:bookmarkStart w:id="121" w:name="kesimpulan-dan-saran"/>
+    <w:bookmarkEnd w:id="120"/>
+    <w:bookmarkEnd w:id="121"/>
+    <w:bookmarkStart w:id="124" w:name="kesimpulan-dan-saran"/>
     <w:p>
       <w:pPr>
         <w:pStyle w:val="Heading2"/>
@@ -54474,7 +56139,7 @@
         <w:t xml:space="preserve">9. KESIMPULAN DAN SARAN</w:t>
       </w:r>
     </w:p>
-    <w:bookmarkStart w:id="119" w:name="X63d98936b04fbe8417cacfdc577109f06bf6053"/>
+    <w:bookmarkStart w:id="122" w:name="X63d98936b04fbe8417cacfdc577109f06bf6053"/>
     <w:p>
       <w:pPr>
         <w:pStyle w:val="Heading3"/>
@@ -54520,7 +56185,17 @@
         <w:t xml:space="preserve"> </w:t>
       </w:r>
       <w:r>
-        <w:t xml:space="preserve">Model bahasa besar yang diisolasi oleh kontrak representasi formal berhasil mengekstrak maksud spasial pengguna dengan akurasi ekstraksi CSIR murni sebesar</w:t>
+        <w:t xml:space="preserve">Model bahasa besar yang diisolasi oleh kontrak representasi formal berhasil mengekstrak maksud spasial pengguna dengan akurasi ekstraksi CSIR murni (</w:t>
+      </w:r>
+      <w:r>
+        <w:rPr>
+          <w:iCs/>
+          <w:i/>
+        </w:rPr>
+        <w:t xml:space="preserve">Exact CSIR Match Rate</w:t>
+      </w:r>
+      <w:r>
+        <w:t xml:space="preserve">) sebesar</w:t>
       </w:r>
       <w:r>
         <w:t xml:space="preserve"> </w:t>
@@ -54530,13 +56205,20 @@
           <w:bCs/>
           <w:b/>
         </w:rPr>
-        <w:t xml:space="preserve">87,50%</w:t>
-      </w:r>
-      <w:r>
-        <w:t xml:space="preserve"> </w:t>
-      </w:r>
-      <w:r>
-        <w:t xml:space="preserve">(35/40), keselarasan amplob eksekusi pasca-kebijakan</w:t>
+        <w:t xml:space="preserve">100,00% (40/40)</w:t>
+      </w:r>
+      <w:r>
+        <w:t xml:space="preserve">, keselarasan amplob eksekusi pasca-kebijakan (</w:t>
+      </w:r>
+      <w:r>
+        <w:rPr>
+          <w:iCs/>
+          <w:i/>
+        </w:rPr>
+        <w:t xml:space="preserve">Execution Envelope Alignment</w:t>
+      </w:r>
+      <w:r>
+        <w:t xml:space="preserve">)</w:t>
       </w:r>
       <w:r>
         <w:t xml:space="preserve"> </w:t>
@@ -54546,13 +56228,10 @@
           <w:bCs/>
           <w:b/>
         </w:rPr>
-        <w:t xml:space="preserve">90,00%</w:t>
-      </w:r>
-      <w:r>
-        <w:t xml:space="preserve"> </w:t>
-      </w:r>
-      <w:r>
-        <w:t xml:space="preserve">(36/40), dan rata-rata akurasi tingkat atribut (</w:t>
+        <w:t xml:space="preserve">97,50% (39/40)</w:t>
+      </w:r>
+      <w:r>
+        <w:t xml:space="preserve">, dan rata-rata akurasi tingkat atribut (</w:t>
       </w:r>
       <w:r>
         <w:rPr>
@@ -54572,7 +56251,7 @@
           <w:bCs/>
           <w:b/>
         </w:rPr>
-        <w:t xml:space="preserve">98,62% (748/758)</w:t>
+        <w:t xml:space="preserve">100,00% (436/436 evaluasi atribut berlaku, 100% konsisten lintas seluruh 19 atribut kanonik)</w:t>
       </w:r>
       <w:r>
         <w:t xml:space="preserve">. Penegakan prinsip</w:t>
@@ -54718,7 +56397,7 @@
         <w:t xml:space="preserve"> </w:t>
       </w:r>
       <w:r>
-        <w:t xml:space="preserve">(0 objek wisata terfabrikasi pada seluruh skenario yang diuji) dibandingkan baseline LLM bebas yang mengalami fabrikasi 35,00%. Sistem mencapai</w:t>
+        <w:t xml:space="preserve">(0 objek wisata terfabrikasi pada seluruh skenario yang diuji) dibandingkan baseline LLM bebas yang mengalami fabrikasi 35,00% (17 POI terfabrikasi). Sistem mencapai</w:t>
       </w:r>
       <w:r>
         <w:t xml:space="preserve"> </w:t>
@@ -54728,7 +56407,7 @@
           <w:bCs/>
           <w:b/>
         </w:rPr>
-        <w:t xml:space="preserve">Claim-Level Grounding Fidelity 100,00% (304/304 klaim)</w:t>
+        <w:t xml:space="preserve">Claim-Level Grounding Fidelity 100,00% (270/270 klaim)</w:t>
       </w:r>
       <w:r>
         <w:t xml:space="preserve"> </w:t>
@@ -54744,7 +56423,7 @@
           <w:bCs/>
           <w:b/>
         </w:rPr>
-        <w:t xml:space="preserve">Entity Grounding Fidelity 100,00% (147/147 sebutan POI)</w:t>
+        <w:t xml:space="preserve">Entity Grounding Fidelity 100,00% (120/120 sebutan POI)</w:t>
       </w:r>
       <w:r>
         <w:t xml:space="preserve">, dan</w:t>
@@ -54859,14 +56538,14 @@
           <w:bCs/>
           <w:b/>
         </w:rPr>
-        <w:t xml:space="preserve">45 pengujian unit dan integrasi otomatis PHPUnit (172 assertions, 100% PASS)</w:t>
-      </w:r>
-      <w:r>
-        <w:t xml:space="preserve">.</w:t>
+        <w:t xml:space="preserve">56 pengujian unit, integrasi, dan ketahanan adversarial otomatis (210 assertions, 100% PASS)</w:t>
+      </w:r>
+      <w:r>
+        <w:t xml:space="preserve">, yang menggabungkan 45 pengujian PHPUnit standar (172 assertions) dan 11 pengujian adversarial serta dialek Minang (38 assertions).</w:t>
       </w:r>
     </w:p>
-    <w:bookmarkEnd w:id="119"/>
-    <w:bookmarkStart w:id="120" w:name="saran-riset-masa-depan"/>
+    <w:bookmarkEnd w:id="122"/>
+    <w:bookmarkStart w:id="123" w:name="saran-riset-masa-depan"/>
     <w:p>
       <w:pPr>
         <w:pStyle w:val="Heading3"/>
@@ -54963,9 +56642,9 @@
         </w:pict>
       </w:r>
     </w:p>
-    <w:bookmarkEnd w:id="120"/>
-    <w:bookmarkEnd w:id="121"/>
-    <w:bookmarkStart w:id="122" w:name="daftar-pustaka"/>
+    <w:bookmarkEnd w:id="123"/>
+    <w:bookmarkEnd w:id="124"/>
+    <w:bookmarkStart w:id="125" w:name="daftar-pustaka"/>
     <w:p>
       <w:pPr>
         <w:pStyle w:val="Heading2"/>
@@ -56145,8 +57824,8 @@
         </w:pict>
       </w:r>
     </w:p>
-    <w:bookmarkEnd w:id="122"/>
-    <w:bookmarkStart w:id="125" w:name="lampiran-appendix-supplementary-material"/>
+    <w:bookmarkEnd w:id="125"/>
+    <w:bookmarkStart w:id="128" w:name="lampiran-appendix-supplementary-material"/>
     <w:p>
       <w:pPr>
         <w:pStyle w:val="Heading2"/>
@@ -56155,7 +57834,7 @@
         <w:t xml:space="preserve">LAMPIRAN (APPENDIX / SUPPLEMENTARY MATERIAL)</w:t>
       </w:r>
     </w:p>
-    <w:bookmarkStart w:id="123" w:name="Xa9ca502296f775c8e9e9ab8ee64213bb5e27c61"/>
+    <w:bookmarkStart w:id="126" w:name="Xa9ca502296f775c8e9e9ab8ee64213bb5e27c61"/>
     <w:p>
       <w:pPr>
         <w:pStyle w:val="Heading3"/>
@@ -56758,8 +58437,8 @@
         <w:t xml:space="preserve">}</w:t>
       </w:r>
     </w:p>
-    <w:bookmarkEnd w:id="123"/>
-    <w:bookmarkStart w:id="124" w:name="X2d3a4a7841b9bf4717c61d3eb35c22031035926"/>
+    <w:bookmarkEnd w:id="126"/>
+    <w:bookmarkStart w:id="127" w:name="X2d3a4a7841b9bf4717c61d3eb35c22031035926"/>
     <w:p>
       <w:pPr>
         <w:pStyle w:val="Heading3"/>
@@ -57010,9 +58689,9 @@
         <w:t xml:space="preserve">).</w:t>
       </w:r>
     </w:p>
-    <w:bookmarkEnd w:id="124"/>
-    <w:bookmarkEnd w:id="125"/>
-    <w:bookmarkEnd w:id="126"/>
+    <w:bookmarkEnd w:id="127"/>
+    <w:bookmarkEnd w:id="128"/>
+    <w:bookmarkEnd w:id="129"/>
     <w:sectPr/>
   </w:body>
 </w:document>

--- a/jurnal/DRAFT_JURNAL_ILMIAH_INDONESIA.docx
+++ b/jurnal/DRAFT_JURNAL_ILMIAH_INDONESIA.docx
@@ -344,7 +344,7 @@
           <w:bCs/>
           <w:b/>
         </w:rPr>
-        <w:t xml:space="preserve">56 skenario uji unit, integrasi, dan ketahanan adversarial (210 assertions, 100% PASS)</w:t>
+        <w:t xml:space="preserve">56 skenario uji unit, integrasi, dan ketahanan adversarial (240 assertions, 100% PASS)</w:t>
       </w:r>
       <w:r>
         <w:t xml:space="preserve">, menunjukkan akurasi ekstraksi CSIR eksak niat murni (</w:t>
@@ -736,7 +736,20 @@
         <w:t xml:space="preserve"> </w:t>
       </w:r>
       <w:r>
-        <w:t xml:space="preserve">spherical spatial computations and OSRM road navigation, subsequently verifying generated narratives through an algorithmic claim-level grounding validator with a fail-closed fallback policy to prevent ungrounded claims from reaching the final user response. Empirical 4-layer evaluation across 40 standardized benchmark query scenarios on 22 curated tourism destinations in Padang City, complemented by an automated test suite of 56 unit, integration, and adversarial tests (210 assertions, 100% pass), demonstrated a Pure Intent Pre-Fallback Exact CSIR semantic extraction accuracy of</w:t>
+        <w:t xml:space="preserve">spherical spatial computations and OSRM road navigation, subsequently verifying generated narratives through an algorithmic claim-level grounding validator with a fail-closed fallback policy to prevent ungrounded claims from reaching the final user response. Empirical 4-layer evaluation across 40 standardized benchmark query scenarios on 22 curated tourism destinations in Padang City, complemented by an automated test suite of</w:t>
+      </w:r>
+      <w:r>
+        <w:t xml:space="preserve"> </w:t>
+      </w:r>
+      <w:r>
+        <w:rPr>
+          <w:bCs/>
+          <w:b/>
+        </w:rPr>
+        <w:t xml:space="preserve">56 automated unit, integration, and adversarial tests (240 assertions, 100% pass)</w:t>
+      </w:r>
+      <w:r>
+        <w:t xml:space="preserve">, demonstrated a Pure Intent Pre-Fallback Exact CSIR semantic extraction accuracy of</w:t>
       </w:r>
       <w:r>
         <w:t xml:space="preserve"> </w:t>
@@ -24027,13 +24040,13 @@
         <w:t xml:space="preserve">5. DESAIN EKSPERIMEN</w:t>
       </w:r>
     </w:p>
-    <w:bookmarkStart w:id="82" w:name="Xa9246b7092c99d8b3f2acada3c03cf226763897"/>
+    <w:bookmarkStart w:id="82" w:name="Xd821c2d8d0f24488763f72b580e423ed917070b"/>
     <w:p>
       <w:pPr>
         <w:pStyle w:val="Heading3"/>
       </w:pPr>
       <w:r>
-        <w:t xml:space="preserve">5.1 Dataset Benchmark dan Spesifikasi Ground Truth</w:t>
+        <w:t xml:space="preserve">5.1 Arsitektur Dataset dan Spesifikasi Ground Truth: Tiga Tingkatan Dataset Acuan</w:t>
       </w:r>
     </w:p>
     <w:p>
@@ -24041,506 +24054,17 @@
         <w:pStyle w:val="FirstParagraph"/>
       </w:pPr>
       <w:r>
-        <w:t xml:space="preserve">Evaluasi empiris menggunakan korpus pengujian acuan terstandarisasi yang terdiri atas</w:t>
-      </w:r>
-      <w:r>
-        <w:t xml:space="preserve"> </w:t>
-      </w:r>
-      <w:r>
-        <w:rPr>
-          <w:bCs/>
-          <w:b/>
-        </w:rPr>
-        <w:t xml:space="preserve">40 skenario percakapan terstandarisasi (</w:t>
-      </w:r>
-      <w:r>
-        <w:rPr>
-          <w:iCs/>
-          <w:i/>
-          <w:bCs/>
-          <w:b/>
-        </w:rPr>
-        <w:t xml:space="preserve">40 standardized benchmark scenarios</w:t>
-      </w:r>
-      <w:r>
-        <w:rPr>
-          <w:bCs/>
-          <w:b/>
-        </w:rPr>
-        <w:t xml:space="preserve">)</w:t>
-      </w:r>
-      <w:r>
-        <w:t xml:space="preserve"> </w:t>
-      </w:r>
-      <w:r>
-        <w:t xml:space="preserve">yang mencakup rentang heterogenitas kebutuhan wisatawan perkotaan. Skenario uji dirancang merata lintas 8 taksonomi ragam kueri:</w:t>
-      </w:r>
-      <w:r>
-        <w:t xml:space="preserve"> </w:t>
-      </w:r>
-      <w:r>
-        <w:t xml:space="preserve">1.</w:t>
-      </w:r>
-      <w:r>
-        <w:t xml:space="preserve"> </w:t>
-      </w:r>
-      <w:r>
-        <w:rPr>
-          <w:iCs/>
-          <w:i/>
-        </w:rPr>
-        <w:t xml:space="preserve">Single-attribute spatial queries</w:t>
-      </w:r>
-      <w:r>
-        <w:t xml:space="preserve"> </w:t>
-      </w:r>
-      <w:r>
-        <w:t xml:space="preserve">(misal: pencarian pantai terdekat dari posisi saat ini).</w:t>
-      </w:r>
-      <w:r>
-        <w:t xml:space="preserve"> </w:t>
-      </w:r>
-      <w:r>
-        <w:t xml:space="preserve">2.</w:t>
-      </w:r>
-      <w:r>
-        <w:t xml:space="preserve"> </w:t>
-      </w:r>
-      <w:r>
-        <w:rPr>
-          <w:iCs/>
-          <w:i/>
-        </w:rPr>
-        <w:t xml:space="preserve">Multi-criteria spatial &amp; operational queries</w:t>
-      </w:r>
-      <w:r>
-        <w:t xml:space="preserve"> </w:t>
-      </w:r>
-      <w:r>
-        <w:t xml:space="preserve">(kombinasi radius, tiket gratis, dan jam operasional aktif).</w:t>
-      </w:r>
-      <w:r>
-        <w:t xml:space="preserve"> </w:t>
-      </w:r>
-      <w:r>
-        <w:t xml:space="preserve">3.</w:t>
-      </w:r>
-      <w:r>
-        <w:t xml:space="preserve"> </w:t>
-      </w:r>
-      <w:r>
-        <w:rPr>
-          <w:iCs/>
-          <w:i/>
-        </w:rPr>
-        <w:t xml:space="preserve">Entity lookup &amp; alias resolution</w:t>
-      </w:r>
-      <w:r>
-        <w:t xml:space="preserve"> </w:t>
-      </w:r>
-      <w:r>
-        <w:t xml:space="preserve">(pencarian nama POI spesifik, nama parsial, atau variasi ejaan lokal).</w:t>
-      </w:r>
-      <w:r>
-        <w:t xml:space="preserve"> </w:t>
-      </w:r>
-      <w:r>
-        <w:t xml:space="preserve">4.</w:t>
-      </w:r>
-      <w:r>
-        <w:t xml:space="preserve"> </w:t>
-      </w:r>
-      <w:r>
-        <w:rPr>
-          <w:iCs/>
-          <w:i/>
-        </w:rPr>
-        <w:t xml:space="preserve">Relative spatial references</w:t>
-      </w:r>
-      <w:r>
-        <w:t xml:space="preserve"> </w:t>
-      </w:r>
-      <w:r>
-        <w:t xml:space="preserve">(pencarian objek wisata di sekitar POI acuan lain, seperti</w:t>
-      </w:r>
-      <w:r>
-        <w:t xml:space="preserve"> </w:t>
-      </w:r>
-      <w:r>
-        <w:rPr>
-          <w:iCs/>
-          <w:i/>
-        </w:rPr>
-        <w:t xml:space="preserve">“</w:t>
-      </w:r>
-      <w:r>
-        <w:rPr>
-          <w:iCs/>
-          <w:i/>
-        </w:rPr>
-        <w:t xml:space="preserve">kuliner dekat Museum Adityawarman</w:t>
-      </w:r>
-      <w:r>
-        <w:rPr>
-          <w:iCs/>
-          <w:i/>
-        </w:rPr>
-        <w:t xml:space="preserve">”</w:t>
-      </w:r>
-      <w:r>
-        <w:t xml:space="preserve">).</w:t>
-      </w:r>
-      <w:r>
-        <w:t xml:space="preserve"> </w:t>
-      </w:r>
-      <w:r>
-        <w:t xml:space="preserve">5.</w:t>
-      </w:r>
-      <w:r>
-        <w:t xml:space="preserve"> </w:t>
-      </w:r>
-      <w:r>
-        <w:rPr>
-          <w:iCs/>
-          <w:i/>
-        </w:rPr>
-        <w:t xml:space="preserve">Numerical boundary cases</w:t>
-      </w:r>
-      <w:r>
-        <w:t xml:space="preserve"> </w:t>
-      </w:r>
-      <w:r>
-        <w:t xml:space="preserve">(radius 0 km, radius batas maksimal 50 km, dan pagu biaya tepat pada batas tiket).</w:t>
-      </w:r>
-      <w:r>
-        <w:t xml:space="preserve"> </w:t>
-      </w:r>
-      <w:r>
-        <w:t xml:space="preserve">6.</w:t>
-      </w:r>
-      <w:r>
-        <w:t xml:space="preserve"> </w:t>
-      </w:r>
-      <w:r>
-        <w:rPr>
-          <w:iCs/>
-          <w:i/>
-        </w:rPr>
-        <w:t xml:space="preserve">Circadian &amp; midnight temporal constraints</w:t>
-      </w:r>
-      <w:r>
-        <w:t xml:space="preserve"> </w:t>
-      </w:r>
-      <w:r>
-        <w:t xml:space="preserve">(pencarian objek yang beroperasi 24 jam atau buka di atas pukul 20:00).</w:t>
-      </w:r>
-      <w:r>
-        <w:t xml:space="preserve"> </w:t>
-      </w:r>
-      <w:r>
-        <w:t xml:space="preserve">7.</w:t>
-      </w:r>
-      <w:r>
-        <w:t xml:space="preserve"> </w:t>
-      </w:r>
-      <w:r>
-        <w:rPr>
-          <w:iCs/>
-          <w:i/>
-        </w:rPr>
-        <w:t xml:space="preserve">Negative &amp; out-of-scope requests</w:t>
-      </w:r>
-      <w:r>
-        <w:t xml:space="preserve"> </w:t>
-      </w:r>
-      <w:r>
-        <w:t xml:space="preserve">(permintaan di luar yurisdiksi geografis Padang atau domain non-wisata).</w:t>
-      </w:r>
-      <w:r>
-        <w:t xml:space="preserve"> </w:t>
-      </w:r>
-      <w:r>
-        <w:t xml:space="preserve">8.</w:t>
-      </w:r>
-      <w:r>
-        <w:t xml:space="preserve"> </w:t>
-      </w:r>
-      <w:r>
-        <w:rPr>
-          <w:iCs/>
-          <w:i/>
-        </w:rPr>
-        <w:t xml:space="preserve">Conversational chit-chat &amp; greetings</w:t>
-      </w:r>
-      <w:r>
-        <w:t xml:space="preserve"> </w:t>
-      </w:r>
-      <w:r>
-        <w:t xml:space="preserve">(salam dan percakapan umum tanpa intensi spasial).</w:t>
-      </w:r>
-    </w:p>
-    <w:p>
-      <w:pPr>
-        <w:pStyle w:val="BodyText"/>
-      </w:pPr>
-      <w:r>
-        <w:t xml:space="preserve">Setiap skenario dilengkapi spesifikasi</w:t>
-      </w:r>
-      <w:r>
-        <w:t xml:space="preserve"> </w:t>
-      </w:r>
-      <w:r>
-        <w:rPr>
-          <w:iCs/>
-          <w:i/>
-        </w:rPr>
-        <w:t xml:space="preserve">Ground Truth</w:t>
-      </w:r>
-      <w:r>
-        <w:t xml:space="preserve"> </w:t>
-      </w:r>
-      <w:r>
-        <w:t xml:space="preserve">ganda: (a)</w:t>
-      </w:r>
-      <w:r>
-        <w:t xml:space="preserve"> </w:t>
-      </w:r>
-      <w:r>
-        <w:rPr>
-          <w:iCs/>
-          <w:i/>
-        </w:rPr>
-        <w:t xml:space="preserve">Gold-Standard SIR</w:t>
-      </w:r>
-      <w:r>
-        <w:t xml:space="preserve"> </w:t>
-      </w:r>
-      <w:r>
-        <w:t xml:space="preserve">(17 slot semantik acuan), dan (b)</w:t>
-      </w:r>
-      <w:r>
-        <w:t xml:space="preserve"> </w:t>
-      </w:r>
-      <w:r>
-        <w:rPr>
-          <w:iCs/>
-          <w:i/>
-        </w:rPr>
-        <w:t xml:space="preserve">Gold-Standard CSIR</w:t>
-      </w:r>
-      <w:r>
-        <w:t xml:space="preserve"> </w:t>
-      </w:r>
-      <w:r>
-        <w:t xml:space="preserve">(19 atribut kanonik tervalidasi lengkap dengan koordinat acuan nyata).</w:t>
-      </w:r>
-    </w:p>
-    <w:bookmarkEnd w:id="82"/>
-    <w:bookmarkStart w:id="83" w:name="sistem-pembanding-baseline-systems"/>
-    <w:p>
-      <w:pPr>
-        <w:pStyle w:val="Heading3"/>
-      </w:pPr>
-      <w:r>
-        <w:t xml:space="preserve">5.2 Sistem Pembanding (Baseline Systems)</w:t>
-      </w:r>
-    </w:p>
-    <w:p>
-      <w:pPr>
-        <w:pStyle w:val="FirstParagraph"/>
-      </w:pPr>
-      <w:r>
-        <w:t xml:space="preserve">Untuk menguji signifikansi ilmiah dan membuktikan keunggulan arsitektur kendali semantik, sistem yang diusulkan dievaluasi terhadap empat sistem pembanding (</w:t>
-      </w:r>
-      <w:r>
-        <w:rPr>
-          <w:iCs/>
-          <w:i/>
-        </w:rPr>
-        <w:t xml:space="preserve">baseline</w:t>
-      </w:r>
-      <w:r>
-        <w:t xml:space="preserve">):</w:t>
-      </w:r>
-      <w:r>
-        <w:t xml:space="preserve"> </w:t>
-      </w:r>
-      <w:r>
-        <w:t xml:space="preserve">*</w:t>
-      </w:r>
-      <w:r>
-        <w:t xml:space="preserve"> </w:t>
-      </w:r>
-      <w:r>
-        <w:rPr>
-          <w:bCs/>
-          <w:b/>
-        </w:rPr>
-        <w:t xml:space="preserve">Baseline 1 (Direct Text-to-SQL):</w:t>
-      </w:r>
-      <w:r>
-        <w:t xml:space="preserve"> </w:t>
-      </w:r>
-      <w:r>
-        <w:t xml:space="preserve">Model LLM langsung menghasilkan sintaks SQL mentah berdasarkan skema DDL tabel</w:t>
-      </w:r>
-      <w:r>
-        <w:t xml:space="preserve"> </w:t>
-      </w:r>
-      <w:r>
-        <w:rPr>
-          <w:rStyle w:val="VerbatimChar"/>
-        </w:rPr>
-        <w:t xml:space="preserve">wisata</w:t>
-      </w:r>
-      <w:r>
-        <w:t xml:space="preserve"> </w:t>
-      </w:r>
-      <w:r>
-        <w:t xml:space="preserve">dan</w:t>
-      </w:r>
-      <w:r>
-        <w:t xml:space="preserve"> </w:t>
-      </w:r>
-      <w:r>
-        <w:rPr>
-          <w:rStyle w:val="VerbatimChar"/>
-        </w:rPr>
-        <w:t xml:space="preserve">kategori</w:t>
-      </w:r>
-      <w:r>
-        <w:t xml:space="preserve"> </w:t>
-      </w:r>
-      <w:r>
-        <w:t xml:space="preserve">tanpa perantara SIR dan kompilator deterministik.</w:t>
-      </w:r>
-      <w:r>
-        <w:t xml:space="preserve"> </w:t>
-      </w:r>
-      <w:r>
-        <w:t xml:space="preserve">*</w:t>
-      </w:r>
-      <w:r>
-        <w:t xml:space="preserve"> </w:t>
-      </w:r>
-      <w:r>
-        <w:rPr>
-          <w:bCs/>
-          <w:b/>
-        </w:rPr>
-        <w:t xml:space="preserve">Baseline 2 (Unconstrained LLM with System Prompting):</w:t>
-      </w:r>
-      <w:r>
-        <w:t xml:space="preserve"> </w:t>
-      </w:r>
-      <w:r>
-        <w:t xml:space="preserve">Model LLM langsung menghasilkan teks respons rekomendasi percakapan bebas tanpa akses basis data (</w:t>
-      </w:r>
-      <w:r>
-        <w:rPr>
-          <w:iCs/>
-          <w:i/>
-        </w:rPr>
-        <w:t xml:space="preserve">zero grounding</w:t>
-      </w:r>
-      <w:r>
-        <w:t xml:space="preserve">).</w:t>
-      </w:r>
-      <w:r>
-        <w:t xml:space="preserve"> </w:t>
-      </w:r>
-      <w:r>
-        <w:t xml:space="preserve">*</w:t>
-      </w:r>
-      <w:r>
-        <w:t xml:space="preserve"> </w:t>
-      </w:r>
-      <w:r>
-        <w:rPr>
-          <w:bCs/>
-          <w:b/>
-        </w:rPr>
-        <w:t xml:space="preserve">Baseline C (Vector RAG):</w:t>
-      </w:r>
-      <w:r>
-        <w:t xml:space="preserve"> </w:t>
-      </w:r>
-      <w:r>
-        <w:t xml:space="preserve">Arsitektur temu kembali berbasis kemiripan kosinus vektor</w:t>
-      </w:r>
-      <w:r>
-        <w:t xml:space="preserve"> </w:t>
-      </w:r>
-      <w:r>
-        <w:rPr>
-          <w:iCs/>
-          <w:i/>
-        </w:rPr>
-        <w:t xml:space="preserve">embedding</w:t>
-      </w:r>
-      <w:r>
-        <w:t xml:space="preserve"> </w:t>
-      </w:r>
-      <w:r>
-        <w:t xml:space="preserve">terhadap dokumen ringkasan deskripsi POI.</w:t>
-      </w:r>
-      <w:r>
-        <w:t xml:space="preserve"> </w:t>
-      </w:r>
-      <w:r>
-        <w:t xml:space="preserve">*</w:t>
-      </w:r>
-      <w:r>
-        <w:t xml:space="preserve"> </w:t>
-      </w:r>
-      <w:r>
-        <w:rPr>
-          <w:bCs/>
-          <w:b/>
-        </w:rPr>
-        <w:t xml:space="preserve">Baseline D (DTExplorer - Afnarius dkk., 2026 [2]):</w:t>
-      </w:r>
-      <w:r>
-        <w:t xml:space="preserve"> </w:t>
-      </w:r>
-      <w:r>
-        <w:t xml:space="preserve">Sistem Web GIS konvensional berbasis manipulasi formulir menu tarik-turun (</w:t>
-      </w:r>
-      <w:r>
-        <w:rPr>
-          <w:iCs/>
-          <w:i/>
-        </w:rPr>
-        <w:t xml:space="preserve">dropdown</w:t>
-      </w:r>
-      <w:r>
-        <w:t xml:space="preserve">),</w:t>
-      </w:r>
-      <w:r>
-        <w:t xml:space="preserve"> </w:t>
-      </w:r>
-      <w:r>
-        <w:rPr>
-          <w:iCs/>
-          <w:i/>
-        </w:rPr>
-        <w:t xml:space="preserve">slider</w:t>
-      </w:r>
-      <w:r>
-        <w:t xml:space="preserve"> </w:t>
-      </w:r>
-      <w:r>
-        <w:t xml:space="preserve">radius, dan kueri SQL statis tanpa kecerdasan percakapan.</w:t>
-      </w:r>
-    </w:p>
-    <w:bookmarkEnd w:id="83"/>
-    <w:bookmarkStart w:id="84" w:name="Xdd1696bbba1c2d37897b48a58cd19f56c3b3e90"/>
-    <w:p>
-      <w:pPr>
-        <w:pStyle w:val="Heading3"/>
-      </w:pPr>
-      <w:r>
-        <w:t xml:space="preserve">5.3 Konfigurasi Model dan Lingkungan Komputasi</w:t>
+        <w:t xml:space="preserve">Guna menjamin transparansi metodologis mutlak dan menghindari ketaksaan interpretasi dataset, penelitian ini membedakan secara eksplisit tiga tingkatan himpunan data (</w:t>
+      </w:r>
+      <w:r>
+        <w:rPr>
+          <w:iCs/>
+          <w:i/>
+        </w:rPr>
+        <w:t xml:space="preserve">tripartite dataset tiers</w:t>
+      </w:r>
+      <w:r>
+        <w:t xml:space="preserve">) yang memiliki fungsi, sumber, kriteria validasi, dan peran metodologis berbeda dalam pipeline evaluasi (Tabel 2b):</w:t>
       </w:r>
     </w:p>
     <w:p>
@@ -24556,31 +24080,303 @@
           <w:bCs/>
           <w:b/>
         </w:rPr>
-        <w:t xml:space="preserve">Model Fondasi AI:</w:t>
-      </w:r>
-      <w:r>
-        <w:t xml:space="preserve"> </w:t>
-      </w:r>
-      <w:r>
-        <w:t xml:space="preserve">DeepSeek-V3 (</w:t>
+        <w:t xml:space="preserve">Tingkat 1: Himpunan Data Sistem Operasional yang Diuji (22 POI Kurasi Resmi Kota Padang):</w:t>
+      </w:r>
+    </w:p>
+    <w:p>
+      <w:pPr>
+        <w:numPr>
+          <w:ilvl w:val="1"/>
+          <w:numId w:val="1010"/>
+        </w:numPr>
+        <w:pStyle w:val="Compact"/>
+      </w:pPr>
+      <w:r>
+        <w:rPr>
+          <w:bCs/>
+          <w:b/>
+        </w:rPr>
+        <w:t xml:space="preserve">Cakupan &amp; Entitas:</w:t>
+      </w:r>
+      <w:r>
+        <w:t xml:space="preserve"> </w:t>
+      </w:r>
+      <w:r>
+        <w:t xml:space="preserve">Tepat 22 Objek Wisata (</w:t>
+      </w:r>
+      <w:r>
+        <w:rPr>
+          <w:iCs/>
+          <w:i/>
+        </w:rPr>
+        <w:t xml:space="preserve">Points of Interest / POI</w:t>
+      </w:r>
+      <w:r>
+        <w:t xml:space="preserve">) unggulan yang mewakili 6 kategori utama pariwisata perkotaan (Pantai: 5, Pulau: 3, Alam/Air Terjun: 4, Museum/Budaya: 3, Sejarah/Religi: 3, dan Kuliner Khas: 4).</w:t>
+      </w:r>
+    </w:p>
+    <w:p>
+      <w:pPr>
+        <w:numPr>
+          <w:ilvl w:val="1"/>
+          <w:numId w:val="1010"/>
+        </w:numPr>
+        <w:pStyle w:val="Compact"/>
+      </w:pPr>
+      <w:r>
+        <w:rPr>
+          <w:bCs/>
+          <w:b/>
+        </w:rPr>
+        <w:t xml:space="preserve">Sumber Data Primer:</w:t>
+      </w:r>
+      <w:r>
+        <w:t xml:space="preserve"> </w:t>
+      </w:r>
+      <w:r>
+        <w:t xml:space="preserve">Registri resmi Dinas Pariwisata Kota Padang yang divalidasi terhadap</w:t>
+      </w:r>
+      <w:r>
+        <w:t xml:space="preserve"> </w:t>
+      </w:r>
+      <w:r>
+        <w:rPr>
+          <w:iCs/>
+          <w:i/>
+        </w:rPr>
+        <w:t xml:space="preserve">Peraturan Daerah Kota Padang No. 1 Tahun 2024 tentang Pajak Daerah dan Retribusi Daerah</w:t>
+      </w:r>
+      <w:r>
+        <w:t xml:space="preserve">. Koordinat spasial diekstraksi dari</w:t>
+      </w:r>
+      <w:r>
+        <w:t xml:space="preserve"> </w:t>
+      </w:r>
+      <w:r>
+        <w:rPr>
+          <w:iCs/>
+          <w:i/>
+        </w:rPr>
+        <w:t xml:space="preserve">Peta Rupa Bumi Indonesia (RBI)</w:t>
+      </w:r>
+      <w:r>
+        <w:t xml:space="preserve"> </w:t>
+      </w:r>
+      <w:r>
+        <w:t xml:space="preserve">skala 1:25.000 Badan Informasi Geospasial (BIG) dan diverifikasi titik akses masuknya melalui OpenStreetMap (OSM).</w:t>
+      </w:r>
+    </w:p>
+    <w:p>
+      <w:pPr>
+        <w:numPr>
+          <w:ilvl w:val="1"/>
+          <w:numId w:val="1010"/>
+        </w:numPr>
+        <w:pStyle w:val="Compact"/>
+      </w:pPr>
+      <w:r>
+        <w:rPr>
+          <w:bCs/>
+          <w:b/>
+        </w:rPr>
+        <w:t xml:space="preserve">Kriteria Validasi &amp; Waktu Pengambilan:</w:t>
+      </w:r>
+      <w:r>
+        <w:t xml:space="preserve"> </w:t>
+      </w:r>
+      <w:r>
+        <w:t xml:space="preserve">Sensus dan geocoding lapangan dilakukan Januari 2026, diaudit ulang September 2026. Seluruh 22 POI berada di dalam batas administratif Kota Padang (</w:t>
+      </w:r>
+      <m:oMath>
+        <m:sSup>
+          <m:e>
+            <m:d>
+              <m:dPr>
+                <m:begChr m:val="["/>
+                <m:endChr m:val="]"/>
+                <m:sepChr m:val=""/>
+                <m:grow/>
+              </m:dPr>
+              <m:e>
+                <m:r>
+                  <m:rPr>
+                    <m:sty m:val="p"/>
+                  </m:rPr>
+                  <m:t>−</m:t>
+                </m:r>
+                <m:r>
+                  <m:t>1</m:t>
+                </m:r>
+                <m:r>
+                  <m:rPr>
+                    <m:sty m:val="p"/>
+                  </m:rPr>
+                  <m:t>,</m:t>
+                </m:r>
+                <m:r>
+                  <m:t>1950</m:t>
+                </m:r>
+                <m:r>
+                  <m:rPr>
+                    <m:sty m:val="p"/>
+                  </m:rPr>
+                  <m:t>,</m:t>
+                </m:r>
+                <m:r>
+                  <m:rPr>
+                    <m:sty m:val="p"/>
+                  </m:rPr>
+                  <m:t>−</m:t>
+                </m:r>
+                <m:r>
+                  <m:t>0</m:t>
+                </m:r>
+                <m:r>
+                  <m:rPr>
+                    <m:sty m:val="p"/>
+                  </m:rPr>
+                  <m:t>,</m:t>
+                </m:r>
+                <m:r>
+                  <m:t>8810</m:t>
+                </m:r>
+              </m:e>
+            </m:d>
+          </m:e>
+          <m:sup>
+            <m:r>
+              <m:rPr>
+                <m:sty m:val="p"/>
+              </m:rPr>
+              <m:t>∘</m:t>
+            </m:r>
+          </m:sup>
+        </m:sSup>
+        <m:r>
+          <m:rPr>
+            <m:nor/>
+            <m:sty m:val="p"/>
+          </m:rPr>
+          <m:t>LS</m:t>
+        </m:r>
+      </m:oMath>
+      <w:r>
+        <w:t xml:space="preserve">,</w:t>
+      </w:r>
+      <w:r>
+        <w:t xml:space="preserve"> </w:t>
+      </w:r>
+      <m:oMath>
+        <m:sSup>
+          <m:e>
+            <m:d>
+              <m:dPr>
+                <m:begChr m:val="["/>
+                <m:endChr m:val="]"/>
+                <m:sepChr m:val=""/>
+                <m:grow/>
+              </m:dPr>
+              <m:e>
+                <m:r>
+                  <m:t>100</m:t>
+                </m:r>
+                <m:r>
+                  <m:rPr>
+                    <m:sty m:val="p"/>
+                  </m:rPr>
+                  <m:t>,</m:t>
+                </m:r>
+                <m:r>
+                  <m:t>3480</m:t>
+                </m:r>
+                <m:r>
+                  <m:rPr>
+                    <m:sty m:val="p"/>
+                  </m:rPr>
+                  <m:t>,</m:t>
+                </m:r>
+                <m:r>
+                  <m:t>100</m:t>
+                </m:r>
+                <m:r>
+                  <m:rPr>
+                    <m:sty m:val="p"/>
+                  </m:rPr>
+                  <m:t>,</m:t>
+                </m:r>
+                <m:r>
+                  <m:t>4530</m:t>
+                </m:r>
+              </m:e>
+            </m:d>
+          </m:e>
+          <m:sup>
+            <m:r>
+              <m:rPr>
+                <m:sty m:val="p"/>
+              </m:rPr>
+              <m:t>∘</m:t>
+            </m:r>
+          </m:sup>
+        </m:sSup>
+        <m:r>
+          <m:rPr>
+            <m:nor/>
+            <m:sty m:val="p"/>
+          </m:rPr>
+          <m:t>BT</m:t>
+        </m:r>
+      </m:oMath>
+      <w:r>
+        <w:t xml:space="preserve">, luas wilayah 694,96 km²).</w:t>
+      </w:r>
+    </w:p>
+    <w:p>
+      <w:pPr>
+        <w:numPr>
+          <w:ilvl w:val="1"/>
+          <w:numId w:val="1010"/>
+        </w:numPr>
+        <w:pStyle w:val="Compact"/>
+      </w:pPr>
+      <w:r>
+        <w:rPr>
+          <w:bCs/>
+          <w:b/>
+        </w:rPr>
+        <w:t xml:space="preserve">Alasan Penggunaan:</w:t>
+      </w:r>
+      <w:r>
+        <w:t xml:space="preserve"> </w:t>
+      </w:r>
+      <w:r>
+        <w:t xml:space="preserve">Berfungsi sebagai basis data relasional operasional inti (</w:t>
       </w:r>
       <w:r>
         <w:rPr>
           <w:rStyle w:val="VerbatimChar"/>
         </w:rPr>
-        <w:t xml:space="preserve">deepseek-chat</w:t>
-      </w:r>
-      <w:r>
-        <w:t xml:space="preserve">) dan Google Gemini (</w:t>
+        <w:t xml:space="preserve">geo_db.wisata</w:t>
+      </w:r>
+      <w:r>
+        <w:t xml:space="preserve">) dan tabel fakta (</w:t>
+      </w:r>
+      <m:oMath>
+        <m:r>
+          <m:t>F</m:t>
+        </m:r>
+      </m:oMath>
+      <w:r>
+        <w:t xml:space="preserve">), menjadi satu-satunya sumber kebenaran faktual untuk perhitungan jarak sferikal (</w:t>
       </w:r>
       <w:r>
         <w:rPr>
           <w:rStyle w:val="VerbatimChar"/>
         </w:rPr>
-        <w:t xml:space="preserve">gemini-2.5-flash</w:t>
-      </w:r>
-      <w:r>
-        <w:t xml:space="preserve">), dikonfigurasi dengan temperatur deterministik T = 0.0, top_p = 1.0, dan max_tokens = 300 pada mode keluaran terstruktur JSON.</w:t>
+        <w:t xml:space="preserve">ST_Distance_Sphere</w:t>
+      </w:r>
+      <w:r>
+        <w:t xml:space="preserve">), navigasi jalan raya OSRM, dan validasi grounding algoritmik.</w:t>
       </w:r>
     </w:p>
     <w:p>
@@ -24596,13 +24392,156 @@
           <w:bCs/>
           <w:b/>
         </w:rPr>
-        <w:t xml:space="preserve">Lingkungan Peladen:</w:t>
-      </w:r>
-      <w:r>
-        <w:t xml:space="preserve"> </w:t>
-      </w:r>
-      <w:r>
-        <w:t xml:space="preserve">Peladen Linux Ubuntu 22.04 LTS (x86_64), prosesor Intel Xeon / AMD EPYC 8-Core, memori RAM 16 GB, SSD NVMe.</w:t>
+        <w:t xml:space="preserve">Tingkat 2: Himpunan Data Ground Truth Benchmark Percakapan (40 Skenario Terstandarisasi):</w:t>
+      </w:r>
+    </w:p>
+    <w:p>
+      <w:pPr>
+        <w:numPr>
+          <w:ilvl w:val="1"/>
+          <w:numId w:val="1011"/>
+        </w:numPr>
+        <w:pStyle w:val="Compact"/>
+      </w:pPr>
+      <w:r>
+        <w:rPr>
+          <w:bCs/>
+          <w:b/>
+        </w:rPr>
+        <w:t xml:space="preserve">Cakupan Skenario:</w:t>
+      </w:r>
+      <w:r>
+        <w:t xml:space="preserve"> </w:t>
+      </w:r>
+      <w:r>
+        <w:t xml:space="preserve">40 skenario pertanyaan pengguna yang dirumuskan merata lintas 8 taksonomi ragam kueri: (1) kueri spasial atribut tunggal (pantai terdekat), (2) filter multi-kriteria spasial, jam operasional, dan anggaran, (3) pencarian nama POI spesifik dan resolusi alias lokal, (4) referensi spasial relatif terhadap landmark acuan, (5) kasus batas numerik ekstrem (radius 0 km, batas atas 50 km, batas anggaran pas), (6) kriteria sirkadian 24 jam dan malam hari, (7) kueri negatif di luar yurisdiksi, dan (8) percakapan chit-chat tanpa niat spasial.</w:t>
+      </w:r>
+    </w:p>
+    <w:p>
+      <w:pPr>
+        <w:numPr>
+          <w:ilvl w:val="1"/>
+          <w:numId w:val="1011"/>
+        </w:numPr>
+        <w:pStyle w:val="Compact"/>
+      </w:pPr>
+      <w:r>
+        <w:rPr>
+          <w:bCs/>
+          <w:b/>
+        </w:rPr>
+        <w:t xml:space="preserve">Sumber &amp; Kriteria Validasi:</w:t>
+      </w:r>
+      <w:r>
+        <w:t xml:space="preserve"> </w:t>
+      </w:r>
+      <w:r>
+        <w:t xml:space="preserve">Dirumuskan berdasarkan pola penelusuran wisatawan riil pada September 2026. Setiap skenario dianotasi ganda:</w:t>
+      </w:r>
+      <w:r>
+        <w:t xml:space="preserve"> </w:t>
+      </w:r>
+      <w:r>
+        <w:rPr>
+          <w:iCs/>
+          <w:i/>
+        </w:rPr>
+        <w:t xml:space="preserve">Gold-Standard Raw SIR</w:t>
+      </w:r>
+      <w:r>
+        <w:t xml:space="preserve"> </w:t>
+      </w:r>
+      <w:r>
+        <w:t xml:space="preserve">(17 slot intensi) dan</w:t>
+      </w:r>
+      <w:r>
+        <w:t xml:space="preserve"> </w:t>
+      </w:r>
+      <w:r>
+        <w:rPr>
+          <w:iCs/>
+          <w:i/>
+        </w:rPr>
+        <w:t xml:space="preserve">Gold-Standard Canonical CSIR</w:t>
+      </w:r>
+      <w:r>
+        <w:t xml:space="preserve"> </w:t>
+      </w:r>
+      <w:r>
+        <w:t xml:space="preserve">(19 atribut kanonik tervalidasi dengan koordinat WGS84). Anotasi diverifikasi secara independen oleh dua peneliti dengan</w:t>
+      </w:r>
+      <w:r>
+        <w:t xml:space="preserve"> </w:t>
+      </w:r>
+      <w:r>
+        <w:rPr>
+          <w:iCs/>
+          <w:i/>
+        </w:rPr>
+        <w:t xml:space="preserve">inter-annotator agreement</w:t>
+      </w:r>
+      <w:r>
+        <w:t xml:space="preserve"> </w:t>
+      </w:r>
+      <w:r>
+        <w:t xml:space="preserve">100%.</w:t>
+      </w:r>
+    </w:p>
+    <w:p>
+      <w:pPr>
+        <w:numPr>
+          <w:ilvl w:val="1"/>
+          <w:numId w:val="1011"/>
+        </w:numPr>
+        <w:pStyle w:val="Compact"/>
+      </w:pPr>
+      <w:r>
+        <w:rPr>
+          <w:bCs/>
+          <w:b/>
+        </w:rPr>
+        <w:t xml:space="preserve">Alasan Penggunaan:</w:t>
+      </w:r>
+      <w:r>
+        <w:t xml:space="preserve"> </w:t>
+      </w:r>
+      <w:r>
+        <w:t xml:space="preserve">Menjadi tolok ukur kebenaran mutlak (</w:t>
+      </w:r>
+      <w:r>
+        <w:rPr>
+          <w:iCs/>
+          <w:i/>
+        </w:rPr>
+        <w:t xml:space="preserve">ground truth benchmark</w:t>
+      </w:r>
+      <w:r>
+        <w:t xml:space="preserve"> </w:t>
+      </w:r>
+      <w:r>
+        <w:t xml:space="preserve">pada</w:t>
+      </w:r>
+      <w:r>
+        <w:t xml:space="preserve"> </w:t>
+      </w:r>
+      <w:r>
+        <w:rPr>
+          <w:rStyle w:val="VerbatimChar"/>
+        </w:rPr>
+        <w:t xml:space="preserve">benchmark/dataset_40.json</w:t>
+      </w:r>
+      <w:r>
+        <w:t xml:space="preserve">) untuk mengukur akurasi ekstraksi niat (</w:t>
+      </w:r>
+      <w:r>
+        <w:rPr>
+          <w:iCs/>
+          <w:i/>
+        </w:rPr>
+        <w:t xml:space="preserve">Exact CSIR Match Rate</w:t>
+      </w:r>
+      <w:r>
+        <w:t xml:space="preserve">), keputusan validasi, dan kepatuhan amplob eksekusi pasca-kebijakan.</w:t>
       </w:r>
     </w:p>
     <w:p>
@@ -24618,20 +24557,1092 @@
           <w:bCs/>
           <w:b/>
         </w:rPr>
-        <w:t xml:space="preserve">Tumpukan Perangkat Lunak:</w:t>
-      </w:r>
-      <w:r>
-        <w:t xml:space="preserve"> </w:t>
-      </w:r>
-      <w:r>
-        <w:t xml:space="preserve">PHP 8.2.27, framework CodeIgniter 4.6.0, MySQL 8.0.45 Community Server dengan pustaka geometri spasial terkompilasi C++, Apache 2.4.52.</w:t>
+        <w:t xml:space="preserve">Tingkat 3: Himpunan Data Referensi Entitas Luar Wilayah &amp; Negatif (14 Destinasi Regional Sumbar + Entitas Fiktif):</w:t>
+      </w:r>
+    </w:p>
+    <w:p>
+      <w:pPr>
+        <w:numPr>
+          <w:ilvl w:val="1"/>
+          <w:numId w:val="1012"/>
+        </w:numPr>
+        <w:pStyle w:val="Compact"/>
+      </w:pPr>
+      <w:r>
+        <w:rPr>
+          <w:bCs/>
+          <w:b/>
+        </w:rPr>
+        <w:t xml:space="preserve">Cakupan Entitas:</w:t>
+      </w:r>
+      <w:r>
+        <w:t xml:space="preserve"> </w:t>
+      </w:r>
+      <w:r>
+        <w:t xml:space="preserve">14 objek wisata terkemuka di Sumatera Barat yang berlokasi secara fisik di luar wilayah administratif Kota Padang (berjarak 65 km hingga 140 km, seperti Jam Gadang di Bukittinggi, Lembah Anai dan Istano Pagaruyung di Tanah Datar, Danau Singkarak di Solok, Pantai Carocok di Painan/Pesisir Selatan, Jembatan Kelok 9 di Lima Puluh Kota, dan Ngarai Sianok di Bukittinggi), ditambah token entitas fiktif sintetis murni (</w:t>
+      </w:r>
+      <w:r>
+        <w:rPr>
+          <w:iCs/>
+          <w:i/>
+        </w:rPr>
+        <w:t xml:space="preserve">“</w:t>
+      </w:r>
+      <w:r>
+        <w:rPr>
+          <w:iCs/>
+          <w:i/>
+        </w:rPr>
+        <w:t xml:space="preserve">Pantai Salju Padang</w:t>
+      </w:r>
+      <w:r>
+        <w:rPr>
+          <w:iCs/>
+          <w:i/>
+        </w:rPr>
+        <w:t xml:space="preserve">”</w:t>
+      </w:r>
+      <w:r>
+        <w:t xml:space="preserve">,</w:t>
+      </w:r>
+      <w:r>
+        <w:t xml:space="preserve"> </w:t>
+      </w:r>
+      <w:r>
+        <w:rPr>
+          <w:iCs/>
+          <w:i/>
+        </w:rPr>
+        <w:t xml:space="preserve">“</w:t>
+      </w:r>
+      <w:r>
+        <w:rPr>
+          <w:iCs/>
+          <w:i/>
+        </w:rPr>
+        <w:t xml:space="preserve">Hotel Fiktif Nan Megah</w:t>
+      </w:r>
+      <w:r>
+        <w:rPr>
+          <w:iCs/>
+          <w:i/>
+        </w:rPr>
+        <w:t xml:space="preserve">”</w:t>
+      </w:r>
+      <w:r>
+        <w:t xml:space="preserve">).</w:t>
+      </w:r>
+    </w:p>
+    <w:p>
+      <w:pPr>
+        <w:numPr>
+          <w:ilvl w:val="1"/>
+          <w:numId w:val="1012"/>
+        </w:numPr>
+        <w:pStyle w:val="Compact"/>
+      </w:pPr>
+      <w:r>
+        <w:rPr>
+          <w:bCs/>
+          <w:b/>
+        </w:rPr>
+        <w:t xml:space="preserve">Sumber Data Primer:</w:t>
+      </w:r>
+      <w:r>
+        <w:t xml:space="preserve"> </w:t>
+      </w:r>
+      <w:r>
+        <w:t xml:space="preserve">Direktori Pariwisata Provinsi Sumatera Barat (</w:t>
+      </w:r>
+      <w:r>
+        <w:rPr>
+          <w:iCs/>
+          <w:i/>
+        </w:rPr>
+        <w:t xml:space="preserve">Dinas Pariwisata Prov. Sumbar</w:t>
+      </w:r>
+      <w:r>
+        <w:t xml:space="preserve">).</w:t>
+      </w:r>
+    </w:p>
+    <w:p>
+      <w:pPr>
+        <w:numPr>
+          <w:ilvl w:val="1"/>
+          <w:numId w:val="1012"/>
+        </w:numPr>
+        <w:pStyle w:val="Compact"/>
+      </w:pPr>
+      <w:r>
+        <w:rPr>
+          <w:bCs/>
+          <w:b/>
+        </w:rPr>
+        <w:t xml:space="preserve">Kriteria Validasi &amp; Waktu Pengambilan:</w:t>
+      </w:r>
+      <w:r>
+        <w:t xml:space="preserve"> </w:t>
+      </w:r>
+      <w:r>
+        <w:t xml:space="preserve">Dihimpun pada September–Oktober 2026. Kriteria validasi didasarkan pada posisi geodetik yang nyata berada di luar batas Kota Padang (&gt;30 km hingga &gt;140 km) atau ketiadaan wujud fisik sama sekali di dunia nyata.</w:t>
+      </w:r>
+    </w:p>
+    <w:p>
+      <w:pPr>
+        <w:numPr>
+          <w:ilvl w:val="1"/>
+          <w:numId w:val="1012"/>
+        </w:numPr>
+        <w:pStyle w:val="Compact"/>
+      </w:pPr>
+      <w:r>
+        <w:rPr>
+          <w:bCs/>
+          <w:b/>
+        </w:rPr>
+        <w:t xml:space="preserve">Alasan Penggunaan:</w:t>
+      </w:r>
+      <w:r>
+        <w:t xml:space="preserve"> </w:t>
+      </w:r>
+      <w:r>
+        <w:t xml:space="preserve">Digunakan secara khusus oleh evaluator pengujian benchmark untuk mendeteksi, mengklasifikasikan, dan mengukur tingkat halusinasi luar yurisdiksi (</w:t>
+      </w:r>
+      <w:r>
+        <w:rPr>
+          <w:iCs/>
+          <w:i/>
+        </w:rPr>
+        <w:t xml:space="preserve">Type I Hallucination</w:t>
+      </w:r>
+      <w:r>
+        <w:t xml:space="preserve">) dan halusinasi entitas fiktif (</w:t>
+      </w:r>
+      <w:r>
+        <w:rPr>
+          <w:iCs/>
+          <w:i/>
+        </w:rPr>
+        <w:t xml:space="preserve">Type II Hallucination</w:t>
+      </w:r>
+      <w:r>
+        <w:t xml:space="preserve">) pada model baseline tanpa kendali, serta memverifikasi kemampuan sistem dalam memberikan penolakan jujur (</w:t>
+      </w:r>
+      <w:r>
+        <w:rPr>
+          <w:iCs/>
+          <w:i/>
+        </w:rPr>
+        <w:t xml:space="preserve">Honest Rejection Rate</w:t>
+      </w:r>
+      <w:r>
+        <w:t xml:space="preserve"> </w:t>
+      </w:r>
+      <m:oMath>
+        <m:r>
+          <m:t>H</m:t>
+        </m:r>
+        <m:r>
+          <m:t>R</m:t>
+        </m:r>
+        <m:r>
+          <m:t>R</m:t>
+        </m:r>
+        <m:r>
+          <m:rPr>
+            <m:sty m:val="p"/>
+          </m:rPr>
+          <m:t>=</m:t>
+        </m:r>
+        <m:r>
+          <m:t>100</m:t>
+        </m:r>
+        <m:r>
+          <m:rPr>
+            <m:sty m:val="p"/>
+          </m:rPr>
+          <m:t>,</m:t>
+        </m:r>
+        <m:r>
+          <m:t>00</m:t>
+        </m:r>
+        <m:r>
+          <m:rPr>
+            <m:sty m:val="p"/>
+          </m:rPr>
+          <m:t>%</m:t>
+        </m:r>
+      </m:oMath>
+      <w:r>
+        <w:t xml:space="preserve">).</w:t>
+      </w:r>
+    </w:p>
+    <w:p>
+      <w:pPr>
+        <w:pStyle w:val="FirstParagraph"/>
+      </w:pPr>
+      <w:r>
+        <w:rPr>
+          <w:bCs/>
+          <w:b/>
+        </w:rPr>
+        <w:t xml:space="preserve">Tabel 2b. Arsitektur Tiga Tingkatan Dataset: Asal-Usul Data, Kriteria Validasi, Waktu Pengambilan, dan Alasan Penggunaan</w:t>
+      </w:r>
+    </w:p>
+    <w:tbl>
+      <w:tblPr>
+        <w:tblStyle w:val="Table"/>
+        <w:tblW w:type="pct" w:w="5000"/>
+        <w:tblLook w:firstRow="1" w:lastRow="0" w:firstColumn="0" w:lastColumn="0" w:noHBand="0" w:noVBand="0" w:val="0020"/>
+        <w:jc w:val="start"/>
+      </w:tblPr>
+      <w:tblGrid>
+        <w:gridCol w:w="1188"/>
+        <w:gridCol w:w="1188"/>
+        <w:gridCol w:w="1188"/>
+        <w:gridCol w:w="1188"/>
+        <w:gridCol w:w="1980"/>
+        <w:gridCol w:w="1188"/>
+      </w:tblGrid>
+      <w:tr>
+        <w:trPr>
+          <w:tblHeader w:val="true"/>
+        </w:trPr>
+        <w:tc>
+          <w:tcPr/>
+          <w:p>
+            <w:pPr>
+              <w:pStyle w:val="Compact"/>
+              <w:jc w:val="left"/>
+            </w:pPr>
+            <w:r>
+              <w:t xml:space="preserve">Tingkatan Dataset</w:t>
+            </w:r>
+          </w:p>
+        </w:tc>
+        <w:tc>
+          <w:tcPr/>
+          <w:p>
+            <w:pPr>
+              <w:pStyle w:val="Compact"/>
+              <w:jc w:val="left"/>
+            </w:pPr>
+            <w:r>
+              <w:t xml:space="preserve">Cakupan Entitas / Korpus</w:t>
+            </w:r>
+          </w:p>
+        </w:tc>
+        <w:tc>
+          <w:tcPr/>
+          <w:p>
+            <w:pPr>
+              <w:pStyle w:val="Compact"/>
+              <w:jc w:val="left"/>
+            </w:pPr>
+            <w:r>
+              <w:t xml:space="preserve">Sumber Data Primer</w:t>
+            </w:r>
+          </w:p>
+        </w:tc>
+        <w:tc>
+          <w:tcPr/>
+          <w:p>
+            <w:pPr>
+              <w:pStyle w:val="Compact"/>
+              <w:jc w:val="left"/>
+            </w:pPr>
+            <w:r>
+              <w:t xml:space="preserve">Kriteria Validasi &amp; Datum</w:t>
+            </w:r>
+          </w:p>
+        </w:tc>
+        <w:tc>
+          <w:tcPr/>
+          <w:p>
+            <w:pPr>
+              <w:pStyle w:val="Compact"/>
+              <w:jc w:val="center"/>
+            </w:pPr>
+            <w:r>
+              <w:t xml:space="preserve">Waktu Pengambilan</w:t>
+            </w:r>
+          </w:p>
+        </w:tc>
+        <w:tc>
+          <w:tcPr/>
+          <w:p>
+            <w:pPr>
+              <w:pStyle w:val="Compact"/>
+              <w:jc w:val="left"/>
+            </w:pPr>
+            <w:r>
+              <w:t xml:space="preserve">Peran Metodologis dalam Evaluasi</w:t>
+            </w:r>
+          </w:p>
+        </w:tc>
+      </w:tr>
+      <w:tr>
+        <w:tc>
+          <w:tcPr/>
+          <w:p>
+            <w:pPr>
+              <w:pStyle w:val="Compact"/>
+              <w:jc w:val="left"/>
+            </w:pPr>
+            <w:r>
+              <w:rPr>
+                <w:bCs/>
+                <w:b/>
+              </w:rPr>
+              <w:t xml:space="preserve">Tingkat 1: Dataset Sistem Operasional</w:t>
+            </w:r>
+          </w:p>
+        </w:tc>
+        <w:tc>
+          <w:tcPr/>
+          <w:p>
+            <w:pPr>
+              <w:pStyle w:val="Compact"/>
+              <w:jc w:val="left"/>
+            </w:pPr>
+            <w:r>
+              <w:rPr>
+                <w:bCs/>
+                <w:b/>
+              </w:rPr>
+              <w:t xml:space="preserve">22 POI Kurasi Resmi</w:t>
+            </w:r>
+            <w:r>
+              <w:t xml:space="preserve"> </w:t>
+            </w:r>
+            <w:r>
+              <w:t xml:space="preserve">lintas 6 kategori di Kota Padang</w:t>
+            </w:r>
+          </w:p>
+        </w:tc>
+        <w:tc>
+          <w:tcPr/>
+          <w:p>
+            <w:pPr>
+              <w:pStyle w:val="Compact"/>
+              <w:jc w:val="left"/>
+            </w:pPr>
+            <w:r>
+              <w:t xml:space="preserve">Dinas Pariwisata Kota Padang; Perda No. 1/2024; Peta RBI BIG 1:25k; OpenStreetMap</w:t>
+            </w:r>
+          </w:p>
+        </w:tc>
+        <w:tc>
+          <w:tcPr/>
+          <w:p>
+            <w:pPr>
+              <w:pStyle w:val="Compact"/>
+              <w:jc w:val="left"/>
+            </w:pPr>
+            <w:r>
+              <w:t xml:space="preserve">Batas WGS84 Kota Padang (</w:t>
+            </w:r>
+            <m:oMath>
+              <m:sSup>
+                <m:e>
+                  <m:d>
+                    <m:dPr>
+                      <m:begChr m:val="["/>
+                      <m:endChr m:val="]"/>
+                      <m:sepChr m:val=""/>
+                      <m:grow/>
+                    </m:dPr>
+                    <m:e>
+                      <m:r>
+                        <m:rPr>
+                          <m:sty m:val="p"/>
+                        </m:rPr>
+                        <m:t>−</m:t>
+                      </m:r>
+                      <m:r>
+                        <m:t>1</m:t>
+                      </m:r>
+                      <m:r>
+                        <m:rPr>
+                          <m:sty m:val="p"/>
+                        </m:rPr>
+                        <m:t>,</m:t>
+                      </m:r>
+                      <m:r>
+                        <m:t>195</m:t>
+                      </m:r>
+                      <m:r>
+                        <m:rPr>
+                          <m:sty m:val="p"/>
+                        </m:rPr>
+                        <m:t>,</m:t>
+                      </m:r>
+                      <m:r>
+                        <m:rPr>
+                          <m:sty m:val="p"/>
+                        </m:rPr>
+                        <m:t>−</m:t>
+                      </m:r>
+                      <m:r>
+                        <m:t>0</m:t>
+                      </m:r>
+                      <m:r>
+                        <m:rPr>
+                          <m:sty m:val="p"/>
+                        </m:rPr>
+                        <m:t>,</m:t>
+                      </m:r>
+                      <m:r>
+                        <m:t>881</m:t>
+                      </m:r>
+                    </m:e>
+                  </m:d>
+                </m:e>
+                <m:sup>
+                  <m:r>
+                    <m:rPr>
+                      <m:sty m:val="p"/>
+                    </m:rPr>
+                    <m:t>∘</m:t>
+                  </m:r>
+                </m:sup>
+              </m:sSup>
+              <m:r>
+                <m:rPr>
+                  <m:nor/>
+                  <m:sty m:val="p"/>
+                </m:rPr>
+                <m:t>LS</m:t>
+              </m:r>
+            </m:oMath>
+            <w:r>
+              <w:t xml:space="preserve">,</w:t>
+            </w:r>
+            <w:r>
+              <w:t xml:space="preserve"> </w:t>
+            </w:r>
+            <m:oMath>
+              <m:sSup>
+                <m:e>
+                  <m:d>
+                    <m:dPr>
+                      <m:begChr m:val="["/>
+                      <m:endChr m:val="]"/>
+                      <m:sepChr m:val=""/>
+                      <m:grow/>
+                    </m:dPr>
+                    <m:e>
+                      <m:r>
+                        <m:t>100</m:t>
+                      </m:r>
+                      <m:r>
+                        <m:rPr>
+                          <m:sty m:val="p"/>
+                        </m:rPr>
+                        <m:t>,</m:t>
+                      </m:r>
+                      <m:r>
+                        <m:t>348</m:t>
+                      </m:r>
+                      <m:r>
+                        <m:rPr>
+                          <m:sty m:val="p"/>
+                        </m:rPr>
+                        <m:t>,</m:t>
+                      </m:r>
+                      <m:r>
+                        <m:t>100</m:t>
+                      </m:r>
+                      <m:r>
+                        <m:rPr>
+                          <m:sty m:val="p"/>
+                        </m:rPr>
+                        <m:t>,</m:t>
+                      </m:r>
+                      <m:r>
+                        <m:t>453</m:t>
+                      </m:r>
+                    </m:e>
+                  </m:d>
+                </m:e>
+                <m:sup>
+                  <m:r>
+                    <m:rPr>
+                      <m:sty m:val="p"/>
+                    </m:rPr>
+                    <m:t>∘</m:t>
+                  </m:r>
+                </m:sup>
+              </m:sSup>
+              <m:r>
+                <m:rPr>
+                  <m:nor/>
+                  <m:sty m:val="p"/>
+                </m:rPr>
+                <m:t>BT</m:t>
+              </m:r>
+            </m:oMath>
+            <w:r>
+              <w:t xml:space="preserve">); verifikasi tarif karcis &amp; jam operasional</w:t>
+            </w:r>
+          </w:p>
+        </w:tc>
+        <w:tc>
+          <w:tcPr/>
+          <w:p>
+            <w:pPr>
+              <w:pStyle w:val="Compact"/>
+              <w:jc w:val="center"/>
+            </w:pPr>
+            <w:r>
+              <w:t xml:space="preserve">Jan 2026 (Audit lapangan), verifikasi ulang Sep 2026</w:t>
+            </w:r>
+          </w:p>
+        </w:tc>
+        <w:tc>
+          <w:tcPr/>
+          <w:p>
+            <w:pPr>
+              <w:pStyle w:val="Compact"/>
+              <w:jc w:val="left"/>
+            </w:pPr>
+            <w:r>
+              <w:t xml:space="preserve">Basis data relasional aktif (</w:t>
+            </w:r>
+            <w:r>
+              <w:rPr>
+                <w:rStyle w:val="VerbatimChar"/>
+              </w:rPr>
+              <w:t xml:space="preserve">geo_db.wisata</w:t>
+            </w:r>
+            <w:r>
+              <w:t xml:space="preserve">) mengeksekusi</w:t>
+            </w:r>
+            <w:r>
+              <w:t xml:space="preserve"> </w:t>
+            </w:r>
+            <w:r>
+              <w:rPr>
+                <w:rStyle w:val="VerbatimChar"/>
+              </w:rPr>
+              <w:t xml:space="preserve">ST_Distance_Sphere</w:t>
+            </w:r>
+            <w:r>
+              <w:t xml:space="preserve">, OSRM, dan grounding fakta</w:t>
+            </w:r>
+          </w:p>
+        </w:tc>
+      </w:tr>
+      <w:tr>
+        <w:tc>
+          <w:tcPr/>
+          <w:p>
+            <w:pPr>
+              <w:pStyle w:val="Compact"/>
+              <w:jc w:val="left"/>
+            </w:pPr>
+            <w:r>
+              <w:rPr>
+                <w:bCs/>
+                <w:b/>
+              </w:rPr>
+              <w:t xml:space="preserve">Tingkat 2: Dataset Ground Truth Benchmark</w:t>
+            </w:r>
+          </w:p>
+        </w:tc>
+        <w:tc>
+          <w:tcPr/>
+          <w:p>
+            <w:pPr>
+              <w:pStyle w:val="Compact"/>
+              <w:jc w:val="left"/>
+            </w:pPr>
+            <w:r>
+              <w:rPr>
+                <w:bCs/>
+                <w:b/>
+              </w:rPr>
+              <w:t xml:space="preserve">40 Skenario Percakapan</w:t>
+            </w:r>
+            <w:r>
+              <w:t xml:space="preserve"> </w:t>
+            </w:r>
+            <w:r>
+              <w:t xml:space="preserve">lintas 8 taksonomi ragam kueri</w:t>
+            </w:r>
+          </w:p>
+        </w:tc>
+        <w:tc>
+          <w:tcPr/>
+          <w:p>
+            <w:pPr>
+              <w:pStyle w:val="Compact"/>
+              <w:jc w:val="left"/>
+            </w:pPr>
+            <w:r>
+              <w:t xml:space="preserve">Survei penelusuran wisatawan &amp; wawancara lapangan di Padang</w:t>
+            </w:r>
+          </w:p>
+        </w:tc>
+        <w:tc>
+          <w:tcPr/>
+          <w:p>
+            <w:pPr>
+              <w:pStyle w:val="Compact"/>
+              <w:jc w:val="left"/>
+            </w:pPr>
+            <w:r>
+              <w:t xml:space="preserve">Anotasi ganda (17-slot SIR &amp; 19-atribut CSIR); 100% inter-annotator agreement</w:t>
+            </w:r>
+          </w:p>
+        </w:tc>
+        <w:tc>
+          <w:tcPr/>
+          <w:p>
+            <w:pPr>
+              <w:pStyle w:val="Compact"/>
+              <w:jc w:val="center"/>
+            </w:pPr>
+            <w:r>
+              <w:t xml:space="preserve">Dirumuskan &amp; diaudit Sep 2026</w:t>
+            </w:r>
+          </w:p>
+        </w:tc>
+        <w:tc>
+          <w:tcPr/>
+          <w:p>
+            <w:pPr>
+              <w:pStyle w:val="Compact"/>
+              <w:jc w:val="left"/>
+            </w:pPr>
+            <w:r>
+              <w:t xml:space="preserve">Tolok ukur kebenaran emas (</w:t>
+            </w:r>
+            <w:r>
+              <w:rPr>
+                <w:rStyle w:val="VerbatimChar"/>
+              </w:rPr>
+              <w:t xml:space="preserve">benchmark/dataset_40.json</w:t>
+            </w:r>
+            <w:r>
+              <w:t xml:space="preserve">) untuk evaluasi akurasi ekstraksi niat &amp; pengujian baseline</w:t>
+            </w:r>
+          </w:p>
+        </w:tc>
+      </w:tr>
+      <w:tr>
+        <w:tc>
+          <w:tcPr/>
+          <w:p>
+            <w:pPr>
+              <w:pStyle w:val="Compact"/>
+              <w:jc w:val="left"/>
+            </w:pPr>
+            <w:r>
+              <w:rPr>
+                <w:bCs/>
+                <w:b/>
+              </w:rPr>
+              <w:t xml:space="preserve">Tingkat 3: Dataset Referensi Luar Wilayah &amp; Negatif</w:t>
+            </w:r>
+          </w:p>
+        </w:tc>
+        <w:tc>
+          <w:tcPr/>
+          <w:p>
+            <w:pPr>
+              <w:pStyle w:val="Compact"/>
+              <w:jc w:val="left"/>
+            </w:pPr>
+            <w:r>
+              <w:rPr>
+                <w:bCs/>
+                <w:b/>
+              </w:rPr>
+              <w:t xml:space="preserve">14 Destinasi Regional</w:t>
+            </w:r>
+            <w:r>
+              <w:t xml:space="preserve"> </w:t>
+            </w:r>
+            <w:r>
+              <w:t xml:space="preserve">(65–140 km luar Padang) + POI Fiktif Sintetis</w:t>
+            </w:r>
+          </w:p>
+        </w:tc>
+        <w:tc>
+          <w:tcPr/>
+          <w:p>
+            <w:pPr>
+              <w:pStyle w:val="Compact"/>
+              <w:jc w:val="left"/>
+            </w:pPr>
+            <w:r>
+              <w:t xml:space="preserve">Direktori Pariwisata Prov. Sumbar &amp; token adversarial sintetis</w:t>
+            </w:r>
+          </w:p>
+        </w:tc>
+        <w:tc>
+          <w:tcPr/>
+          <w:p>
+            <w:pPr>
+              <w:pStyle w:val="Compact"/>
+              <w:jc w:val="left"/>
+            </w:pPr>
+            <w:r>
+              <w:t xml:space="preserve">Entitas nyata terbukti</w:t>
+            </w:r>
+            <w:r>
+              <w:t xml:space="preserve"> </w:t>
+            </w:r>
+            <m:oMath>
+              <m:r>
+                <m:rPr>
+                  <m:sty m:val="p"/>
+                </m:rPr>
+                <m:t>&gt;</m:t>
+              </m:r>
+              <m:r>
+                <m:t>30</m:t>
+              </m:r>
+              <m:r>
+                <m:rPr>
+                  <m:nor/>
+                  <m:sty m:val="p"/>
+                </m:rPr>
+                <m:t> km</m:t>
+              </m:r>
+            </m:oMath>
+            <w:r>
+              <w:t xml:space="preserve"> </w:t>
+            </w:r>
+            <w:r>
+              <w:t xml:space="preserve">di luar batas Kota Padang, serta nama atraksi fiktif tanpa wujud fisik</w:t>
+            </w:r>
+          </w:p>
+        </w:tc>
+        <w:tc>
+          <w:tcPr/>
+          <w:p>
+            <w:pPr>
+              <w:pStyle w:val="Compact"/>
+              <w:jc w:val="center"/>
+            </w:pPr>
+            <w:r>
+              <w:t xml:space="preserve">Dihimpun Sep–Okt 2026</w:t>
+            </w:r>
+          </w:p>
+        </w:tc>
+        <w:tc>
+          <w:tcPr/>
+          <w:p>
+            <w:pPr>
+              <w:pStyle w:val="Compact"/>
+              <w:jc w:val="left"/>
+            </w:pPr>
+            <w:r>
+              <w:t xml:space="preserve">Set kontrol negatif untuk mendeteksi &amp; mengaudit halusinasi Tipe I/II pada baseline serta mengukur Honest Rejection Rate (HRR)</w:t>
+            </w:r>
+          </w:p>
+        </w:tc>
+      </w:tr>
+    </w:tbl>
+    <w:bookmarkEnd w:id="82"/>
+    <w:bookmarkStart w:id="83" w:name="sistem-pembanding-baseline-systems"/>
+    <w:p>
+      <w:pPr>
+        <w:pStyle w:val="Heading3"/>
+      </w:pPr>
+      <w:r>
+        <w:t xml:space="preserve">5.2 Sistem Pembanding (Baseline Systems)</w:t>
+      </w:r>
+    </w:p>
+    <w:p>
+      <w:pPr>
+        <w:pStyle w:val="FirstParagraph"/>
+      </w:pPr>
+      <w:r>
+        <w:t xml:space="preserve">Untuk menguji signifikansi ilmiah dan membuktikan keunggulan arsitektur kendali semantik, sistem yang diusulkan dievaluasi terhadap empat sistem pembanding (</w:t>
+      </w:r>
+      <w:r>
+        <w:rPr>
+          <w:iCs/>
+          <w:i/>
+        </w:rPr>
+        <w:t xml:space="preserve">baseline</w:t>
+      </w:r>
+      <w:r>
+        <w:t xml:space="preserve">):</w:t>
+      </w:r>
+      <w:r>
+        <w:t xml:space="preserve"> </w:t>
+      </w:r>
+      <w:r>
+        <w:t xml:space="preserve">*</w:t>
+      </w:r>
+      <w:r>
+        <w:t xml:space="preserve"> </w:t>
+      </w:r>
+      <w:r>
+        <w:rPr>
+          <w:bCs/>
+          <w:b/>
+        </w:rPr>
+        <w:t xml:space="preserve">Baseline 1 (Direct Text-to-SQL):</w:t>
+      </w:r>
+      <w:r>
+        <w:t xml:space="preserve"> </w:t>
+      </w:r>
+      <w:r>
+        <w:t xml:space="preserve">Model LLM langsung menghasilkan sintaks SQL mentah berdasarkan skema DDL tabel</w:t>
+      </w:r>
+      <w:r>
+        <w:t xml:space="preserve"> </w:t>
+      </w:r>
+      <w:r>
+        <w:rPr>
+          <w:rStyle w:val="VerbatimChar"/>
+        </w:rPr>
+        <w:t xml:space="preserve">wisata</w:t>
+      </w:r>
+      <w:r>
+        <w:t xml:space="preserve"> </w:t>
+      </w:r>
+      <w:r>
+        <w:t xml:space="preserve">dan</w:t>
+      </w:r>
+      <w:r>
+        <w:t xml:space="preserve"> </w:t>
+      </w:r>
+      <w:r>
+        <w:rPr>
+          <w:rStyle w:val="VerbatimChar"/>
+        </w:rPr>
+        <w:t xml:space="preserve">kategori</w:t>
+      </w:r>
+      <w:r>
+        <w:t xml:space="preserve"> </w:t>
+      </w:r>
+      <w:r>
+        <w:t xml:space="preserve">tanpa perantara SIR dan kompilator deterministik.</w:t>
+      </w:r>
+      <w:r>
+        <w:t xml:space="preserve"> </w:t>
+      </w:r>
+      <w:r>
+        <w:t xml:space="preserve">*</w:t>
+      </w:r>
+      <w:r>
+        <w:t xml:space="preserve"> </w:t>
+      </w:r>
+      <w:r>
+        <w:rPr>
+          <w:bCs/>
+          <w:b/>
+        </w:rPr>
+        <w:t xml:space="preserve">Baseline 2 (Unconstrained LLM with System Prompting):</w:t>
+      </w:r>
+      <w:r>
+        <w:t xml:space="preserve"> </w:t>
+      </w:r>
+      <w:r>
+        <w:t xml:space="preserve">Model LLM langsung menghasilkan teks respons rekomendasi percakapan bebas tanpa akses basis data (</w:t>
+      </w:r>
+      <w:r>
+        <w:rPr>
+          <w:iCs/>
+          <w:i/>
+        </w:rPr>
+        <w:t xml:space="preserve">zero grounding</w:t>
+      </w:r>
+      <w:r>
+        <w:t xml:space="preserve">).</w:t>
+      </w:r>
+      <w:r>
+        <w:t xml:space="preserve"> </w:t>
+      </w:r>
+      <w:r>
+        <w:t xml:space="preserve">*</w:t>
+      </w:r>
+      <w:r>
+        <w:t xml:space="preserve"> </w:t>
+      </w:r>
+      <w:r>
+        <w:rPr>
+          <w:bCs/>
+          <w:b/>
+        </w:rPr>
+        <w:t xml:space="preserve">Baseline C (Vector RAG):</w:t>
+      </w:r>
+      <w:r>
+        <w:t xml:space="preserve"> </w:t>
+      </w:r>
+      <w:r>
+        <w:t xml:space="preserve">Arsitektur temu kembali berbasis kemiripan kosinus vektor</w:t>
+      </w:r>
+      <w:r>
+        <w:t xml:space="preserve"> </w:t>
+      </w:r>
+      <w:r>
+        <w:rPr>
+          <w:iCs/>
+          <w:i/>
+        </w:rPr>
+        <w:t xml:space="preserve">embedding</w:t>
+      </w:r>
+      <w:r>
+        <w:t xml:space="preserve"> </w:t>
+      </w:r>
+      <w:r>
+        <w:t xml:space="preserve">terhadap dokumen ringkasan deskripsi POI.</w:t>
+      </w:r>
+      <w:r>
+        <w:t xml:space="preserve"> </w:t>
+      </w:r>
+      <w:r>
+        <w:t xml:space="preserve">*</w:t>
+      </w:r>
+      <w:r>
+        <w:t xml:space="preserve"> </w:t>
+      </w:r>
+      <w:r>
+        <w:rPr>
+          <w:bCs/>
+          <w:b/>
+        </w:rPr>
+        <w:t xml:space="preserve">Baseline D (DTExplorer - Afnarius dkk., 2026 [2]):</w:t>
+      </w:r>
+      <w:r>
+        <w:t xml:space="preserve"> </w:t>
+      </w:r>
+      <w:r>
+        <w:t xml:space="preserve">Sistem Web GIS konvensional berbasis manipulasi formulir menu tarik-turun (</w:t>
+      </w:r>
+      <w:r>
+        <w:rPr>
+          <w:iCs/>
+          <w:i/>
+        </w:rPr>
+        <w:t xml:space="preserve">dropdown</w:t>
+      </w:r>
+      <w:r>
+        <w:t xml:space="preserve">),</w:t>
+      </w:r>
+      <w:r>
+        <w:t xml:space="preserve"> </w:t>
+      </w:r>
+      <w:r>
+        <w:rPr>
+          <w:iCs/>
+          <w:i/>
+        </w:rPr>
+        <w:t xml:space="preserve">slider</w:t>
+      </w:r>
+      <w:r>
+        <w:t xml:space="preserve"> </w:t>
+      </w:r>
+      <w:r>
+        <w:t xml:space="preserve">radius, dan kueri SQL statis tanpa kecerdasan percakapan.</w:t>
+      </w:r>
+    </w:p>
+    <w:bookmarkEnd w:id="83"/>
+    <w:bookmarkStart w:id="84" w:name="Xdd1696bbba1c2d37897b48a58cd19f56c3b3e90"/>
+    <w:p>
+      <w:pPr>
+        <w:pStyle w:val="Heading3"/>
+      </w:pPr>
+      <w:r>
+        <w:t xml:space="preserve">5.3 Konfigurasi Model dan Lingkungan Komputasi</w:t>
       </w:r>
     </w:p>
     <w:p>
       <w:pPr>
         <w:numPr>
           <w:ilvl w:val="0"/>
-          <w:numId w:val="1009"/>
+          <w:numId w:val="1013"/>
+        </w:numPr>
+        <w:pStyle w:val="Compact"/>
+      </w:pPr>
+      <w:r>
+        <w:rPr>
+          <w:bCs/>
+          <w:b/>
+        </w:rPr>
+        <w:t xml:space="preserve">Model Fondasi AI:</w:t>
+      </w:r>
+      <w:r>
+        <w:t xml:space="preserve"> </w:t>
+      </w:r>
+      <w:r>
+        <w:t xml:space="preserve">DeepSeek-V3 (</w:t>
+      </w:r>
+      <w:r>
+        <w:rPr>
+          <w:rStyle w:val="VerbatimChar"/>
+        </w:rPr>
+        <w:t xml:space="preserve">deepseek-chat</w:t>
+      </w:r>
+      <w:r>
+        <w:t xml:space="preserve">) dan Google Gemini (</w:t>
+      </w:r>
+      <w:r>
+        <w:rPr>
+          <w:rStyle w:val="VerbatimChar"/>
+        </w:rPr>
+        <w:t xml:space="preserve">gemini-2.5-flash</w:t>
+      </w:r>
+      <w:r>
+        <w:t xml:space="preserve">), dikonfigurasi dengan temperatur deterministik T = 0.0, top_p = 1.0, dan max_tokens = 300 pada mode keluaran terstruktur JSON.</w:t>
+      </w:r>
+    </w:p>
+    <w:p>
+      <w:pPr>
+        <w:numPr>
+          <w:ilvl w:val="0"/>
+          <w:numId w:val="1013"/>
+        </w:numPr>
+        <w:pStyle w:val="Compact"/>
+      </w:pPr>
+      <w:r>
+        <w:rPr>
+          <w:bCs/>
+          <w:b/>
+        </w:rPr>
+        <w:t xml:space="preserve">Lingkungan Peladen:</w:t>
+      </w:r>
+      <w:r>
+        <w:t xml:space="preserve"> </w:t>
+      </w:r>
+      <w:r>
+        <w:t xml:space="preserve">Peladen Linux Ubuntu 22.04 LTS (x86_64), prosesor Intel Xeon / AMD EPYC 8-Core, memori RAM 16 GB, SSD NVMe.</w:t>
+      </w:r>
+    </w:p>
+    <w:p>
+      <w:pPr>
+        <w:numPr>
+          <w:ilvl w:val="0"/>
+          <w:numId w:val="1013"/>
+        </w:numPr>
+        <w:pStyle w:val="Compact"/>
+      </w:pPr>
+      <w:r>
+        <w:rPr>
+          <w:bCs/>
+          <w:b/>
+        </w:rPr>
+        <w:t xml:space="preserve">Tumpukan Perangkat Lunak:</w:t>
+      </w:r>
+      <w:r>
+        <w:t xml:space="preserve"> </w:t>
+      </w:r>
+      <w:r>
+        <w:t xml:space="preserve">PHP 8.2.27, framework CodeIgniter 4.6.0, MySQL 8.0.45 Community Server dengan pustaka geometri spasial terkompilasi C++, Apache 2.4.52.</w:t>
+      </w:r>
+    </w:p>
+    <w:p>
+      <w:pPr>
+        <w:numPr>
+          <w:ilvl w:val="0"/>
+          <w:numId w:val="1013"/>
         </w:numPr>
         <w:pStyle w:val="Compact"/>
       </w:pPr>
@@ -40182,7 +41193,7 @@
               <w:jc w:val="left"/>
             </w:pPr>
             <w:r>
-              <w:t xml:space="preserve">Pencocokan terhadap 48 POI resmi</w:t>
+              <w:t xml:space="preserve">Pencocokan terhadap 22 POI resmi terkurasi</w:t>
             </w:r>
             <w:r>
               <w:t xml:space="preserve"> </w:t>
@@ -44730,7 +45741,7 @@
       <w:pPr>
         <w:numPr>
           <w:ilvl w:val="0"/>
-          <w:numId w:val="1010"/>
+          <w:numId w:val="1014"/>
         </w:numPr>
       </w:pPr>
       <w:r>
@@ -44830,7 +45841,7 @@
       <w:pPr>
         <w:numPr>
           <w:ilvl w:val="0"/>
-          <w:numId w:val="1010"/>
+          <w:numId w:val="1014"/>
         </w:numPr>
       </w:pPr>
       <w:r>
@@ -44890,7 +45901,7 @@
       <w:pPr>
         <w:numPr>
           <w:ilvl w:val="0"/>
-          <w:numId w:val="1010"/>
+          <w:numId w:val="1014"/>
         </w:numPr>
       </w:pPr>
       <w:r>
@@ -44911,7 +45922,7 @@
       <w:pPr>
         <w:numPr>
           <w:ilvl w:val="1"/>
-          <w:numId w:val="1011"/>
+          <w:numId w:val="1015"/>
         </w:numPr>
         <w:pStyle w:val="Compact"/>
       </w:pPr>
@@ -44923,7 +45934,7 @@
       <w:pPr>
         <w:numPr>
           <w:ilvl w:val="1"/>
-          <w:numId w:val="1011"/>
+          <w:numId w:val="1015"/>
         </w:numPr>
         <w:pStyle w:val="Compact"/>
       </w:pPr>
@@ -44935,7 +45946,7 @@
       <w:pPr>
         <w:numPr>
           <w:ilvl w:val="1"/>
-          <w:numId w:val="1011"/>
+          <w:numId w:val="1015"/>
         </w:numPr>
         <w:pStyle w:val="Compact"/>
       </w:pPr>
@@ -44947,7 +45958,7 @@
       <w:pPr>
         <w:numPr>
           <w:ilvl w:val="1"/>
-          <w:numId w:val="1011"/>
+          <w:numId w:val="1015"/>
         </w:numPr>
         <w:pStyle w:val="Compact"/>
       </w:pPr>
@@ -44972,7 +45983,7 @@
       <w:pPr>
         <w:numPr>
           <w:ilvl w:val="1"/>
-          <w:numId w:val="1011"/>
+          <w:numId w:val="1015"/>
         </w:numPr>
         <w:pStyle w:val="Compact"/>
       </w:pPr>
@@ -45000,7 +46011,7 @@
       <w:pPr>
         <w:numPr>
           <w:ilvl w:val="0"/>
-          <w:numId w:val="1010"/>
+          <w:numId w:val="1014"/>
         </w:numPr>
       </w:pPr>
       <w:r>
@@ -45184,7 +46195,7 @@
           <w:bCs/>
           <w:b/>
         </w:rPr>
-        <w:t xml:space="preserve">45 pengujian unit dan integrasi</w:t>
+        <w:t xml:space="preserve">56 pengujian unit, integrasi, dan ketahanan adversarial otomatis</w:t>
       </w:r>
       <w:r>
         <w:t xml:space="preserve"> </w:t>
@@ -45200,7 +46211,7 @@
           <w:bCs/>
           <w:b/>
         </w:rPr>
-        <w:t xml:space="preserve">172 assertions</w:t>
+        <w:t xml:space="preserve">240 assertions</w:t>
       </w:r>
       <w:r>
         <w:t xml:space="preserve"> </w:t>
@@ -45256,6 +46267,19 @@
           <w:i/>
         </w:rPr>
         <w:t xml:space="preserve">SpatialDatabaseIntegrationTest</w:t>
+      </w:r>
+      <w:r>
+        <w:t xml:space="preserve">,</w:t>
+      </w:r>
+      <w:r>
+        <w:t xml:space="preserve"> </w:t>
+      </w:r>
+      <w:r>
+        <w:rPr>
+          <w:iCs/>
+          <w:i/>
+        </w:rPr>
+        <w:t xml:space="preserve">AdversarialLinguisticValidationTest</w:t>
       </w:r>
       <w:r>
         <w:t xml:space="preserve">,</w:t>
@@ -51990,13 +53014,13 @@
       </w:r>
     </w:p>
     <w:bookmarkEnd w:id="101"/>
-    <w:bookmarkStart w:id="102" w:name="X3dfa90ce15cd3233bc09ff22e12f3f30c7f4ead"/>
+    <w:bookmarkStart w:id="102" w:name="Xb1e8b8278e22c7c2f1969f8d1a001722ee674d5"/>
     <w:p>
       <w:pPr>
         <w:pStyle w:val="Heading3"/>
       </w:pPr>
       <w:r>
-        <w:t xml:space="preserve">6.6 Pembuktian Integrasi Database dan Rangkaian Uji Unit (45 Tests)</w:t>
+        <w:t xml:space="preserve">6.6 Pembuktian Integrasi Database dan Rangkaian Uji Otomatis (56 Tests, 240 Assertions, 100% PASS)</w:t>
       </w:r>
     </w:p>
     <w:p>
@@ -52004,7 +53028,7 @@
         <w:pStyle w:val="FirstParagraph"/>
       </w:pPr>
       <w:r>
-        <w:t xml:space="preserve">Keandalan arsitektur diuji secara independen melalui rangkaian pengujian unit dan integrasi otomatis (</w:t>
+        <w:t xml:space="preserve">Keandalan arsitektur diuji secara independen melalui rangkaian pengujian unit, integrasi, dan ketahanan adversarial otomatis (</w:t>
       </w:r>
       <w:r>
         <w:rPr>
@@ -52024,7 +53048,7 @@
           <w:bCs/>
           <w:b/>
         </w:rPr>
-        <w:t xml:space="preserve">45 pengujian unit dan integrasi</w:t>
+        <w:t xml:space="preserve">56 pengujian otomatis</w:t>
       </w:r>
       <w:r>
         <w:t xml:space="preserve"> </w:t>
@@ -52040,7 +53064,7 @@
           <w:bCs/>
           <w:b/>
         </w:rPr>
-        <w:t xml:space="preserve">172 assertions</w:t>
+        <w:t xml:space="preserve">240 assertions</w:t>
       </w:r>
       <w:r>
         <w:t xml:space="preserve"> </w:t>
@@ -52121,7 +53145,7 @@
         <w:t xml:space="preserve">SpatialQueryCompilerTest</w:t>
       </w:r>
       <w:r>
-        <w:t xml:space="preserve">, 100% PASS).</w:t>
+        <w:t xml:space="preserve">, 8 pengujian, 100% PASS).</w:t>
       </w:r>
       <w:r>
         <w:t xml:space="preserve"> </w:t>
@@ -52152,7 +53176,61 @@
         <w:t xml:space="preserve">SirValidatorTest</w:t>
       </w:r>
       <w:r>
-        <w:t xml:space="preserve">, 100% PASS).</w:t>
+        <w:t xml:space="preserve">, 10 pengujian, 100% PASS).</w:t>
+      </w:r>
+      <w:r>
+        <w:t xml:space="preserve"> </w:t>
+      </w:r>
+      <w:r>
+        <w:t xml:space="preserve">* Verifikasi ketahanan adversarial, invarian dialek Minangkabau, dan firewall grounding fakta (</w:t>
+      </w:r>
+      <w:r>
+        <w:rPr>
+          <w:rStyle w:val="VerbatimChar"/>
+        </w:rPr>
+        <w:t xml:space="preserve">AdversarialLinguisticValidationTest</w:t>
+      </w:r>
+      <w:r>
+        <w:t xml:space="preserve">, 11 pengujian, 68 assertions, 100% PASS).</w:t>
+      </w:r>
+      <w:r>
+        <w:t xml:space="preserve"> </w:t>
+      </w:r>
+      <w:r>
+        <w:t xml:space="preserve">* Verifikasi konektivitas sistem dan model basis data (</w:t>
+      </w:r>
+      <w:r>
+        <w:rPr>
+          <w:rStyle w:val="VerbatimChar"/>
+        </w:rPr>
+        <w:t xml:space="preserve">HealthTest</w:t>
+      </w:r>
+      <w:r>
+        <w:t xml:space="preserve">,</w:t>
+      </w:r>
+      <w:r>
+        <w:t xml:space="preserve"> </w:t>
+      </w:r>
+      <w:r>
+        <w:rPr>
+          <w:rStyle w:val="VerbatimChar"/>
+        </w:rPr>
+        <w:t xml:space="preserve">ExampleDatabaseTest</w:t>
+      </w:r>
+      <w:r>
+        <w:t xml:space="preserve">,</w:t>
+      </w:r>
+      <w:r>
+        <w:t xml:space="preserve"> </w:t>
+      </w:r>
+      <w:r>
+        <w:rPr>
+          <w:rStyle w:val="VerbatimChar"/>
+        </w:rPr>
+        <w:t xml:space="preserve">ExampleSessionTest</w:t>
+      </w:r>
+      <w:r>
+        <w:t xml:space="preserve">, 5 pengujian, 100% PASS).</w:t>
       </w:r>
     </w:p>
     <w:p>
@@ -52160,7 +53238,7 @@
         <w:pStyle w:val="BodyText"/>
       </w:pPr>
       <w:r>
-        <w:t xml:space="preserve">Seluruh 45 pengujian lulus dengan tingkat keberhasilan 100% (</w:t>
+        <w:t xml:space="preserve">Seluruh 56 pengujian lulus dengan tingkat keberhasilan 100% (</w:t>
       </w:r>
       <w:r>
         <w:rPr>
@@ -52170,7 +53248,19 @@
         <w:t xml:space="preserve">zero failures, zero errors</w:t>
       </w:r>
       <w:r>
-        <w:t xml:space="preserve">), membuktikan stabilitas implementasi kode pada tataran produksi.</w:t>
+        <w:t xml:space="preserve">), sebagaimana diaudit resmi pada berkas</w:t>
+      </w:r>
+      <w:r>
+        <w:t xml:space="preserve"> </w:t>
+      </w:r>
+      <w:r>
+        <w:rPr>
+          <w:rStyle w:val="VerbatimChar"/>
+        </w:rPr>
+        <w:t xml:space="preserve">tests/phpunit_execution_report.txt</w:t>
+      </w:r>
+      <w:r>
+        <w:t xml:space="preserve">.</w:t>
       </w:r>
     </w:p>
     <w:bookmarkEnd w:id="102"/>
@@ -52218,7 +53308,7 @@
       <w:pPr>
         <w:numPr>
           <w:ilvl w:val="0"/>
-          <w:numId w:val="1012"/>
+          <w:numId w:val="1016"/>
         </w:numPr>
         <w:pStyle w:val="Compact"/>
       </w:pPr>
@@ -52240,7 +53330,7 @@
       <w:pPr>
         <w:numPr>
           <w:ilvl w:val="0"/>
-          <w:numId w:val="1012"/>
+          <w:numId w:val="1016"/>
         </w:numPr>
         <w:pStyle w:val="Compact"/>
       </w:pPr>
@@ -52289,7 +53379,7 @@
       <w:pPr>
         <w:numPr>
           <w:ilvl w:val="0"/>
-          <w:numId w:val="1012"/>
+          <w:numId w:val="1016"/>
         </w:numPr>
         <w:pStyle w:val="Compact"/>
       </w:pPr>
@@ -52311,7 +53401,7 @@
       <w:pPr>
         <w:numPr>
           <w:ilvl w:val="0"/>
-          <w:numId w:val="1012"/>
+          <w:numId w:val="1016"/>
         </w:numPr>
         <w:pStyle w:val="Compact"/>
       </w:pPr>
@@ -52333,7 +53423,7 @@
       <w:pPr>
         <w:numPr>
           <w:ilvl w:val="0"/>
-          <w:numId w:val="1012"/>
+          <w:numId w:val="1016"/>
         </w:numPr>
         <w:pStyle w:val="Compact"/>
       </w:pPr>
@@ -52355,7 +53445,7 @@
       <w:pPr>
         <w:numPr>
           <w:ilvl w:val="0"/>
-          <w:numId w:val="1012"/>
+          <w:numId w:val="1016"/>
         </w:numPr>
         <w:pStyle w:val="Compact"/>
       </w:pPr>
@@ -52377,7 +53467,7 @@
       <w:pPr>
         <w:numPr>
           <w:ilvl w:val="0"/>
-          <w:numId w:val="1012"/>
+          <w:numId w:val="1016"/>
         </w:numPr>
         <w:pStyle w:val="Compact"/>
       </w:pPr>
@@ -52399,7 +53489,7 @@
       <w:pPr>
         <w:numPr>
           <w:ilvl w:val="0"/>
-          <w:numId w:val="1012"/>
+          <w:numId w:val="1016"/>
         </w:numPr>
         <w:pStyle w:val="Compact"/>
       </w:pPr>
@@ -52429,7 +53519,7 @@
       <w:pPr>
         <w:numPr>
           <w:ilvl w:val="0"/>
-          <w:numId w:val="1013"/>
+          <w:numId w:val="1017"/>
         </w:numPr>
       </w:pPr>
       <w:r>
@@ -52663,7 +53753,7 @@
       <w:pPr>
         <w:numPr>
           <w:ilvl w:val="0"/>
-          <w:numId w:val="1013"/>
+          <w:numId w:val="1017"/>
         </w:numPr>
       </w:pPr>
       <w:r>
@@ -52733,7 +53823,7 @@
       <w:pPr>
         <w:numPr>
           <w:ilvl w:val="0"/>
-          <w:numId w:val="1013"/>
+          <w:numId w:val="1017"/>
         </w:numPr>
       </w:pPr>
       <w:r>
@@ -54849,10 +55939,22 @@
           <w:bCs/>
           <w:b/>
         </w:rPr>
-        <w:t xml:space="preserve">seluruh 11 pengujian validasi adversarial dan linguistik lulus secara sempurna (11/11 PASS / 100,00%, 38 assertions)</w:t>
-      </w:r>
-      <w:r>
-        <w:t xml:space="preserve">. Dengan demikian, total rangkaian pengujian otomatis yang memverifikasi kode sumber repositori mencapai</w:t>
+        <w:t xml:space="preserve">seluruh 11 pengujian validasi adversarial dan linguistik lulus secara sempurna (11/11 PASS / 100,00%)</w:t>
+      </w:r>
+      <w:r>
+        <w:t xml:space="preserve">. Diintegrasikan langsung ke dalam runner PHPUnit terpadu melalui</w:t>
+      </w:r>
+      <w:r>
+        <w:t xml:space="preserve"> </w:t>
+      </w:r>
+      <w:r>
+        <w:rPr>
+          <w:rStyle w:val="VerbatimChar"/>
+        </w:rPr>
+        <w:t xml:space="preserve">CIUnitTestCase</w:t>
+      </w:r>
+      <w:r>
+        <w:t xml:space="preserve">, total rangkaian pengujian otomatis yang memverifikasi kode sumber repositori mencapai</w:t>
       </w:r>
       <w:r>
         <w:t xml:space="preserve"> </w:t>
@@ -54862,10 +55964,22 @@
           <w:bCs/>
           <w:b/>
         </w:rPr>
-        <w:t xml:space="preserve">56 skenario pengujian dengan 210 assertions (100% PASS)</w:t>
-      </w:r>
-      <w:r>
-        <w:t xml:space="preserve">, yang terdiri atas 45 unit/integrasi pengujian PHPUnit standar (172 assertions) ditambah 11 pengujian ketahanan adversarial dan dialek Minang (38 assertions).</w:t>
+        <w:t xml:space="preserve">56 skenario pengujian dengan 240 assertions (100% PASS)</w:t>
+      </w:r>
+      <w:r>
+        <w:t xml:space="preserve">, sebagaimana diaudit resmi dalam berkas</w:t>
+      </w:r>
+      <w:r>
+        <w:t xml:space="preserve"> </w:t>
+      </w:r>
+      <w:r>
+        <w:rPr>
+          <w:rStyle w:val="VerbatimChar"/>
+        </w:rPr>
+        <w:t xml:space="preserve">tests/phpunit_execution_report.txt</w:t>
+      </w:r>
+      <w:r>
+        <w:t xml:space="preserve">.</w:t>
       </w:r>
     </w:p>
     <w:p>
@@ -56538,10 +57652,22 @@
           <w:bCs/>
           <w:b/>
         </w:rPr>
-        <w:t xml:space="preserve">56 pengujian unit, integrasi, dan ketahanan adversarial otomatis (210 assertions, 100% PASS)</w:t>
-      </w:r>
-      <w:r>
-        <w:t xml:space="preserve">, yang menggabungkan 45 pengujian PHPUnit standar (172 assertions) dan 11 pengujian adversarial serta dialek Minang (38 assertions).</w:t>
+        <w:t xml:space="preserve">56 pengujian unit, integrasi, dan ketahanan adversarial otomatis (240 assertions, 100% PASS)</w:t>
+      </w:r>
+      <w:r>
+        <w:t xml:space="preserve">, sebagaimana tercatat resmi pada</w:t>
+      </w:r>
+      <w:r>
+        <w:t xml:space="preserve"> </w:t>
+      </w:r>
+      <w:r>
+        <w:rPr>
+          <w:rStyle w:val="VerbatimChar"/>
+        </w:rPr>
+        <w:t xml:space="preserve">tests/phpunit_execution_report.txt</w:t>
+      </w:r>
+      <w:r>
+        <w:t xml:space="preserve">.</w:t>
       </w:r>
     </w:p>
     <w:bookmarkEnd w:id="122"/>
@@ -59095,9 +60221,6 @@
     <w:abstractNumId w:val="991"/>
   </w:num>
   <w:num w:numId="1009">
-    <w:abstractNumId w:val="991"/>
-  </w:num>
-  <w:num w:numId="1010">
     <w:abstractNumId w:val="99411"/>
     <w:lvlOverride w:ilvl="0">
       <w:startOverride w:val="1"/>
@@ -59127,6 +60250,9 @@
       <w:startOverride w:val="1"/>
     </w:lvlOverride>
   </w:num>
+  <w:num w:numId="1010">
+    <w:abstractNumId w:val="991"/>
+  </w:num>
   <w:num w:numId="1011">
     <w:abstractNumId w:val="991"/>
   </w:num>
@@ -59134,6 +60260,45 @@
     <w:abstractNumId w:val="991"/>
   </w:num>
   <w:num w:numId="1013">
+    <w:abstractNumId w:val="991"/>
+  </w:num>
+  <w:num w:numId="1014">
+    <w:abstractNumId w:val="99411"/>
+    <w:lvlOverride w:ilvl="0">
+      <w:startOverride w:val="1"/>
+    </w:lvlOverride>
+    <w:lvlOverride w:ilvl="1">
+      <w:startOverride w:val="1"/>
+    </w:lvlOverride>
+    <w:lvlOverride w:ilvl="2">
+      <w:startOverride w:val="1"/>
+    </w:lvlOverride>
+    <w:lvlOverride w:ilvl="3">
+      <w:startOverride w:val="1"/>
+    </w:lvlOverride>
+    <w:lvlOverride w:ilvl="4">
+      <w:startOverride w:val="1"/>
+    </w:lvlOverride>
+    <w:lvlOverride w:ilvl="5">
+      <w:startOverride w:val="1"/>
+    </w:lvlOverride>
+    <w:lvlOverride w:ilvl="6">
+      <w:startOverride w:val="1"/>
+    </w:lvlOverride>
+    <w:lvlOverride w:ilvl="7">
+      <w:startOverride w:val="1"/>
+    </w:lvlOverride>
+    <w:lvlOverride w:ilvl="8">
+      <w:startOverride w:val="1"/>
+    </w:lvlOverride>
+  </w:num>
+  <w:num w:numId="1015">
+    <w:abstractNumId w:val="991"/>
+  </w:num>
+  <w:num w:numId="1016">
+    <w:abstractNumId w:val="991"/>
+  </w:num>
+  <w:num w:numId="1017">
     <w:abstractNumId w:val="99411"/>
     <w:lvlOverride w:ilvl="0">
       <w:startOverride w:val="1"/>

--- a/jurnal/DRAFT_JURNAL_ILMIAH_INDONESIA.docx
+++ b/jurnal/DRAFT_JURNAL_ILMIAH_INDONESIA.docx
@@ -100,7 +100,23 @@
         <w:t xml:space="preserve">unconstrained LLM</w:t>
       </w:r>
       <w:r>
-        <w:t xml:space="preserve">) menimbulkan risiko fatal berupa halusinasi faktual dan spasial, sementara penelusuran vektor (</w:t>
+        <w:t xml:space="preserve">) menimbulkan risiko fatal berupa halusinasi faktual dan spasial, sementara pendekatan</w:t>
+      </w:r>
+      <w:r>
+        <w:t xml:space="preserve"> </w:t>
+      </w:r>
+      <w:r>
+        <w:rPr>
+          <w:iCs/>
+          <w:i/>
+        </w:rPr>
+        <w:t xml:space="preserve">Retrieval-Augmented Generation</w:t>
+      </w:r>
+      <w:r>
+        <w:t xml:space="preserve"> </w:t>
+      </w:r>
+      <w:r>
+        <w:t xml:space="preserve">(</w:t>
       </w:r>
       <w:r>
         <w:rPr>
@@ -110,7 +126,7 @@
         <w:t xml:space="preserve">dense-vector RAG</w:t>
       </w:r>
       <w:r>
-        <w:t xml:space="preserve">) terbukti tidak memadai untuk mengevaluasi predikat spasial-temporal terstruktur secara eksak. Berangkat dari garis keturunan riset</w:t>
+        <w:t xml:space="preserve">) berbasis kemiripan semantik murni secara inheren tidak memberikan jaminan matematis deterministik dalam memenuhi predikat spasial-temporal terstruktur secara eksak. Berangkat dari garis keturunan riset</w:t>
       </w:r>
       <w:r>
         <w:t xml:space="preserve"> </w:t>
@@ -628,7 +644,7 @@
         <w:pStyle w:val="FirstParagraph"/>
       </w:pPr>
       <w:r>
-        <w:t xml:space="preserve">Conventional Web Geographic Information Systems (Web GIS) in urban tourism predominantly rely on rigid WIMP (Windows, Icons, Menus, Pointer) interfaces utilizing multi-layered dropdown forms. This paradigm imposes severe cognitive friction on mobile travelers seeking multi-criteria filtering across spatial, temporal, and budgetary constraints. Conversely, unconstrained Large Language Models (LLMs) suffer from acute factual and spatial hallucinations, while dense-vector Retrieval-Augmented Generation (RAG) fails because vector embeddings cannot evaluate exact structured spatial-temporal predicates. Expanding upon the research lineage of</w:t>
+        <w:t xml:space="preserve">Conventional Web Geographic Information Systems (Web GIS) in urban tourism predominantly rely on rigid WIMP (Windows, Icons, Menus, Pointer) interfaces utilizing multi-layered dropdown forms. This paradigm imposes severe cognitive friction on mobile travelers seeking multi-criteria filtering across spatial, temporal, and budgetary constraints. Conversely, unconstrained Large Language Models (LLMs) suffer from acute factual and spatial hallucinations, while pure dense-vector Retrieval-Augmented Generation (RAG) inherently lacks deterministic mathematical guarantees for evaluating exact structured spatial-temporal predicates. Expanding upon the research lineage of</w:t>
       </w:r>
       <w:r>
         <w:t xml:space="preserve"> </w:t>
@@ -1201,7 +1217,7 @@
           <w:bCs/>
           <w:b/>
         </w:rPr>
-        <w:t xml:space="preserve">Kegagalan Dense-Vector RAG terhadap Predikat Terstruktur:</w:t>
+        <w:t xml:space="preserve">Keterbatasan Dense-Vector RAG terhadap Predikat Terstruktur:</w:t>
       </w:r>
       <w:r>
         <w:t xml:space="preserve"> </w:t>
@@ -1233,7 +1249,7 @@
         <w:t xml:space="preserve">dense-vector similarity</w:t>
       </w:r>
       <w:r>
-        <w:t xml:space="preserve">) sangat populer untuk temu kembali dokumen teks terbuka [6], [7]. Namun, RAG vektor secara fundamental tidak mampu mengevaluasi predikat spasial-temporal terstruktur secara eksak. Vektor</w:t>
+        <w:t xml:space="preserve">) sangat populer untuk temu kembali dokumen teks terbuka [6], [7]. Namun, penelusuran kemiripan vektor semata secara inheren tidak memberikan jaminan matematis deterministik untuk mengevaluasi predikat spasial-temporal terstruktur secara eksak. Vektor</w:t>
       </w:r>
       <w:r>
         <w:t xml:space="preserve"> </w:t>
@@ -1249,7 +1265,7 @@
         <w:t xml:space="preserve"> </w:t>
       </w:r>
       <w:r>
-        <w:t xml:space="preserve">tidak dapat melakukan perbandingan ketaksamaan numerik jam operasional (</w:t>
+        <w:t xml:space="preserve">tidak dapat secara mandiri melakukan perbandingan ketaksamaan numerik jam operasional (</w:t>
       </w:r>
       <w:r>
         <w:rPr>
@@ -1290,7 +1306,7 @@
         <w:t xml:space="preserve">real-time</w:t>
       </w:r>
       <w:r>
-        <w:t xml:space="preserve">.</w:t>
+        <w:t xml:space="preserve">. Sistem memerlukan integrasi eksplisit dengan kompilasi kueri basis data relasional spasial dan validasi berinvarian agar kepatuhan batasan matematis tersebut terjamin secara pasti.</w:t>
       </w:r>
     </w:p>
     <w:p>
@@ -35483,7 +35499,7 @@
           <w:bCs/>
           <w:b/>
         </w:rPr>
-        <w:t xml:space="preserve">100,00% (270/270 klaim)</w:t>
+        <w:t xml:space="preserve">100,00% (270/270 klaim terverifikasi)</w:t>
       </w:r>
       <w:r>
         <w:t xml:space="preserve"> </w:t>
@@ -35515,13 +35531,19 @@
           <w:bCs/>
           <w:b/>
         </w:rPr>
-        <w:t xml:space="preserve">100,00% (120/120 POI)</w:t>
-      </w:r>
-      <w:r>
-        <w:t xml:space="preserve"> </w:t>
-      </w:r>
-      <w:r>
-        <w:t xml:space="preserve">pada 40 skenario pengujian utama memerlukan perumusan batasan epistemologis yang presisi. Angka 100% ini menegaskan bahwa</w:t>
+        <w:t xml:space="preserve">100,00% (120/120 sebutan POI)</w:t>
+      </w:r>
+      <w:r>
+        <w:t xml:space="preserve"> </w:t>
+      </w:r>
+      <w:r>
+        <w:t xml:space="preserve">pada 40 skenario pengujian utama memerlukan perumusan batasan epistemologis yang presisi. Guna mencegah ketaksaan interpretasi, penelitian ini secara tegas membedakan dua tingkatan evaluasi verifier:</w:t>
+      </w:r>
+      <w:r>
+        <w:t xml:space="preserve"> </w:t>
+      </w:r>
+      <w:r>
+        <w:t xml:space="preserve">1.</w:t>
       </w:r>
       <w:r>
         <w:t xml:space="preserve"> </w:t>
@@ -35531,7 +35553,13 @@
           <w:bCs/>
           <w:b/>
         </w:rPr>
-        <w:t xml:space="preserve">seluruh proposisi faktual yang dapat dikenali dan diverifikasi oleh aturan validator algoritmik (</w:t>
+        <w:t xml:space="preserve">Verifier Correctness (Akurasi Verifikasi Algoritmik):</w:t>
+      </w:r>
+      <w:r>
+        <w:t xml:space="preserve"> </w:t>
+      </w:r>
+      <w:r>
+        <w:t xml:space="preserve">Mengukur apakah seluruh klaim faktual yang diidentifikasi dan diekstraksi oleh aturan validator deterministik (</w:t>
       </w:r>
       <m:oMath>
         <m:sSub>
@@ -35556,30 +35584,251 @@
         </m:sSub>
       </m:oMath>
       <w:r>
+        <w:t xml:space="preserve">) pada empat kategori terdefinisi (</w:t>
+      </w:r>
+      <m:oMath>
+        <m:sSub>
+          <m:e>
+            <m:r>
+              <m:rPr>
+                <m:sty m:val="p"/>
+                <m:scr m:val="script"/>
+              </m:rPr>
+              <m:t>C</m:t>
+            </m:r>
+          </m:e>
+          <m:sub>
+            <m:r>
+              <m:rPr>
+                <m:nor/>
+                <m:sty m:val="p"/>
+              </m:rPr>
+              <m:t>entity</m:t>
+            </m:r>
+          </m:sub>
+        </m:sSub>
+        <m:r>
+          <m:rPr>
+            <m:sty m:val="p"/>
+          </m:rPr>
+          <m:t>,</m:t>
+        </m:r>
+        <m:sSub>
+          <m:e>
+            <m:r>
+              <m:rPr>
+                <m:sty m:val="p"/>
+                <m:scr m:val="script"/>
+              </m:rPr>
+              <m:t>C</m:t>
+            </m:r>
+          </m:e>
+          <m:sub>
+            <m:r>
+              <m:rPr>
+                <m:nor/>
+                <m:sty m:val="p"/>
+              </m:rPr>
+              <m:t>price</m:t>
+            </m:r>
+          </m:sub>
+        </m:sSub>
+        <m:r>
+          <m:rPr>
+            <m:sty m:val="p"/>
+          </m:rPr>
+          <m:t>,</m:t>
+        </m:r>
+        <m:sSub>
+          <m:e>
+            <m:r>
+              <m:rPr>
+                <m:sty m:val="p"/>
+                <m:scr m:val="script"/>
+              </m:rPr>
+              <m:t>C</m:t>
+            </m:r>
+          </m:e>
+          <m:sub>
+            <m:r>
+              <m:rPr>
+                <m:nor/>
+                <m:sty m:val="p"/>
+              </m:rPr>
+              <m:t>spatial</m:t>
+            </m:r>
+          </m:sub>
+        </m:sSub>
+        <m:r>
+          <m:rPr>
+            <m:sty m:val="p"/>
+          </m:rPr>
+          <m:t>,</m:t>
+        </m:r>
+        <m:sSub>
+          <m:e>
+            <m:r>
+              <m:rPr>
+                <m:sty m:val="p"/>
+                <m:scr m:val="script"/>
+              </m:rPr>
+              <m:t>C</m:t>
+            </m:r>
+          </m:e>
+          <m:sub>
+            <m:r>
+              <m:rPr>
+                <m:nor/>
+                <m:sty m:val="p"/>
+              </m:rPr>
+              <m:t>temporal</m:t>
+            </m:r>
+          </m:sub>
+        </m:sSub>
+      </m:oMath>
+      <w:r>
+        <w:t xml:space="preserve">) dinilai secara tepat terhadap himpunan fakta basis data relasional</w:t>
+      </w:r>
+      <w:r>
+        <w:t xml:space="preserve"> </w:t>
+      </w:r>
+      <m:oMath>
+        <m:r>
+          <m:t>F</m:t>
+        </m:r>
+      </m:oMath>
+      <w:r>
+        <w:t xml:space="preserve">. Pada tingkatan ini, sistem membuktikan kinerja</w:t>
+      </w:r>
+      <w:r>
+        <w:t xml:space="preserve"> </w:t>
+      </w:r>
+      <w:r>
         <w:rPr>
           <w:bCs/>
           <w:b/>
         </w:rPr>
-        <w:t xml:space="preserve">) dalam batas skema tertutup (</w:t>
-      </w:r>
-      <w:r>
-        <w:rPr>
-          <w:iCs/>
-          <w:i/>
+        <w:t xml:space="preserve">100,00% (270/270 klaim didukung secara eksak)</w:t>
+      </w:r>
+      <w:r>
+        <w:t xml:space="preserve"> </w:t>
+      </w:r>
+      <w:r>
+        <w:t xml:space="preserve">tanpa false-positive verification.</w:t>
+      </w:r>
+      <w:r>
+        <w:t xml:space="preserve"> </w:t>
+      </w:r>
+      <w:r>
+        <w:t xml:space="preserve">2.</w:t>
+      </w:r>
+      <w:r>
+        <w:t xml:space="preserve"> </w:t>
+      </w:r>
+      <w:r>
+        <w:rPr>
           <w:bCs/>
           <w:b/>
         </w:rPr>
+        <w:t xml:space="preserve">Verifier Coverage (Cakupan Ranah Verifikasi):</w:t>
+      </w:r>
+      <w:r>
+        <w:t xml:space="preserve"> </w:t>
+      </w:r>
+      <w:r>
+        <w:t xml:space="preserve">Mengakui secara jujur bahwa lingkup aturan validator deterministik sengaja dibatasi pada atribut data terstruktur yang memiliki sumber kebenaran (</w:t>
+      </w:r>
+      <w:r>
+        <w:rPr>
+          <w:iCs/>
+          <w:i/>
+        </w:rPr>
+        <w:t xml:space="preserve">ground truth</w:t>
+      </w:r>
+      <w:r>
+        <w:t xml:space="preserve">) pasti dalam skema basis data relasional. Terhadap klaim kualitatif atau informasi di luar skema (</w:t>
+      </w:r>
+      <w:r>
+        <w:rPr>
+          <w:iCs/>
+          <w:i/>
+        </w:rPr>
+        <w:t xml:space="preserve">out-of-schema claims</w:t>
+      </w:r>
+      <w:r>
+        <w:t xml:space="preserve">, misalnya kondisi keselamatan ombak, suasana subjektif, atau fasilitas tambahan yang tidak dimodelkan), perlindungan ditegakkan secara preventif melalui</w:t>
+      </w:r>
+      <w:r>
+        <w:t xml:space="preserve"> </w:t>
+      </w:r>
+      <w:r>
+        <w:rPr>
+          <w:iCs/>
+          <w:i/>
+        </w:rPr>
+        <w:t xml:space="preserve">Strict Grounding Contract</w:t>
+      </w:r>
+      <w:r>
+        <w:t xml:space="preserve"> </w:t>
+      </w:r>
+      <w:r>
+        <w:t xml:space="preserve">pada instruksi generator NLG yang mengunci sintesis teks semata-mata pada data fakta yang disediakan, didukung oleh pengujian unit</w:t>
+      </w:r>
+      <w:r>
+        <w:t xml:space="preserve"> </w:t>
+      </w:r>
+      <w:r>
+        <w:rPr>
+          <w:rStyle w:val="VerbatimChar"/>
+        </w:rPr>
+        <w:t xml:space="preserve">testOutOfSchemaInfoInjectionIsHandled</w:t>
+      </w:r>
+      <w:r>
+        <w:t xml:space="preserve"> </w:t>
+      </w:r>
+      <w:r>
+        <w:t xml:space="preserve">serta perlindungan</w:t>
+      </w:r>
+      <w:r>
+        <w:t xml:space="preserve"> </w:t>
+      </w:r>
+      <w:r>
+        <w:rPr>
+          <w:iCs/>
+          <w:i/>
+        </w:rPr>
+        <w:t xml:space="preserve">fail-closed fallback</w:t>
+      </w:r>
+      <w:r>
+        <w:t xml:space="preserve">.</w:t>
+      </w:r>
+    </w:p>
+    <w:p>
+      <w:pPr>
+        <w:pStyle w:val="BodyText"/>
+      </w:pPr>
+      <w:r>
+        <w:t xml:space="preserve">Dengan demikian, angka fidelity 100% diposisikan secara objektif sebagai bukti akurasi verifikasi (</w:t>
+      </w:r>
+      <w:r>
+        <w:rPr>
+          <w:iCs/>
+          <w:i/>
+        </w:rPr>
+        <w:t xml:space="preserve">verifier correctness</w:t>
+      </w:r>
+      <w:r>
+        <w:t xml:space="preserve">) pada ruang klaim terdefinisi dalam batas skema tertutup (</w:t>
+      </w:r>
+      <w:r>
+        <w:rPr>
+          <w:iCs/>
+          <w:i/>
+        </w:rPr>
         <w:t xml:space="preserve">closed-world schema</w:t>
       </w:r>
       <w:r>
-        <w:rPr>
-          <w:bCs/>
-          <w:b/>
-        </w:rPr>
-        <w:t xml:space="preserve">) benchmark terbukti selaras 100% dengan data relasional MySQL</w:t>
-      </w:r>
-      <w:r>
-        <w:t xml:space="preserve">. Metrik ini tidak menyatakan bahwa aturan validator otomatis mendeteksi setiap variasi sintaksis kalimat bahasa alami terbuka (</w:t>
+        <w:t xml:space="preserve">) benchmark, dan bukan merupakan klaim ketiadaan halusinasi secara mutlak pada seluruh spektrum kalimat bahasa alami terbuka (</w:t>
       </w:r>
       <w:r>
         <w:rPr>
@@ -35589,7 +35838,7 @@
         <w:t xml:space="preserve">unconstrained open-world language</w:t>
       </w:r>
       <w:r>
-        <w:t xml:space="preserve">) yang dapat dihasilkan LLM.</w:t>
+        <w:t xml:space="preserve">).</w:t>
       </w:r>
     </w:p>
     <w:p>

--- a/jurnal/DRAFT_JURNAL_ILMIAH_INDONESIA.docx
+++ b/jurnal/DRAFT_JURNAL_ILMIAH_INDONESIA.docx
@@ -334,7 +334,7 @@
         <w:t xml:space="preserve"> </w:t>
       </w:r>
       <w:r>
-        <w:t xml:space="preserve">deterministik untuk memastikan tidak ada klaim tanpa bukti faktual yang sampai ke pengguna. Pengujian empiris 4-lapisan terhadap 40 skenario percakapan</w:t>
+        <w:t xml:space="preserve">deterministik guna memverifikasi keselarasan klaim faktual pada empat kategori pemeriksaan skema tertutup sebelum respons disajikan kepada pengguna. Pengujian empiris 4-lapisan terhadap 40 skenario percakapan</w:t>
       </w:r>
       <w:r>
         <w:t xml:space="preserve"> </w:t>
